--- a/7-技术管理/运行记录类文件/070201-运维服务技术研发规划.docx
+++ b/7-技术管理/运行记录类文件/070201-运维服务技术研发规划.docx
@@ -1,10 +1,11 @@
 
 <file path=word/document.xml><?xml version="1.0" encoding="utf-8"?>
-<w:document xmlns:wpc="http://schemas.microsoft.com/office/word/2010/wordprocessingCanvas" xmlns:mc="http://schemas.openxmlformats.org/markup-compatibility/2006" xmlns:o="urn:schemas-microsoft-com:office:office" xmlns:r="http://schemas.openxmlformats.org/officeDocument/2006/relationships" xmlns:m="http://schemas.openxmlformats.org/officeDocument/2006/math" xmlns:v="urn:schemas-microsoft-com:vml" xmlns:wp14="http://schemas.microsoft.com/office/word/2010/wordprocessingDrawing" xmlns:wp="http://schemas.openxmlformats.org/drawingml/2006/wordprocessingDrawing" xmlns:w="http://schemas.openxmlformats.org/wordprocessingml/2006/main" xmlns:w14="http://schemas.microsoft.com/office/word/2010/wordml" xmlns:w10="urn:schemas-microsoft-com:office:word" xmlns:w15="http://schemas.microsoft.com/office/word/2012/wordml" xmlns:wpg="http://schemas.microsoft.com/office/word/2010/wordprocessingGroup" xmlns:wpi="http://schemas.microsoft.com/office/word/2010/wordprocessingInk" xmlns:wne="http://schemas.microsoft.com/office/word/2006/wordml" xmlns:wps="http://schemas.microsoft.com/office/word/2010/wordprocessingShape" xmlns:wpsCustomData="http://www.wps.cn/officeDocument/2013/wpsCustomData" mc:Ignorable="w14 w15 wp14">
+<w:document xmlns:wpc="http://schemas.microsoft.com/office/word/2010/wordprocessingCanvas" xmlns:mc="http://schemas.openxmlformats.org/markup-compatibility/2006" xmlns:o="urn:schemas-microsoft-com:office:office" xmlns:r="http://schemas.openxmlformats.org/officeDocument/2006/relationships" xmlns:m="http://schemas.openxmlformats.org/officeDocument/2006/math" xmlns:v="urn:schemas-microsoft-com:vml" xmlns:wp14="http://schemas.microsoft.com/office/word/2010/wordprocessingDrawing" xmlns:wp="http://schemas.openxmlformats.org/drawingml/2006/wordprocessingDrawing" xmlns:w10="urn:schemas-microsoft-com:office:word" xmlns:w="http://schemas.openxmlformats.org/wordprocessingml/2006/main" xmlns:w14="http://schemas.microsoft.com/office/word/2010/wordml" xmlns:w15="http://schemas.microsoft.com/office/word/2012/wordml" xmlns:wne="http://schemas.microsoft.com/office/word/2006/wordml" xmlns:wpg="http://schemas.microsoft.com/office/word/2010/wordprocessingGroup" xmlns:wpi="http://schemas.microsoft.com/office/word/2010/wordprocessingInk" xmlns:wps="http://schemas.microsoft.com/office/word/2010/wordprocessingShape" mc:Ignorable="w14 w15 wp14">
+  <!-- Generated by Aspose.Words for .NET 13.3.0.1 -->
   <w:body>
     <w:p>
       <w:pPr>
-        <w:pStyle w:val="31"/>
+        <w:pStyle w:val="a1"/>
         <w:keepNext w:val="0"/>
         <w:keepLines w:val="0"/>
         <w:pageBreakBefore w:val="0"/>
@@ -24,7 +25,7 @@
     </w:p>
     <w:p>
       <w:pPr>
-        <w:pStyle w:val="31"/>
+        <w:pStyle w:val="a1"/>
         <w:keepNext w:val="0"/>
         <w:keepLines w:val="0"/>
         <w:pageBreakBefore w:val="0"/>
@@ -43,7 +44,7 @@
     </w:p>
     <w:p>
       <w:pPr>
-        <w:pStyle w:val="31"/>
+        <w:pStyle w:val="a1"/>
         <w:keepNext w:val="0"/>
         <w:keepLines w:val="0"/>
         <w:pageBreakBefore w:val="0"/>
@@ -66,7 +67,7 @@
     </w:p>
     <w:p>
       <w:pPr>
-        <w:pStyle w:val="32"/>
+        <w:pStyle w:val="a2"/>
         <w:keepNext w:val="0"/>
         <w:keepLines w:val="0"/>
         <w:pageBreakBefore w:val="0"/>
@@ -84,7 +85,7 @@
       </w:pPr>
       <w:bookmarkStart w:id="1" w:name="_Toc19035"/>
       <w:r>
-        <w:t>甘肃国邦信息科技有限公司</w:t>
+        <w:t>中达丰集团有限公司</w:t>
       </w:r>
       <w:bookmarkEnd w:id="1"/>
     </w:p>
@@ -107,7 +108,7 @@
         <w:jc w:val="center"/>
         <w:textAlignment w:val="baseline"/>
         <w:rPr>
-          <w:rFonts w:hint="default" w:ascii="宋体" w:hAnsi="宋体" w:eastAsia="宋体" w:cs="宋体"/>
+          <w:rFonts w:ascii="宋体" w:eastAsia="宋体" w:hAnsi="宋体" w:cs="宋体" w:hint="default"/>
           <w:sz w:val="36"/>
           <w:szCs w:val="36"/>
           <w:lang w:val="en-US" w:eastAsia="zh-CN"/>
@@ -115,12 +116,12 @@
         <w:sectPr>
           <w:pgSz w:w="11906" w:h="16839"/>
           <w:pgMar w:top="1431" w:right="1785" w:bottom="0" w:left="1785" w:header="0" w:footer="0" w:gutter="0"/>
-          <w:cols w:space="720" w:num="1"/>
+          <w:cols w:num="1" w:space="720"/>
         </w:sectPr>
       </w:pPr>
       <w:r>
         <w:rPr>
-          <w:rFonts w:hint="eastAsia" w:ascii="宋体" w:hAnsi="宋体" w:eastAsia="宋体" w:cs="宋体"/>
+          <w:rFonts w:ascii="宋体" w:eastAsia="宋体" w:hAnsi="宋体" w:cs="宋体" w:hint="eastAsia"/>
           <w:sz w:val="36"/>
           <w:szCs w:val="36"/>
           <w:lang w:val="en-US" w:eastAsia="zh-CN"/>
@@ -129,7 +130,7 @@
       </w:r>
       <w:r>
         <w:rPr>
-          <w:rFonts w:hint="eastAsia" w:ascii="宋体" w:hAnsi="宋体" w:cs="宋体"/>
+          <w:rFonts w:ascii="宋体" w:hAnsi="宋体" w:cs="宋体" w:hint="eastAsia"/>
           <w:sz w:val="36"/>
           <w:szCs w:val="36"/>
           <w:lang w:val="en-US" w:eastAsia="zh-CN"/>
@@ -138,7 +139,7 @@
       </w:r>
       <w:r>
         <w:rPr>
-          <w:rFonts w:hint="eastAsia" w:ascii="宋体" w:hAnsi="宋体" w:eastAsia="宋体" w:cs="宋体"/>
+          <w:rFonts w:ascii="宋体" w:eastAsia="宋体" w:hAnsi="宋体" w:cs="宋体" w:hint="eastAsia"/>
           <w:sz w:val="36"/>
           <w:szCs w:val="36"/>
           <w:lang w:val="en-US" w:eastAsia="zh-CN"/>
@@ -166,7 +167,7 @@
         <w:textAlignment w:val="baseline"/>
         <w:outlineLvl w:val="0"/>
         <w:rPr>
-          <w:rFonts w:ascii="宋体" w:hAnsi="宋体" w:eastAsia="宋体" w:cs="宋体"/>
+          <w:rFonts w:ascii="宋体" w:eastAsia="宋体" w:hAnsi="宋体" w:cs="宋体"/>
           <w:sz w:val="21"/>
           <w:szCs w:val="21"/>
         </w:rPr>
@@ -174,7 +175,7 @@
       <w:bookmarkStart w:id="2" w:name="_Toc21048"/>
       <w:r>
         <w:rPr>
-          <w:rFonts w:ascii="宋体" w:hAnsi="宋体" w:eastAsia="宋体" w:cs="宋体"/>
+          <w:rFonts w:ascii="宋体" w:eastAsia="宋体" w:hAnsi="宋体" w:cs="宋体"/>
           <w:spacing w:val="-2"/>
           <w:sz w:val="21"/>
           <w:szCs w:val="21"/>
@@ -204,16 +205,16 @@
     </w:p>
     <w:tbl>
       <w:tblPr>
-        <w:tblStyle w:val="24"/>
+        <w:tblStyle w:val="TableNormal0"/>
         <w:tblW w:w="9071" w:type="dxa"/>
         <w:tblInd w:w="5" w:type="dxa"/>
         <w:tblBorders>
-          <w:top w:val="single" w:color="000000" w:sz="4" w:space="0"/>
-          <w:left w:val="single" w:color="000000" w:sz="4" w:space="0"/>
-          <w:bottom w:val="single" w:color="000000" w:sz="4" w:space="0"/>
-          <w:right w:val="single" w:color="000000" w:sz="4" w:space="0"/>
-          <w:insideH w:val="single" w:color="000000" w:sz="4" w:space="0"/>
-          <w:insideV w:val="single" w:color="000000" w:sz="4" w:space="0"/>
+          <w:top w:val="single" w:sz="4" w:space="0" w:color="000000"/>
+          <w:left w:val="single" w:sz="4" w:space="0" w:color="000000"/>
+          <w:bottom w:val="single" w:sz="4" w:space="0" w:color="000000"/>
+          <w:right w:val="single" w:sz="4" w:space="0" w:color="000000"/>
+          <w:insideH w:val="single" w:sz="4" w:space="0" w:color="000000"/>
+          <w:insideV w:val="single" w:sz="4" w:space="0" w:color="000000"/>
         </w:tblBorders>
         <w:tblLayout w:type="fixed"/>
         <w:tblCellMar>
@@ -232,14 +233,17 @@
       </w:tblGrid>
       <w:tr>
         <w:tblPrEx>
+          <w:tblW w:w="9071" w:type="dxa"/>
+          <w:tblInd w:w="5" w:type="dxa"/>
           <w:tblBorders>
-            <w:top w:val="single" w:color="000000" w:sz="4" w:space="0"/>
-            <w:left w:val="single" w:color="000000" w:sz="4" w:space="0"/>
-            <w:bottom w:val="single" w:color="000000" w:sz="4" w:space="0"/>
-            <w:right w:val="single" w:color="000000" w:sz="4" w:space="0"/>
-            <w:insideH w:val="single" w:color="000000" w:sz="4" w:space="0"/>
-            <w:insideV w:val="single" w:color="000000" w:sz="4" w:space="0"/>
+            <w:top w:val="single" w:sz="4" w:space="0" w:color="000000"/>
+            <w:left w:val="single" w:sz="4" w:space="0" w:color="000000"/>
+            <w:bottom w:val="single" w:sz="4" w:space="0" w:color="000000"/>
+            <w:right w:val="single" w:sz="4" w:space="0" w:color="000000"/>
+            <w:insideH w:val="single" w:sz="4" w:space="0" w:color="000000"/>
+            <w:insideV w:val="single" w:sz="4" w:space="0" w:color="000000"/>
           </w:tblBorders>
+          <w:tblLayout w:type="fixed"/>
           <w:tblCellMar>
             <w:top w:w="0" w:type="dxa"/>
             <w:left w:w="0" w:type="dxa"/>
@@ -248,7 +252,7 @@
           </w:tblCellMar>
         </w:tblPrEx>
         <w:trPr>
-          <w:trHeight w:val="611" w:hRule="atLeast"/>
+          <w:trHeight w:val="611"/>
         </w:trPr>
         <w:tc>
           <w:tcPr>
@@ -256,7 +260,7 @@
           </w:tcPr>
           <w:p>
             <w:pPr>
-              <w:pStyle w:val="25"/>
+              <w:pStyle w:val="TableText"/>
               <w:keepNext w:val="0"/>
               <w:keepLines w:val="0"/>
               <w:pageBreakBefore w:val="0"/>
@@ -289,7 +293,7 @@
           </w:tcPr>
           <w:p>
             <w:pPr>
-              <w:pStyle w:val="25"/>
+              <w:pStyle w:val="TableText"/>
               <w:keepNext w:val="0"/>
               <w:keepLines w:val="0"/>
               <w:pageBreakBefore w:val="0"/>
@@ -319,7 +323,7 @@
               <w:rPr>
                 <w:spacing w:val="-1"/>
               </w:rPr>
-              <w:t>（GSGB-ITSS-</w:t>
+              <w:t>（ZDFJT-ITSS-</w:t>
             </w:r>
             <w:r>
               <w:rPr>
@@ -340,14 +344,9 @@
       </w:tr>
       <w:tr>
         <w:tblPrEx>
-          <w:tblBorders>
-            <w:top w:val="single" w:color="000000" w:sz="4" w:space="0"/>
-            <w:left w:val="single" w:color="000000" w:sz="4" w:space="0"/>
-            <w:bottom w:val="single" w:color="000000" w:sz="4" w:space="0"/>
-            <w:right w:val="single" w:color="000000" w:sz="4" w:space="0"/>
-            <w:insideH w:val="single" w:color="000000" w:sz="4" w:space="0"/>
-            <w:insideV w:val="single" w:color="000000" w:sz="4" w:space="0"/>
-          </w:tblBorders>
+          <w:tblW w:w="9071" w:type="dxa"/>
+          <w:tblInd w:w="5" w:type="dxa"/>
+          <w:tblLayout w:type="fixed"/>
           <w:tblCellMar>
             <w:top w:w="0" w:type="dxa"/>
             <w:left w:w="0" w:type="dxa"/>
@@ -356,7 +355,7 @@
           </w:tblCellMar>
         </w:tblPrEx>
         <w:trPr>
-          <w:trHeight w:val="606" w:hRule="atLeast"/>
+          <w:trHeight w:val="606"/>
         </w:trPr>
         <w:tc>
           <w:tcPr>
@@ -364,7 +363,7 @@
           </w:tcPr>
           <w:p>
             <w:pPr>
-              <w:pStyle w:val="25"/>
+              <w:pStyle w:val="TableText"/>
               <w:keepNext w:val="0"/>
               <w:keepLines w:val="0"/>
               <w:pageBreakBefore w:val="0"/>
@@ -397,7 +396,7 @@
           </w:tcPr>
           <w:p>
             <w:pPr>
-              <w:pStyle w:val="25"/>
+              <w:pStyle w:val="TableText"/>
               <w:keepNext w:val="0"/>
               <w:keepLines w:val="0"/>
               <w:pageBreakBefore w:val="0"/>
@@ -419,21 +418,16 @@
               <w:rPr>
                 <w:spacing w:val="-1"/>
               </w:rPr>
-              <w:t>甘肃国邦信息科技有限公司</w:t>
+              <w:t>中达丰集团有限公司</w:t>
             </w:r>
           </w:p>
         </w:tc>
       </w:tr>
       <w:tr>
         <w:tblPrEx>
-          <w:tblBorders>
-            <w:top w:val="single" w:color="000000" w:sz="4" w:space="0"/>
-            <w:left w:val="single" w:color="000000" w:sz="4" w:space="0"/>
-            <w:bottom w:val="single" w:color="000000" w:sz="4" w:space="0"/>
-            <w:right w:val="single" w:color="000000" w:sz="4" w:space="0"/>
-            <w:insideH w:val="single" w:color="000000" w:sz="4" w:space="0"/>
-            <w:insideV w:val="single" w:color="000000" w:sz="4" w:space="0"/>
-          </w:tblBorders>
+          <w:tblW w:w="9071" w:type="dxa"/>
+          <w:tblInd w:w="5" w:type="dxa"/>
+          <w:tblLayout w:type="fixed"/>
           <w:tblCellMar>
             <w:top w:w="0" w:type="dxa"/>
             <w:left w:w="0" w:type="dxa"/>
@@ -442,7 +436,7 @@
           </w:tblCellMar>
         </w:tblPrEx>
         <w:trPr>
-          <w:trHeight w:val="607" w:hRule="atLeast"/>
+          <w:trHeight w:val="607"/>
         </w:trPr>
         <w:tc>
           <w:tcPr>
@@ -450,7 +444,7 @@
           </w:tcPr>
           <w:p>
             <w:pPr>
-              <w:pStyle w:val="25"/>
+              <w:pStyle w:val="TableText"/>
               <w:keepNext w:val="0"/>
               <w:keepLines w:val="0"/>
               <w:pageBreakBefore w:val="0"/>
@@ -482,7 +476,7 @@
           </w:tcPr>
           <w:p>
             <w:pPr>
-              <w:pStyle w:val="25"/>
+              <w:pStyle w:val="TableText"/>
               <w:keepNext w:val="0"/>
               <w:keepLines w:val="0"/>
               <w:pageBreakBefore w:val="0"/>
@@ -514,7 +508,7 @@
           </w:tcPr>
           <w:p>
             <w:pPr>
-              <w:pStyle w:val="25"/>
+              <w:pStyle w:val="TableText"/>
               <w:keepNext w:val="0"/>
               <w:keepLines w:val="0"/>
               <w:pageBreakBefore w:val="0"/>
@@ -546,7 +540,7 @@
           </w:tcPr>
           <w:p>
             <w:pPr>
-              <w:pStyle w:val="25"/>
+              <w:pStyle w:val="TableText"/>
               <w:keepNext w:val="0"/>
               <w:keepLines w:val="0"/>
               <w:pageBreakBefore w:val="0"/>
@@ -578,7 +572,7 @@
           </w:tcPr>
           <w:p>
             <w:pPr>
-              <w:pStyle w:val="25"/>
+              <w:pStyle w:val="TableText"/>
               <w:keepNext w:val="0"/>
               <w:keepLines w:val="0"/>
               <w:pageBreakBefore w:val="0"/>
@@ -607,14 +601,9 @@
       </w:tr>
       <w:tr>
         <w:tblPrEx>
-          <w:tblBorders>
-            <w:top w:val="single" w:color="000000" w:sz="4" w:space="0"/>
-            <w:left w:val="single" w:color="000000" w:sz="4" w:space="0"/>
-            <w:bottom w:val="single" w:color="000000" w:sz="4" w:space="0"/>
-            <w:right w:val="single" w:color="000000" w:sz="4" w:space="0"/>
-            <w:insideH w:val="single" w:color="000000" w:sz="4" w:space="0"/>
-            <w:insideV w:val="single" w:color="000000" w:sz="4" w:space="0"/>
-          </w:tblBorders>
+          <w:tblW w:w="9071" w:type="dxa"/>
+          <w:tblInd w:w="5" w:type="dxa"/>
+          <w:tblLayout w:type="fixed"/>
           <w:tblCellMar>
             <w:top w:w="0" w:type="dxa"/>
             <w:left w:w="0" w:type="dxa"/>
@@ -623,7 +612,7 @@
           </w:tblCellMar>
         </w:tblPrEx>
         <w:trPr>
-          <w:trHeight w:val="474" w:hRule="atLeast"/>
+          <w:trHeight w:val="474"/>
         </w:trPr>
         <w:tc>
           <w:tcPr>
@@ -631,7 +620,7 @@
           </w:tcPr>
           <w:p>
             <w:pPr>
-              <w:pStyle w:val="25"/>
+              <w:pStyle w:val="TableText"/>
               <w:keepNext w:val="0"/>
               <w:keepLines w:val="0"/>
               <w:pageBreakBefore w:val="0"/>
@@ -663,7 +652,7 @@
           </w:tcPr>
           <w:p>
             <w:pPr>
-              <w:pStyle w:val="25"/>
+              <w:pStyle w:val="TableText"/>
               <w:keepNext w:val="0"/>
               <w:keepLines w:val="0"/>
               <w:pageBreakBefore w:val="0"/>
@@ -681,7 +670,7 @@
               <w:ind w:left="361"/>
               <w:textAlignment w:val="baseline"/>
               <w:rPr>
-                <w:rFonts w:hint="eastAsia" w:eastAsia="宋体"/>
+                <w:rFonts w:eastAsia="宋体" w:hint="eastAsia"/>
                 <w:lang w:val="en-US" w:eastAsia="zh-CN"/>
               </w:rPr>
             </w:pPr>
@@ -693,7 +682,7 @@
             </w:r>
             <w:r>
               <w:rPr>
-                <w:rFonts w:hint="eastAsia" w:eastAsia="宋体"/>
+                <w:rFonts w:eastAsia="宋体" w:hint="eastAsia"/>
                 <w:spacing w:val="-2"/>
                 <w:lang w:val="en-US" w:eastAsia="zh-CN"/>
               </w:rPr>
@@ -707,7 +696,7 @@
             </w:r>
             <w:r>
               <w:rPr>
-                <w:rFonts w:hint="eastAsia" w:eastAsia="宋体"/>
+                <w:rFonts w:eastAsia="宋体" w:hint="eastAsia"/>
                 <w:spacing w:val="-2"/>
                 <w:lang w:val="en-US" w:eastAsia="zh-CN"/>
               </w:rPr>
@@ -735,7 +724,7 @@
           </w:tcPr>
           <w:p>
             <w:pPr>
-              <w:pStyle w:val="25"/>
+              <w:pStyle w:val="TableText"/>
               <w:keepNext w:val="0"/>
               <w:keepLines w:val="0"/>
               <w:pageBreakBefore w:val="0"/>
@@ -767,7 +756,7 @@
           </w:tcPr>
           <w:p>
             <w:pPr>
-              <w:pStyle w:val="25"/>
+              <w:pStyle w:val="TableText"/>
               <w:keepNext w:val="0"/>
               <w:keepLines w:val="0"/>
               <w:pageBreakBefore w:val="0"/>
@@ -785,7 +774,7 @@
               <w:ind w:left="480"/>
               <w:textAlignment w:val="baseline"/>
               <w:rPr>
-                <w:rFonts w:hint="default" w:eastAsia="宋体"/>
+                <w:rFonts w:eastAsia="宋体" w:hint="default"/>
                 <w:lang w:val="en-US" w:eastAsia="zh-CN"/>
               </w:rPr>
             </w:pPr>
@@ -794,7 +783,7 @@
                 <w:rFonts w:hint="eastAsia"/>
                 <w:lang w:val="en-US" w:eastAsia="zh-CN"/>
               </w:rPr>
-              <w:t>游天舒</w:t>
+              <w:t>秦立祥</w:t>
             </w:r>
           </w:p>
         </w:tc>
@@ -804,7 +793,7 @@
           </w:tcPr>
           <w:p>
             <w:pPr>
-              <w:pStyle w:val="25"/>
+              <w:pStyle w:val="TableText"/>
               <w:keepNext w:val="0"/>
               <w:keepLines w:val="0"/>
               <w:pageBreakBefore w:val="0"/>
@@ -826,21 +815,16 @@
               <w:rPr>
                 <w:spacing w:val="-3"/>
               </w:rPr>
-              <w:t>黄益溪</w:t>
+              <w:t>吴向阳</w:t>
             </w:r>
           </w:p>
         </w:tc>
       </w:tr>
       <w:tr>
         <w:tblPrEx>
-          <w:tblBorders>
-            <w:top w:val="single" w:color="000000" w:sz="4" w:space="0"/>
-            <w:left w:val="single" w:color="000000" w:sz="4" w:space="0"/>
-            <w:bottom w:val="single" w:color="000000" w:sz="4" w:space="0"/>
-            <w:right w:val="single" w:color="000000" w:sz="4" w:space="0"/>
-            <w:insideH w:val="single" w:color="000000" w:sz="4" w:space="0"/>
-            <w:insideV w:val="single" w:color="000000" w:sz="4" w:space="0"/>
-          </w:tblBorders>
+          <w:tblW w:w="9071" w:type="dxa"/>
+          <w:tblInd w:w="5" w:type="dxa"/>
+          <w:tblLayout w:type="fixed"/>
           <w:tblCellMar>
             <w:top w:w="0" w:type="dxa"/>
             <w:left w:w="0" w:type="dxa"/>
@@ -849,7 +833,7 @@
           </w:tblCellMar>
         </w:tblPrEx>
         <w:trPr>
-          <w:trHeight w:val="474" w:hRule="atLeast"/>
+          <w:trHeight w:val="474"/>
         </w:trPr>
         <w:tc>
           <w:tcPr>
@@ -857,7 +841,7 @@
           </w:tcPr>
           <w:p>
             <w:pPr>
-              <w:pStyle w:val="25"/>
+              <w:pStyle w:val="TableText"/>
               <w:keepNext w:val="0"/>
               <w:keepLines w:val="0"/>
               <w:pageBreakBefore w:val="0"/>
@@ -883,7 +867,7 @@
           </w:tcPr>
           <w:p>
             <w:pPr>
-              <w:pStyle w:val="25"/>
+              <w:pStyle w:val="TableText"/>
               <w:keepNext w:val="0"/>
               <w:keepLines w:val="0"/>
               <w:pageBreakBefore w:val="0"/>
@@ -909,7 +893,7 @@
           </w:tcPr>
           <w:p>
             <w:pPr>
-              <w:pStyle w:val="25"/>
+              <w:pStyle w:val="TableText"/>
               <w:keepNext w:val="0"/>
               <w:keepLines w:val="0"/>
               <w:pageBreakBefore w:val="0"/>
@@ -935,7 +919,7 @@
           </w:tcPr>
           <w:p>
             <w:pPr>
-              <w:pStyle w:val="25"/>
+              <w:pStyle w:val="TableText"/>
               <w:keepNext w:val="0"/>
               <w:keepLines w:val="0"/>
               <w:pageBreakBefore w:val="0"/>
@@ -961,7 +945,7 @@
           </w:tcPr>
           <w:p>
             <w:pPr>
-              <w:pStyle w:val="25"/>
+              <w:pStyle w:val="TableText"/>
               <w:keepNext w:val="0"/>
               <w:keepLines w:val="0"/>
               <w:pageBreakBefore w:val="0"/>
@@ -984,14 +968,9 @@
       </w:tr>
       <w:tr>
         <w:tblPrEx>
-          <w:tblBorders>
-            <w:top w:val="single" w:color="000000" w:sz="4" w:space="0"/>
-            <w:left w:val="single" w:color="000000" w:sz="4" w:space="0"/>
-            <w:bottom w:val="single" w:color="000000" w:sz="4" w:space="0"/>
-            <w:right w:val="single" w:color="000000" w:sz="4" w:space="0"/>
-            <w:insideH w:val="single" w:color="000000" w:sz="4" w:space="0"/>
-            <w:insideV w:val="single" w:color="000000" w:sz="4" w:space="0"/>
-          </w:tblBorders>
+          <w:tblW w:w="9071" w:type="dxa"/>
+          <w:tblInd w:w="5" w:type="dxa"/>
+          <w:tblLayout w:type="fixed"/>
           <w:tblCellMar>
             <w:top w:w="0" w:type="dxa"/>
             <w:left w:w="0" w:type="dxa"/>
@@ -1000,7 +979,7 @@
           </w:tblCellMar>
         </w:tblPrEx>
         <w:trPr>
-          <w:trHeight w:val="474" w:hRule="atLeast"/>
+          <w:trHeight w:val="474"/>
         </w:trPr>
         <w:tc>
           <w:tcPr>
@@ -1008,7 +987,7 @@
           </w:tcPr>
           <w:p>
             <w:pPr>
-              <w:pStyle w:val="25"/>
+              <w:pStyle w:val="TableText"/>
               <w:keepNext w:val="0"/>
               <w:keepLines w:val="0"/>
               <w:pageBreakBefore w:val="0"/>
@@ -1034,7 +1013,7 @@
           </w:tcPr>
           <w:p>
             <w:pPr>
-              <w:pStyle w:val="25"/>
+              <w:pStyle w:val="TableText"/>
               <w:keepNext w:val="0"/>
               <w:keepLines w:val="0"/>
               <w:pageBreakBefore w:val="0"/>
@@ -1060,7 +1039,7 @@
           </w:tcPr>
           <w:p>
             <w:pPr>
-              <w:pStyle w:val="25"/>
+              <w:pStyle w:val="TableText"/>
               <w:keepNext w:val="0"/>
               <w:keepLines w:val="0"/>
               <w:pageBreakBefore w:val="0"/>
@@ -1086,7 +1065,7 @@
           </w:tcPr>
           <w:p>
             <w:pPr>
-              <w:pStyle w:val="25"/>
+              <w:pStyle w:val="TableText"/>
               <w:keepNext w:val="0"/>
               <w:keepLines w:val="0"/>
               <w:pageBreakBefore w:val="0"/>
@@ -1112,7 +1091,7 @@
           </w:tcPr>
           <w:p>
             <w:pPr>
-              <w:pStyle w:val="25"/>
+              <w:pStyle w:val="TableText"/>
               <w:keepNext w:val="0"/>
               <w:keepLines w:val="0"/>
               <w:pageBreakBefore w:val="0"/>
@@ -1135,14 +1114,9 @@
       </w:tr>
       <w:tr>
         <w:tblPrEx>
-          <w:tblBorders>
-            <w:top w:val="single" w:color="000000" w:sz="4" w:space="0"/>
-            <w:left w:val="single" w:color="000000" w:sz="4" w:space="0"/>
-            <w:bottom w:val="single" w:color="000000" w:sz="4" w:space="0"/>
-            <w:right w:val="single" w:color="000000" w:sz="4" w:space="0"/>
-            <w:insideH w:val="single" w:color="000000" w:sz="4" w:space="0"/>
-            <w:insideV w:val="single" w:color="000000" w:sz="4" w:space="0"/>
-          </w:tblBorders>
+          <w:tblW w:w="9071" w:type="dxa"/>
+          <w:tblInd w:w="5" w:type="dxa"/>
+          <w:tblLayout w:type="fixed"/>
           <w:tblCellMar>
             <w:top w:w="0" w:type="dxa"/>
             <w:left w:w="0" w:type="dxa"/>
@@ -1151,7 +1125,7 @@
           </w:tblCellMar>
         </w:tblPrEx>
         <w:trPr>
-          <w:trHeight w:val="474" w:hRule="atLeast"/>
+          <w:trHeight w:val="474"/>
         </w:trPr>
         <w:tc>
           <w:tcPr>
@@ -1159,7 +1133,7 @@
           </w:tcPr>
           <w:p>
             <w:pPr>
-              <w:pStyle w:val="25"/>
+              <w:pStyle w:val="TableText"/>
               <w:keepNext w:val="0"/>
               <w:keepLines w:val="0"/>
               <w:pageBreakBefore w:val="0"/>
@@ -1185,7 +1159,7 @@
           </w:tcPr>
           <w:p>
             <w:pPr>
-              <w:pStyle w:val="25"/>
+              <w:pStyle w:val="TableText"/>
               <w:keepNext w:val="0"/>
               <w:keepLines w:val="0"/>
               <w:pageBreakBefore w:val="0"/>
@@ -1211,7 +1185,7 @@
           </w:tcPr>
           <w:p>
             <w:pPr>
-              <w:pStyle w:val="25"/>
+              <w:pStyle w:val="TableText"/>
               <w:keepNext w:val="0"/>
               <w:keepLines w:val="0"/>
               <w:pageBreakBefore w:val="0"/>
@@ -1237,7 +1211,7 @@
           </w:tcPr>
           <w:p>
             <w:pPr>
-              <w:pStyle w:val="25"/>
+              <w:pStyle w:val="TableText"/>
               <w:keepNext w:val="0"/>
               <w:keepLines w:val="0"/>
               <w:pageBreakBefore w:val="0"/>
@@ -1263,7 +1237,7 @@
           </w:tcPr>
           <w:p>
             <w:pPr>
-              <w:pStyle w:val="25"/>
+              <w:pStyle w:val="TableText"/>
               <w:keepNext w:val="0"/>
               <w:keepLines w:val="0"/>
               <w:pageBreakBefore w:val="0"/>
@@ -1286,14 +1260,9 @@
       </w:tr>
       <w:tr>
         <w:tblPrEx>
-          <w:tblBorders>
-            <w:top w:val="single" w:color="000000" w:sz="4" w:space="0"/>
-            <w:left w:val="single" w:color="000000" w:sz="4" w:space="0"/>
-            <w:bottom w:val="single" w:color="000000" w:sz="4" w:space="0"/>
-            <w:right w:val="single" w:color="000000" w:sz="4" w:space="0"/>
-            <w:insideH w:val="single" w:color="000000" w:sz="4" w:space="0"/>
-            <w:insideV w:val="single" w:color="000000" w:sz="4" w:space="0"/>
-          </w:tblBorders>
+          <w:tblW w:w="9071" w:type="dxa"/>
+          <w:tblInd w:w="5" w:type="dxa"/>
+          <w:tblLayout w:type="fixed"/>
           <w:tblCellMar>
             <w:top w:w="0" w:type="dxa"/>
             <w:left w:w="0" w:type="dxa"/>
@@ -1302,7 +1271,7 @@
           </w:tblCellMar>
         </w:tblPrEx>
         <w:trPr>
-          <w:trHeight w:val="589" w:hRule="atLeast"/>
+          <w:trHeight w:val="589"/>
         </w:trPr>
         <w:tc>
           <w:tcPr>
@@ -1464,7 +1433,7 @@
     </w:p>
     <w:p>
       <w:pPr>
-        <w:pStyle w:val="12"/>
+        <w:pStyle w:val="BodyText"/>
         <w:keepNext w:val="0"/>
         <w:keepLines w:val="0"/>
         <w:pageBreakBefore w:val="0"/>
@@ -1484,7 +1453,7 @@
     </w:p>
     <w:p>
       <w:pPr>
-        <w:pStyle w:val="12"/>
+        <w:pStyle w:val="BodyText"/>
         <w:keepNext w:val="0"/>
         <w:keepLines w:val="0"/>
         <w:pageBreakBefore w:val="0"/>
@@ -1505,7 +1474,7 @@
     <w:sdt>
       <w:sdtPr>
         <w:rPr>
-          <w:rFonts w:ascii="宋体" w:hAnsi="宋体" w:eastAsia="宋体" w:cs="Arial"/>
+          <w:rFonts w:ascii="宋体" w:eastAsia="宋体" w:hAnsi="宋体" w:cs="Arial"/>
           <w:snapToGrid w:val="0"/>
           <w:color w:val="000000"/>
           <w:kern w:val="0"/>
@@ -1521,7 +1490,7 @@
       </w:sdtPr>
       <w:sdtEndPr>
         <w:rPr>
-          <w:rFonts w:hint="eastAsia" w:ascii="Microsoft JhengHei" w:hAnsi="Microsoft JhengHei" w:eastAsia="Microsoft JhengHei" w:cs="Microsoft JhengHei"/>
+          <w:rFonts w:ascii="Microsoft JhengHei" w:eastAsia="Microsoft JhengHei" w:hAnsi="Microsoft JhengHei" w:cs="Microsoft JhengHei" w:hint="eastAsia"/>
           <w:snapToGrid w:val="0"/>
           <w:color w:val="000000"/>
           <w:kern w:val="0"/>
@@ -1547,13 +1516,13 @@
             <w:adjustRightInd w:val="0"/>
             <w:snapToGrid w:val="0"/>
             <w:spacing w:before="0" w:beforeLines="0" w:after="0" w:afterLines="0" w:line="240" w:lineRule="auto"/>
-            <w:ind w:left="0" w:leftChars="0" w:right="0" w:rightChars="0" w:firstLine="0" w:firstLineChars="0"/>
+            <w:ind w:left="0" w:right="0" w:firstLine="0" w:leftChars="0" w:rightChars="0" w:firstLineChars="0"/>
             <w:jc w:val="center"/>
             <w:textAlignment w:val="baseline"/>
           </w:pPr>
           <w:r>
             <w:rPr>
-              <w:rFonts w:ascii="宋体" w:hAnsi="宋体" w:eastAsia="宋体"/>
+              <w:rFonts w:ascii="宋体" w:eastAsia="宋体" w:hAnsi="宋体"/>
               <w:sz w:val="21"/>
             </w:rPr>
             <w:t>目录</w:t>
@@ -1561,14 +1530,14 @@
         </w:p>
         <w:p>
           <w:pPr>
-            <w:pStyle w:val="16"/>
+            <w:pStyle w:val="TOC1"/>
             <w:tabs>
               <w:tab w:val="right" w:leader="dot" w:pos="8554"/>
             </w:tabs>
           </w:pPr>
           <w:r>
             <w:rPr>
-              <w:rFonts w:hint="eastAsia" w:ascii="Microsoft JhengHei" w:hAnsi="Microsoft JhengHei" w:eastAsia="Microsoft JhengHei" w:cs="Microsoft JhengHei"/>
+              <w:rFonts w:ascii="Microsoft JhengHei" w:eastAsia="Microsoft JhengHei" w:hAnsi="Microsoft JhengHei" w:cs="Microsoft JhengHei" w:hint="eastAsia"/>
               <w:sz w:val="24"/>
               <w:szCs w:val="24"/>
             </w:rPr>
@@ -1576,7 +1545,7 @@
           </w:r>
           <w:r>
             <w:rPr>
-              <w:rFonts w:hint="eastAsia" w:ascii="Microsoft JhengHei" w:hAnsi="Microsoft JhengHei" w:eastAsia="Microsoft JhengHei" w:cs="Microsoft JhengHei"/>
+              <w:rFonts w:ascii="Microsoft JhengHei" w:eastAsia="Microsoft JhengHei" w:hAnsi="Microsoft JhengHei" w:cs="Microsoft JhengHei" w:hint="eastAsia"/>
               <w:sz w:val="24"/>
               <w:szCs w:val="24"/>
             </w:rPr>
@@ -1584,7 +1553,7 @@
           </w:r>
           <w:r>
             <w:rPr>
-              <w:rFonts w:hint="eastAsia" w:ascii="Microsoft JhengHei" w:hAnsi="Microsoft JhengHei" w:eastAsia="Microsoft JhengHei" w:cs="Microsoft JhengHei"/>
+              <w:rFonts w:ascii="Microsoft JhengHei" w:eastAsia="Microsoft JhengHei" w:hAnsi="Microsoft JhengHei" w:cs="Microsoft JhengHei" w:hint="eastAsia"/>
               <w:sz w:val="24"/>
               <w:szCs w:val="24"/>
             </w:rPr>
@@ -1592,21 +1561,21 @@
           </w:r>
           <w:r>
             <w:rPr>
-              <w:rFonts w:hint="eastAsia" w:ascii="Microsoft JhengHei" w:hAnsi="Microsoft JhengHei" w:eastAsia="Microsoft JhengHei" w:cs="Microsoft JhengHei"/>
+              <w:rFonts w:ascii="Microsoft JhengHei" w:eastAsia="Microsoft JhengHei" w:hAnsi="Microsoft JhengHei" w:cs="Microsoft JhengHei" w:hint="eastAsia"/>
               <w:szCs w:val="24"/>
             </w:rPr>
             <w:fldChar w:fldCharType="begin"/>
           </w:r>
           <w:r>
             <w:rPr>
-              <w:rFonts w:hint="eastAsia" w:ascii="Microsoft JhengHei" w:hAnsi="Microsoft JhengHei" w:eastAsia="Microsoft JhengHei" w:cs="Microsoft JhengHei"/>
+              <w:rFonts w:ascii="Microsoft JhengHei" w:eastAsia="Microsoft JhengHei" w:hAnsi="Microsoft JhengHei" w:cs="Microsoft JhengHei" w:hint="eastAsia"/>
               <w:szCs w:val="24"/>
             </w:rPr>
             <w:instrText xml:space="preserve"> HYPERLINK \l _Toc4480 </w:instrText>
           </w:r>
           <w:r>
             <w:rPr>
-              <w:rFonts w:hint="eastAsia" w:ascii="Microsoft JhengHei" w:hAnsi="Microsoft JhengHei" w:eastAsia="Microsoft JhengHei" w:cs="Microsoft JhengHei"/>
+              <w:rFonts w:ascii="Microsoft JhengHei" w:eastAsia="Microsoft JhengHei" w:hAnsi="Microsoft JhengHei" w:cs="Microsoft JhengHei" w:hint="eastAsia"/>
               <w:szCs w:val="24"/>
             </w:rPr>
             <w:fldChar w:fldCharType="separate"/>
@@ -1634,7 +1603,7 @@
           </w:r>
           <w:r>
             <w:rPr>
-              <w:rFonts w:hint="eastAsia" w:ascii="Microsoft JhengHei" w:hAnsi="Microsoft JhengHei" w:eastAsia="Microsoft JhengHei" w:cs="Microsoft JhengHei"/>
+              <w:rFonts w:ascii="Microsoft JhengHei" w:eastAsia="Microsoft JhengHei" w:hAnsi="Microsoft JhengHei" w:cs="Microsoft JhengHei" w:hint="eastAsia"/>
               <w:szCs w:val="24"/>
             </w:rPr>
             <w:fldChar w:fldCharType="end"/>
@@ -1642,34 +1611,34 @@
         </w:p>
         <w:p>
           <w:pPr>
-            <w:pStyle w:val="16"/>
+            <w:pStyle w:val="TOC1"/>
             <w:tabs>
               <w:tab w:val="right" w:leader="dot" w:pos="8554"/>
             </w:tabs>
           </w:pPr>
           <w:r>
             <w:rPr>
-              <w:rFonts w:hint="eastAsia" w:ascii="Microsoft JhengHei" w:hAnsi="Microsoft JhengHei" w:eastAsia="Microsoft JhengHei" w:cs="Microsoft JhengHei"/>
+              <w:rFonts w:ascii="Microsoft JhengHei" w:eastAsia="Microsoft JhengHei" w:hAnsi="Microsoft JhengHei" w:cs="Microsoft JhengHei" w:hint="eastAsia"/>
               <w:szCs w:val="24"/>
             </w:rPr>
             <w:fldChar w:fldCharType="begin"/>
           </w:r>
           <w:r>
             <w:rPr>
-              <w:rFonts w:hint="eastAsia" w:ascii="Microsoft JhengHei" w:hAnsi="Microsoft JhengHei" w:eastAsia="Microsoft JhengHei" w:cs="Microsoft JhengHei"/>
+              <w:rFonts w:ascii="Microsoft JhengHei" w:eastAsia="Microsoft JhengHei" w:hAnsi="Microsoft JhengHei" w:cs="Microsoft JhengHei" w:hint="eastAsia"/>
               <w:szCs w:val="24"/>
             </w:rPr>
             <w:instrText xml:space="preserve"> HYPERLINK \l _Toc19035 </w:instrText>
           </w:r>
           <w:r>
             <w:rPr>
-              <w:rFonts w:hint="eastAsia" w:ascii="Microsoft JhengHei" w:hAnsi="Microsoft JhengHei" w:eastAsia="Microsoft JhengHei" w:cs="Microsoft JhengHei"/>
+              <w:rFonts w:ascii="Microsoft JhengHei" w:eastAsia="Microsoft JhengHei" w:hAnsi="Microsoft JhengHei" w:cs="Microsoft JhengHei" w:hint="eastAsia"/>
               <w:szCs w:val="24"/>
             </w:rPr>
             <w:fldChar w:fldCharType="separate"/>
           </w:r>
           <w:r>
-            <w:t>甘肃国邦信息科技有限公司</w:t>
+            <w:t>中达丰集团有限公司</w:t>
           </w:r>
           <w:r>
             <w:tab/>
@@ -1691,7 +1660,7 @@
           </w:r>
           <w:r>
             <w:rPr>
-              <w:rFonts w:hint="eastAsia" w:ascii="Microsoft JhengHei" w:hAnsi="Microsoft JhengHei" w:eastAsia="Microsoft JhengHei" w:cs="Microsoft JhengHei"/>
+              <w:rFonts w:ascii="Microsoft JhengHei" w:eastAsia="Microsoft JhengHei" w:hAnsi="Microsoft JhengHei" w:cs="Microsoft JhengHei" w:hint="eastAsia"/>
               <w:szCs w:val="24"/>
             </w:rPr>
             <w:fldChar w:fldCharType="end"/>
@@ -1699,35 +1668,35 @@
         </w:p>
         <w:p>
           <w:pPr>
-            <w:pStyle w:val="16"/>
+            <w:pStyle w:val="TOC1"/>
             <w:tabs>
               <w:tab w:val="right" w:leader="dot" w:pos="8554"/>
             </w:tabs>
           </w:pPr>
           <w:r>
             <w:rPr>
-              <w:rFonts w:hint="eastAsia" w:ascii="Microsoft JhengHei" w:hAnsi="Microsoft JhengHei" w:eastAsia="Microsoft JhengHei" w:cs="Microsoft JhengHei"/>
+              <w:rFonts w:ascii="Microsoft JhengHei" w:eastAsia="Microsoft JhengHei" w:hAnsi="Microsoft JhengHei" w:cs="Microsoft JhengHei" w:hint="eastAsia"/>
               <w:szCs w:val="24"/>
             </w:rPr>
             <w:fldChar w:fldCharType="begin"/>
           </w:r>
           <w:r>
             <w:rPr>
-              <w:rFonts w:hint="eastAsia" w:ascii="Microsoft JhengHei" w:hAnsi="Microsoft JhengHei" w:eastAsia="Microsoft JhengHei" w:cs="Microsoft JhengHei"/>
+              <w:rFonts w:ascii="Microsoft JhengHei" w:eastAsia="Microsoft JhengHei" w:hAnsi="Microsoft JhengHei" w:cs="Microsoft JhengHei" w:hint="eastAsia"/>
               <w:szCs w:val="24"/>
             </w:rPr>
             <w:instrText xml:space="preserve"> HYPERLINK \l _Toc21048 </w:instrText>
           </w:r>
           <w:r>
             <w:rPr>
-              <w:rFonts w:hint="eastAsia" w:ascii="Microsoft JhengHei" w:hAnsi="Microsoft JhengHei" w:eastAsia="Microsoft JhengHei" w:cs="Microsoft JhengHei"/>
+              <w:rFonts w:ascii="Microsoft JhengHei" w:eastAsia="Microsoft JhengHei" w:hAnsi="Microsoft JhengHei" w:cs="Microsoft JhengHei" w:hint="eastAsia"/>
               <w:szCs w:val="24"/>
             </w:rPr>
             <w:fldChar w:fldCharType="separate"/>
           </w:r>
           <w:r>
             <w:rPr>
-              <w:rFonts w:ascii="宋体" w:hAnsi="宋体" w:eastAsia="宋体" w:cs="宋体"/>
+              <w:rFonts w:ascii="宋体" w:eastAsia="宋体" w:hAnsi="宋体" w:cs="宋体"/>
               <w:spacing w:val="-2"/>
               <w:szCs w:val="21"/>
             </w:rPr>
@@ -1753,7 +1722,7 @@
           </w:r>
           <w:r>
             <w:rPr>
-              <w:rFonts w:hint="eastAsia" w:ascii="Microsoft JhengHei" w:hAnsi="Microsoft JhengHei" w:eastAsia="Microsoft JhengHei" w:cs="Microsoft JhengHei"/>
+              <w:rFonts w:ascii="Microsoft JhengHei" w:eastAsia="Microsoft JhengHei" w:hAnsi="Microsoft JhengHei" w:cs="Microsoft JhengHei" w:hint="eastAsia"/>
               <w:szCs w:val="24"/>
             </w:rPr>
             <w:fldChar w:fldCharType="end"/>
@@ -1761,28 +1730,28 @@
         </w:p>
         <w:p>
           <w:pPr>
-            <w:pStyle w:val="16"/>
+            <w:pStyle w:val="TOC1"/>
             <w:tabs>
               <w:tab w:val="right" w:leader="dot" w:pos="8554"/>
             </w:tabs>
           </w:pPr>
           <w:r>
             <w:rPr>
-              <w:rFonts w:hint="eastAsia" w:ascii="Microsoft JhengHei" w:hAnsi="Microsoft JhengHei" w:eastAsia="Microsoft JhengHei" w:cs="Microsoft JhengHei"/>
+              <w:rFonts w:ascii="Microsoft JhengHei" w:eastAsia="Microsoft JhengHei" w:hAnsi="Microsoft JhengHei" w:cs="Microsoft JhengHei" w:hint="eastAsia"/>
               <w:szCs w:val="24"/>
             </w:rPr>
             <w:fldChar w:fldCharType="begin"/>
           </w:r>
           <w:r>
             <w:rPr>
-              <w:rFonts w:hint="eastAsia" w:ascii="Microsoft JhengHei" w:hAnsi="Microsoft JhengHei" w:eastAsia="Microsoft JhengHei" w:cs="Microsoft JhengHei"/>
+              <w:rFonts w:ascii="Microsoft JhengHei" w:eastAsia="Microsoft JhengHei" w:hAnsi="Microsoft JhengHei" w:cs="Microsoft JhengHei" w:hint="eastAsia"/>
               <w:szCs w:val="24"/>
             </w:rPr>
             <w:instrText xml:space="preserve"> HYPERLINK \l _Toc4677 </w:instrText>
           </w:r>
           <w:r>
             <w:rPr>
-              <w:rFonts w:hint="eastAsia" w:ascii="Microsoft JhengHei" w:hAnsi="Microsoft JhengHei" w:eastAsia="Microsoft JhengHei" w:cs="Microsoft JhengHei"/>
+              <w:rFonts w:ascii="Microsoft JhengHei" w:eastAsia="Microsoft JhengHei" w:hAnsi="Microsoft JhengHei" w:cs="Microsoft JhengHei" w:hint="eastAsia"/>
               <w:szCs w:val="24"/>
             </w:rPr>
             <w:fldChar w:fldCharType="separate"/>
@@ -1816,7 +1785,7 @@
           </w:r>
           <w:r>
             <w:rPr>
-              <w:rFonts w:hint="eastAsia" w:ascii="Microsoft JhengHei" w:hAnsi="Microsoft JhengHei" w:eastAsia="Microsoft JhengHei" w:cs="Microsoft JhengHei"/>
+              <w:rFonts w:ascii="Microsoft JhengHei" w:eastAsia="Microsoft JhengHei" w:hAnsi="Microsoft JhengHei" w:cs="Microsoft JhengHei" w:hint="eastAsia"/>
               <w:szCs w:val="24"/>
             </w:rPr>
             <w:fldChar w:fldCharType="end"/>
@@ -1824,28 +1793,28 @@
         </w:p>
         <w:p>
           <w:pPr>
-            <w:pStyle w:val="16"/>
+            <w:pStyle w:val="TOC1"/>
             <w:tabs>
               <w:tab w:val="right" w:leader="dot" w:pos="8554"/>
             </w:tabs>
           </w:pPr>
           <w:r>
             <w:rPr>
-              <w:rFonts w:hint="eastAsia" w:ascii="Microsoft JhengHei" w:hAnsi="Microsoft JhengHei" w:eastAsia="Microsoft JhengHei" w:cs="Microsoft JhengHei"/>
+              <w:rFonts w:ascii="Microsoft JhengHei" w:eastAsia="Microsoft JhengHei" w:hAnsi="Microsoft JhengHei" w:cs="Microsoft JhengHei" w:hint="eastAsia"/>
               <w:szCs w:val="24"/>
             </w:rPr>
             <w:fldChar w:fldCharType="begin"/>
           </w:r>
           <w:r>
             <w:rPr>
-              <w:rFonts w:hint="eastAsia" w:ascii="Microsoft JhengHei" w:hAnsi="Microsoft JhengHei" w:eastAsia="Microsoft JhengHei" w:cs="Microsoft JhengHei"/>
+              <w:rFonts w:ascii="Microsoft JhengHei" w:eastAsia="Microsoft JhengHei" w:hAnsi="Microsoft JhengHei" w:cs="Microsoft JhengHei" w:hint="eastAsia"/>
               <w:szCs w:val="24"/>
             </w:rPr>
             <w:instrText xml:space="preserve"> HYPERLINK \l _Toc15972 </w:instrText>
           </w:r>
           <w:r>
             <w:rPr>
-              <w:rFonts w:hint="eastAsia" w:ascii="Microsoft JhengHei" w:hAnsi="Microsoft JhengHei" w:eastAsia="Microsoft JhengHei" w:cs="Microsoft JhengHei"/>
+              <w:rFonts w:ascii="Microsoft JhengHei" w:eastAsia="Microsoft JhengHei" w:hAnsi="Microsoft JhengHei" w:cs="Microsoft JhengHei" w:hint="eastAsia"/>
               <w:szCs w:val="24"/>
             </w:rPr>
             <w:fldChar w:fldCharType="separate"/>
@@ -1879,7 +1848,7 @@
           </w:r>
           <w:r>
             <w:rPr>
-              <w:rFonts w:hint="eastAsia" w:ascii="Microsoft JhengHei" w:hAnsi="Microsoft JhengHei" w:eastAsia="Microsoft JhengHei" w:cs="Microsoft JhengHei"/>
+              <w:rFonts w:ascii="Microsoft JhengHei" w:eastAsia="Microsoft JhengHei" w:hAnsi="Microsoft JhengHei" w:cs="Microsoft JhengHei" w:hint="eastAsia"/>
               <w:szCs w:val="24"/>
             </w:rPr>
             <w:fldChar w:fldCharType="end"/>
@@ -1887,28 +1856,28 @@
         </w:p>
         <w:p>
           <w:pPr>
-            <w:pStyle w:val="17"/>
+            <w:pStyle w:val="TOC2"/>
             <w:tabs>
               <w:tab w:val="right" w:leader="dot" w:pos="8554"/>
             </w:tabs>
           </w:pPr>
           <w:r>
             <w:rPr>
-              <w:rFonts w:hint="eastAsia" w:ascii="Microsoft JhengHei" w:hAnsi="Microsoft JhengHei" w:eastAsia="Microsoft JhengHei" w:cs="Microsoft JhengHei"/>
+              <w:rFonts w:ascii="Microsoft JhengHei" w:eastAsia="Microsoft JhengHei" w:hAnsi="Microsoft JhengHei" w:cs="Microsoft JhengHei" w:hint="eastAsia"/>
               <w:szCs w:val="24"/>
             </w:rPr>
             <w:fldChar w:fldCharType="begin"/>
           </w:r>
           <w:r>
             <w:rPr>
-              <w:rFonts w:hint="eastAsia" w:ascii="Microsoft JhengHei" w:hAnsi="Microsoft JhengHei" w:eastAsia="Microsoft JhengHei" w:cs="Microsoft JhengHei"/>
+              <w:rFonts w:ascii="Microsoft JhengHei" w:eastAsia="Microsoft JhengHei" w:hAnsi="Microsoft JhengHei" w:cs="Microsoft JhengHei" w:hint="eastAsia"/>
               <w:szCs w:val="24"/>
             </w:rPr>
             <w:instrText xml:space="preserve"> HYPERLINK \l _Toc23458 </w:instrText>
           </w:r>
           <w:r>
             <w:rPr>
-              <w:rFonts w:hint="eastAsia" w:ascii="Microsoft JhengHei" w:hAnsi="Microsoft JhengHei" w:eastAsia="Microsoft JhengHei" w:cs="Microsoft JhengHei"/>
+              <w:rFonts w:ascii="Microsoft JhengHei" w:eastAsia="Microsoft JhengHei" w:hAnsi="Microsoft JhengHei" w:cs="Microsoft JhengHei" w:hint="eastAsia"/>
               <w:szCs w:val="24"/>
             </w:rPr>
             <w:fldChar w:fldCharType="separate"/>
@@ -1942,7 +1911,7 @@
           </w:r>
           <w:r>
             <w:rPr>
-              <w:rFonts w:hint="eastAsia" w:ascii="Microsoft JhengHei" w:hAnsi="Microsoft JhengHei" w:eastAsia="Microsoft JhengHei" w:cs="Microsoft JhengHei"/>
+              <w:rFonts w:ascii="Microsoft JhengHei" w:eastAsia="Microsoft JhengHei" w:hAnsi="Microsoft JhengHei" w:cs="Microsoft JhengHei" w:hint="eastAsia"/>
               <w:szCs w:val="24"/>
             </w:rPr>
             <w:fldChar w:fldCharType="end"/>
@@ -1950,28 +1919,28 @@
         </w:p>
         <w:p>
           <w:pPr>
-            <w:pStyle w:val="17"/>
+            <w:pStyle w:val="TOC2"/>
             <w:tabs>
               <w:tab w:val="right" w:leader="dot" w:pos="8554"/>
             </w:tabs>
           </w:pPr>
           <w:r>
             <w:rPr>
-              <w:rFonts w:hint="eastAsia" w:ascii="Microsoft JhengHei" w:hAnsi="Microsoft JhengHei" w:eastAsia="Microsoft JhengHei" w:cs="Microsoft JhengHei"/>
+              <w:rFonts w:ascii="Microsoft JhengHei" w:eastAsia="Microsoft JhengHei" w:hAnsi="Microsoft JhengHei" w:cs="Microsoft JhengHei" w:hint="eastAsia"/>
               <w:szCs w:val="24"/>
             </w:rPr>
             <w:fldChar w:fldCharType="begin"/>
           </w:r>
           <w:r>
             <w:rPr>
-              <w:rFonts w:hint="eastAsia" w:ascii="Microsoft JhengHei" w:hAnsi="Microsoft JhengHei" w:eastAsia="Microsoft JhengHei" w:cs="Microsoft JhengHei"/>
+              <w:rFonts w:ascii="Microsoft JhengHei" w:eastAsia="Microsoft JhengHei" w:hAnsi="Microsoft JhengHei" w:cs="Microsoft JhengHei" w:hint="eastAsia"/>
               <w:szCs w:val="24"/>
             </w:rPr>
             <w:instrText xml:space="preserve"> HYPERLINK \l _Toc11205 </w:instrText>
           </w:r>
           <w:r>
             <w:rPr>
-              <w:rFonts w:hint="eastAsia" w:ascii="Microsoft JhengHei" w:hAnsi="Microsoft JhengHei" w:eastAsia="Microsoft JhengHei" w:cs="Microsoft JhengHei"/>
+              <w:rFonts w:ascii="Microsoft JhengHei" w:eastAsia="Microsoft JhengHei" w:hAnsi="Microsoft JhengHei" w:cs="Microsoft JhengHei" w:hint="eastAsia"/>
               <w:szCs w:val="24"/>
             </w:rPr>
             <w:fldChar w:fldCharType="separate"/>
@@ -2005,7 +1974,7 @@
           </w:r>
           <w:r>
             <w:rPr>
-              <w:rFonts w:hint="eastAsia" w:ascii="Microsoft JhengHei" w:hAnsi="Microsoft JhengHei" w:eastAsia="Microsoft JhengHei" w:cs="Microsoft JhengHei"/>
+              <w:rFonts w:ascii="Microsoft JhengHei" w:eastAsia="Microsoft JhengHei" w:hAnsi="Microsoft JhengHei" w:cs="Microsoft JhengHei" w:hint="eastAsia"/>
               <w:szCs w:val="24"/>
             </w:rPr>
             <w:fldChar w:fldCharType="end"/>
@@ -2013,28 +1982,28 @@
         </w:p>
         <w:p>
           <w:pPr>
-            <w:pStyle w:val="16"/>
+            <w:pStyle w:val="TOC1"/>
             <w:tabs>
               <w:tab w:val="right" w:leader="dot" w:pos="8554"/>
             </w:tabs>
           </w:pPr>
           <w:r>
             <w:rPr>
-              <w:rFonts w:hint="eastAsia" w:ascii="Microsoft JhengHei" w:hAnsi="Microsoft JhengHei" w:eastAsia="Microsoft JhengHei" w:cs="Microsoft JhengHei"/>
+              <w:rFonts w:ascii="Microsoft JhengHei" w:eastAsia="Microsoft JhengHei" w:hAnsi="Microsoft JhengHei" w:cs="Microsoft JhengHei" w:hint="eastAsia"/>
               <w:szCs w:val="24"/>
             </w:rPr>
             <w:fldChar w:fldCharType="begin"/>
           </w:r>
           <w:r>
             <w:rPr>
-              <w:rFonts w:hint="eastAsia" w:ascii="Microsoft JhengHei" w:hAnsi="Microsoft JhengHei" w:eastAsia="Microsoft JhengHei" w:cs="Microsoft JhengHei"/>
+              <w:rFonts w:ascii="Microsoft JhengHei" w:eastAsia="Microsoft JhengHei" w:hAnsi="Microsoft JhengHei" w:cs="Microsoft JhengHei" w:hint="eastAsia"/>
               <w:szCs w:val="24"/>
             </w:rPr>
             <w:instrText xml:space="preserve"> HYPERLINK \l _Toc23989 </w:instrText>
           </w:r>
           <w:r>
             <w:rPr>
-              <w:rFonts w:hint="eastAsia" w:ascii="Microsoft JhengHei" w:hAnsi="Microsoft JhengHei" w:eastAsia="Microsoft JhengHei" w:cs="Microsoft JhengHei"/>
+              <w:rFonts w:ascii="Microsoft JhengHei" w:eastAsia="Microsoft JhengHei" w:hAnsi="Microsoft JhengHei" w:cs="Microsoft JhengHei" w:hint="eastAsia"/>
               <w:szCs w:val="24"/>
             </w:rPr>
             <w:fldChar w:fldCharType="separate"/>
@@ -2068,7 +2037,7 @@
           </w:r>
           <w:r>
             <w:rPr>
-              <w:rFonts w:hint="eastAsia" w:ascii="Microsoft JhengHei" w:hAnsi="Microsoft JhengHei" w:eastAsia="Microsoft JhengHei" w:cs="Microsoft JhengHei"/>
+              <w:rFonts w:ascii="Microsoft JhengHei" w:eastAsia="Microsoft JhengHei" w:hAnsi="Microsoft JhengHei" w:cs="Microsoft JhengHei" w:hint="eastAsia"/>
               <w:szCs w:val="24"/>
             </w:rPr>
             <w:fldChar w:fldCharType="end"/>
@@ -2076,28 +2045,28 @@
         </w:p>
         <w:p>
           <w:pPr>
-            <w:pStyle w:val="17"/>
+            <w:pStyle w:val="TOC2"/>
             <w:tabs>
               <w:tab w:val="right" w:leader="dot" w:pos="8554"/>
             </w:tabs>
           </w:pPr>
           <w:r>
             <w:rPr>
-              <w:rFonts w:hint="eastAsia" w:ascii="Microsoft JhengHei" w:hAnsi="Microsoft JhengHei" w:eastAsia="Microsoft JhengHei" w:cs="Microsoft JhengHei"/>
+              <w:rFonts w:ascii="Microsoft JhengHei" w:eastAsia="Microsoft JhengHei" w:hAnsi="Microsoft JhengHei" w:cs="Microsoft JhengHei" w:hint="eastAsia"/>
               <w:szCs w:val="24"/>
             </w:rPr>
             <w:fldChar w:fldCharType="begin"/>
           </w:r>
           <w:r>
             <w:rPr>
-              <w:rFonts w:hint="eastAsia" w:ascii="Microsoft JhengHei" w:hAnsi="Microsoft JhengHei" w:eastAsia="Microsoft JhengHei" w:cs="Microsoft JhengHei"/>
+              <w:rFonts w:ascii="Microsoft JhengHei" w:eastAsia="Microsoft JhengHei" w:hAnsi="Microsoft JhengHei" w:cs="Microsoft JhengHei" w:hint="eastAsia"/>
               <w:szCs w:val="24"/>
             </w:rPr>
             <w:instrText xml:space="preserve"> HYPERLINK \l _Toc21264 </w:instrText>
           </w:r>
           <w:r>
             <w:rPr>
-              <w:rFonts w:hint="eastAsia" w:ascii="Microsoft JhengHei" w:hAnsi="Microsoft JhengHei" w:eastAsia="Microsoft JhengHei" w:cs="Microsoft JhengHei"/>
+              <w:rFonts w:ascii="Microsoft JhengHei" w:eastAsia="Microsoft JhengHei" w:hAnsi="Microsoft JhengHei" w:cs="Microsoft JhengHei" w:hint="eastAsia"/>
               <w:szCs w:val="24"/>
             </w:rPr>
             <w:fldChar w:fldCharType="separate"/>
@@ -2136,7 +2105,7 @@
           </w:r>
           <w:r>
             <w:rPr>
-              <w:rFonts w:hint="eastAsia" w:ascii="Microsoft JhengHei" w:hAnsi="Microsoft JhengHei" w:eastAsia="Microsoft JhengHei" w:cs="Microsoft JhengHei"/>
+              <w:rFonts w:ascii="Microsoft JhengHei" w:eastAsia="Microsoft JhengHei" w:hAnsi="Microsoft JhengHei" w:cs="Microsoft JhengHei" w:hint="eastAsia"/>
               <w:szCs w:val="24"/>
             </w:rPr>
             <w:fldChar w:fldCharType="end"/>
@@ -2144,28 +2113,28 @@
         </w:p>
         <w:p>
           <w:pPr>
-            <w:pStyle w:val="13"/>
+            <w:pStyle w:val="TOC3"/>
             <w:tabs>
               <w:tab w:val="right" w:leader="dot" w:pos="8554"/>
             </w:tabs>
           </w:pPr>
           <w:r>
             <w:rPr>
-              <w:rFonts w:hint="eastAsia" w:ascii="Microsoft JhengHei" w:hAnsi="Microsoft JhengHei" w:eastAsia="Microsoft JhengHei" w:cs="Microsoft JhengHei"/>
+              <w:rFonts w:ascii="Microsoft JhengHei" w:eastAsia="Microsoft JhengHei" w:hAnsi="Microsoft JhengHei" w:cs="Microsoft JhengHei" w:hint="eastAsia"/>
               <w:szCs w:val="24"/>
             </w:rPr>
             <w:fldChar w:fldCharType="begin"/>
           </w:r>
           <w:r>
             <w:rPr>
-              <w:rFonts w:hint="eastAsia" w:ascii="Microsoft JhengHei" w:hAnsi="Microsoft JhengHei" w:eastAsia="Microsoft JhengHei" w:cs="Microsoft JhengHei"/>
+              <w:rFonts w:ascii="Microsoft JhengHei" w:eastAsia="Microsoft JhengHei" w:hAnsi="Microsoft JhengHei" w:cs="Microsoft JhengHei" w:hint="eastAsia"/>
               <w:szCs w:val="24"/>
             </w:rPr>
             <w:instrText xml:space="preserve"> HYPERLINK \l _Toc15084 </w:instrText>
           </w:r>
           <w:r>
             <w:rPr>
-              <w:rFonts w:hint="eastAsia" w:ascii="Microsoft JhengHei" w:hAnsi="Microsoft JhengHei" w:eastAsia="Microsoft JhengHei" w:cs="Microsoft JhengHei"/>
+              <w:rFonts w:ascii="Microsoft JhengHei" w:eastAsia="Microsoft JhengHei" w:hAnsi="Microsoft JhengHei" w:cs="Microsoft JhengHei" w:hint="eastAsia"/>
               <w:szCs w:val="24"/>
             </w:rPr>
             <w:fldChar w:fldCharType="separate"/>
@@ -2202,7 +2171,7 @@
           </w:r>
           <w:r>
             <w:rPr>
-              <w:rFonts w:hint="eastAsia" w:ascii="Microsoft JhengHei" w:hAnsi="Microsoft JhengHei" w:eastAsia="Microsoft JhengHei" w:cs="Microsoft JhengHei"/>
+              <w:rFonts w:ascii="Microsoft JhengHei" w:eastAsia="Microsoft JhengHei" w:hAnsi="Microsoft JhengHei" w:cs="Microsoft JhengHei" w:hint="eastAsia"/>
               <w:szCs w:val="24"/>
             </w:rPr>
             <w:fldChar w:fldCharType="end"/>
@@ -2210,28 +2179,28 @@
         </w:p>
         <w:p>
           <w:pPr>
-            <w:pStyle w:val="13"/>
+            <w:pStyle w:val="TOC3"/>
             <w:tabs>
               <w:tab w:val="right" w:leader="dot" w:pos="8554"/>
             </w:tabs>
           </w:pPr>
           <w:r>
             <w:rPr>
-              <w:rFonts w:hint="eastAsia" w:ascii="Microsoft JhengHei" w:hAnsi="Microsoft JhengHei" w:eastAsia="Microsoft JhengHei" w:cs="Microsoft JhengHei"/>
+              <w:rFonts w:ascii="Microsoft JhengHei" w:eastAsia="Microsoft JhengHei" w:hAnsi="Microsoft JhengHei" w:cs="Microsoft JhengHei" w:hint="eastAsia"/>
               <w:szCs w:val="24"/>
             </w:rPr>
             <w:fldChar w:fldCharType="begin"/>
           </w:r>
           <w:r>
             <w:rPr>
-              <w:rFonts w:hint="eastAsia" w:ascii="Microsoft JhengHei" w:hAnsi="Microsoft JhengHei" w:eastAsia="Microsoft JhengHei" w:cs="Microsoft JhengHei"/>
+              <w:rFonts w:ascii="Microsoft JhengHei" w:eastAsia="Microsoft JhengHei" w:hAnsi="Microsoft JhengHei" w:cs="Microsoft JhengHei" w:hint="eastAsia"/>
               <w:szCs w:val="24"/>
             </w:rPr>
             <w:instrText xml:space="preserve"> HYPERLINK \l _Toc12095 </w:instrText>
           </w:r>
           <w:r>
             <w:rPr>
-              <w:rFonts w:hint="eastAsia" w:ascii="Microsoft JhengHei" w:hAnsi="Microsoft JhengHei" w:eastAsia="Microsoft JhengHei" w:cs="Microsoft JhengHei"/>
+              <w:rFonts w:ascii="Microsoft JhengHei" w:eastAsia="Microsoft JhengHei" w:hAnsi="Microsoft JhengHei" w:cs="Microsoft JhengHei" w:hint="eastAsia"/>
               <w:szCs w:val="24"/>
             </w:rPr>
             <w:fldChar w:fldCharType="separate"/>
@@ -2268,7 +2237,7 @@
           </w:r>
           <w:r>
             <w:rPr>
-              <w:rFonts w:hint="eastAsia" w:ascii="Microsoft JhengHei" w:hAnsi="Microsoft JhengHei" w:eastAsia="Microsoft JhengHei" w:cs="Microsoft JhengHei"/>
+              <w:rFonts w:ascii="Microsoft JhengHei" w:eastAsia="Microsoft JhengHei" w:hAnsi="Microsoft JhengHei" w:cs="Microsoft JhengHei" w:hint="eastAsia"/>
               <w:szCs w:val="24"/>
             </w:rPr>
             <w:fldChar w:fldCharType="end"/>
@@ -2276,28 +2245,28 @@
         </w:p>
         <w:p>
           <w:pPr>
-            <w:pStyle w:val="13"/>
+            <w:pStyle w:val="TOC3"/>
             <w:tabs>
               <w:tab w:val="right" w:leader="dot" w:pos="8554"/>
             </w:tabs>
           </w:pPr>
           <w:r>
             <w:rPr>
-              <w:rFonts w:hint="eastAsia" w:ascii="Microsoft JhengHei" w:hAnsi="Microsoft JhengHei" w:eastAsia="Microsoft JhengHei" w:cs="Microsoft JhengHei"/>
+              <w:rFonts w:ascii="Microsoft JhengHei" w:eastAsia="Microsoft JhengHei" w:hAnsi="Microsoft JhengHei" w:cs="Microsoft JhengHei" w:hint="eastAsia"/>
               <w:szCs w:val="24"/>
             </w:rPr>
             <w:fldChar w:fldCharType="begin"/>
           </w:r>
           <w:r>
             <w:rPr>
-              <w:rFonts w:hint="eastAsia" w:ascii="Microsoft JhengHei" w:hAnsi="Microsoft JhengHei" w:eastAsia="Microsoft JhengHei" w:cs="Microsoft JhengHei"/>
+              <w:rFonts w:ascii="Microsoft JhengHei" w:eastAsia="Microsoft JhengHei" w:hAnsi="Microsoft JhengHei" w:cs="Microsoft JhengHei" w:hint="eastAsia"/>
               <w:szCs w:val="24"/>
             </w:rPr>
             <w:instrText xml:space="preserve"> HYPERLINK \l _Toc893 </w:instrText>
           </w:r>
           <w:r>
             <w:rPr>
-              <w:rFonts w:hint="eastAsia" w:ascii="Microsoft JhengHei" w:hAnsi="Microsoft JhengHei" w:eastAsia="Microsoft JhengHei" w:cs="Microsoft JhengHei"/>
+              <w:rFonts w:ascii="Microsoft JhengHei" w:eastAsia="Microsoft JhengHei" w:hAnsi="Microsoft JhengHei" w:cs="Microsoft JhengHei" w:hint="eastAsia"/>
               <w:szCs w:val="24"/>
             </w:rPr>
             <w:fldChar w:fldCharType="separate"/>
@@ -2334,7 +2303,7 @@
           </w:r>
           <w:r>
             <w:rPr>
-              <w:rFonts w:hint="eastAsia" w:ascii="Microsoft JhengHei" w:hAnsi="Microsoft JhengHei" w:eastAsia="Microsoft JhengHei" w:cs="Microsoft JhengHei"/>
+              <w:rFonts w:ascii="Microsoft JhengHei" w:eastAsia="Microsoft JhengHei" w:hAnsi="Microsoft JhengHei" w:cs="Microsoft JhengHei" w:hint="eastAsia"/>
               <w:szCs w:val="24"/>
             </w:rPr>
             <w:fldChar w:fldCharType="end"/>
@@ -2342,28 +2311,28 @@
         </w:p>
         <w:p>
           <w:pPr>
-            <w:pStyle w:val="13"/>
+            <w:pStyle w:val="TOC3"/>
             <w:tabs>
               <w:tab w:val="right" w:leader="dot" w:pos="8554"/>
             </w:tabs>
           </w:pPr>
           <w:r>
             <w:rPr>
-              <w:rFonts w:hint="eastAsia" w:ascii="Microsoft JhengHei" w:hAnsi="Microsoft JhengHei" w:eastAsia="Microsoft JhengHei" w:cs="Microsoft JhengHei"/>
+              <w:rFonts w:ascii="Microsoft JhengHei" w:eastAsia="Microsoft JhengHei" w:hAnsi="Microsoft JhengHei" w:cs="Microsoft JhengHei" w:hint="eastAsia"/>
               <w:szCs w:val="24"/>
             </w:rPr>
             <w:fldChar w:fldCharType="begin"/>
           </w:r>
           <w:r>
             <w:rPr>
-              <w:rFonts w:hint="eastAsia" w:ascii="Microsoft JhengHei" w:hAnsi="Microsoft JhengHei" w:eastAsia="Microsoft JhengHei" w:cs="Microsoft JhengHei"/>
+              <w:rFonts w:ascii="Microsoft JhengHei" w:eastAsia="Microsoft JhengHei" w:hAnsi="Microsoft JhengHei" w:cs="Microsoft JhengHei" w:hint="eastAsia"/>
               <w:szCs w:val="24"/>
             </w:rPr>
             <w:instrText xml:space="preserve"> HYPERLINK \l _Toc5200 </w:instrText>
           </w:r>
           <w:r>
             <w:rPr>
-              <w:rFonts w:hint="eastAsia" w:ascii="Microsoft JhengHei" w:hAnsi="Microsoft JhengHei" w:eastAsia="Microsoft JhengHei" w:cs="Microsoft JhengHei"/>
+              <w:rFonts w:ascii="Microsoft JhengHei" w:eastAsia="Microsoft JhengHei" w:hAnsi="Microsoft JhengHei" w:cs="Microsoft JhengHei" w:hint="eastAsia"/>
               <w:szCs w:val="24"/>
             </w:rPr>
             <w:fldChar w:fldCharType="separate"/>
@@ -2400,7 +2369,7 @@
           </w:r>
           <w:r>
             <w:rPr>
-              <w:rFonts w:hint="eastAsia" w:ascii="Microsoft JhengHei" w:hAnsi="Microsoft JhengHei" w:eastAsia="Microsoft JhengHei" w:cs="Microsoft JhengHei"/>
+              <w:rFonts w:ascii="Microsoft JhengHei" w:eastAsia="Microsoft JhengHei" w:hAnsi="Microsoft JhengHei" w:cs="Microsoft JhengHei" w:hint="eastAsia"/>
               <w:szCs w:val="24"/>
             </w:rPr>
             <w:fldChar w:fldCharType="end"/>
@@ -2408,28 +2377,28 @@
         </w:p>
         <w:p>
           <w:pPr>
-            <w:pStyle w:val="13"/>
+            <w:pStyle w:val="TOC3"/>
             <w:tabs>
               <w:tab w:val="right" w:leader="dot" w:pos="8554"/>
             </w:tabs>
           </w:pPr>
           <w:r>
             <w:rPr>
-              <w:rFonts w:hint="eastAsia" w:ascii="Microsoft JhengHei" w:hAnsi="Microsoft JhengHei" w:eastAsia="Microsoft JhengHei" w:cs="Microsoft JhengHei"/>
+              <w:rFonts w:ascii="Microsoft JhengHei" w:eastAsia="Microsoft JhengHei" w:hAnsi="Microsoft JhengHei" w:cs="Microsoft JhengHei" w:hint="eastAsia"/>
               <w:szCs w:val="24"/>
             </w:rPr>
             <w:fldChar w:fldCharType="begin"/>
           </w:r>
           <w:r>
             <w:rPr>
-              <w:rFonts w:hint="eastAsia" w:ascii="Microsoft JhengHei" w:hAnsi="Microsoft JhengHei" w:eastAsia="Microsoft JhengHei" w:cs="Microsoft JhengHei"/>
+              <w:rFonts w:ascii="Microsoft JhengHei" w:eastAsia="Microsoft JhengHei" w:hAnsi="Microsoft JhengHei" w:cs="Microsoft JhengHei" w:hint="eastAsia"/>
               <w:szCs w:val="24"/>
             </w:rPr>
             <w:instrText xml:space="preserve"> HYPERLINK \l _Toc5539 </w:instrText>
           </w:r>
           <w:r>
             <w:rPr>
-              <w:rFonts w:hint="eastAsia" w:ascii="Microsoft JhengHei" w:hAnsi="Microsoft JhengHei" w:eastAsia="Microsoft JhengHei" w:cs="Microsoft JhengHei"/>
+              <w:rFonts w:ascii="Microsoft JhengHei" w:eastAsia="Microsoft JhengHei" w:hAnsi="Microsoft JhengHei" w:cs="Microsoft JhengHei" w:hint="eastAsia"/>
               <w:szCs w:val="24"/>
             </w:rPr>
             <w:fldChar w:fldCharType="separate"/>
@@ -2466,7 +2435,7 @@
           </w:r>
           <w:r>
             <w:rPr>
-              <w:rFonts w:hint="eastAsia" w:ascii="Microsoft JhengHei" w:hAnsi="Microsoft JhengHei" w:eastAsia="Microsoft JhengHei" w:cs="Microsoft JhengHei"/>
+              <w:rFonts w:ascii="Microsoft JhengHei" w:eastAsia="Microsoft JhengHei" w:hAnsi="Microsoft JhengHei" w:cs="Microsoft JhengHei" w:hint="eastAsia"/>
               <w:szCs w:val="24"/>
             </w:rPr>
             <w:fldChar w:fldCharType="end"/>
@@ -2474,28 +2443,28 @@
         </w:p>
         <w:p>
           <w:pPr>
-            <w:pStyle w:val="13"/>
+            <w:pStyle w:val="TOC3"/>
             <w:tabs>
               <w:tab w:val="right" w:leader="dot" w:pos="8554"/>
             </w:tabs>
           </w:pPr>
           <w:r>
             <w:rPr>
-              <w:rFonts w:hint="eastAsia" w:ascii="Microsoft JhengHei" w:hAnsi="Microsoft JhengHei" w:eastAsia="Microsoft JhengHei" w:cs="Microsoft JhengHei"/>
+              <w:rFonts w:ascii="Microsoft JhengHei" w:eastAsia="Microsoft JhengHei" w:hAnsi="Microsoft JhengHei" w:cs="Microsoft JhengHei" w:hint="eastAsia"/>
               <w:szCs w:val="24"/>
             </w:rPr>
             <w:fldChar w:fldCharType="begin"/>
           </w:r>
           <w:r>
             <w:rPr>
-              <w:rFonts w:hint="eastAsia" w:ascii="Microsoft JhengHei" w:hAnsi="Microsoft JhengHei" w:eastAsia="Microsoft JhengHei" w:cs="Microsoft JhengHei"/>
+              <w:rFonts w:ascii="Microsoft JhengHei" w:eastAsia="Microsoft JhengHei" w:hAnsi="Microsoft JhengHei" w:cs="Microsoft JhengHei" w:hint="eastAsia"/>
               <w:szCs w:val="24"/>
             </w:rPr>
             <w:instrText xml:space="preserve"> HYPERLINK \l _Toc8442 </w:instrText>
           </w:r>
           <w:r>
             <w:rPr>
-              <w:rFonts w:hint="eastAsia" w:ascii="Microsoft JhengHei" w:hAnsi="Microsoft JhengHei" w:eastAsia="Microsoft JhengHei" w:cs="Microsoft JhengHei"/>
+              <w:rFonts w:ascii="Microsoft JhengHei" w:eastAsia="Microsoft JhengHei" w:hAnsi="Microsoft JhengHei" w:cs="Microsoft JhengHei" w:hint="eastAsia"/>
               <w:szCs w:val="24"/>
             </w:rPr>
             <w:fldChar w:fldCharType="separate"/>
@@ -2532,7 +2501,7 @@
           </w:r>
           <w:r>
             <w:rPr>
-              <w:rFonts w:hint="eastAsia" w:ascii="Microsoft JhengHei" w:hAnsi="Microsoft JhengHei" w:eastAsia="Microsoft JhengHei" w:cs="Microsoft JhengHei"/>
+              <w:rFonts w:ascii="Microsoft JhengHei" w:eastAsia="Microsoft JhengHei" w:hAnsi="Microsoft JhengHei" w:cs="Microsoft JhengHei" w:hint="eastAsia"/>
               <w:szCs w:val="24"/>
             </w:rPr>
             <w:fldChar w:fldCharType="end"/>
@@ -2540,28 +2509,28 @@
         </w:p>
         <w:p>
           <w:pPr>
-            <w:pStyle w:val="16"/>
+            <w:pStyle w:val="TOC1"/>
             <w:tabs>
               <w:tab w:val="right" w:leader="dot" w:pos="8554"/>
             </w:tabs>
           </w:pPr>
           <w:r>
             <w:rPr>
-              <w:rFonts w:hint="eastAsia" w:ascii="Microsoft JhengHei" w:hAnsi="Microsoft JhengHei" w:eastAsia="Microsoft JhengHei" w:cs="Microsoft JhengHei"/>
+              <w:rFonts w:ascii="Microsoft JhengHei" w:eastAsia="Microsoft JhengHei" w:hAnsi="Microsoft JhengHei" w:cs="Microsoft JhengHei" w:hint="eastAsia"/>
               <w:szCs w:val="24"/>
             </w:rPr>
             <w:fldChar w:fldCharType="begin"/>
           </w:r>
           <w:r>
             <w:rPr>
-              <w:rFonts w:hint="eastAsia" w:ascii="Microsoft JhengHei" w:hAnsi="Microsoft JhengHei" w:eastAsia="Microsoft JhengHei" w:cs="Microsoft JhengHei"/>
+              <w:rFonts w:ascii="Microsoft JhengHei" w:eastAsia="Microsoft JhengHei" w:hAnsi="Microsoft JhengHei" w:cs="Microsoft JhengHei" w:hint="eastAsia"/>
               <w:szCs w:val="24"/>
             </w:rPr>
             <w:instrText xml:space="preserve"> HYPERLINK \l _Toc4343 </w:instrText>
           </w:r>
           <w:r>
             <w:rPr>
-              <w:rFonts w:hint="eastAsia" w:ascii="Microsoft JhengHei" w:hAnsi="Microsoft JhengHei" w:eastAsia="Microsoft JhengHei" w:cs="Microsoft JhengHei"/>
+              <w:rFonts w:ascii="Microsoft JhengHei" w:eastAsia="Microsoft JhengHei" w:hAnsi="Microsoft JhengHei" w:cs="Microsoft JhengHei" w:hint="eastAsia"/>
               <w:szCs w:val="24"/>
             </w:rPr>
             <w:fldChar w:fldCharType="separate"/>
@@ -2595,7 +2564,7 @@
           </w:r>
           <w:r>
             <w:rPr>
-              <w:rFonts w:hint="eastAsia" w:ascii="Microsoft JhengHei" w:hAnsi="Microsoft JhengHei" w:eastAsia="Microsoft JhengHei" w:cs="Microsoft JhengHei"/>
+              <w:rFonts w:ascii="Microsoft JhengHei" w:eastAsia="Microsoft JhengHei" w:hAnsi="Microsoft JhengHei" w:cs="Microsoft JhengHei" w:hint="eastAsia"/>
               <w:szCs w:val="24"/>
             </w:rPr>
             <w:fldChar w:fldCharType="end"/>
@@ -2603,28 +2572,28 @@
         </w:p>
         <w:p>
           <w:pPr>
-            <w:pStyle w:val="16"/>
+            <w:pStyle w:val="TOC1"/>
             <w:tabs>
               <w:tab w:val="right" w:leader="dot" w:pos="8554"/>
             </w:tabs>
           </w:pPr>
           <w:r>
             <w:rPr>
-              <w:rFonts w:hint="eastAsia" w:ascii="Microsoft JhengHei" w:hAnsi="Microsoft JhengHei" w:eastAsia="Microsoft JhengHei" w:cs="Microsoft JhengHei"/>
+              <w:rFonts w:ascii="Microsoft JhengHei" w:eastAsia="Microsoft JhengHei" w:hAnsi="Microsoft JhengHei" w:cs="Microsoft JhengHei" w:hint="eastAsia"/>
               <w:szCs w:val="24"/>
             </w:rPr>
             <w:fldChar w:fldCharType="begin"/>
           </w:r>
           <w:r>
             <w:rPr>
-              <w:rFonts w:hint="eastAsia" w:ascii="Microsoft JhengHei" w:hAnsi="Microsoft JhengHei" w:eastAsia="Microsoft JhengHei" w:cs="Microsoft JhengHei"/>
+              <w:rFonts w:ascii="Microsoft JhengHei" w:eastAsia="Microsoft JhengHei" w:hAnsi="Microsoft JhengHei" w:cs="Microsoft JhengHei" w:hint="eastAsia"/>
               <w:szCs w:val="24"/>
             </w:rPr>
             <w:instrText xml:space="preserve"> HYPERLINK \l _Toc2857 </w:instrText>
           </w:r>
           <w:r>
             <w:rPr>
-              <w:rFonts w:hint="eastAsia" w:ascii="Microsoft JhengHei" w:hAnsi="Microsoft JhengHei" w:eastAsia="Microsoft JhengHei" w:cs="Microsoft JhengHei"/>
+              <w:rFonts w:ascii="Microsoft JhengHei" w:eastAsia="Microsoft JhengHei" w:hAnsi="Microsoft JhengHei" w:cs="Microsoft JhengHei" w:hint="eastAsia"/>
               <w:szCs w:val="24"/>
             </w:rPr>
             <w:fldChar w:fldCharType="separate"/>
@@ -2663,7 +2632,7 @@
           </w:r>
           <w:r>
             <w:rPr>
-              <w:rFonts w:hint="eastAsia" w:ascii="Microsoft JhengHei" w:hAnsi="Microsoft JhengHei" w:eastAsia="Microsoft JhengHei" w:cs="Microsoft JhengHei"/>
+              <w:rFonts w:ascii="Microsoft JhengHei" w:eastAsia="Microsoft JhengHei" w:hAnsi="Microsoft JhengHei" w:cs="Microsoft JhengHei" w:hint="eastAsia"/>
               <w:szCs w:val="24"/>
             </w:rPr>
             <w:fldChar w:fldCharType="end"/>
@@ -2687,7 +2656,7 @@
             <w:spacing w:line="220" w:lineRule="auto"/>
             <w:textAlignment w:val="baseline"/>
             <w:rPr>
-              <w:rFonts w:hint="eastAsia" w:ascii="Microsoft JhengHei" w:hAnsi="Microsoft JhengHei" w:eastAsia="Microsoft JhengHei" w:cs="Microsoft JhengHei"/>
+              <w:rFonts w:ascii="Microsoft JhengHei" w:eastAsia="Microsoft JhengHei" w:hAnsi="Microsoft JhengHei" w:cs="Microsoft JhengHei" w:hint="eastAsia"/>
               <w:snapToGrid w:val="0"/>
               <w:color w:val="000000"/>
               <w:kern w:val="0"/>
@@ -2698,7 +2667,7 @@
           </w:pPr>
           <w:r>
             <w:rPr>
-              <w:rFonts w:hint="eastAsia" w:ascii="Microsoft JhengHei" w:hAnsi="Microsoft JhengHei" w:eastAsia="Microsoft JhengHei" w:cs="Microsoft JhengHei"/>
+              <w:rFonts w:ascii="Microsoft JhengHei" w:eastAsia="Microsoft JhengHei" w:hAnsi="Microsoft JhengHei" w:cs="Microsoft JhengHei" w:hint="eastAsia"/>
               <w:szCs w:val="24"/>
             </w:rPr>
             <w:fldChar w:fldCharType="end"/>
@@ -2724,7 +2693,7 @@
         <w:spacing w:line="220" w:lineRule="auto"/>
         <w:textAlignment w:val="baseline"/>
         <w:rPr>
-          <w:rFonts w:hint="eastAsia" w:ascii="Microsoft JhengHei" w:hAnsi="Microsoft JhengHei" w:eastAsia="Microsoft JhengHei" w:cs="Microsoft JhengHei"/>
+          <w:rFonts w:ascii="Microsoft JhengHei" w:eastAsia="Microsoft JhengHei" w:hAnsi="Microsoft JhengHei" w:cs="Microsoft JhengHei" w:hint="eastAsia"/>
           <w:snapToGrid w:val="0"/>
           <w:color w:val="000000"/>
           <w:kern w:val="0"/>
@@ -2733,16 +2702,16 @@
           <w:lang w:val="en-US" w:eastAsia="en-US" w:bidi="ar-SA"/>
         </w:rPr>
         <w:sectPr>
-          <w:footerReference r:id="rId5" w:type="default"/>
+          <w:footerReference w:type="default" r:id="rId4"/>
           <w:pgSz w:w="11906" w:h="16839"/>
           <w:pgMar w:top="1431" w:right="1567" w:bottom="1146" w:left="1785" w:header="0" w:footer="896" w:gutter="0"/>
-          <w:cols w:space="720" w:num="1"/>
+          <w:cols w:num="1" w:space="720"/>
         </w:sectPr>
       </w:pPr>
     </w:p>
     <w:p>
       <w:pPr>
-        <w:pStyle w:val="26"/>
+        <w:pStyle w:val="1"/>
         <w:keepNext w:val="0"/>
         <w:keepLines w:val="0"/>
         <w:pageBreakBefore w:val="0"/>
@@ -2766,7 +2735,7 @@
     </w:p>
     <w:p>
       <w:pPr>
-        <w:pStyle w:val="27"/>
+        <w:pStyle w:val="a"/>
         <w:keepNext w:val="0"/>
         <w:keepLines w:val="0"/>
         <w:pageBreakBefore w:val="0"/>
@@ -2788,7 +2757,7 @@
     </w:p>
     <w:p>
       <w:pPr>
-        <w:pStyle w:val="27"/>
+        <w:pStyle w:val="a"/>
         <w:keepNext w:val="0"/>
         <w:keepLines w:val="0"/>
         <w:pageBreakBefore w:val="0"/>
@@ -2820,7 +2789,7 @@
     </w:p>
     <w:p>
       <w:pPr>
-        <w:pStyle w:val="26"/>
+        <w:pStyle w:val="1"/>
         <w:keepNext w:val="0"/>
         <w:keepLines w:val="0"/>
         <w:pageBreakBefore w:val="0"/>
@@ -2844,7 +2813,7 @@
     </w:p>
     <w:p>
       <w:pPr>
-        <w:pStyle w:val="28"/>
+        <w:pStyle w:val="2"/>
         <w:keepNext w:val="0"/>
         <w:keepLines w:val="0"/>
         <w:pageBreakBefore w:val="0"/>
@@ -2887,14 +2856,14 @@
         <w:ind w:left="36" w:right="157" w:firstLine="474"/>
         <w:textAlignment w:val="baseline"/>
         <w:rPr>
-          <w:rFonts w:ascii="宋体" w:hAnsi="宋体" w:eastAsia="宋体" w:cs="宋体"/>
+          <w:rFonts w:ascii="宋体" w:eastAsia="宋体" w:hAnsi="宋体" w:cs="宋体"/>
           <w:sz w:val="24"/>
           <w:szCs w:val="24"/>
         </w:rPr>
       </w:pPr>
       <w:r>
         <w:rPr>
-          <w:rFonts w:ascii="宋体" w:hAnsi="宋体" w:eastAsia="宋体" w:cs="宋体"/>
+          <w:rFonts w:ascii="宋体" w:eastAsia="宋体" w:hAnsi="宋体" w:cs="宋体"/>
           <w:spacing w:val="-5"/>
           <w:sz w:val="24"/>
           <w:szCs w:val="24"/>
@@ -2903,7 +2872,7 @@
       </w:r>
       <w:r>
         <w:rPr>
-          <w:rFonts w:hint="eastAsia" w:ascii="宋体" w:hAnsi="宋体" w:eastAsia="宋体" w:cs="宋体"/>
+          <w:rFonts w:ascii="宋体" w:eastAsia="宋体" w:hAnsi="宋体" w:cs="宋体" w:hint="eastAsia"/>
           <w:spacing w:val="-5"/>
           <w:sz w:val="24"/>
           <w:szCs w:val="24"/>
@@ -2913,7 +2882,7 @@
       </w:r>
       <w:r>
         <w:rPr>
-          <w:rFonts w:ascii="宋体" w:hAnsi="宋体" w:eastAsia="宋体" w:cs="宋体"/>
+          <w:rFonts w:ascii="宋体" w:eastAsia="宋体" w:hAnsi="宋体" w:cs="宋体"/>
           <w:spacing w:val="-6"/>
           <w:sz w:val="24"/>
           <w:szCs w:val="24"/>
@@ -2922,7 +2891,7 @@
       </w:r>
       <w:r>
         <w:rPr>
-          <w:rFonts w:ascii="宋体" w:hAnsi="宋体" w:eastAsia="宋体" w:cs="宋体"/>
+          <w:rFonts w:ascii="宋体" w:eastAsia="宋体" w:hAnsi="宋体" w:cs="宋体"/>
           <w:spacing w:val="-4"/>
           <w:sz w:val="24"/>
           <w:szCs w:val="24"/>
@@ -2932,7 +2901,7 @@
     </w:p>
     <w:p>
       <w:pPr>
-        <w:pStyle w:val="28"/>
+        <w:pStyle w:val="2"/>
         <w:keepNext w:val="0"/>
         <w:keepLines w:val="0"/>
         <w:pageBreakBefore w:val="0"/>
@@ -2973,14 +2942,14 @@
         <w:ind w:left="24" w:right="164" w:firstLine="479"/>
         <w:textAlignment w:val="baseline"/>
         <w:rPr>
-          <w:rFonts w:ascii="宋体" w:hAnsi="宋体" w:eastAsia="宋体" w:cs="宋体"/>
+          <w:rFonts w:ascii="宋体" w:eastAsia="宋体" w:hAnsi="宋体" w:cs="宋体"/>
           <w:sz w:val="24"/>
           <w:szCs w:val="24"/>
         </w:rPr>
       </w:pPr>
       <w:r>
         <w:rPr>
-          <w:rFonts w:ascii="宋体" w:hAnsi="宋体" w:eastAsia="宋体" w:cs="宋体"/>
+          <w:rFonts w:ascii="宋体" w:eastAsia="宋体" w:hAnsi="宋体" w:cs="宋体"/>
           <w:spacing w:val="-1"/>
           <w:sz w:val="24"/>
           <w:szCs w:val="24"/>
@@ -2989,7 +2958,7 @@
       </w:r>
       <w:r>
         <w:rPr>
-          <w:rFonts w:ascii="宋体" w:hAnsi="宋体" w:eastAsia="宋体" w:cs="宋体"/>
+          <w:rFonts w:ascii="宋体" w:eastAsia="宋体" w:hAnsi="宋体" w:cs="宋体"/>
           <w:spacing w:val="-2"/>
           <w:sz w:val="24"/>
           <w:szCs w:val="24"/>
@@ -2998,7 +2967,7 @@
       </w:r>
       <w:r>
         <w:rPr>
-          <w:rFonts w:hint="eastAsia" w:ascii="宋体" w:hAnsi="宋体" w:eastAsia="宋体" w:cs="宋体"/>
+          <w:rFonts w:ascii="宋体" w:eastAsia="宋体" w:hAnsi="宋体" w:cs="宋体" w:hint="eastAsia"/>
           <w:spacing w:val="-1"/>
           <w:sz w:val="24"/>
           <w:szCs w:val="24"/>
@@ -3008,7 +2977,7 @@
       </w:r>
       <w:r>
         <w:rPr>
-          <w:rFonts w:ascii="宋体" w:hAnsi="宋体" w:eastAsia="宋体" w:cs="宋体"/>
+          <w:rFonts w:ascii="宋体" w:eastAsia="宋体" w:hAnsi="宋体" w:cs="宋体"/>
           <w:spacing w:val="-12"/>
           <w:sz w:val="24"/>
           <w:szCs w:val="24"/>
@@ -3018,7 +2987,7 @@
     </w:p>
     <w:p>
       <w:pPr>
-        <w:pStyle w:val="26"/>
+        <w:pStyle w:val="1"/>
         <w:keepNext w:val="0"/>
         <w:keepLines w:val="0"/>
         <w:pageBreakBefore w:val="0"/>
@@ -3060,7 +3029,7 @@
         <w:jc w:val="both"/>
         <w:textAlignment w:val="baseline"/>
         <w:rPr>
-          <w:rFonts w:hint="eastAsia" w:ascii="宋体" w:hAnsi="宋体" w:eastAsia="宋体" w:cs="宋体"/>
+          <w:rFonts w:ascii="宋体" w:eastAsia="宋体" w:hAnsi="宋体" w:cs="宋体" w:hint="eastAsia"/>
           <w:spacing w:val="-1"/>
           <w:sz w:val="24"/>
           <w:szCs w:val="24"/>
@@ -3069,7 +3038,7 @@
       </w:pPr>
       <w:r>
         <w:rPr>
-          <w:rFonts w:hint="eastAsia" w:ascii="宋体" w:hAnsi="宋体" w:eastAsia="宋体" w:cs="宋体"/>
+          <w:rFonts w:ascii="宋体" w:eastAsia="宋体" w:hAnsi="宋体" w:cs="宋体" w:hint="eastAsia"/>
           <w:spacing w:val="-1"/>
           <w:sz w:val="24"/>
           <w:szCs w:val="24"/>
@@ -3080,7 +3049,7 @@
     </w:p>
     <w:p>
       <w:pPr>
-        <w:pStyle w:val="28"/>
+        <w:pStyle w:val="2"/>
         <w:keepNext w:val="0"/>
         <w:keepLines w:val="0"/>
         <w:pageBreakBefore w:val="0"/>
@@ -3112,7 +3081,7 @@
     </w:p>
     <w:p>
       <w:pPr>
-        <w:pStyle w:val="29"/>
+        <w:pStyle w:val="3"/>
         <w:keepNext w:val="0"/>
         <w:keepLines w:val="0"/>
         <w:pageBreakBefore w:val="0"/>
@@ -3158,10 +3127,10 @@
         <w:adjustRightInd w:val="0"/>
         <w:snapToGrid w:val="0"/>
         <w:spacing w:line="360" w:lineRule="auto"/>
-        <w:ind w:left="0" w:right="0" w:firstLine="476" w:firstLineChars="200"/>
+        <w:ind w:left="0" w:right="0" w:firstLine="420" w:firstLineChars="200"/>
         <w:textAlignment w:val="baseline"/>
         <w:rPr>
-          <w:rFonts w:hint="default" w:ascii="宋体" w:hAnsi="宋体" w:eastAsia="宋体" w:cs="宋体"/>
+          <w:rFonts w:ascii="宋体" w:eastAsia="宋体" w:hAnsi="宋体" w:cs="宋体" w:hint="default"/>
           <w:spacing w:val="-1"/>
           <w:sz w:val="24"/>
           <w:szCs w:val="24"/>
@@ -3170,7 +3139,7 @@
       </w:pPr>
       <w:r>
         <w:rPr>
-          <w:rFonts w:hint="eastAsia" w:ascii="宋体" w:hAnsi="宋体" w:eastAsia="宋体" w:cs="宋体"/>
+          <w:rFonts w:ascii="宋体" w:eastAsia="宋体" w:hAnsi="宋体" w:cs="宋体" w:hint="eastAsia"/>
           <w:spacing w:val="-1"/>
           <w:sz w:val="24"/>
           <w:szCs w:val="24"/>
@@ -3181,7 +3150,7 @@
     </w:p>
     <w:p>
       <w:pPr>
-        <w:pStyle w:val="29"/>
+        <w:pStyle w:val="3"/>
         <w:keepNext w:val="0"/>
         <w:keepLines w:val="0"/>
         <w:pageBreakBefore w:val="0"/>
@@ -3211,7 +3180,7 @@
     </w:p>
     <w:p>
       <w:pPr>
-        <w:pStyle w:val="27"/>
+        <w:pStyle w:val="a"/>
         <w:keepNext w:val="0"/>
         <w:keepLines w:val="0"/>
         <w:pageBreakBefore w:val="0"/>
@@ -3241,7 +3210,7 @@
     </w:p>
     <w:p>
       <w:pPr>
-        <w:pStyle w:val="27"/>
+        <w:pStyle w:val="a"/>
         <w:keepNext w:val="0"/>
         <w:keepLines w:val="0"/>
         <w:pageBreakBefore w:val="0"/>
@@ -3271,7 +3240,7 @@
     </w:p>
     <w:p>
       <w:pPr>
-        <w:pStyle w:val="27"/>
+        <w:pStyle w:val="a"/>
         <w:keepNext w:val="0"/>
         <w:keepLines w:val="0"/>
         <w:pageBreakBefore w:val="0"/>
@@ -3301,7 +3270,7 @@
     </w:p>
     <w:p>
       <w:pPr>
-        <w:pStyle w:val="29"/>
+        <w:pStyle w:val="3"/>
         <w:keepNext w:val="0"/>
         <w:keepLines w:val="0"/>
         <w:pageBreakBefore w:val="0"/>
@@ -3350,16 +3319,16 @@
     </w:p>
     <w:tbl>
       <w:tblPr>
-        <w:tblStyle w:val="24"/>
+        <w:tblStyle w:val="TableNormal0"/>
         <w:tblW w:w="8616" w:type="dxa"/>
         <w:tblInd w:w="140" w:type="dxa"/>
         <w:tblBorders>
-          <w:top w:val="single" w:color="000000" w:sz="4" w:space="0"/>
-          <w:left w:val="single" w:color="000000" w:sz="4" w:space="0"/>
-          <w:bottom w:val="single" w:color="000000" w:sz="4" w:space="0"/>
-          <w:right w:val="single" w:color="000000" w:sz="4" w:space="0"/>
-          <w:insideH w:val="single" w:color="000000" w:sz="4" w:space="0"/>
-          <w:insideV w:val="single" w:color="000000" w:sz="4" w:space="0"/>
+          <w:top w:val="single" w:sz="4" w:space="0" w:color="000000"/>
+          <w:left w:val="single" w:sz="4" w:space="0" w:color="000000"/>
+          <w:bottom w:val="single" w:sz="4" w:space="0" w:color="000000"/>
+          <w:right w:val="single" w:sz="4" w:space="0" w:color="000000"/>
+          <w:insideH w:val="single" w:sz="4" w:space="0" w:color="000000"/>
+          <w:insideV w:val="single" w:sz="4" w:space="0" w:color="000000"/>
         </w:tblBorders>
         <w:tblLayout w:type="fixed"/>
         <w:tblCellMar>
@@ -3376,14 +3345,17 @@
       </w:tblGrid>
       <w:tr>
         <w:tblPrEx>
+          <w:tblW w:w="8616" w:type="dxa"/>
+          <w:tblInd w:w="140" w:type="dxa"/>
           <w:tblBorders>
-            <w:top w:val="single" w:color="000000" w:sz="4" w:space="0"/>
-            <w:left w:val="single" w:color="000000" w:sz="4" w:space="0"/>
-            <w:bottom w:val="single" w:color="000000" w:sz="4" w:space="0"/>
-            <w:right w:val="single" w:color="000000" w:sz="4" w:space="0"/>
-            <w:insideH w:val="single" w:color="000000" w:sz="4" w:space="0"/>
-            <w:insideV w:val="single" w:color="000000" w:sz="4" w:space="0"/>
+            <w:top w:val="single" w:sz="4" w:space="0" w:color="000000"/>
+            <w:left w:val="single" w:sz="4" w:space="0" w:color="000000"/>
+            <w:bottom w:val="single" w:sz="4" w:space="0" w:color="000000"/>
+            <w:right w:val="single" w:sz="4" w:space="0" w:color="000000"/>
+            <w:insideH w:val="single" w:sz="4" w:space="0" w:color="000000"/>
+            <w:insideV w:val="single" w:sz="4" w:space="0" w:color="000000"/>
           </w:tblBorders>
+          <w:tblLayout w:type="fixed"/>
           <w:tblCellMar>
             <w:top w:w="0" w:type="dxa"/>
             <w:left w:w="0" w:type="dxa"/>
@@ -3392,7 +3364,7 @@
           </w:tblCellMar>
         </w:tblPrEx>
         <w:trPr>
-          <w:trHeight w:val="472" w:hRule="atLeast"/>
+          <w:trHeight w:val="472"/>
         </w:trPr>
         <w:tc>
           <w:tcPr>
@@ -3400,7 +3372,7 @@
           </w:tcPr>
           <w:p>
             <w:pPr>
-              <w:pStyle w:val="25"/>
+              <w:pStyle w:val="TableText"/>
               <w:keepNext w:val="0"/>
               <w:keepLines w:val="0"/>
               <w:pageBreakBefore w:val="0"/>
@@ -3434,7 +3406,7 @@
           </w:tcPr>
           <w:p>
             <w:pPr>
-              <w:pStyle w:val="25"/>
+              <w:pStyle w:val="TableText"/>
               <w:keepNext w:val="0"/>
               <w:keepLines w:val="0"/>
               <w:pageBreakBefore w:val="0"/>
@@ -3468,7 +3440,7 @@
           </w:tcPr>
           <w:p>
             <w:pPr>
-              <w:pStyle w:val="25"/>
+              <w:pStyle w:val="TableText"/>
               <w:keepNext w:val="0"/>
               <w:keepLines w:val="0"/>
               <w:pageBreakBefore w:val="0"/>
@@ -3499,14 +3471,9 @@
       </w:tr>
       <w:tr>
         <w:tblPrEx>
-          <w:tblBorders>
-            <w:top w:val="single" w:color="000000" w:sz="4" w:space="0"/>
-            <w:left w:val="single" w:color="000000" w:sz="4" w:space="0"/>
-            <w:bottom w:val="single" w:color="000000" w:sz="4" w:space="0"/>
-            <w:right w:val="single" w:color="000000" w:sz="4" w:space="0"/>
-            <w:insideH w:val="single" w:color="000000" w:sz="4" w:space="0"/>
-            <w:insideV w:val="single" w:color="000000" w:sz="4" w:space="0"/>
-          </w:tblBorders>
+          <w:tblW w:w="8616" w:type="dxa"/>
+          <w:tblInd w:w="140" w:type="dxa"/>
+          <w:tblLayout w:type="fixed"/>
           <w:tblCellMar>
             <w:top w:w="0" w:type="dxa"/>
             <w:left w:w="0" w:type="dxa"/>
@@ -3515,7 +3482,7 @@
           </w:tblCellMar>
         </w:tblPrEx>
         <w:trPr>
-          <w:trHeight w:val="935" w:hRule="atLeast"/>
+          <w:trHeight w:val="935"/>
         </w:trPr>
         <w:tc>
           <w:tcPr>
@@ -3546,7 +3513,7 @@
           </w:p>
           <w:p>
             <w:pPr>
-              <w:pStyle w:val="25"/>
+              <w:pStyle w:val="TableText"/>
               <w:keepNext w:val="0"/>
               <w:keepLines w:val="0"/>
               <w:pageBreakBefore w:val="0"/>
@@ -3601,7 +3568,7 @@
           </w:p>
           <w:p>
             <w:pPr>
-              <w:pStyle w:val="25"/>
+              <w:pStyle w:val="TableText"/>
               <w:keepNext w:val="0"/>
               <w:keepLines w:val="0"/>
               <w:pageBreakBefore w:val="0"/>
@@ -3657,7 +3624,7 @@
           </w:tcPr>
           <w:p>
             <w:pPr>
-              <w:pStyle w:val="25"/>
+              <w:pStyle w:val="TableText"/>
               <w:keepNext w:val="0"/>
               <w:keepLines w:val="0"/>
               <w:pageBreakBefore w:val="0"/>
@@ -3702,7 +3669,7 @@
           </w:p>
           <w:p>
             <w:pPr>
-              <w:pStyle w:val="25"/>
+              <w:pStyle w:val="TableText"/>
               <w:keepNext w:val="0"/>
               <w:keepLines w:val="0"/>
               <w:pageBreakBefore w:val="0"/>
@@ -3743,14 +3710,9 @@
       </w:tr>
       <w:tr>
         <w:tblPrEx>
-          <w:tblBorders>
-            <w:top w:val="single" w:color="000000" w:sz="4" w:space="0"/>
-            <w:left w:val="single" w:color="000000" w:sz="4" w:space="0"/>
-            <w:bottom w:val="single" w:color="000000" w:sz="4" w:space="0"/>
-            <w:right w:val="single" w:color="000000" w:sz="4" w:space="0"/>
-            <w:insideH w:val="single" w:color="000000" w:sz="4" w:space="0"/>
-            <w:insideV w:val="single" w:color="000000" w:sz="4" w:space="0"/>
-          </w:tblBorders>
+          <w:tblW w:w="8616" w:type="dxa"/>
+          <w:tblInd w:w="140" w:type="dxa"/>
+          <w:tblLayout w:type="fixed"/>
           <w:tblCellMar>
             <w:top w:w="0" w:type="dxa"/>
             <w:left w:w="0" w:type="dxa"/>
@@ -3759,7 +3721,7 @@
           </w:tblCellMar>
         </w:tblPrEx>
         <w:trPr>
-          <w:trHeight w:val="467" w:hRule="atLeast"/>
+          <w:trHeight w:val="467"/>
         </w:trPr>
         <w:tc>
           <w:tcPr>
@@ -3767,7 +3729,7 @@
           </w:tcPr>
           <w:p>
             <w:pPr>
-              <w:pStyle w:val="25"/>
+              <w:pStyle w:val="TableText"/>
               <w:keepNext w:val="0"/>
               <w:keepLines w:val="0"/>
               <w:pageBreakBefore w:val="0"/>
@@ -3799,7 +3761,7 @@
           </w:tcPr>
           <w:p>
             <w:pPr>
-              <w:pStyle w:val="25"/>
+              <w:pStyle w:val="TableText"/>
               <w:keepNext w:val="0"/>
               <w:keepLines w:val="0"/>
               <w:pageBreakBefore w:val="0"/>
@@ -3857,7 +3819,7 @@
           </w:tcPr>
           <w:p>
             <w:pPr>
-              <w:pStyle w:val="25"/>
+              <w:pStyle w:val="TableText"/>
               <w:keepNext w:val="0"/>
               <w:keepLines w:val="0"/>
               <w:pageBreakBefore w:val="0"/>
@@ -3886,14 +3848,9 @@
       </w:tr>
       <w:tr>
         <w:tblPrEx>
-          <w:tblBorders>
-            <w:top w:val="single" w:color="000000" w:sz="4" w:space="0"/>
-            <w:left w:val="single" w:color="000000" w:sz="4" w:space="0"/>
-            <w:bottom w:val="single" w:color="000000" w:sz="4" w:space="0"/>
-            <w:right w:val="single" w:color="000000" w:sz="4" w:space="0"/>
-            <w:insideH w:val="single" w:color="000000" w:sz="4" w:space="0"/>
-            <w:insideV w:val="single" w:color="000000" w:sz="4" w:space="0"/>
-          </w:tblBorders>
+          <w:tblW w:w="8616" w:type="dxa"/>
+          <w:tblInd w:w="140" w:type="dxa"/>
+          <w:tblLayout w:type="fixed"/>
           <w:tblCellMar>
             <w:top w:w="0" w:type="dxa"/>
             <w:left w:w="0" w:type="dxa"/>
@@ -3902,7 +3859,7 @@
           </w:tblCellMar>
         </w:tblPrEx>
         <w:trPr>
-          <w:trHeight w:val="1402" w:hRule="atLeast"/>
+          <w:trHeight w:val="1402"/>
         </w:trPr>
         <w:tc>
           <w:tcPr>
@@ -3933,7 +3890,7 @@
           </w:p>
           <w:p>
             <w:pPr>
-              <w:pStyle w:val="25"/>
+              <w:pStyle w:val="TableText"/>
               <w:keepNext w:val="0"/>
               <w:keepLines w:val="0"/>
               <w:pageBreakBefore w:val="0"/>
@@ -4011,7 +3968,7 @@
           </w:p>
           <w:p>
             <w:pPr>
-              <w:pStyle w:val="25"/>
+              <w:pStyle w:val="TableText"/>
               <w:keepNext w:val="0"/>
               <w:keepLines w:val="0"/>
               <w:pageBreakBefore w:val="0"/>
@@ -4067,7 +4024,7 @@
           </w:tcPr>
           <w:p>
             <w:pPr>
-              <w:pStyle w:val="25"/>
+              <w:pStyle w:val="TableText"/>
               <w:keepNext w:val="0"/>
               <w:keepLines w:val="0"/>
               <w:pageBreakBefore w:val="0"/>
@@ -4106,7 +4063,7 @@
           </w:p>
           <w:p>
             <w:pPr>
-              <w:pStyle w:val="25"/>
+              <w:pStyle w:val="TableText"/>
               <w:keepNext w:val="0"/>
               <w:keepLines w:val="0"/>
               <w:pageBreakBefore w:val="0"/>
@@ -4133,7 +4090,7 @@
           </w:p>
           <w:p>
             <w:pPr>
-              <w:pStyle w:val="25"/>
+              <w:pStyle w:val="TableText"/>
               <w:keepNext w:val="0"/>
               <w:keepLines w:val="0"/>
               <w:pageBreakBefore w:val="0"/>
@@ -4162,14 +4119,9 @@
       </w:tr>
       <w:tr>
         <w:tblPrEx>
-          <w:tblBorders>
-            <w:top w:val="single" w:color="000000" w:sz="4" w:space="0"/>
-            <w:left w:val="single" w:color="000000" w:sz="4" w:space="0"/>
-            <w:bottom w:val="single" w:color="000000" w:sz="4" w:space="0"/>
-            <w:right w:val="single" w:color="000000" w:sz="4" w:space="0"/>
-            <w:insideH w:val="single" w:color="000000" w:sz="4" w:space="0"/>
-            <w:insideV w:val="single" w:color="000000" w:sz="4" w:space="0"/>
-          </w:tblBorders>
+          <w:tblW w:w="8616" w:type="dxa"/>
+          <w:tblInd w:w="140" w:type="dxa"/>
+          <w:tblLayout w:type="fixed"/>
           <w:tblCellMar>
             <w:top w:w="0" w:type="dxa"/>
             <w:left w:w="0" w:type="dxa"/>
@@ -4178,7 +4130,7 @@
           </w:tblCellMar>
         </w:tblPrEx>
         <w:trPr>
-          <w:trHeight w:val="2402" w:hRule="atLeast"/>
+          <w:trHeight w:val="2402"/>
         </w:trPr>
         <w:tc>
           <w:tcPr>
@@ -4278,7 +4230,7 @@
           </w:p>
           <w:p>
             <w:pPr>
-              <w:pStyle w:val="25"/>
+              <w:pStyle w:val="TableText"/>
               <w:keepNext w:val="0"/>
               <w:keepLines w:val="0"/>
               <w:pageBreakBefore w:val="0"/>
@@ -4394,7 +4346,7 @@
           </w:p>
           <w:p>
             <w:pPr>
-              <w:pStyle w:val="25"/>
+              <w:pStyle w:val="TableText"/>
               <w:keepNext w:val="0"/>
               <w:keepLines w:val="0"/>
               <w:pageBreakBefore w:val="0"/>
@@ -4470,7 +4422,7 @@
           </w:tcPr>
           <w:p>
             <w:pPr>
-              <w:pStyle w:val="25"/>
+              <w:pStyle w:val="TableText"/>
               <w:keepNext w:val="0"/>
               <w:keepLines w:val="0"/>
               <w:pageBreakBefore w:val="0"/>
@@ -4511,7 +4463,7 @@
           </w:p>
           <w:p>
             <w:pPr>
-              <w:pStyle w:val="25"/>
+              <w:pStyle w:val="TableText"/>
               <w:keepNext w:val="0"/>
               <w:keepLines w:val="0"/>
               <w:pageBreakBefore w:val="0"/>
@@ -4549,7 +4501,7 @@
           </w:p>
           <w:p>
             <w:pPr>
-              <w:pStyle w:val="25"/>
+              <w:pStyle w:val="TableText"/>
               <w:keepNext w:val="0"/>
               <w:keepLines w:val="0"/>
               <w:pageBreakBefore w:val="0"/>
@@ -4587,7 +4539,7 @@
           </w:p>
           <w:p>
             <w:pPr>
-              <w:pStyle w:val="25"/>
+              <w:pStyle w:val="TableText"/>
               <w:keepNext w:val="0"/>
               <w:keepLines w:val="0"/>
               <w:pageBreakBefore w:val="0"/>
@@ -4625,7 +4577,7 @@
           </w:p>
           <w:p>
             <w:pPr>
-              <w:pStyle w:val="25"/>
+              <w:pStyle w:val="TableText"/>
               <w:keepNext w:val="0"/>
               <w:keepLines w:val="0"/>
               <w:pageBreakBefore w:val="0"/>
@@ -4663,7 +4615,7 @@
           </w:p>
           <w:p>
             <w:pPr>
-              <w:pStyle w:val="25"/>
+              <w:pStyle w:val="TableText"/>
               <w:keepNext w:val="0"/>
               <w:keepLines w:val="0"/>
               <w:pageBreakBefore w:val="0"/>
@@ -4703,14 +4655,9 @@
       </w:tr>
       <w:tr>
         <w:tblPrEx>
-          <w:tblBorders>
-            <w:top w:val="single" w:color="000000" w:sz="4" w:space="0"/>
-            <w:left w:val="single" w:color="000000" w:sz="4" w:space="0"/>
-            <w:bottom w:val="single" w:color="000000" w:sz="4" w:space="0"/>
-            <w:right w:val="single" w:color="000000" w:sz="4" w:space="0"/>
-            <w:insideH w:val="single" w:color="000000" w:sz="4" w:space="0"/>
-            <w:insideV w:val="single" w:color="000000" w:sz="4" w:space="0"/>
-          </w:tblBorders>
+          <w:tblW w:w="8616" w:type="dxa"/>
+          <w:tblInd w:w="140" w:type="dxa"/>
+          <w:tblLayout w:type="fixed"/>
           <w:tblCellMar>
             <w:top w:w="0" w:type="dxa"/>
             <w:left w:w="0" w:type="dxa"/>
@@ -4719,7 +4666,7 @@
           </w:tblCellMar>
         </w:tblPrEx>
         <w:trPr>
-          <w:trHeight w:val="521" w:hRule="atLeast"/>
+          <w:trHeight w:val="521"/>
         </w:trPr>
         <w:tc>
           <w:tcPr>
@@ -4727,7 +4674,7 @@
           </w:tcPr>
           <w:p>
             <w:pPr>
-              <w:pStyle w:val="25"/>
+              <w:pStyle w:val="TableText"/>
               <w:keepNext w:val="0"/>
               <w:keepLines w:val="0"/>
               <w:pageBreakBefore w:val="0"/>
@@ -4745,7 +4692,7 @@
               <w:ind w:left="112"/>
               <w:textAlignment w:val="baseline"/>
               <w:rPr>
-                <w:rFonts w:hint="default" w:eastAsia="宋体"/>
+                <w:rFonts w:eastAsia="宋体" w:hint="default"/>
                 <w:spacing w:val="-3"/>
                 <w:lang w:val="en-US" w:eastAsia="zh-CN"/>
               </w:rPr>
@@ -4766,7 +4713,7 @@
           </w:tcPr>
           <w:p>
             <w:pPr>
-              <w:pStyle w:val="25"/>
+              <w:pStyle w:val="TableText"/>
               <w:keepNext w:val="0"/>
               <w:keepLines w:val="0"/>
               <w:pageBreakBefore w:val="0"/>
@@ -4784,7 +4731,7 @@
               <w:ind w:left="112"/>
               <w:textAlignment w:val="baseline"/>
               <w:rPr>
-                <w:rFonts w:hint="default" w:eastAsia="宋体"/>
+                <w:rFonts w:eastAsia="宋体" w:hint="default"/>
                 <w:spacing w:val="-4"/>
                 <w:lang w:val="en-US" w:eastAsia="zh-CN"/>
               </w:rPr>
@@ -4805,7 +4752,7 @@
           </w:tcPr>
           <w:p>
             <w:pPr>
-              <w:pStyle w:val="25"/>
+              <w:pStyle w:val="TableText"/>
               <w:keepNext w:val="0"/>
               <w:keepLines w:val="0"/>
               <w:pageBreakBefore w:val="0"/>
@@ -4823,7 +4770,7 @@
               <w:ind w:left="140" w:right="272" w:firstLine="3"/>
               <w:textAlignment w:val="baseline"/>
               <w:rPr>
-                <w:rFonts w:hint="default" w:eastAsia="宋体"/>
+                <w:rFonts w:eastAsia="宋体" w:hint="default"/>
                 <w:spacing w:val="-1"/>
                 <w:lang w:val="en-US" w:eastAsia="zh-CN"/>
               </w:rPr>
@@ -4841,14 +4788,9 @@
       </w:tr>
       <w:tr>
         <w:tblPrEx>
-          <w:tblBorders>
-            <w:top w:val="single" w:color="000000" w:sz="4" w:space="0"/>
-            <w:left w:val="single" w:color="000000" w:sz="4" w:space="0"/>
-            <w:bottom w:val="single" w:color="000000" w:sz="4" w:space="0"/>
-            <w:right w:val="single" w:color="000000" w:sz="4" w:space="0"/>
-            <w:insideH w:val="single" w:color="000000" w:sz="4" w:space="0"/>
-            <w:insideV w:val="single" w:color="000000" w:sz="4" w:space="0"/>
-          </w:tblBorders>
+          <w:tblW w:w="8616" w:type="dxa"/>
+          <w:tblInd w:w="140" w:type="dxa"/>
+          <w:tblLayout w:type="fixed"/>
           <w:tblCellMar>
             <w:top w:w="0" w:type="dxa"/>
             <w:left w:w="0" w:type="dxa"/>
@@ -4857,7 +4799,7 @@
           </w:tblCellMar>
         </w:tblPrEx>
         <w:trPr>
-          <w:trHeight w:val="617" w:hRule="atLeast"/>
+          <w:trHeight w:val="617"/>
         </w:trPr>
         <w:tc>
           <w:tcPr>
@@ -4865,7 +4807,7 @@
           </w:tcPr>
           <w:p>
             <w:pPr>
-              <w:pStyle w:val="25"/>
+              <w:pStyle w:val="TableText"/>
               <w:keepNext w:val="0"/>
               <w:keepLines w:val="0"/>
               <w:pageBreakBefore w:val="0"/>
@@ -4904,7 +4846,7 @@
           </w:tcPr>
           <w:p>
             <w:pPr>
-              <w:pStyle w:val="25"/>
+              <w:pStyle w:val="TableText"/>
               <w:keepNext w:val="0"/>
               <w:keepLines w:val="0"/>
               <w:pageBreakBefore w:val="0"/>
@@ -4943,7 +4885,7 @@
           </w:tcPr>
           <w:p>
             <w:pPr>
-              <w:pStyle w:val="25"/>
+              <w:pStyle w:val="TableText"/>
               <w:keepNext w:val="0"/>
               <w:keepLines w:val="0"/>
               <w:pageBreakBefore w:val="0"/>
@@ -4961,7 +4903,7 @@
               <w:ind w:right="272"/>
               <w:textAlignment w:val="baseline"/>
               <w:rPr>
-                <w:rFonts w:hint="default" w:eastAsia="宋体"/>
+                <w:rFonts w:eastAsia="宋体" w:hint="default"/>
                 <w:spacing w:val="-1"/>
                 <w:lang w:val="en-US" w:eastAsia="zh-CN"/>
               </w:rPr>
@@ -4979,14 +4921,9 @@
       </w:tr>
       <w:tr>
         <w:tblPrEx>
-          <w:tblBorders>
-            <w:top w:val="single" w:color="000000" w:sz="4" w:space="0"/>
-            <w:left w:val="single" w:color="000000" w:sz="4" w:space="0"/>
-            <w:bottom w:val="single" w:color="000000" w:sz="4" w:space="0"/>
-            <w:right w:val="single" w:color="000000" w:sz="4" w:space="0"/>
-            <w:insideH w:val="single" w:color="000000" w:sz="4" w:space="0"/>
-            <w:insideV w:val="single" w:color="000000" w:sz="4" w:space="0"/>
-          </w:tblBorders>
+          <w:tblW w:w="8616" w:type="dxa"/>
+          <w:tblInd w:w="140" w:type="dxa"/>
+          <w:tblLayout w:type="fixed"/>
           <w:tblCellMar>
             <w:top w:w="0" w:type="dxa"/>
             <w:left w:w="0" w:type="dxa"/>
@@ -4995,7 +4932,7 @@
           </w:tblCellMar>
         </w:tblPrEx>
         <w:trPr>
-          <w:trHeight w:val="939" w:hRule="atLeast"/>
+          <w:trHeight w:val="939"/>
         </w:trPr>
         <w:tc>
           <w:tcPr>
@@ -5003,7 +4940,7 @@
           </w:tcPr>
           <w:p>
             <w:pPr>
-              <w:pStyle w:val="25"/>
+              <w:pStyle w:val="TableText"/>
               <w:keepNext w:val="0"/>
               <w:keepLines w:val="0"/>
               <w:pageBreakBefore w:val="0"/>
@@ -5042,7 +4979,7 @@
           </w:tcPr>
           <w:p>
             <w:pPr>
-              <w:pStyle w:val="25"/>
+              <w:pStyle w:val="TableText"/>
               <w:keepNext w:val="0"/>
               <w:keepLines w:val="0"/>
               <w:pageBreakBefore w:val="0"/>
@@ -5081,7 +5018,7 @@
           </w:tcPr>
           <w:p>
             <w:pPr>
-              <w:pStyle w:val="25"/>
+              <w:pStyle w:val="TableText"/>
               <w:keepNext w:val="0"/>
               <w:keepLines w:val="0"/>
               <w:pageBreakBefore w:val="0"/>
@@ -5117,14 +5054,9 @@
       </w:tr>
       <w:tr>
         <w:tblPrEx>
-          <w:tblBorders>
-            <w:top w:val="single" w:color="000000" w:sz="4" w:space="0"/>
-            <w:left w:val="single" w:color="000000" w:sz="4" w:space="0"/>
-            <w:bottom w:val="single" w:color="000000" w:sz="4" w:space="0"/>
-            <w:right w:val="single" w:color="000000" w:sz="4" w:space="0"/>
-            <w:insideH w:val="single" w:color="000000" w:sz="4" w:space="0"/>
-            <w:insideV w:val="single" w:color="000000" w:sz="4" w:space="0"/>
-          </w:tblBorders>
+          <w:tblW w:w="8616" w:type="dxa"/>
+          <w:tblInd w:w="140" w:type="dxa"/>
+          <w:tblLayout w:type="fixed"/>
           <w:tblCellMar>
             <w:top w:w="0" w:type="dxa"/>
             <w:left w:w="0" w:type="dxa"/>
@@ -5133,7 +5065,7 @@
           </w:tblCellMar>
         </w:tblPrEx>
         <w:trPr>
-          <w:trHeight w:val="939" w:hRule="atLeast"/>
+          <w:trHeight w:val="939"/>
         </w:trPr>
         <w:tc>
           <w:tcPr>
@@ -5141,7 +5073,7 @@
           </w:tcPr>
           <w:p>
             <w:pPr>
-              <w:pStyle w:val="25"/>
+              <w:pStyle w:val="TableText"/>
               <w:keepNext w:val="0"/>
               <w:keepLines w:val="0"/>
               <w:pageBreakBefore w:val="0"/>
@@ -5180,7 +5112,7 @@
           </w:tcPr>
           <w:p>
             <w:pPr>
-              <w:pStyle w:val="25"/>
+              <w:pStyle w:val="TableText"/>
               <w:keepNext w:val="0"/>
               <w:keepLines w:val="0"/>
               <w:pageBreakBefore w:val="0"/>
@@ -5219,7 +5151,7 @@
           </w:tcPr>
           <w:p>
             <w:pPr>
-              <w:pStyle w:val="25"/>
+              <w:pStyle w:val="TableText"/>
               <w:keepNext w:val="0"/>
               <w:keepLines w:val="0"/>
               <w:pageBreakBefore w:val="0"/>
@@ -5256,7 +5188,7 @@
     </w:tbl>
     <w:p>
       <w:pPr>
-        <w:pStyle w:val="29"/>
+        <w:pStyle w:val="3"/>
         <w:keepNext w:val="0"/>
         <w:keepLines w:val="0"/>
         <w:pageBreakBefore w:val="0"/>
@@ -5303,14 +5235,14 @@
         <w:ind w:left="26" w:firstLine="477"/>
         <w:textAlignment w:val="baseline"/>
         <w:rPr>
-          <w:rFonts w:ascii="宋体" w:hAnsi="宋体" w:eastAsia="宋体" w:cs="宋体"/>
+          <w:rFonts w:ascii="宋体" w:eastAsia="宋体" w:hAnsi="宋体" w:cs="宋体"/>
           <w:sz w:val="24"/>
           <w:szCs w:val="24"/>
         </w:rPr>
       </w:pPr>
       <w:r>
         <w:rPr>
-          <w:rFonts w:ascii="宋体" w:hAnsi="宋体" w:eastAsia="宋体" w:cs="宋体"/>
+          <w:rFonts w:ascii="宋体" w:eastAsia="宋体" w:hAnsi="宋体" w:cs="宋体"/>
           <w:sz w:val="24"/>
           <w:szCs w:val="24"/>
         </w:rPr>
@@ -5318,7 +5250,7 @@
       </w:r>
       <w:r>
         <w:rPr>
-          <w:rFonts w:ascii="宋体" w:hAnsi="宋体" w:eastAsia="宋体" w:cs="宋体"/>
+          <w:rFonts w:ascii="宋体" w:eastAsia="宋体" w:hAnsi="宋体" w:cs="宋体"/>
           <w:spacing w:val="-1"/>
           <w:sz w:val="24"/>
           <w:szCs w:val="24"/>
@@ -5327,7 +5259,7 @@
       </w:r>
       <w:r>
         <w:rPr>
-          <w:rFonts w:ascii="宋体" w:hAnsi="宋体" w:eastAsia="宋体" w:cs="宋体"/>
+          <w:rFonts w:ascii="宋体" w:eastAsia="宋体" w:hAnsi="宋体" w:cs="宋体"/>
           <w:spacing w:val="-2"/>
           <w:sz w:val="24"/>
           <w:szCs w:val="24"/>
@@ -5336,7 +5268,7 @@
       </w:r>
       <w:r>
         <w:rPr>
-          <w:rFonts w:ascii="宋体" w:hAnsi="宋体" w:eastAsia="宋体" w:cs="宋体"/>
+          <w:rFonts w:ascii="宋体" w:eastAsia="宋体" w:hAnsi="宋体" w:cs="宋体"/>
           <w:spacing w:val="-3"/>
           <w:sz w:val="24"/>
           <w:szCs w:val="24"/>
@@ -5365,16 +5297,16 @@
     </w:p>
     <w:tbl>
       <w:tblPr>
-        <w:tblStyle w:val="24"/>
+        <w:tblStyle w:val="TableNormal0"/>
         <w:tblW w:w="8023" w:type="dxa"/>
         <w:tblInd w:w="276" w:type="dxa"/>
         <w:tblBorders>
-          <w:top w:val="single" w:color="000000" w:sz="4" w:space="0"/>
-          <w:left w:val="single" w:color="000000" w:sz="4" w:space="0"/>
-          <w:bottom w:val="single" w:color="000000" w:sz="4" w:space="0"/>
-          <w:right w:val="single" w:color="000000" w:sz="4" w:space="0"/>
-          <w:insideH w:val="single" w:color="000000" w:sz="4" w:space="0"/>
-          <w:insideV w:val="single" w:color="000000" w:sz="4" w:space="0"/>
+          <w:top w:val="single" w:sz="4" w:space="0" w:color="000000"/>
+          <w:left w:val="single" w:sz="4" w:space="0" w:color="000000"/>
+          <w:bottom w:val="single" w:sz="4" w:space="0" w:color="000000"/>
+          <w:right w:val="single" w:sz="4" w:space="0" w:color="000000"/>
+          <w:insideH w:val="single" w:sz="4" w:space="0" w:color="000000"/>
+          <w:insideV w:val="single" w:sz="4" w:space="0" w:color="000000"/>
         </w:tblBorders>
         <w:tblLayout w:type="fixed"/>
         <w:tblCellMar>
@@ -5391,14 +5323,17 @@
       </w:tblGrid>
       <w:tr>
         <w:tblPrEx>
+          <w:tblW w:w="8023" w:type="dxa"/>
+          <w:tblInd w:w="276" w:type="dxa"/>
           <w:tblBorders>
-            <w:top w:val="single" w:color="000000" w:sz="4" w:space="0"/>
-            <w:left w:val="single" w:color="000000" w:sz="4" w:space="0"/>
-            <w:bottom w:val="single" w:color="000000" w:sz="4" w:space="0"/>
-            <w:right w:val="single" w:color="000000" w:sz="4" w:space="0"/>
-            <w:insideH w:val="single" w:color="000000" w:sz="4" w:space="0"/>
-            <w:insideV w:val="single" w:color="000000" w:sz="4" w:space="0"/>
+            <w:top w:val="single" w:sz="4" w:space="0" w:color="000000"/>
+            <w:left w:val="single" w:sz="4" w:space="0" w:color="000000"/>
+            <w:bottom w:val="single" w:sz="4" w:space="0" w:color="000000"/>
+            <w:right w:val="single" w:sz="4" w:space="0" w:color="000000"/>
+            <w:insideH w:val="single" w:sz="4" w:space="0" w:color="000000"/>
+            <w:insideV w:val="single" w:sz="4" w:space="0" w:color="000000"/>
           </w:tblBorders>
+          <w:tblLayout w:type="fixed"/>
           <w:tblCellMar>
             <w:top w:w="0" w:type="dxa"/>
             <w:left w:w="0" w:type="dxa"/>
@@ -5407,7 +5342,7 @@
           </w:tblCellMar>
         </w:tblPrEx>
         <w:trPr>
-          <w:trHeight w:val="377" w:hRule="atLeast"/>
+          <w:trHeight w:val="377"/>
         </w:trPr>
         <w:tc>
           <w:tcPr>
@@ -5415,7 +5350,7 @@
           </w:tcPr>
           <w:p>
             <w:pPr>
-              <w:pStyle w:val="25"/>
+              <w:pStyle w:val="TableText"/>
               <w:keepNext w:val="0"/>
               <w:keepLines w:val="0"/>
               <w:pageBreakBefore w:val="0"/>
@@ -5449,7 +5384,7 @@
           </w:tcPr>
           <w:p>
             <w:pPr>
-              <w:pStyle w:val="25"/>
+              <w:pStyle w:val="TableText"/>
               <w:keepNext w:val="0"/>
               <w:keepLines w:val="0"/>
               <w:pageBreakBefore w:val="0"/>
@@ -5483,7 +5418,7 @@
           </w:tcPr>
           <w:p>
             <w:pPr>
-              <w:pStyle w:val="25"/>
+              <w:pStyle w:val="TableText"/>
               <w:keepNext w:val="0"/>
               <w:keepLines w:val="0"/>
               <w:pageBreakBefore w:val="0"/>
@@ -5514,14 +5449,9 @@
       </w:tr>
       <w:tr>
         <w:tblPrEx>
-          <w:tblBorders>
-            <w:top w:val="single" w:color="000000" w:sz="4" w:space="0"/>
-            <w:left w:val="single" w:color="000000" w:sz="4" w:space="0"/>
-            <w:bottom w:val="single" w:color="000000" w:sz="4" w:space="0"/>
-            <w:right w:val="single" w:color="000000" w:sz="4" w:space="0"/>
-            <w:insideH w:val="single" w:color="000000" w:sz="4" w:space="0"/>
-            <w:insideV w:val="single" w:color="000000" w:sz="4" w:space="0"/>
-          </w:tblBorders>
+          <w:tblW w:w="8023" w:type="dxa"/>
+          <w:tblInd w:w="276" w:type="dxa"/>
+          <w:tblLayout w:type="fixed"/>
           <w:tblCellMar>
             <w:top w:w="0" w:type="dxa"/>
             <w:left w:w="0" w:type="dxa"/>
@@ -5530,7 +5460,7 @@
           </w:tblCellMar>
         </w:tblPrEx>
         <w:trPr>
-          <w:trHeight w:val="823" w:hRule="atLeast"/>
+          <w:trHeight w:val="823"/>
         </w:trPr>
         <w:tc>
           <w:tcPr>
@@ -5538,7 +5468,7 @@
           </w:tcPr>
           <w:p>
             <w:pPr>
-              <w:pStyle w:val="25"/>
+              <w:pStyle w:val="TableText"/>
               <w:keepNext w:val="0"/>
               <w:keepLines w:val="0"/>
               <w:pageBreakBefore w:val="0"/>
@@ -5573,7 +5503,7 @@
           </w:tcPr>
           <w:p>
             <w:pPr>
-              <w:pStyle w:val="25"/>
+              <w:pStyle w:val="TableText"/>
               <w:keepNext w:val="0"/>
               <w:keepLines w:val="0"/>
               <w:pageBreakBefore w:val="0"/>
@@ -5608,7 +5538,7 @@
           </w:tcPr>
           <w:p>
             <w:pPr>
-              <w:pStyle w:val="25"/>
+              <w:pStyle w:val="TableText"/>
               <w:keepNext w:val="0"/>
               <w:keepLines w:val="0"/>
               <w:pageBreakBefore w:val="0"/>
@@ -5640,14 +5570,9 @@
       </w:tr>
       <w:tr>
         <w:tblPrEx>
-          <w:tblBorders>
-            <w:top w:val="single" w:color="000000" w:sz="4" w:space="0"/>
-            <w:left w:val="single" w:color="000000" w:sz="4" w:space="0"/>
-            <w:bottom w:val="single" w:color="000000" w:sz="4" w:space="0"/>
-            <w:right w:val="single" w:color="000000" w:sz="4" w:space="0"/>
-            <w:insideH w:val="single" w:color="000000" w:sz="4" w:space="0"/>
-            <w:insideV w:val="single" w:color="000000" w:sz="4" w:space="0"/>
-          </w:tblBorders>
+          <w:tblW w:w="8023" w:type="dxa"/>
+          <w:tblInd w:w="276" w:type="dxa"/>
+          <w:tblLayout w:type="fixed"/>
           <w:tblCellMar>
             <w:top w:w="0" w:type="dxa"/>
             <w:left w:w="0" w:type="dxa"/>
@@ -5656,7 +5581,7 @@
           </w:tblCellMar>
         </w:tblPrEx>
         <w:trPr>
-          <w:trHeight w:val="901" w:hRule="atLeast"/>
+          <w:trHeight w:val="901"/>
         </w:trPr>
         <w:tc>
           <w:tcPr>
@@ -5664,7 +5589,7 @@
           </w:tcPr>
           <w:p>
             <w:pPr>
-              <w:pStyle w:val="25"/>
+              <w:pStyle w:val="TableText"/>
               <w:keepNext w:val="0"/>
               <w:keepLines w:val="0"/>
               <w:pageBreakBefore w:val="0"/>
@@ -5699,7 +5624,7 @@
           </w:tcPr>
           <w:p>
             <w:pPr>
-              <w:pStyle w:val="25"/>
+              <w:pStyle w:val="TableText"/>
               <w:keepNext w:val="0"/>
               <w:keepLines w:val="0"/>
               <w:pageBreakBefore w:val="0"/>
@@ -5734,7 +5659,7 @@
           </w:tcPr>
           <w:p>
             <w:pPr>
-              <w:pStyle w:val="25"/>
+              <w:pStyle w:val="TableText"/>
               <w:keepNext w:val="0"/>
               <w:keepLines w:val="0"/>
               <w:pageBreakBefore w:val="0"/>
@@ -5766,14 +5691,9 @@
       </w:tr>
       <w:tr>
         <w:tblPrEx>
-          <w:tblBorders>
-            <w:top w:val="single" w:color="000000" w:sz="4" w:space="0"/>
-            <w:left w:val="single" w:color="000000" w:sz="4" w:space="0"/>
-            <w:bottom w:val="single" w:color="000000" w:sz="4" w:space="0"/>
-            <w:right w:val="single" w:color="000000" w:sz="4" w:space="0"/>
-            <w:insideH w:val="single" w:color="000000" w:sz="4" w:space="0"/>
-            <w:insideV w:val="single" w:color="000000" w:sz="4" w:space="0"/>
-          </w:tblBorders>
+          <w:tblW w:w="8023" w:type="dxa"/>
+          <w:tblInd w:w="276" w:type="dxa"/>
+          <w:tblLayout w:type="fixed"/>
           <w:tblCellMar>
             <w:top w:w="0" w:type="dxa"/>
             <w:left w:w="0" w:type="dxa"/>
@@ -5782,7 +5702,7 @@
           </w:tblCellMar>
         </w:tblPrEx>
         <w:trPr>
-          <w:trHeight w:val="1015" w:hRule="atLeast"/>
+          <w:trHeight w:val="1015"/>
         </w:trPr>
         <w:tc>
           <w:tcPr>
@@ -5790,7 +5710,7 @@
           </w:tcPr>
           <w:p>
             <w:pPr>
-              <w:pStyle w:val="25"/>
+              <w:pStyle w:val="TableText"/>
               <w:keepNext w:val="0"/>
               <w:keepLines w:val="0"/>
               <w:pageBreakBefore w:val="0"/>
@@ -5825,7 +5745,7 @@
           </w:tcPr>
           <w:p>
             <w:pPr>
-              <w:pStyle w:val="25"/>
+              <w:pStyle w:val="TableText"/>
               <w:keepNext w:val="0"/>
               <w:keepLines w:val="0"/>
               <w:pageBreakBefore w:val="0"/>
@@ -5860,7 +5780,7 @@
           </w:tcPr>
           <w:p>
             <w:pPr>
-              <w:pStyle w:val="25"/>
+              <w:pStyle w:val="TableText"/>
               <w:keepNext w:val="0"/>
               <w:keepLines w:val="0"/>
               <w:pageBreakBefore w:val="0"/>
@@ -5892,14 +5812,9 @@
       </w:tr>
       <w:tr>
         <w:tblPrEx>
-          <w:tblBorders>
-            <w:top w:val="single" w:color="000000" w:sz="4" w:space="0"/>
-            <w:left w:val="single" w:color="000000" w:sz="4" w:space="0"/>
-            <w:bottom w:val="single" w:color="000000" w:sz="4" w:space="0"/>
-            <w:right w:val="single" w:color="000000" w:sz="4" w:space="0"/>
-            <w:insideH w:val="single" w:color="000000" w:sz="4" w:space="0"/>
-            <w:insideV w:val="single" w:color="000000" w:sz="4" w:space="0"/>
-          </w:tblBorders>
+          <w:tblW w:w="8023" w:type="dxa"/>
+          <w:tblInd w:w="276" w:type="dxa"/>
+          <w:tblLayout w:type="fixed"/>
           <w:tblCellMar>
             <w:top w:w="0" w:type="dxa"/>
             <w:left w:w="0" w:type="dxa"/>
@@ -5908,7 +5823,7 @@
           </w:tblCellMar>
         </w:tblPrEx>
         <w:trPr>
-          <w:trHeight w:val="457" w:hRule="atLeast"/>
+          <w:trHeight w:val="457"/>
         </w:trPr>
         <w:tc>
           <w:tcPr>
@@ -5916,7 +5831,7 @@
           </w:tcPr>
           <w:p>
             <w:pPr>
-              <w:pStyle w:val="25"/>
+              <w:pStyle w:val="TableText"/>
               <w:keepNext w:val="0"/>
               <w:keepLines w:val="0"/>
               <w:pageBreakBefore w:val="0"/>
@@ -5934,7 +5849,7 @@
               <w:ind w:left="115"/>
               <w:textAlignment w:val="baseline"/>
               <w:rPr>
-                <w:rFonts w:hint="eastAsia" w:eastAsia="宋体"/>
+                <w:rFonts w:eastAsia="宋体" w:hint="eastAsia"/>
                 <w:lang w:val="en-US" w:eastAsia="zh-CN"/>
               </w:rPr>
             </w:pPr>
@@ -5960,7 +5875,7 @@
           </w:tcPr>
           <w:p>
             <w:pPr>
-              <w:pStyle w:val="25"/>
+              <w:pStyle w:val="TableText"/>
               <w:keepNext w:val="0"/>
               <w:keepLines w:val="0"/>
               <w:pageBreakBefore w:val="0"/>
@@ -5992,7 +5907,7 @@
           </w:tcPr>
           <w:p>
             <w:pPr>
-              <w:pStyle w:val="25"/>
+              <w:pStyle w:val="TableText"/>
               <w:keepNext w:val="0"/>
               <w:keepLines w:val="0"/>
               <w:pageBreakBefore w:val="0"/>
@@ -6033,14 +5948,9 @@
       </w:tr>
       <w:tr>
         <w:tblPrEx>
-          <w:tblBorders>
-            <w:top w:val="single" w:color="000000" w:sz="4" w:space="0"/>
-            <w:left w:val="single" w:color="000000" w:sz="4" w:space="0"/>
-            <w:bottom w:val="single" w:color="000000" w:sz="4" w:space="0"/>
-            <w:right w:val="single" w:color="000000" w:sz="4" w:space="0"/>
-            <w:insideH w:val="single" w:color="000000" w:sz="4" w:space="0"/>
-            <w:insideV w:val="single" w:color="000000" w:sz="4" w:space="0"/>
-          </w:tblBorders>
+          <w:tblW w:w="8023" w:type="dxa"/>
+          <w:tblInd w:w="276" w:type="dxa"/>
+          <w:tblLayout w:type="fixed"/>
           <w:tblCellMar>
             <w:top w:w="0" w:type="dxa"/>
             <w:left w:w="0" w:type="dxa"/>
@@ -6049,7 +5959,7 @@
           </w:tblCellMar>
         </w:tblPrEx>
         <w:trPr>
-          <w:trHeight w:val="699" w:hRule="atLeast"/>
+          <w:trHeight w:val="699"/>
         </w:trPr>
         <w:tc>
           <w:tcPr>
@@ -6057,7 +5967,7 @@
           </w:tcPr>
           <w:p>
             <w:pPr>
-              <w:pStyle w:val="25"/>
+              <w:pStyle w:val="TableText"/>
               <w:keepNext w:val="0"/>
               <w:keepLines w:val="0"/>
               <w:pageBreakBefore w:val="0"/>
@@ -6116,7 +6026,7 @@
           </w:tcPr>
           <w:p>
             <w:pPr>
-              <w:pStyle w:val="25"/>
+              <w:pStyle w:val="TableText"/>
               <w:keepNext w:val="0"/>
               <w:keepLines w:val="0"/>
               <w:pageBreakBefore w:val="0"/>
@@ -6158,7 +6068,7 @@
     </w:tbl>
     <w:p>
       <w:pPr>
-        <w:pStyle w:val="29"/>
+        <w:pStyle w:val="3"/>
         <w:keepNext w:val="0"/>
         <w:keepLines w:val="0"/>
         <w:pageBreakBefore w:val="0"/>
@@ -6188,7 +6098,7 @@
     </w:p>
     <w:p>
       <w:pPr>
-        <w:pStyle w:val="27"/>
+        <w:pStyle w:val="a"/>
         <w:keepNext w:val="0"/>
         <w:keepLines w:val="0"/>
         <w:pageBreakBefore w:val="0"/>
@@ -6240,7 +6150,7 @@
     </w:p>
     <w:p>
       <w:pPr>
-        <w:pStyle w:val="29"/>
+        <w:pStyle w:val="3"/>
         <w:keepNext w:val="0"/>
         <w:keepLines w:val="0"/>
         <w:pageBreakBefore w:val="0"/>
@@ -6288,17 +6198,17 @@
         <w:adjustRightInd w:val="0"/>
         <w:snapToGrid w:val="0"/>
         <w:spacing w:before="79" w:line="220" w:lineRule="auto"/>
-        <w:ind w:left="425" w:leftChars="0" w:hanging="425" w:firstLineChars="0"/>
+        <w:ind w:left="425" w:hanging="425" w:leftChars="0" w:firstLineChars="0"/>
         <w:textAlignment w:val="baseline"/>
         <w:rPr>
-          <w:rFonts w:ascii="宋体" w:hAnsi="宋体" w:eastAsia="宋体" w:cs="宋体"/>
+          <w:rFonts w:ascii="宋体" w:eastAsia="宋体" w:hAnsi="宋体" w:cs="宋体"/>
           <w:sz w:val="24"/>
           <w:szCs w:val="24"/>
         </w:rPr>
       </w:pPr>
       <w:r>
         <w:rPr>
-          <w:rFonts w:ascii="宋体" w:hAnsi="宋体" w:eastAsia="宋体" w:cs="宋体"/>
+          <w:rFonts w:ascii="宋体" w:eastAsia="宋体" w:hAnsi="宋体" w:cs="宋体"/>
           <w:spacing w:val="-6"/>
           <w:sz w:val="24"/>
           <w:szCs w:val="24"/>
@@ -6325,14 +6235,14 @@
         <w:ind w:left="36" w:firstLine="470"/>
         <w:textAlignment w:val="baseline"/>
         <w:rPr>
-          <w:rFonts w:ascii="宋体" w:hAnsi="宋体" w:eastAsia="宋体" w:cs="宋体"/>
+          <w:rFonts w:ascii="宋体" w:eastAsia="宋体" w:hAnsi="宋体" w:cs="宋体"/>
           <w:sz w:val="24"/>
           <w:szCs w:val="24"/>
         </w:rPr>
       </w:pPr>
       <w:r>
         <w:rPr>
-          <w:rFonts w:ascii="宋体" w:hAnsi="宋体" w:eastAsia="宋体" w:cs="宋体"/>
+          <w:rFonts w:ascii="宋体" w:eastAsia="宋体" w:hAnsi="宋体" w:cs="宋体"/>
           <w:spacing w:val="-1"/>
           <w:sz w:val="24"/>
           <w:szCs w:val="24"/>
@@ -6341,7 +6251,7 @@
       </w:r>
       <w:r>
         <w:rPr>
-          <w:rFonts w:ascii="宋体" w:hAnsi="宋体" w:eastAsia="宋体" w:cs="宋体"/>
+          <w:rFonts w:ascii="宋体" w:eastAsia="宋体" w:hAnsi="宋体" w:cs="宋体"/>
           <w:spacing w:val="-3"/>
           <w:sz w:val="24"/>
           <w:szCs w:val="24"/>
@@ -6369,17 +6279,17 @@
         <w:adjustRightInd w:val="0"/>
         <w:snapToGrid w:val="0"/>
         <w:spacing w:before="124" w:line="220" w:lineRule="auto"/>
-        <w:ind w:left="425" w:leftChars="0" w:hanging="425" w:firstLineChars="0"/>
+        <w:ind w:left="425" w:hanging="425" w:leftChars="0" w:firstLineChars="0"/>
         <w:textAlignment w:val="baseline"/>
         <w:rPr>
-          <w:rFonts w:ascii="宋体" w:hAnsi="宋体" w:eastAsia="宋体" w:cs="宋体"/>
+          <w:rFonts w:ascii="宋体" w:eastAsia="宋体" w:hAnsi="宋体" w:cs="宋体"/>
           <w:sz w:val="24"/>
           <w:szCs w:val="24"/>
         </w:rPr>
       </w:pPr>
       <w:r>
         <w:rPr>
-          <w:rFonts w:ascii="宋体" w:hAnsi="宋体" w:eastAsia="宋体" w:cs="宋体"/>
+          <w:rFonts w:ascii="宋体" w:eastAsia="宋体" w:hAnsi="宋体" w:cs="宋体"/>
           <w:spacing w:val="-4"/>
           <w:sz w:val="24"/>
           <w:szCs w:val="24"/>
@@ -6406,14 +6316,14 @@
         <w:ind w:left="23" w:right="265" w:firstLine="480"/>
         <w:textAlignment w:val="baseline"/>
         <w:rPr>
-          <w:rFonts w:ascii="宋体" w:hAnsi="宋体" w:eastAsia="宋体" w:cs="宋体"/>
+          <w:rFonts w:ascii="宋体" w:eastAsia="宋体" w:hAnsi="宋体" w:cs="宋体"/>
           <w:sz w:val="24"/>
           <w:szCs w:val="24"/>
         </w:rPr>
       </w:pPr>
       <w:r>
         <w:rPr>
-          <w:rFonts w:ascii="宋体" w:hAnsi="宋体" w:eastAsia="宋体" w:cs="宋体"/>
+          <w:rFonts w:ascii="宋体" w:eastAsia="宋体" w:hAnsi="宋体" w:cs="宋体"/>
           <w:sz w:val="24"/>
           <w:szCs w:val="24"/>
         </w:rPr>
@@ -6421,7 +6331,7 @@
       </w:r>
       <w:r>
         <w:rPr>
-          <w:rFonts w:ascii="宋体" w:hAnsi="宋体" w:eastAsia="宋体" w:cs="宋体"/>
+          <w:rFonts w:ascii="宋体" w:eastAsia="宋体" w:hAnsi="宋体" w:cs="宋体"/>
           <w:spacing w:val="-1"/>
           <w:sz w:val="24"/>
           <w:szCs w:val="24"/>
@@ -6430,7 +6340,7 @@
       </w:r>
       <w:r>
         <w:rPr>
-          <w:rFonts w:ascii="宋体" w:hAnsi="宋体" w:eastAsia="宋体" w:cs="宋体"/>
+          <w:rFonts w:ascii="宋体" w:eastAsia="宋体" w:hAnsi="宋体" w:cs="宋体"/>
           <w:spacing w:val="-2"/>
           <w:sz w:val="24"/>
           <w:szCs w:val="24"/>
@@ -6458,17 +6368,17 @@
         <w:adjustRightInd w:val="0"/>
         <w:snapToGrid w:val="0"/>
         <w:spacing w:line="220" w:lineRule="auto"/>
-        <w:ind w:left="425" w:leftChars="0" w:hanging="425" w:firstLineChars="0"/>
+        <w:ind w:left="425" w:hanging="425" w:leftChars="0" w:firstLineChars="0"/>
         <w:textAlignment w:val="baseline"/>
         <w:rPr>
-          <w:rFonts w:ascii="宋体" w:hAnsi="宋体" w:eastAsia="宋体" w:cs="宋体"/>
+          <w:rFonts w:ascii="宋体" w:eastAsia="宋体" w:hAnsi="宋体" w:cs="宋体"/>
           <w:sz w:val="24"/>
           <w:szCs w:val="24"/>
         </w:rPr>
       </w:pPr>
       <w:r>
         <w:rPr>
-          <w:rFonts w:ascii="宋体" w:hAnsi="宋体" w:eastAsia="宋体" w:cs="宋体"/>
+          <w:rFonts w:ascii="宋体" w:eastAsia="宋体" w:hAnsi="宋体" w:cs="宋体"/>
           <w:spacing w:val="-4"/>
           <w:sz w:val="24"/>
           <w:szCs w:val="24"/>
@@ -6495,14 +6405,14 @@
         <w:ind w:left="24" w:right="265" w:firstLine="480"/>
         <w:textAlignment w:val="baseline"/>
         <w:rPr>
-          <w:rFonts w:ascii="宋体" w:hAnsi="宋体" w:eastAsia="宋体" w:cs="宋体"/>
+          <w:rFonts w:ascii="宋体" w:eastAsia="宋体" w:hAnsi="宋体" w:cs="宋体"/>
           <w:sz w:val="24"/>
           <w:szCs w:val="24"/>
         </w:rPr>
       </w:pPr>
       <w:r>
         <w:rPr>
-          <w:rFonts w:ascii="宋体" w:hAnsi="宋体" w:eastAsia="宋体" w:cs="宋体"/>
+          <w:rFonts w:ascii="宋体" w:eastAsia="宋体" w:hAnsi="宋体" w:cs="宋体"/>
           <w:sz w:val="24"/>
           <w:szCs w:val="24"/>
         </w:rPr>
@@ -6510,7 +6420,7 @@
       </w:r>
       <w:r>
         <w:rPr>
-          <w:rFonts w:ascii="宋体" w:hAnsi="宋体" w:eastAsia="宋体" w:cs="宋体"/>
+          <w:rFonts w:ascii="宋体" w:eastAsia="宋体" w:hAnsi="宋体" w:cs="宋体"/>
           <w:spacing w:val="-1"/>
           <w:sz w:val="24"/>
           <w:szCs w:val="24"/>
@@ -6519,7 +6429,7 @@
       </w:r>
       <w:r>
         <w:rPr>
-          <w:rFonts w:ascii="宋体" w:hAnsi="宋体" w:eastAsia="宋体" w:cs="宋体"/>
+          <w:rFonts w:ascii="宋体" w:eastAsia="宋体" w:hAnsi="宋体" w:cs="宋体"/>
           <w:spacing w:val="-4"/>
           <w:sz w:val="24"/>
           <w:szCs w:val="24"/>
@@ -6529,7 +6439,7 @@
     </w:p>
     <w:p>
       <w:pPr>
-        <w:pStyle w:val="26"/>
+        <w:pStyle w:val="1"/>
         <w:keepNext w:val="0"/>
         <w:keepLines w:val="0"/>
         <w:pageBreakBefore w:val="0"/>
@@ -6571,14 +6481,14 @@
         <w:jc w:val="both"/>
         <w:textAlignment w:val="baseline"/>
         <w:rPr>
-          <w:rFonts w:ascii="宋体" w:hAnsi="宋体" w:eastAsia="宋体" w:cs="宋体"/>
+          <w:rFonts w:ascii="宋体" w:eastAsia="宋体" w:hAnsi="宋体" w:cs="宋体"/>
           <w:sz w:val="24"/>
           <w:szCs w:val="24"/>
         </w:rPr>
       </w:pPr>
       <w:r>
         <w:rPr>
-          <w:rFonts w:ascii="宋体" w:hAnsi="宋体" w:eastAsia="宋体" w:cs="宋体"/>
+          <w:rFonts w:ascii="宋体" w:eastAsia="宋体" w:hAnsi="宋体" w:cs="宋体"/>
           <w:sz w:val="24"/>
           <w:szCs w:val="24"/>
         </w:rPr>
@@ -6586,18 +6496,18 @@
       </w:r>
       <w:r>
         <w:rPr>
-          <w:rFonts w:ascii="宋体" w:hAnsi="宋体" w:eastAsia="宋体" w:cs="宋体"/>
+          <w:rFonts w:ascii="宋体" w:eastAsia="宋体" w:hAnsi="宋体" w:cs="宋体"/>
           <w:spacing w:val="-1"/>
           <w:sz w:val="24"/>
           <w:szCs w:val="24"/>
         </w:rPr>
         <w:t>解决</w:t>
       </w:r>
-      <w:bookmarkStart w:id="19" w:name="_GoBack"/>
-      <w:bookmarkEnd w:id="19"/>
+      <w:bookmarkStart w:id="18" w:name="_GoBack"/>
+      <w:bookmarkEnd w:id="18"/>
       <w:r>
         <w:rPr>
-          <w:rFonts w:ascii="宋体" w:hAnsi="宋体" w:eastAsia="宋体" w:cs="宋体"/>
+          <w:rFonts w:ascii="宋体" w:eastAsia="宋体" w:hAnsi="宋体" w:cs="宋体"/>
           <w:spacing w:val="-1"/>
           <w:sz w:val="24"/>
           <w:szCs w:val="24"/>
@@ -6606,7 +6516,7 @@
       </w:r>
       <w:r>
         <w:rPr>
-          <w:rFonts w:ascii="宋体" w:hAnsi="宋体" w:eastAsia="宋体" w:cs="宋体"/>
+          <w:rFonts w:ascii="宋体" w:eastAsia="宋体" w:hAnsi="宋体" w:cs="宋体"/>
           <w:spacing w:val="-2"/>
           <w:sz w:val="24"/>
           <w:szCs w:val="24"/>
@@ -6615,7 +6525,7 @@
       </w:r>
       <w:r>
         <w:rPr>
-          <w:rFonts w:hint="eastAsia" w:ascii="宋体" w:hAnsi="宋体" w:cs="宋体"/>
+          <w:rFonts w:ascii="宋体" w:hAnsi="宋体" w:cs="宋体" w:hint="eastAsia"/>
           <w:spacing w:val="-2"/>
           <w:sz w:val="24"/>
           <w:szCs w:val="24"/>
@@ -6625,7 +6535,7 @@
       </w:r>
       <w:r>
         <w:rPr>
-          <w:rFonts w:ascii="宋体" w:hAnsi="宋体" w:eastAsia="宋体" w:cs="宋体"/>
+          <w:rFonts w:ascii="宋体" w:eastAsia="宋体" w:hAnsi="宋体" w:cs="宋体"/>
           <w:spacing w:val="-2"/>
           <w:sz w:val="24"/>
           <w:szCs w:val="24"/>
@@ -6653,7 +6563,7 @@
       </w:pPr>
       <w:r>
         <w:rPr>
-          <w:rFonts w:ascii="宋体" w:hAnsi="宋体" w:eastAsia="宋体" w:cs="宋体"/>
+          <w:rFonts w:ascii="宋体" w:eastAsia="宋体" w:hAnsi="宋体" w:cs="宋体"/>
           <w:spacing w:val="-2"/>
           <w:sz w:val="24"/>
           <w:szCs w:val="24"/>
@@ -6662,7 +6572,7 @@
       </w:r>
       <w:r>
         <w:rPr>
-          <w:rFonts w:ascii="宋体" w:hAnsi="宋体" w:eastAsia="宋体" w:cs="宋体"/>
+          <w:rFonts w:ascii="宋体" w:eastAsia="宋体" w:hAnsi="宋体" w:cs="宋体"/>
           <w:spacing w:val="-3"/>
           <w:sz w:val="24"/>
           <w:szCs w:val="24"/>
@@ -6691,16 +6601,16 @@
     </w:p>
     <w:tbl>
       <w:tblPr>
-        <w:tblStyle w:val="24"/>
+        <w:tblStyle w:val="TableNormal0"/>
         <w:tblW w:w="8763" w:type="dxa"/>
         <w:tblInd w:w="10" w:type="dxa"/>
         <w:tblBorders>
-          <w:top w:val="single" w:color="000000" w:sz="8" w:space="0"/>
-          <w:left w:val="single" w:color="000000" w:sz="8" w:space="0"/>
-          <w:bottom w:val="single" w:color="000000" w:sz="8" w:space="0"/>
-          <w:right w:val="single" w:color="000000" w:sz="8" w:space="0"/>
-          <w:insideH w:val="single" w:color="000000" w:sz="8" w:space="0"/>
-          <w:insideV w:val="single" w:color="000000" w:sz="8" w:space="0"/>
+          <w:top w:val="single" w:sz="8" w:space="0" w:color="000000"/>
+          <w:left w:val="single" w:sz="8" w:space="0" w:color="000000"/>
+          <w:bottom w:val="single" w:sz="8" w:space="0" w:color="000000"/>
+          <w:right w:val="single" w:sz="8" w:space="0" w:color="000000"/>
+          <w:insideH w:val="single" w:sz="8" w:space="0" w:color="000000"/>
+          <w:insideV w:val="single" w:sz="8" w:space="0" w:color="000000"/>
         </w:tblBorders>
         <w:tblLayout w:type="fixed"/>
         <w:tblCellMar>
@@ -6716,14 +6626,17 @@
       </w:tblGrid>
       <w:tr>
         <w:tblPrEx>
+          <w:tblW w:w="8763" w:type="dxa"/>
+          <w:tblInd w:w="10" w:type="dxa"/>
           <w:tblBorders>
-            <w:top w:val="single" w:color="000000" w:sz="8" w:space="0"/>
-            <w:left w:val="single" w:color="000000" w:sz="8" w:space="0"/>
-            <w:bottom w:val="single" w:color="000000" w:sz="8" w:space="0"/>
-            <w:right w:val="single" w:color="000000" w:sz="8" w:space="0"/>
-            <w:insideH w:val="single" w:color="000000" w:sz="8" w:space="0"/>
-            <w:insideV w:val="single" w:color="000000" w:sz="8" w:space="0"/>
+            <w:top w:val="single" w:sz="8" w:space="0" w:color="000000"/>
+            <w:left w:val="single" w:sz="8" w:space="0" w:color="000000"/>
+            <w:bottom w:val="single" w:sz="8" w:space="0" w:color="000000"/>
+            <w:right w:val="single" w:sz="8" w:space="0" w:color="000000"/>
+            <w:insideH w:val="single" w:sz="8" w:space="0" w:color="000000"/>
+            <w:insideV w:val="single" w:sz="8" w:space="0" w:color="000000"/>
           </w:tblBorders>
+          <w:tblLayout w:type="fixed"/>
           <w:tblCellMar>
             <w:top w:w="0" w:type="dxa"/>
             <w:left w:w="0" w:type="dxa"/>
@@ -6732,7 +6645,7 @@
           </w:tblCellMar>
         </w:tblPrEx>
         <w:trPr>
-          <w:trHeight w:val="424" w:hRule="atLeast"/>
+          <w:trHeight w:val="424"/>
         </w:trPr>
         <w:tc>
           <w:tcPr>
@@ -6758,14 +6671,14 @@
               <w:ind w:left="234"/>
               <w:textAlignment w:val="baseline"/>
               <w:rPr>
-                <w:rFonts w:ascii="黑体" w:hAnsi="黑体" w:eastAsia="黑体" w:cs="黑体"/>
+                <w:rFonts w:ascii="黑体" w:eastAsia="黑体" w:hAnsi="黑体" w:cs="黑体"/>
                 <w:sz w:val="24"/>
                 <w:szCs w:val="24"/>
               </w:rPr>
             </w:pPr>
             <w:r>
               <w:rPr>
-                <w:rFonts w:ascii="黑体" w:hAnsi="黑体" w:eastAsia="黑体" w:cs="黑体"/>
+                <w:rFonts w:ascii="黑体" w:eastAsia="黑体" w:hAnsi="黑体" w:cs="黑体"/>
                 <w:b/>
                 <w:bCs/>
                 <w:spacing w:val="-5"/>
@@ -6800,14 +6713,14 @@
               <w:ind w:left="3419"/>
               <w:textAlignment w:val="baseline"/>
               <w:rPr>
-                <w:rFonts w:ascii="黑体" w:hAnsi="黑体" w:eastAsia="黑体" w:cs="黑体"/>
+                <w:rFonts w:ascii="黑体" w:eastAsia="黑体" w:hAnsi="黑体" w:cs="黑体"/>
                 <w:sz w:val="24"/>
                 <w:szCs w:val="24"/>
               </w:rPr>
             </w:pPr>
             <w:r>
               <w:rPr>
-                <w:rFonts w:ascii="黑体" w:hAnsi="黑体" w:eastAsia="黑体" w:cs="黑体"/>
+                <w:rFonts w:ascii="黑体" w:eastAsia="黑体" w:hAnsi="黑体" w:cs="黑体"/>
                 <w:b/>
                 <w:bCs/>
                 <w:spacing w:val="-5"/>
@@ -6821,14 +6734,9 @@
       </w:tr>
       <w:tr>
         <w:tblPrEx>
-          <w:tblBorders>
-            <w:top w:val="single" w:color="000000" w:sz="8" w:space="0"/>
-            <w:left w:val="single" w:color="000000" w:sz="8" w:space="0"/>
-            <w:bottom w:val="single" w:color="000000" w:sz="8" w:space="0"/>
-            <w:right w:val="single" w:color="000000" w:sz="8" w:space="0"/>
-            <w:insideH w:val="single" w:color="000000" w:sz="8" w:space="0"/>
-            <w:insideV w:val="single" w:color="000000" w:sz="8" w:space="0"/>
-          </w:tblBorders>
+          <w:tblW w:w="8763" w:type="dxa"/>
+          <w:tblInd w:w="10" w:type="dxa"/>
+          <w:tblLayout w:type="fixed"/>
           <w:tblCellMar>
             <w:top w:w="0" w:type="dxa"/>
             <w:left w:w="0" w:type="dxa"/>
@@ -6837,7 +6745,7 @@
           </w:tblCellMar>
         </w:tblPrEx>
         <w:trPr>
-          <w:trHeight w:val="414" w:hRule="atLeast"/>
+          <w:trHeight w:val="414"/>
         </w:trPr>
         <w:tc>
           <w:tcPr>
@@ -6845,7 +6753,7 @@
           </w:tcPr>
           <w:p>
             <w:pPr>
-              <w:pStyle w:val="25"/>
+              <w:pStyle w:val="TableText"/>
               <w:keepNext w:val="0"/>
               <w:keepLines w:val="0"/>
               <w:pageBreakBefore w:val="0"/>
@@ -6874,7 +6782,7 @@
           </w:tcPr>
           <w:p>
             <w:pPr>
-              <w:pStyle w:val="25"/>
+              <w:pStyle w:val="TableText"/>
               <w:keepNext w:val="0"/>
               <w:keepLines w:val="0"/>
               <w:pageBreakBefore w:val="0"/>
@@ -6915,14 +6823,9 @@
       </w:tr>
       <w:tr>
         <w:tblPrEx>
-          <w:tblBorders>
-            <w:top w:val="single" w:color="000000" w:sz="8" w:space="0"/>
-            <w:left w:val="single" w:color="000000" w:sz="8" w:space="0"/>
-            <w:bottom w:val="single" w:color="000000" w:sz="8" w:space="0"/>
-            <w:right w:val="single" w:color="000000" w:sz="8" w:space="0"/>
-            <w:insideH w:val="single" w:color="000000" w:sz="8" w:space="0"/>
-            <w:insideV w:val="single" w:color="000000" w:sz="8" w:space="0"/>
-          </w:tblBorders>
+          <w:tblW w:w="8763" w:type="dxa"/>
+          <w:tblInd w:w="10" w:type="dxa"/>
+          <w:tblLayout w:type="fixed"/>
           <w:tblCellMar>
             <w:top w:w="0" w:type="dxa"/>
             <w:left w:w="0" w:type="dxa"/>
@@ -6931,7 +6834,7 @@
           </w:tblCellMar>
         </w:tblPrEx>
         <w:trPr>
-          <w:trHeight w:val="415" w:hRule="atLeast"/>
+          <w:trHeight w:val="415"/>
         </w:trPr>
         <w:tc>
           <w:tcPr>
@@ -6940,7 +6843,7 @@
           </w:tcPr>
           <w:p>
             <w:pPr>
-              <w:pStyle w:val="25"/>
+              <w:pStyle w:val="TableText"/>
               <w:keepNext w:val="0"/>
               <w:keepLines w:val="0"/>
               <w:pageBreakBefore w:val="0"/>
@@ -6958,7 +6861,7 @@
               <w:ind w:left="112" w:leftChars="0"/>
               <w:textAlignment w:val="baseline"/>
               <w:rPr>
-                <w:rFonts w:hint="eastAsia" w:ascii="宋体" w:hAnsi="宋体" w:eastAsia="宋体" w:cs="宋体"/>
+                <w:rFonts w:ascii="宋体" w:eastAsia="宋体" w:hAnsi="宋体" w:cs="宋体" w:hint="eastAsia"/>
                 <w:snapToGrid w:val="0"/>
                 <w:color w:val="000000"/>
                 <w:kern w:val="0"/>
@@ -6969,7 +6872,7 @@
             </w:pPr>
             <w:r>
               <w:rPr>
-                <w:rFonts w:hint="eastAsia" w:cs="宋体"/>
+                <w:rFonts w:cs="宋体" w:hint="eastAsia"/>
                 <w:snapToGrid w:val="0"/>
                 <w:color w:val="000000"/>
                 <w:kern w:val="0"/>
@@ -6988,7 +6891,7 @@
           </w:tcPr>
           <w:p>
             <w:pPr>
-              <w:pStyle w:val="25"/>
+              <w:pStyle w:val="TableText"/>
               <w:keepNext w:val="0"/>
               <w:keepLines w:val="0"/>
               <w:pageBreakBefore w:val="0"/>
@@ -7006,7 +6909,7 @@
               <w:ind w:left="96" w:leftChars="0"/>
               <w:textAlignment w:val="baseline"/>
               <w:rPr>
-                <w:rFonts w:ascii="宋体" w:hAnsi="宋体" w:eastAsia="宋体" w:cs="宋体"/>
+                <w:rFonts w:ascii="宋体" w:eastAsia="宋体" w:hAnsi="宋体" w:cs="宋体"/>
                 <w:snapToGrid w:val="0"/>
                 <w:color w:val="000000"/>
                 <w:kern w:val="0"/>
@@ -7038,14 +6941,9 @@
       </w:tr>
       <w:tr>
         <w:tblPrEx>
-          <w:tblBorders>
-            <w:top w:val="single" w:color="000000" w:sz="8" w:space="0"/>
-            <w:left w:val="single" w:color="000000" w:sz="8" w:space="0"/>
-            <w:bottom w:val="single" w:color="000000" w:sz="8" w:space="0"/>
-            <w:right w:val="single" w:color="000000" w:sz="8" w:space="0"/>
-            <w:insideH w:val="single" w:color="000000" w:sz="8" w:space="0"/>
-            <w:insideV w:val="single" w:color="000000" w:sz="8" w:space="0"/>
-          </w:tblBorders>
+          <w:tblW w:w="8763" w:type="dxa"/>
+          <w:tblInd w:w="10" w:type="dxa"/>
+          <w:tblLayout w:type="fixed"/>
           <w:tblCellMar>
             <w:top w:w="0" w:type="dxa"/>
             <w:left w:w="0" w:type="dxa"/>
@@ -7054,7 +6952,7 @@
           </w:tblCellMar>
         </w:tblPrEx>
         <w:trPr>
-          <w:trHeight w:val="414" w:hRule="atLeast"/>
+          <w:trHeight w:val="414"/>
         </w:trPr>
         <w:tc>
           <w:tcPr>
@@ -7063,7 +6961,7 @@
           </w:tcPr>
           <w:p>
             <w:pPr>
-              <w:pStyle w:val="25"/>
+              <w:pStyle w:val="TableText"/>
               <w:keepNext w:val="0"/>
               <w:keepLines w:val="0"/>
               <w:pageBreakBefore w:val="0"/>
@@ -7081,7 +6979,7 @@
               <w:ind w:left="112" w:leftChars="0"/>
               <w:textAlignment w:val="baseline"/>
               <w:rPr>
-                <w:rFonts w:hint="default" w:ascii="宋体" w:hAnsi="宋体" w:eastAsia="宋体" w:cs="宋体"/>
+                <w:rFonts w:ascii="宋体" w:eastAsia="宋体" w:hAnsi="宋体" w:cs="宋体" w:hint="default"/>
                 <w:snapToGrid w:val="0"/>
                 <w:color w:val="000000"/>
                 <w:kern w:val="0"/>
@@ -7092,7 +6990,7 @@
             </w:pPr>
             <w:r>
               <w:rPr>
-                <w:rFonts w:hint="eastAsia" w:cs="宋体"/>
+                <w:rFonts w:cs="宋体" w:hint="eastAsia"/>
                 <w:snapToGrid w:val="0"/>
                 <w:color w:val="000000"/>
                 <w:kern w:val="0"/>
@@ -7111,7 +7009,7 @@
           </w:tcPr>
           <w:p>
             <w:pPr>
-              <w:pStyle w:val="25"/>
+              <w:pStyle w:val="TableText"/>
               <w:keepNext w:val="0"/>
               <w:keepLines w:val="0"/>
               <w:pageBreakBefore w:val="0"/>
@@ -7129,7 +7027,7 @@
               <w:ind w:left="96" w:leftChars="0"/>
               <w:textAlignment w:val="baseline"/>
               <w:rPr>
-                <w:rFonts w:hint="default" w:ascii="宋体" w:hAnsi="宋体" w:eastAsia="宋体" w:cs="宋体"/>
+                <w:rFonts w:ascii="宋体" w:eastAsia="宋体" w:hAnsi="宋体" w:cs="宋体" w:hint="default"/>
                 <w:snapToGrid w:val="0"/>
                 <w:color w:val="000000"/>
                 <w:spacing w:val="-2"/>
@@ -7153,7 +7051,7 @@
     </w:tbl>
     <w:p>
       <w:pPr>
-        <w:pStyle w:val="26"/>
+        <w:pStyle w:val="1"/>
         <w:keepNext w:val="0"/>
         <w:keepLines w:val="0"/>
         <w:pageBreakBefore w:val="0"/>
@@ -7173,7 +7071,7 @@
           <w:lang w:val="en-US" w:eastAsia="zh-CN"/>
         </w:rPr>
       </w:pPr>
-      <w:bookmarkStart w:id="18" w:name="_Toc2857"/>
+      <w:bookmarkStart w:id="19" w:name="_Toc2857"/>
       <w:r>
         <w:rPr>
           <w:rFonts w:hint="eastAsia"/>
@@ -7181,7 +7079,7 @@
         </w:rPr>
         <w:t>新技术储备</w:t>
       </w:r>
-      <w:bookmarkEnd w:id="18"/>
+      <w:bookmarkEnd w:id="19"/>
     </w:p>
     <w:p>
       <w:pPr>
@@ -7203,7 +7101,7 @@
         <w:jc w:val="both"/>
         <w:textAlignment w:val="baseline"/>
         <w:rPr>
-          <w:rFonts w:hint="default" w:ascii="宋体" w:hAnsi="宋体" w:eastAsia="宋体" w:cs="宋体"/>
+          <w:rFonts w:ascii="宋体" w:eastAsia="宋体" w:hAnsi="宋体" w:cs="宋体" w:hint="default"/>
           <w:spacing w:val="-2"/>
           <w:sz w:val="24"/>
           <w:szCs w:val="24"/>
@@ -7212,7 +7110,7 @@
       </w:pPr>
       <w:r>
         <w:rPr>
-          <w:rFonts w:hint="eastAsia" w:ascii="宋体" w:hAnsi="宋体" w:eastAsia="宋体" w:cs="宋体"/>
+          <w:rFonts w:ascii="宋体" w:eastAsia="宋体" w:hAnsi="宋体" w:cs="宋体" w:hint="eastAsia"/>
           <w:spacing w:val="-2"/>
           <w:sz w:val="24"/>
           <w:szCs w:val="24"/>
@@ -7222,55 +7120,30 @@
       </w:r>
     </w:p>
     <w:sectPr>
-      <w:footerReference r:id="rId6" w:type="default"/>
+      <w:footerReference w:type="default" r:id="rId5"/>
       <w:pgSz w:w="11906" w:h="16839"/>
       <w:pgMar w:top="1431" w:right="1440" w:bottom="1146" w:left="1681" w:header="0" w:footer="896" w:gutter="0"/>
-      <w:cols w:space="720" w:num="1"/>
+      <w:cols w:num="1" w:space="720"/>
     </w:sectPr>
   </w:body>
 </w:document>
 </file>
 
-<file path=word/endnotes.xml><?xml version="1.0" encoding="utf-8"?>
-<w:endnotes xmlns:wpc="http://schemas.microsoft.com/office/word/2010/wordprocessingCanvas" xmlns:mc="http://schemas.openxmlformats.org/markup-compatibility/2006" xmlns:o="urn:schemas-microsoft-com:office:office" xmlns:r="http://schemas.openxmlformats.org/officeDocument/2006/relationships" xmlns:m="http://schemas.openxmlformats.org/officeDocument/2006/math" xmlns:v="urn:schemas-microsoft-com:vml" xmlns:wp14="http://schemas.microsoft.com/office/word/2010/wordprocessingDrawing" xmlns:wp="http://schemas.openxmlformats.org/drawingml/2006/wordprocessingDrawing" xmlns:w="http://schemas.openxmlformats.org/wordprocessingml/2006/main" xmlns:w14="http://schemas.microsoft.com/office/word/2010/wordml" xmlns:w15="http://schemas.microsoft.com/office/word/2012/wordml" xmlns:w10="urn:schemas-microsoft-com:office:word" xmlns:wpg="http://schemas.microsoft.com/office/word/2010/wordprocessingGroup" xmlns:wpi="http://schemas.microsoft.com/office/word/2010/wordprocessingInk" xmlns:wne="http://schemas.microsoft.com/office/word/2006/wordml" xmlns:wps="http://schemas.microsoft.com/office/word/2010/wordprocessingShape" xmlns:wpsCustomData="http://www.wps.cn/officeDocument/2013/wpsCustomData" mc:Ignorable="w14 w15 wp14">
-  <w:endnote w:type="separator" w:id="0">
-    <w:p>
-      <w:pPr>
-        <w:spacing w:line="240" w:lineRule="auto"/>
-      </w:pPr>
-      <w:r>
-        <w:separator/>
-      </w:r>
-    </w:p>
-  </w:endnote>
-  <w:endnote w:type="continuationSeparator" w:id="1">
-    <w:p>
-      <w:pPr>
-        <w:spacing w:line="240" w:lineRule="auto"/>
-      </w:pPr>
-      <w:r>
-        <w:continuationSeparator/>
-      </w:r>
-    </w:p>
-  </w:endnote>
-</w:endnotes>
-</file>
-
 <file path=word/footer1.xml><?xml version="1.0" encoding="utf-8"?>
-<w:ftr xmlns:wpc="http://schemas.microsoft.com/office/word/2010/wordprocessingCanvas" xmlns:mc="http://schemas.openxmlformats.org/markup-compatibility/2006" xmlns:o="urn:schemas-microsoft-com:office:office" xmlns:r="http://schemas.openxmlformats.org/officeDocument/2006/relationships" xmlns:m="http://schemas.openxmlformats.org/officeDocument/2006/math" xmlns:v="urn:schemas-microsoft-com:vml" xmlns:wp14="http://schemas.microsoft.com/office/word/2010/wordprocessingDrawing" xmlns:wp="http://schemas.openxmlformats.org/drawingml/2006/wordprocessingDrawing" xmlns:w10="urn:schemas-microsoft-com:office:word" xmlns:w="http://schemas.openxmlformats.org/wordprocessingml/2006/main" xmlns:w14="http://schemas.microsoft.com/office/word/2010/wordml" xmlns:w15="http://schemas.microsoft.com/office/word/2012/wordml" xmlns:wpg="http://schemas.microsoft.com/office/word/2010/wordprocessingGroup" xmlns:wpi="http://schemas.microsoft.com/office/word/2010/wordprocessingInk" xmlns:wne="http://schemas.microsoft.com/office/word/2006/wordml" xmlns:wps="http://schemas.microsoft.com/office/word/2010/wordprocessingShape" xmlns:wpsCustomData="http://www.wps.cn/officeDocument/2013/wpsCustomData" mc:Ignorable="w14 w15 wp14">
+<w:ftr xmlns:wpc="http://schemas.microsoft.com/office/word/2010/wordprocessingCanvas" xmlns:mc="http://schemas.openxmlformats.org/markup-compatibility/2006" xmlns:o="urn:schemas-microsoft-com:office:office" xmlns:r="http://schemas.openxmlformats.org/officeDocument/2006/relationships" xmlns:m="http://schemas.openxmlformats.org/officeDocument/2006/math" xmlns:v="urn:schemas-microsoft-com:vml" xmlns:wp14="http://schemas.microsoft.com/office/word/2010/wordprocessingDrawing" xmlns:wp="http://schemas.openxmlformats.org/drawingml/2006/wordprocessingDrawing" xmlns:w10="urn:schemas-microsoft-com:office:word" xmlns:w="http://schemas.openxmlformats.org/wordprocessingml/2006/main" xmlns:w14="http://schemas.microsoft.com/office/word/2010/wordml" xmlns:w15="http://schemas.microsoft.com/office/word/2012/wordml" xmlns:wne="http://schemas.microsoft.com/office/word/2006/wordml" xmlns:wpg="http://schemas.microsoft.com/office/word/2010/wordprocessingGroup" xmlns:wpi="http://schemas.microsoft.com/office/word/2010/wordprocessingInk" xmlns:wps="http://schemas.microsoft.com/office/word/2010/wordprocessingShape" mc:Ignorable="w14 w15 wp14">
   <w:p>
     <w:pPr>
       <w:spacing w:line="210" w:lineRule="auto"/>
       <w:ind w:left="3928"/>
       <w:rPr>
-        <w:rFonts w:ascii="宋体" w:hAnsi="宋体" w:eastAsia="宋体" w:cs="宋体"/>
+        <w:rFonts w:ascii="宋体" w:eastAsia="宋体" w:hAnsi="宋体" w:cs="宋体"/>
         <w:sz w:val="21"/>
         <w:szCs w:val="21"/>
       </w:rPr>
     </w:pPr>
     <w:r>
       <w:rPr>
-        <w:rFonts w:ascii="宋体" w:hAnsi="宋体" w:eastAsia="宋体" w:cs="宋体"/>
+        <w:rFonts w:ascii="宋体" w:eastAsia="宋体" w:hAnsi="宋体" w:cs="宋体"/>
         <w:spacing w:val="-7"/>
         <w:sz w:val="21"/>
         <w:szCs w:val="21"/>
@@ -7279,7 +7152,7 @@
     </w:r>
     <w:r>
       <w:rPr>
-        <w:rFonts w:ascii="宋体" w:hAnsi="宋体" w:eastAsia="宋体" w:cs="宋体"/>
+        <w:rFonts w:ascii="宋体" w:eastAsia="宋体" w:hAnsi="宋体" w:cs="宋体"/>
         <w:spacing w:val="11"/>
         <w:sz w:val="21"/>
         <w:szCs w:val="21"/>
@@ -7288,7 +7161,7 @@
     </w:r>
     <w:r>
       <w:rPr>
-        <w:rFonts w:ascii="宋体" w:hAnsi="宋体" w:eastAsia="宋体" w:cs="宋体"/>
+        <w:rFonts w:ascii="宋体" w:eastAsia="宋体" w:hAnsi="宋体" w:cs="宋体"/>
         <w:spacing w:val="-7"/>
         <w:sz w:val="21"/>
         <w:szCs w:val="21"/>
@@ -7297,7 +7170,7 @@
     </w:r>
     <w:r>
       <w:rPr>
-        <w:rFonts w:ascii="宋体" w:hAnsi="宋体" w:eastAsia="宋体" w:cs="宋体"/>
+        <w:rFonts w:ascii="宋体" w:eastAsia="宋体" w:hAnsi="宋体" w:cs="宋体"/>
         <w:spacing w:val="14"/>
         <w:sz w:val="21"/>
         <w:szCs w:val="21"/>
@@ -7306,7 +7179,7 @@
     </w:r>
     <w:r>
       <w:rPr>
-        <w:rFonts w:ascii="宋体" w:hAnsi="宋体" w:eastAsia="宋体" w:cs="宋体"/>
+        <w:rFonts w:ascii="宋体" w:eastAsia="宋体" w:hAnsi="宋体" w:cs="宋体"/>
         <w:spacing w:val="-7"/>
         <w:sz w:val="21"/>
         <w:szCs w:val="21"/>
@@ -7318,20 +7191,20 @@
 </file>
 
 <file path=word/footer2.xml><?xml version="1.0" encoding="utf-8"?>
-<w:ftr xmlns:wpc="http://schemas.microsoft.com/office/word/2010/wordprocessingCanvas" xmlns:mc="http://schemas.openxmlformats.org/markup-compatibility/2006" xmlns:o="urn:schemas-microsoft-com:office:office" xmlns:r="http://schemas.openxmlformats.org/officeDocument/2006/relationships" xmlns:m="http://schemas.openxmlformats.org/officeDocument/2006/math" xmlns:v="urn:schemas-microsoft-com:vml" xmlns:wp14="http://schemas.microsoft.com/office/word/2010/wordprocessingDrawing" xmlns:wp="http://schemas.openxmlformats.org/drawingml/2006/wordprocessingDrawing" xmlns:w10="urn:schemas-microsoft-com:office:word" xmlns:w="http://schemas.openxmlformats.org/wordprocessingml/2006/main" xmlns:w14="http://schemas.microsoft.com/office/word/2010/wordml" xmlns:w15="http://schemas.microsoft.com/office/word/2012/wordml" xmlns:wpg="http://schemas.microsoft.com/office/word/2010/wordprocessingGroup" xmlns:wpi="http://schemas.microsoft.com/office/word/2010/wordprocessingInk" xmlns:wne="http://schemas.microsoft.com/office/word/2006/wordml" xmlns:wps="http://schemas.microsoft.com/office/word/2010/wordprocessingShape" xmlns:wpsCustomData="http://www.wps.cn/officeDocument/2013/wpsCustomData" mc:Ignorable="w14 w15 wp14">
+<w:ftr xmlns:wpc="http://schemas.microsoft.com/office/word/2010/wordprocessingCanvas" xmlns:mc="http://schemas.openxmlformats.org/markup-compatibility/2006" xmlns:o="urn:schemas-microsoft-com:office:office" xmlns:r="http://schemas.openxmlformats.org/officeDocument/2006/relationships" xmlns:m="http://schemas.openxmlformats.org/officeDocument/2006/math" xmlns:v="urn:schemas-microsoft-com:vml" xmlns:wp14="http://schemas.microsoft.com/office/word/2010/wordprocessingDrawing" xmlns:wp="http://schemas.openxmlformats.org/drawingml/2006/wordprocessingDrawing" xmlns:w10="urn:schemas-microsoft-com:office:word" xmlns:w="http://schemas.openxmlformats.org/wordprocessingml/2006/main" xmlns:w14="http://schemas.microsoft.com/office/word/2010/wordml" xmlns:w15="http://schemas.microsoft.com/office/word/2012/wordml" xmlns:wne="http://schemas.microsoft.com/office/word/2006/wordml" xmlns:wpg="http://schemas.microsoft.com/office/word/2010/wordprocessingGroup" xmlns:wpi="http://schemas.microsoft.com/office/word/2010/wordprocessingInk" xmlns:wps="http://schemas.microsoft.com/office/word/2010/wordprocessingShape" mc:Ignorable="w14 w15 wp14">
   <w:p>
     <w:pPr>
       <w:spacing w:line="210" w:lineRule="auto"/>
       <w:ind w:left="3980"/>
       <w:rPr>
-        <w:rFonts w:ascii="宋体" w:hAnsi="宋体" w:eastAsia="宋体" w:cs="宋体"/>
+        <w:rFonts w:ascii="宋体" w:eastAsia="宋体" w:hAnsi="宋体" w:cs="宋体"/>
         <w:sz w:val="21"/>
         <w:szCs w:val="21"/>
       </w:rPr>
     </w:pPr>
     <w:r>
       <w:rPr>
-        <w:rFonts w:ascii="宋体" w:hAnsi="宋体" w:eastAsia="宋体" w:cs="宋体"/>
+        <w:rFonts w:ascii="宋体" w:eastAsia="宋体" w:hAnsi="宋体" w:cs="宋体"/>
         <w:spacing w:val="-8"/>
         <w:sz w:val="21"/>
         <w:szCs w:val="21"/>
@@ -7340,7 +7213,7 @@
     </w:r>
     <w:r>
       <w:rPr>
-        <w:rFonts w:ascii="宋体" w:hAnsi="宋体" w:eastAsia="宋体" w:cs="宋体"/>
+        <w:rFonts w:ascii="宋体" w:eastAsia="宋体" w:hAnsi="宋体" w:cs="宋体"/>
         <w:spacing w:val="23"/>
         <w:sz w:val="21"/>
         <w:szCs w:val="21"/>
@@ -7349,7 +7222,7 @@
     </w:r>
     <w:r>
       <w:rPr>
-        <w:rFonts w:ascii="宋体" w:hAnsi="宋体" w:eastAsia="宋体" w:cs="宋体"/>
+        <w:rFonts w:ascii="宋体" w:eastAsia="宋体" w:hAnsi="宋体" w:cs="宋体"/>
         <w:spacing w:val="-8"/>
         <w:sz w:val="21"/>
         <w:szCs w:val="21"/>
@@ -7358,7 +7231,7 @@
     </w:r>
     <w:r>
       <w:rPr>
-        <w:rFonts w:ascii="宋体" w:hAnsi="宋体" w:eastAsia="宋体" w:cs="宋体"/>
+        <w:rFonts w:ascii="宋体" w:eastAsia="宋体" w:hAnsi="宋体" w:cs="宋体"/>
         <w:spacing w:val="13"/>
         <w:sz w:val="21"/>
         <w:szCs w:val="21"/>
@@ -7367,7 +7240,7 @@
     </w:r>
     <w:r>
       <w:rPr>
-        <w:rFonts w:ascii="宋体" w:hAnsi="宋体" w:eastAsia="宋体" w:cs="宋体"/>
+        <w:rFonts w:ascii="宋体" w:eastAsia="宋体" w:hAnsi="宋体" w:cs="宋体"/>
         <w:spacing w:val="-8"/>
         <w:sz w:val="21"/>
         <w:szCs w:val="21"/>
@@ -7378,41 +7251,16 @@
 </w:ftr>
 </file>
 
-<file path=word/footnotes.xml><?xml version="1.0" encoding="utf-8"?>
-<w:footnotes xmlns:wpc="http://schemas.microsoft.com/office/word/2010/wordprocessingCanvas" xmlns:mc="http://schemas.openxmlformats.org/markup-compatibility/2006" xmlns:o="urn:schemas-microsoft-com:office:office" xmlns:r="http://schemas.openxmlformats.org/officeDocument/2006/relationships" xmlns:m="http://schemas.openxmlformats.org/officeDocument/2006/math" xmlns:v="urn:schemas-microsoft-com:vml" xmlns:wp14="http://schemas.microsoft.com/office/word/2010/wordprocessingDrawing" xmlns:wp="http://schemas.openxmlformats.org/drawingml/2006/wordprocessingDrawing" xmlns:w="http://schemas.openxmlformats.org/wordprocessingml/2006/main" xmlns:w14="http://schemas.microsoft.com/office/word/2010/wordml" xmlns:w15="http://schemas.microsoft.com/office/word/2012/wordml" xmlns:w10="urn:schemas-microsoft-com:office:word" xmlns:wpg="http://schemas.microsoft.com/office/word/2010/wordprocessingGroup" xmlns:wpi="http://schemas.microsoft.com/office/word/2010/wordprocessingInk" xmlns:wne="http://schemas.microsoft.com/office/word/2006/wordml" xmlns:wps="http://schemas.microsoft.com/office/word/2010/wordprocessingShape" xmlns:wpsCustomData="http://www.wps.cn/officeDocument/2013/wpsCustomData" mc:Ignorable="w14 w15 wp14">
-  <w:footnote w:type="separator" w:id="0">
-    <w:p>
-      <w:pPr>
-        <w:spacing w:line="360" w:lineRule="auto"/>
-      </w:pPr>
-      <w:r>
-        <w:separator/>
-      </w:r>
-    </w:p>
-  </w:footnote>
-  <w:footnote w:type="continuationSeparator" w:id="1">
-    <w:p>
-      <w:pPr>
-        <w:spacing w:line="360" w:lineRule="auto"/>
-      </w:pPr>
-      <w:r>
-        <w:continuationSeparator/>
-      </w:r>
-    </w:p>
-  </w:footnote>
-</w:footnotes>
-</file>
-
 <file path=word/numbering.xml><?xml version="1.0" encoding="utf-8"?>
-<w:numbering xmlns:wpc="http://schemas.microsoft.com/office/word/2010/wordprocessingCanvas" xmlns:mc="http://schemas.openxmlformats.org/markup-compatibility/2006" xmlns:o="urn:schemas-microsoft-com:office:office" xmlns:r="http://schemas.openxmlformats.org/officeDocument/2006/relationships" xmlns:m="http://schemas.openxmlformats.org/officeDocument/2006/math" xmlns:v="urn:schemas-microsoft-com:vml" xmlns:wp14="http://schemas.microsoft.com/office/word/2010/wordprocessingDrawing" xmlns:wp="http://schemas.openxmlformats.org/drawingml/2006/wordprocessingDrawing" xmlns:w10="urn:schemas-microsoft-com:office:word" xmlns:w="http://schemas.openxmlformats.org/wordprocessingml/2006/main" xmlns:w14="http://schemas.microsoft.com/office/word/2010/wordml" xmlns:wpg="http://schemas.microsoft.com/office/word/2010/wordprocessingGroup" xmlns:wpi="http://schemas.microsoft.com/office/word/2010/wordprocessingInk" xmlns:wne="http://schemas.microsoft.com/office/word/2006/wordml" xmlns:wps="http://schemas.microsoft.com/office/word/2010/wordprocessingShape" xmlns:wpsCustomData="http://www.wps.cn/officeDocument/2013/wpsCustomData" mc:Ignorable="w14 wp14">
+<w:numbering xmlns:wpc="http://schemas.microsoft.com/office/word/2010/wordprocessingCanvas" xmlns:mc="http://schemas.openxmlformats.org/markup-compatibility/2006" xmlns:o="urn:schemas-microsoft-com:office:office" xmlns:r="http://schemas.openxmlformats.org/officeDocument/2006/relationships" xmlns:m="http://schemas.openxmlformats.org/officeDocument/2006/math" xmlns:v="urn:schemas-microsoft-com:vml" xmlns:wp14="http://schemas.microsoft.com/office/word/2010/wordprocessingDrawing" xmlns:wp="http://schemas.openxmlformats.org/drawingml/2006/wordprocessingDrawing" xmlns:w10="urn:schemas-microsoft-com:office:word" xmlns:w="http://schemas.openxmlformats.org/wordprocessingml/2006/main" xmlns:w14="http://schemas.microsoft.com/office/word/2010/wordml" xmlns:w15="http://schemas.microsoft.com/office/word/2012/wordml" xmlns:wne="http://schemas.microsoft.com/office/word/2006/wordml" xmlns:wpg="http://schemas.microsoft.com/office/word/2010/wordprocessingGroup" xmlns:wpi="http://schemas.microsoft.com/office/word/2010/wordprocessingInk" xmlns:wps="http://schemas.microsoft.com/office/word/2010/wordprocessingShape" mc:Ignorable="w14 w15 wp14">
   <w:abstractNum w:abstractNumId="0">
     <w:nsid w:val="8E964DCE"/>
     <w:multiLevelType w:val="multilevel"/>
     <w:tmpl w:val="8E964DCE"/>
-    <w:lvl w:ilvl="0" w:tentative="0">
+    <w:lvl w:ilvl="0">
       <w:start w:val="1"/>
       <w:numFmt w:val="decimal"/>
-      <w:pStyle w:val="2"/>
+      <w:pStyle w:val="Heading1"/>
       <w:lvlText w:val="%1."/>
       <w:lvlJc w:val="left"/>
       <w:pPr>
@@ -7422,10 +7270,10 @@
         <w:rFonts w:hint="default"/>
       </w:rPr>
     </w:lvl>
-    <w:lvl w:ilvl="1" w:tentative="0">
+    <w:lvl w:ilvl="1">
       <w:start w:val="1"/>
       <w:numFmt w:val="decimal"/>
-      <w:pStyle w:val="3"/>
+      <w:pStyle w:val="Heading2"/>
       <w:lvlText w:val="%1.%2."/>
       <w:lvlJc w:val="left"/>
       <w:pPr>
@@ -7435,10 +7283,10 @@
         <w:rFonts w:hint="default"/>
       </w:rPr>
     </w:lvl>
-    <w:lvl w:ilvl="2" w:tentative="0">
+    <w:lvl w:ilvl="2">
       <w:start w:val="1"/>
       <w:numFmt w:val="decimal"/>
-      <w:pStyle w:val="4"/>
+      <w:pStyle w:val="Heading3"/>
       <w:lvlText w:val="%1.%2.%3."/>
       <w:lvlJc w:val="left"/>
       <w:pPr>
@@ -7448,10 +7296,10 @@
         <w:rFonts w:hint="default"/>
       </w:rPr>
     </w:lvl>
-    <w:lvl w:ilvl="3" w:tentative="0">
+    <w:lvl w:ilvl="3">
       <w:start w:val="1"/>
       <w:numFmt w:val="decimal"/>
-      <w:pStyle w:val="5"/>
+      <w:pStyle w:val="Heading4"/>
       <w:lvlText w:val="%1.%2.%3.%4."/>
       <w:lvlJc w:val="left"/>
       <w:pPr>
@@ -7461,10 +7309,10 @@
         <w:rFonts w:hint="default"/>
       </w:rPr>
     </w:lvl>
-    <w:lvl w:ilvl="4" w:tentative="0">
+    <w:lvl w:ilvl="4">
       <w:start w:val="1"/>
       <w:numFmt w:val="decimal"/>
-      <w:pStyle w:val="6"/>
+      <w:pStyle w:val="Heading5"/>
       <w:lvlText w:val="%1.%2.%3.%4.%5."/>
       <w:lvlJc w:val="left"/>
       <w:pPr>
@@ -7474,10 +7322,10 @@
         <w:rFonts w:hint="default"/>
       </w:rPr>
     </w:lvl>
-    <w:lvl w:ilvl="5" w:tentative="0">
+    <w:lvl w:ilvl="5">
       <w:start w:val="1"/>
       <w:numFmt w:val="decimal"/>
-      <w:pStyle w:val="7"/>
+      <w:pStyle w:val="Heading6"/>
       <w:lvlText w:val="%1.%2.%3.%4.%5.%6."/>
       <w:lvlJc w:val="left"/>
       <w:pPr>
@@ -7487,10 +7335,10 @@
         <w:rFonts w:hint="default"/>
       </w:rPr>
     </w:lvl>
-    <w:lvl w:ilvl="6" w:tentative="0">
+    <w:lvl w:ilvl="6">
       <w:start w:val="1"/>
       <w:numFmt w:val="decimal"/>
-      <w:pStyle w:val="8"/>
+      <w:pStyle w:val="Heading7"/>
       <w:lvlText w:val="%1.%2.%3.%4.%5.%6.%7."/>
       <w:lvlJc w:val="left"/>
       <w:pPr>
@@ -7500,10 +7348,10 @@
         <w:rFonts w:hint="default"/>
       </w:rPr>
     </w:lvl>
-    <w:lvl w:ilvl="7" w:tentative="0">
+    <w:lvl w:ilvl="7">
       <w:start w:val="1"/>
       <w:numFmt w:val="decimal"/>
-      <w:pStyle w:val="9"/>
+      <w:pStyle w:val="Heading8"/>
       <w:lvlText w:val="%1.%2.%3.%4.%5.%6.%7.%8."/>
       <w:lvlJc w:val="left"/>
       <w:pPr>
@@ -7513,10 +7361,10 @@
         <w:rFonts w:hint="default"/>
       </w:rPr>
     </w:lvl>
-    <w:lvl w:ilvl="8" w:tentative="0">
+    <w:lvl w:ilvl="8">
       <w:start w:val="1"/>
       <w:numFmt w:val="decimal"/>
-      <w:pStyle w:val="10"/>
+      <w:pStyle w:val="Heading9"/>
       <w:lvlText w:val="%1.%2.%3.%4.%5.%6.%7.%8.%9."/>
       <w:lvlJc w:val="left"/>
       <w:pPr>
@@ -7531,7 +7379,7 @@
     <w:nsid w:val="36B4F1D3"/>
     <w:multiLevelType w:val="singleLevel"/>
     <w:tmpl w:val="36B4F1D3"/>
-    <w:lvl w:ilvl="0" w:tentative="0">
+    <w:lvl w:ilvl="0">
       <w:start w:val="1"/>
       <w:numFmt w:val="decimal"/>
       <w:lvlText w:val="%1."/>
@@ -7547,7 +7395,7 @@
     <w:nsid w:val="50839985"/>
     <w:multiLevelType w:val="singleLevel"/>
     <w:tmpl w:val="50839985"/>
-    <w:lvl w:ilvl="0" w:tentative="0">
+    <w:lvl w:ilvl="0">
       <w:start w:val="1"/>
       <w:numFmt w:val="decimal"/>
       <w:lvlText w:val="%1."/>
@@ -7573,269 +7421,267 @@
 </file>
 
 <file path=word/styles.xml><?xml version="1.0" encoding="utf-8"?>
-<w:styles xmlns:mc="http://schemas.openxmlformats.org/markup-compatibility/2006" xmlns:o="urn:schemas-microsoft-com:office:office" xmlns:r="http://schemas.openxmlformats.org/officeDocument/2006/relationships" xmlns:m="http://schemas.openxmlformats.org/officeDocument/2006/math" xmlns:v="urn:schemas-microsoft-com:vml" xmlns:w="http://schemas.openxmlformats.org/wordprocessingml/2006/main" xmlns:w14="http://schemas.microsoft.com/office/word/2010/wordml" xmlns:w10="urn:schemas-microsoft-com:office:word" xmlns:sl="http://schemas.openxmlformats.org/schemaLibrary/2006/main" xmlns:wpsCustomData="http://www.wps.cn/officeDocument/2013/wpsCustomData" mc:Ignorable="w14">
+<w:styles xmlns:mc="http://schemas.openxmlformats.org/markup-compatibility/2006" xmlns:r="http://schemas.openxmlformats.org/officeDocument/2006/relationships" xmlns:w="http://schemas.openxmlformats.org/wordprocessingml/2006/main" xmlns:w14="http://schemas.microsoft.com/office/word/2010/wordml" xmlns:w15="http://schemas.microsoft.com/office/word/2012/wordml" mc:Ignorable="w14 w15">
   <w:docDefaults>
     <w:rPrDefault>
       <w:rPr>
-        <w:rFonts w:ascii="Arial" w:hAnsi="Arial" w:eastAsia="Arial" w:cs="Arial"/>
+        <w:rFonts w:ascii="Arial" w:eastAsia="Arial" w:hAnsi="Arial" w:cs="Arial"/>
       </w:rPr>
     </w:rPrDefault>
     <w:pPrDefault/>
   </w:docDefaults>
-  <w:latentStyles w:count="260" w:defQFormat="0" w:defUnhideWhenUsed="1" w:defSemiHidden="1" w:defUIPriority="99" w:defLockedState="0">
-    <w:lsdException w:qFormat="1" w:unhideWhenUsed="0" w:uiPriority="0" w:semiHidden="0" w:name="Normal"/>
-    <w:lsdException w:qFormat="1" w:unhideWhenUsed="0" w:uiPriority="0" w:semiHidden="0" w:name="heading 1"/>
-    <w:lsdException w:qFormat="1" w:uiPriority="0" w:semiHidden="0" w:name="heading 2"/>
-    <w:lsdException w:qFormat="1" w:uiPriority="0" w:name="heading 3"/>
-    <w:lsdException w:qFormat="1" w:uiPriority="0" w:semiHidden="0" w:name="heading 4"/>
-    <w:lsdException w:qFormat="1" w:uiPriority="0" w:name="heading 5"/>
-    <w:lsdException w:qFormat="1" w:uiPriority="0" w:name="heading 6"/>
-    <w:lsdException w:qFormat="1" w:uiPriority="0" w:name="heading 7"/>
-    <w:lsdException w:qFormat="1" w:uiPriority="0" w:name="heading 8"/>
-    <w:lsdException w:qFormat="1" w:uiPriority="0" w:name="heading 9"/>
-    <w:lsdException w:unhideWhenUsed="0" w:uiPriority="0" w:semiHidden="0" w:name="index 1"/>
-    <w:lsdException w:unhideWhenUsed="0" w:uiPriority="0" w:semiHidden="0" w:name="index 2"/>
-    <w:lsdException w:unhideWhenUsed="0" w:uiPriority="0" w:semiHidden="0" w:name="index 3"/>
-    <w:lsdException w:unhideWhenUsed="0" w:uiPriority="0" w:semiHidden="0" w:name="index 4"/>
-    <w:lsdException w:unhideWhenUsed="0" w:uiPriority="0" w:semiHidden="0" w:name="index 5"/>
-    <w:lsdException w:unhideWhenUsed="0" w:uiPriority="0" w:semiHidden="0" w:name="index 6"/>
-    <w:lsdException w:unhideWhenUsed="0" w:uiPriority="0" w:semiHidden="0" w:name="index 7"/>
-    <w:lsdException w:unhideWhenUsed="0" w:uiPriority="0" w:semiHidden="0" w:name="index 8"/>
-    <w:lsdException w:unhideWhenUsed="0" w:uiPriority="0" w:semiHidden="0" w:name="index 9"/>
-    <w:lsdException w:qFormat="1" w:unhideWhenUsed="0" w:uiPriority="0" w:semiHidden="0" w:name="toc 1"/>
-    <w:lsdException w:qFormat="1" w:unhideWhenUsed="0" w:uiPriority="0" w:semiHidden="0" w:name="toc 2"/>
-    <w:lsdException w:qFormat="1" w:unhideWhenUsed="0" w:uiPriority="0" w:semiHidden="0" w:name="toc 3"/>
-    <w:lsdException w:unhideWhenUsed="0" w:uiPriority="0" w:semiHidden="0" w:name="toc 4"/>
-    <w:lsdException w:unhideWhenUsed="0" w:uiPriority="0" w:semiHidden="0" w:name="toc 5"/>
-    <w:lsdException w:unhideWhenUsed="0" w:uiPriority="0" w:semiHidden="0" w:name="toc 6"/>
-    <w:lsdException w:unhideWhenUsed="0" w:uiPriority="0" w:semiHidden="0" w:name="toc 7"/>
-    <w:lsdException w:unhideWhenUsed="0" w:uiPriority="0" w:semiHidden="0" w:name="toc 8"/>
-    <w:lsdException w:unhideWhenUsed="0" w:uiPriority="0" w:semiHidden="0" w:name="toc 9"/>
-    <w:lsdException w:unhideWhenUsed="0" w:uiPriority="0" w:semiHidden="0" w:name="Normal Indent"/>
-    <w:lsdException w:unhideWhenUsed="0" w:uiPriority="0" w:semiHidden="0" w:name="footnote text"/>
-    <w:lsdException w:qFormat="1" w:unhideWhenUsed="0" w:uiPriority="0" w:semiHidden="0" w:name="annotation text"/>
-    <w:lsdException w:qFormat="1" w:unhideWhenUsed="0" w:uiPriority="0" w:semiHidden="0" w:name="header"/>
-    <w:lsdException w:qFormat="1" w:unhideWhenUsed="0" w:uiPriority="0" w:semiHidden="0" w:name="footer"/>
-    <w:lsdException w:unhideWhenUsed="0" w:uiPriority="0" w:semiHidden="0" w:name="index heading"/>
-    <w:lsdException w:qFormat="1" w:uiPriority="0" w:name="caption"/>
-    <w:lsdException w:unhideWhenUsed="0" w:uiPriority="0" w:semiHidden="0" w:name="table of figures"/>
-    <w:lsdException w:unhideWhenUsed="0" w:uiPriority="0" w:semiHidden="0" w:name="envelope address"/>
-    <w:lsdException w:unhideWhenUsed="0" w:uiPriority="0" w:semiHidden="0" w:name="envelope return"/>
-    <w:lsdException w:unhideWhenUsed="0" w:uiPriority="0" w:semiHidden="0" w:name="footnote reference"/>
-    <w:lsdException w:unhideWhenUsed="0" w:uiPriority="0" w:semiHidden="0" w:name="annotation reference"/>
-    <w:lsdException w:unhideWhenUsed="0" w:uiPriority="0" w:semiHidden="0" w:name="line number"/>
-    <w:lsdException w:unhideWhenUsed="0" w:uiPriority="0" w:semiHidden="0" w:name="page number"/>
-    <w:lsdException w:unhideWhenUsed="0" w:uiPriority="0" w:semiHidden="0" w:name="endnote reference"/>
-    <w:lsdException w:unhideWhenUsed="0" w:uiPriority="0" w:semiHidden="0" w:name="endnote text"/>
-    <w:lsdException w:unhideWhenUsed="0" w:uiPriority="0" w:semiHidden="0" w:name="table of authorities"/>
-    <w:lsdException w:unhideWhenUsed="0" w:uiPriority="0" w:semiHidden="0" w:name="macro"/>
-    <w:lsdException w:unhideWhenUsed="0" w:uiPriority="0" w:semiHidden="0" w:name="toa heading"/>
-    <w:lsdException w:unhideWhenUsed="0" w:uiPriority="0" w:semiHidden="0" w:name="List"/>
-    <w:lsdException w:unhideWhenUsed="0" w:uiPriority="0" w:semiHidden="0" w:name="List Bullet"/>
-    <w:lsdException w:unhideWhenUsed="0" w:uiPriority="0" w:semiHidden="0" w:name="List Number"/>
-    <w:lsdException w:unhideWhenUsed="0" w:uiPriority="0" w:semiHidden="0" w:name="List 2"/>
-    <w:lsdException w:unhideWhenUsed="0" w:uiPriority="0" w:semiHidden="0" w:name="List 3"/>
-    <w:lsdException w:unhideWhenUsed="0" w:uiPriority="0" w:semiHidden="0" w:name="List 4"/>
-    <w:lsdException w:unhideWhenUsed="0" w:uiPriority="0" w:semiHidden="0" w:name="List 5"/>
-    <w:lsdException w:unhideWhenUsed="0" w:uiPriority="0" w:semiHidden="0" w:name="List Bullet 2"/>
-    <w:lsdException w:unhideWhenUsed="0" w:uiPriority="0" w:semiHidden="0" w:name="List Bullet 3"/>
-    <w:lsdException w:unhideWhenUsed="0" w:uiPriority="0" w:semiHidden="0" w:name="List Bullet 4"/>
-    <w:lsdException w:unhideWhenUsed="0" w:uiPriority="0" w:semiHidden="0" w:name="List Bullet 5"/>
-    <w:lsdException w:unhideWhenUsed="0" w:uiPriority="0" w:semiHidden="0" w:name="List Number 2"/>
-    <w:lsdException w:unhideWhenUsed="0" w:uiPriority="0" w:semiHidden="0" w:name="List Number 3"/>
-    <w:lsdException w:unhideWhenUsed="0" w:uiPriority="0" w:semiHidden="0" w:name="List Number 4"/>
-    <w:lsdException w:unhideWhenUsed="0" w:uiPriority="0" w:semiHidden="0" w:name="List Number 5"/>
-    <w:lsdException w:qFormat="1" w:unhideWhenUsed="0" w:uiPriority="0" w:semiHidden="0" w:name="Title"/>
-    <w:lsdException w:unhideWhenUsed="0" w:uiPriority="0" w:semiHidden="0" w:name="Closing"/>
-    <w:lsdException w:unhideWhenUsed="0" w:uiPriority="0" w:semiHidden="0" w:name="Signature"/>
-    <w:lsdException w:qFormat="1" w:unhideWhenUsed="0" w:uiPriority="0" w:name="Default Paragraph Font"/>
-    <w:lsdException w:qFormat="1" w:unhideWhenUsed="0" w:uiPriority="0" w:name="Body Text"/>
-    <w:lsdException w:unhideWhenUsed="0" w:uiPriority="0" w:semiHidden="0" w:name="Body Text Indent"/>
-    <w:lsdException w:unhideWhenUsed="0" w:uiPriority="0" w:semiHidden="0" w:name="List Continue"/>
-    <w:lsdException w:unhideWhenUsed="0" w:uiPriority="0" w:semiHidden="0" w:name="List Continue 2"/>
-    <w:lsdException w:unhideWhenUsed="0" w:uiPriority="0" w:semiHidden="0" w:name="List Continue 3"/>
-    <w:lsdException w:unhideWhenUsed="0" w:uiPriority="0" w:semiHidden="0" w:name="List Continue 4"/>
-    <w:lsdException w:unhideWhenUsed="0" w:uiPriority="0" w:semiHidden="0" w:name="List Continue 5"/>
-    <w:lsdException w:unhideWhenUsed="0" w:uiPriority="0" w:semiHidden="0" w:name="Message Header"/>
-    <w:lsdException w:qFormat="1" w:unhideWhenUsed="0" w:uiPriority="0" w:semiHidden="0" w:name="Subtitle"/>
-    <w:lsdException w:unhideWhenUsed="0" w:uiPriority="0" w:semiHidden="0" w:name="Salutation"/>
-    <w:lsdException w:unhideWhenUsed="0" w:uiPriority="0" w:semiHidden="0" w:name="Date"/>
-    <w:lsdException w:unhideWhenUsed="0" w:uiPriority="0" w:semiHidden="0" w:name="Body Text First Indent"/>
-    <w:lsdException w:unhideWhenUsed="0" w:uiPriority="0" w:semiHidden="0" w:name="Body Text First Indent 2"/>
-    <w:lsdException w:uiPriority="99" w:name="Note Heading"/>
-    <w:lsdException w:unhideWhenUsed="0" w:uiPriority="0" w:semiHidden="0" w:name="Body Text 2"/>
-    <w:lsdException w:unhideWhenUsed="0" w:uiPriority="0" w:semiHidden="0" w:name="Body Text 3"/>
-    <w:lsdException w:unhideWhenUsed="0" w:uiPriority="0" w:semiHidden="0" w:name="Body Text Indent 2"/>
-    <w:lsdException w:unhideWhenUsed="0" w:uiPriority="0" w:semiHidden="0" w:name="Body Text Indent 3"/>
-    <w:lsdException w:unhideWhenUsed="0" w:uiPriority="0" w:semiHidden="0" w:name="Block Text"/>
-    <w:lsdException w:unhideWhenUsed="0" w:uiPriority="0" w:semiHidden="0" w:name="Hyperlink"/>
-    <w:lsdException w:unhideWhenUsed="0" w:uiPriority="0" w:semiHidden="0" w:name="FollowedHyperlink"/>
-    <w:lsdException w:qFormat="1" w:unhideWhenUsed="0" w:uiPriority="0" w:semiHidden="0" w:name="Strong"/>
-    <w:lsdException w:qFormat="1" w:unhideWhenUsed="0" w:uiPriority="0" w:semiHidden="0" w:name="Emphasis"/>
-    <w:lsdException w:unhideWhenUsed="0" w:uiPriority="0" w:semiHidden="0" w:name="Document Map"/>
-    <w:lsdException w:unhideWhenUsed="0" w:uiPriority="0" w:semiHidden="0" w:name="Plain Text"/>
-    <w:lsdException w:unhideWhenUsed="0" w:uiPriority="0" w:semiHidden="0" w:name="E-mail Signature"/>
-    <w:lsdException w:qFormat="1" w:unhideWhenUsed="0" w:uiPriority="0" w:semiHidden="0" w:name="Normal (Web)"/>
-    <w:lsdException w:unhideWhenUsed="0" w:uiPriority="0" w:semiHidden="0" w:name="HTML Acronym"/>
-    <w:lsdException w:unhideWhenUsed="0" w:uiPriority="0" w:semiHidden="0" w:name="HTML Address"/>
-    <w:lsdException w:unhideWhenUsed="0" w:uiPriority="0" w:semiHidden="0" w:name="HTML Cite"/>
-    <w:lsdException w:unhideWhenUsed="0" w:uiPriority="0" w:semiHidden="0" w:name="HTML Code"/>
-    <w:lsdException w:unhideWhenUsed="0" w:uiPriority="0" w:semiHidden="0" w:name="HTML Definition"/>
-    <w:lsdException w:unhideWhenUsed="0" w:uiPriority="0" w:semiHidden="0" w:name="HTML Keyboard"/>
-    <w:lsdException w:unhideWhenUsed="0" w:uiPriority="0" w:semiHidden="0" w:name="HTML Preformatted"/>
-    <w:lsdException w:unhideWhenUsed="0" w:uiPriority="0" w:semiHidden="0" w:name="HTML Sample"/>
-    <w:lsdException w:unhideWhenUsed="0" w:uiPriority="0" w:semiHidden="0" w:name="HTML Typewriter"/>
-    <w:lsdException w:unhideWhenUsed="0" w:uiPriority="0" w:semiHidden="0" w:name="HTML Variable"/>
-    <w:lsdException w:qFormat="1" w:unhideWhenUsed="0" w:uiPriority="0" w:name="Normal Table"/>
-    <w:lsdException w:unhideWhenUsed="0" w:uiPriority="0" w:semiHidden="0" w:name="annotation subject"/>
-    <w:lsdException w:unhideWhenUsed="0" w:uiPriority="0" w:semiHidden="0" w:name="Table Simple 1"/>
-    <w:lsdException w:unhideWhenUsed="0" w:uiPriority="0" w:semiHidden="0" w:name="Table Simple 2"/>
-    <w:lsdException w:unhideWhenUsed="0" w:uiPriority="0" w:semiHidden="0" w:name="Table Simple 3"/>
-    <w:lsdException w:unhideWhenUsed="0" w:uiPriority="0" w:semiHidden="0" w:name="Table Classic 1"/>
-    <w:lsdException w:unhideWhenUsed="0" w:uiPriority="0" w:semiHidden="0" w:name="Table Classic 2"/>
-    <w:lsdException w:unhideWhenUsed="0" w:uiPriority="0" w:semiHidden="0" w:name="Table Classic 3"/>
-    <w:lsdException w:unhideWhenUsed="0" w:uiPriority="0" w:semiHidden="0" w:name="Table Classic 4"/>
-    <w:lsdException w:unhideWhenUsed="0" w:uiPriority="0" w:semiHidden="0" w:name="Table Colorful 1"/>
-    <w:lsdException w:unhideWhenUsed="0" w:uiPriority="0" w:semiHidden="0" w:name="Table Colorful 2"/>
-    <w:lsdException w:unhideWhenUsed="0" w:uiPriority="0" w:semiHidden="0" w:name="Table Colorful 3"/>
-    <w:lsdException w:unhideWhenUsed="0" w:uiPriority="0" w:semiHidden="0" w:name="Table Columns 1"/>
-    <w:lsdException w:unhideWhenUsed="0" w:uiPriority="0" w:semiHidden="0" w:name="Table Columns 2"/>
-    <w:lsdException w:unhideWhenUsed="0" w:uiPriority="0" w:semiHidden="0" w:name="Table Columns 3"/>
-    <w:lsdException w:unhideWhenUsed="0" w:uiPriority="0" w:semiHidden="0" w:name="Table Columns 4"/>
-    <w:lsdException w:unhideWhenUsed="0" w:uiPriority="0" w:semiHidden="0" w:name="Table Columns 5"/>
-    <w:lsdException w:unhideWhenUsed="0" w:uiPriority="0" w:semiHidden="0" w:name="Table Grid 1"/>
-    <w:lsdException w:unhideWhenUsed="0" w:uiPriority="0" w:semiHidden="0" w:name="Table Grid 2"/>
-    <w:lsdException w:unhideWhenUsed="0" w:uiPriority="0" w:semiHidden="0" w:name="Table Grid 3"/>
-    <w:lsdException w:unhideWhenUsed="0" w:uiPriority="0" w:semiHidden="0" w:name="Table Grid 4"/>
-    <w:lsdException w:unhideWhenUsed="0" w:uiPriority="0" w:semiHidden="0" w:name="Table Grid 5"/>
-    <w:lsdException w:unhideWhenUsed="0" w:uiPriority="0" w:semiHidden="0" w:name="Table Grid 6"/>
-    <w:lsdException w:unhideWhenUsed="0" w:uiPriority="0" w:semiHidden="0" w:name="Table Grid 7"/>
-    <w:lsdException w:unhideWhenUsed="0" w:uiPriority="0" w:semiHidden="0" w:name="Table Grid 8"/>
-    <w:lsdException w:unhideWhenUsed="0" w:uiPriority="0" w:semiHidden="0" w:name="Table List 1"/>
-    <w:lsdException w:unhideWhenUsed="0" w:uiPriority="0" w:semiHidden="0" w:name="Table List 2"/>
-    <w:lsdException w:unhideWhenUsed="0" w:uiPriority="0" w:semiHidden="0" w:name="Table List 3"/>
-    <w:lsdException w:unhideWhenUsed="0" w:uiPriority="0" w:semiHidden="0" w:name="Table List 4"/>
-    <w:lsdException w:unhideWhenUsed="0" w:uiPriority="0" w:semiHidden="0" w:name="Table List 5"/>
-    <w:lsdException w:unhideWhenUsed="0" w:uiPriority="0" w:semiHidden="0" w:name="Table List 6"/>
-    <w:lsdException w:unhideWhenUsed="0" w:uiPriority="0" w:semiHidden="0" w:name="Table List 7"/>
-    <w:lsdException w:unhideWhenUsed="0" w:uiPriority="0" w:semiHidden="0" w:name="Table List 8"/>
-    <w:lsdException w:unhideWhenUsed="0" w:uiPriority="0" w:semiHidden="0" w:name="Table 3D effects 1"/>
-    <w:lsdException w:unhideWhenUsed="0" w:uiPriority="0" w:semiHidden="0" w:name="Table 3D effects 2"/>
-    <w:lsdException w:unhideWhenUsed="0" w:uiPriority="0" w:semiHidden="0" w:name="Table 3D effects 3"/>
-    <w:lsdException w:unhideWhenUsed="0" w:uiPriority="0" w:semiHidden="0" w:name="Table Contemporary"/>
-    <w:lsdException w:unhideWhenUsed="0" w:uiPriority="0" w:semiHidden="0" w:name="Table Elegant"/>
-    <w:lsdException w:unhideWhenUsed="0" w:uiPriority="0" w:semiHidden="0" w:name="Table Professional"/>
-    <w:lsdException w:unhideWhenUsed="0" w:uiPriority="0" w:semiHidden="0" w:name="Table Subtle 1"/>
-    <w:lsdException w:unhideWhenUsed="0" w:uiPriority="0" w:semiHidden="0" w:name="Table Subtle 2"/>
-    <w:lsdException w:unhideWhenUsed="0" w:uiPriority="0" w:semiHidden="0" w:name="Table Web 1"/>
-    <w:lsdException w:unhideWhenUsed="0" w:uiPriority="0" w:semiHidden="0" w:name="Table Web 2"/>
-    <w:lsdException w:unhideWhenUsed="0" w:uiPriority="0" w:semiHidden="0" w:name="Table Web 3"/>
-    <w:lsdException w:unhideWhenUsed="0" w:uiPriority="0" w:semiHidden="0" w:name="Balloon Text"/>
-    <w:lsdException w:qFormat="1" w:unhideWhenUsed="0" w:uiPriority="0" w:semiHidden="0" w:name="Table Grid"/>
-    <w:lsdException w:unhideWhenUsed="0" w:uiPriority="0" w:semiHidden="0" w:name="Table Theme"/>
-    <w:lsdException w:unhideWhenUsed="0" w:uiPriority="60" w:semiHidden="0" w:name="Light Shading"/>
-    <w:lsdException w:unhideWhenUsed="0" w:uiPriority="61" w:semiHidden="0" w:name="Light List"/>
-    <w:lsdException w:unhideWhenUsed="0" w:uiPriority="62" w:semiHidden="0" w:name="Light Grid"/>
-    <w:lsdException w:unhideWhenUsed="0" w:uiPriority="63" w:semiHidden="0" w:name="Medium Shading 1"/>
-    <w:lsdException w:unhideWhenUsed="0" w:uiPriority="64" w:semiHidden="0" w:name="Medium Shading 2"/>
-    <w:lsdException w:unhideWhenUsed="0" w:uiPriority="65" w:semiHidden="0" w:name="Medium List 1"/>
-    <w:lsdException w:unhideWhenUsed="0" w:uiPriority="66" w:semiHidden="0" w:name="Medium List 2"/>
-    <w:lsdException w:unhideWhenUsed="0" w:uiPriority="67" w:semiHidden="0" w:name="Medium Grid 1"/>
-    <w:lsdException w:unhideWhenUsed="0" w:uiPriority="68" w:semiHidden="0" w:name="Medium Grid 2"/>
-    <w:lsdException w:unhideWhenUsed="0" w:uiPriority="69" w:semiHidden="0" w:name="Medium Grid 3"/>
-    <w:lsdException w:unhideWhenUsed="0" w:uiPriority="70" w:semiHidden="0" w:name="Dark List"/>
-    <w:lsdException w:unhideWhenUsed="0" w:uiPriority="71" w:semiHidden="0" w:name="Colorful Shading"/>
-    <w:lsdException w:unhideWhenUsed="0" w:uiPriority="72" w:semiHidden="0" w:name="Colorful List"/>
-    <w:lsdException w:unhideWhenUsed="0" w:uiPriority="73" w:semiHidden="0" w:name="Colorful Grid"/>
-    <w:lsdException w:unhideWhenUsed="0" w:uiPriority="60" w:semiHidden="0" w:name="Light Shading Accent 1"/>
-    <w:lsdException w:unhideWhenUsed="0" w:uiPriority="61" w:semiHidden="0" w:name="Light List Accent 1"/>
-    <w:lsdException w:unhideWhenUsed="0" w:uiPriority="62" w:semiHidden="0" w:name="Light Grid Accent 1"/>
-    <w:lsdException w:unhideWhenUsed="0" w:uiPriority="63" w:semiHidden="0" w:name="Medium Shading 1 Accent 1"/>
-    <w:lsdException w:unhideWhenUsed="0" w:uiPriority="64" w:semiHidden="0" w:name="Medium Shading 2 Accent 1"/>
-    <w:lsdException w:unhideWhenUsed="0" w:uiPriority="65" w:semiHidden="0" w:name="Medium List 1 Accent 1"/>
-    <w:lsdException w:unhideWhenUsed="0" w:uiPriority="66" w:semiHidden="0" w:name="Medium List 2 Accent 1"/>
-    <w:lsdException w:unhideWhenUsed="0" w:uiPriority="67" w:semiHidden="0" w:name="Medium Grid 1 Accent 1"/>
-    <w:lsdException w:unhideWhenUsed="0" w:uiPriority="68" w:semiHidden="0" w:name="Medium Grid 2 Accent 1"/>
-    <w:lsdException w:unhideWhenUsed="0" w:uiPriority="69" w:semiHidden="0" w:name="Medium Grid 3 Accent 1"/>
-    <w:lsdException w:unhideWhenUsed="0" w:uiPriority="70" w:semiHidden="0" w:name="Dark List Accent 1"/>
-    <w:lsdException w:unhideWhenUsed="0" w:uiPriority="71" w:semiHidden="0" w:name="Colorful Shading Accent 1"/>
-    <w:lsdException w:unhideWhenUsed="0" w:uiPriority="72" w:semiHidden="0" w:name="Colorful List Accent 1"/>
-    <w:lsdException w:unhideWhenUsed="0" w:uiPriority="73" w:semiHidden="0" w:name="Colorful Grid Accent 1"/>
-    <w:lsdException w:unhideWhenUsed="0" w:uiPriority="60" w:semiHidden="0" w:name="Light Shading Accent 2"/>
-    <w:lsdException w:unhideWhenUsed="0" w:uiPriority="61" w:semiHidden="0" w:name="Light List Accent 2"/>
-    <w:lsdException w:unhideWhenUsed="0" w:uiPriority="62" w:semiHidden="0" w:name="Light Grid Accent 2"/>
-    <w:lsdException w:unhideWhenUsed="0" w:uiPriority="63" w:semiHidden="0" w:name="Medium Shading 1 Accent 2"/>
-    <w:lsdException w:unhideWhenUsed="0" w:uiPriority="64" w:semiHidden="0" w:name="Medium Shading 2 Accent 2"/>
-    <w:lsdException w:unhideWhenUsed="0" w:uiPriority="65" w:semiHidden="0" w:name="Medium List 1 Accent 2"/>
-    <w:lsdException w:unhideWhenUsed="0" w:uiPriority="66" w:semiHidden="0" w:name="Medium List 2 Accent 2"/>
-    <w:lsdException w:unhideWhenUsed="0" w:uiPriority="67" w:semiHidden="0" w:name="Medium Grid 1 Accent 2"/>
-    <w:lsdException w:unhideWhenUsed="0" w:uiPriority="68" w:semiHidden="0" w:name="Medium Grid 2 Accent 2"/>
-    <w:lsdException w:unhideWhenUsed="0" w:uiPriority="69" w:semiHidden="0" w:name="Medium Grid 3 Accent 2"/>
-    <w:lsdException w:unhideWhenUsed="0" w:uiPriority="70" w:semiHidden="0" w:name="Dark List Accent 2"/>
-    <w:lsdException w:unhideWhenUsed="0" w:uiPriority="71" w:semiHidden="0" w:name="Colorful Shading Accent 2"/>
-    <w:lsdException w:unhideWhenUsed="0" w:uiPriority="72" w:semiHidden="0" w:name="Colorful List Accent 2"/>
-    <w:lsdException w:unhideWhenUsed="0" w:uiPriority="73" w:semiHidden="0" w:name="Colorful Grid Accent 2"/>
-    <w:lsdException w:unhideWhenUsed="0" w:uiPriority="60" w:semiHidden="0" w:name="Light Shading Accent 3"/>
-    <w:lsdException w:unhideWhenUsed="0" w:uiPriority="61" w:semiHidden="0" w:name="Light List Accent 3"/>
-    <w:lsdException w:unhideWhenUsed="0" w:uiPriority="62" w:semiHidden="0" w:name="Light Grid Accent 3"/>
-    <w:lsdException w:unhideWhenUsed="0" w:uiPriority="63" w:semiHidden="0" w:name="Medium Shading 1 Accent 3"/>
-    <w:lsdException w:unhideWhenUsed="0" w:uiPriority="64" w:semiHidden="0" w:name="Medium Shading 2 Accent 3"/>
-    <w:lsdException w:unhideWhenUsed="0" w:uiPriority="65" w:semiHidden="0" w:name="Medium List 1 Accent 3"/>
-    <w:lsdException w:unhideWhenUsed="0" w:uiPriority="66" w:semiHidden="0" w:name="Medium List 2 Accent 3"/>
-    <w:lsdException w:unhideWhenUsed="0" w:uiPriority="67" w:semiHidden="0" w:name="Medium Grid 1 Accent 3"/>
-    <w:lsdException w:unhideWhenUsed="0" w:uiPriority="68" w:semiHidden="0" w:name="Medium Grid 2 Accent 3"/>
-    <w:lsdException w:unhideWhenUsed="0" w:uiPriority="69" w:semiHidden="0" w:name="Medium Grid 3 Accent 3"/>
-    <w:lsdException w:unhideWhenUsed="0" w:uiPriority="70" w:semiHidden="0" w:name="Dark List Accent 3"/>
-    <w:lsdException w:unhideWhenUsed="0" w:uiPriority="71" w:semiHidden="0" w:name="Colorful Shading Accent 3"/>
-    <w:lsdException w:unhideWhenUsed="0" w:uiPriority="72" w:semiHidden="0" w:name="Colorful List Accent 3"/>
-    <w:lsdException w:unhideWhenUsed="0" w:uiPriority="73" w:semiHidden="0" w:name="Colorful Grid Accent 3"/>
-    <w:lsdException w:unhideWhenUsed="0" w:uiPriority="60" w:semiHidden="0" w:name="Light Shading Accent 4"/>
-    <w:lsdException w:unhideWhenUsed="0" w:uiPriority="61" w:semiHidden="0" w:name="Light List Accent 4"/>
-    <w:lsdException w:unhideWhenUsed="0" w:uiPriority="62" w:semiHidden="0" w:name="Light Grid Accent 4"/>
-    <w:lsdException w:unhideWhenUsed="0" w:uiPriority="63" w:semiHidden="0" w:name="Medium Shading 1 Accent 4"/>
-    <w:lsdException w:unhideWhenUsed="0" w:uiPriority="64" w:semiHidden="0" w:name="Medium Shading 2 Accent 4"/>
-    <w:lsdException w:unhideWhenUsed="0" w:uiPriority="65" w:semiHidden="0" w:name="Medium List 1 Accent 4"/>
-    <w:lsdException w:unhideWhenUsed="0" w:uiPriority="66" w:semiHidden="0" w:name="Medium List 2 Accent 4"/>
-    <w:lsdException w:unhideWhenUsed="0" w:uiPriority="67" w:semiHidden="0" w:name="Medium Grid 1 Accent 4"/>
-    <w:lsdException w:unhideWhenUsed="0" w:uiPriority="68" w:semiHidden="0" w:name="Medium Grid 2 Accent 4"/>
-    <w:lsdException w:unhideWhenUsed="0" w:uiPriority="69" w:semiHidden="0" w:name="Medium Grid 3 Accent 4"/>
-    <w:lsdException w:unhideWhenUsed="0" w:uiPriority="70" w:semiHidden="0" w:name="Dark List Accent 4"/>
-    <w:lsdException w:unhideWhenUsed="0" w:uiPriority="71" w:semiHidden="0" w:name="Colorful Shading Accent 4"/>
-    <w:lsdException w:unhideWhenUsed="0" w:uiPriority="72" w:semiHidden="0" w:name="Colorful List Accent 4"/>
-    <w:lsdException w:unhideWhenUsed="0" w:uiPriority="73" w:semiHidden="0" w:name="Colorful Grid Accent 4"/>
-    <w:lsdException w:unhideWhenUsed="0" w:uiPriority="60" w:semiHidden="0" w:name="Light Shading Accent 5"/>
-    <w:lsdException w:unhideWhenUsed="0" w:uiPriority="61" w:semiHidden="0" w:name="Light List Accent 5"/>
-    <w:lsdException w:unhideWhenUsed="0" w:uiPriority="62" w:semiHidden="0" w:name="Light Grid Accent 5"/>
-    <w:lsdException w:unhideWhenUsed="0" w:uiPriority="63" w:semiHidden="0" w:name="Medium Shading 1 Accent 5"/>
-    <w:lsdException w:unhideWhenUsed="0" w:uiPriority="64" w:semiHidden="0" w:name="Medium Shading 2 Accent 5"/>
-    <w:lsdException w:unhideWhenUsed="0" w:uiPriority="65" w:semiHidden="0" w:name="Medium List 1 Accent 5"/>
-    <w:lsdException w:unhideWhenUsed="0" w:uiPriority="66" w:semiHidden="0" w:name="Medium List 2 Accent 5"/>
-    <w:lsdException w:unhideWhenUsed="0" w:uiPriority="67" w:semiHidden="0" w:name="Medium Grid 1 Accent 5"/>
-    <w:lsdException w:unhideWhenUsed="0" w:uiPriority="68" w:semiHidden="0" w:name="Medium Grid 2 Accent 5"/>
-    <w:lsdException w:unhideWhenUsed="0" w:uiPriority="69" w:semiHidden="0" w:name="Medium Grid 3 Accent 5"/>
-    <w:lsdException w:unhideWhenUsed="0" w:uiPriority="70" w:semiHidden="0" w:name="Dark List Accent 5"/>
-    <w:lsdException w:unhideWhenUsed="0" w:uiPriority="71" w:semiHidden="0" w:name="Colorful Shading Accent 5"/>
-    <w:lsdException w:unhideWhenUsed="0" w:uiPriority="72" w:semiHidden="0" w:name="Colorful List Accent 5"/>
-    <w:lsdException w:unhideWhenUsed="0" w:uiPriority="73" w:semiHidden="0" w:name="Colorful Grid Accent 5"/>
-    <w:lsdException w:unhideWhenUsed="0" w:uiPriority="60" w:semiHidden="0" w:name="Light Shading Accent 6"/>
-    <w:lsdException w:unhideWhenUsed="0" w:uiPriority="61" w:semiHidden="0" w:name="Light List Accent 6"/>
-    <w:lsdException w:unhideWhenUsed="0" w:uiPriority="62" w:semiHidden="0" w:name="Light Grid Accent 6"/>
-    <w:lsdException w:unhideWhenUsed="0" w:uiPriority="63" w:semiHidden="0" w:name="Medium Shading 1 Accent 6"/>
-    <w:lsdException w:unhideWhenUsed="0" w:uiPriority="64" w:semiHidden="0" w:name="Medium Shading 2 Accent 6"/>
-    <w:lsdException w:unhideWhenUsed="0" w:uiPriority="65" w:semiHidden="0" w:name="Medium List 1 Accent 6"/>
-    <w:lsdException w:unhideWhenUsed="0" w:uiPriority="66" w:semiHidden="0" w:name="Medium List 2 Accent 6"/>
-    <w:lsdException w:unhideWhenUsed="0" w:uiPriority="67" w:semiHidden="0" w:name="Medium Grid 1 Accent 6"/>
-    <w:lsdException w:unhideWhenUsed="0" w:uiPriority="68" w:semiHidden="0" w:name="Medium Grid 2 Accent 6"/>
-    <w:lsdException w:unhideWhenUsed="0" w:uiPriority="69" w:semiHidden="0" w:name="Medium Grid 3 Accent 6"/>
-    <w:lsdException w:unhideWhenUsed="0" w:uiPriority="70" w:semiHidden="0" w:name="Dark List Accent 6"/>
-    <w:lsdException w:unhideWhenUsed="0" w:uiPriority="71" w:semiHidden="0" w:name="Colorful Shading Accent 6"/>
-    <w:lsdException w:unhideWhenUsed="0" w:uiPriority="72" w:semiHidden="0" w:name="Colorful List Accent 6"/>
-    <w:lsdException w:unhideWhenUsed="0" w:uiPriority="73" w:semiHidden="0" w:name="Colorful Grid Accent 6"/>
+  <w:latentStyles w:defLockedState="0" w:defUIPriority="99" w:defSemiHidden="1" w:defUnhideWhenUsed="1" w:defQFormat="0" w:count="260">
+    <w:lsdException w:name="Normal" w:semiHidden="0" w:uiPriority="0" w:unhideWhenUsed="0" w:qFormat="1"/>
+    <w:lsdException w:name="heading 1" w:semiHidden="0" w:uiPriority="0" w:unhideWhenUsed="0" w:qFormat="1"/>
+    <w:lsdException w:name="heading 2" w:semiHidden="0" w:uiPriority="0" w:qFormat="1"/>
+    <w:lsdException w:name="heading 3" w:uiPriority="0" w:qFormat="1"/>
+    <w:lsdException w:name="heading 4" w:semiHidden="0" w:uiPriority="0" w:qFormat="1"/>
+    <w:lsdException w:name="heading 5" w:uiPriority="0" w:qFormat="1"/>
+    <w:lsdException w:name="heading 6" w:uiPriority="0" w:qFormat="1"/>
+    <w:lsdException w:name="heading 7" w:uiPriority="0" w:qFormat="1"/>
+    <w:lsdException w:name="heading 8" w:uiPriority="0" w:qFormat="1"/>
+    <w:lsdException w:name="heading 9" w:uiPriority="0" w:qFormat="1"/>
+    <w:lsdException w:name="index 1" w:semiHidden="0" w:uiPriority="0" w:unhideWhenUsed="0"/>
+    <w:lsdException w:name="index 2" w:semiHidden="0" w:uiPriority="0" w:unhideWhenUsed="0"/>
+    <w:lsdException w:name="index 3" w:semiHidden="0" w:uiPriority="0" w:unhideWhenUsed="0"/>
+    <w:lsdException w:name="index 4" w:semiHidden="0" w:uiPriority="0" w:unhideWhenUsed="0"/>
+    <w:lsdException w:name="index 5" w:semiHidden="0" w:uiPriority="0" w:unhideWhenUsed="0"/>
+    <w:lsdException w:name="index 6" w:semiHidden="0" w:uiPriority="0" w:unhideWhenUsed="0"/>
+    <w:lsdException w:name="index 7" w:semiHidden="0" w:uiPriority="0" w:unhideWhenUsed="0"/>
+    <w:lsdException w:name="index 8" w:semiHidden="0" w:uiPriority="0" w:unhideWhenUsed="0"/>
+    <w:lsdException w:name="index 9" w:semiHidden="0" w:uiPriority="0" w:unhideWhenUsed="0"/>
+    <w:lsdException w:name="toc 1" w:semiHidden="0" w:uiPriority="0" w:unhideWhenUsed="0" w:qFormat="1"/>
+    <w:lsdException w:name="toc 2" w:semiHidden="0" w:uiPriority="0" w:unhideWhenUsed="0" w:qFormat="1"/>
+    <w:lsdException w:name="toc 3" w:semiHidden="0" w:uiPriority="0" w:unhideWhenUsed="0" w:qFormat="1"/>
+    <w:lsdException w:name="toc 4" w:semiHidden="0" w:uiPriority="0" w:unhideWhenUsed="0"/>
+    <w:lsdException w:name="toc 5" w:semiHidden="0" w:uiPriority="0" w:unhideWhenUsed="0"/>
+    <w:lsdException w:name="toc 6" w:semiHidden="0" w:uiPriority="0" w:unhideWhenUsed="0"/>
+    <w:lsdException w:name="toc 7" w:semiHidden="0" w:uiPriority="0" w:unhideWhenUsed="0"/>
+    <w:lsdException w:name="toc 8" w:semiHidden="0" w:uiPriority="0" w:unhideWhenUsed="0"/>
+    <w:lsdException w:name="toc 9" w:semiHidden="0" w:uiPriority="0" w:unhideWhenUsed="0"/>
+    <w:lsdException w:name="Normal Indent" w:semiHidden="0" w:uiPriority="0" w:unhideWhenUsed="0"/>
+    <w:lsdException w:name="footnote text" w:semiHidden="0" w:uiPriority="0" w:unhideWhenUsed="0"/>
+    <w:lsdException w:name="annotation text" w:semiHidden="0" w:uiPriority="0" w:unhideWhenUsed="0" w:qFormat="1"/>
+    <w:lsdException w:name="header" w:semiHidden="0" w:uiPriority="0" w:unhideWhenUsed="0" w:qFormat="1"/>
+    <w:lsdException w:name="footer" w:semiHidden="0" w:uiPriority="0" w:unhideWhenUsed="0" w:qFormat="1"/>
+    <w:lsdException w:name="index heading" w:semiHidden="0" w:uiPriority="0" w:unhideWhenUsed="0"/>
+    <w:lsdException w:name="caption" w:uiPriority="0" w:qFormat="1"/>
+    <w:lsdException w:name="table of figures" w:semiHidden="0" w:uiPriority="0" w:unhideWhenUsed="0"/>
+    <w:lsdException w:name="envelope address" w:semiHidden="0" w:uiPriority="0" w:unhideWhenUsed="0"/>
+    <w:lsdException w:name="envelope return" w:semiHidden="0" w:uiPriority="0" w:unhideWhenUsed="0"/>
+    <w:lsdException w:name="footnote reference" w:semiHidden="0" w:uiPriority="0" w:unhideWhenUsed="0"/>
+    <w:lsdException w:name="annotation reference" w:semiHidden="0" w:uiPriority="0" w:unhideWhenUsed="0"/>
+    <w:lsdException w:name="line number" w:semiHidden="0" w:uiPriority="0" w:unhideWhenUsed="0"/>
+    <w:lsdException w:name="page number" w:semiHidden="0" w:uiPriority="0" w:unhideWhenUsed="0"/>
+    <w:lsdException w:name="endnote reference" w:semiHidden="0" w:uiPriority="0" w:unhideWhenUsed="0"/>
+    <w:lsdException w:name="endnote text" w:semiHidden="0" w:uiPriority="0" w:unhideWhenUsed="0"/>
+    <w:lsdException w:name="table of authorities" w:semiHidden="0" w:uiPriority="0" w:unhideWhenUsed="0"/>
+    <w:lsdException w:name="macro" w:semiHidden="0" w:uiPriority="0" w:unhideWhenUsed="0"/>
+    <w:lsdException w:name="toa heading" w:semiHidden="0" w:uiPriority="0" w:unhideWhenUsed="0"/>
+    <w:lsdException w:name="List" w:semiHidden="0" w:uiPriority="0" w:unhideWhenUsed="0"/>
+    <w:lsdException w:name="List Bullet" w:semiHidden="0" w:uiPriority="0" w:unhideWhenUsed="0"/>
+    <w:lsdException w:name="List Number" w:semiHidden="0" w:uiPriority="0" w:unhideWhenUsed="0"/>
+    <w:lsdException w:name="List 2" w:semiHidden="0" w:uiPriority="0" w:unhideWhenUsed="0"/>
+    <w:lsdException w:name="List 3" w:semiHidden="0" w:uiPriority="0" w:unhideWhenUsed="0"/>
+    <w:lsdException w:name="List 4" w:semiHidden="0" w:uiPriority="0" w:unhideWhenUsed="0"/>
+    <w:lsdException w:name="List 5" w:semiHidden="0" w:uiPriority="0" w:unhideWhenUsed="0"/>
+    <w:lsdException w:name="List Bullet 2" w:semiHidden="0" w:uiPriority="0" w:unhideWhenUsed="0"/>
+    <w:lsdException w:name="List Bullet 3" w:semiHidden="0" w:uiPriority="0" w:unhideWhenUsed="0"/>
+    <w:lsdException w:name="List Bullet 4" w:semiHidden="0" w:uiPriority="0" w:unhideWhenUsed="0"/>
+    <w:lsdException w:name="List Bullet 5" w:semiHidden="0" w:uiPriority="0" w:unhideWhenUsed="0"/>
+    <w:lsdException w:name="List Number 2" w:semiHidden="0" w:uiPriority="0" w:unhideWhenUsed="0"/>
+    <w:lsdException w:name="List Number 3" w:semiHidden="0" w:uiPriority="0" w:unhideWhenUsed="0"/>
+    <w:lsdException w:name="List Number 4" w:semiHidden="0" w:uiPriority="0" w:unhideWhenUsed="0"/>
+    <w:lsdException w:name="List Number 5" w:semiHidden="0" w:uiPriority="0" w:unhideWhenUsed="0"/>
+    <w:lsdException w:name="Title" w:semiHidden="0" w:uiPriority="0" w:unhideWhenUsed="0" w:qFormat="1"/>
+    <w:lsdException w:name="Closing" w:semiHidden="0" w:uiPriority="0" w:unhideWhenUsed="0"/>
+    <w:lsdException w:name="Signature" w:semiHidden="0" w:uiPriority="0" w:unhideWhenUsed="0"/>
+    <w:lsdException w:name="Default Paragraph Font" w:uiPriority="0" w:unhideWhenUsed="0" w:qFormat="1"/>
+    <w:lsdException w:name="Body Text" w:uiPriority="0" w:unhideWhenUsed="0" w:qFormat="1"/>
+    <w:lsdException w:name="Body Text Indent" w:semiHidden="0" w:uiPriority="0" w:unhideWhenUsed="0"/>
+    <w:lsdException w:name="List Continue" w:semiHidden="0" w:uiPriority="0" w:unhideWhenUsed="0"/>
+    <w:lsdException w:name="List Continue 2" w:semiHidden="0" w:uiPriority="0" w:unhideWhenUsed="0"/>
+    <w:lsdException w:name="List Continue 3" w:semiHidden="0" w:uiPriority="0" w:unhideWhenUsed="0"/>
+    <w:lsdException w:name="List Continue 4" w:semiHidden="0" w:uiPriority="0" w:unhideWhenUsed="0"/>
+    <w:lsdException w:name="List Continue 5" w:semiHidden="0" w:uiPriority="0" w:unhideWhenUsed="0"/>
+    <w:lsdException w:name="Message Header" w:semiHidden="0" w:uiPriority="0" w:unhideWhenUsed="0"/>
+    <w:lsdException w:name="Subtitle" w:semiHidden="0" w:uiPriority="0" w:unhideWhenUsed="0" w:qFormat="1"/>
+    <w:lsdException w:name="Salutation" w:semiHidden="0" w:uiPriority="0" w:unhideWhenUsed="0"/>
+    <w:lsdException w:name="Date" w:semiHidden="0" w:uiPriority="0" w:unhideWhenUsed="0"/>
+    <w:lsdException w:name="Body Text First Indent" w:semiHidden="0" w:uiPriority="0" w:unhideWhenUsed="0"/>
+    <w:lsdException w:name="Body Text First Indent 2" w:semiHidden="0" w:uiPriority="0" w:unhideWhenUsed="0"/>
+    <w:lsdException w:name="Body Text 2" w:semiHidden="0" w:uiPriority="0" w:unhideWhenUsed="0"/>
+    <w:lsdException w:name="Body Text 3" w:semiHidden="0" w:uiPriority="0" w:unhideWhenUsed="0"/>
+    <w:lsdException w:name="Body Text Indent 2" w:semiHidden="0" w:uiPriority="0" w:unhideWhenUsed="0"/>
+    <w:lsdException w:name="Body Text Indent 3" w:semiHidden="0" w:uiPriority="0" w:unhideWhenUsed="0"/>
+    <w:lsdException w:name="Block Text" w:semiHidden="0" w:uiPriority="0" w:unhideWhenUsed="0"/>
+    <w:lsdException w:name="Hyperlink" w:semiHidden="0" w:uiPriority="0" w:unhideWhenUsed="0"/>
+    <w:lsdException w:name="FollowedHyperlink" w:semiHidden="0" w:uiPriority="0" w:unhideWhenUsed="0"/>
+    <w:lsdException w:name="Strong" w:semiHidden="0" w:uiPriority="0" w:unhideWhenUsed="0" w:qFormat="1"/>
+    <w:lsdException w:name="Emphasis" w:semiHidden="0" w:uiPriority="0" w:unhideWhenUsed="0" w:qFormat="1"/>
+    <w:lsdException w:name="Document Map" w:semiHidden="0" w:uiPriority="0" w:unhideWhenUsed="0"/>
+    <w:lsdException w:name="Plain Text" w:semiHidden="0" w:uiPriority="0" w:unhideWhenUsed="0"/>
+    <w:lsdException w:name="E-mail Signature" w:semiHidden="0" w:uiPriority="0" w:unhideWhenUsed="0"/>
+    <w:lsdException w:name="Normal (Web)" w:semiHidden="0" w:uiPriority="0" w:unhideWhenUsed="0" w:qFormat="1"/>
+    <w:lsdException w:name="HTML Acronym" w:semiHidden="0" w:uiPriority="0" w:unhideWhenUsed="0"/>
+    <w:lsdException w:name="HTML Address" w:semiHidden="0" w:uiPriority="0" w:unhideWhenUsed="0"/>
+    <w:lsdException w:name="HTML Cite" w:semiHidden="0" w:uiPriority="0" w:unhideWhenUsed="0"/>
+    <w:lsdException w:name="HTML Code" w:semiHidden="0" w:uiPriority="0" w:unhideWhenUsed="0"/>
+    <w:lsdException w:name="HTML Definition" w:semiHidden="0" w:uiPriority="0" w:unhideWhenUsed="0"/>
+    <w:lsdException w:name="HTML Keyboard" w:semiHidden="0" w:uiPriority="0" w:unhideWhenUsed="0"/>
+    <w:lsdException w:name="HTML Preformatted" w:semiHidden="0" w:uiPriority="0" w:unhideWhenUsed="0"/>
+    <w:lsdException w:name="HTML Sample" w:semiHidden="0" w:uiPriority="0" w:unhideWhenUsed="0"/>
+    <w:lsdException w:name="HTML Typewriter" w:semiHidden="0" w:uiPriority="0" w:unhideWhenUsed="0"/>
+    <w:lsdException w:name="HTML Variable" w:semiHidden="0" w:uiPriority="0" w:unhideWhenUsed="0"/>
+    <w:lsdException w:name="Normal Table" w:uiPriority="0" w:unhideWhenUsed="0" w:qFormat="1"/>
+    <w:lsdException w:name="annotation subject" w:semiHidden="0" w:uiPriority="0" w:unhideWhenUsed="0"/>
+    <w:lsdException w:name="Table Simple 1" w:semiHidden="0" w:uiPriority="0" w:unhideWhenUsed="0"/>
+    <w:lsdException w:name="Table Simple 2" w:semiHidden="0" w:uiPriority="0" w:unhideWhenUsed="0"/>
+    <w:lsdException w:name="Table Simple 3" w:semiHidden="0" w:uiPriority="0" w:unhideWhenUsed="0"/>
+    <w:lsdException w:name="Table Classic 1" w:semiHidden="0" w:uiPriority="0" w:unhideWhenUsed="0"/>
+    <w:lsdException w:name="Table Classic 2" w:semiHidden="0" w:uiPriority="0" w:unhideWhenUsed="0"/>
+    <w:lsdException w:name="Table Classic 3" w:semiHidden="0" w:uiPriority="0" w:unhideWhenUsed="0"/>
+    <w:lsdException w:name="Table Classic 4" w:semiHidden="0" w:uiPriority="0" w:unhideWhenUsed="0"/>
+    <w:lsdException w:name="Table Colorful 1" w:semiHidden="0" w:uiPriority="0" w:unhideWhenUsed="0"/>
+    <w:lsdException w:name="Table Colorful 2" w:semiHidden="0" w:uiPriority="0" w:unhideWhenUsed="0"/>
+    <w:lsdException w:name="Table Colorful 3" w:semiHidden="0" w:uiPriority="0" w:unhideWhenUsed="0"/>
+    <w:lsdException w:name="Table Columns 1" w:semiHidden="0" w:uiPriority="0" w:unhideWhenUsed="0"/>
+    <w:lsdException w:name="Table Columns 2" w:semiHidden="0" w:uiPriority="0" w:unhideWhenUsed="0"/>
+    <w:lsdException w:name="Table Columns 3" w:semiHidden="0" w:uiPriority="0" w:unhideWhenUsed="0"/>
+    <w:lsdException w:name="Table Columns 4" w:semiHidden="0" w:uiPriority="0" w:unhideWhenUsed="0"/>
+    <w:lsdException w:name="Table Columns 5" w:semiHidden="0" w:uiPriority="0" w:unhideWhenUsed="0"/>
+    <w:lsdException w:name="Table Grid 1" w:semiHidden="0" w:uiPriority="0" w:unhideWhenUsed="0"/>
+    <w:lsdException w:name="Table Grid 2" w:semiHidden="0" w:uiPriority="0" w:unhideWhenUsed="0"/>
+    <w:lsdException w:name="Table Grid 3" w:semiHidden="0" w:uiPriority="0" w:unhideWhenUsed="0"/>
+    <w:lsdException w:name="Table Grid 4" w:semiHidden="0" w:uiPriority="0" w:unhideWhenUsed="0"/>
+    <w:lsdException w:name="Table Grid 5" w:semiHidden="0" w:uiPriority="0" w:unhideWhenUsed="0"/>
+    <w:lsdException w:name="Table Grid 6" w:semiHidden="0" w:uiPriority="0" w:unhideWhenUsed="0"/>
+    <w:lsdException w:name="Table Grid 7" w:semiHidden="0" w:uiPriority="0" w:unhideWhenUsed="0"/>
+    <w:lsdException w:name="Table Grid 8" w:semiHidden="0" w:uiPriority="0" w:unhideWhenUsed="0"/>
+    <w:lsdException w:name="Table List 1" w:semiHidden="0" w:uiPriority="0" w:unhideWhenUsed="0"/>
+    <w:lsdException w:name="Table List 2" w:semiHidden="0" w:uiPriority="0" w:unhideWhenUsed="0"/>
+    <w:lsdException w:name="Table List 3" w:semiHidden="0" w:uiPriority="0" w:unhideWhenUsed="0"/>
+    <w:lsdException w:name="Table List 4" w:semiHidden="0" w:uiPriority="0" w:unhideWhenUsed="0"/>
+    <w:lsdException w:name="Table List 5" w:semiHidden="0" w:uiPriority="0" w:unhideWhenUsed="0"/>
+    <w:lsdException w:name="Table List 6" w:semiHidden="0" w:uiPriority="0" w:unhideWhenUsed="0"/>
+    <w:lsdException w:name="Table List 7" w:semiHidden="0" w:uiPriority="0" w:unhideWhenUsed="0"/>
+    <w:lsdException w:name="Table List 8" w:semiHidden="0" w:uiPriority="0" w:unhideWhenUsed="0"/>
+    <w:lsdException w:name="Table 3D effects 1" w:semiHidden="0" w:uiPriority="0" w:unhideWhenUsed="0"/>
+    <w:lsdException w:name="Table 3D effects 2" w:semiHidden="0" w:uiPriority="0" w:unhideWhenUsed="0"/>
+    <w:lsdException w:name="Table 3D effects 3" w:semiHidden="0" w:uiPriority="0" w:unhideWhenUsed="0"/>
+    <w:lsdException w:name="Table Contemporary" w:semiHidden="0" w:uiPriority="0" w:unhideWhenUsed="0"/>
+    <w:lsdException w:name="Table Elegant" w:semiHidden="0" w:uiPriority="0" w:unhideWhenUsed="0"/>
+    <w:lsdException w:name="Table Professional" w:semiHidden="0" w:uiPriority="0" w:unhideWhenUsed="0"/>
+    <w:lsdException w:name="Table Subtle 1" w:semiHidden="0" w:uiPriority="0" w:unhideWhenUsed="0"/>
+    <w:lsdException w:name="Table Subtle 2" w:semiHidden="0" w:uiPriority="0" w:unhideWhenUsed="0"/>
+    <w:lsdException w:name="Table Web 1" w:semiHidden="0" w:uiPriority="0" w:unhideWhenUsed="0"/>
+    <w:lsdException w:name="Table Web 2" w:semiHidden="0" w:uiPriority="0" w:unhideWhenUsed="0"/>
+    <w:lsdException w:name="Table Web 3" w:semiHidden="0" w:uiPriority="0" w:unhideWhenUsed="0"/>
+    <w:lsdException w:name="Balloon Text" w:semiHidden="0" w:uiPriority="0" w:unhideWhenUsed="0"/>
+    <w:lsdException w:name="Table Grid" w:semiHidden="0" w:uiPriority="0" w:unhideWhenUsed="0" w:qFormat="1"/>
+    <w:lsdException w:name="Table Theme" w:semiHidden="0" w:uiPriority="0" w:unhideWhenUsed="0"/>
+    <w:lsdException w:name="Light Shading" w:semiHidden="0" w:uiPriority="60" w:unhideWhenUsed="0"/>
+    <w:lsdException w:name="Light List" w:semiHidden="0" w:uiPriority="61" w:unhideWhenUsed="0"/>
+    <w:lsdException w:name="Light Grid" w:semiHidden="0" w:uiPriority="62" w:unhideWhenUsed="0"/>
+    <w:lsdException w:name="Medium Shading 1" w:semiHidden="0" w:uiPriority="63" w:unhideWhenUsed="0"/>
+    <w:lsdException w:name="Medium Shading 2" w:semiHidden="0" w:uiPriority="64" w:unhideWhenUsed="0"/>
+    <w:lsdException w:name="Medium List 1" w:semiHidden="0" w:uiPriority="65" w:unhideWhenUsed="0"/>
+    <w:lsdException w:name="Medium List 2" w:semiHidden="0" w:uiPriority="66" w:unhideWhenUsed="0"/>
+    <w:lsdException w:name="Medium Grid 1" w:semiHidden="0" w:uiPriority="67" w:unhideWhenUsed="0"/>
+    <w:lsdException w:name="Medium Grid 2" w:semiHidden="0" w:uiPriority="68" w:unhideWhenUsed="0"/>
+    <w:lsdException w:name="Medium Grid 3" w:semiHidden="0" w:uiPriority="69" w:unhideWhenUsed="0"/>
+    <w:lsdException w:name="Dark List" w:semiHidden="0" w:uiPriority="70" w:unhideWhenUsed="0"/>
+    <w:lsdException w:name="Colorful Shading" w:semiHidden="0" w:uiPriority="71" w:unhideWhenUsed="0"/>
+    <w:lsdException w:name="Colorful List" w:semiHidden="0" w:uiPriority="72" w:unhideWhenUsed="0"/>
+    <w:lsdException w:name="Colorful Grid" w:semiHidden="0" w:uiPriority="73" w:unhideWhenUsed="0"/>
+    <w:lsdException w:name="Light Shading Accent 1" w:semiHidden="0" w:uiPriority="60" w:unhideWhenUsed="0"/>
+    <w:lsdException w:name="Light List Accent 1" w:semiHidden="0" w:uiPriority="61" w:unhideWhenUsed="0"/>
+    <w:lsdException w:name="Light Grid Accent 1" w:semiHidden="0" w:uiPriority="62" w:unhideWhenUsed="0"/>
+    <w:lsdException w:name="Medium Shading 1 Accent 1" w:semiHidden="0" w:uiPriority="63" w:unhideWhenUsed="0"/>
+    <w:lsdException w:name="Medium Shading 2 Accent 1" w:semiHidden="0" w:uiPriority="64" w:unhideWhenUsed="0"/>
+    <w:lsdException w:name="Medium List 1 Accent 1" w:semiHidden="0" w:uiPriority="65" w:unhideWhenUsed="0"/>
+    <w:lsdException w:name="Medium List 2 Accent 1" w:semiHidden="0" w:uiPriority="66" w:unhideWhenUsed="0"/>
+    <w:lsdException w:name="Medium Grid 1 Accent 1" w:semiHidden="0" w:uiPriority="67" w:unhideWhenUsed="0"/>
+    <w:lsdException w:name="Medium Grid 2 Accent 1" w:semiHidden="0" w:uiPriority="68" w:unhideWhenUsed="0"/>
+    <w:lsdException w:name="Medium Grid 3 Accent 1" w:semiHidden="0" w:uiPriority="69" w:unhideWhenUsed="0"/>
+    <w:lsdException w:name="Dark List Accent 1" w:semiHidden="0" w:uiPriority="70" w:unhideWhenUsed="0"/>
+    <w:lsdException w:name="Colorful Shading Accent 1" w:semiHidden="0" w:uiPriority="71" w:unhideWhenUsed="0"/>
+    <w:lsdException w:name="Colorful List Accent 1" w:semiHidden="0" w:uiPriority="72" w:unhideWhenUsed="0"/>
+    <w:lsdException w:name="Colorful Grid Accent 1" w:semiHidden="0" w:uiPriority="73" w:unhideWhenUsed="0"/>
+    <w:lsdException w:name="Light Shading Accent 2" w:semiHidden="0" w:uiPriority="60" w:unhideWhenUsed="0"/>
+    <w:lsdException w:name="Light List Accent 2" w:semiHidden="0" w:uiPriority="61" w:unhideWhenUsed="0"/>
+    <w:lsdException w:name="Light Grid Accent 2" w:semiHidden="0" w:uiPriority="62" w:unhideWhenUsed="0"/>
+    <w:lsdException w:name="Medium Shading 1 Accent 2" w:semiHidden="0" w:uiPriority="63" w:unhideWhenUsed="0"/>
+    <w:lsdException w:name="Medium Shading 2 Accent 2" w:semiHidden="0" w:uiPriority="64" w:unhideWhenUsed="0"/>
+    <w:lsdException w:name="Medium List 1 Accent 2" w:semiHidden="0" w:uiPriority="65" w:unhideWhenUsed="0"/>
+    <w:lsdException w:name="Medium List 2 Accent 2" w:semiHidden="0" w:uiPriority="66" w:unhideWhenUsed="0"/>
+    <w:lsdException w:name="Medium Grid 1 Accent 2" w:semiHidden="0" w:uiPriority="67" w:unhideWhenUsed="0"/>
+    <w:lsdException w:name="Medium Grid 2 Accent 2" w:semiHidden="0" w:uiPriority="68" w:unhideWhenUsed="0"/>
+    <w:lsdException w:name="Medium Grid 3 Accent 2" w:semiHidden="0" w:uiPriority="69" w:unhideWhenUsed="0"/>
+    <w:lsdException w:name="Dark List Accent 2" w:semiHidden="0" w:uiPriority="70" w:unhideWhenUsed="0"/>
+    <w:lsdException w:name="Colorful Shading Accent 2" w:semiHidden="0" w:uiPriority="71" w:unhideWhenUsed="0"/>
+    <w:lsdException w:name="Colorful List Accent 2" w:semiHidden="0" w:uiPriority="72" w:unhideWhenUsed="0"/>
+    <w:lsdException w:name="Colorful Grid Accent 2" w:semiHidden="0" w:uiPriority="73" w:unhideWhenUsed="0"/>
+    <w:lsdException w:name="Light Shading Accent 3" w:semiHidden="0" w:uiPriority="60" w:unhideWhenUsed="0"/>
+    <w:lsdException w:name="Light List Accent 3" w:semiHidden="0" w:uiPriority="61" w:unhideWhenUsed="0"/>
+    <w:lsdException w:name="Light Grid Accent 3" w:semiHidden="0" w:uiPriority="62" w:unhideWhenUsed="0"/>
+    <w:lsdException w:name="Medium Shading 1 Accent 3" w:semiHidden="0" w:uiPriority="63" w:unhideWhenUsed="0"/>
+    <w:lsdException w:name="Medium Shading 2 Accent 3" w:semiHidden="0" w:uiPriority="64" w:unhideWhenUsed="0"/>
+    <w:lsdException w:name="Medium List 1 Accent 3" w:semiHidden="0" w:uiPriority="65" w:unhideWhenUsed="0"/>
+    <w:lsdException w:name="Medium List 2 Accent 3" w:semiHidden="0" w:uiPriority="66" w:unhideWhenUsed="0"/>
+    <w:lsdException w:name="Medium Grid 1 Accent 3" w:semiHidden="0" w:uiPriority="67" w:unhideWhenUsed="0"/>
+    <w:lsdException w:name="Medium Grid 2 Accent 3" w:semiHidden="0" w:uiPriority="68" w:unhideWhenUsed="0"/>
+    <w:lsdException w:name="Medium Grid 3 Accent 3" w:semiHidden="0" w:uiPriority="69" w:unhideWhenUsed="0"/>
+    <w:lsdException w:name="Dark List Accent 3" w:semiHidden="0" w:uiPriority="70" w:unhideWhenUsed="0"/>
+    <w:lsdException w:name="Colorful Shading Accent 3" w:semiHidden="0" w:uiPriority="71" w:unhideWhenUsed="0"/>
+    <w:lsdException w:name="Colorful List Accent 3" w:semiHidden="0" w:uiPriority="72" w:unhideWhenUsed="0"/>
+    <w:lsdException w:name="Colorful Grid Accent 3" w:semiHidden="0" w:uiPriority="73" w:unhideWhenUsed="0"/>
+    <w:lsdException w:name="Light Shading Accent 4" w:semiHidden="0" w:uiPriority="60" w:unhideWhenUsed="0"/>
+    <w:lsdException w:name="Light List Accent 4" w:semiHidden="0" w:uiPriority="61" w:unhideWhenUsed="0"/>
+    <w:lsdException w:name="Light Grid Accent 4" w:semiHidden="0" w:uiPriority="62" w:unhideWhenUsed="0"/>
+    <w:lsdException w:name="Medium Shading 1 Accent 4" w:semiHidden="0" w:uiPriority="63" w:unhideWhenUsed="0"/>
+    <w:lsdException w:name="Medium Shading 2 Accent 4" w:semiHidden="0" w:uiPriority="64" w:unhideWhenUsed="0"/>
+    <w:lsdException w:name="Medium List 1 Accent 4" w:semiHidden="0" w:uiPriority="65" w:unhideWhenUsed="0"/>
+    <w:lsdException w:name="Medium List 2 Accent 4" w:semiHidden="0" w:uiPriority="66" w:unhideWhenUsed="0"/>
+    <w:lsdException w:name="Medium Grid 1 Accent 4" w:semiHidden="0" w:uiPriority="67" w:unhideWhenUsed="0"/>
+    <w:lsdException w:name="Medium Grid 2 Accent 4" w:semiHidden="0" w:uiPriority="68" w:unhideWhenUsed="0"/>
+    <w:lsdException w:name="Medium Grid 3 Accent 4" w:semiHidden="0" w:uiPriority="69" w:unhideWhenUsed="0"/>
+    <w:lsdException w:name="Dark List Accent 4" w:semiHidden="0" w:uiPriority="70" w:unhideWhenUsed="0"/>
+    <w:lsdException w:name="Colorful Shading Accent 4" w:semiHidden="0" w:uiPriority="71" w:unhideWhenUsed="0"/>
+    <w:lsdException w:name="Colorful List Accent 4" w:semiHidden="0" w:uiPriority="72" w:unhideWhenUsed="0"/>
+    <w:lsdException w:name="Colorful Grid Accent 4" w:semiHidden="0" w:uiPriority="73" w:unhideWhenUsed="0"/>
+    <w:lsdException w:name="Light Shading Accent 5" w:semiHidden="0" w:uiPriority="60" w:unhideWhenUsed="0"/>
+    <w:lsdException w:name="Light List Accent 5" w:semiHidden="0" w:uiPriority="61" w:unhideWhenUsed="0"/>
+    <w:lsdException w:name="Light Grid Accent 5" w:semiHidden="0" w:uiPriority="62" w:unhideWhenUsed="0"/>
+    <w:lsdException w:name="Medium Shading 1 Accent 5" w:semiHidden="0" w:uiPriority="63" w:unhideWhenUsed="0"/>
+    <w:lsdException w:name="Medium Shading 2 Accent 5" w:semiHidden="0" w:uiPriority="64" w:unhideWhenUsed="0"/>
+    <w:lsdException w:name="Medium List 1 Accent 5" w:semiHidden="0" w:uiPriority="65" w:unhideWhenUsed="0"/>
+    <w:lsdException w:name="Medium List 2 Accent 5" w:semiHidden="0" w:uiPriority="66" w:unhideWhenUsed="0"/>
+    <w:lsdException w:name="Medium Grid 1 Accent 5" w:semiHidden="0" w:uiPriority="67" w:unhideWhenUsed="0"/>
+    <w:lsdException w:name="Medium Grid 2 Accent 5" w:semiHidden="0" w:uiPriority="68" w:unhideWhenUsed="0"/>
+    <w:lsdException w:name="Medium Grid 3 Accent 5" w:semiHidden="0" w:uiPriority="69" w:unhideWhenUsed="0"/>
+    <w:lsdException w:name="Dark List Accent 5" w:semiHidden="0" w:uiPriority="70" w:unhideWhenUsed="0"/>
+    <w:lsdException w:name="Colorful Shading Accent 5" w:semiHidden="0" w:uiPriority="71" w:unhideWhenUsed="0"/>
+    <w:lsdException w:name="Colorful List Accent 5" w:semiHidden="0" w:uiPriority="72" w:unhideWhenUsed="0"/>
+    <w:lsdException w:name="Colorful Grid Accent 5" w:semiHidden="0" w:uiPriority="73" w:unhideWhenUsed="0"/>
+    <w:lsdException w:name="Light Shading Accent 6" w:semiHidden="0" w:uiPriority="60" w:unhideWhenUsed="0"/>
+    <w:lsdException w:name="Light List Accent 6" w:semiHidden="0" w:uiPriority="61" w:unhideWhenUsed="0"/>
+    <w:lsdException w:name="Light Grid Accent 6" w:semiHidden="0" w:uiPriority="62" w:unhideWhenUsed="0"/>
+    <w:lsdException w:name="Medium Shading 1 Accent 6" w:semiHidden="0" w:uiPriority="63" w:unhideWhenUsed="0"/>
+    <w:lsdException w:name="Medium Shading 2 Accent 6" w:semiHidden="0" w:uiPriority="64" w:unhideWhenUsed="0"/>
+    <w:lsdException w:name="Medium List 1 Accent 6" w:semiHidden="0" w:uiPriority="65" w:unhideWhenUsed="0"/>
+    <w:lsdException w:name="Medium List 2 Accent 6" w:semiHidden="0" w:uiPriority="66" w:unhideWhenUsed="0"/>
+    <w:lsdException w:name="Medium Grid 1 Accent 6" w:semiHidden="0" w:uiPriority="67" w:unhideWhenUsed="0"/>
+    <w:lsdException w:name="Medium Grid 2 Accent 6" w:semiHidden="0" w:uiPriority="68" w:unhideWhenUsed="0"/>
+    <w:lsdException w:name="Medium Grid 3 Accent 6" w:semiHidden="0" w:uiPriority="69" w:unhideWhenUsed="0"/>
+    <w:lsdException w:name="Dark List Accent 6" w:semiHidden="0" w:uiPriority="70" w:unhideWhenUsed="0"/>
+    <w:lsdException w:name="Colorful Shading Accent 6" w:semiHidden="0" w:uiPriority="71" w:unhideWhenUsed="0"/>
+    <w:lsdException w:name="Colorful List Accent 6" w:semiHidden="0" w:uiPriority="72" w:unhideWhenUsed="0"/>
+    <w:lsdException w:name="Colorful Grid Accent 6" w:semiHidden="0" w:uiPriority="73" w:unhideWhenUsed="0"/>
   </w:latentStyles>
-  <w:style w:type="paragraph" w:default="1" w:styleId="1">
+  <w:style w:type="paragraph" w:default="1" w:styleId="Normal">
     <w:name w:val="Normal"/>
     <w:qFormat/>
-    <w:uiPriority w:val="0"/>
     <w:pPr>
       <w:kinsoku w:val="0"/>
       <w:autoSpaceDE w:val="0"/>
@@ -7847,7 +7693,7 @@
       <w:textAlignment w:val="baseline"/>
     </w:pPr>
     <w:rPr>
-      <w:rFonts w:ascii="Arial" w:hAnsi="Arial" w:eastAsia="宋体" w:cs="Arial"/>
+      <w:rFonts w:ascii="Arial" w:eastAsia="宋体" w:hAnsi="Arial" w:cs="Arial"/>
       <w:snapToGrid w:val="0"/>
       <w:color w:val="000000"/>
       <w:kern w:val="0"/>
@@ -7856,12 +7702,11 @@
       <w:lang w:val="en-US" w:eastAsia="en-US" w:bidi="ar-SA"/>
     </w:rPr>
   </w:style>
-  <w:style w:type="paragraph" w:styleId="2">
+  <w:style w:type="paragraph" w:styleId="Heading1">
     <w:name w:val="heading 1"/>
-    <w:basedOn w:val="1"/>
-    <w:next w:val="1"/>
+    <w:basedOn w:val="Normal"/>
+    <w:next w:val="Normal"/>
     <w:qFormat/>
-    <w:uiPriority w:val="0"/>
     <w:pPr>
       <w:keepNext/>
       <w:keepLines/>
@@ -7879,13 +7724,12 @@
       <w:sz w:val="44"/>
     </w:rPr>
   </w:style>
-  <w:style w:type="paragraph" w:styleId="3">
+  <w:style w:type="paragraph" w:styleId="Heading2">
     <w:name w:val="heading 2"/>
-    <w:basedOn w:val="1"/>
-    <w:next w:val="1"/>
+    <w:basedOn w:val="Normal"/>
+    <w:next w:val="Normal"/>
     <w:unhideWhenUsed/>
     <w:qFormat/>
-    <w:uiPriority w:val="0"/>
     <w:pPr>
       <w:keepNext/>
       <w:keepLines/>
@@ -7898,19 +7742,18 @@
       <w:outlineLvl w:val="1"/>
     </w:pPr>
     <w:rPr>
-      <w:rFonts w:ascii="Arial" w:hAnsi="Arial" w:eastAsia="黑体"/>
+      <w:rFonts w:ascii="Arial" w:eastAsia="黑体" w:hAnsi="Arial"/>
       <w:b/>
       <w:sz w:val="32"/>
     </w:rPr>
   </w:style>
-  <w:style w:type="paragraph" w:styleId="4">
+  <w:style w:type="paragraph" w:styleId="Heading3">
     <w:name w:val="heading 3"/>
-    <w:basedOn w:val="1"/>
-    <w:next w:val="1"/>
+    <w:basedOn w:val="Normal"/>
+    <w:next w:val="Normal"/>
     <w:semiHidden/>
     <w:unhideWhenUsed/>
     <w:qFormat/>
-    <w:uiPriority w:val="0"/>
     <w:pPr>
       <w:keepNext/>
       <w:keepLines/>
@@ -7927,13 +7770,12 @@
       <w:sz w:val="32"/>
     </w:rPr>
   </w:style>
-  <w:style w:type="paragraph" w:styleId="5">
+  <w:style w:type="paragraph" w:styleId="Heading4">
     <w:name w:val="heading 4"/>
-    <w:basedOn w:val="1"/>
-    <w:next w:val="1"/>
+    <w:basedOn w:val="Normal"/>
+    <w:next w:val="Normal"/>
     <w:unhideWhenUsed/>
     <w:qFormat/>
-    <w:uiPriority w:val="0"/>
     <w:pPr>
       <w:keepNext/>
       <w:keepLines/>
@@ -7946,19 +7788,18 @@
       <w:outlineLvl w:val="3"/>
     </w:pPr>
     <w:rPr>
-      <w:rFonts w:ascii="Arial" w:hAnsi="Arial" w:eastAsia="黑体"/>
+      <w:rFonts w:ascii="Arial" w:eastAsia="黑体" w:hAnsi="Arial"/>
       <w:b/>
       <w:sz w:val="28"/>
     </w:rPr>
   </w:style>
-  <w:style w:type="paragraph" w:styleId="6">
+  <w:style w:type="paragraph" w:styleId="Heading5">
     <w:name w:val="heading 5"/>
-    <w:basedOn w:val="1"/>
-    <w:next w:val="1"/>
+    <w:basedOn w:val="Normal"/>
+    <w:next w:val="Normal"/>
     <w:semiHidden/>
     <w:unhideWhenUsed/>
     <w:qFormat/>
-    <w:uiPriority w:val="0"/>
     <w:pPr>
       <w:keepNext/>
       <w:keepLines/>
@@ -7975,14 +7816,13 @@
       <w:sz w:val="28"/>
     </w:rPr>
   </w:style>
-  <w:style w:type="paragraph" w:styleId="7">
+  <w:style w:type="paragraph" w:styleId="Heading6">
     <w:name w:val="heading 6"/>
-    <w:basedOn w:val="1"/>
-    <w:next w:val="1"/>
+    <w:basedOn w:val="Normal"/>
+    <w:next w:val="Normal"/>
     <w:semiHidden/>
     <w:unhideWhenUsed/>
     <w:qFormat/>
-    <w:uiPriority w:val="0"/>
     <w:pPr>
       <w:keepNext/>
       <w:keepLines/>
@@ -7995,19 +7835,18 @@
       <w:outlineLvl w:val="5"/>
     </w:pPr>
     <w:rPr>
-      <w:rFonts w:ascii="Arial" w:hAnsi="Arial" w:eastAsia="黑体"/>
+      <w:rFonts w:ascii="Arial" w:eastAsia="黑体" w:hAnsi="Arial"/>
       <w:b/>
       <w:sz w:val="24"/>
     </w:rPr>
   </w:style>
-  <w:style w:type="paragraph" w:styleId="8">
+  <w:style w:type="paragraph" w:styleId="Heading7">
     <w:name w:val="heading 7"/>
-    <w:basedOn w:val="1"/>
-    <w:next w:val="1"/>
+    <w:basedOn w:val="Normal"/>
+    <w:next w:val="Normal"/>
     <w:semiHidden/>
     <w:unhideWhenUsed/>
     <w:qFormat/>
-    <w:uiPriority w:val="0"/>
     <w:pPr>
       <w:keepNext/>
       <w:keepLines/>
@@ -8024,14 +7863,13 @@
       <w:sz w:val="24"/>
     </w:rPr>
   </w:style>
-  <w:style w:type="paragraph" w:styleId="9">
+  <w:style w:type="paragraph" w:styleId="Heading8">
     <w:name w:val="heading 8"/>
-    <w:basedOn w:val="1"/>
-    <w:next w:val="1"/>
+    <w:basedOn w:val="Normal"/>
+    <w:next w:val="Normal"/>
     <w:semiHidden/>
     <w:unhideWhenUsed/>
     <w:qFormat/>
-    <w:uiPriority w:val="0"/>
     <w:pPr>
       <w:keepNext/>
       <w:keepLines/>
@@ -8044,18 +7882,17 @@
       <w:outlineLvl w:val="7"/>
     </w:pPr>
     <w:rPr>
-      <w:rFonts w:ascii="Arial" w:hAnsi="Arial" w:eastAsia="黑体"/>
+      <w:rFonts w:ascii="Arial" w:eastAsia="黑体" w:hAnsi="Arial"/>
       <w:sz w:val="24"/>
     </w:rPr>
   </w:style>
-  <w:style w:type="paragraph" w:styleId="10">
+  <w:style w:type="paragraph" w:styleId="Heading9">
     <w:name w:val="heading 9"/>
-    <w:basedOn w:val="1"/>
-    <w:next w:val="1"/>
+    <w:basedOn w:val="Normal"/>
+    <w:next w:val="Normal"/>
     <w:semiHidden/>
     <w:unhideWhenUsed/>
     <w:qFormat/>
-    <w:uiPriority w:val="0"/>
     <w:pPr>
       <w:keepNext/>
       <w:keepLines/>
@@ -8068,21 +7905,19 @@
       <w:outlineLvl w:val="8"/>
     </w:pPr>
     <w:rPr>
-      <w:rFonts w:ascii="Arial" w:hAnsi="Arial" w:eastAsia="黑体"/>
+      <w:rFonts w:ascii="Arial" w:eastAsia="黑体" w:hAnsi="Arial"/>
       <w:sz w:val="21"/>
     </w:rPr>
   </w:style>
-  <w:style w:type="character" w:default="1" w:styleId="22">
+  <w:style w:type="character" w:default="1" w:styleId="DefaultParagraphFont">
     <w:name w:val="Default Paragraph Font"/>
     <w:semiHidden/>
     <w:qFormat/>
-    <w:uiPriority w:val="0"/>
   </w:style>
-  <w:style w:type="table" w:default="1" w:styleId="20">
+  <w:style w:type="table" w:default="1" w:styleId="TableNormal">
     <w:name w:val="Normal Table"/>
     <w:semiHidden/>
     <w:qFormat/>
-    <w:uiPriority w:val="0"/>
     <w:tblPr>
       <w:tblCellMar>
         <w:top w:w="0" w:type="dxa"/>
@@ -8092,43 +7927,39 @@
       </w:tblCellMar>
     </w:tblPr>
   </w:style>
-  <w:style w:type="paragraph" w:styleId="11">
+  <w:style w:type="paragraph" w:styleId="CommentText">
     <w:name w:val="annotation text"/>
-    <w:basedOn w:val="1"/>
+    <w:basedOn w:val="Normal"/>
     <w:qFormat/>
-    <w:uiPriority w:val="0"/>
     <w:pPr>
       <w:jc w:val="left"/>
     </w:pPr>
   </w:style>
-  <w:style w:type="paragraph" w:styleId="12">
+  <w:style w:type="paragraph" w:styleId="BodyText">
     <w:name w:val="Body Text"/>
-    <w:basedOn w:val="1"/>
+    <w:basedOn w:val="Normal"/>
     <w:semiHidden/>
     <w:qFormat/>
-    <w:uiPriority w:val="0"/>
     <w:rPr>
-      <w:rFonts w:ascii="Arial" w:hAnsi="Arial" w:eastAsia="Arial" w:cs="Arial"/>
+      <w:rFonts w:ascii="Arial" w:eastAsia="Arial" w:hAnsi="Arial" w:cs="Arial"/>
       <w:sz w:val="21"/>
       <w:szCs w:val="21"/>
       <w:lang w:val="en-US" w:eastAsia="en-US" w:bidi="ar-SA"/>
     </w:rPr>
   </w:style>
-  <w:style w:type="paragraph" w:styleId="13">
+  <w:style w:type="paragraph" w:styleId="TOC3">
     <w:name w:val="toc 3"/>
-    <w:basedOn w:val="1"/>
-    <w:next w:val="1"/>
+    <w:basedOn w:val="Normal"/>
+    <w:next w:val="Normal"/>
     <w:qFormat/>
-    <w:uiPriority w:val="0"/>
     <w:pPr>
       <w:ind w:left="840" w:leftChars="400"/>
     </w:pPr>
   </w:style>
-  <w:style w:type="paragraph" w:styleId="14">
+  <w:style w:type="paragraph" w:styleId="Footer">
     <w:name w:val="footer"/>
-    <w:basedOn w:val="1"/>
+    <w:basedOn w:val="Normal"/>
     <w:qFormat/>
-    <w:uiPriority w:val="0"/>
     <w:pPr>
       <w:tabs>
         <w:tab w:val="center" w:pos="4153"/>
@@ -8141,17 +7972,16 @@
       <w:sz w:val="18"/>
     </w:rPr>
   </w:style>
-  <w:style w:type="paragraph" w:styleId="15">
+  <w:style w:type="paragraph" w:styleId="Header">
     <w:name w:val="header"/>
-    <w:basedOn w:val="1"/>
+    <w:basedOn w:val="Normal"/>
     <w:qFormat/>
-    <w:uiPriority w:val="0"/>
     <w:pPr>
       <w:pBdr>
-        <w:top w:val="none" w:color="auto" w:sz="0" w:space="0"/>
-        <w:left w:val="none" w:color="auto" w:sz="0" w:space="0"/>
-        <w:bottom w:val="none" w:color="auto" w:sz="0" w:space="0"/>
-        <w:right w:val="none" w:color="auto" w:sz="0" w:space="0"/>
+        <w:top w:val="nil"/>
+        <w:left w:val="nil"/>
+        <w:bottom w:val="nil"/>
+        <w:right w:val="nil"/>
       </w:pBdr>
       <w:tabs>
         <w:tab w:val="center" w:pos="4153"/>
@@ -8166,41 +7996,37 @@
       <w:sz w:val="18"/>
     </w:rPr>
   </w:style>
-  <w:style w:type="paragraph" w:styleId="16">
+  <w:style w:type="paragraph" w:styleId="TOC1">
     <w:name w:val="toc 1"/>
-    <w:basedOn w:val="1"/>
-    <w:next w:val="1"/>
+    <w:basedOn w:val="Normal"/>
+    <w:next w:val="Normal"/>
     <w:qFormat/>
-    <w:uiPriority w:val="0"/>
     <w:rPr>
-      <w:rFonts w:ascii="Arial" w:hAnsi="Arial" w:eastAsia="Microsoft JhengHei"/>
+      <w:rFonts w:ascii="Arial" w:eastAsia="Microsoft JhengHei" w:hAnsi="Arial"/>
       <w:sz w:val="24"/>
     </w:rPr>
   </w:style>
-  <w:style w:type="paragraph" w:styleId="17">
+  <w:style w:type="paragraph" w:styleId="TOC2">
     <w:name w:val="toc 2"/>
-    <w:basedOn w:val="1"/>
-    <w:next w:val="1"/>
+    <w:basedOn w:val="Normal"/>
+    <w:next w:val="Normal"/>
     <w:qFormat/>
-    <w:uiPriority w:val="0"/>
     <w:pPr>
       <w:ind w:left="420" w:leftChars="200"/>
     </w:pPr>
   </w:style>
-  <w:style w:type="paragraph" w:styleId="18">
+  <w:style w:type="paragraph" w:styleId="NormalWeb">
     <w:name w:val="Normal (Web)"/>
-    <w:basedOn w:val="1"/>
+    <w:basedOn w:val="Normal"/>
     <w:qFormat/>
-    <w:uiPriority w:val="0"/>
     <w:rPr>
       <w:sz w:val="24"/>
     </w:rPr>
   </w:style>
-  <w:style w:type="paragraph" w:styleId="19">
+  <w:style w:type="paragraph" w:styleId="Title">
     <w:name w:val="Title"/>
-    <w:basedOn w:val="1"/>
+    <w:basedOn w:val="Normal"/>
     <w:qFormat/>
-    <w:uiPriority w:val="0"/>
     <w:pPr>
       <w:spacing w:before="240" w:beforeLines="0" w:beforeAutospacing="0" w:after="60" w:afterLines="0" w:afterAutospacing="0"/>
       <w:jc w:val="center"/>
@@ -8212,41 +8038,38 @@
       <w:sz w:val="32"/>
     </w:rPr>
   </w:style>
-  <w:style w:type="table" w:styleId="21">
+  <w:style w:type="table" w:styleId="TableGrid">
     <w:name w:val="Table Grid"/>
-    <w:basedOn w:val="20"/>
+    <w:basedOn w:val="TableNormal"/>
     <w:qFormat/>
-    <w:uiPriority w:val="0"/>
     <w:pPr>
       <w:widowControl w:val="0"/>
       <w:jc w:val="both"/>
     </w:pPr>
     <w:tblPr>
       <w:tblBorders>
-        <w:top w:val="single" w:color="auto" w:sz="4" w:space="0"/>
-        <w:left w:val="single" w:color="auto" w:sz="4" w:space="0"/>
-        <w:bottom w:val="single" w:color="auto" w:sz="4" w:space="0"/>
-        <w:right w:val="single" w:color="auto" w:sz="4" w:space="0"/>
-        <w:insideH w:val="single" w:color="auto" w:sz="4" w:space="0"/>
-        <w:insideV w:val="single" w:color="auto" w:sz="4" w:space="0"/>
+        <w:top w:val="single" w:sz="4" w:space="0" w:color="auto"/>
+        <w:left w:val="single" w:sz="4" w:space="0" w:color="auto"/>
+        <w:bottom w:val="single" w:sz="4" w:space="0" w:color="auto"/>
+        <w:right w:val="single" w:sz="4" w:space="0" w:color="auto"/>
+        <w:insideH w:val="single" w:sz="4" w:space="0" w:color="auto"/>
+        <w:insideV w:val="single" w:sz="4" w:space="0" w:color="auto"/>
       </w:tblBorders>
     </w:tblPr>
   </w:style>
-  <w:style w:type="character" w:styleId="23">
+  <w:style w:type="character" w:styleId="Strong">
     <w:name w:val="Strong"/>
-    <w:basedOn w:val="22"/>
+    <w:basedOn w:val="DefaultParagraphFont"/>
     <w:qFormat/>
-    <w:uiPriority w:val="0"/>
     <w:rPr>
       <w:b/>
     </w:rPr>
   </w:style>
-  <w:style w:type="table" w:customStyle="1" w:styleId="24">
+  <w:style w:type="table" w:customStyle="1" w:styleId="TableNormal0">
     <w:name w:val="Table Normal_0"/>
     <w:semiHidden/>
     <w:unhideWhenUsed/>
     <w:qFormat/>
-    <w:uiPriority w:val="0"/>
     <w:tblPr>
       <w:tblCellMar>
         <w:top w:w="0" w:type="dxa"/>
@@ -8256,87 +8079,81 @@
       </w:tblCellMar>
     </w:tblPr>
   </w:style>
-  <w:style w:type="paragraph" w:customStyle="1" w:styleId="25">
+  <w:style w:type="paragraph" w:customStyle="1" w:styleId="TableText">
     <w:name w:val="Table Text"/>
-    <w:basedOn w:val="1"/>
+    <w:basedOn w:val="Normal"/>
     <w:semiHidden/>
     <w:qFormat/>
-    <w:uiPriority w:val="0"/>
     <w:rPr>
-      <w:rFonts w:ascii="宋体" w:hAnsi="宋体" w:eastAsia="宋体" w:cs="宋体"/>
+      <w:rFonts w:ascii="宋体" w:eastAsia="宋体" w:hAnsi="宋体" w:cs="宋体"/>
       <w:sz w:val="21"/>
       <w:szCs w:val="21"/>
       <w:lang w:val="en-US" w:eastAsia="en-US" w:bidi="ar-SA"/>
     </w:rPr>
   </w:style>
-  <w:style w:type="paragraph" w:customStyle="1" w:styleId="26">
+  <w:style w:type="paragraph" w:customStyle="1" w:styleId="1">
     <w:name w:val="柴_标题1"/>
-    <w:basedOn w:val="2"/>
-    <w:next w:val="27"/>
-    <w:link w:val="38"/>
+    <w:basedOn w:val="Heading1"/>
+    <w:next w:val="a"/>
+    <w:link w:val="1Char"/>
     <w:qFormat/>
-    <w:uiPriority w:val="0"/>
     <w:pPr>
       <w:spacing w:before="100" w:after="90" w:line="360" w:lineRule="auto"/>
     </w:pPr>
     <w:rPr>
-      <w:rFonts w:ascii="Arial" w:hAnsi="Arial" w:eastAsia="宋体"/>
+      <w:rFonts w:ascii="Arial" w:eastAsia="宋体" w:hAnsi="Arial"/>
       <w:sz w:val="32"/>
     </w:rPr>
   </w:style>
-  <w:style w:type="paragraph" w:customStyle="1" w:styleId="27">
+  <w:style w:type="paragraph" w:customStyle="1" w:styleId="a">
     <w:name w:val="柴_正文"/>
-    <w:basedOn w:val="12"/>
-    <w:link w:val="42"/>
+    <w:basedOn w:val="BodyText"/>
+    <w:link w:val="Char"/>
     <w:qFormat/>
-    <w:uiPriority w:val="0"/>
     <w:pPr>
       <w:spacing w:line="360" w:lineRule="auto"/>
       <w:ind w:firstLine="470" w:firstLineChars="200"/>
     </w:pPr>
     <w:rPr>
-      <w:rFonts w:ascii="Arial" w:hAnsi="Arial" w:eastAsia="宋体"/>
+      <w:rFonts w:ascii="Arial" w:eastAsia="宋体" w:hAnsi="Arial"/>
       <w:sz w:val="24"/>
       <w:lang w:eastAsia="zh-CN"/>
     </w:rPr>
   </w:style>
-  <w:style w:type="paragraph" w:customStyle="1" w:styleId="28">
+  <w:style w:type="paragraph" w:customStyle="1" w:styleId="2">
     <w:name w:val="柴_标题2"/>
-    <w:basedOn w:val="3"/>
-    <w:next w:val="27"/>
+    <w:basedOn w:val="Heading2"/>
+    <w:next w:val="a"/>
     <w:qFormat/>
-    <w:uiPriority w:val="0"/>
     <w:pPr>
       <w:spacing w:line="360" w:lineRule="auto"/>
     </w:pPr>
     <w:rPr>
-      <w:rFonts w:ascii="Arial" w:hAnsi="Arial" w:eastAsia="宋体"/>
+      <w:rFonts w:ascii="Arial" w:eastAsia="宋体" w:hAnsi="Arial"/>
       <w:sz w:val="28"/>
     </w:rPr>
   </w:style>
-  <w:style w:type="paragraph" w:customStyle="1" w:styleId="29">
+  <w:style w:type="paragraph" w:customStyle="1" w:styleId="3">
     <w:name w:val="柴_标题3"/>
-    <w:basedOn w:val="4"/>
-    <w:next w:val="27"/>
+    <w:basedOn w:val="Heading3"/>
+    <w:next w:val="a"/>
     <w:qFormat/>
-    <w:uiPriority w:val="0"/>
     <w:pPr>
       <w:spacing w:line="360" w:lineRule="auto"/>
       <w:ind w:left="0" w:firstLine="472" w:firstLineChars="200"/>
     </w:pPr>
     <w:rPr>
-      <w:rFonts w:ascii="宋体" w:hAnsi="宋体" w:eastAsia="宋体" w:cs="宋体"/>
+      <w:rFonts w:ascii="宋体" w:eastAsia="宋体" w:hAnsi="宋体" w:cs="宋体"/>
       <w:spacing w:val="-2"/>
       <w:sz w:val="24"/>
       <w:szCs w:val="24"/>
     </w:rPr>
   </w:style>
-  <w:style w:type="paragraph" w:customStyle="1" w:styleId="30">
+  <w:style w:type="paragraph" w:customStyle="1" w:styleId="a0">
     <w:name w:val="柴_目录"/>
-    <w:basedOn w:val="1"/>
-    <w:next w:val="12"/>
+    <w:basedOn w:val="Normal"/>
+    <w:next w:val="BodyText"/>
     <w:qFormat/>
-    <w:uiPriority w:val="0"/>
     <w:pPr>
       <w:tabs>
         <w:tab w:val="right" w:leader="dot" w:pos="8442"/>
@@ -8344,96 +8161,89 @@
       <w:ind w:left="0" w:leftChars="0"/>
     </w:pPr>
     <w:rPr>
-      <w:rFonts w:ascii="Arial" w:hAnsi="Arial" w:eastAsia="Microsoft JhengHei"/>
+      <w:rFonts w:ascii="Arial" w:eastAsia="Microsoft JhengHei" w:hAnsi="Arial"/>
       <w:sz w:val="24"/>
     </w:rPr>
   </w:style>
-  <w:style w:type="paragraph" w:customStyle="1" w:styleId="31">
+  <w:style w:type="paragraph" w:customStyle="1" w:styleId="a1">
     <w:name w:val="柴_公司名"/>
-    <w:basedOn w:val="19"/>
+    <w:basedOn w:val="Title"/>
     <w:qFormat/>
-    <w:uiPriority w:val="0"/>
     <w:pPr>
       <w:spacing w:after="600" w:afterLines="600"/>
     </w:pPr>
     <w:rPr>
-      <w:rFonts w:hint="eastAsia" w:ascii="宋体" w:hAnsi="宋体" w:eastAsia="宋体" w:cs="宋体"/>
+      <w:rFonts w:ascii="宋体" w:eastAsia="宋体" w:hAnsi="宋体" w:cs="宋体" w:hint="eastAsia"/>
       <w:bCs/>
       <w:spacing w:val="-6"/>
       <w:sz w:val="52"/>
       <w:szCs w:val="52"/>
     </w:rPr>
   </w:style>
-  <w:style w:type="paragraph" w:customStyle="1" w:styleId="32">
+  <w:style w:type="paragraph" w:customStyle="1" w:styleId="a2">
     <w:name w:val="柴_文档名"/>
-    <w:basedOn w:val="19"/>
+    <w:basedOn w:val="Title"/>
     <w:qFormat/>
-    <w:uiPriority w:val="0"/>
     <w:pPr>
       <w:spacing w:after="900" w:afterLines="900"/>
     </w:pPr>
     <w:rPr>
-      <w:rFonts w:ascii="黑体" w:hAnsi="黑体" w:eastAsia="黑体" w:cs="黑体"/>
+      <w:rFonts w:ascii="黑体" w:eastAsia="黑体" w:hAnsi="黑体" w:cs="黑体"/>
       <w:bCs/>
       <w:spacing w:val="-7"/>
       <w:sz w:val="52"/>
       <w:szCs w:val="52"/>
     </w:rPr>
   </w:style>
-  <w:style w:type="paragraph" w:customStyle="1" w:styleId="33">
+  <w:style w:type="paragraph" w:customStyle="1" w:styleId="WPSOffice1">
     <w:name w:val="WPSOffice手动目录 1"/>
     <w:qFormat/>
-    <w:uiPriority w:val="0"/>
     <w:pPr>
       <w:ind w:leftChars="0"/>
     </w:pPr>
     <w:rPr>
-      <w:rFonts w:ascii="Times New Roman" w:hAnsi="Times New Roman" w:eastAsia="宋体" w:cs="Times New Roman"/>
+      <w:rFonts w:ascii="Times New Roman" w:eastAsia="宋体" w:hAnsi="Times New Roman" w:cs="Times New Roman"/>
       <w:sz w:val="20"/>
       <w:szCs w:val="20"/>
     </w:rPr>
   </w:style>
-  <w:style w:type="paragraph" w:customStyle="1" w:styleId="34">
+  <w:style w:type="paragraph" w:customStyle="1" w:styleId="WPSOffice2">
     <w:name w:val="WPSOffice手动目录 2"/>
     <w:qFormat/>
-    <w:uiPriority w:val="0"/>
     <w:pPr>
       <w:ind w:leftChars="200"/>
     </w:pPr>
     <w:rPr>
-      <w:rFonts w:ascii="Times New Roman" w:hAnsi="Times New Roman" w:eastAsia="宋体" w:cs="Times New Roman"/>
+      <w:rFonts w:ascii="Times New Roman" w:eastAsia="宋体" w:hAnsi="Times New Roman" w:cs="Times New Roman"/>
       <w:sz w:val="20"/>
       <w:szCs w:val="20"/>
     </w:rPr>
   </w:style>
-  <w:style w:type="paragraph" w:customStyle="1" w:styleId="35">
+  <w:style w:type="paragraph" w:customStyle="1" w:styleId="WPSOffice3">
     <w:name w:val="WPSOffice手动目录 3"/>
     <w:qFormat/>
-    <w:uiPriority w:val="0"/>
     <w:pPr>
       <w:ind w:leftChars="400"/>
     </w:pPr>
     <w:rPr>
-      <w:rFonts w:ascii="Times New Roman" w:hAnsi="Times New Roman" w:eastAsia="宋体" w:cs="Times New Roman"/>
+      <w:rFonts w:ascii="Times New Roman" w:eastAsia="宋体" w:hAnsi="Times New Roman" w:cs="Times New Roman"/>
       <w:sz w:val="20"/>
       <w:szCs w:val="20"/>
     </w:rPr>
   </w:style>
-  <w:style w:type="paragraph" w:customStyle="1" w:styleId="36">
+  <w:style w:type="paragraph" w:customStyle="1" w:styleId="Compact">
     <w:name w:val="Compact"/>
-    <w:basedOn w:val="12"/>
+    <w:basedOn w:val="BodyText"/>
     <w:qFormat/>
-    <w:uiPriority w:val="0"/>
     <w:pPr>
       <w:spacing w:before="36" w:after="36"/>
     </w:pPr>
   </w:style>
-  <w:style w:type="table" w:customStyle="1" w:styleId="37">
+  <w:style w:type="table" w:customStyle="1" w:styleId="Table">
     <w:name w:val="Table"/>
     <w:semiHidden/>
     <w:unhideWhenUsed/>
     <w:qFormat/>
-    <w:uiPriority w:val="0"/>
     <w:tblPr>
       <w:tblCellMar>
         <w:top w:w="0" w:type="dxa"/>
@@ -8445,28 +8255,26 @@
     <w:tblStylePr w:type="firstRow">
       <w:tcPr>
         <w:tcBorders>
-          <w:bottom w:val="single" w:color="auto" w:sz="0" w:space="0"/>
+          <w:bottom w:val="single" w:sz="0" w:space="0" w:color="auto"/>
         </w:tcBorders>
         <w:vAlign w:val="bottom"/>
       </w:tcPr>
     </w:tblStylePr>
   </w:style>
-  <w:style w:type="character" w:customStyle="1" w:styleId="38">
+  <w:style w:type="character" w:customStyle="1" w:styleId="1Char">
     <w:name w:val="柴_标题1 Char"/>
-    <w:link w:val="26"/>
+    <w:link w:val="1"/>
     <w:qFormat/>
-    <w:uiPriority w:val="0"/>
     <w:rPr>
-      <w:rFonts w:ascii="Arial" w:hAnsi="Arial" w:eastAsia="宋体"/>
+      <w:rFonts w:ascii="Arial" w:eastAsia="宋体" w:hAnsi="Arial"/>
       <w:sz w:val="32"/>
     </w:rPr>
   </w:style>
-  <w:style w:type="table" w:customStyle="1" w:styleId="39">
+  <w:style w:type="table" w:customStyle="1" w:styleId="TableNormal1">
     <w:name w:val="Table Normal_1"/>
     <w:semiHidden/>
     <w:unhideWhenUsed/>
     <w:qFormat/>
-    <w:uiPriority w:val="0"/>
     <w:tblPr>
       <w:tblCellMar>
         <w:top w:w="0" w:type="dxa"/>
@@ -8476,11 +8284,10 @@
       </w:tblCellMar>
     </w:tblPr>
   </w:style>
-  <w:style w:type="paragraph" w:customStyle="1" w:styleId="40">
+  <w:style w:type="paragraph" w:customStyle="1" w:styleId="a3">
     <w:name w:val="柴_正文_无缩进"/>
-    <w:basedOn w:val="1"/>
+    <w:basedOn w:val="Normal"/>
     <w:qFormat/>
-    <w:uiPriority w:val="0"/>
     <w:pPr>
       <w:ind w:firstLine="0" w:firstLineChars="0"/>
     </w:pPr>
@@ -8490,31 +8297,29 @@
       <w:lang w:eastAsia="zh-CN"/>
     </w:rPr>
   </w:style>
-  <w:style w:type="paragraph" w:customStyle="1" w:styleId="41">
+  <w:style w:type="paragraph" w:customStyle="1" w:styleId="4">
     <w:name w:val="柴_标题4"/>
-    <w:basedOn w:val="5"/>
-    <w:next w:val="1"/>
+    <w:basedOn w:val="Heading4"/>
+    <w:next w:val="Normal"/>
     <w:qFormat/>
-    <w:uiPriority w:val="0"/>
     <w:pPr>
       <w:widowControl w:val="0"/>
       <w:spacing w:before="160" w:line="360" w:lineRule="auto"/>
-      <w:ind w:left="981" w:leftChars="300" w:hanging="862"/>
+      <w:ind w:left="981" w:hanging="862" w:leftChars="300"/>
     </w:pPr>
     <w:rPr>
-      <w:rFonts w:hint="eastAsia" w:ascii="Calibri" w:hAnsi="Calibri" w:eastAsia="宋体" w:cs="宋体"/>
+      <w:rFonts w:ascii="Calibri" w:eastAsia="宋体" w:hAnsi="Calibri" w:cs="宋体" w:hint="eastAsia"/>
       <w:sz w:val="24"/>
       <w:szCs w:val="24"/>
       <w:lang w:eastAsia="zh-CN" w:bidi="zh-CN"/>
     </w:rPr>
   </w:style>
-  <w:style w:type="character" w:customStyle="1" w:styleId="42">
+  <w:style w:type="character" w:customStyle="1" w:styleId="Char">
     <w:name w:val="柴_正文 Char"/>
-    <w:link w:val="27"/>
+    <w:link w:val="a"/>
     <w:qFormat/>
-    <w:uiPriority w:val="0"/>
     <w:rPr>
-      <w:rFonts w:ascii="Arial" w:hAnsi="Arial" w:eastAsia="宋体"/>
+      <w:rFonts w:ascii="Arial" w:eastAsia="宋体" w:hAnsi="Arial"/>
       <w:sz w:val="24"/>
       <w:lang w:eastAsia="zh-CN"/>
     </w:rPr>

--- a/7-技术管理/运行记录类文件/070201-运维服务技术研发规划.docx
+++ b/7-技术管理/运行记录类文件/070201-运维服务技术研发规划.docx
@@ -20,7 +20,6 @@
         <w:snapToGrid w:val="0"/>
         <w:textAlignment w:val="baseline"/>
       </w:pPr>
-      <w:bookmarkStart w:id="0" w:name="_Toc4480"/>
     </w:p>
     <w:p>
       <w:pPr>
@@ -59,6 +58,7 @@
         <w:snapToGrid w:val="0"/>
         <w:textAlignment w:val="baseline"/>
       </w:pPr>
+      <w:bookmarkStart w:id="0" w:name="_Toc24503"/>
       <w:r>
         <w:t>运维服务技术研发规划</w:t>
       </w:r>
@@ -82,7 +82,7 @@
         <w:snapToGrid w:val="0"/>
         <w:textAlignment w:val="baseline"/>
       </w:pPr>
-      <w:bookmarkStart w:id="1" w:name="_Toc19035"/>
+      <w:bookmarkStart w:id="1" w:name="_Toc24971"/>
       <w:r>
         <w:t>中达丰集团有限公司</w:t>
       </w:r>
@@ -189,7 +189,7 @@
           <w:szCs w:val="21"/>
         </w:rPr>
       </w:pPr>
-      <w:bookmarkStart w:id="2" w:name="_Toc21048"/>
+      <w:bookmarkStart w:id="2" w:name="_Toc20356"/>
       <w:r>
         <w:rPr>
           <w:rFonts w:ascii="宋体" w:hAnsi="宋体" w:eastAsia="宋体" w:cs="宋体"/>
@@ -1620,7 +1620,7 @@
               <w:rFonts w:hint="eastAsia" w:ascii="Microsoft JhengHei" w:hAnsi="Microsoft JhengHei" w:eastAsia="Microsoft JhengHei" w:cs="Microsoft JhengHei"/>
               <w:szCs w:val="24"/>
             </w:rPr>
-            <w:instrText xml:space="preserve"> HYPERLINK \l _Toc4480 </w:instrText>
+            <w:instrText xml:space="preserve"> HYPERLINK \l _Toc24503 </w:instrText>
           </w:r>
           <w:r>
             <w:rPr>
@@ -1639,7 +1639,7 @@
             <w:fldChar w:fldCharType="begin"/>
           </w:r>
           <w:r>
-            <w:instrText xml:space="preserve"> PAGEREF _Toc4480 \h </w:instrText>
+            <w:instrText xml:space="preserve"> PAGEREF _Toc24503 \h </w:instrText>
           </w:r>
           <w:r>
             <w:fldChar w:fldCharType="separate"/>
@@ -1677,7 +1677,7 @@
               <w:rFonts w:hint="eastAsia" w:ascii="Microsoft JhengHei" w:hAnsi="Microsoft JhengHei" w:eastAsia="Microsoft JhengHei" w:cs="Microsoft JhengHei"/>
               <w:szCs w:val="24"/>
             </w:rPr>
-            <w:instrText xml:space="preserve"> HYPERLINK \l _Toc19035 </w:instrText>
+            <w:instrText xml:space="preserve"> HYPERLINK \l _Toc24971 </w:instrText>
           </w:r>
           <w:r>
             <w:rPr>
@@ -1696,7 +1696,7 @@
             <w:fldChar w:fldCharType="begin"/>
           </w:r>
           <w:r>
-            <w:instrText xml:space="preserve"> PAGEREF _Toc19035 \h </w:instrText>
+            <w:instrText xml:space="preserve"> PAGEREF _Toc24971 \h </w:instrText>
           </w:r>
           <w:r>
             <w:fldChar w:fldCharType="separate"/>
@@ -1734,7 +1734,7 @@
               <w:rFonts w:hint="eastAsia" w:ascii="Microsoft JhengHei" w:hAnsi="Microsoft JhengHei" w:eastAsia="Microsoft JhengHei" w:cs="Microsoft JhengHei"/>
               <w:szCs w:val="24"/>
             </w:rPr>
-            <w:instrText xml:space="preserve"> HYPERLINK \l _Toc21048 </w:instrText>
+            <w:instrText xml:space="preserve"> HYPERLINK \l _Toc20356 </w:instrText>
           </w:r>
           <w:r>
             <w:rPr>
@@ -1758,7 +1758,7 @@
             <w:fldChar w:fldCharType="begin"/>
           </w:r>
           <w:r>
-            <w:instrText xml:space="preserve"> PAGEREF _Toc21048 \h </w:instrText>
+            <w:instrText xml:space="preserve"> PAGEREF _Toc20356 \h </w:instrText>
           </w:r>
           <w:r>
             <w:fldChar w:fldCharType="separate"/>
@@ -1796,7 +1796,7 @@
               <w:rFonts w:hint="eastAsia" w:ascii="Microsoft JhengHei" w:hAnsi="Microsoft JhengHei" w:eastAsia="Microsoft JhengHei" w:cs="Microsoft JhengHei"/>
               <w:szCs w:val="24"/>
             </w:rPr>
-            <w:instrText xml:space="preserve"> HYPERLINK \l _Toc4677 </w:instrText>
+            <w:instrText xml:space="preserve"> HYPERLINK \l _Toc30890 </w:instrText>
           </w:r>
           <w:r>
             <w:rPr>
@@ -1821,13 +1821,217 @@
             <w:fldChar w:fldCharType="begin"/>
           </w:r>
           <w:r>
-            <w:instrText xml:space="preserve"> PAGEREF _Toc4677 \h </w:instrText>
+            <w:instrText xml:space="preserve"> PAGEREF _Toc30890 \h </w:instrText>
           </w:r>
           <w:r>
             <w:fldChar w:fldCharType="separate"/>
           </w:r>
           <w:r>
-            <w:t>4</w:t>
+            <w:t>6</w:t>
+          </w:r>
+          <w:r>
+            <w:fldChar w:fldCharType="end"/>
+          </w:r>
+          <w:r>
+            <w:rPr>
+              <w:rFonts w:hint="eastAsia" w:ascii="Microsoft JhengHei" w:hAnsi="Microsoft JhengHei" w:eastAsia="Microsoft JhengHei" w:cs="Microsoft JhengHei"/>
+              <w:szCs w:val="24"/>
+            </w:rPr>
+            <w:fldChar w:fldCharType="end"/>
+          </w:r>
+        </w:p>
+        <w:p>
+          <w:pPr>
+            <w:pStyle w:val="17"/>
+            <w:tabs>
+              <w:tab w:val="right" w:leader="dot" w:pos="8554"/>
+            </w:tabs>
+          </w:pPr>
+          <w:r>
+            <w:rPr>
+              <w:rFonts w:hint="eastAsia" w:ascii="Microsoft JhengHei" w:hAnsi="Microsoft JhengHei" w:eastAsia="Microsoft JhengHei" w:cs="Microsoft JhengHei"/>
+              <w:szCs w:val="24"/>
+            </w:rPr>
+            <w:fldChar w:fldCharType="begin"/>
+          </w:r>
+          <w:r>
+            <w:rPr>
+              <w:rFonts w:hint="eastAsia" w:ascii="Microsoft JhengHei" w:hAnsi="Microsoft JhengHei" w:eastAsia="Microsoft JhengHei" w:cs="Microsoft JhengHei"/>
+              <w:szCs w:val="24"/>
+            </w:rPr>
+            <w:instrText xml:space="preserve"> HYPERLINK \l _Toc31666 </w:instrText>
+          </w:r>
+          <w:r>
+            <w:rPr>
+              <w:rFonts w:hint="eastAsia" w:ascii="Microsoft JhengHei" w:hAnsi="Microsoft JhengHei" w:eastAsia="Microsoft JhengHei" w:cs="Microsoft JhengHei"/>
+              <w:szCs w:val="24"/>
+            </w:rPr>
+            <w:fldChar w:fldCharType="separate"/>
+          </w:r>
+          <w:r>
+            <w:rPr>
+              <w:rFonts w:hint="default"/>
+              <w:lang w:val="en-US" w:eastAsia="zh-CN"/>
+            </w:rPr>
+            <w:t xml:space="preserve">1.1. </w:t>
+          </w:r>
+          <w:r>
+            <w:rPr>
+              <w:rFonts w:hint="eastAsia"/>
+              <w:lang w:val="en-US" w:eastAsia="zh-CN"/>
+            </w:rPr>
+            <w:t>项目背景</w:t>
+          </w:r>
+          <w:r>
+            <w:tab/>
+          </w:r>
+          <w:r>
+            <w:fldChar w:fldCharType="begin"/>
+          </w:r>
+          <w:r>
+            <w:instrText xml:space="preserve"> PAGEREF _Toc31666 \h </w:instrText>
+          </w:r>
+          <w:r>
+            <w:fldChar w:fldCharType="separate"/>
+          </w:r>
+          <w:r>
+            <w:t>6</w:t>
+          </w:r>
+          <w:r>
+            <w:fldChar w:fldCharType="end"/>
+          </w:r>
+          <w:r>
+            <w:rPr>
+              <w:rFonts w:hint="eastAsia" w:ascii="Microsoft JhengHei" w:hAnsi="Microsoft JhengHei" w:eastAsia="Microsoft JhengHei" w:cs="Microsoft JhengHei"/>
+              <w:szCs w:val="24"/>
+            </w:rPr>
+            <w:fldChar w:fldCharType="end"/>
+          </w:r>
+        </w:p>
+        <w:p>
+          <w:pPr>
+            <w:pStyle w:val="17"/>
+            <w:tabs>
+              <w:tab w:val="right" w:leader="dot" w:pos="8554"/>
+            </w:tabs>
+          </w:pPr>
+          <w:r>
+            <w:rPr>
+              <w:rFonts w:hint="eastAsia" w:ascii="Microsoft JhengHei" w:hAnsi="Microsoft JhengHei" w:eastAsia="Microsoft JhengHei" w:cs="Microsoft JhengHei"/>
+              <w:szCs w:val="24"/>
+            </w:rPr>
+            <w:fldChar w:fldCharType="begin"/>
+          </w:r>
+          <w:r>
+            <w:rPr>
+              <w:rFonts w:hint="eastAsia" w:ascii="Microsoft JhengHei" w:hAnsi="Microsoft JhengHei" w:eastAsia="Microsoft JhengHei" w:cs="Microsoft JhengHei"/>
+              <w:szCs w:val="24"/>
+            </w:rPr>
+            <w:instrText xml:space="preserve"> HYPERLINK \l _Toc12319 </w:instrText>
+          </w:r>
+          <w:r>
+            <w:rPr>
+              <w:rFonts w:hint="eastAsia" w:ascii="Microsoft JhengHei" w:hAnsi="Microsoft JhengHei" w:eastAsia="Microsoft JhengHei" w:cs="Microsoft JhengHei"/>
+              <w:szCs w:val="24"/>
+            </w:rPr>
+            <w:fldChar w:fldCharType="separate"/>
+          </w:r>
+          <w:r>
+            <w:rPr>
+              <w:rFonts w:hint="default"/>
+              <w:lang w:val="en-US" w:eastAsia="zh-CN"/>
+            </w:rPr>
+            <w:t xml:space="preserve">1.2. </w:t>
+          </w:r>
+          <w:r>
+            <w:rPr>
+              <w:rFonts w:hint="eastAsia"/>
+              <w:lang w:val="en-US" w:eastAsia="zh-CN"/>
+            </w:rPr>
+            <w:t>项目目标</w:t>
+          </w:r>
+          <w:r>
+            <w:tab/>
+          </w:r>
+          <w:r>
+            <w:fldChar w:fldCharType="begin"/>
+          </w:r>
+          <w:r>
+            <w:instrText xml:space="preserve"> PAGEREF _Toc12319 \h </w:instrText>
+          </w:r>
+          <w:r>
+            <w:fldChar w:fldCharType="separate"/>
+          </w:r>
+          <w:r>
+            <w:t>6</w:t>
+          </w:r>
+          <w:r>
+            <w:fldChar w:fldCharType="end"/>
+          </w:r>
+          <w:r>
+            <w:rPr>
+              <w:rFonts w:hint="eastAsia" w:ascii="Microsoft JhengHei" w:hAnsi="Microsoft JhengHei" w:eastAsia="Microsoft JhengHei" w:cs="Microsoft JhengHei"/>
+              <w:szCs w:val="24"/>
+            </w:rPr>
+            <w:fldChar w:fldCharType="end"/>
+          </w:r>
+        </w:p>
+        <w:p>
+          <w:pPr>
+            <w:pStyle w:val="17"/>
+            <w:tabs>
+              <w:tab w:val="right" w:leader="dot" w:pos="8554"/>
+            </w:tabs>
+          </w:pPr>
+          <w:r>
+            <w:rPr>
+              <w:rFonts w:hint="eastAsia" w:ascii="Microsoft JhengHei" w:hAnsi="Microsoft JhengHei" w:eastAsia="Microsoft JhengHei" w:cs="Microsoft JhengHei"/>
+              <w:szCs w:val="24"/>
+            </w:rPr>
+            <w:fldChar w:fldCharType="begin"/>
+          </w:r>
+          <w:r>
+            <w:rPr>
+              <w:rFonts w:hint="eastAsia" w:ascii="Microsoft JhengHei" w:hAnsi="Microsoft JhengHei" w:eastAsia="Microsoft JhengHei" w:cs="Microsoft JhengHei"/>
+              <w:szCs w:val="24"/>
+            </w:rPr>
+            <w:instrText xml:space="preserve"> HYPERLINK \l _Toc28542 </w:instrText>
+          </w:r>
+          <w:r>
+            <w:rPr>
+              <w:rFonts w:hint="eastAsia" w:ascii="Microsoft JhengHei" w:hAnsi="Microsoft JhengHei" w:eastAsia="Microsoft JhengHei" w:cs="Microsoft JhengHei"/>
+              <w:szCs w:val="24"/>
+            </w:rPr>
+            <w:fldChar w:fldCharType="separate"/>
+          </w:r>
+          <w:r>
+            <w:rPr>
+              <w:rFonts w:hint="default"/>
+              <w:lang w:val="en-US" w:eastAsia="zh-CN"/>
+            </w:rPr>
+            <w:t xml:space="preserve">1.3. </w:t>
+          </w:r>
+          <w:r>
+            <w:rPr>
+              <w:rFonts w:hint="eastAsia"/>
+              <w:lang w:val="en-US" w:eastAsia="zh-CN"/>
+            </w:rPr>
+            <w:t>规划周期</w:t>
+          </w:r>
+          <w:r>
+            <w:tab/>
+          </w:r>
+          <w:r>
+            <w:fldChar w:fldCharType="begin"/>
+          </w:r>
+          <w:r>
+            <w:instrText xml:space="preserve"> PAGEREF _Toc28542 \h </w:instrText>
+          </w:r>
+          <w:r>
+            <w:fldChar w:fldCharType="separate"/>
+          </w:r>
+          <w:r>
+            <w:t>6</w:t>
           </w:r>
           <w:r>
             <w:fldChar w:fldCharType="end"/>
@@ -1859,7 +2063,7 @@
               <w:rFonts w:hint="eastAsia" w:ascii="Microsoft JhengHei" w:hAnsi="Microsoft JhengHei" w:eastAsia="Microsoft JhengHei" w:cs="Microsoft JhengHei"/>
               <w:szCs w:val="24"/>
             </w:rPr>
-            <w:instrText xml:space="preserve"> HYPERLINK \l _Toc15972 </w:instrText>
+            <w:instrText xml:space="preserve"> HYPERLINK \l _Toc7137 </w:instrText>
           </w:r>
           <w:r>
             <w:rPr>
@@ -1871,11 +2075,9 @@
           <w:r>
             <w:rPr>
               <w:rFonts w:hint="default"/>
-            </w:rPr>
-            <w:t xml:space="preserve">2. </w:t>
-          </w:r>
-          <w:r>
-            <w:t>运维研发团队现状及规划</w:t>
+              <w:lang w:val="en-US" w:eastAsia="zh-CN"/>
+            </w:rPr>
+            <w:t>2. 现有系统分析</w:t>
           </w:r>
           <w:r>
             <w:tab/>
@@ -1884,13 +2086,13 @@
             <w:fldChar w:fldCharType="begin"/>
           </w:r>
           <w:r>
-            <w:instrText xml:space="preserve"> PAGEREF _Toc15972 \h </w:instrText>
+            <w:instrText xml:space="preserve"> PAGEREF _Toc7137 \h </w:instrText>
           </w:r>
           <w:r>
             <w:fldChar w:fldCharType="separate"/>
           </w:r>
           <w:r>
-            <w:t>4</w:t>
+            <w:t>6</w:t>
           </w:r>
           <w:r>
             <w:fldChar w:fldCharType="end"/>
@@ -1922,7 +2124,7 @@
               <w:rFonts w:hint="eastAsia" w:ascii="Microsoft JhengHei" w:hAnsi="Microsoft JhengHei" w:eastAsia="Microsoft JhengHei" w:cs="Microsoft JhengHei"/>
               <w:szCs w:val="24"/>
             </w:rPr>
-            <w:instrText xml:space="preserve"> HYPERLINK \l _Toc23458 </w:instrText>
+            <w:instrText xml:space="preserve"> HYPERLINK \l _Toc5607 </w:instrText>
           </w:r>
           <w:r>
             <w:rPr>
@@ -1934,11 +2136,9 @@
           <w:r>
             <w:rPr>
               <w:rFonts w:hint="default"/>
-            </w:rPr>
-            <w:t xml:space="preserve">2.1. </w:t>
-          </w:r>
-          <w:r>
-            <w:t>运维研发团队现状</w:t>
+              <w:lang w:val="en-US" w:eastAsia="zh-CN"/>
+            </w:rPr>
+            <w:t>2.1. 电脑端系统功能现状</w:t>
           </w:r>
           <w:r>
             <w:tab/>
@@ -1947,13 +2147,13 @@
             <w:fldChar w:fldCharType="begin"/>
           </w:r>
           <w:r>
-            <w:instrText xml:space="preserve"> PAGEREF _Toc23458 \h </w:instrText>
+            <w:instrText xml:space="preserve"> PAGEREF _Toc5607 \h </w:instrText>
           </w:r>
           <w:r>
             <w:fldChar w:fldCharType="separate"/>
           </w:r>
           <w:r>
-            <w:t>4</w:t>
+            <w:t>6</w:t>
           </w:r>
           <w:r>
             <w:fldChar w:fldCharType="end"/>
@@ -1985,7 +2185,7 @@
               <w:rFonts w:hint="eastAsia" w:ascii="Microsoft JhengHei" w:hAnsi="Microsoft JhengHei" w:eastAsia="Microsoft JhengHei" w:cs="Microsoft JhengHei"/>
               <w:szCs w:val="24"/>
             </w:rPr>
-            <w:instrText xml:space="preserve"> HYPERLINK \l _Toc11205 </w:instrText>
+            <w:instrText xml:space="preserve"> HYPERLINK \l _Toc11827 </w:instrText>
           </w:r>
           <w:r>
             <w:rPr>
@@ -1997,11 +2197,9 @@
           <w:r>
             <w:rPr>
               <w:rFonts w:hint="default"/>
-            </w:rPr>
-            <w:t xml:space="preserve">2.2. </w:t>
-          </w:r>
-          <w:r>
-            <w:t>运维研发团队人员规划</w:t>
+              <w:lang w:val="en-US" w:eastAsia="zh-CN"/>
+            </w:rPr>
+            <w:t>2.2. 移动端开发基础</w:t>
           </w:r>
           <w:r>
             <w:tab/>
@@ -2010,13 +2208,13 @@
             <w:fldChar w:fldCharType="begin"/>
           </w:r>
           <w:r>
-            <w:instrText xml:space="preserve"> PAGEREF _Toc11205 \h </w:instrText>
+            <w:instrText xml:space="preserve"> PAGEREF _Toc11827 \h </w:instrText>
           </w:r>
           <w:r>
             <w:fldChar w:fldCharType="separate"/>
           </w:r>
           <w:r>
-            <w:t>4</w:t>
+            <w:t>7</w:t>
           </w:r>
           <w:r>
             <w:fldChar w:fldCharType="end"/>
@@ -2048,7 +2246,7 @@
               <w:rFonts w:hint="eastAsia" w:ascii="Microsoft JhengHei" w:hAnsi="Microsoft JhengHei" w:eastAsia="Microsoft JhengHei" w:cs="Microsoft JhengHei"/>
               <w:szCs w:val="24"/>
             </w:rPr>
-            <w:instrText xml:space="preserve"> HYPERLINK \l _Toc23989 </w:instrText>
+            <w:instrText xml:space="preserve"> HYPERLINK \l _Toc1635 </w:instrText>
           </w:r>
           <w:r>
             <w:rPr>
@@ -2060,11 +2258,9 @@
           <w:r>
             <w:rPr>
               <w:rFonts w:hint="default"/>
-            </w:rPr>
-            <w:t xml:space="preserve">3. </w:t>
-          </w:r>
-          <w:r>
-            <w:t>运维服务研发规划</w:t>
+              <w:lang w:val="en-US" w:eastAsia="zh-CN"/>
+            </w:rPr>
+            <w:t>3. 移动端功能规划</w:t>
           </w:r>
           <w:r>
             <w:tab/>
@@ -2073,13 +2269,13 @@
             <w:fldChar w:fldCharType="begin"/>
           </w:r>
           <w:r>
-            <w:instrText xml:space="preserve"> PAGEREF _Toc23989 \h </w:instrText>
+            <w:instrText xml:space="preserve"> PAGEREF _Toc1635 \h </w:instrText>
           </w:r>
           <w:r>
             <w:fldChar w:fldCharType="separate"/>
           </w:r>
           <w:r>
-            <w:t>4</w:t>
+            <w:t>7</w:t>
           </w:r>
           <w:r>
             <w:fldChar w:fldCharType="end"/>
@@ -2111,7 +2307,7 @@
               <w:rFonts w:hint="eastAsia" w:ascii="Microsoft JhengHei" w:hAnsi="Microsoft JhengHei" w:eastAsia="Microsoft JhengHei" w:cs="Microsoft JhengHei"/>
               <w:szCs w:val="24"/>
             </w:rPr>
-            <w:instrText xml:space="preserve"> HYPERLINK \l _Toc21264 </w:instrText>
+            <w:instrText xml:space="preserve"> HYPERLINK \l _Toc15886 </w:instrText>
           </w:r>
           <w:r>
             <w:rPr>
@@ -2125,14 +2321,7 @@
               <w:rFonts w:hint="default"/>
               <w:lang w:val="en-US" w:eastAsia="zh-CN"/>
             </w:rPr>
-            <w:t xml:space="preserve">3.1. </w:t>
-          </w:r>
-          <w:r>
-            <w:rPr>
-              <w:rFonts w:hint="eastAsia"/>
-              <w:lang w:val="en-US" w:eastAsia="zh-CN"/>
-            </w:rPr>
-            <w:t>360安全云数字协作平台二次开发</w:t>
+            <w:t>3.1. 核心功能模块</w:t>
           </w:r>
           <w:r>
             <w:tab/>
@@ -2141,13 +2330,13 @@
             <w:fldChar w:fldCharType="begin"/>
           </w:r>
           <w:r>
-            <w:instrText xml:space="preserve"> PAGEREF _Toc21264 \h </w:instrText>
+            <w:instrText xml:space="preserve"> PAGEREF _Toc15886 \h </w:instrText>
           </w:r>
           <w:r>
             <w:fldChar w:fldCharType="separate"/>
           </w:r>
           <w:r>
-            <w:t>5</w:t>
+            <w:t>7</w:t>
           </w:r>
           <w:r>
             <w:fldChar w:fldCharType="end"/>
@@ -2179,7 +2368,7 @@
               <w:rFonts w:hint="eastAsia" w:ascii="Microsoft JhengHei" w:hAnsi="Microsoft JhengHei" w:eastAsia="Microsoft JhengHei" w:cs="Microsoft JhengHei"/>
               <w:szCs w:val="24"/>
             </w:rPr>
-            <w:instrText xml:space="preserve"> HYPERLINK \l _Toc15084 </w:instrText>
+            <w:instrText xml:space="preserve"> HYPERLINK \l _Toc11279 </w:instrText>
           </w:r>
           <w:r>
             <w:rPr>
@@ -2191,14 +2380,9 @@
           <w:r>
             <w:rPr>
               <w:rFonts w:hint="default"/>
-            </w:rPr>
-            <w:t xml:space="preserve">3.1.1. </w:t>
-          </w:r>
-          <w:r>
-            <w:rPr>
-              <w:rFonts w:hint="eastAsia"/>
-            </w:rPr>
-            <w:t>背景</w:t>
+              <w:lang w:val="en-US" w:eastAsia="zh-CN"/>
+            </w:rPr>
+            <w:t>3.1.1. 移动监控看板</w:t>
           </w:r>
           <w:r>
             <w:tab/>
@@ -2207,13 +2391,13 @@
             <w:fldChar w:fldCharType="begin"/>
           </w:r>
           <w:r>
-            <w:instrText xml:space="preserve"> PAGEREF _Toc15084 \h </w:instrText>
+            <w:instrText xml:space="preserve"> PAGEREF _Toc11279 \h </w:instrText>
           </w:r>
           <w:r>
             <w:fldChar w:fldCharType="separate"/>
           </w:r>
           <w:r>
-            <w:t>5</w:t>
+            <w:t>7</w:t>
           </w:r>
           <w:r>
             <w:fldChar w:fldCharType="end"/>
@@ -2245,7 +2429,7 @@
               <w:rFonts w:hint="eastAsia" w:ascii="Microsoft JhengHei" w:hAnsi="Microsoft JhengHei" w:eastAsia="Microsoft JhengHei" w:cs="Microsoft JhengHei"/>
               <w:szCs w:val="24"/>
             </w:rPr>
-            <w:instrText xml:space="preserve"> HYPERLINK \l _Toc12095 </w:instrText>
+            <w:instrText xml:space="preserve"> HYPERLINK \l _Toc25073 </w:instrText>
           </w:r>
           <w:r>
             <w:rPr>
@@ -2257,14 +2441,9 @@
           <w:r>
             <w:rPr>
               <w:rFonts w:hint="default"/>
-            </w:rPr>
-            <w:t xml:space="preserve">3.1.2. </w:t>
-          </w:r>
-          <w:r>
-            <w:rPr>
-              <w:rFonts w:hint="eastAsia"/>
-            </w:rPr>
-            <w:t>工具优化描述</w:t>
+              <w:lang w:val="en-US" w:eastAsia="zh-CN"/>
+            </w:rPr>
+            <w:t>3.1.2. 设备详情与操作</w:t>
           </w:r>
           <w:r>
             <w:tab/>
@@ -2273,13 +2452,13 @@
             <w:fldChar w:fldCharType="begin"/>
           </w:r>
           <w:r>
-            <w:instrText xml:space="preserve"> PAGEREF _Toc12095 \h </w:instrText>
+            <w:instrText xml:space="preserve"> PAGEREF _Toc25073 \h </w:instrText>
           </w:r>
           <w:r>
             <w:fldChar w:fldCharType="separate"/>
           </w:r>
           <w:r>
-            <w:t>5</w:t>
+            <w:t>7</w:t>
           </w:r>
           <w:r>
             <w:fldChar w:fldCharType="end"/>
@@ -2311,7 +2490,7 @@
               <w:rFonts w:hint="eastAsia" w:ascii="Microsoft JhengHei" w:hAnsi="Microsoft JhengHei" w:eastAsia="Microsoft JhengHei" w:cs="Microsoft JhengHei"/>
               <w:szCs w:val="24"/>
             </w:rPr>
-            <w:instrText xml:space="preserve"> HYPERLINK \l _Toc893 </w:instrText>
+            <w:instrText xml:space="preserve"> HYPERLINK \l _Toc17351 </w:instrText>
           </w:r>
           <w:r>
             <w:rPr>
@@ -2323,14 +2502,9 @@
           <w:r>
             <w:rPr>
               <w:rFonts w:hint="default"/>
-            </w:rPr>
-            <w:t xml:space="preserve">3.1.3. </w:t>
-          </w:r>
-          <w:r>
-            <w:rPr>
-              <w:rFonts w:hint="eastAsia"/>
-            </w:rPr>
-            <w:t>进度时间表</w:t>
+              <w:lang w:val="en-US" w:eastAsia="zh-CN"/>
+            </w:rPr>
+            <w:t>3.1.3. 移动巡检功能</w:t>
           </w:r>
           <w:r>
             <w:tab/>
@@ -2339,13 +2513,13 @@
             <w:fldChar w:fldCharType="begin"/>
           </w:r>
           <w:r>
-            <w:instrText xml:space="preserve"> PAGEREF _Toc893 \h </w:instrText>
+            <w:instrText xml:space="preserve"> PAGEREF _Toc17351 \h </w:instrText>
           </w:r>
           <w:r>
             <w:fldChar w:fldCharType="separate"/>
           </w:r>
           <w:r>
-            <w:t>5</w:t>
+            <w:t>7</w:t>
           </w:r>
           <w:r>
             <w:fldChar w:fldCharType="end"/>
@@ -2377,7 +2551,7 @@
               <w:rFonts w:hint="eastAsia" w:ascii="Microsoft JhengHei" w:hAnsi="Microsoft JhengHei" w:eastAsia="Microsoft JhengHei" w:cs="Microsoft JhengHei"/>
               <w:szCs w:val="24"/>
             </w:rPr>
-            <w:instrText xml:space="preserve"> HYPERLINK \l _Toc5200 </w:instrText>
+            <w:instrText xml:space="preserve"> HYPERLINK \l _Toc19012 </w:instrText>
           </w:r>
           <w:r>
             <w:rPr>
@@ -2389,14 +2563,9 @@
           <w:r>
             <w:rPr>
               <w:rFonts w:hint="default"/>
-            </w:rPr>
-            <w:t xml:space="preserve">3.1.4. </w:t>
-          </w:r>
-          <w:r>
-            <w:rPr>
-              <w:rFonts w:hint="eastAsia"/>
-            </w:rPr>
-            <w:t>人力投入</w:t>
+              <w:lang w:val="en-US" w:eastAsia="zh-CN"/>
+            </w:rPr>
+            <w:t>3.1.4. 应急响应功能</w:t>
           </w:r>
           <w:r>
             <w:tab/>
@@ -2405,13 +2574,13 @@
             <w:fldChar w:fldCharType="begin"/>
           </w:r>
           <w:r>
-            <w:instrText xml:space="preserve"> PAGEREF _Toc5200 \h </w:instrText>
+            <w:instrText xml:space="preserve"> PAGEREF _Toc19012 \h </w:instrText>
           </w:r>
           <w:r>
             <w:fldChar w:fldCharType="separate"/>
           </w:r>
           <w:r>
-            <w:t>6</w:t>
+            <w:t>7</w:t>
           </w:r>
           <w:r>
             <w:fldChar w:fldCharType="end"/>
@@ -2443,7 +2612,7 @@
               <w:rFonts w:hint="eastAsia" w:ascii="Microsoft JhengHei" w:hAnsi="Microsoft JhengHei" w:eastAsia="Microsoft JhengHei" w:cs="Microsoft JhengHei"/>
               <w:szCs w:val="24"/>
             </w:rPr>
-            <w:instrText xml:space="preserve"> HYPERLINK \l _Toc5539 </w:instrText>
+            <w:instrText xml:space="preserve"> HYPERLINK \l _Toc20352 </w:instrText>
           </w:r>
           <w:r>
             <w:rPr>
@@ -2455,14 +2624,9 @@
           <w:r>
             <w:rPr>
               <w:rFonts w:hint="default"/>
-            </w:rPr>
-            <w:t xml:space="preserve">3.1.5. </w:t>
-          </w:r>
-          <w:r>
-            <w:rPr>
-              <w:rFonts w:hint="eastAsia"/>
-            </w:rPr>
-            <w:t>研发经费投入</w:t>
+              <w:lang w:val="en-US" w:eastAsia="zh-CN"/>
+            </w:rPr>
+            <w:t>3.1.5. 视频监控移动化</w:t>
           </w:r>
           <w:r>
             <w:tab/>
@@ -2471,13 +2635,74 @@
             <w:fldChar w:fldCharType="begin"/>
           </w:r>
           <w:r>
-            <w:instrText xml:space="preserve"> PAGEREF _Toc5539 \h </w:instrText>
+            <w:instrText xml:space="preserve"> PAGEREF _Toc20352 \h </w:instrText>
           </w:r>
           <w:r>
             <w:fldChar w:fldCharType="separate"/>
           </w:r>
           <w:r>
-            <w:t>6</w:t>
+            <w:t>8</w:t>
+          </w:r>
+          <w:r>
+            <w:fldChar w:fldCharType="end"/>
+          </w:r>
+          <w:r>
+            <w:rPr>
+              <w:rFonts w:hint="eastAsia" w:ascii="Microsoft JhengHei" w:hAnsi="Microsoft JhengHei" w:eastAsia="Microsoft JhengHei" w:cs="Microsoft JhengHei"/>
+              <w:szCs w:val="24"/>
+            </w:rPr>
+            <w:fldChar w:fldCharType="end"/>
+          </w:r>
+        </w:p>
+        <w:p>
+          <w:pPr>
+            <w:pStyle w:val="17"/>
+            <w:tabs>
+              <w:tab w:val="right" w:leader="dot" w:pos="8554"/>
+            </w:tabs>
+          </w:pPr>
+          <w:r>
+            <w:rPr>
+              <w:rFonts w:hint="eastAsia" w:ascii="Microsoft JhengHei" w:hAnsi="Microsoft JhengHei" w:eastAsia="Microsoft JhengHei" w:cs="Microsoft JhengHei"/>
+              <w:szCs w:val="24"/>
+            </w:rPr>
+            <w:fldChar w:fldCharType="begin"/>
+          </w:r>
+          <w:r>
+            <w:rPr>
+              <w:rFonts w:hint="eastAsia" w:ascii="Microsoft JhengHei" w:hAnsi="Microsoft JhengHei" w:eastAsia="Microsoft JhengHei" w:cs="Microsoft JhengHei"/>
+              <w:szCs w:val="24"/>
+            </w:rPr>
+            <w:instrText xml:space="preserve"> HYPERLINK \l _Toc24487 </w:instrText>
+          </w:r>
+          <w:r>
+            <w:rPr>
+              <w:rFonts w:hint="eastAsia" w:ascii="Microsoft JhengHei" w:hAnsi="Microsoft JhengHei" w:eastAsia="Microsoft JhengHei" w:cs="Microsoft JhengHei"/>
+              <w:szCs w:val="24"/>
+            </w:rPr>
+            <w:fldChar w:fldCharType="separate"/>
+          </w:r>
+          <w:r>
+            <w:rPr>
+              <w:rFonts w:hint="default"/>
+              <w:lang w:val="en-US" w:eastAsia="zh-CN"/>
+            </w:rPr>
+            <w:t>3.2. 移动特色功能</w:t>
+          </w:r>
+          <w:r>
+            <w:tab/>
+          </w:r>
+          <w:r>
+            <w:fldChar w:fldCharType="begin"/>
+          </w:r>
+          <w:r>
+            <w:instrText xml:space="preserve"> PAGEREF _Toc24487 \h </w:instrText>
+          </w:r>
+          <w:r>
+            <w:fldChar w:fldCharType="separate"/>
+          </w:r>
+          <w:r>
+            <w:t>8</w:t>
           </w:r>
           <w:r>
             <w:fldChar w:fldCharType="end"/>
@@ -2509,7 +2734,7 @@
               <w:rFonts w:hint="eastAsia" w:ascii="Microsoft JhengHei" w:hAnsi="Microsoft JhengHei" w:eastAsia="Microsoft JhengHei" w:cs="Microsoft JhengHei"/>
               <w:szCs w:val="24"/>
             </w:rPr>
-            <w:instrText xml:space="preserve"> HYPERLINK \l _Toc8442 </w:instrText>
+            <w:instrText xml:space="preserve"> HYPERLINK \l _Toc20944 </w:instrText>
           </w:r>
           <w:r>
             <w:rPr>
@@ -2521,14 +2746,9 @@
           <w:r>
             <w:rPr>
               <w:rFonts w:hint="default"/>
-            </w:rPr>
-            <w:t xml:space="preserve">3.1.6. </w:t>
-          </w:r>
-          <w:r>
-            <w:rPr>
-              <w:rFonts w:hint="eastAsia"/>
-            </w:rPr>
-            <w:t>质量要求</w:t>
+              <w:lang w:val="en-US" w:eastAsia="zh-CN"/>
+            </w:rPr>
+            <w:t>3.2.1. 离线支持</w:t>
           </w:r>
           <w:r>
             <w:tab/>
@@ -2537,13 +2757,135 @@
             <w:fldChar w:fldCharType="begin"/>
           </w:r>
           <w:r>
-            <w:instrText xml:space="preserve"> PAGEREF _Toc8442 \h </w:instrText>
+            <w:instrText xml:space="preserve"> PAGEREF _Toc20944 \h </w:instrText>
           </w:r>
           <w:r>
             <w:fldChar w:fldCharType="separate"/>
           </w:r>
           <w:r>
-            <w:t>6</w:t>
+            <w:t>8</w:t>
+          </w:r>
+          <w:r>
+            <w:fldChar w:fldCharType="end"/>
+          </w:r>
+          <w:r>
+            <w:rPr>
+              <w:rFonts w:hint="eastAsia" w:ascii="Microsoft JhengHei" w:hAnsi="Microsoft JhengHei" w:eastAsia="Microsoft JhengHei" w:cs="Microsoft JhengHei"/>
+              <w:szCs w:val="24"/>
+            </w:rPr>
+            <w:fldChar w:fldCharType="end"/>
+          </w:r>
+        </w:p>
+        <w:p>
+          <w:pPr>
+            <w:pStyle w:val="13"/>
+            <w:tabs>
+              <w:tab w:val="right" w:leader="dot" w:pos="8554"/>
+            </w:tabs>
+          </w:pPr>
+          <w:r>
+            <w:rPr>
+              <w:rFonts w:hint="eastAsia" w:ascii="Microsoft JhengHei" w:hAnsi="Microsoft JhengHei" w:eastAsia="Microsoft JhengHei" w:cs="Microsoft JhengHei"/>
+              <w:szCs w:val="24"/>
+            </w:rPr>
+            <w:fldChar w:fldCharType="begin"/>
+          </w:r>
+          <w:r>
+            <w:rPr>
+              <w:rFonts w:hint="eastAsia" w:ascii="Microsoft JhengHei" w:hAnsi="Microsoft JhengHei" w:eastAsia="Microsoft JhengHei" w:cs="Microsoft JhengHei"/>
+              <w:szCs w:val="24"/>
+            </w:rPr>
+            <w:instrText xml:space="preserve"> HYPERLINK \l _Toc19686 </w:instrText>
+          </w:r>
+          <w:r>
+            <w:rPr>
+              <w:rFonts w:hint="eastAsia" w:ascii="Microsoft JhengHei" w:hAnsi="Microsoft JhengHei" w:eastAsia="Microsoft JhengHei" w:cs="Microsoft JhengHei"/>
+              <w:szCs w:val="24"/>
+            </w:rPr>
+            <w:fldChar w:fldCharType="separate"/>
+          </w:r>
+          <w:r>
+            <w:rPr>
+              <w:rFonts w:hint="default"/>
+              <w:lang w:val="en-US" w:eastAsia="zh-CN"/>
+            </w:rPr>
+            <w:t>3.2.2. 位置服务</w:t>
+          </w:r>
+          <w:r>
+            <w:tab/>
+          </w:r>
+          <w:r>
+            <w:fldChar w:fldCharType="begin"/>
+          </w:r>
+          <w:r>
+            <w:instrText xml:space="preserve"> PAGEREF _Toc19686 \h </w:instrText>
+          </w:r>
+          <w:r>
+            <w:fldChar w:fldCharType="separate"/>
+          </w:r>
+          <w:r>
+            <w:t>8</w:t>
+          </w:r>
+          <w:r>
+            <w:fldChar w:fldCharType="end"/>
+          </w:r>
+          <w:r>
+            <w:rPr>
+              <w:rFonts w:hint="eastAsia" w:ascii="Microsoft JhengHei" w:hAnsi="Microsoft JhengHei" w:eastAsia="Microsoft JhengHei" w:cs="Microsoft JhengHei"/>
+              <w:szCs w:val="24"/>
+            </w:rPr>
+            <w:fldChar w:fldCharType="end"/>
+          </w:r>
+        </w:p>
+        <w:p>
+          <w:pPr>
+            <w:pStyle w:val="13"/>
+            <w:tabs>
+              <w:tab w:val="right" w:leader="dot" w:pos="8554"/>
+            </w:tabs>
+          </w:pPr>
+          <w:r>
+            <w:rPr>
+              <w:rFonts w:hint="eastAsia" w:ascii="Microsoft JhengHei" w:hAnsi="Microsoft JhengHei" w:eastAsia="Microsoft JhengHei" w:cs="Microsoft JhengHei"/>
+              <w:szCs w:val="24"/>
+            </w:rPr>
+            <w:fldChar w:fldCharType="begin"/>
+          </w:r>
+          <w:r>
+            <w:rPr>
+              <w:rFonts w:hint="eastAsia" w:ascii="Microsoft JhengHei" w:hAnsi="Microsoft JhengHei" w:eastAsia="Microsoft JhengHei" w:cs="Microsoft JhengHei"/>
+              <w:szCs w:val="24"/>
+            </w:rPr>
+            <w:instrText xml:space="preserve"> HYPERLINK \l _Toc31392 </w:instrText>
+          </w:r>
+          <w:r>
+            <w:rPr>
+              <w:rFonts w:hint="eastAsia" w:ascii="Microsoft JhengHei" w:hAnsi="Microsoft JhengHei" w:eastAsia="Microsoft JhengHei" w:cs="Microsoft JhengHei"/>
+              <w:szCs w:val="24"/>
+            </w:rPr>
+            <w:fldChar w:fldCharType="separate"/>
+          </w:r>
+          <w:r>
+            <w:rPr>
+              <w:rFonts w:hint="default"/>
+              <w:lang w:val="en-US" w:eastAsia="zh-CN"/>
+            </w:rPr>
+            <w:t>3.2.3. 语音交互</w:t>
+          </w:r>
+          <w:r>
+            <w:tab/>
+          </w:r>
+          <w:r>
+            <w:fldChar w:fldCharType="begin"/>
+          </w:r>
+          <w:r>
+            <w:instrText xml:space="preserve"> PAGEREF _Toc31392 \h </w:instrText>
+          </w:r>
+          <w:r>
+            <w:fldChar w:fldCharType="separate"/>
+          </w:r>
+          <w:r>
+            <w:t>8</w:t>
           </w:r>
           <w:r>
             <w:fldChar w:fldCharType="end"/>
@@ -2575,7 +2917,7 @@
               <w:rFonts w:hint="eastAsia" w:ascii="Microsoft JhengHei" w:hAnsi="Microsoft JhengHei" w:eastAsia="Microsoft JhengHei" w:cs="Microsoft JhengHei"/>
               <w:szCs w:val="24"/>
             </w:rPr>
-            <w:instrText xml:space="preserve"> HYPERLINK \l _Toc4343 </w:instrText>
+            <w:instrText xml:space="preserve"> HYPERLINK \l _Toc6509 </w:instrText>
           </w:r>
           <w:r>
             <w:rPr>
@@ -2587,11 +2929,9 @@
           <w:r>
             <w:rPr>
               <w:rFonts w:hint="default"/>
-            </w:rPr>
-            <w:t xml:space="preserve">4. </w:t>
-          </w:r>
-          <w:r>
-            <w:t>技术手册研发规划</w:t>
+              <w:lang w:val="en-US" w:eastAsia="zh-CN"/>
+            </w:rPr>
+            <w:t>4. 技术架构设计</w:t>
           </w:r>
           <w:r>
             <w:tab/>
@@ -2600,13 +2940,196 @@
             <w:fldChar w:fldCharType="begin"/>
           </w:r>
           <w:r>
-            <w:instrText xml:space="preserve"> PAGEREF _Toc4343 \h </w:instrText>
+            <w:instrText xml:space="preserve"> PAGEREF _Toc6509 \h </w:instrText>
           </w:r>
           <w:r>
             <w:fldChar w:fldCharType="separate"/>
           </w:r>
           <w:r>
-            <w:t>7</w:t>
+            <w:t>9</w:t>
+          </w:r>
+          <w:r>
+            <w:fldChar w:fldCharType="end"/>
+          </w:r>
+          <w:r>
+            <w:rPr>
+              <w:rFonts w:hint="eastAsia" w:ascii="Microsoft JhengHei" w:hAnsi="Microsoft JhengHei" w:eastAsia="Microsoft JhengHei" w:cs="Microsoft JhengHei"/>
+              <w:szCs w:val="24"/>
+            </w:rPr>
+            <w:fldChar w:fldCharType="end"/>
+          </w:r>
+        </w:p>
+        <w:p>
+          <w:pPr>
+            <w:pStyle w:val="17"/>
+            <w:tabs>
+              <w:tab w:val="right" w:leader="dot" w:pos="8554"/>
+            </w:tabs>
+          </w:pPr>
+          <w:r>
+            <w:rPr>
+              <w:rFonts w:hint="eastAsia" w:ascii="Microsoft JhengHei" w:hAnsi="Microsoft JhengHei" w:eastAsia="Microsoft JhengHei" w:cs="Microsoft JhengHei"/>
+              <w:szCs w:val="24"/>
+            </w:rPr>
+            <w:fldChar w:fldCharType="begin"/>
+          </w:r>
+          <w:r>
+            <w:rPr>
+              <w:rFonts w:hint="eastAsia" w:ascii="Microsoft JhengHei" w:hAnsi="Microsoft JhengHei" w:eastAsia="Microsoft JhengHei" w:cs="Microsoft JhengHei"/>
+              <w:szCs w:val="24"/>
+            </w:rPr>
+            <w:instrText xml:space="preserve"> HYPERLINK \l _Toc30278 </w:instrText>
+          </w:r>
+          <w:r>
+            <w:rPr>
+              <w:rFonts w:hint="eastAsia" w:ascii="Microsoft JhengHei" w:hAnsi="Microsoft JhengHei" w:eastAsia="Microsoft JhengHei" w:cs="Microsoft JhengHei"/>
+              <w:szCs w:val="24"/>
+            </w:rPr>
+            <w:fldChar w:fldCharType="separate"/>
+          </w:r>
+          <w:r>
+            <w:rPr>
+              <w:rFonts w:hint="default"/>
+              <w:lang w:val="en-US" w:eastAsia="zh-CN"/>
+            </w:rPr>
+            <w:t>4.1. 技术选型</w:t>
+          </w:r>
+          <w:r>
+            <w:tab/>
+          </w:r>
+          <w:r>
+            <w:fldChar w:fldCharType="begin"/>
+          </w:r>
+          <w:r>
+            <w:instrText xml:space="preserve"> PAGEREF _Toc30278 \h </w:instrText>
+          </w:r>
+          <w:r>
+            <w:fldChar w:fldCharType="separate"/>
+          </w:r>
+          <w:r>
+            <w:t>9</w:t>
+          </w:r>
+          <w:r>
+            <w:fldChar w:fldCharType="end"/>
+          </w:r>
+          <w:r>
+            <w:rPr>
+              <w:rFonts w:hint="eastAsia" w:ascii="Microsoft JhengHei" w:hAnsi="Microsoft JhengHei" w:eastAsia="Microsoft JhengHei" w:cs="Microsoft JhengHei"/>
+              <w:szCs w:val="24"/>
+            </w:rPr>
+            <w:fldChar w:fldCharType="end"/>
+          </w:r>
+        </w:p>
+        <w:p>
+          <w:pPr>
+            <w:pStyle w:val="17"/>
+            <w:tabs>
+              <w:tab w:val="right" w:leader="dot" w:pos="8554"/>
+            </w:tabs>
+          </w:pPr>
+          <w:r>
+            <w:rPr>
+              <w:rFonts w:hint="eastAsia" w:ascii="Microsoft JhengHei" w:hAnsi="Microsoft JhengHei" w:eastAsia="Microsoft JhengHei" w:cs="Microsoft JhengHei"/>
+              <w:szCs w:val="24"/>
+            </w:rPr>
+            <w:fldChar w:fldCharType="begin"/>
+          </w:r>
+          <w:r>
+            <w:rPr>
+              <w:rFonts w:hint="eastAsia" w:ascii="Microsoft JhengHei" w:hAnsi="Microsoft JhengHei" w:eastAsia="Microsoft JhengHei" w:cs="Microsoft JhengHei"/>
+              <w:szCs w:val="24"/>
+            </w:rPr>
+            <w:instrText xml:space="preserve"> HYPERLINK \l _Toc24683 </w:instrText>
+          </w:r>
+          <w:r>
+            <w:rPr>
+              <w:rFonts w:hint="eastAsia" w:ascii="Microsoft JhengHei" w:hAnsi="Microsoft JhengHei" w:eastAsia="Microsoft JhengHei" w:cs="Microsoft JhengHei"/>
+              <w:szCs w:val="24"/>
+            </w:rPr>
+            <w:fldChar w:fldCharType="separate"/>
+          </w:r>
+          <w:r>
+            <w:rPr>
+              <w:rFonts w:hint="default"/>
+              <w:lang w:val="en-US" w:eastAsia="zh-CN"/>
+            </w:rPr>
+            <w:t>4.2. 架构设计原则</w:t>
+          </w:r>
+          <w:r>
+            <w:tab/>
+          </w:r>
+          <w:r>
+            <w:fldChar w:fldCharType="begin"/>
+          </w:r>
+          <w:r>
+            <w:instrText xml:space="preserve"> PAGEREF _Toc24683 \h </w:instrText>
+          </w:r>
+          <w:r>
+            <w:fldChar w:fldCharType="separate"/>
+          </w:r>
+          <w:r>
+            <w:t>9</w:t>
+          </w:r>
+          <w:r>
+            <w:fldChar w:fldCharType="end"/>
+          </w:r>
+          <w:r>
+            <w:rPr>
+              <w:rFonts w:hint="eastAsia" w:ascii="Microsoft JhengHei" w:hAnsi="Microsoft JhengHei" w:eastAsia="Microsoft JhengHei" w:cs="Microsoft JhengHei"/>
+              <w:szCs w:val="24"/>
+            </w:rPr>
+            <w:fldChar w:fldCharType="end"/>
+          </w:r>
+        </w:p>
+        <w:p>
+          <w:pPr>
+            <w:pStyle w:val="17"/>
+            <w:tabs>
+              <w:tab w:val="right" w:leader="dot" w:pos="8554"/>
+            </w:tabs>
+          </w:pPr>
+          <w:r>
+            <w:rPr>
+              <w:rFonts w:hint="eastAsia" w:ascii="Microsoft JhengHei" w:hAnsi="Microsoft JhengHei" w:eastAsia="Microsoft JhengHei" w:cs="Microsoft JhengHei"/>
+              <w:szCs w:val="24"/>
+            </w:rPr>
+            <w:fldChar w:fldCharType="begin"/>
+          </w:r>
+          <w:r>
+            <w:rPr>
+              <w:rFonts w:hint="eastAsia" w:ascii="Microsoft JhengHei" w:hAnsi="Microsoft JhengHei" w:eastAsia="Microsoft JhengHei" w:cs="Microsoft JhengHei"/>
+              <w:szCs w:val="24"/>
+            </w:rPr>
+            <w:instrText xml:space="preserve"> HYPERLINK \l _Toc23199 </w:instrText>
+          </w:r>
+          <w:r>
+            <w:rPr>
+              <w:rFonts w:hint="eastAsia" w:ascii="Microsoft JhengHei" w:hAnsi="Microsoft JhengHei" w:eastAsia="Microsoft JhengHei" w:cs="Microsoft JhengHei"/>
+              <w:szCs w:val="24"/>
+            </w:rPr>
+            <w:fldChar w:fldCharType="separate"/>
+          </w:r>
+          <w:r>
+            <w:rPr>
+              <w:rFonts w:hint="default"/>
+              <w:lang w:val="en-US" w:eastAsia="zh-CN"/>
+            </w:rPr>
+            <w:t>4.3. 接口扩展需求</w:t>
+          </w:r>
+          <w:r>
+            <w:tab/>
+          </w:r>
+          <w:r>
+            <w:fldChar w:fldCharType="begin"/>
+          </w:r>
+          <w:r>
+            <w:instrText xml:space="preserve"> PAGEREF _Toc23199 \h </w:instrText>
+          </w:r>
+          <w:r>
+            <w:fldChar w:fldCharType="separate"/>
+          </w:r>
+          <w:r>
+            <w:t>9</w:t>
           </w:r>
           <w:r>
             <w:fldChar w:fldCharType="end"/>
@@ -2638,7 +3161,7 @@
               <w:rFonts w:hint="eastAsia" w:ascii="Microsoft JhengHei" w:hAnsi="Microsoft JhengHei" w:eastAsia="Microsoft JhengHei" w:cs="Microsoft JhengHei"/>
               <w:szCs w:val="24"/>
             </w:rPr>
-            <w:instrText xml:space="preserve"> HYPERLINK \l _Toc2857 </w:instrText>
+            <w:instrText xml:space="preserve"> HYPERLINK \l _Toc21001 </w:instrText>
           </w:r>
           <w:r>
             <w:rPr>
@@ -2652,14 +3175,143 @@
               <w:rFonts w:hint="default"/>
               <w:lang w:val="en-US" w:eastAsia="zh-CN"/>
             </w:rPr>
-            <w:t xml:space="preserve">5. </w:t>
+            <w:t>5. 项目进度计划（2025.04-2026.03）</w:t>
+          </w:r>
+          <w:r>
+            <w:tab/>
+          </w:r>
+          <w:r>
+            <w:fldChar w:fldCharType="begin"/>
+          </w:r>
+          <w:r>
+            <w:instrText xml:space="preserve"> PAGEREF _Toc21001 \h </w:instrText>
+          </w:r>
+          <w:r>
+            <w:fldChar w:fldCharType="separate"/>
+          </w:r>
+          <w:r>
+            <w:t>10</w:t>
+          </w:r>
+          <w:r>
+            <w:fldChar w:fldCharType="end"/>
+          </w:r>
+          <w:r>
+            <w:rPr>
+              <w:rFonts w:hint="eastAsia" w:ascii="Microsoft JhengHei" w:hAnsi="Microsoft JhengHei" w:eastAsia="Microsoft JhengHei" w:cs="Microsoft JhengHei"/>
+              <w:szCs w:val="24"/>
+            </w:rPr>
+            <w:fldChar w:fldCharType="end"/>
+          </w:r>
+        </w:p>
+        <w:p>
+          <w:pPr>
+            <w:pStyle w:val="17"/>
+            <w:tabs>
+              <w:tab w:val="right" w:leader="dot" w:pos="8554"/>
+            </w:tabs>
+          </w:pPr>
+          <w:r>
+            <w:rPr>
+              <w:rFonts w:hint="eastAsia" w:ascii="Microsoft JhengHei" w:hAnsi="Microsoft JhengHei" w:eastAsia="Microsoft JhengHei" w:cs="Microsoft JhengHei"/>
+              <w:szCs w:val="24"/>
+            </w:rPr>
+            <w:fldChar w:fldCharType="begin"/>
+          </w:r>
+          <w:r>
+            <w:rPr>
+              <w:rFonts w:hint="eastAsia" w:ascii="Microsoft JhengHei" w:hAnsi="Microsoft JhengHei" w:eastAsia="Microsoft JhengHei" w:cs="Microsoft JhengHei"/>
+              <w:szCs w:val="24"/>
+            </w:rPr>
+            <w:instrText xml:space="preserve"> HYPERLINK \l _Toc18922 </w:instrText>
+          </w:r>
+          <w:r>
+            <w:rPr>
+              <w:rFonts w:hint="eastAsia" w:ascii="Microsoft JhengHei" w:hAnsi="Microsoft JhengHei" w:eastAsia="Microsoft JhengHei" w:cs="Microsoft JhengHei"/>
+              <w:szCs w:val="24"/>
+            </w:rPr>
+            <w:fldChar w:fldCharType="separate"/>
+          </w:r>
+          <w:r>
+            <w:rPr>
+              <w:rFonts w:hint="default"/>
+              <w:lang w:val="en-US" w:eastAsia="zh-CN"/>
+            </w:rPr>
+            <w:t>5.1. 第一阶段：准备与设计（2025年4月-5月）</w:t>
+          </w:r>
+          <w:r>
+            <w:tab/>
+          </w:r>
+          <w:r>
+            <w:fldChar w:fldCharType="begin"/>
+          </w:r>
+          <w:r>
+            <w:instrText xml:space="preserve"> PAGEREF _Toc18922 \h </w:instrText>
+          </w:r>
+          <w:r>
+            <w:fldChar w:fldCharType="separate"/>
+          </w:r>
+          <w:r>
+            <w:t>10</w:t>
+          </w:r>
+          <w:r>
+            <w:fldChar w:fldCharType="end"/>
+          </w:r>
+          <w:r>
+            <w:rPr>
+              <w:rFonts w:hint="eastAsia" w:ascii="Microsoft JhengHei" w:hAnsi="Microsoft JhengHei" w:eastAsia="Microsoft JhengHei" w:cs="Microsoft JhengHei"/>
+              <w:szCs w:val="24"/>
+            </w:rPr>
+            <w:fldChar w:fldCharType="end"/>
+          </w:r>
+        </w:p>
+        <w:p>
+          <w:pPr>
+            <w:pStyle w:val="17"/>
+            <w:tabs>
+              <w:tab w:val="right" w:leader="dot" w:pos="8554"/>
+            </w:tabs>
+          </w:pPr>
+          <w:r>
+            <w:rPr>
+              <w:rFonts w:hint="eastAsia" w:ascii="Microsoft JhengHei" w:hAnsi="Microsoft JhengHei" w:eastAsia="Microsoft JhengHei" w:cs="Microsoft JhengHei"/>
+              <w:szCs w:val="24"/>
+            </w:rPr>
+            <w:fldChar w:fldCharType="begin"/>
+          </w:r>
+          <w:r>
+            <w:rPr>
+              <w:rFonts w:hint="eastAsia" w:ascii="Microsoft JhengHei" w:hAnsi="Microsoft JhengHei" w:eastAsia="Microsoft JhengHei" w:cs="Microsoft JhengHei"/>
+              <w:szCs w:val="24"/>
+            </w:rPr>
+            <w:instrText xml:space="preserve"> HYPERLINK \l _Toc22367 </w:instrText>
+          </w:r>
+          <w:r>
+            <w:rPr>
+              <w:rFonts w:hint="eastAsia" w:ascii="Microsoft JhengHei" w:hAnsi="Microsoft JhengHei" w:eastAsia="Microsoft JhengHei" w:cs="Microsoft JhengHei"/>
+              <w:szCs w:val="24"/>
+            </w:rPr>
+            <w:fldChar w:fldCharType="separate"/>
+          </w:r>
+          <w:r>
+            <w:rPr>
+              <w:rFonts w:hint="default"/>
+              <w:lang w:val="en-US" w:eastAsia="zh-CN"/>
+            </w:rPr>
+            <w:t>5.2. 第二阶段：核心功能开发（2025年6月-</w:t>
           </w:r>
           <w:r>
             <w:rPr>
               <w:rFonts w:hint="eastAsia"/>
               <w:lang w:val="en-US" w:eastAsia="zh-CN"/>
             </w:rPr>
-            <w:t>新技术储备</w:t>
+            <w:t>9</w:t>
+          </w:r>
+          <w:r>
+            <w:rPr>
+              <w:rFonts w:hint="default"/>
+              <w:lang w:val="en-US" w:eastAsia="zh-CN"/>
+            </w:rPr>
+            <w:t>月）</w:t>
           </w:r>
           <w:r>
             <w:tab/>
@@ -2668,13 +3320,2206 @@
             <w:fldChar w:fldCharType="begin"/>
           </w:r>
           <w:r>
-            <w:instrText xml:space="preserve"> PAGEREF _Toc2857 \h </w:instrText>
+            <w:instrText xml:space="preserve"> PAGEREF _Toc22367 \h </w:instrText>
           </w:r>
           <w:r>
             <w:fldChar w:fldCharType="separate"/>
           </w:r>
           <w:r>
-            <w:t>7</w:t>
+            <w:t>10</w:t>
+          </w:r>
+          <w:r>
+            <w:fldChar w:fldCharType="end"/>
+          </w:r>
+          <w:r>
+            <w:rPr>
+              <w:rFonts w:hint="eastAsia" w:ascii="Microsoft JhengHei" w:hAnsi="Microsoft JhengHei" w:eastAsia="Microsoft JhengHei" w:cs="Microsoft JhengHei"/>
+              <w:szCs w:val="24"/>
+            </w:rPr>
+            <w:fldChar w:fldCharType="end"/>
+          </w:r>
+        </w:p>
+        <w:p>
+          <w:pPr>
+            <w:pStyle w:val="17"/>
+            <w:tabs>
+              <w:tab w:val="right" w:leader="dot" w:pos="8554"/>
+            </w:tabs>
+          </w:pPr>
+          <w:r>
+            <w:rPr>
+              <w:rFonts w:hint="eastAsia" w:ascii="Microsoft JhengHei" w:hAnsi="Microsoft JhengHei" w:eastAsia="Microsoft JhengHei" w:cs="Microsoft JhengHei"/>
+              <w:szCs w:val="24"/>
+            </w:rPr>
+            <w:fldChar w:fldCharType="begin"/>
+          </w:r>
+          <w:r>
+            <w:rPr>
+              <w:rFonts w:hint="eastAsia" w:ascii="Microsoft JhengHei" w:hAnsi="Microsoft JhengHei" w:eastAsia="Microsoft JhengHei" w:cs="Microsoft JhengHei"/>
+              <w:szCs w:val="24"/>
+            </w:rPr>
+            <w:instrText xml:space="preserve"> HYPERLINK \l _Toc24934 </w:instrText>
+          </w:r>
+          <w:r>
+            <w:rPr>
+              <w:rFonts w:hint="eastAsia" w:ascii="Microsoft JhengHei" w:hAnsi="Microsoft JhengHei" w:eastAsia="Microsoft JhengHei" w:cs="Microsoft JhengHei"/>
+              <w:szCs w:val="24"/>
+            </w:rPr>
+            <w:fldChar w:fldCharType="separate"/>
+          </w:r>
+          <w:r>
+            <w:rPr>
+              <w:rFonts w:hint="default"/>
+              <w:lang w:val="en-US" w:eastAsia="zh-CN"/>
+            </w:rPr>
+            <w:t>5.3. 第三阶段：移动特色功能（2025年</w:t>
+          </w:r>
+          <w:r>
+            <w:rPr>
+              <w:rFonts w:hint="eastAsia"/>
+              <w:lang w:val="en-US" w:eastAsia="zh-CN"/>
+            </w:rPr>
+            <w:t>9</w:t>
+          </w:r>
+          <w:r>
+            <w:rPr>
+              <w:rFonts w:hint="default"/>
+              <w:lang w:val="en-US" w:eastAsia="zh-CN"/>
+            </w:rPr>
+            <w:t>月-1</w:t>
+          </w:r>
+          <w:r>
+            <w:rPr>
+              <w:rFonts w:hint="eastAsia"/>
+              <w:lang w:val="en-US" w:eastAsia="zh-CN"/>
+            </w:rPr>
+            <w:t>1</w:t>
+          </w:r>
+          <w:r>
+            <w:rPr>
+              <w:rFonts w:hint="default"/>
+              <w:lang w:val="en-US" w:eastAsia="zh-CN"/>
+            </w:rPr>
+            <w:t>月）</w:t>
+          </w:r>
+          <w:r>
+            <w:tab/>
+          </w:r>
+          <w:r>
+            <w:fldChar w:fldCharType="begin"/>
+          </w:r>
+          <w:r>
+            <w:instrText xml:space="preserve"> PAGEREF _Toc24934 \h </w:instrText>
+          </w:r>
+          <w:r>
+            <w:fldChar w:fldCharType="separate"/>
+          </w:r>
+          <w:r>
+            <w:t>10</w:t>
+          </w:r>
+          <w:r>
+            <w:fldChar w:fldCharType="end"/>
+          </w:r>
+          <w:r>
+            <w:rPr>
+              <w:rFonts w:hint="eastAsia" w:ascii="Microsoft JhengHei" w:hAnsi="Microsoft JhengHei" w:eastAsia="Microsoft JhengHei" w:cs="Microsoft JhengHei"/>
+              <w:szCs w:val="24"/>
+            </w:rPr>
+            <w:fldChar w:fldCharType="end"/>
+          </w:r>
+        </w:p>
+        <w:p>
+          <w:pPr>
+            <w:pStyle w:val="17"/>
+            <w:tabs>
+              <w:tab w:val="right" w:leader="dot" w:pos="8554"/>
+            </w:tabs>
+          </w:pPr>
+          <w:r>
+            <w:rPr>
+              <w:rFonts w:hint="eastAsia" w:ascii="Microsoft JhengHei" w:hAnsi="Microsoft JhengHei" w:eastAsia="Microsoft JhengHei" w:cs="Microsoft JhengHei"/>
+              <w:szCs w:val="24"/>
+            </w:rPr>
+            <w:fldChar w:fldCharType="begin"/>
+          </w:r>
+          <w:r>
+            <w:rPr>
+              <w:rFonts w:hint="eastAsia" w:ascii="Microsoft JhengHei" w:hAnsi="Microsoft JhengHei" w:eastAsia="Microsoft JhengHei" w:cs="Microsoft JhengHei"/>
+              <w:szCs w:val="24"/>
+            </w:rPr>
+            <w:instrText xml:space="preserve"> HYPERLINK \l _Toc14095 </w:instrText>
+          </w:r>
+          <w:r>
+            <w:rPr>
+              <w:rFonts w:hint="eastAsia" w:ascii="Microsoft JhengHei" w:hAnsi="Microsoft JhengHei" w:eastAsia="Microsoft JhengHei" w:cs="Microsoft JhengHei"/>
+              <w:szCs w:val="24"/>
+            </w:rPr>
+            <w:fldChar w:fldCharType="separate"/>
+          </w:r>
+          <w:r>
+            <w:rPr>
+              <w:rFonts w:hint="default"/>
+              <w:lang w:val="en-US" w:eastAsia="zh-CN"/>
+            </w:rPr>
+            <w:t>5.4. 第四阶段：测试与优化（202</w:t>
+          </w:r>
+          <w:r>
+            <w:rPr>
+              <w:rFonts w:hint="eastAsia"/>
+              <w:lang w:val="en-US" w:eastAsia="zh-CN"/>
+            </w:rPr>
+            <w:t>5</w:t>
+          </w:r>
+          <w:r>
+            <w:rPr>
+              <w:rFonts w:hint="default"/>
+              <w:lang w:val="en-US" w:eastAsia="zh-CN"/>
+            </w:rPr>
+            <w:t>年1</w:t>
+          </w:r>
+          <w:r>
+            <w:rPr>
+              <w:rFonts w:hint="eastAsia"/>
+              <w:lang w:val="en-US" w:eastAsia="zh-CN"/>
+            </w:rPr>
+            <w:t>2</w:t>
+          </w:r>
+          <w:r>
+            <w:rPr>
+              <w:rFonts w:hint="default"/>
+              <w:lang w:val="en-US" w:eastAsia="zh-CN"/>
+            </w:rPr>
+            <w:t>月）</w:t>
+          </w:r>
+          <w:r>
+            <w:tab/>
+          </w:r>
+          <w:r>
+            <w:fldChar w:fldCharType="begin"/>
+          </w:r>
+          <w:r>
+            <w:instrText xml:space="preserve"> PAGEREF _Toc14095 \h </w:instrText>
+          </w:r>
+          <w:r>
+            <w:fldChar w:fldCharType="separate"/>
+          </w:r>
+          <w:r>
+            <w:t>11</w:t>
+          </w:r>
+          <w:r>
+            <w:fldChar w:fldCharType="end"/>
+          </w:r>
+          <w:r>
+            <w:rPr>
+              <w:rFonts w:hint="eastAsia" w:ascii="Microsoft JhengHei" w:hAnsi="Microsoft JhengHei" w:eastAsia="Microsoft JhengHei" w:cs="Microsoft JhengHei"/>
+              <w:szCs w:val="24"/>
+            </w:rPr>
+            <w:fldChar w:fldCharType="end"/>
+          </w:r>
+        </w:p>
+        <w:p>
+          <w:pPr>
+            <w:pStyle w:val="17"/>
+            <w:tabs>
+              <w:tab w:val="right" w:leader="dot" w:pos="8554"/>
+            </w:tabs>
+          </w:pPr>
+          <w:r>
+            <w:rPr>
+              <w:rFonts w:hint="eastAsia" w:ascii="Microsoft JhengHei" w:hAnsi="Microsoft JhengHei" w:eastAsia="Microsoft JhengHei" w:cs="Microsoft JhengHei"/>
+              <w:szCs w:val="24"/>
+            </w:rPr>
+            <w:fldChar w:fldCharType="begin"/>
+          </w:r>
+          <w:r>
+            <w:rPr>
+              <w:rFonts w:hint="eastAsia" w:ascii="Microsoft JhengHei" w:hAnsi="Microsoft JhengHei" w:eastAsia="Microsoft JhengHei" w:cs="Microsoft JhengHei"/>
+              <w:szCs w:val="24"/>
+            </w:rPr>
+            <w:instrText xml:space="preserve"> HYPERLINK \l _Toc31241 </w:instrText>
+          </w:r>
+          <w:r>
+            <w:rPr>
+              <w:rFonts w:hint="eastAsia" w:ascii="Microsoft JhengHei" w:hAnsi="Microsoft JhengHei" w:eastAsia="Microsoft JhengHei" w:cs="Microsoft JhengHei"/>
+              <w:szCs w:val="24"/>
+            </w:rPr>
+            <w:fldChar w:fldCharType="separate"/>
+          </w:r>
+          <w:r>
+            <w:rPr>
+              <w:rFonts w:hint="default"/>
+              <w:lang w:val="en-US" w:eastAsia="zh-CN"/>
+            </w:rPr>
+            <w:t>5.5. 第五阶段：上线部署（2026年3月）</w:t>
+          </w:r>
+          <w:r>
+            <w:tab/>
+          </w:r>
+          <w:r>
+            <w:fldChar w:fldCharType="begin"/>
+          </w:r>
+          <w:r>
+            <w:instrText xml:space="preserve"> PAGEREF _Toc31241 \h </w:instrText>
+          </w:r>
+          <w:r>
+            <w:fldChar w:fldCharType="separate"/>
+          </w:r>
+          <w:r>
+            <w:t>11</w:t>
+          </w:r>
+          <w:r>
+            <w:fldChar w:fldCharType="end"/>
+          </w:r>
+          <w:r>
+            <w:rPr>
+              <w:rFonts w:hint="eastAsia" w:ascii="Microsoft JhengHei" w:hAnsi="Microsoft JhengHei" w:eastAsia="Microsoft JhengHei" w:cs="Microsoft JhengHei"/>
+              <w:szCs w:val="24"/>
+            </w:rPr>
+            <w:fldChar w:fldCharType="end"/>
+          </w:r>
+        </w:p>
+        <w:p>
+          <w:pPr>
+            <w:pStyle w:val="16"/>
+            <w:tabs>
+              <w:tab w:val="right" w:leader="dot" w:pos="8554"/>
+            </w:tabs>
+          </w:pPr>
+          <w:r>
+            <w:rPr>
+              <w:rFonts w:hint="eastAsia" w:ascii="Microsoft JhengHei" w:hAnsi="Microsoft JhengHei" w:eastAsia="Microsoft JhengHei" w:cs="Microsoft JhengHei"/>
+              <w:szCs w:val="24"/>
+            </w:rPr>
+            <w:fldChar w:fldCharType="begin"/>
+          </w:r>
+          <w:r>
+            <w:rPr>
+              <w:rFonts w:hint="eastAsia" w:ascii="Microsoft JhengHei" w:hAnsi="Microsoft JhengHei" w:eastAsia="Microsoft JhengHei" w:cs="Microsoft JhengHei"/>
+              <w:szCs w:val="24"/>
+            </w:rPr>
+            <w:instrText xml:space="preserve"> HYPERLINK \l _Toc18346 </w:instrText>
+          </w:r>
+          <w:r>
+            <w:rPr>
+              <w:rFonts w:hint="eastAsia" w:ascii="Microsoft JhengHei" w:hAnsi="Microsoft JhengHei" w:eastAsia="Microsoft JhengHei" w:cs="Microsoft JhengHei"/>
+              <w:szCs w:val="24"/>
+            </w:rPr>
+            <w:fldChar w:fldCharType="separate"/>
+          </w:r>
+          <w:r>
+            <w:rPr>
+              <w:rFonts w:hint="default"/>
+              <w:lang w:val="en-US" w:eastAsia="zh-CN"/>
+            </w:rPr>
+            <w:t>6. 研发团队与资源配置</w:t>
+          </w:r>
+          <w:r>
+            <w:tab/>
+          </w:r>
+          <w:r>
+            <w:fldChar w:fldCharType="begin"/>
+          </w:r>
+          <w:r>
+            <w:instrText xml:space="preserve"> PAGEREF _Toc18346 \h </w:instrText>
+          </w:r>
+          <w:r>
+            <w:fldChar w:fldCharType="separate"/>
+          </w:r>
+          <w:r>
+            <w:t>11</w:t>
+          </w:r>
+          <w:r>
+            <w:fldChar w:fldCharType="end"/>
+          </w:r>
+          <w:r>
+            <w:rPr>
+              <w:rFonts w:hint="eastAsia" w:ascii="Microsoft JhengHei" w:hAnsi="Microsoft JhengHei" w:eastAsia="Microsoft JhengHei" w:cs="Microsoft JhengHei"/>
+              <w:szCs w:val="24"/>
+            </w:rPr>
+            <w:fldChar w:fldCharType="end"/>
+          </w:r>
+        </w:p>
+        <w:p>
+          <w:pPr>
+            <w:pStyle w:val="17"/>
+            <w:tabs>
+              <w:tab w:val="right" w:leader="dot" w:pos="8554"/>
+            </w:tabs>
+          </w:pPr>
+          <w:r>
+            <w:rPr>
+              <w:rFonts w:hint="eastAsia" w:ascii="Microsoft JhengHei" w:hAnsi="Microsoft JhengHei" w:eastAsia="Microsoft JhengHei" w:cs="Microsoft JhengHei"/>
+              <w:szCs w:val="24"/>
+            </w:rPr>
+            <w:fldChar w:fldCharType="begin"/>
+          </w:r>
+          <w:r>
+            <w:rPr>
+              <w:rFonts w:hint="eastAsia" w:ascii="Microsoft JhengHei" w:hAnsi="Microsoft JhengHei" w:eastAsia="Microsoft JhengHei" w:cs="Microsoft JhengHei"/>
+              <w:szCs w:val="24"/>
+            </w:rPr>
+            <w:instrText xml:space="preserve"> HYPERLINK \l _Toc13258 </w:instrText>
+          </w:r>
+          <w:r>
+            <w:rPr>
+              <w:rFonts w:hint="eastAsia" w:ascii="Microsoft JhengHei" w:hAnsi="Microsoft JhengHei" w:eastAsia="Microsoft JhengHei" w:cs="Microsoft JhengHei"/>
+              <w:szCs w:val="24"/>
+            </w:rPr>
+            <w:fldChar w:fldCharType="separate"/>
+          </w:r>
+          <w:r>
+            <w:rPr>
+              <w:rFonts w:hint="default"/>
+              <w:lang w:val="en-US" w:eastAsia="zh-CN"/>
+            </w:rPr>
+            <w:t>6.1. 项目团队组成</w:t>
+          </w:r>
+          <w:r>
+            <w:tab/>
+          </w:r>
+          <w:r>
+            <w:fldChar w:fldCharType="begin"/>
+          </w:r>
+          <w:r>
+            <w:instrText xml:space="preserve"> PAGEREF _Toc13258 \h </w:instrText>
+          </w:r>
+          <w:r>
+            <w:fldChar w:fldCharType="separate"/>
+          </w:r>
+          <w:r>
+            <w:t>11</w:t>
+          </w:r>
+          <w:r>
+            <w:fldChar w:fldCharType="end"/>
+          </w:r>
+          <w:r>
+            <w:rPr>
+              <w:rFonts w:hint="eastAsia" w:ascii="Microsoft JhengHei" w:hAnsi="Microsoft JhengHei" w:eastAsia="Microsoft JhengHei" w:cs="Microsoft JhengHei"/>
+              <w:szCs w:val="24"/>
+            </w:rPr>
+            <w:fldChar w:fldCharType="end"/>
+          </w:r>
+        </w:p>
+        <w:p>
+          <w:pPr>
+            <w:pStyle w:val="17"/>
+            <w:tabs>
+              <w:tab w:val="right" w:leader="dot" w:pos="8554"/>
+            </w:tabs>
+          </w:pPr>
+          <w:r>
+            <w:rPr>
+              <w:rFonts w:hint="eastAsia" w:ascii="Microsoft JhengHei" w:hAnsi="Microsoft JhengHei" w:eastAsia="Microsoft JhengHei" w:cs="Microsoft JhengHei"/>
+              <w:szCs w:val="24"/>
+            </w:rPr>
+            <w:fldChar w:fldCharType="begin"/>
+          </w:r>
+          <w:r>
+            <w:rPr>
+              <w:rFonts w:hint="eastAsia" w:ascii="Microsoft JhengHei" w:hAnsi="Microsoft JhengHei" w:eastAsia="Microsoft JhengHei" w:cs="Microsoft JhengHei"/>
+              <w:szCs w:val="24"/>
+            </w:rPr>
+            <w:instrText xml:space="preserve"> HYPERLINK \l _Toc26189 </w:instrText>
+          </w:r>
+          <w:r>
+            <w:rPr>
+              <w:rFonts w:hint="eastAsia" w:ascii="Microsoft JhengHei" w:hAnsi="Microsoft JhengHei" w:eastAsia="Microsoft JhengHei" w:cs="Microsoft JhengHei"/>
+              <w:szCs w:val="24"/>
+            </w:rPr>
+            <w:fldChar w:fldCharType="separate"/>
+          </w:r>
+          <w:r>
+            <w:rPr>
+              <w:rFonts w:hint="default"/>
+              <w:lang w:val="en-US" w:eastAsia="zh-CN"/>
+            </w:rPr>
+            <w:t>6.2. 设备资源需求</w:t>
+          </w:r>
+          <w:r>
+            <w:tab/>
+          </w:r>
+          <w:r>
+            <w:fldChar w:fldCharType="begin"/>
+          </w:r>
+          <w:r>
+            <w:instrText xml:space="preserve"> PAGEREF _Toc26189 \h </w:instrText>
+          </w:r>
+          <w:r>
+            <w:fldChar w:fldCharType="separate"/>
+          </w:r>
+          <w:r>
+            <w:t>11</w:t>
+          </w:r>
+          <w:r>
+            <w:fldChar w:fldCharType="end"/>
+          </w:r>
+          <w:r>
+            <w:rPr>
+              <w:rFonts w:hint="eastAsia" w:ascii="Microsoft JhengHei" w:hAnsi="Microsoft JhengHei" w:eastAsia="Microsoft JhengHei" w:cs="Microsoft JhengHei"/>
+              <w:szCs w:val="24"/>
+            </w:rPr>
+            <w:fldChar w:fldCharType="end"/>
+          </w:r>
+        </w:p>
+        <w:p>
+          <w:pPr>
+            <w:pStyle w:val="16"/>
+            <w:tabs>
+              <w:tab w:val="right" w:leader="dot" w:pos="8554"/>
+            </w:tabs>
+          </w:pPr>
+          <w:r>
+            <w:rPr>
+              <w:rFonts w:hint="eastAsia" w:ascii="Microsoft JhengHei" w:hAnsi="Microsoft JhengHei" w:eastAsia="Microsoft JhengHei" w:cs="Microsoft JhengHei"/>
+              <w:szCs w:val="24"/>
+            </w:rPr>
+            <w:fldChar w:fldCharType="begin"/>
+          </w:r>
+          <w:r>
+            <w:rPr>
+              <w:rFonts w:hint="eastAsia" w:ascii="Microsoft JhengHei" w:hAnsi="Microsoft JhengHei" w:eastAsia="Microsoft JhengHei" w:cs="Microsoft JhengHei"/>
+              <w:szCs w:val="24"/>
+            </w:rPr>
+            <w:instrText xml:space="preserve"> HYPERLINK \l _Toc18512 </w:instrText>
+          </w:r>
+          <w:r>
+            <w:rPr>
+              <w:rFonts w:hint="eastAsia" w:ascii="Microsoft JhengHei" w:hAnsi="Microsoft JhengHei" w:eastAsia="Microsoft JhengHei" w:cs="Microsoft JhengHei"/>
+              <w:szCs w:val="24"/>
+            </w:rPr>
+            <w:fldChar w:fldCharType="separate"/>
+          </w:r>
+          <w:r>
+            <w:rPr>
+              <w:rFonts w:hint="default"/>
+              <w:lang w:val="en-US" w:eastAsia="zh-CN"/>
+            </w:rPr>
+            <w:t xml:space="preserve">7. </w:t>
+          </w:r>
+          <w:r>
+            <w:rPr>
+              <w:rFonts w:hint="eastAsia"/>
+              <w:lang w:val="en-US" w:eastAsia="zh-CN"/>
+            </w:rPr>
+            <w:t>运维手册研发</w:t>
+          </w:r>
+          <w:r>
+            <w:tab/>
+          </w:r>
+          <w:r>
+            <w:fldChar w:fldCharType="begin"/>
+          </w:r>
+          <w:r>
+            <w:instrText xml:space="preserve"> PAGEREF _Toc18512 \h </w:instrText>
+          </w:r>
+          <w:r>
+            <w:fldChar w:fldCharType="separate"/>
+          </w:r>
+          <w:r>
+            <w:t>12</w:t>
+          </w:r>
+          <w:r>
+            <w:fldChar w:fldCharType="end"/>
+          </w:r>
+          <w:r>
+            <w:rPr>
+              <w:rFonts w:hint="eastAsia" w:ascii="Microsoft JhengHei" w:hAnsi="Microsoft JhengHei" w:eastAsia="Microsoft JhengHei" w:cs="Microsoft JhengHei"/>
+              <w:szCs w:val="24"/>
+            </w:rPr>
+            <w:fldChar w:fldCharType="end"/>
+          </w:r>
+        </w:p>
+        <w:p>
+          <w:pPr>
+            <w:pStyle w:val="17"/>
+            <w:tabs>
+              <w:tab w:val="right" w:leader="dot" w:pos="8554"/>
+            </w:tabs>
+          </w:pPr>
+          <w:r>
+            <w:rPr>
+              <w:rFonts w:hint="eastAsia" w:ascii="Microsoft JhengHei" w:hAnsi="Microsoft JhengHei" w:eastAsia="Microsoft JhengHei" w:cs="Microsoft JhengHei"/>
+              <w:szCs w:val="24"/>
+            </w:rPr>
+            <w:fldChar w:fldCharType="begin"/>
+          </w:r>
+          <w:r>
+            <w:rPr>
+              <w:rFonts w:hint="eastAsia" w:ascii="Microsoft JhengHei" w:hAnsi="Microsoft JhengHei" w:eastAsia="Microsoft JhengHei" w:cs="Microsoft JhengHei"/>
+              <w:szCs w:val="24"/>
+            </w:rPr>
+            <w:instrText xml:space="preserve"> HYPERLINK \l _Toc23317 </w:instrText>
+          </w:r>
+          <w:r>
+            <w:rPr>
+              <w:rFonts w:hint="eastAsia" w:ascii="Microsoft JhengHei" w:hAnsi="Microsoft JhengHei" w:eastAsia="Microsoft JhengHei" w:cs="Microsoft JhengHei"/>
+              <w:szCs w:val="24"/>
+            </w:rPr>
+            <w:fldChar w:fldCharType="separate"/>
+          </w:r>
+          <w:r>
+            <w:rPr>
+              <w:rFonts w:hint="default"/>
+              <w:lang w:val="en-US" w:eastAsia="zh-CN"/>
+            </w:rPr>
+            <w:t>7.1. 研发目标</w:t>
+          </w:r>
+          <w:r>
+            <w:tab/>
+          </w:r>
+          <w:r>
+            <w:fldChar w:fldCharType="begin"/>
+          </w:r>
+          <w:r>
+            <w:instrText xml:space="preserve"> PAGEREF _Toc23317 \h </w:instrText>
+          </w:r>
+          <w:r>
+            <w:fldChar w:fldCharType="separate"/>
+          </w:r>
+          <w:r>
+            <w:t>12</w:t>
+          </w:r>
+          <w:r>
+            <w:fldChar w:fldCharType="end"/>
+          </w:r>
+          <w:r>
+            <w:rPr>
+              <w:rFonts w:hint="eastAsia" w:ascii="Microsoft JhengHei" w:hAnsi="Microsoft JhengHei" w:eastAsia="Microsoft JhengHei" w:cs="Microsoft JhengHei"/>
+              <w:szCs w:val="24"/>
+            </w:rPr>
+            <w:fldChar w:fldCharType="end"/>
+          </w:r>
+        </w:p>
+        <w:p>
+          <w:pPr>
+            <w:pStyle w:val="17"/>
+            <w:tabs>
+              <w:tab w:val="right" w:leader="dot" w:pos="8554"/>
+            </w:tabs>
+          </w:pPr>
+          <w:r>
+            <w:rPr>
+              <w:rFonts w:hint="eastAsia" w:ascii="Microsoft JhengHei" w:hAnsi="Microsoft JhengHei" w:eastAsia="Microsoft JhengHei" w:cs="Microsoft JhengHei"/>
+              <w:szCs w:val="24"/>
+            </w:rPr>
+            <w:fldChar w:fldCharType="begin"/>
+          </w:r>
+          <w:r>
+            <w:rPr>
+              <w:rFonts w:hint="eastAsia" w:ascii="Microsoft JhengHei" w:hAnsi="Microsoft JhengHei" w:eastAsia="Microsoft JhengHei" w:cs="Microsoft JhengHei"/>
+              <w:szCs w:val="24"/>
+            </w:rPr>
+            <w:instrText xml:space="preserve"> HYPERLINK \l _Toc18438 </w:instrText>
+          </w:r>
+          <w:r>
+            <w:rPr>
+              <w:rFonts w:hint="eastAsia" w:ascii="Microsoft JhengHei" w:hAnsi="Microsoft JhengHei" w:eastAsia="Microsoft JhengHei" w:cs="Microsoft JhengHei"/>
+              <w:szCs w:val="24"/>
+            </w:rPr>
+            <w:fldChar w:fldCharType="separate"/>
+          </w:r>
+          <w:r>
+            <w:rPr>
+              <w:rFonts w:hint="default"/>
+              <w:lang w:val="en-US" w:eastAsia="zh-CN"/>
+            </w:rPr>
+            <w:t>7.2. 关键交付节点</w:t>
+          </w:r>
+          <w:r>
+            <w:tab/>
+          </w:r>
+          <w:r>
+            <w:fldChar w:fldCharType="begin"/>
+          </w:r>
+          <w:r>
+            <w:instrText xml:space="preserve"> PAGEREF _Toc18438 \h </w:instrText>
+          </w:r>
+          <w:r>
+            <w:fldChar w:fldCharType="separate"/>
+          </w:r>
+          <w:r>
+            <w:t>12</w:t>
+          </w:r>
+          <w:r>
+            <w:fldChar w:fldCharType="end"/>
+          </w:r>
+          <w:r>
+            <w:rPr>
+              <w:rFonts w:hint="eastAsia" w:ascii="Microsoft JhengHei" w:hAnsi="Microsoft JhengHei" w:eastAsia="Microsoft JhengHei" w:cs="Microsoft JhengHei"/>
+              <w:szCs w:val="24"/>
+            </w:rPr>
+            <w:fldChar w:fldCharType="end"/>
+          </w:r>
+        </w:p>
+        <w:p>
+          <w:pPr>
+            <w:pStyle w:val="17"/>
+            <w:tabs>
+              <w:tab w:val="right" w:leader="dot" w:pos="8554"/>
+            </w:tabs>
+          </w:pPr>
+          <w:r>
+            <w:rPr>
+              <w:rFonts w:hint="eastAsia" w:ascii="Microsoft JhengHei" w:hAnsi="Microsoft JhengHei" w:eastAsia="Microsoft JhengHei" w:cs="Microsoft JhengHei"/>
+              <w:szCs w:val="24"/>
+            </w:rPr>
+            <w:fldChar w:fldCharType="begin"/>
+          </w:r>
+          <w:r>
+            <w:rPr>
+              <w:rFonts w:hint="eastAsia" w:ascii="Microsoft JhengHei" w:hAnsi="Microsoft JhengHei" w:eastAsia="Microsoft JhengHei" w:cs="Microsoft JhengHei"/>
+              <w:szCs w:val="24"/>
+            </w:rPr>
+            <w:instrText xml:space="preserve"> HYPERLINK \l _Toc25189 </w:instrText>
+          </w:r>
+          <w:r>
+            <w:rPr>
+              <w:rFonts w:hint="eastAsia" w:ascii="Microsoft JhengHei" w:hAnsi="Microsoft JhengHei" w:eastAsia="Microsoft JhengHei" w:cs="Microsoft JhengHei"/>
+              <w:szCs w:val="24"/>
+            </w:rPr>
+            <w:fldChar w:fldCharType="separate"/>
+          </w:r>
+          <w:r>
+            <w:rPr>
+              <w:rFonts w:hint="default"/>
+              <w:lang w:val="en-US" w:eastAsia="zh-CN"/>
+            </w:rPr>
+            <w:t>7.3. 手册体系规划</w:t>
+          </w:r>
+          <w:r>
+            <w:tab/>
+          </w:r>
+          <w:r>
+            <w:fldChar w:fldCharType="begin"/>
+          </w:r>
+          <w:r>
+            <w:instrText xml:space="preserve"> PAGEREF _Toc25189 \h </w:instrText>
+          </w:r>
+          <w:r>
+            <w:fldChar w:fldCharType="separate"/>
+          </w:r>
+          <w:r>
+            <w:t>12</w:t>
+          </w:r>
+          <w:r>
+            <w:fldChar w:fldCharType="end"/>
+          </w:r>
+          <w:r>
+            <w:rPr>
+              <w:rFonts w:hint="eastAsia" w:ascii="Microsoft JhengHei" w:hAnsi="Microsoft JhengHei" w:eastAsia="Microsoft JhengHei" w:cs="Microsoft JhengHei"/>
+              <w:szCs w:val="24"/>
+            </w:rPr>
+            <w:fldChar w:fldCharType="end"/>
+          </w:r>
+        </w:p>
+        <w:p>
+          <w:pPr>
+            <w:pStyle w:val="17"/>
+            <w:tabs>
+              <w:tab w:val="right" w:leader="dot" w:pos="8554"/>
+            </w:tabs>
+          </w:pPr>
+          <w:r>
+            <w:rPr>
+              <w:rFonts w:hint="eastAsia" w:ascii="Microsoft JhengHei" w:hAnsi="Microsoft JhengHei" w:eastAsia="Microsoft JhengHei" w:cs="Microsoft JhengHei"/>
+              <w:szCs w:val="24"/>
+            </w:rPr>
+            <w:fldChar w:fldCharType="begin"/>
+          </w:r>
+          <w:r>
+            <w:rPr>
+              <w:rFonts w:hint="eastAsia" w:ascii="Microsoft JhengHei" w:hAnsi="Microsoft JhengHei" w:eastAsia="Microsoft JhengHei" w:cs="Microsoft JhengHei"/>
+              <w:szCs w:val="24"/>
+            </w:rPr>
+            <w:instrText xml:space="preserve"> HYPERLINK \l _Toc15586 </w:instrText>
+          </w:r>
+          <w:r>
+            <w:rPr>
+              <w:rFonts w:hint="eastAsia" w:ascii="Microsoft JhengHei" w:hAnsi="Microsoft JhengHei" w:eastAsia="Microsoft JhengHei" w:cs="Microsoft JhengHei"/>
+              <w:szCs w:val="24"/>
+            </w:rPr>
+            <w:fldChar w:fldCharType="separate"/>
+          </w:r>
+          <w:r>
+            <w:rPr>
+              <w:rFonts w:hint="default"/>
+              <w:lang w:val="en-US" w:eastAsia="zh-CN"/>
+            </w:rPr>
+            <w:t>7.4. 手册内容概要</w:t>
+          </w:r>
+          <w:r>
+            <w:tab/>
+          </w:r>
+          <w:r>
+            <w:fldChar w:fldCharType="begin"/>
+          </w:r>
+          <w:r>
+            <w:instrText xml:space="preserve"> PAGEREF _Toc15586 \h </w:instrText>
+          </w:r>
+          <w:r>
+            <w:fldChar w:fldCharType="separate"/>
+          </w:r>
+          <w:r>
+            <w:t>12</w:t>
+          </w:r>
+          <w:r>
+            <w:fldChar w:fldCharType="end"/>
+          </w:r>
+          <w:r>
+            <w:rPr>
+              <w:rFonts w:hint="eastAsia" w:ascii="Microsoft JhengHei" w:hAnsi="Microsoft JhengHei" w:eastAsia="Microsoft JhengHei" w:cs="Microsoft JhengHei"/>
+              <w:szCs w:val="24"/>
+            </w:rPr>
+            <w:fldChar w:fldCharType="end"/>
+          </w:r>
+        </w:p>
+        <w:p>
+          <w:pPr>
+            <w:pStyle w:val="13"/>
+            <w:tabs>
+              <w:tab w:val="right" w:leader="dot" w:pos="8554"/>
+            </w:tabs>
+          </w:pPr>
+          <w:r>
+            <w:rPr>
+              <w:rFonts w:hint="eastAsia" w:ascii="Microsoft JhengHei" w:hAnsi="Microsoft JhengHei" w:eastAsia="Microsoft JhengHei" w:cs="Microsoft JhengHei"/>
+              <w:szCs w:val="24"/>
+            </w:rPr>
+            <w:fldChar w:fldCharType="begin"/>
+          </w:r>
+          <w:r>
+            <w:rPr>
+              <w:rFonts w:hint="eastAsia" w:ascii="Microsoft JhengHei" w:hAnsi="Microsoft JhengHei" w:eastAsia="Microsoft JhengHei" w:cs="Microsoft JhengHei"/>
+              <w:szCs w:val="24"/>
+            </w:rPr>
+            <w:instrText xml:space="preserve"> HYPERLINK \l _Toc2314 </w:instrText>
+          </w:r>
+          <w:r>
+            <w:rPr>
+              <w:rFonts w:hint="eastAsia" w:ascii="Microsoft JhengHei" w:hAnsi="Microsoft JhengHei" w:eastAsia="Microsoft JhengHei" w:cs="Microsoft JhengHei"/>
+              <w:szCs w:val="24"/>
+            </w:rPr>
+            <w:fldChar w:fldCharType="separate"/>
+          </w:r>
+          <w:r>
+            <w:rPr>
+              <w:rFonts w:hint="default"/>
+              <w:lang w:val="en-US" w:eastAsia="zh-CN"/>
+            </w:rPr>
+            <w:t>7.4.1. PC服务器标准化操作作业指导书</w:t>
+          </w:r>
+          <w:r>
+            <w:tab/>
+          </w:r>
+          <w:r>
+            <w:fldChar w:fldCharType="begin"/>
+          </w:r>
+          <w:r>
+            <w:instrText xml:space="preserve"> PAGEREF _Toc2314 \h </w:instrText>
+          </w:r>
+          <w:r>
+            <w:fldChar w:fldCharType="separate"/>
+          </w:r>
+          <w:r>
+            <w:t>12</w:t>
+          </w:r>
+          <w:r>
+            <w:fldChar w:fldCharType="end"/>
+          </w:r>
+          <w:r>
+            <w:rPr>
+              <w:rFonts w:hint="eastAsia" w:ascii="Microsoft JhengHei" w:hAnsi="Microsoft JhengHei" w:eastAsia="Microsoft JhengHei" w:cs="Microsoft JhengHei"/>
+              <w:szCs w:val="24"/>
+            </w:rPr>
+            <w:fldChar w:fldCharType="end"/>
+          </w:r>
+        </w:p>
+        <w:p>
+          <w:pPr>
+            <w:pStyle w:val="13"/>
+            <w:tabs>
+              <w:tab w:val="right" w:leader="dot" w:pos="8554"/>
+            </w:tabs>
+          </w:pPr>
+          <w:r>
+            <w:rPr>
+              <w:rFonts w:hint="eastAsia" w:ascii="Microsoft JhengHei" w:hAnsi="Microsoft JhengHei" w:eastAsia="Microsoft JhengHei" w:cs="Microsoft JhengHei"/>
+              <w:szCs w:val="24"/>
+            </w:rPr>
+            <w:fldChar w:fldCharType="begin"/>
+          </w:r>
+          <w:r>
+            <w:rPr>
+              <w:rFonts w:hint="eastAsia" w:ascii="Microsoft JhengHei" w:hAnsi="Microsoft JhengHei" w:eastAsia="Microsoft JhengHei" w:cs="Microsoft JhengHei"/>
+              <w:szCs w:val="24"/>
+            </w:rPr>
+            <w:instrText xml:space="preserve"> HYPERLINK \l _Toc18536 </w:instrText>
+          </w:r>
+          <w:r>
+            <w:rPr>
+              <w:rFonts w:hint="eastAsia" w:ascii="Microsoft JhengHei" w:hAnsi="Microsoft JhengHei" w:eastAsia="Microsoft JhengHei" w:cs="Microsoft JhengHei"/>
+              <w:szCs w:val="24"/>
+            </w:rPr>
+            <w:fldChar w:fldCharType="separate"/>
+          </w:r>
+          <w:r>
+            <w:rPr>
+              <w:rFonts w:hint="default"/>
+              <w:lang w:val="en-US" w:eastAsia="zh-CN"/>
+            </w:rPr>
+            <w:t>7.4.2. PC服务器巡检表</w:t>
+          </w:r>
+          <w:r>
+            <w:tab/>
+          </w:r>
+          <w:r>
+            <w:fldChar w:fldCharType="begin"/>
+          </w:r>
+          <w:r>
+            <w:instrText xml:space="preserve"> PAGEREF _Toc18536 \h </w:instrText>
+          </w:r>
+          <w:r>
+            <w:fldChar w:fldCharType="separate"/>
+          </w:r>
+          <w:r>
+            <w:t>13</w:t>
+          </w:r>
+          <w:r>
+            <w:fldChar w:fldCharType="end"/>
+          </w:r>
+          <w:r>
+            <w:rPr>
+              <w:rFonts w:hint="eastAsia" w:ascii="Microsoft JhengHei" w:hAnsi="Microsoft JhengHei" w:eastAsia="Microsoft JhengHei" w:cs="Microsoft JhengHei"/>
+              <w:szCs w:val="24"/>
+            </w:rPr>
+            <w:fldChar w:fldCharType="end"/>
+          </w:r>
+        </w:p>
+        <w:p>
+          <w:pPr>
+            <w:pStyle w:val="13"/>
+            <w:tabs>
+              <w:tab w:val="right" w:leader="dot" w:pos="8554"/>
+            </w:tabs>
+          </w:pPr>
+          <w:r>
+            <w:rPr>
+              <w:rFonts w:hint="eastAsia" w:ascii="Microsoft JhengHei" w:hAnsi="Microsoft JhengHei" w:eastAsia="Microsoft JhengHei" w:cs="Microsoft JhengHei"/>
+              <w:szCs w:val="24"/>
+            </w:rPr>
+            <w:fldChar w:fldCharType="begin"/>
+          </w:r>
+          <w:r>
+            <w:rPr>
+              <w:rFonts w:hint="eastAsia" w:ascii="Microsoft JhengHei" w:hAnsi="Microsoft JhengHei" w:eastAsia="Microsoft JhengHei" w:cs="Microsoft JhengHei"/>
+              <w:szCs w:val="24"/>
+            </w:rPr>
+            <w:instrText xml:space="preserve"> HYPERLINK \l _Toc15036 </w:instrText>
+          </w:r>
+          <w:r>
+            <w:rPr>
+              <w:rFonts w:hint="eastAsia" w:ascii="Microsoft JhengHei" w:hAnsi="Microsoft JhengHei" w:eastAsia="Microsoft JhengHei" w:cs="Microsoft JhengHei"/>
+              <w:szCs w:val="24"/>
+            </w:rPr>
+            <w:fldChar w:fldCharType="separate"/>
+          </w:r>
+          <w:r>
+            <w:rPr>
+              <w:rFonts w:hint="default"/>
+              <w:lang w:val="en-US" w:eastAsia="zh-CN"/>
+            </w:rPr>
+            <w:t>7.4.3. 数据库巡检手册</w:t>
+          </w:r>
+          <w:r>
+            <w:tab/>
+          </w:r>
+          <w:r>
+            <w:fldChar w:fldCharType="begin"/>
+          </w:r>
+          <w:r>
+            <w:instrText xml:space="preserve"> PAGEREF _Toc15036 \h </w:instrText>
+          </w:r>
+          <w:r>
+            <w:fldChar w:fldCharType="separate"/>
+          </w:r>
+          <w:r>
+            <w:t>13</w:t>
+          </w:r>
+          <w:r>
+            <w:fldChar w:fldCharType="end"/>
+          </w:r>
+          <w:r>
+            <w:rPr>
+              <w:rFonts w:hint="eastAsia" w:ascii="Microsoft JhengHei" w:hAnsi="Microsoft JhengHei" w:eastAsia="Microsoft JhengHei" w:cs="Microsoft JhengHei"/>
+              <w:szCs w:val="24"/>
+            </w:rPr>
+            <w:fldChar w:fldCharType="end"/>
+          </w:r>
+        </w:p>
+        <w:p>
+          <w:pPr>
+            <w:pStyle w:val="17"/>
+            <w:tabs>
+              <w:tab w:val="right" w:leader="dot" w:pos="8554"/>
+            </w:tabs>
+          </w:pPr>
+          <w:r>
+            <w:rPr>
+              <w:rFonts w:hint="eastAsia" w:ascii="Microsoft JhengHei" w:hAnsi="Microsoft JhengHei" w:eastAsia="Microsoft JhengHei" w:cs="Microsoft JhengHei"/>
+              <w:szCs w:val="24"/>
+            </w:rPr>
+            <w:fldChar w:fldCharType="begin"/>
+          </w:r>
+          <w:r>
+            <w:rPr>
+              <w:rFonts w:hint="eastAsia" w:ascii="Microsoft JhengHei" w:hAnsi="Microsoft JhengHei" w:eastAsia="Microsoft JhengHei" w:cs="Microsoft JhengHei"/>
+              <w:szCs w:val="24"/>
+            </w:rPr>
+            <w:instrText xml:space="preserve"> HYPERLINK \l _Toc16040 </w:instrText>
+          </w:r>
+          <w:r>
+            <w:rPr>
+              <w:rFonts w:hint="eastAsia" w:ascii="Microsoft JhengHei" w:hAnsi="Microsoft JhengHei" w:eastAsia="Microsoft JhengHei" w:cs="Microsoft JhengHei"/>
+              <w:szCs w:val="24"/>
+            </w:rPr>
+            <w:fldChar w:fldCharType="separate"/>
+          </w:r>
+          <w:r>
+            <w:rPr>
+              <w:rFonts w:hint="default"/>
+              <w:lang w:val="en-US" w:eastAsia="zh-CN"/>
+            </w:rPr>
+            <w:t>7.5. 研发质量要求</w:t>
+          </w:r>
+          <w:r>
+            <w:tab/>
+          </w:r>
+          <w:r>
+            <w:fldChar w:fldCharType="begin"/>
+          </w:r>
+          <w:r>
+            <w:instrText xml:space="preserve"> PAGEREF _Toc16040 \h </w:instrText>
+          </w:r>
+          <w:r>
+            <w:fldChar w:fldCharType="separate"/>
+          </w:r>
+          <w:r>
+            <w:t>13</w:t>
+          </w:r>
+          <w:r>
+            <w:fldChar w:fldCharType="end"/>
+          </w:r>
+          <w:r>
+            <w:rPr>
+              <w:rFonts w:hint="eastAsia" w:ascii="Microsoft JhengHei" w:hAnsi="Microsoft JhengHei" w:eastAsia="Microsoft JhengHei" w:cs="Microsoft JhengHei"/>
+              <w:szCs w:val="24"/>
+            </w:rPr>
+            <w:fldChar w:fldCharType="end"/>
+          </w:r>
+        </w:p>
+        <w:p>
+          <w:pPr>
+            <w:pStyle w:val="17"/>
+            <w:tabs>
+              <w:tab w:val="right" w:leader="dot" w:pos="8554"/>
+            </w:tabs>
+          </w:pPr>
+          <w:r>
+            <w:rPr>
+              <w:rFonts w:hint="eastAsia" w:ascii="Microsoft JhengHei" w:hAnsi="Microsoft JhengHei" w:eastAsia="Microsoft JhengHei" w:cs="Microsoft JhengHei"/>
+              <w:szCs w:val="24"/>
+            </w:rPr>
+            <w:fldChar w:fldCharType="begin"/>
+          </w:r>
+          <w:r>
+            <w:rPr>
+              <w:rFonts w:hint="eastAsia" w:ascii="Microsoft JhengHei" w:hAnsi="Microsoft JhengHei" w:eastAsia="Microsoft JhengHei" w:cs="Microsoft JhengHei"/>
+              <w:szCs w:val="24"/>
+            </w:rPr>
+            <w:instrText xml:space="preserve"> HYPERLINK \l _Toc7579 </w:instrText>
+          </w:r>
+          <w:r>
+            <w:rPr>
+              <w:rFonts w:hint="eastAsia" w:ascii="Microsoft JhengHei" w:hAnsi="Microsoft JhengHei" w:eastAsia="Microsoft JhengHei" w:cs="Microsoft JhengHei"/>
+              <w:szCs w:val="24"/>
+            </w:rPr>
+            <w:fldChar w:fldCharType="separate"/>
+          </w:r>
+          <w:r>
+            <w:rPr>
+              <w:rFonts w:hint="default"/>
+              <w:lang w:val="en-US" w:eastAsia="zh-CN"/>
+            </w:rPr>
+            <w:t>7.6. 预期成效</w:t>
+          </w:r>
+          <w:r>
+            <w:tab/>
+          </w:r>
+          <w:r>
+            <w:fldChar w:fldCharType="begin"/>
+          </w:r>
+          <w:r>
+            <w:instrText xml:space="preserve"> PAGEREF _Toc7579 \h </w:instrText>
+          </w:r>
+          <w:r>
+            <w:fldChar w:fldCharType="separate"/>
+          </w:r>
+          <w:r>
+            <w:t>14</w:t>
+          </w:r>
+          <w:r>
+            <w:fldChar w:fldCharType="end"/>
+          </w:r>
+          <w:r>
+            <w:rPr>
+              <w:rFonts w:hint="eastAsia" w:ascii="Microsoft JhengHei" w:hAnsi="Microsoft JhengHei" w:eastAsia="Microsoft JhengHei" w:cs="Microsoft JhengHei"/>
+              <w:szCs w:val="24"/>
+            </w:rPr>
+            <w:fldChar w:fldCharType="end"/>
+          </w:r>
+        </w:p>
+        <w:p>
+          <w:pPr>
+            <w:pStyle w:val="16"/>
+            <w:tabs>
+              <w:tab w:val="right" w:leader="dot" w:pos="8554"/>
+            </w:tabs>
+          </w:pPr>
+          <w:r>
+            <w:rPr>
+              <w:rFonts w:hint="eastAsia" w:ascii="Microsoft JhengHei" w:hAnsi="Microsoft JhengHei" w:eastAsia="Microsoft JhengHei" w:cs="Microsoft JhengHei"/>
+              <w:szCs w:val="24"/>
+            </w:rPr>
+            <w:fldChar w:fldCharType="begin"/>
+          </w:r>
+          <w:r>
+            <w:rPr>
+              <w:rFonts w:hint="eastAsia" w:ascii="Microsoft JhengHei" w:hAnsi="Microsoft JhengHei" w:eastAsia="Microsoft JhengHei" w:cs="Microsoft JhengHei"/>
+              <w:szCs w:val="24"/>
+            </w:rPr>
+            <w:instrText xml:space="preserve"> HYPERLINK \l _Toc3658 </w:instrText>
+          </w:r>
+          <w:r>
+            <w:rPr>
+              <w:rFonts w:hint="eastAsia" w:ascii="Microsoft JhengHei" w:hAnsi="Microsoft JhengHei" w:eastAsia="Microsoft JhengHei" w:cs="Microsoft JhengHei"/>
+              <w:szCs w:val="24"/>
+            </w:rPr>
+            <w:fldChar w:fldCharType="separate"/>
+          </w:r>
+          <w:r>
+            <w:rPr>
+              <w:rFonts w:hint="default"/>
+              <w:lang w:val="en-US" w:eastAsia="zh-CN"/>
+            </w:rPr>
+            <w:t xml:space="preserve">8. </w:t>
+          </w:r>
+          <w:r>
+            <w:rPr>
+              <w:rFonts w:hint="eastAsia"/>
+              <w:lang w:val="en-US" w:eastAsia="zh-CN"/>
+            </w:rPr>
+            <w:t>新技术研发</w:t>
+          </w:r>
+          <w:r>
+            <w:tab/>
+          </w:r>
+          <w:r>
+            <w:fldChar w:fldCharType="begin"/>
+          </w:r>
+          <w:r>
+            <w:instrText xml:space="preserve"> PAGEREF _Toc3658 \h </w:instrText>
+          </w:r>
+          <w:r>
+            <w:fldChar w:fldCharType="separate"/>
+          </w:r>
+          <w:r>
+            <w:t>14</w:t>
+          </w:r>
+          <w:r>
+            <w:fldChar w:fldCharType="end"/>
+          </w:r>
+          <w:r>
+            <w:rPr>
+              <w:rFonts w:hint="eastAsia" w:ascii="Microsoft JhengHei" w:hAnsi="Microsoft JhengHei" w:eastAsia="Microsoft JhengHei" w:cs="Microsoft JhengHei"/>
+              <w:szCs w:val="24"/>
+            </w:rPr>
+            <w:fldChar w:fldCharType="end"/>
+          </w:r>
+        </w:p>
+        <w:p>
+          <w:pPr>
+            <w:pStyle w:val="17"/>
+            <w:tabs>
+              <w:tab w:val="right" w:leader="dot" w:pos="8554"/>
+            </w:tabs>
+          </w:pPr>
+          <w:r>
+            <w:rPr>
+              <w:rFonts w:hint="eastAsia" w:ascii="Microsoft JhengHei" w:hAnsi="Microsoft JhengHei" w:eastAsia="Microsoft JhengHei" w:cs="Microsoft JhengHei"/>
+              <w:szCs w:val="24"/>
+            </w:rPr>
+            <w:fldChar w:fldCharType="begin"/>
+          </w:r>
+          <w:r>
+            <w:rPr>
+              <w:rFonts w:hint="eastAsia" w:ascii="Microsoft JhengHei" w:hAnsi="Microsoft JhengHei" w:eastAsia="Microsoft JhengHei" w:cs="Microsoft JhengHei"/>
+              <w:szCs w:val="24"/>
+            </w:rPr>
+            <w:instrText xml:space="preserve"> HYPERLINK \l _Toc27283 </w:instrText>
+          </w:r>
+          <w:r>
+            <w:rPr>
+              <w:rFonts w:hint="eastAsia" w:ascii="Microsoft JhengHei" w:hAnsi="Microsoft JhengHei" w:eastAsia="Microsoft JhengHei" w:cs="Microsoft JhengHei"/>
+              <w:szCs w:val="24"/>
+            </w:rPr>
+            <w:fldChar w:fldCharType="separate"/>
+          </w:r>
+          <w:r>
+            <w:rPr>
+              <w:rFonts w:hint="default"/>
+              <w:lang w:val="en-US" w:eastAsia="zh-CN"/>
+            </w:rPr>
+            <w:t xml:space="preserve">8.1. </w:t>
+          </w:r>
+          <w:r>
+            <w:rPr>
+              <w:rFonts w:hint="eastAsia"/>
+              <w:lang w:val="en-US" w:eastAsia="zh-CN"/>
+            </w:rPr>
+            <w:t>研发目标</w:t>
+          </w:r>
+          <w:r>
+            <w:tab/>
+          </w:r>
+          <w:r>
+            <w:fldChar w:fldCharType="begin"/>
+          </w:r>
+          <w:r>
+            <w:instrText xml:space="preserve"> PAGEREF _Toc27283 \h </w:instrText>
+          </w:r>
+          <w:r>
+            <w:fldChar w:fldCharType="separate"/>
+          </w:r>
+          <w:r>
+            <w:t>14</w:t>
+          </w:r>
+          <w:r>
+            <w:fldChar w:fldCharType="end"/>
+          </w:r>
+          <w:r>
+            <w:rPr>
+              <w:rFonts w:hint="eastAsia" w:ascii="Microsoft JhengHei" w:hAnsi="Microsoft JhengHei" w:eastAsia="Microsoft JhengHei" w:cs="Microsoft JhengHei"/>
+              <w:szCs w:val="24"/>
+            </w:rPr>
+            <w:fldChar w:fldCharType="end"/>
+          </w:r>
+        </w:p>
+        <w:p>
+          <w:pPr>
+            <w:pStyle w:val="17"/>
+            <w:tabs>
+              <w:tab w:val="right" w:leader="dot" w:pos="8554"/>
+            </w:tabs>
+          </w:pPr>
+          <w:r>
+            <w:rPr>
+              <w:rFonts w:hint="eastAsia" w:ascii="Microsoft JhengHei" w:hAnsi="Microsoft JhengHei" w:eastAsia="Microsoft JhengHei" w:cs="Microsoft JhengHei"/>
+              <w:szCs w:val="24"/>
+            </w:rPr>
+            <w:fldChar w:fldCharType="begin"/>
+          </w:r>
+          <w:r>
+            <w:rPr>
+              <w:rFonts w:hint="eastAsia" w:ascii="Microsoft JhengHei" w:hAnsi="Microsoft JhengHei" w:eastAsia="Microsoft JhengHei" w:cs="Microsoft JhengHei"/>
+              <w:szCs w:val="24"/>
+            </w:rPr>
+            <w:instrText xml:space="preserve"> HYPERLINK \l _Toc1512 </w:instrText>
+          </w:r>
+          <w:r>
+            <w:rPr>
+              <w:rFonts w:hint="eastAsia" w:ascii="Microsoft JhengHei" w:hAnsi="Microsoft JhengHei" w:eastAsia="Microsoft JhengHei" w:cs="Microsoft JhengHei"/>
+              <w:szCs w:val="24"/>
+            </w:rPr>
+            <w:fldChar w:fldCharType="separate"/>
+          </w:r>
+          <w:r>
+            <w:rPr>
+              <w:rFonts w:hint="default"/>
+              <w:lang w:val="en-US" w:eastAsia="zh-CN"/>
+            </w:rPr>
+            <w:t xml:space="preserve">8.2. </w:t>
+          </w:r>
+          <w:r>
+            <w:rPr>
+              <w:rFonts w:hint="eastAsia"/>
+              <w:lang w:val="en-US" w:eastAsia="zh-CN"/>
+            </w:rPr>
+            <w:t>研发方向</w:t>
+          </w:r>
+          <w:r>
+            <w:tab/>
+          </w:r>
+          <w:r>
+            <w:fldChar w:fldCharType="begin"/>
+          </w:r>
+          <w:r>
+            <w:instrText xml:space="preserve"> PAGEREF _Toc1512 \h </w:instrText>
+          </w:r>
+          <w:r>
+            <w:fldChar w:fldCharType="separate"/>
+          </w:r>
+          <w:r>
+            <w:t>14</w:t>
+          </w:r>
+          <w:r>
+            <w:fldChar w:fldCharType="end"/>
+          </w:r>
+          <w:r>
+            <w:rPr>
+              <w:rFonts w:hint="eastAsia" w:ascii="Microsoft JhengHei" w:hAnsi="Microsoft JhengHei" w:eastAsia="Microsoft JhengHei" w:cs="Microsoft JhengHei"/>
+              <w:szCs w:val="24"/>
+            </w:rPr>
+            <w:fldChar w:fldCharType="end"/>
+          </w:r>
+        </w:p>
+        <w:p>
+          <w:pPr>
+            <w:pStyle w:val="13"/>
+            <w:tabs>
+              <w:tab w:val="right" w:leader="dot" w:pos="8554"/>
+            </w:tabs>
+          </w:pPr>
+          <w:r>
+            <w:rPr>
+              <w:rFonts w:hint="eastAsia" w:ascii="Microsoft JhengHei" w:hAnsi="Microsoft JhengHei" w:eastAsia="Microsoft JhengHei" w:cs="Microsoft JhengHei"/>
+              <w:szCs w:val="24"/>
+            </w:rPr>
+            <w:fldChar w:fldCharType="begin"/>
+          </w:r>
+          <w:r>
+            <w:rPr>
+              <w:rFonts w:hint="eastAsia" w:ascii="Microsoft JhengHei" w:hAnsi="Microsoft JhengHei" w:eastAsia="Microsoft JhengHei" w:cs="Microsoft JhengHei"/>
+              <w:szCs w:val="24"/>
+            </w:rPr>
+            <w:instrText xml:space="preserve"> HYPERLINK \l _Toc12743 </w:instrText>
+          </w:r>
+          <w:r>
+            <w:rPr>
+              <w:rFonts w:hint="eastAsia" w:ascii="Microsoft JhengHei" w:hAnsi="Microsoft JhengHei" w:eastAsia="Microsoft JhengHei" w:cs="Microsoft JhengHei"/>
+              <w:szCs w:val="24"/>
+            </w:rPr>
+            <w:fldChar w:fldCharType="separate"/>
+          </w:r>
+          <w:r>
+            <w:rPr>
+              <w:rFonts w:hint="default"/>
+              <w:lang w:val="en-US" w:eastAsia="zh-CN"/>
+            </w:rPr>
+            <w:t xml:space="preserve">8.2.1. </w:t>
+          </w:r>
+          <w:r>
+            <w:rPr>
+              <w:rFonts w:hint="eastAsia"/>
+              <w:lang w:val="en-US" w:eastAsia="zh-CN"/>
+            </w:rPr>
+            <w:t>边缘计算与轻量化AI</w:t>
+          </w:r>
+          <w:r>
+            <w:tab/>
+          </w:r>
+          <w:r>
+            <w:fldChar w:fldCharType="begin"/>
+          </w:r>
+          <w:r>
+            <w:instrText xml:space="preserve"> PAGEREF _Toc12743 \h </w:instrText>
+          </w:r>
+          <w:r>
+            <w:fldChar w:fldCharType="separate"/>
+          </w:r>
+          <w:r>
+            <w:t>14</w:t>
+          </w:r>
+          <w:r>
+            <w:fldChar w:fldCharType="end"/>
+          </w:r>
+          <w:r>
+            <w:rPr>
+              <w:rFonts w:hint="eastAsia" w:ascii="Microsoft JhengHei" w:hAnsi="Microsoft JhengHei" w:eastAsia="Microsoft JhengHei" w:cs="Microsoft JhengHei"/>
+              <w:szCs w:val="24"/>
+            </w:rPr>
+            <w:fldChar w:fldCharType="end"/>
+          </w:r>
+        </w:p>
+        <w:p>
+          <w:pPr>
+            <w:pStyle w:val="13"/>
+            <w:tabs>
+              <w:tab w:val="right" w:leader="dot" w:pos="8554"/>
+            </w:tabs>
+          </w:pPr>
+          <w:r>
+            <w:rPr>
+              <w:rFonts w:hint="eastAsia" w:ascii="Microsoft JhengHei" w:hAnsi="Microsoft JhengHei" w:eastAsia="Microsoft JhengHei" w:cs="Microsoft JhengHei"/>
+              <w:szCs w:val="24"/>
+            </w:rPr>
+            <w:fldChar w:fldCharType="begin"/>
+          </w:r>
+          <w:r>
+            <w:rPr>
+              <w:rFonts w:hint="eastAsia" w:ascii="Microsoft JhengHei" w:hAnsi="Microsoft JhengHei" w:eastAsia="Microsoft JhengHei" w:cs="Microsoft JhengHei"/>
+              <w:szCs w:val="24"/>
+            </w:rPr>
+            <w:instrText xml:space="preserve"> HYPERLINK \l _Toc18756 </w:instrText>
+          </w:r>
+          <w:r>
+            <w:rPr>
+              <w:rFonts w:hint="eastAsia" w:ascii="Microsoft JhengHei" w:hAnsi="Microsoft JhengHei" w:eastAsia="Microsoft JhengHei" w:cs="Microsoft JhengHei"/>
+              <w:szCs w:val="24"/>
+            </w:rPr>
+            <w:fldChar w:fldCharType="separate"/>
+          </w:r>
+          <w:r>
+            <w:rPr>
+              <w:rFonts w:hint="default"/>
+              <w:lang w:val="en-US" w:eastAsia="zh-CN"/>
+            </w:rPr>
+            <w:t xml:space="preserve">8.2.2. </w:t>
+          </w:r>
+          <w:r>
+            <w:rPr>
+              <w:rFonts w:hint="eastAsia"/>
+              <w:lang w:val="en-US" w:eastAsia="zh-CN"/>
+            </w:rPr>
+            <w:t>物联网协议与数据融合</w:t>
+          </w:r>
+          <w:r>
+            <w:tab/>
+          </w:r>
+          <w:r>
+            <w:fldChar w:fldCharType="begin"/>
+          </w:r>
+          <w:r>
+            <w:instrText xml:space="preserve"> PAGEREF _Toc18756 \h </w:instrText>
+          </w:r>
+          <w:r>
+            <w:fldChar w:fldCharType="separate"/>
+          </w:r>
+          <w:r>
+            <w:t>14</w:t>
+          </w:r>
+          <w:r>
+            <w:fldChar w:fldCharType="end"/>
+          </w:r>
+          <w:r>
+            <w:rPr>
+              <w:rFonts w:hint="eastAsia" w:ascii="Microsoft JhengHei" w:hAnsi="Microsoft JhengHei" w:eastAsia="Microsoft JhengHei" w:cs="Microsoft JhengHei"/>
+              <w:szCs w:val="24"/>
+            </w:rPr>
+            <w:fldChar w:fldCharType="end"/>
+          </w:r>
+        </w:p>
+        <w:p>
+          <w:pPr>
+            <w:pStyle w:val="13"/>
+            <w:tabs>
+              <w:tab w:val="right" w:leader="dot" w:pos="8554"/>
+            </w:tabs>
+          </w:pPr>
+          <w:r>
+            <w:rPr>
+              <w:rFonts w:hint="eastAsia" w:ascii="Microsoft JhengHei" w:hAnsi="Microsoft JhengHei" w:eastAsia="Microsoft JhengHei" w:cs="Microsoft JhengHei"/>
+              <w:szCs w:val="24"/>
+            </w:rPr>
+            <w:fldChar w:fldCharType="begin"/>
+          </w:r>
+          <w:r>
+            <w:rPr>
+              <w:rFonts w:hint="eastAsia" w:ascii="Microsoft JhengHei" w:hAnsi="Microsoft JhengHei" w:eastAsia="Microsoft JhengHei" w:cs="Microsoft JhengHei"/>
+              <w:szCs w:val="24"/>
+            </w:rPr>
+            <w:instrText xml:space="preserve"> HYPERLINK \l _Toc13172 </w:instrText>
+          </w:r>
+          <w:r>
+            <w:rPr>
+              <w:rFonts w:hint="eastAsia" w:ascii="Microsoft JhengHei" w:hAnsi="Microsoft JhengHei" w:eastAsia="Microsoft JhengHei" w:cs="Microsoft JhengHei"/>
+              <w:szCs w:val="24"/>
+            </w:rPr>
+            <w:fldChar w:fldCharType="separate"/>
+          </w:r>
+          <w:r>
+            <w:rPr>
+              <w:rFonts w:hint="default"/>
+              <w:lang w:val="en-US" w:eastAsia="zh-CN"/>
+            </w:rPr>
+            <w:t xml:space="preserve">8.2.3. </w:t>
+          </w:r>
+          <w:r>
+            <w:rPr>
+              <w:rFonts w:hint="eastAsia"/>
+              <w:lang w:val="en-US" w:eastAsia="zh-CN"/>
+            </w:rPr>
+            <w:t>数字孪生与可视化运维</w:t>
+          </w:r>
+          <w:r>
+            <w:tab/>
+          </w:r>
+          <w:r>
+            <w:fldChar w:fldCharType="begin"/>
+          </w:r>
+          <w:r>
+            <w:instrText xml:space="preserve"> PAGEREF _Toc13172 \h </w:instrText>
+          </w:r>
+          <w:r>
+            <w:fldChar w:fldCharType="separate"/>
+          </w:r>
+          <w:r>
+            <w:t>14</w:t>
+          </w:r>
+          <w:r>
+            <w:fldChar w:fldCharType="end"/>
+          </w:r>
+          <w:r>
+            <w:rPr>
+              <w:rFonts w:hint="eastAsia" w:ascii="Microsoft JhengHei" w:hAnsi="Microsoft JhengHei" w:eastAsia="Microsoft JhengHei" w:cs="Microsoft JhengHei"/>
+              <w:szCs w:val="24"/>
+            </w:rPr>
+            <w:fldChar w:fldCharType="end"/>
+          </w:r>
+        </w:p>
+        <w:p>
+          <w:pPr>
+            <w:pStyle w:val="17"/>
+            <w:tabs>
+              <w:tab w:val="right" w:leader="dot" w:pos="8554"/>
+            </w:tabs>
+          </w:pPr>
+          <w:r>
+            <w:rPr>
+              <w:rFonts w:hint="eastAsia" w:ascii="Microsoft JhengHei" w:hAnsi="Microsoft JhengHei" w:eastAsia="Microsoft JhengHei" w:cs="Microsoft JhengHei"/>
+              <w:szCs w:val="24"/>
+            </w:rPr>
+            <w:fldChar w:fldCharType="begin"/>
+          </w:r>
+          <w:r>
+            <w:rPr>
+              <w:rFonts w:hint="eastAsia" w:ascii="Microsoft JhengHei" w:hAnsi="Microsoft JhengHei" w:eastAsia="Microsoft JhengHei" w:cs="Microsoft JhengHei"/>
+              <w:szCs w:val="24"/>
+            </w:rPr>
+            <w:instrText xml:space="preserve"> HYPERLINK \l _Toc7450 </w:instrText>
+          </w:r>
+          <w:r>
+            <w:rPr>
+              <w:rFonts w:hint="eastAsia" w:ascii="Microsoft JhengHei" w:hAnsi="Microsoft JhengHei" w:eastAsia="Microsoft JhengHei" w:cs="Microsoft JhengHei"/>
+              <w:szCs w:val="24"/>
+            </w:rPr>
+            <w:fldChar w:fldCharType="separate"/>
+          </w:r>
+          <w:r>
+            <w:rPr>
+              <w:rFonts w:hint="default"/>
+              <w:lang w:val="en-US" w:eastAsia="zh-CN"/>
+            </w:rPr>
+            <w:t xml:space="preserve">8.3. </w:t>
+          </w:r>
+          <w:r>
+            <w:rPr>
+              <w:rFonts w:hint="eastAsia"/>
+              <w:lang w:val="en-US" w:eastAsia="zh-CN"/>
+            </w:rPr>
+            <w:t>资源与时间规划</w:t>
+          </w:r>
+          <w:r>
+            <w:tab/>
+          </w:r>
+          <w:r>
+            <w:fldChar w:fldCharType="begin"/>
+          </w:r>
+          <w:r>
+            <w:instrText xml:space="preserve"> PAGEREF _Toc7450 \h </w:instrText>
+          </w:r>
+          <w:r>
+            <w:fldChar w:fldCharType="separate"/>
+          </w:r>
+          <w:r>
+            <w:t>15</w:t>
+          </w:r>
+          <w:r>
+            <w:fldChar w:fldCharType="end"/>
+          </w:r>
+          <w:r>
+            <w:rPr>
+              <w:rFonts w:hint="eastAsia" w:ascii="Microsoft JhengHei" w:hAnsi="Microsoft JhengHei" w:eastAsia="Microsoft JhengHei" w:cs="Microsoft JhengHei"/>
+              <w:szCs w:val="24"/>
+            </w:rPr>
+            <w:fldChar w:fldCharType="end"/>
+          </w:r>
+        </w:p>
+        <w:p>
+          <w:pPr>
+            <w:pStyle w:val="17"/>
+            <w:tabs>
+              <w:tab w:val="right" w:leader="dot" w:pos="8554"/>
+            </w:tabs>
+          </w:pPr>
+          <w:r>
+            <w:rPr>
+              <w:rFonts w:hint="eastAsia" w:ascii="Microsoft JhengHei" w:hAnsi="Microsoft JhengHei" w:eastAsia="Microsoft JhengHei" w:cs="Microsoft JhengHei"/>
+              <w:szCs w:val="24"/>
+            </w:rPr>
+            <w:fldChar w:fldCharType="begin"/>
+          </w:r>
+          <w:r>
+            <w:rPr>
+              <w:rFonts w:hint="eastAsia" w:ascii="Microsoft JhengHei" w:hAnsi="Microsoft JhengHei" w:eastAsia="Microsoft JhengHei" w:cs="Microsoft JhengHei"/>
+              <w:szCs w:val="24"/>
+            </w:rPr>
+            <w:instrText xml:space="preserve"> HYPERLINK \l _Toc30968 </w:instrText>
+          </w:r>
+          <w:r>
+            <w:rPr>
+              <w:rFonts w:hint="eastAsia" w:ascii="Microsoft JhengHei" w:hAnsi="Microsoft JhengHei" w:eastAsia="Microsoft JhengHei" w:cs="Microsoft JhengHei"/>
+              <w:szCs w:val="24"/>
+            </w:rPr>
+            <w:fldChar w:fldCharType="separate"/>
+          </w:r>
+          <w:r>
+            <w:rPr>
+              <w:rFonts w:hint="default"/>
+              <w:lang w:val="en-US" w:eastAsia="zh-CN"/>
+            </w:rPr>
+            <w:t xml:space="preserve">8.4. </w:t>
+          </w:r>
+          <w:r>
+            <w:rPr>
+              <w:rFonts w:hint="eastAsia"/>
+              <w:lang w:val="en-US" w:eastAsia="zh-CN"/>
+            </w:rPr>
+            <w:t>预期价值</w:t>
+          </w:r>
+          <w:r>
+            <w:tab/>
+          </w:r>
+          <w:r>
+            <w:fldChar w:fldCharType="begin"/>
+          </w:r>
+          <w:r>
+            <w:instrText xml:space="preserve"> PAGEREF _Toc30968 \h </w:instrText>
+          </w:r>
+          <w:r>
+            <w:fldChar w:fldCharType="separate"/>
+          </w:r>
+          <w:r>
+            <w:t>15</w:t>
+          </w:r>
+          <w:r>
+            <w:fldChar w:fldCharType="end"/>
+          </w:r>
+          <w:r>
+            <w:rPr>
+              <w:rFonts w:hint="eastAsia" w:ascii="Microsoft JhengHei" w:hAnsi="Microsoft JhengHei" w:eastAsia="Microsoft JhengHei" w:cs="Microsoft JhengHei"/>
+              <w:szCs w:val="24"/>
+            </w:rPr>
+            <w:fldChar w:fldCharType="end"/>
+          </w:r>
+        </w:p>
+        <w:p>
+          <w:pPr>
+            <w:pStyle w:val="16"/>
+            <w:tabs>
+              <w:tab w:val="right" w:leader="dot" w:pos="8554"/>
+            </w:tabs>
+          </w:pPr>
+          <w:r>
+            <w:rPr>
+              <w:rFonts w:hint="eastAsia" w:ascii="Microsoft JhengHei" w:hAnsi="Microsoft JhengHei" w:eastAsia="Microsoft JhengHei" w:cs="Microsoft JhengHei"/>
+              <w:szCs w:val="24"/>
+            </w:rPr>
+            <w:fldChar w:fldCharType="begin"/>
+          </w:r>
+          <w:r>
+            <w:rPr>
+              <w:rFonts w:hint="eastAsia" w:ascii="Microsoft JhengHei" w:hAnsi="Microsoft JhengHei" w:eastAsia="Microsoft JhengHei" w:cs="Microsoft JhengHei"/>
+              <w:szCs w:val="24"/>
+            </w:rPr>
+            <w:instrText xml:space="preserve"> HYPERLINK \l _Toc9888 </w:instrText>
+          </w:r>
+          <w:r>
+            <w:rPr>
+              <w:rFonts w:hint="eastAsia" w:ascii="Microsoft JhengHei" w:hAnsi="Microsoft JhengHei" w:eastAsia="Microsoft JhengHei" w:cs="Microsoft JhengHei"/>
+              <w:szCs w:val="24"/>
+            </w:rPr>
+            <w:fldChar w:fldCharType="separate"/>
+          </w:r>
+          <w:r>
+            <w:rPr>
+              <w:rFonts w:hint="default"/>
+              <w:lang w:val="en-US" w:eastAsia="zh-CN"/>
+            </w:rPr>
+            <w:t>9. 预算规划</w:t>
+          </w:r>
+          <w:r>
+            <w:tab/>
+          </w:r>
+          <w:r>
+            <w:fldChar w:fldCharType="begin"/>
+          </w:r>
+          <w:r>
+            <w:instrText xml:space="preserve"> PAGEREF _Toc9888 \h </w:instrText>
+          </w:r>
+          <w:r>
+            <w:fldChar w:fldCharType="separate"/>
+          </w:r>
+          <w:r>
+            <w:t>15</w:t>
+          </w:r>
+          <w:r>
+            <w:fldChar w:fldCharType="end"/>
+          </w:r>
+          <w:r>
+            <w:rPr>
+              <w:rFonts w:hint="eastAsia" w:ascii="Microsoft JhengHei" w:hAnsi="Microsoft JhengHei" w:eastAsia="Microsoft JhengHei" w:cs="Microsoft JhengHei"/>
+              <w:szCs w:val="24"/>
+            </w:rPr>
+            <w:fldChar w:fldCharType="end"/>
+          </w:r>
+        </w:p>
+        <w:p>
+          <w:pPr>
+            <w:pStyle w:val="16"/>
+            <w:tabs>
+              <w:tab w:val="right" w:leader="dot" w:pos="8554"/>
+            </w:tabs>
+          </w:pPr>
+          <w:r>
+            <w:rPr>
+              <w:rFonts w:hint="eastAsia" w:ascii="Microsoft JhengHei" w:hAnsi="Microsoft JhengHei" w:eastAsia="Microsoft JhengHei" w:cs="Microsoft JhengHei"/>
+              <w:szCs w:val="24"/>
+            </w:rPr>
+            <w:fldChar w:fldCharType="begin"/>
+          </w:r>
+          <w:r>
+            <w:rPr>
+              <w:rFonts w:hint="eastAsia" w:ascii="Microsoft JhengHei" w:hAnsi="Microsoft JhengHei" w:eastAsia="Microsoft JhengHei" w:cs="Microsoft JhengHei"/>
+              <w:szCs w:val="24"/>
+            </w:rPr>
+            <w:instrText xml:space="preserve"> HYPERLINK \l _Toc30416 </w:instrText>
+          </w:r>
+          <w:r>
+            <w:rPr>
+              <w:rFonts w:hint="eastAsia" w:ascii="Microsoft JhengHei" w:hAnsi="Microsoft JhengHei" w:eastAsia="Microsoft JhengHei" w:cs="Microsoft JhengHei"/>
+              <w:szCs w:val="24"/>
+            </w:rPr>
+            <w:fldChar w:fldCharType="separate"/>
+          </w:r>
+          <w:r>
+            <w:rPr>
+              <w:rFonts w:hint="default"/>
+              <w:lang w:val="en-US" w:eastAsia="zh-CN"/>
+            </w:rPr>
+            <w:t>10. 质量与性能标准</w:t>
+          </w:r>
+          <w:r>
+            <w:tab/>
+          </w:r>
+          <w:r>
+            <w:fldChar w:fldCharType="begin"/>
+          </w:r>
+          <w:r>
+            <w:instrText xml:space="preserve"> PAGEREF _Toc30416 \h </w:instrText>
+          </w:r>
+          <w:r>
+            <w:fldChar w:fldCharType="separate"/>
+          </w:r>
+          <w:r>
+            <w:t>15</w:t>
+          </w:r>
+          <w:r>
+            <w:fldChar w:fldCharType="end"/>
+          </w:r>
+          <w:r>
+            <w:rPr>
+              <w:rFonts w:hint="eastAsia" w:ascii="Microsoft JhengHei" w:hAnsi="Microsoft JhengHei" w:eastAsia="Microsoft JhengHei" w:cs="Microsoft JhengHei"/>
+              <w:szCs w:val="24"/>
+            </w:rPr>
+            <w:fldChar w:fldCharType="end"/>
+          </w:r>
+        </w:p>
+        <w:p>
+          <w:pPr>
+            <w:pStyle w:val="17"/>
+            <w:tabs>
+              <w:tab w:val="right" w:leader="dot" w:pos="8554"/>
+            </w:tabs>
+          </w:pPr>
+          <w:r>
+            <w:rPr>
+              <w:rFonts w:hint="eastAsia" w:ascii="Microsoft JhengHei" w:hAnsi="Microsoft JhengHei" w:eastAsia="Microsoft JhengHei" w:cs="Microsoft JhengHei"/>
+              <w:szCs w:val="24"/>
+            </w:rPr>
+            <w:fldChar w:fldCharType="begin"/>
+          </w:r>
+          <w:r>
+            <w:rPr>
+              <w:rFonts w:hint="eastAsia" w:ascii="Microsoft JhengHei" w:hAnsi="Microsoft JhengHei" w:eastAsia="Microsoft JhengHei" w:cs="Microsoft JhengHei"/>
+              <w:szCs w:val="24"/>
+            </w:rPr>
+            <w:instrText xml:space="preserve"> HYPERLINK \l _Toc25591 </w:instrText>
+          </w:r>
+          <w:r>
+            <w:rPr>
+              <w:rFonts w:hint="eastAsia" w:ascii="Microsoft JhengHei" w:hAnsi="Microsoft JhengHei" w:eastAsia="Microsoft JhengHei" w:cs="Microsoft JhengHei"/>
+              <w:szCs w:val="24"/>
+            </w:rPr>
+            <w:fldChar w:fldCharType="separate"/>
+          </w:r>
+          <w:r>
+            <w:rPr>
+              <w:rFonts w:hint="default"/>
+              <w:lang w:val="en-US" w:eastAsia="zh-CN"/>
+            </w:rPr>
+            <w:t>10.1. 性能指标</w:t>
+          </w:r>
+          <w:r>
+            <w:tab/>
+          </w:r>
+          <w:r>
+            <w:fldChar w:fldCharType="begin"/>
+          </w:r>
+          <w:r>
+            <w:instrText xml:space="preserve"> PAGEREF _Toc25591 \h </w:instrText>
+          </w:r>
+          <w:r>
+            <w:fldChar w:fldCharType="separate"/>
+          </w:r>
+          <w:r>
+            <w:t>15</w:t>
+          </w:r>
+          <w:r>
+            <w:fldChar w:fldCharType="end"/>
+          </w:r>
+          <w:r>
+            <w:rPr>
+              <w:rFonts w:hint="eastAsia" w:ascii="Microsoft JhengHei" w:hAnsi="Microsoft JhengHei" w:eastAsia="Microsoft JhengHei" w:cs="Microsoft JhengHei"/>
+              <w:szCs w:val="24"/>
+            </w:rPr>
+            <w:fldChar w:fldCharType="end"/>
+          </w:r>
+        </w:p>
+        <w:p>
+          <w:pPr>
+            <w:pStyle w:val="17"/>
+            <w:tabs>
+              <w:tab w:val="right" w:leader="dot" w:pos="8554"/>
+            </w:tabs>
+          </w:pPr>
+          <w:r>
+            <w:rPr>
+              <w:rFonts w:hint="eastAsia" w:ascii="Microsoft JhengHei" w:hAnsi="Microsoft JhengHei" w:eastAsia="Microsoft JhengHei" w:cs="Microsoft JhengHei"/>
+              <w:szCs w:val="24"/>
+            </w:rPr>
+            <w:fldChar w:fldCharType="begin"/>
+          </w:r>
+          <w:r>
+            <w:rPr>
+              <w:rFonts w:hint="eastAsia" w:ascii="Microsoft JhengHei" w:hAnsi="Microsoft JhengHei" w:eastAsia="Microsoft JhengHei" w:cs="Microsoft JhengHei"/>
+              <w:szCs w:val="24"/>
+            </w:rPr>
+            <w:instrText xml:space="preserve"> HYPERLINK \l _Toc1999 </w:instrText>
+          </w:r>
+          <w:r>
+            <w:rPr>
+              <w:rFonts w:hint="eastAsia" w:ascii="Microsoft JhengHei" w:hAnsi="Microsoft JhengHei" w:eastAsia="Microsoft JhengHei" w:cs="Microsoft JhengHei"/>
+              <w:szCs w:val="24"/>
+            </w:rPr>
+            <w:fldChar w:fldCharType="separate"/>
+          </w:r>
+          <w:r>
+            <w:rPr>
+              <w:rFonts w:hint="default"/>
+              <w:lang w:val="en-US" w:eastAsia="zh-CN"/>
+            </w:rPr>
+            <w:t>10.2. 兼容性要求</w:t>
+          </w:r>
+          <w:r>
+            <w:tab/>
+          </w:r>
+          <w:r>
+            <w:fldChar w:fldCharType="begin"/>
+          </w:r>
+          <w:r>
+            <w:instrText xml:space="preserve"> PAGEREF _Toc1999 \h </w:instrText>
+          </w:r>
+          <w:r>
+            <w:fldChar w:fldCharType="separate"/>
+          </w:r>
+          <w:r>
+            <w:t>16</w:t>
+          </w:r>
+          <w:r>
+            <w:fldChar w:fldCharType="end"/>
+          </w:r>
+          <w:r>
+            <w:rPr>
+              <w:rFonts w:hint="eastAsia" w:ascii="Microsoft JhengHei" w:hAnsi="Microsoft JhengHei" w:eastAsia="Microsoft JhengHei" w:cs="Microsoft JhengHei"/>
+              <w:szCs w:val="24"/>
+            </w:rPr>
+            <w:fldChar w:fldCharType="end"/>
+          </w:r>
+        </w:p>
+        <w:p>
+          <w:pPr>
+            <w:pStyle w:val="17"/>
+            <w:tabs>
+              <w:tab w:val="right" w:leader="dot" w:pos="8554"/>
+            </w:tabs>
+          </w:pPr>
+          <w:r>
+            <w:rPr>
+              <w:rFonts w:hint="eastAsia" w:ascii="Microsoft JhengHei" w:hAnsi="Microsoft JhengHei" w:eastAsia="Microsoft JhengHei" w:cs="Microsoft JhengHei"/>
+              <w:szCs w:val="24"/>
+            </w:rPr>
+            <w:fldChar w:fldCharType="begin"/>
+          </w:r>
+          <w:r>
+            <w:rPr>
+              <w:rFonts w:hint="eastAsia" w:ascii="Microsoft JhengHei" w:hAnsi="Microsoft JhengHei" w:eastAsia="Microsoft JhengHei" w:cs="Microsoft JhengHei"/>
+              <w:szCs w:val="24"/>
+            </w:rPr>
+            <w:instrText xml:space="preserve"> HYPERLINK \l _Toc3342 </w:instrText>
+          </w:r>
+          <w:r>
+            <w:rPr>
+              <w:rFonts w:hint="eastAsia" w:ascii="Microsoft JhengHei" w:hAnsi="Microsoft JhengHei" w:eastAsia="Microsoft JhengHei" w:cs="Microsoft JhengHei"/>
+              <w:szCs w:val="24"/>
+            </w:rPr>
+            <w:fldChar w:fldCharType="separate"/>
+          </w:r>
+          <w:r>
+            <w:rPr>
+              <w:rFonts w:hint="default"/>
+              <w:lang w:val="en-US" w:eastAsia="zh-CN"/>
+            </w:rPr>
+            <w:t>10.3. 安全标准</w:t>
+          </w:r>
+          <w:r>
+            <w:tab/>
+          </w:r>
+          <w:r>
+            <w:fldChar w:fldCharType="begin"/>
+          </w:r>
+          <w:r>
+            <w:instrText xml:space="preserve"> PAGEREF _Toc3342 \h </w:instrText>
+          </w:r>
+          <w:r>
+            <w:fldChar w:fldCharType="separate"/>
+          </w:r>
+          <w:r>
+            <w:t>16</w:t>
+          </w:r>
+          <w:r>
+            <w:fldChar w:fldCharType="end"/>
+          </w:r>
+          <w:r>
+            <w:rPr>
+              <w:rFonts w:hint="eastAsia" w:ascii="Microsoft JhengHei" w:hAnsi="Microsoft JhengHei" w:eastAsia="Microsoft JhengHei" w:cs="Microsoft JhengHei"/>
+              <w:szCs w:val="24"/>
+            </w:rPr>
+            <w:fldChar w:fldCharType="end"/>
+          </w:r>
+        </w:p>
+        <w:p>
+          <w:pPr>
+            <w:pStyle w:val="16"/>
+            <w:tabs>
+              <w:tab w:val="right" w:leader="dot" w:pos="8554"/>
+            </w:tabs>
+          </w:pPr>
+          <w:r>
+            <w:rPr>
+              <w:rFonts w:hint="eastAsia" w:ascii="Microsoft JhengHei" w:hAnsi="Microsoft JhengHei" w:eastAsia="Microsoft JhengHei" w:cs="Microsoft JhengHei"/>
+              <w:szCs w:val="24"/>
+            </w:rPr>
+            <w:fldChar w:fldCharType="begin"/>
+          </w:r>
+          <w:r>
+            <w:rPr>
+              <w:rFonts w:hint="eastAsia" w:ascii="Microsoft JhengHei" w:hAnsi="Microsoft JhengHei" w:eastAsia="Microsoft JhengHei" w:cs="Microsoft JhengHei"/>
+              <w:szCs w:val="24"/>
+            </w:rPr>
+            <w:instrText xml:space="preserve"> HYPERLINK \l _Toc21222 </w:instrText>
+          </w:r>
+          <w:r>
+            <w:rPr>
+              <w:rFonts w:hint="eastAsia" w:ascii="Microsoft JhengHei" w:hAnsi="Microsoft JhengHei" w:eastAsia="Microsoft JhengHei" w:cs="Microsoft JhengHei"/>
+              <w:szCs w:val="24"/>
+            </w:rPr>
+            <w:fldChar w:fldCharType="separate"/>
+          </w:r>
+          <w:r>
+            <w:rPr>
+              <w:rFonts w:hint="default"/>
+              <w:lang w:val="en-US" w:eastAsia="zh-CN"/>
+            </w:rPr>
+            <w:t>11. 风险与应对措施</w:t>
+          </w:r>
+          <w:r>
+            <w:tab/>
+          </w:r>
+          <w:r>
+            <w:fldChar w:fldCharType="begin"/>
+          </w:r>
+          <w:r>
+            <w:instrText xml:space="preserve"> PAGEREF _Toc21222 \h </w:instrText>
+          </w:r>
+          <w:r>
+            <w:fldChar w:fldCharType="separate"/>
+          </w:r>
+          <w:r>
+            <w:t>16</w:t>
+          </w:r>
+          <w:r>
+            <w:fldChar w:fldCharType="end"/>
+          </w:r>
+          <w:r>
+            <w:rPr>
+              <w:rFonts w:hint="eastAsia" w:ascii="Microsoft JhengHei" w:hAnsi="Microsoft JhengHei" w:eastAsia="Microsoft JhengHei" w:cs="Microsoft JhengHei"/>
+              <w:szCs w:val="24"/>
+            </w:rPr>
+            <w:fldChar w:fldCharType="end"/>
+          </w:r>
+        </w:p>
+        <w:p>
+          <w:pPr>
+            <w:pStyle w:val="16"/>
+            <w:tabs>
+              <w:tab w:val="right" w:leader="dot" w:pos="8554"/>
+            </w:tabs>
+          </w:pPr>
+          <w:r>
+            <w:rPr>
+              <w:rFonts w:hint="eastAsia" w:ascii="Microsoft JhengHei" w:hAnsi="Microsoft JhengHei" w:eastAsia="Microsoft JhengHei" w:cs="Microsoft JhengHei"/>
+              <w:szCs w:val="24"/>
+            </w:rPr>
+            <w:fldChar w:fldCharType="begin"/>
+          </w:r>
+          <w:r>
+            <w:rPr>
+              <w:rFonts w:hint="eastAsia" w:ascii="Microsoft JhengHei" w:hAnsi="Microsoft JhengHei" w:eastAsia="Microsoft JhengHei" w:cs="Microsoft JhengHei"/>
+              <w:szCs w:val="24"/>
+            </w:rPr>
+            <w:instrText xml:space="preserve"> HYPERLINK \l _Toc18642 </w:instrText>
+          </w:r>
+          <w:r>
+            <w:rPr>
+              <w:rFonts w:hint="eastAsia" w:ascii="Microsoft JhengHei" w:hAnsi="Microsoft JhengHei" w:eastAsia="Microsoft JhengHei" w:cs="Microsoft JhengHei"/>
+              <w:szCs w:val="24"/>
+            </w:rPr>
+            <w:fldChar w:fldCharType="separate"/>
+          </w:r>
+          <w:r>
+            <w:rPr>
+              <w:rFonts w:hint="default"/>
+              <w:lang w:val="en-US" w:eastAsia="zh-CN"/>
+            </w:rPr>
+            <w:t>12. 成功度量标准</w:t>
+          </w:r>
+          <w:r>
+            <w:tab/>
+          </w:r>
+          <w:r>
+            <w:fldChar w:fldCharType="begin"/>
+          </w:r>
+          <w:r>
+            <w:instrText xml:space="preserve"> PAGEREF _Toc18642 \h </w:instrText>
+          </w:r>
+          <w:r>
+            <w:fldChar w:fldCharType="separate"/>
+          </w:r>
+          <w:r>
+            <w:t>16</w:t>
+          </w:r>
+          <w:r>
+            <w:fldChar w:fldCharType="end"/>
+          </w:r>
+          <w:r>
+            <w:rPr>
+              <w:rFonts w:hint="eastAsia" w:ascii="Microsoft JhengHei" w:hAnsi="Microsoft JhengHei" w:eastAsia="Microsoft JhengHei" w:cs="Microsoft JhengHei"/>
+              <w:szCs w:val="24"/>
+            </w:rPr>
+            <w:fldChar w:fldCharType="end"/>
+          </w:r>
+        </w:p>
+        <w:p>
+          <w:pPr>
+            <w:pStyle w:val="17"/>
+            <w:tabs>
+              <w:tab w:val="right" w:leader="dot" w:pos="8554"/>
+            </w:tabs>
+          </w:pPr>
+          <w:r>
+            <w:rPr>
+              <w:rFonts w:hint="eastAsia" w:ascii="Microsoft JhengHei" w:hAnsi="Microsoft JhengHei" w:eastAsia="Microsoft JhengHei" w:cs="Microsoft JhengHei"/>
+              <w:szCs w:val="24"/>
+            </w:rPr>
+            <w:fldChar w:fldCharType="begin"/>
+          </w:r>
+          <w:r>
+            <w:rPr>
+              <w:rFonts w:hint="eastAsia" w:ascii="Microsoft JhengHei" w:hAnsi="Microsoft JhengHei" w:eastAsia="Microsoft JhengHei" w:cs="Microsoft JhengHei"/>
+              <w:szCs w:val="24"/>
+            </w:rPr>
+            <w:instrText xml:space="preserve"> HYPERLINK \l _Toc30756 </w:instrText>
+          </w:r>
+          <w:r>
+            <w:rPr>
+              <w:rFonts w:hint="eastAsia" w:ascii="Microsoft JhengHei" w:hAnsi="Microsoft JhengHei" w:eastAsia="Microsoft JhengHei" w:cs="Microsoft JhengHei"/>
+              <w:szCs w:val="24"/>
+            </w:rPr>
+            <w:fldChar w:fldCharType="separate"/>
+          </w:r>
+          <w:r>
+            <w:rPr>
+              <w:rFonts w:hint="default"/>
+              <w:lang w:val="en-US" w:eastAsia="zh-CN"/>
+            </w:rPr>
+            <w:t>12.1. 项目交付标准</w:t>
+          </w:r>
+          <w:r>
+            <w:tab/>
+          </w:r>
+          <w:r>
+            <w:fldChar w:fldCharType="begin"/>
+          </w:r>
+          <w:r>
+            <w:instrText xml:space="preserve"> PAGEREF _Toc30756 \h </w:instrText>
+          </w:r>
+          <w:r>
+            <w:fldChar w:fldCharType="separate"/>
+          </w:r>
+          <w:r>
+            <w:t>16</w:t>
+          </w:r>
+          <w:r>
+            <w:fldChar w:fldCharType="end"/>
+          </w:r>
+          <w:r>
+            <w:rPr>
+              <w:rFonts w:hint="eastAsia" w:ascii="Microsoft JhengHei" w:hAnsi="Microsoft JhengHei" w:eastAsia="Microsoft JhengHei" w:cs="Microsoft JhengHei"/>
+              <w:szCs w:val="24"/>
+            </w:rPr>
+            <w:fldChar w:fldCharType="end"/>
+          </w:r>
+        </w:p>
+        <w:p>
+          <w:pPr>
+            <w:pStyle w:val="17"/>
+            <w:tabs>
+              <w:tab w:val="right" w:leader="dot" w:pos="8554"/>
+            </w:tabs>
+          </w:pPr>
+          <w:r>
+            <w:rPr>
+              <w:rFonts w:hint="eastAsia" w:ascii="Microsoft JhengHei" w:hAnsi="Microsoft JhengHei" w:eastAsia="Microsoft JhengHei" w:cs="Microsoft JhengHei"/>
+              <w:szCs w:val="24"/>
+            </w:rPr>
+            <w:fldChar w:fldCharType="begin"/>
+          </w:r>
+          <w:r>
+            <w:rPr>
+              <w:rFonts w:hint="eastAsia" w:ascii="Microsoft JhengHei" w:hAnsi="Microsoft JhengHei" w:eastAsia="Microsoft JhengHei" w:cs="Microsoft JhengHei"/>
+              <w:szCs w:val="24"/>
+            </w:rPr>
+            <w:instrText xml:space="preserve"> HYPERLINK \l _Toc16537 </w:instrText>
+          </w:r>
+          <w:r>
+            <w:rPr>
+              <w:rFonts w:hint="eastAsia" w:ascii="Microsoft JhengHei" w:hAnsi="Microsoft JhengHei" w:eastAsia="Microsoft JhengHei" w:cs="Microsoft JhengHei"/>
+              <w:szCs w:val="24"/>
+            </w:rPr>
+            <w:fldChar w:fldCharType="separate"/>
+          </w:r>
+          <w:r>
+            <w:rPr>
+              <w:rFonts w:hint="default"/>
+              <w:lang w:val="en-US" w:eastAsia="zh-CN"/>
+            </w:rPr>
+            <w:t>12.2. 用户接受度标准</w:t>
+          </w:r>
+          <w:r>
+            <w:tab/>
+          </w:r>
+          <w:r>
+            <w:fldChar w:fldCharType="begin"/>
+          </w:r>
+          <w:r>
+            <w:instrText xml:space="preserve"> PAGEREF _Toc16537 \h </w:instrText>
+          </w:r>
+          <w:r>
+            <w:fldChar w:fldCharType="separate"/>
+          </w:r>
+          <w:r>
+            <w:t>17</w:t>
+          </w:r>
+          <w:r>
+            <w:fldChar w:fldCharType="end"/>
+          </w:r>
+          <w:r>
+            <w:rPr>
+              <w:rFonts w:hint="eastAsia" w:ascii="Microsoft JhengHei" w:hAnsi="Microsoft JhengHei" w:eastAsia="Microsoft JhengHei" w:cs="Microsoft JhengHei"/>
+              <w:szCs w:val="24"/>
+            </w:rPr>
+            <w:fldChar w:fldCharType="end"/>
+          </w:r>
+        </w:p>
+        <w:p>
+          <w:pPr>
+            <w:pStyle w:val="17"/>
+            <w:tabs>
+              <w:tab w:val="right" w:leader="dot" w:pos="8554"/>
+            </w:tabs>
+          </w:pPr>
+          <w:r>
+            <w:rPr>
+              <w:rFonts w:hint="eastAsia" w:ascii="Microsoft JhengHei" w:hAnsi="Microsoft JhengHei" w:eastAsia="Microsoft JhengHei" w:cs="Microsoft JhengHei"/>
+              <w:szCs w:val="24"/>
+            </w:rPr>
+            <w:fldChar w:fldCharType="begin"/>
+          </w:r>
+          <w:r>
+            <w:rPr>
+              <w:rFonts w:hint="eastAsia" w:ascii="Microsoft JhengHei" w:hAnsi="Microsoft JhengHei" w:eastAsia="Microsoft JhengHei" w:cs="Microsoft JhengHei"/>
+              <w:szCs w:val="24"/>
+            </w:rPr>
+            <w:instrText xml:space="preserve"> HYPERLINK \l _Toc1766 </w:instrText>
+          </w:r>
+          <w:r>
+            <w:rPr>
+              <w:rFonts w:hint="eastAsia" w:ascii="Microsoft JhengHei" w:hAnsi="Microsoft JhengHei" w:eastAsia="Microsoft JhengHei" w:cs="Microsoft JhengHei"/>
+              <w:szCs w:val="24"/>
+            </w:rPr>
+            <w:fldChar w:fldCharType="separate"/>
+          </w:r>
+          <w:r>
+            <w:rPr>
+              <w:rFonts w:hint="default"/>
+              <w:lang w:val="en-US" w:eastAsia="zh-CN"/>
+            </w:rPr>
+            <w:t>12.3. 业务价值标准</w:t>
+          </w:r>
+          <w:r>
+            <w:tab/>
+          </w:r>
+          <w:r>
+            <w:fldChar w:fldCharType="begin"/>
+          </w:r>
+          <w:r>
+            <w:instrText xml:space="preserve"> PAGEREF _Toc1766 \h </w:instrText>
+          </w:r>
+          <w:r>
+            <w:fldChar w:fldCharType="separate"/>
+          </w:r>
+          <w:r>
+            <w:t>17</w:t>
           </w:r>
           <w:r>
             <w:fldChar w:fldCharType="end"/>
@@ -2776,7 +5621,7 @@
         <w:snapToGrid w:val="0"/>
         <w:textAlignment w:val="baseline"/>
       </w:pPr>
-      <w:bookmarkStart w:id="3" w:name="_Toc4677"/>
+      <w:bookmarkStart w:id="3" w:name="_Toc30890"/>
       <w:r>
         <w:t>概述</w:t>
       </w:r>
@@ -2791,6 +5636,7 @@
           <w:lang w:val="en-US" w:eastAsia="zh-CN"/>
         </w:rPr>
       </w:pPr>
+      <w:bookmarkStart w:id="4" w:name="_Toc31666"/>
       <w:r>
         <w:rPr>
           <w:rFonts w:hint="eastAsia"/>
@@ -2798,6 +5644,7 @@
         </w:rPr>
         <w:t>项目背景</w:t>
       </w:r>
+      <w:bookmarkEnd w:id="4"/>
     </w:p>
     <w:p>
       <w:pPr>
@@ -2826,6 +5673,7 @@
           <w:lang w:val="en-US" w:eastAsia="zh-CN"/>
         </w:rPr>
       </w:pPr>
+      <w:bookmarkStart w:id="5" w:name="_Toc12319"/>
       <w:r>
         <w:rPr>
           <w:rFonts w:hint="eastAsia"/>
@@ -2833,6 +5681,7 @@
         </w:rPr>
         <w:t>项目目标</w:t>
       </w:r>
+      <w:bookmarkEnd w:id="5"/>
     </w:p>
     <w:p>
       <w:pPr>
@@ -2953,6 +5802,7 @@
           <w:lang w:val="en-US" w:eastAsia="zh-CN"/>
         </w:rPr>
       </w:pPr>
+      <w:bookmarkStart w:id="6" w:name="_Toc28542"/>
       <w:r>
         <w:rPr>
           <w:rFonts w:hint="eastAsia"/>
@@ -2960,6 +5810,7 @@
         </w:rPr>
         <w:t>规划周期</w:t>
       </w:r>
+      <w:bookmarkEnd w:id="6"/>
     </w:p>
     <w:p>
       <w:pPr>
@@ -3001,6 +5852,7 @@
           <w:lang w:val="en-US" w:eastAsia="zh-CN"/>
         </w:rPr>
       </w:pPr>
+      <w:bookmarkStart w:id="7" w:name="_Toc7137"/>
       <w:r>
         <w:rPr>
           <w:rFonts w:hint="default"/>
@@ -3008,6 +5860,7 @@
         </w:rPr>
         <w:t>现有系统分析</w:t>
       </w:r>
+      <w:bookmarkEnd w:id="7"/>
     </w:p>
     <w:p>
       <w:pPr>
@@ -3018,6 +5871,7 @@
           <w:lang w:val="en-US" w:eastAsia="zh-CN"/>
         </w:rPr>
       </w:pPr>
+      <w:bookmarkStart w:id="8" w:name="_Toc5607"/>
       <w:r>
         <w:rPr>
           <w:rFonts w:hint="default"/>
@@ -3025,6 +5879,7 @@
         </w:rPr>
         <w:t>电脑端系统功能现状</w:t>
       </w:r>
+      <w:bookmarkEnd w:id="8"/>
     </w:p>
     <w:p>
       <w:pPr>
@@ -3137,6 +5992,7 @@
           <w:lang w:val="en-US" w:eastAsia="zh-CN"/>
         </w:rPr>
       </w:pPr>
+      <w:bookmarkStart w:id="9" w:name="_Toc11827"/>
       <w:r>
         <w:rPr>
           <w:rFonts w:hint="default"/>
@@ -3144,6 +6000,7 @@
         </w:rPr>
         <w:t>移动端开发基础</w:t>
       </w:r>
+      <w:bookmarkEnd w:id="9"/>
     </w:p>
     <w:p>
       <w:pPr>
@@ -3222,6 +6079,7 @@
           <w:lang w:val="en-US" w:eastAsia="zh-CN"/>
         </w:rPr>
       </w:pPr>
+      <w:bookmarkStart w:id="10" w:name="_Toc1635"/>
       <w:r>
         <w:rPr>
           <w:rFonts w:hint="default"/>
@@ -3229,6 +6087,7 @@
         </w:rPr>
         <w:t>移动端功能规划</w:t>
       </w:r>
+      <w:bookmarkEnd w:id="10"/>
     </w:p>
     <w:p>
       <w:pPr>
@@ -3239,6 +6098,7 @@
           <w:lang w:val="en-US" w:eastAsia="zh-CN"/>
         </w:rPr>
       </w:pPr>
+      <w:bookmarkStart w:id="11" w:name="_Toc15886"/>
       <w:r>
         <w:rPr>
           <w:rFonts w:hint="default"/>
@@ -3246,6 +6106,7 @@
         </w:rPr>
         <w:t>核心功能模块</w:t>
       </w:r>
+      <w:bookmarkEnd w:id="11"/>
     </w:p>
     <w:p>
       <w:pPr>
@@ -3256,6 +6117,7 @@
           <w:lang w:val="en-US" w:eastAsia="zh-CN"/>
         </w:rPr>
       </w:pPr>
+      <w:bookmarkStart w:id="12" w:name="_Toc11279"/>
       <w:r>
         <w:rPr>
           <w:rFonts w:hint="default"/>
@@ -3263,6 +6125,7 @@
         </w:rPr>
         <w:t>移动监控看板</w:t>
       </w:r>
+      <w:bookmarkEnd w:id="12"/>
     </w:p>
     <w:p>
       <w:pPr>
@@ -3341,6 +6204,7 @@
           <w:lang w:val="en-US" w:eastAsia="zh-CN"/>
         </w:rPr>
       </w:pPr>
+      <w:bookmarkStart w:id="13" w:name="_Toc25073"/>
       <w:r>
         <w:rPr>
           <w:rFonts w:hint="default"/>
@@ -3348,6 +6212,7 @@
         </w:rPr>
         <w:t>设备详情与操作</w:t>
       </w:r>
+      <w:bookmarkEnd w:id="13"/>
     </w:p>
     <w:p>
       <w:pPr>
@@ -3426,6 +6291,7 @@
           <w:lang w:val="en-US" w:eastAsia="zh-CN"/>
         </w:rPr>
       </w:pPr>
+      <w:bookmarkStart w:id="14" w:name="_Toc17351"/>
       <w:r>
         <w:rPr>
           <w:rFonts w:hint="default"/>
@@ -3433,6 +6299,7 @@
         </w:rPr>
         <w:t>移动巡检功能</w:t>
       </w:r>
+      <w:bookmarkEnd w:id="14"/>
     </w:p>
     <w:p>
       <w:pPr>
@@ -3511,6 +6378,7 @@
           <w:lang w:val="en-US" w:eastAsia="zh-CN"/>
         </w:rPr>
       </w:pPr>
+      <w:bookmarkStart w:id="15" w:name="_Toc19012"/>
       <w:r>
         <w:rPr>
           <w:rFonts w:hint="default"/>
@@ -3518,6 +6386,7 @@
         </w:rPr>
         <w:t>应急响应功能</w:t>
       </w:r>
+      <w:bookmarkEnd w:id="15"/>
     </w:p>
     <w:p>
       <w:pPr>
@@ -3617,6 +6486,7 @@
           <w:lang w:val="en-US" w:eastAsia="zh-CN"/>
         </w:rPr>
       </w:pPr>
+      <w:bookmarkStart w:id="16" w:name="_Toc20352"/>
       <w:r>
         <w:rPr>
           <w:rFonts w:hint="default"/>
@@ -3624,6 +6494,7 @@
         </w:rPr>
         <w:t>视频监控移动化</w:t>
       </w:r>
+      <w:bookmarkEnd w:id="16"/>
     </w:p>
     <w:p>
       <w:pPr>
@@ -3702,6 +6573,7 @@
           <w:lang w:val="en-US" w:eastAsia="zh-CN"/>
         </w:rPr>
       </w:pPr>
+      <w:bookmarkStart w:id="17" w:name="_Toc24487"/>
       <w:r>
         <w:rPr>
           <w:rFonts w:hint="default"/>
@@ -3709,6 +6581,7 @@
         </w:rPr>
         <w:t>移动特色功能</w:t>
       </w:r>
+      <w:bookmarkEnd w:id="17"/>
     </w:p>
     <w:p>
       <w:pPr>
@@ -3719,6 +6592,7 @@
           <w:lang w:val="en-US" w:eastAsia="zh-CN"/>
         </w:rPr>
       </w:pPr>
+      <w:bookmarkStart w:id="18" w:name="_Toc20944"/>
       <w:r>
         <w:rPr>
           <w:rFonts w:hint="default"/>
@@ -3726,6 +6600,7 @@
         </w:rPr>
         <w:t>离线支持</w:t>
       </w:r>
+      <w:bookmarkEnd w:id="18"/>
     </w:p>
     <w:p>
       <w:pPr>
@@ -3787,6 +6662,7 @@
           <w:lang w:val="en-US" w:eastAsia="zh-CN"/>
         </w:rPr>
       </w:pPr>
+      <w:bookmarkStart w:id="19" w:name="_Toc19686"/>
       <w:r>
         <w:rPr>
           <w:rFonts w:hint="default"/>
@@ -3794,6 +6670,7 @@
         </w:rPr>
         <w:t>位置服务</w:t>
       </w:r>
+      <w:bookmarkEnd w:id="19"/>
     </w:p>
     <w:p>
       <w:pPr>
@@ -3848,74 +6725,6 @@
     </w:p>
     <w:p>
       <w:pPr>
-        <w:pStyle w:val="29"/>
-        <w:bidi w:val="0"/>
-        <w:rPr>
-          <w:rFonts w:hint="default"/>
-          <w:lang w:val="en-US" w:eastAsia="zh-CN"/>
-        </w:rPr>
-      </w:pPr>
-      <w:r>
-        <w:rPr>
-          <w:rFonts w:hint="default"/>
-          <w:lang w:val="en-US" w:eastAsia="zh-CN"/>
-        </w:rPr>
-        <w:t>语音交互</w:t>
-      </w:r>
-    </w:p>
-    <w:p>
-      <w:pPr>
-        <w:pStyle w:val="27"/>
-        <w:bidi w:val="0"/>
-        <w:rPr>
-          <w:rFonts w:hint="default"/>
-          <w:lang w:val="en-US" w:eastAsia="zh-CN"/>
-        </w:rPr>
-      </w:pPr>
-      <w:r>
-        <w:rPr>
-          <w:rFonts w:hint="default"/>
-          <w:lang w:val="en-US" w:eastAsia="zh-CN"/>
-        </w:rPr>
-        <w:t>语音播报：重要告警语音提示</w:t>
-      </w:r>
-    </w:p>
-    <w:p>
-      <w:pPr>
-        <w:pStyle w:val="27"/>
-        <w:bidi w:val="0"/>
-        <w:rPr>
-          <w:rFonts w:hint="default"/>
-          <w:lang w:val="en-US" w:eastAsia="zh-CN"/>
-        </w:rPr>
-      </w:pPr>
-      <w:r>
-        <w:rPr>
-          <w:rFonts w:hint="default"/>
-          <w:lang w:val="en-US" w:eastAsia="zh-CN"/>
-        </w:rPr>
-        <w:t>语音搜索：支持语音搜索设备</w:t>
-      </w:r>
-    </w:p>
-    <w:p>
-      <w:pPr>
-        <w:pStyle w:val="27"/>
-        <w:bidi w:val="0"/>
-        <w:rPr>
-          <w:rFonts w:hint="default"/>
-          <w:lang w:val="en-US" w:eastAsia="zh-CN"/>
-        </w:rPr>
-      </w:pPr>
-      <w:r>
-        <w:rPr>
-          <w:rFonts w:hint="default"/>
-          <w:lang w:val="en-US" w:eastAsia="zh-CN"/>
-        </w:rPr>
-        <w:t>语音记录：语音输入巡检记录</w:t>
-      </w:r>
-    </w:p>
-    <w:p>
-      <w:pPr>
         <w:pStyle w:val="26"/>
         <w:bidi w:val="0"/>
         <w:rPr>
@@ -3923,6 +6732,7 @@
           <w:lang w:val="en-US" w:eastAsia="zh-CN"/>
         </w:rPr>
       </w:pPr>
+      <w:bookmarkStart w:id="20" w:name="_Toc6509"/>
       <w:r>
         <w:rPr>
           <w:rFonts w:hint="default"/>
@@ -3930,6 +6740,7 @@
         </w:rPr>
         <w:t>技术架构设计</w:t>
       </w:r>
+      <w:bookmarkEnd w:id="20"/>
     </w:p>
     <w:p>
       <w:pPr>
@@ -3940,6 +6751,7 @@
           <w:lang w:val="en-US" w:eastAsia="zh-CN"/>
         </w:rPr>
       </w:pPr>
+      <w:bookmarkStart w:id="21" w:name="_Toc30278"/>
       <w:r>
         <w:rPr>
           <w:rFonts w:hint="default"/>
@@ -3947,6 +6759,7 @@
         </w:rPr>
         <w:t>技术选型</w:t>
       </w:r>
+      <w:bookmarkEnd w:id="21"/>
     </w:p>
     <w:tbl>
       <w:tblPr>
@@ -4777,7 +7590,6 @@
             <w:insideH w:val="none" w:color="auto" w:sz="0" w:space="0"/>
             <w:insideV w:val="none" w:color="auto" w:sz="0" w:space="0"/>
           </w:tblBorders>
-          <w:shd w:val="clear" w:color="auto" w:fill="FFFFFF"/>
           <w:tblCellMar>
             <w:top w:w="15" w:type="dxa"/>
             <w:left w:w="15" w:type="dxa"/>
@@ -4974,6 +7786,7 @@
           <w:lang w:val="en-US" w:eastAsia="zh-CN"/>
         </w:rPr>
       </w:pPr>
+      <w:bookmarkStart w:id="22" w:name="_Toc24683"/>
       <w:r>
         <w:rPr>
           <w:rFonts w:hint="default"/>
@@ -4981,6 +7794,7 @@
         </w:rPr>
         <w:t>架构设计原则</w:t>
       </w:r>
+      <w:bookmarkEnd w:id="22"/>
     </w:p>
     <w:p>
       <w:pPr>
@@ -5076,6 +7890,7 @@
           <w:lang w:val="en-US" w:eastAsia="zh-CN"/>
         </w:rPr>
       </w:pPr>
+      <w:bookmarkStart w:id="23" w:name="_Toc23199"/>
       <w:r>
         <w:rPr>
           <w:rFonts w:hint="default"/>
@@ -5083,6 +7898,7 @@
         </w:rPr>
         <w:t>接口扩展需求</w:t>
       </w:r>
+      <w:bookmarkEnd w:id="23"/>
     </w:p>
     <w:p>
       <w:pPr>
@@ -5178,6 +7994,7 @@
           <w:lang w:val="en-US" w:eastAsia="zh-CN"/>
         </w:rPr>
       </w:pPr>
+      <w:bookmarkStart w:id="24" w:name="_Toc21001"/>
       <w:r>
         <w:rPr>
           <w:rFonts w:hint="default"/>
@@ -5185,6 +8002,7 @@
         </w:rPr>
         <w:t>项目进度计划（2025.04-2026.03）</w:t>
       </w:r>
+      <w:bookmarkEnd w:id="24"/>
     </w:p>
     <w:p>
       <w:pPr>
@@ -5195,6 +8013,7 @@
           <w:lang w:val="en-US" w:eastAsia="zh-CN"/>
         </w:rPr>
       </w:pPr>
+      <w:bookmarkStart w:id="25" w:name="_Toc18922"/>
       <w:r>
         <w:rPr>
           <w:rFonts w:hint="default"/>
@@ -5202,6 +8021,7 @@
         </w:rPr>
         <w:t>第一阶段：准备与设计（2025年4月-5月）</w:t>
       </w:r>
+      <w:bookmarkEnd w:id="25"/>
     </w:p>
     <w:tbl>
       <w:tblPr>
@@ -5240,6 +8060,7 @@
             <w:insideH w:val="none" w:color="auto" w:sz="0" w:space="0"/>
             <w:insideV w:val="none" w:color="auto" w:sz="0" w:space="0"/>
           </w:tblBorders>
+          <w:shd w:val="clear" w:color="auto" w:fill="FFFFFF"/>
           <w:tblCellMar>
             <w:top w:w="15" w:type="dxa"/>
             <w:left w:w="15" w:type="dxa"/>
@@ -5426,231 +8247,6 @@
                 <w:lang w:val="en-US" w:eastAsia="zh-CN" w:bidi="ar"/>
               </w:rPr>
               <w:t>主要工作内容</w:t>
-            </w:r>
-          </w:p>
-        </w:tc>
-      </w:tr>
-      <w:tr>
-        <w:tblPrEx>
-          <w:tblBorders>
-            <w:top w:val="none" w:color="auto" w:sz="0" w:space="0"/>
-            <w:left w:val="none" w:color="auto" w:sz="0" w:space="0"/>
-            <w:bottom w:val="none" w:color="auto" w:sz="0" w:space="0"/>
-            <w:right w:val="none" w:color="auto" w:sz="0" w:space="0"/>
-            <w:insideH w:val="none" w:color="auto" w:sz="0" w:space="0"/>
-            <w:insideV w:val="none" w:color="auto" w:sz="0" w:space="0"/>
-          </w:tblBorders>
-          <w:tblCellMar>
-            <w:top w:w="15" w:type="dxa"/>
-            <w:left w:w="15" w:type="dxa"/>
-            <w:bottom w:w="15" w:type="dxa"/>
-            <w:right w:w="15" w:type="dxa"/>
-          </w:tblCellMar>
-        </w:tblPrEx>
-        <w:trPr>
-          <w:trHeight w:val="0" w:hRule="atLeast"/>
-          <w:jc w:val="center"/>
-        </w:trPr>
-        <w:tc>
-          <w:tcPr>
-            <w:tcW w:w="1986" w:type="dxa"/>
-            <w:tcBorders>
-              <w:top w:val="single" w:color="auto" w:sz="4" w:space="0"/>
-              <w:left w:val="single" w:color="auto" w:sz="12" w:space="0"/>
-              <w:bottom w:val="single" w:color="auto" w:sz="4" w:space="0"/>
-              <w:right w:val="single" w:color="auto" w:sz="4" w:space="0"/>
-            </w:tcBorders>
-            <w:shd w:val="clear" w:color="auto" w:fill="FFFFFF"/>
-            <w:tcMar>
-              <w:top w:w="120" w:type="dxa"/>
-              <w:left w:w="0" w:type="dxa"/>
-              <w:bottom w:w="120" w:type="dxa"/>
-              <w:right w:w="192" w:type="dxa"/>
-            </w:tcMar>
-            <w:vAlign w:val="center"/>
-          </w:tcPr>
-          <w:p>
-            <w:pPr>
-              <w:keepNext/>
-              <w:keepLines w:val="0"/>
-              <w:widowControl/>
-              <w:suppressLineNumbers w:val="0"/>
-              <w:snapToGrid w:val="0"/>
-              <w:spacing w:line="240" w:lineRule="auto"/>
-              <w:ind w:left="0" w:leftChars="0" w:right="0" w:rightChars="0" w:firstLine="0" w:firstLineChars="0"/>
-              <w:jc w:val="center"/>
-              <w:rPr>
-                <w:rFonts w:hint="default" w:ascii="Segoe UI" w:hAnsi="Segoe UI" w:eastAsia="Segoe UI" w:cs="Segoe UI"/>
-                <w:i w:val="0"/>
-                <w:iCs w:val="0"/>
-                <w:caps w:val="0"/>
-                <w:color w:val="0F1115"/>
-                <w:spacing w:val="0"/>
-                <w:sz w:val="18"/>
-                <w:szCs w:val="18"/>
-              </w:rPr>
-            </w:pPr>
-            <w:r>
-              <w:rPr>
-                <w:rFonts w:hint="default" w:ascii="Segoe UI" w:hAnsi="Segoe UI" w:eastAsia="Segoe UI" w:cs="Segoe UI"/>
-                <w:i w:val="0"/>
-                <w:iCs w:val="0"/>
-                <w:caps w:val="0"/>
-                <w:snapToGrid w:val="0"/>
-                <w:color w:val="000000"/>
-                <w:spacing w:val="0"/>
-                <w:kern w:val="0"/>
-                <w:sz w:val="18"/>
-                <w:szCs w:val="18"/>
-                <w:lang w:val="en-US" w:eastAsia="zh-CN" w:bidi="ar"/>
-              </w:rPr>
-              <w:t>需求分析与场景调研</w:t>
-            </w:r>
-          </w:p>
-        </w:tc>
-        <w:tc>
-          <w:tcPr>
-            <w:tcW w:w="1772" w:type="dxa"/>
-            <w:tcBorders>
-              <w:top w:val="single" w:color="auto" w:sz="4" w:space="0"/>
-              <w:left w:val="single" w:color="auto" w:sz="4" w:space="0"/>
-              <w:bottom w:val="single" w:color="auto" w:sz="4" w:space="0"/>
-              <w:right w:val="single" w:color="auto" w:sz="4" w:space="0"/>
-            </w:tcBorders>
-            <w:shd w:val="clear" w:color="auto" w:fill="FFFFFF"/>
-            <w:tcMar>
-              <w:top w:w="120" w:type="dxa"/>
-              <w:left w:w="192" w:type="dxa"/>
-              <w:bottom w:w="120" w:type="dxa"/>
-              <w:right w:w="192" w:type="dxa"/>
-            </w:tcMar>
-            <w:vAlign w:val="center"/>
-          </w:tcPr>
-          <w:p>
-            <w:pPr>
-              <w:keepNext/>
-              <w:keepLines w:val="0"/>
-              <w:widowControl/>
-              <w:suppressLineNumbers w:val="0"/>
-              <w:snapToGrid w:val="0"/>
-              <w:spacing w:line="240" w:lineRule="auto"/>
-              <w:ind w:left="0" w:leftChars="0" w:right="0" w:rightChars="0" w:firstLine="0" w:firstLineChars="0"/>
-              <w:jc w:val="center"/>
-              <w:rPr>
-                <w:rFonts w:hint="default" w:ascii="Segoe UI" w:hAnsi="Segoe UI" w:eastAsia="Segoe UI" w:cs="Segoe UI"/>
-                <w:i w:val="0"/>
-                <w:iCs w:val="0"/>
-                <w:caps w:val="0"/>
-                <w:color w:val="0F1115"/>
-                <w:spacing w:val="0"/>
-                <w:sz w:val="18"/>
-                <w:szCs w:val="18"/>
-              </w:rPr>
-            </w:pPr>
-            <w:r>
-              <w:rPr>
-                <w:rFonts w:hint="default" w:ascii="Segoe UI" w:hAnsi="Segoe UI" w:eastAsia="Segoe UI" w:cs="Segoe UI"/>
-                <w:i w:val="0"/>
-                <w:iCs w:val="0"/>
-                <w:caps w:val="0"/>
-                <w:snapToGrid w:val="0"/>
-                <w:color w:val="000000"/>
-                <w:spacing w:val="0"/>
-                <w:kern w:val="0"/>
-                <w:sz w:val="18"/>
-                <w:szCs w:val="18"/>
-                <w:lang w:val="en-US" w:eastAsia="zh-CN" w:bidi="ar"/>
-              </w:rPr>
-              <w:t>4月1日</w:t>
-            </w:r>
-            <w:r>
-              <w:rPr>
-                <w:rFonts w:hint="default" w:ascii="Segoe UI" w:hAnsi="Segoe UI" w:eastAsia="Segoe UI" w:cs="Segoe UI"/>
-                <w:i w:val="0"/>
-                <w:iCs w:val="0"/>
-                <w:caps w:val="0"/>
-                <w:snapToGrid w:val="0"/>
-                <w:color w:val="000000"/>
-                <w:spacing w:val="0"/>
-                <w:kern w:val="0"/>
-                <w:sz w:val="18"/>
-                <w:szCs w:val="18"/>
-                <w:lang w:val="en-US" w:eastAsia="zh-CN" w:bidi="ar"/>
-              </w:rPr>
-              <w:noBreakHyphen/>
-            </w:r>
-            <w:r>
-              <w:rPr>
-                <w:rFonts w:hint="default" w:ascii="Segoe UI" w:hAnsi="Segoe UI" w:eastAsia="Segoe UI" w:cs="Segoe UI"/>
-                <w:i w:val="0"/>
-                <w:iCs w:val="0"/>
-                <w:caps w:val="0"/>
-                <w:snapToGrid w:val="0"/>
-                <w:color w:val="000000"/>
-                <w:spacing w:val="0"/>
-                <w:kern w:val="0"/>
-                <w:sz w:val="18"/>
-                <w:szCs w:val="18"/>
-                <w:lang w:val="en-US" w:eastAsia="zh-CN" w:bidi="ar"/>
-              </w:rPr>
-              <w:t>4月20日</w:t>
-            </w:r>
-          </w:p>
-        </w:tc>
-        <w:tc>
-          <w:tcPr>
-            <w:tcW w:w="5216" w:type="dxa"/>
-            <w:tcBorders>
-              <w:top w:val="single" w:color="auto" w:sz="4" w:space="0"/>
-              <w:left w:val="single" w:color="auto" w:sz="4" w:space="0"/>
-              <w:bottom w:val="single" w:color="auto" w:sz="4" w:space="0"/>
-              <w:right w:val="single" w:color="auto" w:sz="12" w:space="0"/>
-            </w:tcBorders>
-            <w:shd w:val="clear" w:color="auto" w:fill="FFFFFF"/>
-            <w:tcMar>
-              <w:top w:w="120" w:type="dxa"/>
-              <w:left w:w="192" w:type="dxa"/>
-              <w:bottom w:w="120" w:type="dxa"/>
-              <w:right w:w="0" w:type="dxa"/>
-            </w:tcMar>
-            <w:vAlign w:val="center"/>
-          </w:tcPr>
-          <w:p>
-            <w:pPr>
-              <w:keepNext/>
-              <w:keepLines w:val="0"/>
-              <w:widowControl/>
-              <w:suppressLineNumbers w:val="0"/>
-              <w:snapToGrid w:val="0"/>
-              <w:spacing w:line="240" w:lineRule="auto"/>
-              <w:ind w:left="0" w:leftChars="0" w:right="0" w:rightChars="0" w:firstLine="0" w:firstLineChars="0"/>
-              <w:jc w:val="left"/>
-              <w:rPr>
-                <w:rFonts w:hint="default" w:ascii="Segoe UI" w:hAnsi="Segoe UI" w:eastAsia="Segoe UI" w:cs="Segoe UI"/>
-                <w:i w:val="0"/>
-                <w:iCs w:val="0"/>
-                <w:caps w:val="0"/>
-                <w:color w:val="0F1115"/>
-                <w:spacing w:val="0"/>
-                <w:sz w:val="18"/>
-                <w:szCs w:val="18"/>
-              </w:rPr>
-            </w:pPr>
-            <w:r>
-              <w:rPr>
-                <w:rFonts w:hint="default" w:ascii="Segoe UI" w:hAnsi="Segoe UI" w:eastAsia="Segoe UI" w:cs="Segoe UI"/>
-                <w:i w:val="0"/>
-                <w:iCs w:val="0"/>
-                <w:caps w:val="0"/>
-                <w:snapToGrid w:val="0"/>
-                <w:color w:val="000000"/>
-                <w:spacing w:val="0"/>
-                <w:kern w:val="0"/>
-                <w:sz w:val="18"/>
-                <w:szCs w:val="18"/>
-                <w:lang w:val="en-US" w:eastAsia="zh-CN" w:bidi="ar"/>
-              </w:rPr>
-              <w:t>深入分析运维人员移动端使用场景，明确功能优先级和交互逻辑</w:t>
             </w:r>
           </w:p>
         </w:tc>
@@ -5730,7 +8326,7 @@
                 <w:szCs w:val="18"/>
                 <w:lang w:val="en-US" w:eastAsia="zh-CN" w:bidi="ar"/>
               </w:rPr>
-              <w:t>技术方案评审与选型</w:t>
+              <w:t>需求分析与场景调研</w:t>
             </w:r>
           </w:p>
         </w:tc>
@@ -5787,7 +8383,7 @@
                 <w:szCs w:val="18"/>
                 <w:lang w:val="en-US" w:eastAsia="zh-CN" w:bidi="ar"/>
               </w:rPr>
-              <w:t>4月21日</w:t>
+              <w:t>4月1日</w:t>
             </w:r>
             <w:r>
               <w:rPr>
@@ -5819,7 +8415,7 @@
                 <w:szCs w:val="18"/>
                 <w:lang w:val="en-US" w:eastAsia="zh-CN" w:bidi="ar"/>
               </w:rPr>
-              <w:t>4月30日</w:t>
+              <w:t>4月20日</w:t>
             </w:r>
           </w:p>
         </w:tc>
@@ -5876,7 +8472,7 @@
                 <w:szCs w:val="18"/>
                 <w:lang w:val="en-US" w:eastAsia="zh-CN" w:bidi="ar"/>
               </w:rPr>
-              <w:t>完成iOS/Android技术栈选型，确定与现有系统的接口对接方案</w:t>
+              <w:t>深入分析运维人员移动端使用场景，明确功能优先级和交互逻辑</w:t>
             </w:r>
           </w:p>
         </w:tc>
@@ -5891,7 +8487,6 @@
             <w:insideH w:val="none" w:color="auto" w:sz="0" w:space="0"/>
             <w:insideV w:val="none" w:color="auto" w:sz="0" w:space="0"/>
           </w:tblBorders>
-          <w:shd w:val="clear" w:color="auto" w:fill="FFFFFF"/>
           <w:tblCellMar>
             <w:top w:w="15" w:type="dxa"/>
             <w:left w:w="15" w:type="dxa"/>
@@ -5956,7 +8551,7 @@
                 <w:szCs w:val="18"/>
                 <w:lang w:val="en-US" w:eastAsia="zh-CN" w:bidi="ar"/>
               </w:rPr>
-              <w:t>UI/UX设计及交互原型</w:t>
+              <w:t>技术方案评审与选型</w:t>
             </w:r>
           </w:p>
         </w:tc>
@@ -6013,7 +8608,7 @@
                 <w:szCs w:val="18"/>
                 <w:lang w:val="en-US" w:eastAsia="zh-CN" w:bidi="ar"/>
               </w:rPr>
-              <w:t>5月1日</w:t>
+              <w:t>4月21日</w:t>
             </w:r>
             <w:r>
               <w:rPr>
@@ -6045,7 +8640,7 @@
                 <w:szCs w:val="18"/>
                 <w:lang w:val="en-US" w:eastAsia="zh-CN" w:bidi="ar"/>
               </w:rPr>
-              <w:t>5月20日</w:t>
+              <w:t>4月30日</w:t>
             </w:r>
           </w:p>
         </w:tc>
@@ -6102,7 +8697,7 @@
                 <w:szCs w:val="18"/>
                 <w:lang w:val="en-US" w:eastAsia="zh-CN" w:bidi="ar"/>
               </w:rPr>
-              <w:t>完成高保真原型设计，建立移动端设计规范体系</w:t>
+              <w:t>完成iOS/Android技术栈选型，确定与现有系统的接口对接方案</w:t>
             </w:r>
           </w:p>
         </w:tc>
@@ -6117,7 +8712,231 @@
             <w:insideH w:val="none" w:color="auto" w:sz="0" w:space="0"/>
             <w:insideV w:val="none" w:color="auto" w:sz="0" w:space="0"/>
           </w:tblBorders>
-          <w:shd w:val="clear" w:color="auto" w:fill="FFFFFF"/>
+          <w:tblCellMar>
+            <w:top w:w="15" w:type="dxa"/>
+            <w:left w:w="15" w:type="dxa"/>
+            <w:bottom w:w="15" w:type="dxa"/>
+            <w:right w:w="15" w:type="dxa"/>
+          </w:tblCellMar>
+        </w:tblPrEx>
+        <w:trPr>
+          <w:trHeight w:val="0" w:hRule="atLeast"/>
+          <w:jc w:val="center"/>
+        </w:trPr>
+        <w:tc>
+          <w:tcPr>
+            <w:tcW w:w="1986" w:type="dxa"/>
+            <w:tcBorders>
+              <w:top w:val="single" w:color="auto" w:sz="4" w:space="0"/>
+              <w:left w:val="single" w:color="auto" w:sz="12" w:space="0"/>
+              <w:bottom w:val="single" w:color="auto" w:sz="4" w:space="0"/>
+              <w:right w:val="single" w:color="auto" w:sz="4" w:space="0"/>
+            </w:tcBorders>
+            <w:shd w:val="clear" w:color="auto" w:fill="FFFFFF"/>
+            <w:tcMar>
+              <w:top w:w="120" w:type="dxa"/>
+              <w:left w:w="0" w:type="dxa"/>
+              <w:bottom w:w="120" w:type="dxa"/>
+              <w:right w:w="192" w:type="dxa"/>
+            </w:tcMar>
+            <w:vAlign w:val="center"/>
+          </w:tcPr>
+          <w:p>
+            <w:pPr>
+              <w:keepNext/>
+              <w:keepLines w:val="0"/>
+              <w:widowControl/>
+              <w:suppressLineNumbers w:val="0"/>
+              <w:snapToGrid w:val="0"/>
+              <w:spacing w:line="240" w:lineRule="auto"/>
+              <w:ind w:left="0" w:leftChars="0" w:right="0" w:rightChars="0" w:firstLine="0" w:firstLineChars="0"/>
+              <w:jc w:val="center"/>
+              <w:rPr>
+                <w:rFonts w:hint="default" w:ascii="Segoe UI" w:hAnsi="Segoe UI" w:eastAsia="Segoe UI" w:cs="Segoe UI"/>
+                <w:i w:val="0"/>
+                <w:iCs w:val="0"/>
+                <w:caps w:val="0"/>
+                <w:color w:val="0F1115"/>
+                <w:spacing w:val="0"/>
+                <w:sz w:val="18"/>
+                <w:szCs w:val="18"/>
+              </w:rPr>
+            </w:pPr>
+            <w:r>
+              <w:rPr>
+                <w:rFonts w:hint="default" w:ascii="Segoe UI" w:hAnsi="Segoe UI" w:eastAsia="Segoe UI" w:cs="Segoe UI"/>
+                <w:i w:val="0"/>
+                <w:iCs w:val="0"/>
+                <w:caps w:val="0"/>
+                <w:snapToGrid w:val="0"/>
+                <w:color w:val="000000"/>
+                <w:spacing w:val="0"/>
+                <w:kern w:val="0"/>
+                <w:sz w:val="18"/>
+                <w:szCs w:val="18"/>
+                <w:lang w:val="en-US" w:eastAsia="zh-CN" w:bidi="ar"/>
+              </w:rPr>
+              <w:t>UI/UX设计及交互原型</w:t>
+            </w:r>
+          </w:p>
+        </w:tc>
+        <w:tc>
+          <w:tcPr>
+            <w:tcW w:w="1772" w:type="dxa"/>
+            <w:tcBorders>
+              <w:top w:val="single" w:color="auto" w:sz="4" w:space="0"/>
+              <w:left w:val="single" w:color="auto" w:sz="4" w:space="0"/>
+              <w:bottom w:val="single" w:color="auto" w:sz="4" w:space="0"/>
+              <w:right w:val="single" w:color="auto" w:sz="4" w:space="0"/>
+            </w:tcBorders>
+            <w:shd w:val="clear" w:color="auto" w:fill="FFFFFF"/>
+            <w:tcMar>
+              <w:top w:w="120" w:type="dxa"/>
+              <w:left w:w="192" w:type="dxa"/>
+              <w:bottom w:w="120" w:type="dxa"/>
+              <w:right w:w="192" w:type="dxa"/>
+            </w:tcMar>
+            <w:vAlign w:val="center"/>
+          </w:tcPr>
+          <w:p>
+            <w:pPr>
+              <w:keepNext/>
+              <w:keepLines w:val="0"/>
+              <w:widowControl/>
+              <w:suppressLineNumbers w:val="0"/>
+              <w:snapToGrid w:val="0"/>
+              <w:spacing w:line="240" w:lineRule="auto"/>
+              <w:ind w:left="0" w:leftChars="0" w:right="0" w:rightChars="0" w:firstLine="0" w:firstLineChars="0"/>
+              <w:jc w:val="center"/>
+              <w:rPr>
+                <w:rFonts w:hint="default" w:ascii="Segoe UI" w:hAnsi="Segoe UI" w:eastAsia="Segoe UI" w:cs="Segoe UI"/>
+                <w:i w:val="0"/>
+                <w:iCs w:val="0"/>
+                <w:caps w:val="0"/>
+                <w:color w:val="0F1115"/>
+                <w:spacing w:val="0"/>
+                <w:sz w:val="18"/>
+                <w:szCs w:val="18"/>
+              </w:rPr>
+            </w:pPr>
+            <w:r>
+              <w:rPr>
+                <w:rFonts w:hint="default" w:ascii="Segoe UI" w:hAnsi="Segoe UI" w:eastAsia="Segoe UI" w:cs="Segoe UI"/>
+                <w:i w:val="0"/>
+                <w:iCs w:val="0"/>
+                <w:caps w:val="0"/>
+                <w:snapToGrid w:val="0"/>
+                <w:color w:val="000000"/>
+                <w:spacing w:val="0"/>
+                <w:kern w:val="0"/>
+                <w:sz w:val="18"/>
+                <w:szCs w:val="18"/>
+                <w:lang w:val="en-US" w:eastAsia="zh-CN" w:bidi="ar"/>
+              </w:rPr>
+              <w:t>5月1日</w:t>
+            </w:r>
+            <w:r>
+              <w:rPr>
+                <w:rFonts w:hint="default" w:ascii="Segoe UI" w:hAnsi="Segoe UI" w:eastAsia="Segoe UI" w:cs="Segoe UI"/>
+                <w:i w:val="0"/>
+                <w:iCs w:val="0"/>
+                <w:caps w:val="0"/>
+                <w:snapToGrid w:val="0"/>
+                <w:color w:val="000000"/>
+                <w:spacing w:val="0"/>
+                <w:kern w:val="0"/>
+                <w:sz w:val="18"/>
+                <w:szCs w:val="18"/>
+                <w:lang w:val="en-US" w:eastAsia="zh-CN" w:bidi="ar"/>
+              </w:rPr>
+              <w:noBreakHyphen/>
+            </w:r>
+            <w:r>
+              <w:rPr>
+                <w:rFonts w:hint="default" w:ascii="Segoe UI" w:hAnsi="Segoe UI" w:eastAsia="Segoe UI" w:cs="Segoe UI"/>
+                <w:i w:val="0"/>
+                <w:iCs w:val="0"/>
+                <w:caps w:val="0"/>
+                <w:snapToGrid w:val="0"/>
+                <w:color w:val="000000"/>
+                <w:spacing w:val="0"/>
+                <w:kern w:val="0"/>
+                <w:sz w:val="18"/>
+                <w:szCs w:val="18"/>
+                <w:lang w:val="en-US" w:eastAsia="zh-CN" w:bidi="ar"/>
+              </w:rPr>
+              <w:t>5月20日</w:t>
+            </w:r>
+          </w:p>
+        </w:tc>
+        <w:tc>
+          <w:tcPr>
+            <w:tcW w:w="5216" w:type="dxa"/>
+            <w:tcBorders>
+              <w:top w:val="single" w:color="auto" w:sz="4" w:space="0"/>
+              <w:left w:val="single" w:color="auto" w:sz="4" w:space="0"/>
+              <w:bottom w:val="single" w:color="auto" w:sz="4" w:space="0"/>
+              <w:right w:val="single" w:color="auto" w:sz="12" w:space="0"/>
+            </w:tcBorders>
+            <w:shd w:val="clear" w:color="auto" w:fill="FFFFFF"/>
+            <w:tcMar>
+              <w:top w:w="120" w:type="dxa"/>
+              <w:left w:w="192" w:type="dxa"/>
+              <w:bottom w:w="120" w:type="dxa"/>
+              <w:right w:w="0" w:type="dxa"/>
+            </w:tcMar>
+            <w:vAlign w:val="center"/>
+          </w:tcPr>
+          <w:p>
+            <w:pPr>
+              <w:keepNext/>
+              <w:keepLines w:val="0"/>
+              <w:widowControl/>
+              <w:suppressLineNumbers w:val="0"/>
+              <w:snapToGrid w:val="0"/>
+              <w:spacing w:line="240" w:lineRule="auto"/>
+              <w:ind w:left="0" w:leftChars="0" w:right="0" w:rightChars="0" w:firstLine="0" w:firstLineChars="0"/>
+              <w:jc w:val="left"/>
+              <w:rPr>
+                <w:rFonts w:hint="default" w:ascii="Segoe UI" w:hAnsi="Segoe UI" w:eastAsia="Segoe UI" w:cs="Segoe UI"/>
+                <w:i w:val="0"/>
+                <w:iCs w:val="0"/>
+                <w:caps w:val="0"/>
+                <w:color w:val="0F1115"/>
+                <w:spacing w:val="0"/>
+                <w:sz w:val="18"/>
+                <w:szCs w:val="18"/>
+              </w:rPr>
+            </w:pPr>
+            <w:r>
+              <w:rPr>
+                <w:rFonts w:hint="default" w:ascii="Segoe UI" w:hAnsi="Segoe UI" w:eastAsia="Segoe UI" w:cs="Segoe UI"/>
+                <w:i w:val="0"/>
+                <w:iCs w:val="0"/>
+                <w:caps w:val="0"/>
+                <w:snapToGrid w:val="0"/>
+                <w:color w:val="000000"/>
+                <w:spacing w:val="0"/>
+                <w:kern w:val="0"/>
+                <w:sz w:val="18"/>
+                <w:szCs w:val="18"/>
+                <w:lang w:val="en-US" w:eastAsia="zh-CN" w:bidi="ar"/>
+              </w:rPr>
+              <w:t>完成高保真原型设计，建立移动端设计规范体系</w:t>
+            </w:r>
+          </w:p>
+        </w:tc>
+      </w:tr>
+      <w:tr>
+        <w:tblPrEx>
+          <w:tblBorders>
+            <w:top w:val="none" w:color="auto" w:sz="0" w:space="0"/>
+            <w:left w:val="none" w:color="auto" w:sz="0" w:space="0"/>
+            <w:bottom w:val="none" w:color="auto" w:sz="0" w:space="0"/>
+            <w:right w:val="none" w:color="auto" w:sz="0" w:space="0"/>
+            <w:insideH w:val="none" w:color="auto" w:sz="0" w:space="0"/>
+            <w:insideV w:val="none" w:color="auto" w:sz="0" w:space="0"/>
+          </w:tblBorders>
           <w:tblCellMar>
             <w:top w:w="15" w:type="dxa"/>
             <w:left w:w="15" w:type="dxa"/>
@@ -6343,6 +9162,7 @@
           <w:lang w:val="en-US" w:eastAsia="zh-CN"/>
         </w:rPr>
       </w:pPr>
+      <w:bookmarkStart w:id="26" w:name="_Toc22367"/>
       <w:r>
         <w:rPr>
           <w:rFonts w:hint="default"/>
@@ -6364,6 +9184,7 @@
         </w:rPr>
         <w:t>月）</w:t>
       </w:r>
+      <w:bookmarkEnd w:id="26"/>
     </w:p>
     <w:tbl>
       <w:tblPr>
@@ -6402,7 +9223,6 @@
             <w:insideH w:val="none" w:color="auto" w:sz="0" w:space="0"/>
             <w:insideV w:val="none" w:color="auto" w:sz="0" w:space="0"/>
           </w:tblBorders>
-          <w:shd w:val="clear" w:color="auto" w:fill="FFFFFF"/>
           <w:tblCellMar>
             <w:top w:w="15" w:type="dxa"/>
             <w:left w:w="15" w:type="dxa"/>
@@ -6603,6 +9423,7 @@
             <w:insideH w:val="none" w:color="auto" w:sz="0" w:space="0"/>
             <w:insideV w:val="none" w:color="auto" w:sz="0" w:space="0"/>
           </w:tblBorders>
+          <w:shd w:val="clear" w:color="auto" w:fill="FFFFFF"/>
           <w:tblCellMar>
             <w:top w:w="15" w:type="dxa"/>
             <w:left w:w="15" w:type="dxa"/>
@@ -6860,6 +9681,7 @@
             <w:insideH w:val="none" w:color="auto" w:sz="0" w:space="0"/>
             <w:insideV w:val="none" w:color="auto" w:sz="0" w:space="0"/>
           </w:tblBorders>
+          <w:shd w:val="clear" w:color="auto" w:fill="FFFFFF"/>
           <w:tblCellMar>
             <w:top w:w="15" w:type="dxa"/>
             <w:left w:w="15" w:type="dxa"/>
@@ -7776,6 +10598,7 @@
           <w:lang w:val="en-US" w:eastAsia="zh-CN"/>
         </w:rPr>
       </w:pPr>
+      <w:bookmarkStart w:id="27" w:name="_Toc24934"/>
       <w:r>
         <w:rPr>
           <w:rFonts w:hint="default"/>
@@ -7811,6 +10634,7 @@
         </w:rPr>
         <w:t>月）</w:t>
       </w:r>
+      <w:bookmarkEnd w:id="27"/>
     </w:p>
     <w:tbl>
       <w:tblPr>
@@ -7849,6 +10673,7 @@
             <w:insideH w:val="none" w:color="auto" w:sz="0" w:space="0"/>
             <w:insideV w:val="none" w:color="auto" w:sz="0" w:space="0"/>
           </w:tblBorders>
+          <w:shd w:val="clear" w:color="auto" w:fill="FFFFFF"/>
           <w:tblCellMar>
             <w:top w:w="15" w:type="dxa"/>
             <w:left w:w="15" w:type="dxa"/>
@@ -8049,6 +10874,7 @@
             <w:insideH w:val="none" w:color="auto" w:sz="0" w:space="0"/>
             <w:insideV w:val="none" w:color="auto" w:sz="0" w:space="0"/>
           </w:tblBorders>
+          <w:shd w:val="clear" w:color="auto" w:fill="FFFFFF"/>
           <w:tblCellMar>
             <w:top w:w="15" w:type="dxa"/>
             <w:left w:w="15" w:type="dxa"/>
@@ -8354,6 +11180,7 @@
             <w:insideH w:val="none" w:color="auto" w:sz="0" w:space="0"/>
             <w:insideV w:val="none" w:color="auto" w:sz="0" w:space="0"/>
           </w:tblBorders>
+          <w:shd w:val="clear" w:color="auto" w:fill="FFFFFF"/>
           <w:tblCellMar>
             <w:top w:w="15" w:type="dxa"/>
             <w:left w:w="15" w:type="dxa"/>
@@ -8684,6 +11511,7 @@
             <w:insideH w:val="none" w:color="auto" w:sz="0" w:space="0"/>
             <w:insideV w:val="none" w:color="auto" w:sz="0" w:space="0"/>
           </w:tblBorders>
+          <w:shd w:val="clear" w:color="auto" w:fill="FFFFFF"/>
           <w:tblCellMar>
             <w:top w:w="15" w:type="dxa"/>
             <w:left w:w="15" w:type="dxa"/>
@@ -9046,6 +11874,7 @@
           <w:lang w:val="en-US" w:eastAsia="zh-CN"/>
         </w:rPr>
       </w:pPr>
+      <w:bookmarkStart w:id="28" w:name="_Toc14095"/>
       <w:r>
         <w:rPr>
           <w:rFonts w:hint="default"/>
@@ -9081,6 +11910,7 @@
         </w:rPr>
         <w:t>月）</w:t>
       </w:r>
+      <w:bookmarkEnd w:id="28"/>
     </w:p>
     <w:tbl>
       <w:tblPr>
@@ -9119,7 +11949,6 @@
             <w:insideH w:val="none" w:color="auto" w:sz="0" w:space="0"/>
             <w:insideV w:val="none" w:color="auto" w:sz="0" w:space="0"/>
           </w:tblBorders>
-          <w:shd w:val="clear" w:color="auto" w:fill="FFFFFF"/>
           <w:tblCellMar>
             <w:top w:w="15" w:type="dxa"/>
             <w:left w:w="15" w:type="dxa"/>
@@ -9740,6 +12569,7 @@
           <w:lang w:val="en-US" w:eastAsia="zh-CN"/>
         </w:rPr>
       </w:pPr>
+      <w:bookmarkStart w:id="29" w:name="_Toc31241"/>
       <w:r>
         <w:rPr>
           <w:rFonts w:hint="default"/>
@@ -9747,6 +12577,7 @@
         </w:rPr>
         <w:t>第五阶段：上线部署（2026年3月）</w:t>
       </w:r>
+      <w:bookmarkEnd w:id="29"/>
     </w:p>
     <w:tbl>
       <w:tblPr>
@@ -10179,6 +13010,7 @@
             <w:insideH w:val="none" w:color="auto" w:sz="0" w:space="0"/>
             <w:insideV w:val="none" w:color="auto" w:sz="0" w:space="0"/>
           </w:tblBorders>
+          <w:shd w:val="clear" w:color="auto" w:fill="FFFFFF"/>
           <w:tblCellMar>
             <w:top w:w="15" w:type="dxa"/>
             <w:left w:w="15" w:type="dxa"/>
@@ -10559,15 +13391,6 @@
     </w:tbl>
     <w:p>
       <w:pPr>
-        <w:pStyle w:val="27"/>
-        <w:rPr>
-          <w:rFonts w:hint="default"/>
-          <w:lang w:val="en-US" w:eastAsia="zh-CN"/>
-        </w:rPr>
-      </w:pPr>
-    </w:p>
-    <w:p>
-      <w:pPr>
         <w:pStyle w:val="26"/>
         <w:bidi w:val="0"/>
         <w:rPr>
@@ -10575,6 +13398,7 @@
           <w:lang w:val="en-US" w:eastAsia="zh-CN"/>
         </w:rPr>
       </w:pPr>
+      <w:bookmarkStart w:id="30" w:name="_Toc18346"/>
       <w:r>
         <w:rPr>
           <w:rFonts w:hint="default"/>
@@ -10582,6 +13406,7 @@
         </w:rPr>
         <w:t>研发团队与资源配置</w:t>
       </w:r>
+      <w:bookmarkEnd w:id="30"/>
     </w:p>
     <w:p>
       <w:pPr>
@@ -10592,6 +13417,7 @@
           <w:lang w:val="en-US" w:eastAsia="zh-CN"/>
         </w:rPr>
       </w:pPr>
+      <w:bookmarkStart w:id="31" w:name="_Toc13258"/>
       <w:r>
         <w:rPr>
           <w:rFonts w:hint="default"/>
@@ -10599,6 +13425,7 @@
         </w:rPr>
         <w:t>项目团队组成</w:t>
       </w:r>
+      <w:bookmarkEnd w:id="31"/>
     </w:p>
     <w:tbl>
       <w:tblPr>
@@ -11515,6 +14342,7 @@
             <w:insideH w:val="none" w:color="auto" w:sz="0" w:space="0"/>
             <w:insideV w:val="none" w:color="auto" w:sz="0" w:space="0"/>
           </w:tblBorders>
+          <w:shd w:val="clear" w:color="auto" w:fill="auto"/>
           <w:tblCellMar>
             <w:top w:w="15" w:type="dxa"/>
             <w:left w:w="15" w:type="dxa"/>
@@ -12292,6 +15120,7 @@
           <w:lang w:val="en-US" w:eastAsia="zh-CN"/>
         </w:rPr>
       </w:pPr>
+      <w:bookmarkStart w:id="32" w:name="_Toc26189"/>
       <w:r>
         <w:rPr>
           <w:rFonts w:hint="default"/>
@@ -12299,6 +15128,7 @@
         </w:rPr>
         <w:t>设备资源需求</w:t>
       </w:r>
+      <w:bookmarkEnd w:id="32"/>
     </w:p>
     <w:tbl>
       <w:tblPr>
@@ -12537,6 +15367,7 @@
             <w:insideH w:val="none" w:color="auto" w:sz="0" w:space="0"/>
             <w:insideV w:val="none" w:color="auto" w:sz="0" w:space="0"/>
           </w:tblBorders>
+          <w:shd w:val="clear" w:color="auto" w:fill="FFFFFF"/>
           <w:tblCellMar>
             <w:top w:w="15" w:type="dxa"/>
             <w:left w:w="15" w:type="dxa"/>
@@ -12716,392 +15547,6 @@
                 <w:lang w:val="en-US" w:eastAsia="zh-CN" w:bidi="ar"/>
               </w:rPr>
               <w:t>兼容性测试，涵盖主流机型</w:t>
-            </w:r>
-          </w:p>
-        </w:tc>
-      </w:tr>
-      <w:tr>
-        <w:tblPrEx>
-          <w:tblBorders>
-            <w:top w:val="none" w:color="auto" w:sz="0" w:space="0"/>
-            <w:left w:val="none" w:color="auto" w:sz="0" w:space="0"/>
-            <w:bottom w:val="none" w:color="auto" w:sz="0" w:space="0"/>
-            <w:right w:val="none" w:color="auto" w:sz="0" w:space="0"/>
-            <w:insideH w:val="none" w:color="auto" w:sz="0" w:space="0"/>
-            <w:insideV w:val="none" w:color="auto" w:sz="0" w:space="0"/>
-          </w:tblBorders>
-          <w:tblCellMar>
-            <w:top w:w="15" w:type="dxa"/>
-            <w:left w:w="15" w:type="dxa"/>
-            <w:bottom w:w="15" w:type="dxa"/>
-            <w:right w:w="15" w:type="dxa"/>
-          </w:tblCellMar>
-        </w:tblPrEx>
-        <w:trPr>
-          <w:trHeight w:val="0" w:hRule="atLeast"/>
-          <w:jc w:val="center"/>
-        </w:trPr>
-        <w:tc>
-          <w:tcPr>
-            <w:tcW w:w="3417" w:type="dxa"/>
-            <w:tcBorders>
-              <w:top w:val="single" w:color="auto" w:sz="4" w:space="0"/>
-              <w:left w:val="single" w:color="auto" w:sz="12" w:space="0"/>
-              <w:bottom w:val="single" w:color="auto" w:sz="4" w:space="0"/>
-              <w:right w:val="single" w:color="auto" w:sz="4" w:space="0"/>
-            </w:tcBorders>
-            <w:shd w:val="clear" w:color="auto" w:fill="FFFFFF"/>
-            <w:tcMar>
-              <w:top w:w="120" w:type="dxa"/>
-              <w:left w:w="0" w:type="dxa"/>
-              <w:bottom w:w="120" w:type="dxa"/>
-              <w:right w:w="192" w:type="dxa"/>
-            </w:tcMar>
-            <w:vAlign w:val="center"/>
-          </w:tcPr>
-          <w:p>
-            <w:pPr>
-              <w:keepNext w:val="0"/>
-              <w:keepLines w:val="0"/>
-              <w:widowControl/>
-              <w:suppressLineNumbers w:val="0"/>
-              <w:snapToGrid w:val="0"/>
-              <w:spacing w:line="240" w:lineRule="auto"/>
-              <w:ind w:left="0" w:leftChars="0" w:right="0" w:rightChars="0" w:firstLine="0" w:firstLineChars="0"/>
-              <w:jc w:val="left"/>
-              <w:rPr>
-                <w:rFonts w:hint="default" w:ascii="Segoe UI" w:hAnsi="Segoe UI" w:eastAsia="Segoe UI" w:cs="Segoe UI"/>
-                <w:i w:val="0"/>
-                <w:iCs w:val="0"/>
-                <w:caps w:val="0"/>
-                <w:color w:val="0F1115"/>
-                <w:spacing w:val="0"/>
-                <w:sz w:val="18"/>
-                <w:szCs w:val="18"/>
-              </w:rPr>
-            </w:pPr>
-            <w:r>
-              <w:rPr>
-                <w:rFonts w:hint="default" w:ascii="Segoe UI" w:hAnsi="Segoe UI" w:eastAsia="Segoe UI" w:cs="Segoe UI"/>
-                <w:i w:val="0"/>
-                <w:iCs w:val="0"/>
-                <w:caps w:val="0"/>
-                <w:snapToGrid w:val="0"/>
-                <w:color w:val="000000"/>
-                <w:spacing w:val="0"/>
-                <w:kern w:val="0"/>
-                <w:sz w:val="18"/>
-                <w:szCs w:val="18"/>
-                <w:lang w:val="en-US" w:eastAsia="zh-CN" w:bidi="ar"/>
-              </w:rPr>
-              <w:t>测试手机（Android）</w:t>
-            </w:r>
-          </w:p>
-        </w:tc>
-        <w:tc>
-          <w:tcPr>
-            <w:tcW w:w="1354" w:type="dxa"/>
-            <w:tcBorders>
-              <w:top w:val="single" w:color="auto" w:sz="4" w:space="0"/>
-              <w:left w:val="single" w:color="auto" w:sz="4" w:space="0"/>
-              <w:bottom w:val="single" w:color="auto" w:sz="4" w:space="0"/>
-              <w:right w:val="single" w:color="auto" w:sz="4" w:space="0"/>
-            </w:tcBorders>
-            <w:shd w:val="clear" w:color="auto" w:fill="FFFFFF"/>
-            <w:tcMar>
-              <w:top w:w="120" w:type="dxa"/>
-              <w:left w:w="192" w:type="dxa"/>
-              <w:bottom w:w="120" w:type="dxa"/>
-              <w:right w:w="192" w:type="dxa"/>
-            </w:tcMar>
-            <w:vAlign w:val="center"/>
-          </w:tcPr>
-          <w:p>
-            <w:pPr>
-              <w:keepNext w:val="0"/>
-              <w:keepLines w:val="0"/>
-              <w:widowControl/>
-              <w:suppressLineNumbers w:val="0"/>
-              <w:snapToGrid w:val="0"/>
-              <w:spacing w:line="240" w:lineRule="auto"/>
-              <w:ind w:left="0" w:leftChars="0" w:right="0" w:rightChars="0" w:firstLine="0" w:firstLineChars="0"/>
-              <w:jc w:val="left"/>
-              <w:rPr>
-                <w:rFonts w:hint="default" w:ascii="Segoe UI" w:hAnsi="Segoe UI" w:eastAsia="Segoe UI" w:cs="Segoe UI"/>
-                <w:i w:val="0"/>
-                <w:iCs w:val="0"/>
-                <w:caps w:val="0"/>
-                <w:color w:val="0F1115"/>
-                <w:spacing w:val="0"/>
-                <w:sz w:val="18"/>
-                <w:szCs w:val="18"/>
-              </w:rPr>
-            </w:pPr>
-            <w:r>
-              <w:rPr>
-                <w:rFonts w:hint="default" w:ascii="Segoe UI" w:hAnsi="Segoe UI" w:eastAsia="Segoe UI" w:cs="Segoe UI"/>
-                <w:i w:val="0"/>
-                <w:iCs w:val="0"/>
-                <w:caps w:val="0"/>
-                <w:snapToGrid w:val="0"/>
-                <w:color w:val="000000"/>
-                <w:spacing w:val="0"/>
-                <w:kern w:val="0"/>
-                <w:sz w:val="18"/>
-                <w:szCs w:val="18"/>
-                <w:lang w:val="en-US" w:eastAsia="zh-CN" w:bidi="ar"/>
-              </w:rPr>
-              <w:t>8台</w:t>
-            </w:r>
-          </w:p>
-        </w:tc>
-        <w:tc>
-          <w:tcPr>
-            <w:tcW w:w="4201" w:type="dxa"/>
-            <w:tcBorders>
-              <w:top w:val="single" w:color="auto" w:sz="4" w:space="0"/>
-              <w:left w:val="single" w:color="auto" w:sz="4" w:space="0"/>
-              <w:bottom w:val="single" w:color="auto" w:sz="4" w:space="0"/>
-              <w:right w:val="single" w:color="auto" w:sz="12" w:space="0"/>
-            </w:tcBorders>
-            <w:shd w:val="clear" w:color="auto" w:fill="FFFFFF"/>
-            <w:tcMar>
-              <w:top w:w="120" w:type="dxa"/>
-              <w:left w:w="192" w:type="dxa"/>
-              <w:bottom w:w="120" w:type="dxa"/>
-              <w:right w:w="0" w:type="dxa"/>
-            </w:tcMar>
-            <w:vAlign w:val="center"/>
-          </w:tcPr>
-          <w:p>
-            <w:pPr>
-              <w:keepNext w:val="0"/>
-              <w:keepLines w:val="0"/>
-              <w:widowControl/>
-              <w:suppressLineNumbers w:val="0"/>
-              <w:snapToGrid w:val="0"/>
-              <w:spacing w:line="240" w:lineRule="auto"/>
-              <w:ind w:left="0" w:leftChars="0" w:right="0" w:rightChars="0" w:firstLine="0" w:firstLineChars="0"/>
-              <w:jc w:val="left"/>
-              <w:rPr>
-                <w:rFonts w:hint="default" w:ascii="Segoe UI" w:hAnsi="Segoe UI" w:eastAsia="Segoe UI" w:cs="Segoe UI"/>
-                <w:i w:val="0"/>
-                <w:iCs w:val="0"/>
-                <w:caps w:val="0"/>
-                <w:color w:val="0F1115"/>
-                <w:spacing w:val="0"/>
-                <w:sz w:val="18"/>
-                <w:szCs w:val="18"/>
-              </w:rPr>
-            </w:pPr>
-            <w:r>
-              <w:rPr>
-                <w:rFonts w:hint="default" w:ascii="Segoe UI" w:hAnsi="Segoe UI" w:eastAsia="Segoe UI" w:cs="Segoe UI"/>
-                <w:i w:val="0"/>
-                <w:iCs w:val="0"/>
-                <w:caps w:val="0"/>
-                <w:snapToGrid w:val="0"/>
-                <w:color w:val="000000"/>
-                <w:spacing w:val="0"/>
-                <w:kern w:val="0"/>
-                <w:sz w:val="18"/>
-                <w:szCs w:val="18"/>
-                <w:lang w:val="en-US" w:eastAsia="zh-CN" w:bidi="ar"/>
-              </w:rPr>
-              <w:t>兼容性测试，涵盖主流品牌</w:t>
-            </w:r>
-          </w:p>
-        </w:tc>
-      </w:tr>
-      <w:tr>
-        <w:tblPrEx>
-          <w:tblBorders>
-            <w:top w:val="none" w:color="auto" w:sz="0" w:space="0"/>
-            <w:left w:val="none" w:color="auto" w:sz="0" w:space="0"/>
-            <w:bottom w:val="none" w:color="auto" w:sz="0" w:space="0"/>
-            <w:right w:val="none" w:color="auto" w:sz="0" w:space="0"/>
-            <w:insideH w:val="none" w:color="auto" w:sz="0" w:space="0"/>
-            <w:insideV w:val="none" w:color="auto" w:sz="0" w:space="0"/>
-          </w:tblBorders>
-          <w:tblCellMar>
-            <w:top w:w="15" w:type="dxa"/>
-            <w:left w:w="15" w:type="dxa"/>
-            <w:bottom w:w="15" w:type="dxa"/>
-            <w:right w:w="15" w:type="dxa"/>
-          </w:tblCellMar>
-        </w:tblPrEx>
-        <w:trPr>
-          <w:trHeight w:val="0" w:hRule="atLeast"/>
-          <w:jc w:val="center"/>
-        </w:trPr>
-        <w:tc>
-          <w:tcPr>
-            <w:tcW w:w="3417" w:type="dxa"/>
-            <w:tcBorders>
-              <w:top w:val="single" w:color="auto" w:sz="4" w:space="0"/>
-              <w:left w:val="single" w:color="auto" w:sz="12" w:space="0"/>
-              <w:bottom w:val="single" w:color="auto" w:sz="4" w:space="0"/>
-              <w:right w:val="single" w:color="auto" w:sz="4" w:space="0"/>
-            </w:tcBorders>
-            <w:shd w:val="clear" w:color="auto" w:fill="FFFFFF"/>
-            <w:tcMar>
-              <w:top w:w="120" w:type="dxa"/>
-              <w:left w:w="0" w:type="dxa"/>
-              <w:bottom w:w="120" w:type="dxa"/>
-              <w:right w:w="192" w:type="dxa"/>
-            </w:tcMar>
-            <w:vAlign w:val="center"/>
-          </w:tcPr>
-          <w:p>
-            <w:pPr>
-              <w:keepNext w:val="0"/>
-              <w:keepLines w:val="0"/>
-              <w:widowControl/>
-              <w:suppressLineNumbers w:val="0"/>
-              <w:snapToGrid w:val="0"/>
-              <w:spacing w:line="240" w:lineRule="auto"/>
-              <w:ind w:left="0" w:leftChars="0" w:right="0" w:rightChars="0" w:firstLine="0" w:firstLineChars="0"/>
-              <w:jc w:val="left"/>
-              <w:rPr>
-                <w:rFonts w:hint="default" w:ascii="Segoe UI" w:hAnsi="Segoe UI" w:eastAsia="Segoe UI" w:cs="Segoe UI"/>
-                <w:i w:val="0"/>
-                <w:iCs w:val="0"/>
-                <w:caps w:val="0"/>
-                <w:color w:val="0F1115"/>
-                <w:spacing w:val="0"/>
-                <w:sz w:val="18"/>
-                <w:szCs w:val="18"/>
-              </w:rPr>
-            </w:pPr>
-            <w:r>
-              <w:rPr>
-                <w:rFonts w:hint="default" w:ascii="Segoe UI" w:hAnsi="Segoe UI" w:eastAsia="Segoe UI" w:cs="Segoe UI"/>
-                <w:i w:val="0"/>
-                <w:iCs w:val="0"/>
-                <w:caps w:val="0"/>
-                <w:snapToGrid w:val="0"/>
-                <w:color w:val="000000"/>
-                <w:spacing w:val="0"/>
-                <w:kern w:val="0"/>
-                <w:sz w:val="18"/>
-                <w:szCs w:val="18"/>
-                <w:lang w:val="en-US" w:eastAsia="zh-CN" w:bidi="ar"/>
-              </w:rPr>
-              <w:t>平板电脑</w:t>
-            </w:r>
-          </w:p>
-        </w:tc>
-        <w:tc>
-          <w:tcPr>
-            <w:tcW w:w="1354" w:type="dxa"/>
-            <w:tcBorders>
-              <w:top w:val="single" w:color="auto" w:sz="4" w:space="0"/>
-              <w:left w:val="single" w:color="auto" w:sz="4" w:space="0"/>
-              <w:bottom w:val="single" w:color="auto" w:sz="4" w:space="0"/>
-              <w:right w:val="single" w:color="auto" w:sz="4" w:space="0"/>
-            </w:tcBorders>
-            <w:shd w:val="clear" w:color="auto" w:fill="FFFFFF"/>
-            <w:tcMar>
-              <w:top w:w="120" w:type="dxa"/>
-              <w:left w:w="192" w:type="dxa"/>
-              <w:bottom w:w="120" w:type="dxa"/>
-              <w:right w:w="192" w:type="dxa"/>
-            </w:tcMar>
-            <w:vAlign w:val="center"/>
-          </w:tcPr>
-          <w:p>
-            <w:pPr>
-              <w:keepNext w:val="0"/>
-              <w:keepLines w:val="0"/>
-              <w:widowControl/>
-              <w:suppressLineNumbers w:val="0"/>
-              <w:snapToGrid w:val="0"/>
-              <w:spacing w:line="240" w:lineRule="auto"/>
-              <w:ind w:left="0" w:leftChars="0" w:right="0" w:rightChars="0" w:firstLine="0" w:firstLineChars="0"/>
-              <w:jc w:val="left"/>
-              <w:rPr>
-                <w:rFonts w:hint="default" w:ascii="Segoe UI" w:hAnsi="Segoe UI" w:eastAsia="Segoe UI" w:cs="Segoe UI"/>
-                <w:i w:val="0"/>
-                <w:iCs w:val="0"/>
-                <w:caps w:val="0"/>
-                <w:color w:val="0F1115"/>
-                <w:spacing w:val="0"/>
-                <w:sz w:val="18"/>
-                <w:szCs w:val="18"/>
-              </w:rPr>
-            </w:pPr>
-            <w:r>
-              <w:rPr>
-                <w:rFonts w:hint="default" w:ascii="Segoe UI" w:hAnsi="Segoe UI" w:eastAsia="Segoe UI" w:cs="Segoe UI"/>
-                <w:i w:val="0"/>
-                <w:iCs w:val="0"/>
-                <w:caps w:val="0"/>
-                <w:snapToGrid w:val="0"/>
-                <w:color w:val="000000"/>
-                <w:spacing w:val="0"/>
-                <w:kern w:val="0"/>
-                <w:sz w:val="18"/>
-                <w:szCs w:val="18"/>
-                <w:lang w:val="en-US" w:eastAsia="zh-CN" w:bidi="ar"/>
-              </w:rPr>
-              <w:t>2台</w:t>
-            </w:r>
-          </w:p>
-        </w:tc>
-        <w:tc>
-          <w:tcPr>
-            <w:tcW w:w="4201" w:type="dxa"/>
-            <w:tcBorders>
-              <w:top w:val="single" w:color="auto" w:sz="4" w:space="0"/>
-              <w:left w:val="single" w:color="auto" w:sz="4" w:space="0"/>
-              <w:bottom w:val="single" w:color="auto" w:sz="4" w:space="0"/>
-              <w:right w:val="single" w:color="auto" w:sz="12" w:space="0"/>
-            </w:tcBorders>
-            <w:shd w:val="clear" w:color="auto" w:fill="FFFFFF"/>
-            <w:tcMar>
-              <w:top w:w="120" w:type="dxa"/>
-              <w:left w:w="192" w:type="dxa"/>
-              <w:bottom w:w="120" w:type="dxa"/>
-              <w:right w:w="0" w:type="dxa"/>
-            </w:tcMar>
-            <w:vAlign w:val="center"/>
-          </w:tcPr>
-          <w:p>
-            <w:pPr>
-              <w:keepNext w:val="0"/>
-              <w:keepLines w:val="0"/>
-              <w:widowControl/>
-              <w:suppressLineNumbers w:val="0"/>
-              <w:snapToGrid w:val="0"/>
-              <w:spacing w:line="240" w:lineRule="auto"/>
-              <w:ind w:left="0" w:leftChars="0" w:right="0" w:rightChars="0" w:firstLine="0" w:firstLineChars="0"/>
-              <w:jc w:val="left"/>
-              <w:rPr>
-                <w:rFonts w:hint="default" w:ascii="Segoe UI" w:hAnsi="Segoe UI" w:eastAsia="Segoe UI" w:cs="Segoe UI"/>
-                <w:i w:val="0"/>
-                <w:iCs w:val="0"/>
-                <w:caps w:val="0"/>
-                <w:color w:val="0F1115"/>
-                <w:spacing w:val="0"/>
-                <w:sz w:val="18"/>
-                <w:szCs w:val="18"/>
-              </w:rPr>
-            </w:pPr>
-            <w:r>
-              <w:rPr>
-                <w:rFonts w:hint="default" w:ascii="Segoe UI" w:hAnsi="Segoe UI" w:eastAsia="Segoe UI" w:cs="Segoe UI"/>
-                <w:i w:val="0"/>
-                <w:iCs w:val="0"/>
-                <w:caps w:val="0"/>
-                <w:snapToGrid w:val="0"/>
-                <w:color w:val="000000"/>
-                <w:spacing w:val="0"/>
-                <w:kern w:val="0"/>
-                <w:sz w:val="18"/>
-                <w:szCs w:val="18"/>
-                <w:lang w:val="en-US" w:eastAsia="zh-CN" w:bidi="ar"/>
-              </w:rPr>
-              <w:t>平板适配测试</w:t>
             </w:r>
           </w:p>
         </w:tc>
@@ -13181,7 +15626,7 @@
                 <w:szCs w:val="18"/>
                 <w:lang w:val="en-US" w:eastAsia="zh-CN" w:bidi="ar"/>
               </w:rPr>
-              <w:t>开发电脑</w:t>
+              <w:t>测试手机（Android）</w:t>
             </w:r>
           </w:p>
         </w:tc>
@@ -13238,7 +15683,7 @@
                 <w:szCs w:val="18"/>
                 <w:lang w:val="en-US" w:eastAsia="zh-CN" w:bidi="ar"/>
               </w:rPr>
-              <w:t>10台</w:t>
+              <w:t>8台</w:t>
             </w:r>
           </w:p>
         </w:tc>
@@ -13295,7 +15740,7 @@
                 <w:szCs w:val="18"/>
                 <w:lang w:val="en-US" w:eastAsia="zh-CN" w:bidi="ar"/>
               </w:rPr>
-              <w:t>开发人员使用</w:t>
+              <w:t>兼容性测试，涵盖主流品牌</w:t>
             </w:r>
           </w:p>
         </w:tc>
@@ -13311,6 +15756,392 @@
             <w:insideV w:val="none" w:color="auto" w:sz="0" w:space="0"/>
           </w:tblBorders>
           <w:shd w:val="clear" w:color="auto" w:fill="FFFFFF"/>
+          <w:tblCellMar>
+            <w:top w:w="15" w:type="dxa"/>
+            <w:left w:w="15" w:type="dxa"/>
+            <w:bottom w:w="15" w:type="dxa"/>
+            <w:right w:w="15" w:type="dxa"/>
+          </w:tblCellMar>
+        </w:tblPrEx>
+        <w:trPr>
+          <w:trHeight w:val="0" w:hRule="atLeast"/>
+          <w:jc w:val="center"/>
+        </w:trPr>
+        <w:tc>
+          <w:tcPr>
+            <w:tcW w:w="3417" w:type="dxa"/>
+            <w:tcBorders>
+              <w:top w:val="single" w:color="auto" w:sz="4" w:space="0"/>
+              <w:left w:val="single" w:color="auto" w:sz="12" w:space="0"/>
+              <w:bottom w:val="single" w:color="auto" w:sz="4" w:space="0"/>
+              <w:right w:val="single" w:color="auto" w:sz="4" w:space="0"/>
+            </w:tcBorders>
+            <w:shd w:val="clear" w:color="auto" w:fill="FFFFFF"/>
+            <w:tcMar>
+              <w:top w:w="120" w:type="dxa"/>
+              <w:left w:w="0" w:type="dxa"/>
+              <w:bottom w:w="120" w:type="dxa"/>
+              <w:right w:w="192" w:type="dxa"/>
+            </w:tcMar>
+            <w:vAlign w:val="center"/>
+          </w:tcPr>
+          <w:p>
+            <w:pPr>
+              <w:keepNext w:val="0"/>
+              <w:keepLines w:val="0"/>
+              <w:widowControl/>
+              <w:suppressLineNumbers w:val="0"/>
+              <w:snapToGrid w:val="0"/>
+              <w:spacing w:line="240" w:lineRule="auto"/>
+              <w:ind w:left="0" w:leftChars="0" w:right="0" w:rightChars="0" w:firstLine="0" w:firstLineChars="0"/>
+              <w:jc w:val="left"/>
+              <w:rPr>
+                <w:rFonts w:hint="default" w:ascii="Segoe UI" w:hAnsi="Segoe UI" w:eastAsia="Segoe UI" w:cs="Segoe UI"/>
+                <w:i w:val="0"/>
+                <w:iCs w:val="0"/>
+                <w:caps w:val="0"/>
+                <w:color w:val="0F1115"/>
+                <w:spacing w:val="0"/>
+                <w:sz w:val="18"/>
+                <w:szCs w:val="18"/>
+              </w:rPr>
+            </w:pPr>
+            <w:r>
+              <w:rPr>
+                <w:rFonts w:hint="default" w:ascii="Segoe UI" w:hAnsi="Segoe UI" w:eastAsia="Segoe UI" w:cs="Segoe UI"/>
+                <w:i w:val="0"/>
+                <w:iCs w:val="0"/>
+                <w:caps w:val="0"/>
+                <w:snapToGrid w:val="0"/>
+                <w:color w:val="000000"/>
+                <w:spacing w:val="0"/>
+                <w:kern w:val="0"/>
+                <w:sz w:val="18"/>
+                <w:szCs w:val="18"/>
+                <w:lang w:val="en-US" w:eastAsia="zh-CN" w:bidi="ar"/>
+              </w:rPr>
+              <w:t>平板电脑</w:t>
+            </w:r>
+          </w:p>
+        </w:tc>
+        <w:tc>
+          <w:tcPr>
+            <w:tcW w:w="1354" w:type="dxa"/>
+            <w:tcBorders>
+              <w:top w:val="single" w:color="auto" w:sz="4" w:space="0"/>
+              <w:left w:val="single" w:color="auto" w:sz="4" w:space="0"/>
+              <w:bottom w:val="single" w:color="auto" w:sz="4" w:space="0"/>
+              <w:right w:val="single" w:color="auto" w:sz="4" w:space="0"/>
+            </w:tcBorders>
+            <w:shd w:val="clear" w:color="auto" w:fill="FFFFFF"/>
+            <w:tcMar>
+              <w:top w:w="120" w:type="dxa"/>
+              <w:left w:w="192" w:type="dxa"/>
+              <w:bottom w:w="120" w:type="dxa"/>
+              <w:right w:w="192" w:type="dxa"/>
+            </w:tcMar>
+            <w:vAlign w:val="center"/>
+          </w:tcPr>
+          <w:p>
+            <w:pPr>
+              <w:keepNext w:val="0"/>
+              <w:keepLines w:val="0"/>
+              <w:widowControl/>
+              <w:suppressLineNumbers w:val="0"/>
+              <w:snapToGrid w:val="0"/>
+              <w:spacing w:line="240" w:lineRule="auto"/>
+              <w:ind w:left="0" w:leftChars="0" w:right="0" w:rightChars="0" w:firstLine="0" w:firstLineChars="0"/>
+              <w:jc w:val="left"/>
+              <w:rPr>
+                <w:rFonts w:hint="default" w:ascii="Segoe UI" w:hAnsi="Segoe UI" w:eastAsia="Segoe UI" w:cs="Segoe UI"/>
+                <w:i w:val="0"/>
+                <w:iCs w:val="0"/>
+                <w:caps w:val="0"/>
+                <w:color w:val="0F1115"/>
+                <w:spacing w:val="0"/>
+                <w:sz w:val="18"/>
+                <w:szCs w:val="18"/>
+              </w:rPr>
+            </w:pPr>
+            <w:r>
+              <w:rPr>
+                <w:rFonts w:hint="default" w:ascii="Segoe UI" w:hAnsi="Segoe UI" w:eastAsia="Segoe UI" w:cs="Segoe UI"/>
+                <w:i w:val="0"/>
+                <w:iCs w:val="0"/>
+                <w:caps w:val="0"/>
+                <w:snapToGrid w:val="0"/>
+                <w:color w:val="000000"/>
+                <w:spacing w:val="0"/>
+                <w:kern w:val="0"/>
+                <w:sz w:val="18"/>
+                <w:szCs w:val="18"/>
+                <w:lang w:val="en-US" w:eastAsia="zh-CN" w:bidi="ar"/>
+              </w:rPr>
+              <w:t>2台</w:t>
+            </w:r>
+          </w:p>
+        </w:tc>
+        <w:tc>
+          <w:tcPr>
+            <w:tcW w:w="4201" w:type="dxa"/>
+            <w:tcBorders>
+              <w:top w:val="single" w:color="auto" w:sz="4" w:space="0"/>
+              <w:left w:val="single" w:color="auto" w:sz="4" w:space="0"/>
+              <w:bottom w:val="single" w:color="auto" w:sz="4" w:space="0"/>
+              <w:right w:val="single" w:color="auto" w:sz="12" w:space="0"/>
+            </w:tcBorders>
+            <w:shd w:val="clear" w:color="auto" w:fill="FFFFFF"/>
+            <w:tcMar>
+              <w:top w:w="120" w:type="dxa"/>
+              <w:left w:w="192" w:type="dxa"/>
+              <w:bottom w:w="120" w:type="dxa"/>
+              <w:right w:w="0" w:type="dxa"/>
+            </w:tcMar>
+            <w:vAlign w:val="center"/>
+          </w:tcPr>
+          <w:p>
+            <w:pPr>
+              <w:keepNext w:val="0"/>
+              <w:keepLines w:val="0"/>
+              <w:widowControl/>
+              <w:suppressLineNumbers w:val="0"/>
+              <w:snapToGrid w:val="0"/>
+              <w:spacing w:line="240" w:lineRule="auto"/>
+              <w:ind w:left="0" w:leftChars="0" w:right="0" w:rightChars="0" w:firstLine="0" w:firstLineChars="0"/>
+              <w:jc w:val="left"/>
+              <w:rPr>
+                <w:rFonts w:hint="default" w:ascii="Segoe UI" w:hAnsi="Segoe UI" w:eastAsia="Segoe UI" w:cs="Segoe UI"/>
+                <w:i w:val="0"/>
+                <w:iCs w:val="0"/>
+                <w:caps w:val="0"/>
+                <w:color w:val="0F1115"/>
+                <w:spacing w:val="0"/>
+                <w:sz w:val="18"/>
+                <w:szCs w:val="18"/>
+              </w:rPr>
+            </w:pPr>
+            <w:r>
+              <w:rPr>
+                <w:rFonts w:hint="default" w:ascii="Segoe UI" w:hAnsi="Segoe UI" w:eastAsia="Segoe UI" w:cs="Segoe UI"/>
+                <w:i w:val="0"/>
+                <w:iCs w:val="0"/>
+                <w:caps w:val="0"/>
+                <w:snapToGrid w:val="0"/>
+                <w:color w:val="000000"/>
+                <w:spacing w:val="0"/>
+                <w:kern w:val="0"/>
+                <w:sz w:val="18"/>
+                <w:szCs w:val="18"/>
+                <w:lang w:val="en-US" w:eastAsia="zh-CN" w:bidi="ar"/>
+              </w:rPr>
+              <w:t>平板适配测试</w:t>
+            </w:r>
+          </w:p>
+        </w:tc>
+      </w:tr>
+      <w:tr>
+        <w:tblPrEx>
+          <w:tblBorders>
+            <w:top w:val="none" w:color="auto" w:sz="0" w:space="0"/>
+            <w:left w:val="none" w:color="auto" w:sz="0" w:space="0"/>
+            <w:bottom w:val="none" w:color="auto" w:sz="0" w:space="0"/>
+            <w:right w:val="none" w:color="auto" w:sz="0" w:space="0"/>
+            <w:insideH w:val="none" w:color="auto" w:sz="0" w:space="0"/>
+            <w:insideV w:val="none" w:color="auto" w:sz="0" w:space="0"/>
+          </w:tblBorders>
+          <w:tblCellMar>
+            <w:top w:w="15" w:type="dxa"/>
+            <w:left w:w="15" w:type="dxa"/>
+            <w:bottom w:w="15" w:type="dxa"/>
+            <w:right w:w="15" w:type="dxa"/>
+          </w:tblCellMar>
+        </w:tblPrEx>
+        <w:trPr>
+          <w:trHeight w:val="0" w:hRule="atLeast"/>
+          <w:jc w:val="center"/>
+        </w:trPr>
+        <w:tc>
+          <w:tcPr>
+            <w:tcW w:w="3417" w:type="dxa"/>
+            <w:tcBorders>
+              <w:top w:val="single" w:color="auto" w:sz="4" w:space="0"/>
+              <w:left w:val="single" w:color="auto" w:sz="12" w:space="0"/>
+              <w:bottom w:val="single" w:color="auto" w:sz="4" w:space="0"/>
+              <w:right w:val="single" w:color="auto" w:sz="4" w:space="0"/>
+            </w:tcBorders>
+            <w:shd w:val="clear" w:color="auto" w:fill="FFFFFF"/>
+            <w:tcMar>
+              <w:top w:w="120" w:type="dxa"/>
+              <w:left w:w="0" w:type="dxa"/>
+              <w:bottom w:w="120" w:type="dxa"/>
+              <w:right w:w="192" w:type="dxa"/>
+            </w:tcMar>
+            <w:vAlign w:val="center"/>
+          </w:tcPr>
+          <w:p>
+            <w:pPr>
+              <w:keepNext w:val="0"/>
+              <w:keepLines w:val="0"/>
+              <w:widowControl/>
+              <w:suppressLineNumbers w:val="0"/>
+              <w:snapToGrid w:val="0"/>
+              <w:spacing w:line="240" w:lineRule="auto"/>
+              <w:ind w:left="0" w:leftChars="0" w:right="0" w:rightChars="0" w:firstLine="0" w:firstLineChars="0"/>
+              <w:jc w:val="left"/>
+              <w:rPr>
+                <w:rFonts w:hint="default" w:ascii="Segoe UI" w:hAnsi="Segoe UI" w:eastAsia="Segoe UI" w:cs="Segoe UI"/>
+                <w:i w:val="0"/>
+                <w:iCs w:val="0"/>
+                <w:caps w:val="0"/>
+                <w:color w:val="0F1115"/>
+                <w:spacing w:val="0"/>
+                <w:sz w:val="18"/>
+                <w:szCs w:val="18"/>
+              </w:rPr>
+            </w:pPr>
+            <w:r>
+              <w:rPr>
+                <w:rFonts w:hint="default" w:ascii="Segoe UI" w:hAnsi="Segoe UI" w:eastAsia="Segoe UI" w:cs="Segoe UI"/>
+                <w:i w:val="0"/>
+                <w:iCs w:val="0"/>
+                <w:caps w:val="0"/>
+                <w:snapToGrid w:val="0"/>
+                <w:color w:val="000000"/>
+                <w:spacing w:val="0"/>
+                <w:kern w:val="0"/>
+                <w:sz w:val="18"/>
+                <w:szCs w:val="18"/>
+                <w:lang w:val="en-US" w:eastAsia="zh-CN" w:bidi="ar"/>
+              </w:rPr>
+              <w:t>开发电脑</w:t>
+            </w:r>
+          </w:p>
+        </w:tc>
+        <w:tc>
+          <w:tcPr>
+            <w:tcW w:w="1354" w:type="dxa"/>
+            <w:tcBorders>
+              <w:top w:val="single" w:color="auto" w:sz="4" w:space="0"/>
+              <w:left w:val="single" w:color="auto" w:sz="4" w:space="0"/>
+              <w:bottom w:val="single" w:color="auto" w:sz="4" w:space="0"/>
+              <w:right w:val="single" w:color="auto" w:sz="4" w:space="0"/>
+            </w:tcBorders>
+            <w:shd w:val="clear" w:color="auto" w:fill="FFFFFF"/>
+            <w:tcMar>
+              <w:top w:w="120" w:type="dxa"/>
+              <w:left w:w="192" w:type="dxa"/>
+              <w:bottom w:w="120" w:type="dxa"/>
+              <w:right w:w="192" w:type="dxa"/>
+            </w:tcMar>
+            <w:vAlign w:val="center"/>
+          </w:tcPr>
+          <w:p>
+            <w:pPr>
+              <w:keepNext w:val="0"/>
+              <w:keepLines w:val="0"/>
+              <w:widowControl/>
+              <w:suppressLineNumbers w:val="0"/>
+              <w:snapToGrid w:val="0"/>
+              <w:spacing w:line="240" w:lineRule="auto"/>
+              <w:ind w:left="0" w:leftChars="0" w:right="0" w:rightChars="0" w:firstLine="0" w:firstLineChars="0"/>
+              <w:jc w:val="left"/>
+              <w:rPr>
+                <w:rFonts w:hint="default" w:ascii="Segoe UI" w:hAnsi="Segoe UI" w:eastAsia="Segoe UI" w:cs="Segoe UI"/>
+                <w:i w:val="0"/>
+                <w:iCs w:val="0"/>
+                <w:caps w:val="0"/>
+                <w:color w:val="0F1115"/>
+                <w:spacing w:val="0"/>
+                <w:sz w:val="18"/>
+                <w:szCs w:val="18"/>
+              </w:rPr>
+            </w:pPr>
+            <w:r>
+              <w:rPr>
+                <w:rFonts w:hint="default" w:ascii="Segoe UI" w:hAnsi="Segoe UI" w:eastAsia="Segoe UI" w:cs="Segoe UI"/>
+                <w:i w:val="0"/>
+                <w:iCs w:val="0"/>
+                <w:caps w:val="0"/>
+                <w:snapToGrid w:val="0"/>
+                <w:color w:val="000000"/>
+                <w:spacing w:val="0"/>
+                <w:kern w:val="0"/>
+                <w:sz w:val="18"/>
+                <w:szCs w:val="18"/>
+                <w:lang w:val="en-US" w:eastAsia="zh-CN" w:bidi="ar"/>
+              </w:rPr>
+              <w:t>10台</w:t>
+            </w:r>
+          </w:p>
+        </w:tc>
+        <w:tc>
+          <w:tcPr>
+            <w:tcW w:w="4201" w:type="dxa"/>
+            <w:tcBorders>
+              <w:top w:val="single" w:color="auto" w:sz="4" w:space="0"/>
+              <w:left w:val="single" w:color="auto" w:sz="4" w:space="0"/>
+              <w:bottom w:val="single" w:color="auto" w:sz="4" w:space="0"/>
+              <w:right w:val="single" w:color="auto" w:sz="12" w:space="0"/>
+            </w:tcBorders>
+            <w:shd w:val="clear" w:color="auto" w:fill="FFFFFF"/>
+            <w:tcMar>
+              <w:top w:w="120" w:type="dxa"/>
+              <w:left w:w="192" w:type="dxa"/>
+              <w:bottom w:w="120" w:type="dxa"/>
+              <w:right w:w="0" w:type="dxa"/>
+            </w:tcMar>
+            <w:vAlign w:val="center"/>
+          </w:tcPr>
+          <w:p>
+            <w:pPr>
+              <w:keepNext w:val="0"/>
+              <w:keepLines w:val="0"/>
+              <w:widowControl/>
+              <w:suppressLineNumbers w:val="0"/>
+              <w:snapToGrid w:val="0"/>
+              <w:spacing w:line="240" w:lineRule="auto"/>
+              <w:ind w:left="0" w:leftChars="0" w:right="0" w:rightChars="0" w:firstLine="0" w:firstLineChars="0"/>
+              <w:jc w:val="left"/>
+              <w:rPr>
+                <w:rFonts w:hint="default" w:ascii="Segoe UI" w:hAnsi="Segoe UI" w:eastAsia="Segoe UI" w:cs="Segoe UI"/>
+                <w:i w:val="0"/>
+                <w:iCs w:val="0"/>
+                <w:caps w:val="0"/>
+                <w:color w:val="0F1115"/>
+                <w:spacing w:val="0"/>
+                <w:sz w:val="18"/>
+                <w:szCs w:val="18"/>
+              </w:rPr>
+            </w:pPr>
+            <w:r>
+              <w:rPr>
+                <w:rFonts w:hint="default" w:ascii="Segoe UI" w:hAnsi="Segoe UI" w:eastAsia="Segoe UI" w:cs="Segoe UI"/>
+                <w:i w:val="0"/>
+                <w:iCs w:val="0"/>
+                <w:caps w:val="0"/>
+                <w:snapToGrid w:val="0"/>
+                <w:color w:val="000000"/>
+                <w:spacing w:val="0"/>
+                <w:kern w:val="0"/>
+                <w:sz w:val="18"/>
+                <w:szCs w:val="18"/>
+                <w:lang w:val="en-US" w:eastAsia="zh-CN" w:bidi="ar"/>
+              </w:rPr>
+              <w:t>开发人员使用</w:t>
+            </w:r>
+          </w:p>
+        </w:tc>
+      </w:tr>
+      <w:tr>
+        <w:tblPrEx>
+          <w:tblBorders>
+            <w:top w:val="none" w:color="auto" w:sz="0" w:space="0"/>
+            <w:left w:val="none" w:color="auto" w:sz="0" w:space="0"/>
+            <w:bottom w:val="none" w:color="auto" w:sz="0" w:space="0"/>
+            <w:right w:val="none" w:color="auto" w:sz="0" w:space="0"/>
+            <w:insideH w:val="none" w:color="auto" w:sz="0" w:space="0"/>
+            <w:insideV w:val="none" w:color="auto" w:sz="0" w:space="0"/>
+          </w:tblBorders>
           <w:tblCellMar>
             <w:top w:w="15" w:type="dxa"/>
             <w:left w:w="15" w:type="dxa"/>
@@ -13504,6 +16335,7 @@
           <w:lang w:val="en-US" w:eastAsia="zh-CN"/>
         </w:rPr>
       </w:pPr>
+      <w:bookmarkStart w:id="33" w:name="_Toc18512"/>
       <w:r>
         <w:rPr>
           <w:rFonts w:hint="eastAsia"/>
@@ -13511,6 +16343,7 @@
         </w:rPr>
         <w:t>运维手册研发</w:t>
       </w:r>
+      <w:bookmarkEnd w:id="33"/>
     </w:p>
     <w:p>
       <w:pPr>
@@ -13521,6 +16354,7 @@
           <w:lang w:val="en-US" w:eastAsia="zh-CN"/>
         </w:rPr>
       </w:pPr>
+      <w:bookmarkStart w:id="34" w:name="_Toc23317"/>
       <w:r>
         <w:rPr>
           <w:rFonts w:hint="default"/>
@@ -13528,6 +16362,7 @@
         </w:rPr>
         <w:t>研发目标</w:t>
       </w:r>
+      <w:bookmarkEnd w:id="34"/>
     </w:p>
     <w:p>
       <w:pPr>
@@ -13554,6 +16389,7 @@
           <w:lang w:val="en-US" w:eastAsia="zh-CN"/>
         </w:rPr>
       </w:pPr>
+      <w:bookmarkStart w:id="35" w:name="_Toc18438"/>
       <w:r>
         <w:rPr>
           <w:rFonts w:hint="default"/>
@@ -13561,6 +16397,7 @@
         </w:rPr>
         <w:t>关键交付节点</w:t>
       </w:r>
+      <w:bookmarkEnd w:id="35"/>
     </w:p>
     <w:p>
       <w:pPr>
@@ -13587,6 +16424,7 @@
           <w:lang w:val="en-US" w:eastAsia="zh-CN"/>
         </w:rPr>
       </w:pPr>
+      <w:bookmarkStart w:id="36" w:name="_Toc25189"/>
       <w:r>
         <w:rPr>
           <w:rFonts w:hint="default"/>
@@ -13594,6 +16432,7 @@
         </w:rPr>
         <w:t>手册体系规划</w:t>
       </w:r>
+      <w:bookmarkEnd w:id="36"/>
     </w:p>
     <w:tbl>
       <w:tblPr>
@@ -13952,6 +16791,7 @@
             <w:insideH w:val="none" w:color="auto" w:sz="0" w:space="0"/>
             <w:insideV w:val="none" w:color="auto" w:sz="0" w:space="0"/>
           </w:tblBorders>
+          <w:shd w:val="clear" w:color="auto" w:fill="FFFFFF"/>
           <w:tblCellMar>
             <w:top w:w="15" w:type="dxa"/>
             <w:left w:w="15" w:type="dxa"/>
@@ -14259,6 +17099,7 @@
             <w:insideH w:val="none" w:color="auto" w:sz="0" w:space="0"/>
             <w:insideV w:val="none" w:color="auto" w:sz="0" w:space="0"/>
           </w:tblBorders>
+          <w:shd w:val="clear" w:color="auto" w:fill="FFFFFF"/>
           <w:tblCellMar>
             <w:top w:w="15" w:type="dxa"/>
             <w:left w:w="15" w:type="dxa"/>
@@ -14874,6 +17715,7 @@
           <w:lang w:val="en-US" w:eastAsia="zh-CN"/>
         </w:rPr>
       </w:pPr>
+      <w:bookmarkStart w:id="37" w:name="_Toc15586"/>
       <w:r>
         <w:rPr>
           <w:rFonts w:hint="default"/>
@@ -14881,6 +17723,7 @@
         </w:rPr>
         <w:t>手册内容概要</w:t>
       </w:r>
+      <w:bookmarkEnd w:id="37"/>
     </w:p>
     <w:p>
       <w:pPr>
@@ -14891,6 +17734,7 @@
           <w:lang w:val="en-US" w:eastAsia="zh-CN"/>
         </w:rPr>
       </w:pPr>
+      <w:bookmarkStart w:id="38" w:name="_Toc2314"/>
       <w:r>
         <w:rPr>
           <w:rFonts w:hint="default"/>
@@ -14898,6 +17742,7 @@
         </w:rPr>
         <w:t>PC服务器标准化操作作业指导书</w:t>
       </w:r>
+      <w:bookmarkEnd w:id="38"/>
     </w:p>
     <w:p>
       <w:pPr>
@@ -15036,6 +17881,7 @@
           <w:lang w:val="en-US" w:eastAsia="zh-CN"/>
         </w:rPr>
       </w:pPr>
+      <w:bookmarkStart w:id="39" w:name="_Toc18536"/>
       <w:r>
         <w:rPr>
           <w:rFonts w:hint="default"/>
@@ -15043,6 +17889,7 @@
         </w:rPr>
         <w:t>PC服务器巡检表</w:t>
       </w:r>
+      <w:bookmarkEnd w:id="39"/>
     </w:p>
     <w:p>
       <w:pPr>
@@ -15165,6 +18012,7 @@
           <w:lang w:val="en-US" w:eastAsia="zh-CN"/>
         </w:rPr>
       </w:pPr>
+      <w:bookmarkStart w:id="40" w:name="_Toc15036"/>
       <w:r>
         <w:rPr>
           <w:rFonts w:hint="default"/>
@@ -15172,6 +18020,7 @@
         </w:rPr>
         <w:t>数据库巡检手册</w:t>
       </w:r>
+      <w:bookmarkEnd w:id="40"/>
     </w:p>
     <w:p>
       <w:pPr>
@@ -15186,7 +18035,7 @@
           <w:rFonts w:hint="default"/>
           <w:lang w:val="en-US" w:eastAsia="zh-CN"/>
         </w:rPr>
-        <w:t>目的：全面监控Oracle数据库运行状态，保障数据安全与性能</w:t>
+        <w:t>目的：全面监控数据库运行状态，保障数据安全与性能</w:t>
       </w:r>
     </w:p>
     <w:p>
@@ -15326,6 +18175,7 @@
           <w:lang w:val="en-US" w:eastAsia="zh-CN"/>
         </w:rPr>
       </w:pPr>
+      <w:bookmarkStart w:id="41" w:name="_Toc16040"/>
       <w:r>
         <w:rPr>
           <w:rFonts w:hint="default"/>
@@ -15333,6 +18183,7 @@
         </w:rPr>
         <w:t>研发质量要求</w:t>
       </w:r>
+      <w:bookmarkEnd w:id="41"/>
     </w:p>
     <w:p>
       <w:pPr>
@@ -15423,6 +18274,7 @@
           <w:lang w:val="en-US" w:eastAsia="zh-CN"/>
         </w:rPr>
       </w:pPr>
+      <w:bookmarkStart w:id="42" w:name="_Toc7579"/>
       <w:r>
         <w:rPr>
           <w:rFonts w:hint="default"/>
@@ -15430,6 +18282,7 @@
         </w:rPr>
         <w:t>预期成效</w:t>
       </w:r>
+      <w:bookmarkEnd w:id="42"/>
     </w:p>
     <w:p>
       <w:pPr>
@@ -15504,6 +18357,7 @@
           <w:lang w:val="en-US" w:eastAsia="zh-CN"/>
         </w:rPr>
       </w:pPr>
+      <w:bookmarkStart w:id="43" w:name="_Toc3658"/>
       <w:r>
         <w:rPr>
           <w:rFonts w:hint="eastAsia"/>
@@ -15511,6 +18365,7 @@
         </w:rPr>
         <w:t>新技术研发</w:t>
       </w:r>
+      <w:bookmarkEnd w:id="43"/>
     </w:p>
     <w:p>
       <w:pPr>
@@ -15521,6 +18376,7 @@
           <w:lang w:val="en-US" w:eastAsia="zh-CN"/>
         </w:rPr>
       </w:pPr>
+      <w:bookmarkStart w:id="44" w:name="_Toc27283"/>
       <w:r>
         <w:rPr>
           <w:rFonts w:hint="eastAsia"/>
@@ -15528,6 +18384,7 @@
         </w:rPr>
         <w:t>研发目标</w:t>
       </w:r>
+      <w:bookmarkEnd w:id="44"/>
     </w:p>
     <w:p>
       <w:pPr>
@@ -15561,6 +18418,7 @@
           <w:lang w:val="en-US" w:eastAsia="zh-CN"/>
         </w:rPr>
       </w:pPr>
+      <w:bookmarkStart w:id="45" w:name="_Toc1512"/>
       <w:r>
         <w:rPr>
           <w:rFonts w:hint="eastAsia"/>
@@ -15568,6 +18426,7 @@
         </w:rPr>
         <w:t>研发方向</w:t>
       </w:r>
+      <w:bookmarkEnd w:id="45"/>
     </w:p>
     <w:p>
       <w:pPr>
@@ -15578,6 +18437,7 @@
           <w:lang w:val="en-US" w:eastAsia="zh-CN"/>
         </w:rPr>
       </w:pPr>
+      <w:bookmarkStart w:id="46" w:name="_Toc12743"/>
       <w:r>
         <w:rPr>
           <w:rFonts w:hint="eastAsia"/>
@@ -15585,6 +18445,7 @@
         </w:rPr>
         <w:t>边缘计算与轻量化AI</w:t>
       </w:r>
+      <w:bookmarkEnd w:id="46"/>
     </w:p>
     <w:p>
       <w:pPr>
@@ -15627,6 +18488,7 @@
           <w:lang w:val="en-US" w:eastAsia="zh-CN"/>
         </w:rPr>
       </w:pPr>
+      <w:bookmarkStart w:id="47" w:name="_Toc18756"/>
       <w:r>
         <w:rPr>
           <w:rFonts w:hint="eastAsia"/>
@@ -15634,6 +18496,7 @@
         </w:rPr>
         <w:t>物联网协议与数据融合</w:t>
       </w:r>
+      <w:bookmarkEnd w:id="47"/>
     </w:p>
     <w:p>
       <w:pPr>
@@ -15676,6 +18539,7 @@
           <w:lang w:val="en-US" w:eastAsia="zh-CN"/>
         </w:rPr>
       </w:pPr>
+      <w:bookmarkStart w:id="48" w:name="_Toc13172"/>
       <w:r>
         <w:rPr>
           <w:rFonts w:hint="eastAsia"/>
@@ -15683,6 +18547,7 @@
         </w:rPr>
         <w:t>数字孪生与可视化运维</w:t>
       </w:r>
+      <w:bookmarkEnd w:id="48"/>
     </w:p>
     <w:p>
       <w:pPr>
@@ -15725,6 +18590,7 @@
           <w:lang w:val="en-US" w:eastAsia="zh-CN"/>
         </w:rPr>
       </w:pPr>
+      <w:bookmarkStart w:id="49" w:name="_Toc7450"/>
       <w:r>
         <w:rPr>
           <w:rFonts w:hint="eastAsia"/>
@@ -15732,6 +18598,7 @@
         </w:rPr>
         <w:t>资源与时间规划</w:t>
       </w:r>
+      <w:bookmarkEnd w:id="49"/>
     </w:p>
     <w:p>
       <w:pPr>
@@ -15838,6 +18705,7 @@
           <w:lang w:val="en-US" w:eastAsia="zh-CN"/>
         </w:rPr>
       </w:pPr>
+      <w:bookmarkStart w:id="50" w:name="_Toc30968"/>
       <w:r>
         <w:rPr>
           <w:rFonts w:hint="eastAsia"/>
@@ -15845,6 +18713,7 @@
         </w:rPr>
         <w:t>预期价值</w:t>
       </w:r>
+      <w:bookmarkEnd w:id="50"/>
     </w:p>
     <w:p>
       <w:pPr>
@@ -15868,6 +18737,7 @@
           <w:lang w:val="en-US" w:eastAsia="zh-CN"/>
         </w:rPr>
       </w:pPr>
+      <w:bookmarkStart w:id="51" w:name="_Toc9888"/>
       <w:r>
         <w:rPr>
           <w:rFonts w:hint="default"/>
@@ -15875,6 +18745,7 @@
         </w:rPr>
         <w:t>预算规划</w:t>
       </w:r>
+      <w:bookmarkEnd w:id="51"/>
     </w:p>
     <w:tbl>
       <w:tblPr>
@@ -16114,6 +18985,7 @@
             <w:insideH w:val="none" w:color="auto" w:sz="0" w:space="0"/>
             <w:insideV w:val="none" w:color="auto" w:sz="0" w:space="0"/>
           </w:tblBorders>
+          <w:shd w:val="clear" w:color="auto" w:fill="FFFFFF"/>
           <w:tblCellMar>
             <w:top w:w="15" w:type="dxa"/>
             <w:left w:w="15" w:type="dxa"/>
@@ -16299,6 +19171,205 @@
                 <w:lang w:val="en-US" w:eastAsia="zh-CN" w:bidi="ar"/>
               </w:rPr>
               <w:t>10人团队×12个月（含工资、社保、福利）</w:t>
+            </w:r>
+          </w:p>
+        </w:tc>
+      </w:tr>
+      <w:tr>
+        <w:tblPrEx>
+          <w:tblBorders>
+            <w:top w:val="none" w:color="auto" w:sz="0" w:space="0"/>
+            <w:left w:val="none" w:color="auto" w:sz="0" w:space="0"/>
+            <w:bottom w:val="none" w:color="auto" w:sz="0" w:space="0"/>
+            <w:right w:val="none" w:color="auto" w:sz="0" w:space="0"/>
+            <w:insideH w:val="none" w:color="auto" w:sz="0" w:space="0"/>
+            <w:insideV w:val="none" w:color="auto" w:sz="0" w:space="0"/>
+          </w:tblBorders>
+          <w:tblCellMar>
+            <w:top w:w="15" w:type="dxa"/>
+            <w:left w:w="15" w:type="dxa"/>
+            <w:bottom w:w="15" w:type="dxa"/>
+            <w:right w:w="15" w:type="dxa"/>
+          </w:tblCellMar>
+        </w:tblPrEx>
+        <w:trPr>
+          <w:trHeight w:val="0" w:hRule="atLeast"/>
+          <w:jc w:val="center"/>
+        </w:trPr>
+        <w:tc>
+          <w:tcPr>
+            <w:tcW w:w="1810" w:type="dxa"/>
+            <w:tcBorders>
+              <w:top w:val="single" w:color="auto" w:sz="4" w:space="0"/>
+              <w:left w:val="single" w:color="auto" w:sz="12" w:space="0"/>
+              <w:bottom w:val="single" w:color="auto" w:sz="4" w:space="0"/>
+              <w:right w:val="single" w:color="auto" w:sz="4" w:space="0"/>
+            </w:tcBorders>
+            <w:shd w:val="clear" w:color="auto" w:fill="FFFFFF"/>
+            <w:tcMar>
+              <w:top w:w="120" w:type="dxa"/>
+              <w:left w:w="0" w:type="dxa"/>
+              <w:bottom w:w="120" w:type="dxa"/>
+              <w:right w:w="192" w:type="dxa"/>
+            </w:tcMar>
+            <w:vAlign w:val="center"/>
+          </w:tcPr>
+          <w:p>
+            <w:pPr>
+              <w:keepNext w:val="0"/>
+              <w:keepLines w:val="0"/>
+              <w:widowControl/>
+              <w:suppressLineNumbers w:val="0"/>
+              <w:snapToGrid w:val="0"/>
+              <w:spacing w:line="240" w:lineRule="auto"/>
+              <w:ind w:left="0" w:leftChars="0" w:right="0" w:rightChars="0" w:firstLine="0" w:firstLineChars="0"/>
+              <w:jc w:val="left"/>
+              <w:rPr>
+                <w:rFonts w:hint="default" w:ascii="Segoe UI" w:hAnsi="Segoe UI" w:eastAsia="Segoe UI" w:cs="Segoe UI"/>
+                <w:i w:val="0"/>
+                <w:iCs w:val="0"/>
+                <w:caps w:val="0"/>
+                <w:color w:val="0F1115"/>
+                <w:spacing w:val="0"/>
+                <w:sz w:val="18"/>
+                <w:szCs w:val="18"/>
+              </w:rPr>
+            </w:pPr>
+            <w:r>
+              <w:rPr>
+                <w:rStyle w:val="23"/>
+                <w:rFonts w:hint="default" w:ascii="Segoe UI" w:hAnsi="Segoe UI" w:eastAsia="Segoe UI" w:cs="Segoe UI"/>
+                <w:b/>
+                <w:bCs/>
+                <w:i w:val="0"/>
+                <w:iCs w:val="0"/>
+                <w:caps w:val="0"/>
+                <w:snapToGrid w:val="0"/>
+                <w:color w:val="000000"/>
+                <w:spacing w:val="0"/>
+                <w:kern w:val="0"/>
+                <w:sz w:val="18"/>
+                <w:szCs w:val="18"/>
+                <w:lang w:val="en-US" w:eastAsia="zh-CN" w:bidi="ar"/>
+              </w:rPr>
+              <w:t>设备采购</w:t>
+            </w:r>
+          </w:p>
+        </w:tc>
+        <w:tc>
+          <w:tcPr>
+            <w:tcW w:w="2077" w:type="dxa"/>
+            <w:tcBorders>
+              <w:top w:val="single" w:color="auto" w:sz="4" w:space="0"/>
+              <w:left w:val="single" w:color="auto" w:sz="4" w:space="0"/>
+              <w:bottom w:val="single" w:color="auto" w:sz="4" w:space="0"/>
+              <w:right w:val="single" w:color="auto" w:sz="4" w:space="0"/>
+            </w:tcBorders>
+            <w:shd w:val="clear" w:color="auto" w:fill="FFFFFF"/>
+            <w:tcMar>
+              <w:top w:w="120" w:type="dxa"/>
+              <w:left w:w="192" w:type="dxa"/>
+              <w:bottom w:w="120" w:type="dxa"/>
+              <w:right w:w="192" w:type="dxa"/>
+            </w:tcMar>
+            <w:vAlign w:val="center"/>
+          </w:tcPr>
+          <w:p>
+            <w:pPr>
+              <w:keepNext w:val="0"/>
+              <w:keepLines w:val="0"/>
+              <w:widowControl/>
+              <w:suppressLineNumbers w:val="0"/>
+              <w:snapToGrid w:val="0"/>
+              <w:spacing w:line="240" w:lineRule="auto"/>
+              <w:ind w:left="0" w:leftChars="0" w:right="0" w:rightChars="0" w:firstLine="0" w:firstLineChars="0"/>
+              <w:jc w:val="right"/>
+              <w:rPr>
+                <w:rFonts w:hint="default" w:ascii="Segoe UI" w:hAnsi="Segoe UI" w:eastAsia="Segoe UI" w:cs="Segoe UI"/>
+                <w:i w:val="0"/>
+                <w:iCs w:val="0"/>
+                <w:caps w:val="0"/>
+                <w:color w:val="0F1115"/>
+                <w:spacing w:val="0"/>
+                <w:sz w:val="18"/>
+                <w:szCs w:val="18"/>
+              </w:rPr>
+            </w:pPr>
+            <w:r>
+              <w:rPr>
+                <w:rStyle w:val="23"/>
+                <w:rFonts w:hint="default" w:ascii="Segoe UI" w:hAnsi="Segoe UI" w:eastAsia="Segoe UI" w:cs="Segoe UI"/>
+                <w:b/>
+                <w:bCs/>
+                <w:i w:val="0"/>
+                <w:iCs w:val="0"/>
+                <w:caps w:val="0"/>
+                <w:snapToGrid w:val="0"/>
+                <w:color w:val="000000"/>
+                <w:spacing w:val="0"/>
+                <w:kern w:val="0"/>
+                <w:sz w:val="18"/>
+                <w:szCs w:val="18"/>
+                <w:lang w:val="en-US" w:eastAsia="zh-CN" w:bidi="ar"/>
+              </w:rPr>
+              <w:t>8</w:t>
+            </w:r>
+          </w:p>
+        </w:tc>
+        <w:tc>
+          <w:tcPr>
+            <w:tcW w:w="5085" w:type="dxa"/>
+            <w:tcBorders>
+              <w:top w:val="single" w:color="auto" w:sz="4" w:space="0"/>
+              <w:left w:val="single" w:color="auto" w:sz="4" w:space="0"/>
+              <w:bottom w:val="single" w:color="auto" w:sz="4" w:space="0"/>
+              <w:right w:val="single" w:color="auto" w:sz="12" w:space="0"/>
+            </w:tcBorders>
+            <w:shd w:val="clear" w:color="auto" w:fill="FFFFFF"/>
+            <w:tcMar>
+              <w:top w:w="120" w:type="dxa"/>
+              <w:left w:w="192" w:type="dxa"/>
+              <w:bottom w:w="120" w:type="dxa"/>
+              <w:right w:w="0" w:type="dxa"/>
+            </w:tcMar>
+            <w:vAlign w:val="center"/>
+          </w:tcPr>
+          <w:p>
+            <w:pPr>
+              <w:keepNext w:val="0"/>
+              <w:keepLines w:val="0"/>
+              <w:widowControl/>
+              <w:suppressLineNumbers w:val="0"/>
+              <w:snapToGrid w:val="0"/>
+              <w:spacing w:line="240" w:lineRule="auto"/>
+              <w:ind w:left="0" w:leftChars="0" w:right="0" w:rightChars="0" w:firstLine="0" w:firstLineChars="0"/>
+              <w:jc w:val="left"/>
+              <w:rPr>
+                <w:rFonts w:hint="default" w:ascii="Segoe UI" w:hAnsi="Segoe UI" w:eastAsia="Segoe UI" w:cs="Segoe UI"/>
+                <w:i w:val="0"/>
+                <w:iCs w:val="0"/>
+                <w:caps w:val="0"/>
+                <w:color w:val="0F1115"/>
+                <w:spacing w:val="0"/>
+                <w:sz w:val="18"/>
+                <w:szCs w:val="18"/>
+              </w:rPr>
+            </w:pPr>
+            <w:r>
+              <w:rPr>
+                <w:rFonts w:hint="default" w:ascii="Segoe UI" w:hAnsi="Segoe UI" w:eastAsia="Segoe UI" w:cs="Segoe UI"/>
+                <w:i w:val="0"/>
+                <w:iCs w:val="0"/>
+                <w:caps w:val="0"/>
+                <w:snapToGrid w:val="0"/>
+                <w:color w:val="000000"/>
+                <w:spacing w:val="0"/>
+                <w:kern w:val="0"/>
+                <w:sz w:val="18"/>
+                <w:szCs w:val="18"/>
+                <w:lang w:val="en-US" w:eastAsia="zh-CN" w:bidi="ar"/>
+              </w:rPr>
+              <w:t>测试设备、开发设备采购</w:t>
             </w:r>
           </w:p>
         </w:tc>
@@ -16381,7 +19452,7 @@
                 <w:szCs w:val="18"/>
                 <w:lang w:val="en-US" w:eastAsia="zh-CN" w:bidi="ar"/>
               </w:rPr>
-              <w:t>设备采购</w:t>
+              <w:t>软件工具</w:t>
             </w:r>
           </w:p>
         </w:tc>
@@ -16441,7 +19512,7 @@
                 <w:szCs w:val="18"/>
                 <w:lang w:val="en-US" w:eastAsia="zh-CN" w:bidi="ar"/>
               </w:rPr>
-              <w:t>8</w:t>
+              <w:t>5</w:t>
             </w:r>
           </w:p>
         </w:tc>
@@ -16498,7 +19569,607 @@
                 <w:szCs w:val="18"/>
                 <w:lang w:val="en-US" w:eastAsia="zh-CN" w:bidi="ar"/>
               </w:rPr>
-              <w:t>测试设备、开发设备采购</w:t>
+              <w:t>开发工具、测试工具、设计软件授权</w:t>
+            </w:r>
+          </w:p>
+        </w:tc>
+      </w:tr>
+      <w:tr>
+        <w:tblPrEx>
+          <w:tblBorders>
+            <w:top w:val="none" w:color="auto" w:sz="0" w:space="0"/>
+            <w:left w:val="none" w:color="auto" w:sz="0" w:space="0"/>
+            <w:bottom w:val="none" w:color="auto" w:sz="0" w:space="0"/>
+            <w:right w:val="none" w:color="auto" w:sz="0" w:space="0"/>
+            <w:insideH w:val="none" w:color="auto" w:sz="0" w:space="0"/>
+            <w:insideV w:val="none" w:color="auto" w:sz="0" w:space="0"/>
+          </w:tblBorders>
+          <w:shd w:val="clear" w:color="auto" w:fill="FFFFFF"/>
+          <w:tblCellMar>
+            <w:top w:w="15" w:type="dxa"/>
+            <w:left w:w="15" w:type="dxa"/>
+            <w:bottom w:w="15" w:type="dxa"/>
+            <w:right w:w="15" w:type="dxa"/>
+          </w:tblCellMar>
+        </w:tblPrEx>
+        <w:trPr>
+          <w:trHeight w:val="0" w:hRule="atLeast"/>
+          <w:jc w:val="center"/>
+        </w:trPr>
+        <w:tc>
+          <w:tcPr>
+            <w:tcW w:w="1810" w:type="dxa"/>
+            <w:tcBorders>
+              <w:top w:val="single" w:color="auto" w:sz="4" w:space="0"/>
+              <w:left w:val="single" w:color="auto" w:sz="12" w:space="0"/>
+              <w:bottom w:val="single" w:color="auto" w:sz="4" w:space="0"/>
+              <w:right w:val="single" w:color="auto" w:sz="4" w:space="0"/>
+            </w:tcBorders>
+            <w:shd w:val="clear" w:color="auto" w:fill="FFFFFF"/>
+            <w:tcMar>
+              <w:top w:w="120" w:type="dxa"/>
+              <w:left w:w="0" w:type="dxa"/>
+              <w:bottom w:w="120" w:type="dxa"/>
+              <w:right w:w="192" w:type="dxa"/>
+            </w:tcMar>
+            <w:vAlign w:val="center"/>
+          </w:tcPr>
+          <w:p>
+            <w:pPr>
+              <w:keepNext w:val="0"/>
+              <w:keepLines w:val="0"/>
+              <w:widowControl/>
+              <w:suppressLineNumbers w:val="0"/>
+              <w:snapToGrid w:val="0"/>
+              <w:spacing w:line="240" w:lineRule="auto"/>
+              <w:ind w:left="0" w:leftChars="0" w:right="0" w:rightChars="0" w:firstLine="0" w:firstLineChars="0"/>
+              <w:jc w:val="left"/>
+              <w:rPr>
+                <w:rFonts w:hint="default" w:ascii="Segoe UI" w:hAnsi="Segoe UI" w:eastAsia="Segoe UI" w:cs="Segoe UI"/>
+                <w:i w:val="0"/>
+                <w:iCs w:val="0"/>
+                <w:caps w:val="0"/>
+                <w:color w:val="0F1115"/>
+                <w:spacing w:val="0"/>
+                <w:sz w:val="18"/>
+                <w:szCs w:val="18"/>
+              </w:rPr>
+            </w:pPr>
+            <w:r>
+              <w:rPr>
+                <w:rStyle w:val="23"/>
+                <w:rFonts w:hint="default" w:ascii="Segoe UI" w:hAnsi="Segoe UI" w:eastAsia="Segoe UI" w:cs="Segoe UI"/>
+                <w:b/>
+                <w:bCs/>
+                <w:i w:val="0"/>
+                <w:iCs w:val="0"/>
+                <w:caps w:val="0"/>
+                <w:snapToGrid w:val="0"/>
+                <w:color w:val="000000"/>
+                <w:spacing w:val="0"/>
+                <w:kern w:val="0"/>
+                <w:sz w:val="18"/>
+                <w:szCs w:val="18"/>
+                <w:lang w:val="en-US" w:eastAsia="zh-CN" w:bidi="ar"/>
+              </w:rPr>
+              <w:t>云服务费用</w:t>
+            </w:r>
+          </w:p>
+        </w:tc>
+        <w:tc>
+          <w:tcPr>
+            <w:tcW w:w="2077" w:type="dxa"/>
+            <w:tcBorders>
+              <w:top w:val="single" w:color="auto" w:sz="4" w:space="0"/>
+              <w:left w:val="single" w:color="auto" w:sz="4" w:space="0"/>
+              <w:bottom w:val="single" w:color="auto" w:sz="4" w:space="0"/>
+              <w:right w:val="single" w:color="auto" w:sz="4" w:space="0"/>
+            </w:tcBorders>
+            <w:shd w:val="clear" w:color="auto" w:fill="FFFFFF"/>
+            <w:tcMar>
+              <w:top w:w="120" w:type="dxa"/>
+              <w:left w:w="192" w:type="dxa"/>
+              <w:bottom w:w="120" w:type="dxa"/>
+              <w:right w:w="192" w:type="dxa"/>
+            </w:tcMar>
+            <w:vAlign w:val="center"/>
+          </w:tcPr>
+          <w:p>
+            <w:pPr>
+              <w:keepNext w:val="0"/>
+              <w:keepLines w:val="0"/>
+              <w:widowControl/>
+              <w:suppressLineNumbers w:val="0"/>
+              <w:snapToGrid w:val="0"/>
+              <w:spacing w:line="240" w:lineRule="auto"/>
+              <w:ind w:left="0" w:leftChars="0" w:right="0" w:rightChars="0" w:firstLine="0" w:firstLineChars="0"/>
+              <w:jc w:val="right"/>
+              <w:rPr>
+                <w:rFonts w:hint="default" w:ascii="Segoe UI" w:hAnsi="Segoe UI" w:eastAsia="Segoe UI" w:cs="Segoe UI"/>
+                <w:i w:val="0"/>
+                <w:iCs w:val="0"/>
+                <w:caps w:val="0"/>
+                <w:color w:val="0F1115"/>
+                <w:spacing w:val="0"/>
+                <w:sz w:val="18"/>
+                <w:szCs w:val="18"/>
+              </w:rPr>
+            </w:pPr>
+            <w:r>
+              <w:rPr>
+                <w:rStyle w:val="23"/>
+                <w:rFonts w:hint="default" w:ascii="Segoe UI" w:hAnsi="Segoe UI" w:eastAsia="Segoe UI" w:cs="Segoe UI"/>
+                <w:b/>
+                <w:bCs/>
+                <w:i w:val="0"/>
+                <w:iCs w:val="0"/>
+                <w:caps w:val="0"/>
+                <w:snapToGrid w:val="0"/>
+                <w:color w:val="000000"/>
+                <w:spacing w:val="0"/>
+                <w:kern w:val="0"/>
+                <w:sz w:val="18"/>
+                <w:szCs w:val="18"/>
+                <w:lang w:val="en-US" w:eastAsia="zh-CN" w:bidi="ar"/>
+              </w:rPr>
+              <w:t>4</w:t>
+            </w:r>
+          </w:p>
+        </w:tc>
+        <w:tc>
+          <w:tcPr>
+            <w:tcW w:w="5085" w:type="dxa"/>
+            <w:tcBorders>
+              <w:top w:val="single" w:color="auto" w:sz="4" w:space="0"/>
+              <w:left w:val="single" w:color="auto" w:sz="4" w:space="0"/>
+              <w:bottom w:val="single" w:color="auto" w:sz="4" w:space="0"/>
+              <w:right w:val="single" w:color="auto" w:sz="12" w:space="0"/>
+            </w:tcBorders>
+            <w:shd w:val="clear" w:color="auto" w:fill="FFFFFF"/>
+            <w:tcMar>
+              <w:top w:w="120" w:type="dxa"/>
+              <w:left w:w="192" w:type="dxa"/>
+              <w:bottom w:w="120" w:type="dxa"/>
+              <w:right w:w="0" w:type="dxa"/>
+            </w:tcMar>
+            <w:vAlign w:val="center"/>
+          </w:tcPr>
+          <w:p>
+            <w:pPr>
+              <w:keepNext w:val="0"/>
+              <w:keepLines w:val="0"/>
+              <w:widowControl/>
+              <w:suppressLineNumbers w:val="0"/>
+              <w:snapToGrid w:val="0"/>
+              <w:spacing w:line="240" w:lineRule="auto"/>
+              <w:ind w:left="0" w:leftChars="0" w:right="0" w:rightChars="0" w:firstLine="0" w:firstLineChars="0"/>
+              <w:jc w:val="left"/>
+              <w:rPr>
+                <w:rFonts w:hint="default" w:ascii="Segoe UI" w:hAnsi="Segoe UI" w:eastAsia="Segoe UI" w:cs="Segoe UI"/>
+                <w:i w:val="0"/>
+                <w:iCs w:val="0"/>
+                <w:caps w:val="0"/>
+                <w:color w:val="0F1115"/>
+                <w:spacing w:val="0"/>
+                <w:sz w:val="18"/>
+                <w:szCs w:val="18"/>
+              </w:rPr>
+            </w:pPr>
+            <w:r>
+              <w:rPr>
+                <w:rFonts w:hint="default" w:ascii="Segoe UI" w:hAnsi="Segoe UI" w:eastAsia="Segoe UI" w:cs="Segoe UI"/>
+                <w:i w:val="0"/>
+                <w:iCs w:val="0"/>
+                <w:caps w:val="0"/>
+                <w:snapToGrid w:val="0"/>
+                <w:color w:val="000000"/>
+                <w:spacing w:val="0"/>
+                <w:kern w:val="0"/>
+                <w:sz w:val="18"/>
+                <w:szCs w:val="18"/>
+                <w:lang w:val="en-US" w:eastAsia="zh-CN" w:bidi="ar"/>
+              </w:rPr>
+              <w:t>推送服务、存储服务、测试环境</w:t>
+            </w:r>
+          </w:p>
+        </w:tc>
+      </w:tr>
+      <w:tr>
+        <w:tblPrEx>
+          <w:tblBorders>
+            <w:top w:val="none" w:color="auto" w:sz="0" w:space="0"/>
+            <w:left w:val="none" w:color="auto" w:sz="0" w:space="0"/>
+            <w:bottom w:val="none" w:color="auto" w:sz="0" w:space="0"/>
+            <w:right w:val="none" w:color="auto" w:sz="0" w:space="0"/>
+            <w:insideH w:val="none" w:color="auto" w:sz="0" w:space="0"/>
+            <w:insideV w:val="none" w:color="auto" w:sz="0" w:space="0"/>
+          </w:tblBorders>
+          <w:shd w:val="clear" w:color="auto" w:fill="FFFFFF"/>
+          <w:tblCellMar>
+            <w:top w:w="15" w:type="dxa"/>
+            <w:left w:w="15" w:type="dxa"/>
+            <w:bottom w:w="15" w:type="dxa"/>
+            <w:right w:w="15" w:type="dxa"/>
+          </w:tblCellMar>
+        </w:tblPrEx>
+        <w:trPr>
+          <w:trHeight w:val="0" w:hRule="atLeast"/>
+          <w:jc w:val="center"/>
+        </w:trPr>
+        <w:tc>
+          <w:tcPr>
+            <w:tcW w:w="1810" w:type="dxa"/>
+            <w:tcBorders>
+              <w:top w:val="single" w:color="auto" w:sz="4" w:space="0"/>
+              <w:left w:val="single" w:color="auto" w:sz="12" w:space="0"/>
+              <w:bottom w:val="single" w:color="auto" w:sz="4" w:space="0"/>
+              <w:right w:val="single" w:color="auto" w:sz="4" w:space="0"/>
+            </w:tcBorders>
+            <w:shd w:val="clear" w:color="auto" w:fill="FFFFFF"/>
+            <w:tcMar>
+              <w:top w:w="120" w:type="dxa"/>
+              <w:left w:w="0" w:type="dxa"/>
+              <w:bottom w:w="120" w:type="dxa"/>
+              <w:right w:w="192" w:type="dxa"/>
+            </w:tcMar>
+            <w:vAlign w:val="center"/>
+          </w:tcPr>
+          <w:p>
+            <w:pPr>
+              <w:keepNext w:val="0"/>
+              <w:keepLines w:val="0"/>
+              <w:widowControl/>
+              <w:suppressLineNumbers w:val="0"/>
+              <w:snapToGrid w:val="0"/>
+              <w:spacing w:line="240" w:lineRule="auto"/>
+              <w:ind w:left="0" w:leftChars="0" w:right="0" w:rightChars="0" w:firstLine="0" w:firstLineChars="0"/>
+              <w:jc w:val="left"/>
+              <w:rPr>
+                <w:rFonts w:hint="default" w:ascii="Segoe UI" w:hAnsi="Segoe UI" w:eastAsia="Segoe UI" w:cs="Segoe UI"/>
+                <w:i w:val="0"/>
+                <w:iCs w:val="0"/>
+                <w:caps w:val="0"/>
+                <w:color w:val="0F1115"/>
+                <w:spacing w:val="0"/>
+                <w:sz w:val="18"/>
+                <w:szCs w:val="18"/>
+              </w:rPr>
+            </w:pPr>
+            <w:r>
+              <w:rPr>
+                <w:rStyle w:val="23"/>
+                <w:rFonts w:hint="default" w:ascii="Segoe UI" w:hAnsi="Segoe UI" w:eastAsia="Segoe UI" w:cs="Segoe UI"/>
+                <w:b/>
+                <w:bCs/>
+                <w:i w:val="0"/>
+                <w:iCs w:val="0"/>
+                <w:caps w:val="0"/>
+                <w:snapToGrid w:val="0"/>
+                <w:color w:val="000000"/>
+                <w:spacing w:val="0"/>
+                <w:kern w:val="0"/>
+                <w:sz w:val="18"/>
+                <w:szCs w:val="18"/>
+                <w:lang w:val="en-US" w:eastAsia="zh-CN" w:bidi="ar"/>
+              </w:rPr>
+              <w:t>应用商店费用</w:t>
+            </w:r>
+          </w:p>
+        </w:tc>
+        <w:tc>
+          <w:tcPr>
+            <w:tcW w:w="2077" w:type="dxa"/>
+            <w:tcBorders>
+              <w:top w:val="single" w:color="auto" w:sz="4" w:space="0"/>
+              <w:left w:val="single" w:color="auto" w:sz="4" w:space="0"/>
+              <w:bottom w:val="single" w:color="auto" w:sz="4" w:space="0"/>
+              <w:right w:val="single" w:color="auto" w:sz="4" w:space="0"/>
+            </w:tcBorders>
+            <w:shd w:val="clear" w:color="auto" w:fill="FFFFFF"/>
+            <w:tcMar>
+              <w:top w:w="120" w:type="dxa"/>
+              <w:left w:w="192" w:type="dxa"/>
+              <w:bottom w:w="120" w:type="dxa"/>
+              <w:right w:w="192" w:type="dxa"/>
+            </w:tcMar>
+            <w:vAlign w:val="center"/>
+          </w:tcPr>
+          <w:p>
+            <w:pPr>
+              <w:keepNext w:val="0"/>
+              <w:keepLines w:val="0"/>
+              <w:widowControl/>
+              <w:suppressLineNumbers w:val="0"/>
+              <w:snapToGrid w:val="0"/>
+              <w:spacing w:line="240" w:lineRule="auto"/>
+              <w:ind w:left="0" w:leftChars="0" w:right="0" w:rightChars="0" w:firstLine="0" w:firstLineChars="0"/>
+              <w:jc w:val="right"/>
+              <w:rPr>
+                <w:rFonts w:hint="default" w:ascii="Segoe UI" w:hAnsi="Segoe UI" w:eastAsia="Segoe UI" w:cs="Segoe UI"/>
+                <w:i w:val="0"/>
+                <w:iCs w:val="0"/>
+                <w:caps w:val="0"/>
+                <w:color w:val="0F1115"/>
+                <w:spacing w:val="0"/>
+                <w:sz w:val="18"/>
+                <w:szCs w:val="18"/>
+              </w:rPr>
+            </w:pPr>
+            <w:r>
+              <w:rPr>
+                <w:rStyle w:val="23"/>
+                <w:rFonts w:hint="default" w:ascii="Segoe UI" w:hAnsi="Segoe UI" w:eastAsia="Segoe UI" w:cs="Segoe UI"/>
+                <w:b/>
+                <w:bCs/>
+                <w:i w:val="0"/>
+                <w:iCs w:val="0"/>
+                <w:caps w:val="0"/>
+                <w:snapToGrid w:val="0"/>
+                <w:color w:val="000000"/>
+                <w:spacing w:val="0"/>
+                <w:kern w:val="0"/>
+                <w:sz w:val="18"/>
+                <w:szCs w:val="18"/>
+                <w:lang w:val="en-US" w:eastAsia="zh-CN" w:bidi="ar"/>
+              </w:rPr>
+              <w:t>2</w:t>
+            </w:r>
+          </w:p>
+        </w:tc>
+        <w:tc>
+          <w:tcPr>
+            <w:tcW w:w="5085" w:type="dxa"/>
+            <w:tcBorders>
+              <w:top w:val="single" w:color="auto" w:sz="4" w:space="0"/>
+              <w:left w:val="single" w:color="auto" w:sz="4" w:space="0"/>
+              <w:bottom w:val="single" w:color="auto" w:sz="4" w:space="0"/>
+              <w:right w:val="single" w:color="auto" w:sz="12" w:space="0"/>
+            </w:tcBorders>
+            <w:shd w:val="clear" w:color="auto" w:fill="FFFFFF"/>
+            <w:tcMar>
+              <w:top w:w="120" w:type="dxa"/>
+              <w:left w:w="192" w:type="dxa"/>
+              <w:bottom w:w="120" w:type="dxa"/>
+              <w:right w:w="0" w:type="dxa"/>
+            </w:tcMar>
+            <w:vAlign w:val="center"/>
+          </w:tcPr>
+          <w:p>
+            <w:pPr>
+              <w:keepNext w:val="0"/>
+              <w:keepLines w:val="0"/>
+              <w:widowControl/>
+              <w:suppressLineNumbers w:val="0"/>
+              <w:snapToGrid w:val="0"/>
+              <w:spacing w:line="240" w:lineRule="auto"/>
+              <w:ind w:left="0" w:leftChars="0" w:right="0" w:rightChars="0" w:firstLine="0" w:firstLineChars="0"/>
+              <w:jc w:val="left"/>
+              <w:rPr>
+                <w:rFonts w:hint="default" w:ascii="Segoe UI" w:hAnsi="Segoe UI" w:eastAsia="Segoe UI" w:cs="Segoe UI"/>
+                <w:i w:val="0"/>
+                <w:iCs w:val="0"/>
+                <w:caps w:val="0"/>
+                <w:color w:val="0F1115"/>
+                <w:spacing w:val="0"/>
+                <w:sz w:val="18"/>
+                <w:szCs w:val="18"/>
+              </w:rPr>
+            </w:pPr>
+            <w:r>
+              <w:rPr>
+                <w:rFonts w:hint="default" w:ascii="Segoe UI" w:hAnsi="Segoe UI" w:eastAsia="Segoe UI" w:cs="Segoe UI"/>
+                <w:i w:val="0"/>
+                <w:iCs w:val="0"/>
+                <w:caps w:val="0"/>
+                <w:snapToGrid w:val="0"/>
+                <w:color w:val="000000"/>
+                <w:spacing w:val="0"/>
+                <w:kern w:val="0"/>
+                <w:sz w:val="18"/>
+                <w:szCs w:val="18"/>
+                <w:lang w:val="en-US" w:eastAsia="zh-CN" w:bidi="ar"/>
+              </w:rPr>
+              <w:t>Apple Developer年费、Google Play注册费</w:t>
+            </w:r>
+          </w:p>
+        </w:tc>
+      </w:tr>
+      <w:tr>
+        <w:tblPrEx>
+          <w:tblBorders>
+            <w:top w:val="none" w:color="auto" w:sz="0" w:space="0"/>
+            <w:left w:val="none" w:color="auto" w:sz="0" w:space="0"/>
+            <w:bottom w:val="none" w:color="auto" w:sz="0" w:space="0"/>
+            <w:right w:val="none" w:color="auto" w:sz="0" w:space="0"/>
+            <w:insideH w:val="none" w:color="auto" w:sz="0" w:space="0"/>
+            <w:insideV w:val="none" w:color="auto" w:sz="0" w:space="0"/>
+          </w:tblBorders>
+          <w:shd w:val="clear" w:color="auto" w:fill="FFFFFF"/>
+          <w:tblCellMar>
+            <w:top w:w="15" w:type="dxa"/>
+            <w:left w:w="15" w:type="dxa"/>
+            <w:bottom w:w="15" w:type="dxa"/>
+            <w:right w:w="15" w:type="dxa"/>
+          </w:tblCellMar>
+        </w:tblPrEx>
+        <w:trPr>
+          <w:trHeight w:val="0" w:hRule="atLeast"/>
+          <w:jc w:val="center"/>
+        </w:trPr>
+        <w:tc>
+          <w:tcPr>
+            <w:tcW w:w="1810" w:type="dxa"/>
+            <w:tcBorders>
+              <w:top w:val="single" w:color="auto" w:sz="4" w:space="0"/>
+              <w:left w:val="single" w:color="auto" w:sz="12" w:space="0"/>
+              <w:bottom w:val="single" w:color="auto" w:sz="4" w:space="0"/>
+              <w:right w:val="single" w:color="auto" w:sz="4" w:space="0"/>
+            </w:tcBorders>
+            <w:shd w:val="clear" w:color="auto" w:fill="FFFFFF"/>
+            <w:tcMar>
+              <w:top w:w="120" w:type="dxa"/>
+              <w:left w:w="0" w:type="dxa"/>
+              <w:bottom w:w="120" w:type="dxa"/>
+              <w:right w:w="192" w:type="dxa"/>
+            </w:tcMar>
+            <w:vAlign w:val="center"/>
+          </w:tcPr>
+          <w:p>
+            <w:pPr>
+              <w:keepNext w:val="0"/>
+              <w:keepLines w:val="0"/>
+              <w:widowControl/>
+              <w:suppressLineNumbers w:val="0"/>
+              <w:snapToGrid w:val="0"/>
+              <w:spacing w:line="240" w:lineRule="auto"/>
+              <w:ind w:left="0" w:leftChars="0" w:right="0" w:rightChars="0" w:firstLine="0" w:firstLineChars="0"/>
+              <w:jc w:val="left"/>
+              <w:rPr>
+                <w:rFonts w:hint="default" w:ascii="Segoe UI" w:hAnsi="Segoe UI" w:eastAsia="Segoe UI" w:cs="Segoe UI"/>
+                <w:i w:val="0"/>
+                <w:iCs w:val="0"/>
+                <w:caps w:val="0"/>
+                <w:color w:val="0F1115"/>
+                <w:spacing w:val="0"/>
+                <w:sz w:val="18"/>
+                <w:szCs w:val="18"/>
+              </w:rPr>
+            </w:pPr>
+            <w:r>
+              <w:rPr>
+                <w:rStyle w:val="23"/>
+                <w:rFonts w:hint="default" w:ascii="Segoe UI" w:hAnsi="Segoe UI" w:eastAsia="Segoe UI" w:cs="Segoe UI"/>
+                <w:b/>
+                <w:bCs/>
+                <w:i w:val="0"/>
+                <w:iCs w:val="0"/>
+                <w:caps w:val="0"/>
+                <w:snapToGrid w:val="0"/>
+                <w:color w:val="000000"/>
+                <w:spacing w:val="0"/>
+                <w:kern w:val="0"/>
+                <w:sz w:val="18"/>
+                <w:szCs w:val="18"/>
+                <w:lang w:val="en-US" w:eastAsia="zh-CN" w:bidi="ar"/>
+              </w:rPr>
+              <w:t>培训与推广</w:t>
+            </w:r>
+          </w:p>
+        </w:tc>
+        <w:tc>
+          <w:tcPr>
+            <w:tcW w:w="2077" w:type="dxa"/>
+            <w:tcBorders>
+              <w:top w:val="single" w:color="auto" w:sz="4" w:space="0"/>
+              <w:left w:val="single" w:color="auto" w:sz="4" w:space="0"/>
+              <w:bottom w:val="single" w:color="auto" w:sz="4" w:space="0"/>
+              <w:right w:val="single" w:color="auto" w:sz="4" w:space="0"/>
+            </w:tcBorders>
+            <w:shd w:val="clear" w:color="auto" w:fill="FFFFFF"/>
+            <w:tcMar>
+              <w:top w:w="120" w:type="dxa"/>
+              <w:left w:w="192" w:type="dxa"/>
+              <w:bottom w:w="120" w:type="dxa"/>
+              <w:right w:w="192" w:type="dxa"/>
+            </w:tcMar>
+            <w:vAlign w:val="center"/>
+          </w:tcPr>
+          <w:p>
+            <w:pPr>
+              <w:keepNext w:val="0"/>
+              <w:keepLines w:val="0"/>
+              <w:widowControl/>
+              <w:suppressLineNumbers w:val="0"/>
+              <w:snapToGrid w:val="0"/>
+              <w:spacing w:line="240" w:lineRule="auto"/>
+              <w:ind w:left="0" w:leftChars="0" w:right="0" w:rightChars="0" w:firstLine="0" w:firstLineChars="0"/>
+              <w:jc w:val="right"/>
+              <w:rPr>
+                <w:rFonts w:hint="default" w:ascii="Segoe UI" w:hAnsi="Segoe UI" w:eastAsia="Segoe UI" w:cs="Segoe UI"/>
+                <w:i w:val="0"/>
+                <w:iCs w:val="0"/>
+                <w:caps w:val="0"/>
+                <w:color w:val="0F1115"/>
+                <w:spacing w:val="0"/>
+                <w:sz w:val="18"/>
+                <w:szCs w:val="18"/>
+              </w:rPr>
+            </w:pPr>
+            <w:r>
+              <w:rPr>
+                <w:rStyle w:val="23"/>
+                <w:rFonts w:hint="default" w:ascii="Segoe UI" w:hAnsi="Segoe UI" w:eastAsia="Segoe UI" w:cs="Segoe UI"/>
+                <w:b/>
+                <w:bCs/>
+                <w:i w:val="0"/>
+                <w:iCs w:val="0"/>
+                <w:caps w:val="0"/>
+                <w:snapToGrid w:val="0"/>
+                <w:color w:val="000000"/>
+                <w:spacing w:val="0"/>
+                <w:kern w:val="0"/>
+                <w:sz w:val="18"/>
+                <w:szCs w:val="18"/>
+                <w:lang w:val="en-US" w:eastAsia="zh-CN" w:bidi="ar"/>
+              </w:rPr>
+              <w:t>4</w:t>
+            </w:r>
+          </w:p>
+        </w:tc>
+        <w:tc>
+          <w:tcPr>
+            <w:tcW w:w="5085" w:type="dxa"/>
+            <w:tcBorders>
+              <w:top w:val="single" w:color="auto" w:sz="4" w:space="0"/>
+              <w:left w:val="single" w:color="auto" w:sz="4" w:space="0"/>
+              <w:bottom w:val="single" w:color="auto" w:sz="4" w:space="0"/>
+              <w:right w:val="single" w:color="auto" w:sz="12" w:space="0"/>
+            </w:tcBorders>
+            <w:shd w:val="clear" w:color="auto" w:fill="FFFFFF"/>
+            <w:tcMar>
+              <w:top w:w="120" w:type="dxa"/>
+              <w:left w:w="192" w:type="dxa"/>
+              <w:bottom w:w="120" w:type="dxa"/>
+              <w:right w:w="0" w:type="dxa"/>
+            </w:tcMar>
+            <w:vAlign w:val="center"/>
+          </w:tcPr>
+          <w:p>
+            <w:pPr>
+              <w:keepNext w:val="0"/>
+              <w:keepLines w:val="0"/>
+              <w:widowControl/>
+              <w:suppressLineNumbers w:val="0"/>
+              <w:snapToGrid w:val="0"/>
+              <w:spacing w:line="240" w:lineRule="auto"/>
+              <w:ind w:left="0" w:leftChars="0" w:right="0" w:rightChars="0" w:firstLine="0" w:firstLineChars="0"/>
+              <w:jc w:val="left"/>
+              <w:rPr>
+                <w:rFonts w:hint="default" w:ascii="Segoe UI" w:hAnsi="Segoe UI" w:eastAsia="Segoe UI" w:cs="Segoe UI"/>
+                <w:i w:val="0"/>
+                <w:iCs w:val="0"/>
+                <w:caps w:val="0"/>
+                <w:color w:val="0F1115"/>
+                <w:spacing w:val="0"/>
+                <w:sz w:val="18"/>
+                <w:szCs w:val="18"/>
+              </w:rPr>
+            </w:pPr>
+            <w:r>
+              <w:rPr>
+                <w:rFonts w:hint="default" w:ascii="Segoe UI" w:hAnsi="Segoe UI" w:eastAsia="Segoe UI" w:cs="Segoe UI"/>
+                <w:i w:val="0"/>
+                <w:iCs w:val="0"/>
+                <w:caps w:val="0"/>
+                <w:snapToGrid w:val="0"/>
+                <w:color w:val="000000"/>
+                <w:spacing w:val="0"/>
+                <w:kern w:val="0"/>
+                <w:sz w:val="18"/>
+                <w:szCs w:val="18"/>
+                <w:lang w:val="en-US" w:eastAsia="zh-CN" w:bidi="ar"/>
+              </w:rPr>
+              <w:t>内部培训、推广材料制作</w:t>
             </w:r>
           </w:p>
         </w:tc>
@@ -16580,7 +20251,7 @@
                 <w:szCs w:val="18"/>
                 <w:lang w:val="en-US" w:eastAsia="zh-CN" w:bidi="ar"/>
               </w:rPr>
-              <w:t>软件工具</w:t>
+              <w:t>应急储备</w:t>
             </w:r>
           </w:p>
         </w:tc>
@@ -16640,7 +20311,7 @@
                 <w:szCs w:val="18"/>
                 <w:lang w:val="en-US" w:eastAsia="zh-CN" w:bidi="ar"/>
               </w:rPr>
-              <w:t>5</w:t>
+              <w:t>7</w:t>
             </w:r>
           </w:p>
         </w:tc>
@@ -16697,7 +20368,7 @@
                 <w:szCs w:val="18"/>
                 <w:lang w:val="en-US" w:eastAsia="zh-CN" w:bidi="ar"/>
               </w:rPr>
-              <w:t>开发工具、测试工具、设计软件授权</w:t>
+              <w:t>项目风险应急资金</w:t>
             </w:r>
           </w:p>
         </w:tc>
@@ -16712,6 +20383,7 @@
             <w:insideH w:val="none" w:color="auto" w:sz="0" w:space="0"/>
             <w:insideV w:val="none" w:color="auto" w:sz="0" w:space="0"/>
           </w:tblBorders>
+          <w:shd w:val="clear" w:color="auto" w:fill="FFFFFF"/>
           <w:tblCellMar>
             <w:top w:w="15" w:type="dxa"/>
             <w:left w:w="15" w:type="dxa"/>
@@ -16752,18 +20424,6 @@
               <w:ind w:left="0" w:leftChars="0" w:right="0" w:rightChars="0" w:firstLine="0" w:firstLineChars="0"/>
               <w:jc w:val="left"/>
               <w:rPr>
-                <w:rFonts w:hint="default" w:ascii="Segoe UI" w:hAnsi="Segoe UI" w:eastAsia="Segoe UI" w:cs="Segoe UI"/>
-                <w:i w:val="0"/>
-                <w:iCs w:val="0"/>
-                <w:caps w:val="0"/>
-                <w:color w:val="0F1115"/>
-                <w:spacing w:val="0"/>
-                <w:sz w:val="18"/>
-                <w:szCs w:val="18"/>
-              </w:rPr>
-            </w:pPr>
-            <w:r>
-              <w:rPr>
                 <w:rStyle w:val="23"/>
                 <w:rFonts w:hint="default" w:ascii="Segoe UI" w:hAnsi="Segoe UI" w:eastAsia="Segoe UI" w:cs="Segoe UI"/>
                 <w:b/>
@@ -16779,7 +20439,25 @@
                 <w:szCs w:val="18"/>
                 <w:lang w:val="en-US" w:eastAsia="zh-CN" w:bidi="ar"/>
               </w:rPr>
-              <w:t>云服务费用</w:t>
+            </w:pPr>
+            <w:r>
+              <w:rPr>
+                <w:rStyle w:val="23"/>
+                <w:rFonts w:hint="eastAsia" w:ascii="Segoe UI" w:hAnsi="Segoe UI" w:eastAsia="Segoe UI" w:cs="Segoe UI"/>
+                <w:b/>
+                <w:bCs/>
+                <w:i w:val="0"/>
+                <w:iCs w:val="0"/>
+                <w:caps w:val="0"/>
+                <w:snapToGrid w:val="0"/>
+                <w:color w:val="000000"/>
+                <w:spacing w:val="0"/>
+                <w:kern w:val="0"/>
+                <w:sz w:val="18"/>
+                <w:szCs w:val="18"/>
+                <w:lang w:val="en-US" w:eastAsia="zh-CN" w:bidi="ar"/>
+              </w:rPr>
+              <w:t>手册研发</w:t>
             </w:r>
           </w:p>
         </w:tc>
@@ -16812,18 +20490,6 @@
               <w:ind w:left="0" w:leftChars="0" w:right="0" w:rightChars="0" w:firstLine="0" w:firstLineChars="0"/>
               <w:jc w:val="right"/>
               <w:rPr>
-                <w:rFonts w:hint="default" w:ascii="Segoe UI" w:hAnsi="Segoe UI" w:eastAsia="Segoe UI" w:cs="Segoe UI"/>
-                <w:i w:val="0"/>
-                <w:iCs w:val="0"/>
-                <w:caps w:val="0"/>
-                <w:color w:val="0F1115"/>
-                <w:spacing w:val="0"/>
-                <w:sz w:val="18"/>
-                <w:szCs w:val="18"/>
-              </w:rPr>
-            </w:pPr>
-            <w:r>
-              <w:rPr>
                 <w:rStyle w:val="23"/>
                 <w:rFonts w:hint="default" w:ascii="Segoe UI" w:hAnsi="Segoe UI" w:eastAsia="Segoe UI" w:cs="Segoe UI"/>
                 <w:b/>
@@ -16839,7 +20505,25 @@
                 <w:szCs w:val="18"/>
                 <w:lang w:val="en-US" w:eastAsia="zh-CN" w:bidi="ar"/>
               </w:rPr>
-              <w:t>4</w:t>
+            </w:pPr>
+            <w:r>
+              <w:rPr>
+                <w:rStyle w:val="23"/>
+                <w:rFonts w:hint="eastAsia" w:ascii="Segoe UI" w:hAnsi="Segoe UI" w:eastAsia="Segoe UI" w:cs="Segoe UI"/>
+                <w:b/>
+                <w:bCs/>
+                <w:i w:val="0"/>
+                <w:iCs w:val="0"/>
+                <w:caps w:val="0"/>
+                <w:snapToGrid w:val="0"/>
+                <w:color w:val="000000"/>
+                <w:spacing w:val="0"/>
+                <w:kern w:val="0"/>
+                <w:sz w:val="18"/>
+                <w:szCs w:val="18"/>
+                <w:lang w:val="en-US" w:eastAsia="zh-CN" w:bidi="ar"/>
+              </w:rPr>
+              <w:t>10</w:t>
             </w:r>
           </w:p>
         </w:tc>
@@ -16876,27 +20560,30 @@
                 <w:i w:val="0"/>
                 <w:iCs w:val="0"/>
                 <w:caps w:val="0"/>
-                <w:color w:val="0F1115"/>
-                <w:spacing w:val="0"/>
-                <w:sz w:val="18"/>
-                <w:szCs w:val="18"/>
+                <w:snapToGrid w:val="0"/>
+                <w:color w:val="000000"/>
+                <w:spacing w:val="0"/>
+                <w:kern w:val="0"/>
+                <w:sz w:val="18"/>
+                <w:szCs w:val="18"/>
+                <w:lang w:val="en-US" w:eastAsia="zh-CN" w:bidi="ar"/>
               </w:rPr>
             </w:pPr>
             <w:r>
               <w:rPr>
-                <w:rFonts w:hint="default" w:ascii="Segoe UI" w:hAnsi="Segoe UI" w:eastAsia="Segoe UI" w:cs="Segoe UI"/>
-                <w:i w:val="0"/>
-                <w:iCs w:val="0"/>
-                <w:caps w:val="0"/>
-                <w:snapToGrid w:val="0"/>
-                <w:color w:val="000000"/>
-                <w:spacing w:val="0"/>
-                <w:kern w:val="0"/>
-                <w:sz w:val="18"/>
-                <w:szCs w:val="18"/>
-                <w:lang w:val="en-US" w:eastAsia="zh-CN" w:bidi="ar"/>
-              </w:rPr>
-              <w:t>推送服务、存储服务、测试环境</w:t>
+                <w:rFonts w:hint="eastAsia" w:ascii="Segoe UI" w:hAnsi="Segoe UI" w:eastAsia="Segoe UI" w:cs="Segoe UI"/>
+                <w:i w:val="0"/>
+                <w:iCs w:val="0"/>
+                <w:caps w:val="0"/>
+                <w:snapToGrid w:val="0"/>
+                <w:color w:val="000000"/>
+                <w:spacing w:val="0"/>
+                <w:kern w:val="0"/>
+                <w:sz w:val="18"/>
+                <w:szCs w:val="18"/>
+                <w:lang w:val="en-US" w:eastAsia="zh-CN" w:bidi="ar"/>
+              </w:rPr>
+              <w:t>用于日常项目运维指导</w:t>
             </w:r>
           </w:p>
         </w:tc>
@@ -16911,817 +20598,7 @@
             <w:insideH w:val="none" w:color="auto" w:sz="0" w:space="0"/>
             <w:insideV w:val="none" w:color="auto" w:sz="0" w:space="0"/>
           </w:tblBorders>
-          <w:tblCellMar>
-            <w:top w:w="15" w:type="dxa"/>
-            <w:left w:w="15" w:type="dxa"/>
-            <w:bottom w:w="15" w:type="dxa"/>
-            <w:right w:w="15" w:type="dxa"/>
-          </w:tblCellMar>
-        </w:tblPrEx>
-        <w:trPr>
-          <w:trHeight w:val="0" w:hRule="atLeast"/>
-          <w:jc w:val="center"/>
-        </w:trPr>
-        <w:tc>
-          <w:tcPr>
-            <w:tcW w:w="1810" w:type="dxa"/>
-            <w:tcBorders>
-              <w:top w:val="single" w:color="auto" w:sz="4" w:space="0"/>
-              <w:left w:val="single" w:color="auto" w:sz="12" w:space="0"/>
-              <w:bottom w:val="single" w:color="auto" w:sz="4" w:space="0"/>
-              <w:right w:val="single" w:color="auto" w:sz="4" w:space="0"/>
-            </w:tcBorders>
-            <w:shd w:val="clear" w:color="auto" w:fill="FFFFFF"/>
-            <w:tcMar>
-              <w:top w:w="120" w:type="dxa"/>
-              <w:left w:w="0" w:type="dxa"/>
-              <w:bottom w:w="120" w:type="dxa"/>
-              <w:right w:w="192" w:type="dxa"/>
-            </w:tcMar>
-            <w:vAlign w:val="center"/>
-          </w:tcPr>
-          <w:p>
-            <w:pPr>
-              <w:keepNext w:val="0"/>
-              <w:keepLines w:val="0"/>
-              <w:widowControl/>
-              <w:suppressLineNumbers w:val="0"/>
-              <w:snapToGrid w:val="0"/>
-              <w:spacing w:line="240" w:lineRule="auto"/>
-              <w:ind w:left="0" w:leftChars="0" w:right="0" w:rightChars="0" w:firstLine="0" w:firstLineChars="0"/>
-              <w:jc w:val="left"/>
-              <w:rPr>
-                <w:rFonts w:hint="default" w:ascii="Segoe UI" w:hAnsi="Segoe UI" w:eastAsia="Segoe UI" w:cs="Segoe UI"/>
-                <w:i w:val="0"/>
-                <w:iCs w:val="0"/>
-                <w:caps w:val="0"/>
-                <w:color w:val="0F1115"/>
-                <w:spacing w:val="0"/>
-                <w:sz w:val="18"/>
-                <w:szCs w:val="18"/>
-              </w:rPr>
-            </w:pPr>
-            <w:r>
-              <w:rPr>
-                <w:rStyle w:val="23"/>
-                <w:rFonts w:hint="default" w:ascii="Segoe UI" w:hAnsi="Segoe UI" w:eastAsia="Segoe UI" w:cs="Segoe UI"/>
-                <w:b/>
-                <w:bCs/>
-                <w:i w:val="0"/>
-                <w:iCs w:val="0"/>
-                <w:caps w:val="0"/>
-                <w:snapToGrid w:val="0"/>
-                <w:color w:val="000000"/>
-                <w:spacing w:val="0"/>
-                <w:kern w:val="0"/>
-                <w:sz w:val="18"/>
-                <w:szCs w:val="18"/>
-                <w:lang w:val="en-US" w:eastAsia="zh-CN" w:bidi="ar"/>
-              </w:rPr>
-              <w:t>应用商店费用</w:t>
-            </w:r>
-          </w:p>
-        </w:tc>
-        <w:tc>
-          <w:tcPr>
-            <w:tcW w:w="2077" w:type="dxa"/>
-            <w:tcBorders>
-              <w:top w:val="single" w:color="auto" w:sz="4" w:space="0"/>
-              <w:left w:val="single" w:color="auto" w:sz="4" w:space="0"/>
-              <w:bottom w:val="single" w:color="auto" w:sz="4" w:space="0"/>
-              <w:right w:val="single" w:color="auto" w:sz="4" w:space="0"/>
-            </w:tcBorders>
-            <w:shd w:val="clear" w:color="auto" w:fill="FFFFFF"/>
-            <w:tcMar>
-              <w:top w:w="120" w:type="dxa"/>
-              <w:left w:w="192" w:type="dxa"/>
-              <w:bottom w:w="120" w:type="dxa"/>
-              <w:right w:w="192" w:type="dxa"/>
-            </w:tcMar>
-            <w:vAlign w:val="center"/>
-          </w:tcPr>
-          <w:p>
-            <w:pPr>
-              <w:keepNext w:val="0"/>
-              <w:keepLines w:val="0"/>
-              <w:widowControl/>
-              <w:suppressLineNumbers w:val="0"/>
-              <w:snapToGrid w:val="0"/>
-              <w:spacing w:line="240" w:lineRule="auto"/>
-              <w:ind w:left="0" w:leftChars="0" w:right="0" w:rightChars="0" w:firstLine="0" w:firstLineChars="0"/>
-              <w:jc w:val="right"/>
-              <w:rPr>
-                <w:rFonts w:hint="default" w:ascii="Segoe UI" w:hAnsi="Segoe UI" w:eastAsia="Segoe UI" w:cs="Segoe UI"/>
-                <w:i w:val="0"/>
-                <w:iCs w:val="0"/>
-                <w:caps w:val="0"/>
-                <w:color w:val="0F1115"/>
-                <w:spacing w:val="0"/>
-                <w:sz w:val="18"/>
-                <w:szCs w:val="18"/>
-              </w:rPr>
-            </w:pPr>
-            <w:r>
-              <w:rPr>
-                <w:rStyle w:val="23"/>
-                <w:rFonts w:hint="default" w:ascii="Segoe UI" w:hAnsi="Segoe UI" w:eastAsia="Segoe UI" w:cs="Segoe UI"/>
-                <w:b/>
-                <w:bCs/>
-                <w:i w:val="0"/>
-                <w:iCs w:val="0"/>
-                <w:caps w:val="0"/>
-                <w:snapToGrid w:val="0"/>
-                <w:color w:val="000000"/>
-                <w:spacing w:val="0"/>
-                <w:kern w:val="0"/>
-                <w:sz w:val="18"/>
-                <w:szCs w:val="18"/>
-                <w:lang w:val="en-US" w:eastAsia="zh-CN" w:bidi="ar"/>
-              </w:rPr>
-              <w:t>2</w:t>
-            </w:r>
-          </w:p>
-        </w:tc>
-        <w:tc>
-          <w:tcPr>
-            <w:tcW w:w="5085" w:type="dxa"/>
-            <w:tcBorders>
-              <w:top w:val="single" w:color="auto" w:sz="4" w:space="0"/>
-              <w:left w:val="single" w:color="auto" w:sz="4" w:space="0"/>
-              <w:bottom w:val="single" w:color="auto" w:sz="4" w:space="0"/>
-              <w:right w:val="single" w:color="auto" w:sz="12" w:space="0"/>
-            </w:tcBorders>
-            <w:shd w:val="clear" w:color="auto" w:fill="FFFFFF"/>
-            <w:tcMar>
-              <w:top w:w="120" w:type="dxa"/>
-              <w:left w:w="192" w:type="dxa"/>
-              <w:bottom w:w="120" w:type="dxa"/>
-              <w:right w:w="0" w:type="dxa"/>
-            </w:tcMar>
-            <w:vAlign w:val="center"/>
-          </w:tcPr>
-          <w:p>
-            <w:pPr>
-              <w:keepNext w:val="0"/>
-              <w:keepLines w:val="0"/>
-              <w:widowControl/>
-              <w:suppressLineNumbers w:val="0"/>
-              <w:snapToGrid w:val="0"/>
-              <w:spacing w:line="240" w:lineRule="auto"/>
-              <w:ind w:left="0" w:leftChars="0" w:right="0" w:rightChars="0" w:firstLine="0" w:firstLineChars="0"/>
-              <w:jc w:val="left"/>
-              <w:rPr>
-                <w:rFonts w:hint="default" w:ascii="Segoe UI" w:hAnsi="Segoe UI" w:eastAsia="Segoe UI" w:cs="Segoe UI"/>
-                <w:i w:val="0"/>
-                <w:iCs w:val="0"/>
-                <w:caps w:val="0"/>
-                <w:color w:val="0F1115"/>
-                <w:spacing w:val="0"/>
-                <w:sz w:val="18"/>
-                <w:szCs w:val="18"/>
-              </w:rPr>
-            </w:pPr>
-            <w:r>
-              <w:rPr>
-                <w:rFonts w:hint="default" w:ascii="Segoe UI" w:hAnsi="Segoe UI" w:eastAsia="Segoe UI" w:cs="Segoe UI"/>
-                <w:i w:val="0"/>
-                <w:iCs w:val="0"/>
-                <w:caps w:val="0"/>
-                <w:snapToGrid w:val="0"/>
-                <w:color w:val="000000"/>
-                <w:spacing w:val="0"/>
-                <w:kern w:val="0"/>
-                <w:sz w:val="18"/>
-                <w:szCs w:val="18"/>
-                <w:lang w:val="en-US" w:eastAsia="zh-CN" w:bidi="ar"/>
-              </w:rPr>
-              <w:t>Apple Developer年费、Google Play注册费</w:t>
-            </w:r>
-          </w:p>
-        </w:tc>
-      </w:tr>
-      <w:tr>
-        <w:tblPrEx>
-          <w:tblBorders>
-            <w:top w:val="none" w:color="auto" w:sz="0" w:space="0"/>
-            <w:left w:val="none" w:color="auto" w:sz="0" w:space="0"/>
-            <w:bottom w:val="none" w:color="auto" w:sz="0" w:space="0"/>
-            <w:right w:val="none" w:color="auto" w:sz="0" w:space="0"/>
-            <w:insideH w:val="none" w:color="auto" w:sz="0" w:space="0"/>
-            <w:insideV w:val="none" w:color="auto" w:sz="0" w:space="0"/>
-          </w:tblBorders>
-          <w:tblCellMar>
-            <w:top w:w="15" w:type="dxa"/>
-            <w:left w:w="15" w:type="dxa"/>
-            <w:bottom w:w="15" w:type="dxa"/>
-            <w:right w:w="15" w:type="dxa"/>
-          </w:tblCellMar>
-        </w:tblPrEx>
-        <w:trPr>
-          <w:trHeight w:val="0" w:hRule="atLeast"/>
-          <w:jc w:val="center"/>
-        </w:trPr>
-        <w:tc>
-          <w:tcPr>
-            <w:tcW w:w="1810" w:type="dxa"/>
-            <w:tcBorders>
-              <w:top w:val="single" w:color="auto" w:sz="4" w:space="0"/>
-              <w:left w:val="single" w:color="auto" w:sz="12" w:space="0"/>
-              <w:bottom w:val="single" w:color="auto" w:sz="4" w:space="0"/>
-              <w:right w:val="single" w:color="auto" w:sz="4" w:space="0"/>
-            </w:tcBorders>
-            <w:shd w:val="clear" w:color="auto" w:fill="FFFFFF"/>
-            <w:tcMar>
-              <w:top w:w="120" w:type="dxa"/>
-              <w:left w:w="0" w:type="dxa"/>
-              <w:bottom w:w="120" w:type="dxa"/>
-              <w:right w:w="192" w:type="dxa"/>
-            </w:tcMar>
-            <w:vAlign w:val="center"/>
-          </w:tcPr>
-          <w:p>
-            <w:pPr>
-              <w:keepNext w:val="0"/>
-              <w:keepLines w:val="0"/>
-              <w:widowControl/>
-              <w:suppressLineNumbers w:val="0"/>
-              <w:snapToGrid w:val="0"/>
-              <w:spacing w:line="240" w:lineRule="auto"/>
-              <w:ind w:left="0" w:leftChars="0" w:right="0" w:rightChars="0" w:firstLine="0" w:firstLineChars="0"/>
-              <w:jc w:val="left"/>
-              <w:rPr>
-                <w:rFonts w:hint="default" w:ascii="Segoe UI" w:hAnsi="Segoe UI" w:eastAsia="Segoe UI" w:cs="Segoe UI"/>
-                <w:i w:val="0"/>
-                <w:iCs w:val="0"/>
-                <w:caps w:val="0"/>
-                <w:color w:val="0F1115"/>
-                <w:spacing w:val="0"/>
-                <w:sz w:val="18"/>
-                <w:szCs w:val="18"/>
-              </w:rPr>
-            </w:pPr>
-            <w:r>
-              <w:rPr>
-                <w:rStyle w:val="23"/>
-                <w:rFonts w:hint="default" w:ascii="Segoe UI" w:hAnsi="Segoe UI" w:eastAsia="Segoe UI" w:cs="Segoe UI"/>
-                <w:b/>
-                <w:bCs/>
-                <w:i w:val="0"/>
-                <w:iCs w:val="0"/>
-                <w:caps w:val="0"/>
-                <w:snapToGrid w:val="0"/>
-                <w:color w:val="000000"/>
-                <w:spacing w:val="0"/>
-                <w:kern w:val="0"/>
-                <w:sz w:val="18"/>
-                <w:szCs w:val="18"/>
-                <w:lang w:val="en-US" w:eastAsia="zh-CN" w:bidi="ar"/>
-              </w:rPr>
-              <w:t>培训与推广</w:t>
-            </w:r>
-          </w:p>
-        </w:tc>
-        <w:tc>
-          <w:tcPr>
-            <w:tcW w:w="2077" w:type="dxa"/>
-            <w:tcBorders>
-              <w:top w:val="single" w:color="auto" w:sz="4" w:space="0"/>
-              <w:left w:val="single" w:color="auto" w:sz="4" w:space="0"/>
-              <w:bottom w:val="single" w:color="auto" w:sz="4" w:space="0"/>
-              <w:right w:val="single" w:color="auto" w:sz="4" w:space="0"/>
-            </w:tcBorders>
-            <w:shd w:val="clear" w:color="auto" w:fill="FFFFFF"/>
-            <w:tcMar>
-              <w:top w:w="120" w:type="dxa"/>
-              <w:left w:w="192" w:type="dxa"/>
-              <w:bottom w:w="120" w:type="dxa"/>
-              <w:right w:w="192" w:type="dxa"/>
-            </w:tcMar>
-            <w:vAlign w:val="center"/>
-          </w:tcPr>
-          <w:p>
-            <w:pPr>
-              <w:keepNext w:val="0"/>
-              <w:keepLines w:val="0"/>
-              <w:widowControl/>
-              <w:suppressLineNumbers w:val="0"/>
-              <w:snapToGrid w:val="0"/>
-              <w:spacing w:line="240" w:lineRule="auto"/>
-              <w:ind w:left="0" w:leftChars="0" w:right="0" w:rightChars="0" w:firstLine="0" w:firstLineChars="0"/>
-              <w:jc w:val="right"/>
-              <w:rPr>
-                <w:rFonts w:hint="default" w:ascii="Segoe UI" w:hAnsi="Segoe UI" w:eastAsia="Segoe UI" w:cs="Segoe UI"/>
-                <w:i w:val="0"/>
-                <w:iCs w:val="0"/>
-                <w:caps w:val="0"/>
-                <w:color w:val="0F1115"/>
-                <w:spacing w:val="0"/>
-                <w:sz w:val="18"/>
-                <w:szCs w:val="18"/>
-              </w:rPr>
-            </w:pPr>
-            <w:r>
-              <w:rPr>
-                <w:rStyle w:val="23"/>
-                <w:rFonts w:hint="default" w:ascii="Segoe UI" w:hAnsi="Segoe UI" w:eastAsia="Segoe UI" w:cs="Segoe UI"/>
-                <w:b/>
-                <w:bCs/>
-                <w:i w:val="0"/>
-                <w:iCs w:val="0"/>
-                <w:caps w:val="0"/>
-                <w:snapToGrid w:val="0"/>
-                <w:color w:val="000000"/>
-                <w:spacing w:val="0"/>
-                <w:kern w:val="0"/>
-                <w:sz w:val="18"/>
-                <w:szCs w:val="18"/>
-                <w:lang w:val="en-US" w:eastAsia="zh-CN" w:bidi="ar"/>
-              </w:rPr>
-              <w:t>4</w:t>
-            </w:r>
-          </w:p>
-        </w:tc>
-        <w:tc>
-          <w:tcPr>
-            <w:tcW w:w="5085" w:type="dxa"/>
-            <w:tcBorders>
-              <w:top w:val="single" w:color="auto" w:sz="4" w:space="0"/>
-              <w:left w:val="single" w:color="auto" w:sz="4" w:space="0"/>
-              <w:bottom w:val="single" w:color="auto" w:sz="4" w:space="0"/>
-              <w:right w:val="single" w:color="auto" w:sz="12" w:space="0"/>
-            </w:tcBorders>
-            <w:shd w:val="clear" w:color="auto" w:fill="FFFFFF"/>
-            <w:tcMar>
-              <w:top w:w="120" w:type="dxa"/>
-              <w:left w:w="192" w:type="dxa"/>
-              <w:bottom w:w="120" w:type="dxa"/>
-              <w:right w:w="0" w:type="dxa"/>
-            </w:tcMar>
-            <w:vAlign w:val="center"/>
-          </w:tcPr>
-          <w:p>
-            <w:pPr>
-              <w:keepNext w:val="0"/>
-              <w:keepLines w:val="0"/>
-              <w:widowControl/>
-              <w:suppressLineNumbers w:val="0"/>
-              <w:snapToGrid w:val="0"/>
-              <w:spacing w:line="240" w:lineRule="auto"/>
-              <w:ind w:left="0" w:leftChars="0" w:right="0" w:rightChars="0" w:firstLine="0" w:firstLineChars="0"/>
-              <w:jc w:val="left"/>
-              <w:rPr>
-                <w:rFonts w:hint="default" w:ascii="Segoe UI" w:hAnsi="Segoe UI" w:eastAsia="Segoe UI" w:cs="Segoe UI"/>
-                <w:i w:val="0"/>
-                <w:iCs w:val="0"/>
-                <w:caps w:val="0"/>
-                <w:color w:val="0F1115"/>
-                <w:spacing w:val="0"/>
-                <w:sz w:val="18"/>
-                <w:szCs w:val="18"/>
-              </w:rPr>
-            </w:pPr>
-            <w:r>
-              <w:rPr>
-                <w:rFonts w:hint="default" w:ascii="Segoe UI" w:hAnsi="Segoe UI" w:eastAsia="Segoe UI" w:cs="Segoe UI"/>
-                <w:i w:val="0"/>
-                <w:iCs w:val="0"/>
-                <w:caps w:val="0"/>
-                <w:snapToGrid w:val="0"/>
-                <w:color w:val="000000"/>
-                <w:spacing w:val="0"/>
-                <w:kern w:val="0"/>
-                <w:sz w:val="18"/>
-                <w:szCs w:val="18"/>
-                <w:lang w:val="en-US" w:eastAsia="zh-CN" w:bidi="ar"/>
-              </w:rPr>
-              <w:t>内部培训、推广材料制作</w:t>
-            </w:r>
-          </w:p>
-        </w:tc>
-      </w:tr>
-      <w:tr>
-        <w:tblPrEx>
-          <w:tblBorders>
-            <w:top w:val="none" w:color="auto" w:sz="0" w:space="0"/>
-            <w:left w:val="none" w:color="auto" w:sz="0" w:space="0"/>
-            <w:bottom w:val="none" w:color="auto" w:sz="0" w:space="0"/>
-            <w:right w:val="none" w:color="auto" w:sz="0" w:space="0"/>
-            <w:insideH w:val="none" w:color="auto" w:sz="0" w:space="0"/>
-            <w:insideV w:val="none" w:color="auto" w:sz="0" w:space="0"/>
-          </w:tblBorders>
-          <w:tblCellMar>
-            <w:top w:w="15" w:type="dxa"/>
-            <w:left w:w="15" w:type="dxa"/>
-            <w:bottom w:w="15" w:type="dxa"/>
-            <w:right w:w="15" w:type="dxa"/>
-          </w:tblCellMar>
-        </w:tblPrEx>
-        <w:trPr>
-          <w:trHeight w:val="0" w:hRule="atLeast"/>
-          <w:jc w:val="center"/>
-        </w:trPr>
-        <w:tc>
-          <w:tcPr>
-            <w:tcW w:w="1810" w:type="dxa"/>
-            <w:tcBorders>
-              <w:top w:val="single" w:color="auto" w:sz="4" w:space="0"/>
-              <w:left w:val="single" w:color="auto" w:sz="12" w:space="0"/>
-              <w:bottom w:val="single" w:color="auto" w:sz="4" w:space="0"/>
-              <w:right w:val="single" w:color="auto" w:sz="4" w:space="0"/>
-            </w:tcBorders>
-            <w:shd w:val="clear" w:color="auto" w:fill="FFFFFF"/>
-            <w:tcMar>
-              <w:top w:w="120" w:type="dxa"/>
-              <w:left w:w="0" w:type="dxa"/>
-              <w:bottom w:w="120" w:type="dxa"/>
-              <w:right w:w="192" w:type="dxa"/>
-            </w:tcMar>
-            <w:vAlign w:val="center"/>
-          </w:tcPr>
-          <w:p>
-            <w:pPr>
-              <w:keepNext w:val="0"/>
-              <w:keepLines w:val="0"/>
-              <w:widowControl/>
-              <w:suppressLineNumbers w:val="0"/>
-              <w:snapToGrid w:val="0"/>
-              <w:spacing w:line="240" w:lineRule="auto"/>
-              <w:ind w:left="0" w:leftChars="0" w:right="0" w:rightChars="0" w:firstLine="0" w:firstLineChars="0"/>
-              <w:jc w:val="left"/>
-              <w:rPr>
-                <w:rFonts w:hint="default" w:ascii="Segoe UI" w:hAnsi="Segoe UI" w:eastAsia="Segoe UI" w:cs="Segoe UI"/>
-                <w:i w:val="0"/>
-                <w:iCs w:val="0"/>
-                <w:caps w:val="0"/>
-                <w:color w:val="0F1115"/>
-                <w:spacing w:val="0"/>
-                <w:sz w:val="18"/>
-                <w:szCs w:val="18"/>
-              </w:rPr>
-            </w:pPr>
-            <w:r>
-              <w:rPr>
-                <w:rStyle w:val="23"/>
-                <w:rFonts w:hint="default" w:ascii="Segoe UI" w:hAnsi="Segoe UI" w:eastAsia="Segoe UI" w:cs="Segoe UI"/>
-                <w:b/>
-                <w:bCs/>
-                <w:i w:val="0"/>
-                <w:iCs w:val="0"/>
-                <w:caps w:val="0"/>
-                <w:snapToGrid w:val="0"/>
-                <w:color w:val="000000"/>
-                <w:spacing w:val="0"/>
-                <w:kern w:val="0"/>
-                <w:sz w:val="18"/>
-                <w:szCs w:val="18"/>
-                <w:lang w:val="en-US" w:eastAsia="zh-CN" w:bidi="ar"/>
-              </w:rPr>
-              <w:t>应急储备</w:t>
-            </w:r>
-          </w:p>
-        </w:tc>
-        <w:tc>
-          <w:tcPr>
-            <w:tcW w:w="2077" w:type="dxa"/>
-            <w:tcBorders>
-              <w:top w:val="single" w:color="auto" w:sz="4" w:space="0"/>
-              <w:left w:val="single" w:color="auto" w:sz="4" w:space="0"/>
-              <w:bottom w:val="single" w:color="auto" w:sz="4" w:space="0"/>
-              <w:right w:val="single" w:color="auto" w:sz="4" w:space="0"/>
-            </w:tcBorders>
-            <w:shd w:val="clear" w:color="auto" w:fill="FFFFFF"/>
-            <w:tcMar>
-              <w:top w:w="120" w:type="dxa"/>
-              <w:left w:w="192" w:type="dxa"/>
-              <w:bottom w:w="120" w:type="dxa"/>
-              <w:right w:w="192" w:type="dxa"/>
-            </w:tcMar>
-            <w:vAlign w:val="center"/>
-          </w:tcPr>
-          <w:p>
-            <w:pPr>
-              <w:keepNext w:val="0"/>
-              <w:keepLines w:val="0"/>
-              <w:widowControl/>
-              <w:suppressLineNumbers w:val="0"/>
-              <w:snapToGrid w:val="0"/>
-              <w:spacing w:line="240" w:lineRule="auto"/>
-              <w:ind w:left="0" w:leftChars="0" w:right="0" w:rightChars="0" w:firstLine="0" w:firstLineChars="0"/>
-              <w:jc w:val="right"/>
-              <w:rPr>
-                <w:rFonts w:hint="default" w:ascii="Segoe UI" w:hAnsi="Segoe UI" w:eastAsia="Segoe UI" w:cs="Segoe UI"/>
-                <w:i w:val="0"/>
-                <w:iCs w:val="0"/>
-                <w:caps w:val="0"/>
-                <w:color w:val="0F1115"/>
-                <w:spacing w:val="0"/>
-                <w:sz w:val="18"/>
-                <w:szCs w:val="18"/>
-              </w:rPr>
-            </w:pPr>
-            <w:r>
-              <w:rPr>
-                <w:rStyle w:val="23"/>
-                <w:rFonts w:hint="default" w:ascii="Segoe UI" w:hAnsi="Segoe UI" w:eastAsia="Segoe UI" w:cs="Segoe UI"/>
-                <w:b/>
-                <w:bCs/>
-                <w:i w:val="0"/>
-                <w:iCs w:val="0"/>
-                <w:caps w:val="0"/>
-                <w:snapToGrid w:val="0"/>
-                <w:color w:val="000000"/>
-                <w:spacing w:val="0"/>
-                <w:kern w:val="0"/>
-                <w:sz w:val="18"/>
-                <w:szCs w:val="18"/>
-                <w:lang w:val="en-US" w:eastAsia="zh-CN" w:bidi="ar"/>
-              </w:rPr>
-              <w:t>7</w:t>
-            </w:r>
-          </w:p>
-        </w:tc>
-        <w:tc>
-          <w:tcPr>
-            <w:tcW w:w="5085" w:type="dxa"/>
-            <w:tcBorders>
-              <w:top w:val="single" w:color="auto" w:sz="4" w:space="0"/>
-              <w:left w:val="single" w:color="auto" w:sz="4" w:space="0"/>
-              <w:bottom w:val="single" w:color="auto" w:sz="4" w:space="0"/>
-              <w:right w:val="single" w:color="auto" w:sz="12" w:space="0"/>
-            </w:tcBorders>
-            <w:shd w:val="clear" w:color="auto" w:fill="FFFFFF"/>
-            <w:tcMar>
-              <w:top w:w="120" w:type="dxa"/>
-              <w:left w:w="192" w:type="dxa"/>
-              <w:bottom w:w="120" w:type="dxa"/>
-              <w:right w:w="0" w:type="dxa"/>
-            </w:tcMar>
-            <w:vAlign w:val="center"/>
-          </w:tcPr>
-          <w:p>
-            <w:pPr>
-              <w:keepNext w:val="0"/>
-              <w:keepLines w:val="0"/>
-              <w:widowControl/>
-              <w:suppressLineNumbers w:val="0"/>
-              <w:snapToGrid w:val="0"/>
-              <w:spacing w:line="240" w:lineRule="auto"/>
-              <w:ind w:left="0" w:leftChars="0" w:right="0" w:rightChars="0" w:firstLine="0" w:firstLineChars="0"/>
-              <w:jc w:val="left"/>
-              <w:rPr>
-                <w:rFonts w:hint="default" w:ascii="Segoe UI" w:hAnsi="Segoe UI" w:eastAsia="Segoe UI" w:cs="Segoe UI"/>
-                <w:i w:val="0"/>
-                <w:iCs w:val="0"/>
-                <w:caps w:val="0"/>
-                <w:color w:val="0F1115"/>
-                <w:spacing w:val="0"/>
-                <w:sz w:val="18"/>
-                <w:szCs w:val="18"/>
-              </w:rPr>
-            </w:pPr>
-            <w:r>
-              <w:rPr>
-                <w:rFonts w:hint="default" w:ascii="Segoe UI" w:hAnsi="Segoe UI" w:eastAsia="Segoe UI" w:cs="Segoe UI"/>
-                <w:i w:val="0"/>
-                <w:iCs w:val="0"/>
-                <w:caps w:val="0"/>
-                <w:snapToGrid w:val="0"/>
-                <w:color w:val="000000"/>
-                <w:spacing w:val="0"/>
-                <w:kern w:val="0"/>
-                <w:sz w:val="18"/>
-                <w:szCs w:val="18"/>
-                <w:lang w:val="en-US" w:eastAsia="zh-CN" w:bidi="ar"/>
-              </w:rPr>
-              <w:t>项目风险应急资金</w:t>
-            </w:r>
-          </w:p>
-        </w:tc>
-      </w:tr>
-      <w:tr>
-        <w:tblPrEx>
-          <w:tblBorders>
-            <w:top w:val="none" w:color="auto" w:sz="0" w:space="0"/>
-            <w:left w:val="none" w:color="auto" w:sz="0" w:space="0"/>
-            <w:bottom w:val="none" w:color="auto" w:sz="0" w:space="0"/>
-            <w:right w:val="none" w:color="auto" w:sz="0" w:space="0"/>
-            <w:insideH w:val="none" w:color="auto" w:sz="0" w:space="0"/>
-            <w:insideV w:val="none" w:color="auto" w:sz="0" w:space="0"/>
-          </w:tblBorders>
-          <w:tblCellMar>
-            <w:top w:w="15" w:type="dxa"/>
-            <w:left w:w="15" w:type="dxa"/>
-            <w:bottom w:w="15" w:type="dxa"/>
-            <w:right w:w="15" w:type="dxa"/>
-          </w:tblCellMar>
-        </w:tblPrEx>
-        <w:trPr>
-          <w:trHeight w:val="0" w:hRule="atLeast"/>
-          <w:jc w:val="center"/>
-        </w:trPr>
-        <w:tc>
-          <w:tcPr>
-            <w:tcW w:w="1810" w:type="dxa"/>
-            <w:tcBorders>
-              <w:top w:val="single" w:color="auto" w:sz="4" w:space="0"/>
-              <w:left w:val="single" w:color="auto" w:sz="12" w:space="0"/>
-              <w:bottom w:val="single" w:color="auto" w:sz="4" w:space="0"/>
-              <w:right w:val="single" w:color="auto" w:sz="4" w:space="0"/>
-            </w:tcBorders>
-            <w:shd w:val="clear" w:color="auto" w:fill="FFFFFF"/>
-            <w:tcMar>
-              <w:top w:w="120" w:type="dxa"/>
-              <w:left w:w="0" w:type="dxa"/>
-              <w:bottom w:w="120" w:type="dxa"/>
-              <w:right w:w="192" w:type="dxa"/>
-            </w:tcMar>
-            <w:vAlign w:val="center"/>
-          </w:tcPr>
-          <w:p>
-            <w:pPr>
-              <w:keepNext w:val="0"/>
-              <w:keepLines w:val="0"/>
-              <w:widowControl/>
-              <w:suppressLineNumbers w:val="0"/>
-              <w:snapToGrid w:val="0"/>
-              <w:spacing w:line="240" w:lineRule="auto"/>
-              <w:ind w:left="0" w:leftChars="0" w:right="0" w:rightChars="0" w:firstLine="0" w:firstLineChars="0"/>
-              <w:jc w:val="left"/>
-              <w:rPr>
-                <w:rStyle w:val="23"/>
-                <w:rFonts w:hint="default" w:ascii="Segoe UI" w:hAnsi="Segoe UI" w:eastAsia="Segoe UI" w:cs="Segoe UI"/>
-                <w:b/>
-                <w:bCs/>
-                <w:i w:val="0"/>
-                <w:iCs w:val="0"/>
-                <w:caps w:val="0"/>
-                <w:snapToGrid w:val="0"/>
-                <w:color w:val="000000"/>
-                <w:spacing w:val="0"/>
-                <w:kern w:val="0"/>
-                <w:sz w:val="18"/>
-                <w:szCs w:val="18"/>
-                <w:lang w:val="en-US" w:eastAsia="zh-CN" w:bidi="ar"/>
-              </w:rPr>
-            </w:pPr>
-            <w:r>
-              <w:rPr>
-                <w:rStyle w:val="23"/>
-                <w:rFonts w:hint="eastAsia" w:ascii="Segoe UI" w:hAnsi="Segoe UI" w:eastAsia="Segoe UI" w:cs="Segoe UI"/>
-                <w:b/>
-                <w:bCs/>
-                <w:i w:val="0"/>
-                <w:iCs w:val="0"/>
-                <w:caps w:val="0"/>
-                <w:snapToGrid w:val="0"/>
-                <w:color w:val="000000"/>
-                <w:spacing w:val="0"/>
-                <w:kern w:val="0"/>
-                <w:sz w:val="18"/>
-                <w:szCs w:val="18"/>
-                <w:lang w:val="en-US" w:eastAsia="zh-CN" w:bidi="ar"/>
-              </w:rPr>
-              <w:t>手册研发</w:t>
-            </w:r>
-          </w:p>
-        </w:tc>
-        <w:tc>
-          <w:tcPr>
-            <w:tcW w:w="2077" w:type="dxa"/>
-            <w:tcBorders>
-              <w:top w:val="single" w:color="auto" w:sz="4" w:space="0"/>
-              <w:left w:val="single" w:color="auto" w:sz="4" w:space="0"/>
-              <w:bottom w:val="single" w:color="auto" w:sz="4" w:space="0"/>
-              <w:right w:val="single" w:color="auto" w:sz="4" w:space="0"/>
-            </w:tcBorders>
-            <w:shd w:val="clear" w:color="auto" w:fill="FFFFFF"/>
-            <w:tcMar>
-              <w:top w:w="120" w:type="dxa"/>
-              <w:left w:w="192" w:type="dxa"/>
-              <w:bottom w:w="120" w:type="dxa"/>
-              <w:right w:w="192" w:type="dxa"/>
-            </w:tcMar>
-            <w:vAlign w:val="center"/>
-          </w:tcPr>
-          <w:p>
-            <w:pPr>
-              <w:keepNext w:val="0"/>
-              <w:keepLines w:val="0"/>
-              <w:widowControl/>
-              <w:suppressLineNumbers w:val="0"/>
-              <w:snapToGrid w:val="0"/>
-              <w:spacing w:line="240" w:lineRule="auto"/>
-              <w:ind w:left="0" w:leftChars="0" w:right="0" w:rightChars="0" w:firstLine="0" w:firstLineChars="0"/>
-              <w:jc w:val="right"/>
-              <w:rPr>
-                <w:rStyle w:val="23"/>
-                <w:rFonts w:hint="default" w:ascii="Segoe UI" w:hAnsi="Segoe UI" w:eastAsia="Segoe UI" w:cs="Segoe UI"/>
-                <w:b/>
-                <w:bCs/>
-                <w:i w:val="0"/>
-                <w:iCs w:val="0"/>
-                <w:caps w:val="0"/>
-                <w:snapToGrid w:val="0"/>
-                <w:color w:val="000000"/>
-                <w:spacing w:val="0"/>
-                <w:kern w:val="0"/>
-                <w:sz w:val="18"/>
-                <w:szCs w:val="18"/>
-                <w:lang w:val="en-US" w:eastAsia="zh-CN" w:bidi="ar"/>
-              </w:rPr>
-            </w:pPr>
-            <w:r>
-              <w:rPr>
-                <w:rStyle w:val="23"/>
-                <w:rFonts w:hint="eastAsia" w:ascii="Segoe UI" w:hAnsi="Segoe UI" w:eastAsia="Segoe UI" w:cs="Segoe UI"/>
-                <w:b/>
-                <w:bCs/>
-                <w:i w:val="0"/>
-                <w:iCs w:val="0"/>
-                <w:caps w:val="0"/>
-                <w:snapToGrid w:val="0"/>
-                <w:color w:val="000000"/>
-                <w:spacing w:val="0"/>
-                <w:kern w:val="0"/>
-                <w:sz w:val="18"/>
-                <w:szCs w:val="18"/>
-                <w:lang w:val="en-US" w:eastAsia="zh-CN" w:bidi="ar"/>
-              </w:rPr>
-              <w:t>10</w:t>
-            </w:r>
-          </w:p>
-        </w:tc>
-        <w:tc>
-          <w:tcPr>
-            <w:tcW w:w="5085" w:type="dxa"/>
-            <w:tcBorders>
-              <w:top w:val="single" w:color="auto" w:sz="4" w:space="0"/>
-              <w:left w:val="single" w:color="auto" w:sz="4" w:space="0"/>
-              <w:bottom w:val="single" w:color="auto" w:sz="4" w:space="0"/>
-              <w:right w:val="single" w:color="auto" w:sz="12" w:space="0"/>
-            </w:tcBorders>
-            <w:shd w:val="clear" w:color="auto" w:fill="FFFFFF"/>
-            <w:tcMar>
-              <w:top w:w="120" w:type="dxa"/>
-              <w:left w:w="192" w:type="dxa"/>
-              <w:bottom w:w="120" w:type="dxa"/>
-              <w:right w:w="0" w:type="dxa"/>
-            </w:tcMar>
-            <w:vAlign w:val="center"/>
-          </w:tcPr>
-          <w:p>
-            <w:pPr>
-              <w:keepNext w:val="0"/>
-              <w:keepLines w:val="0"/>
-              <w:widowControl/>
-              <w:suppressLineNumbers w:val="0"/>
-              <w:snapToGrid w:val="0"/>
-              <w:spacing w:line="240" w:lineRule="auto"/>
-              <w:ind w:left="0" w:leftChars="0" w:right="0" w:rightChars="0" w:firstLine="0" w:firstLineChars="0"/>
-              <w:jc w:val="left"/>
-              <w:rPr>
-                <w:rFonts w:hint="default" w:ascii="Segoe UI" w:hAnsi="Segoe UI" w:eastAsia="Segoe UI" w:cs="Segoe UI"/>
-                <w:i w:val="0"/>
-                <w:iCs w:val="0"/>
-                <w:caps w:val="0"/>
-                <w:snapToGrid w:val="0"/>
-                <w:color w:val="000000"/>
-                <w:spacing w:val="0"/>
-                <w:kern w:val="0"/>
-                <w:sz w:val="18"/>
-                <w:szCs w:val="18"/>
-                <w:lang w:val="en-US" w:eastAsia="zh-CN" w:bidi="ar"/>
-              </w:rPr>
-            </w:pPr>
-            <w:r>
-              <w:rPr>
-                <w:rFonts w:hint="eastAsia" w:ascii="Segoe UI" w:hAnsi="Segoe UI" w:eastAsia="Segoe UI" w:cs="Segoe UI"/>
-                <w:i w:val="0"/>
-                <w:iCs w:val="0"/>
-                <w:caps w:val="0"/>
-                <w:snapToGrid w:val="0"/>
-                <w:color w:val="000000"/>
-                <w:spacing w:val="0"/>
-                <w:kern w:val="0"/>
-                <w:sz w:val="18"/>
-                <w:szCs w:val="18"/>
-                <w:lang w:val="en-US" w:eastAsia="zh-CN" w:bidi="ar"/>
-              </w:rPr>
-              <w:t>用于日常项目运维指导</w:t>
-            </w:r>
-          </w:p>
-        </w:tc>
-      </w:tr>
-      <w:tr>
-        <w:tblPrEx>
-          <w:tblBorders>
-            <w:top w:val="none" w:color="auto" w:sz="0" w:space="0"/>
-            <w:left w:val="none" w:color="auto" w:sz="0" w:space="0"/>
-            <w:bottom w:val="none" w:color="auto" w:sz="0" w:space="0"/>
-            <w:right w:val="none" w:color="auto" w:sz="0" w:space="0"/>
-            <w:insideH w:val="none" w:color="auto" w:sz="0" w:space="0"/>
-            <w:insideV w:val="none" w:color="auto" w:sz="0" w:space="0"/>
-          </w:tblBorders>
+          <w:shd w:val="clear" w:color="auto" w:fill="FFFFFF"/>
           <w:tblCellMar>
             <w:top w:w="15" w:type="dxa"/>
             <w:left w:w="15" w:type="dxa"/>
@@ -18134,6 +21011,7 @@
           <w:lang w:val="en-US" w:eastAsia="zh-CN"/>
         </w:rPr>
       </w:pPr>
+      <w:bookmarkStart w:id="52" w:name="_Toc30416"/>
       <w:r>
         <w:rPr>
           <w:rFonts w:hint="default"/>
@@ -18141,6 +21019,7 @@
         </w:rPr>
         <w:t>质量与性能标准</w:t>
       </w:r>
+      <w:bookmarkEnd w:id="52"/>
     </w:p>
     <w:p>
       <w:pPr>
@@ -18151,6 +21030,7 @@
           <w:lang w:val="en-US" w:eastAsia="zh-CN"/>
         </w:rPr>
       </w:pPr>
+      <w:bookmarkStart w:id="53" w:name="_Toc25591"/>
       <w:r>
         <w:rPr>
           <w:rFonts w:hint="default"/>
@@ -18158,6 +21038,7 @@
         </w:rPr>
         <w:t>性能指标</w:t>
       </w:r>
+      <w:bookmarkEnd w:id="53"/>
     </w:p>
     <w:p>
       <w:pPr>
@@ -18248,6 +21129,7 @@
           <w:lang w:val="en-US" w:eastAsia="zh-CN"/>
         </w:rPr>
       </w:pPr>
+      <w:bookmarkStart w:id="54" w:name="_Toc1999"/>
       <w:r>
         <w:rPr>
           <w:rFonts w:hint="default"/>
@@ -18255,6 +21137,7 @@
         </w:rPr>
         <w:t>兼容性要求</w:t>
       </w:r>
+      <w:bookmarkEnd w:id="54"/>
     </w:p>
     <w:p>
       <w:pPr>
@@ -18329,6 +21212,7 @@
           <w:lang w:val="en-US" w:eastAsia="zh-CN"/>
         </w:rPr>
       </w:pPr>
+      <w:bookmarkStart w:id="55" w:name="_Toc3342"/>
       <w:r>
         <w:rPr>
           <w:rFonts w:hint="default"/>
@@ -18336,6 +21220,7 @@
         </w:rPr>
         <w:t>安全标准</w:t>
       </w:r>
+      <w:bookmarkEnd w:id="55"/>
     </w:p>
     <w:p>
       <w:pPr>
@@ -18384,2114 +21269,8 @@
         </w:rPr>
         <w:t>权限控制：严格的应用权限管理</w:t>
       </w:r>
-    </w:p>
-    <w:p>
-      <w:pPr>
-        <w:pStyle w:val="27"/>
-        <w:rPr>
-          <w:rFonts w:hint="default"/>
-          <w:lang w:val="en-US" w:eastAsia="zh-CN"/>
-        </w:rPr>
-      </w:pPr>
-      <w:r>
-        <w:rPr>
-          <w:rFonts w:hint="default"/>
-          <w:lang w:val="en-US" w:eastAsia="zh-CN"/>
-        </w:rPr>
-        <w:t>防破解：基础的反逆向工程保护</w:t>
-      </w:r>
-    </w:p>
-    <w:p>
-      <w:pPr>
-        <w:pStyle w:val="26"/>
-        <w:bidi w:val="0"/>
-        <w:rPr>
-          <w:rFonts w:hint="default"/>
-          <w:lang w:val="en-US" w:eastAsia="zh-CN"/>
-        </w:rPr>
-      </w:pPr>
-      <w:r>
-        <w:rPr>
-          <w:rFonts w:hint="default"/>
-          <w:lang w:val="en-US" w:eastAsia="zh-CN"/>
-        </w:rPr>
-        <w:t>风险与应对措施</w:t>
-      </w:r>
-    </w:p>
-    <w:tbl>
-      <w:tblPr>
-        <w:tblStyle w:val="20"/>
-        <w:tblW w:w="8972" w:type="dxa"/>
-        <w:jc w:val="center"/>
-        <w:tblBorders>
-          <w:top w:val="none" w:color="auto" w:sz="0" w:space="0"/>
-          <w:left w:val="none" w:color="auto" w:sz="0" w:space="0"/>
-          <w:bottom w:val="none" w:color="auto" w:sz="0" w:space="0"/>
-          <w:right w:val="none" w:color="auto" w:sz="0" w:space="0"/>
-          <w:insideH w:val="none" w:color="auto" w:sz="0" w:space="0"/>
-          <w:insideV w:val="none" w:color="auto" w:sz="0" w:space="0"/>
-        </w:tblBorders>
-        <w:shd w:val="clear" w:color="auto" w:fill="FFFFFF"/>
-        <w:tblLayout w:type="autofit"/>
-        <w:tblCellMar>
-          <w:top w:w="15" w:type="dxa"/>
-          <w:left w:w="15" w:type="dxa"/>
-          <w:bottom w:w="15" w:type="dxa"/>
-          <w:right w:w="15" w:type="dxa"/>
-        </w:tblCellMar>
-      </w:tblPr>
-      <w:tblGrid>
-        <w:gridCol w:w="1789"/>
-        <w:gridCol w:w="1300"/>
-        <w:gridCol w:w="1555"/>
-        <w:gridCol w:w="4328"/>
-      </w:tblGrid>
-      <w:tr>
-        <w:tblPrEx>
-          <w:tblBorders>
-            <w:top w:val="none" w:color="auto" w:sz="0" w:space="0"/>
-            <w:left w:val="none" w:color="auto" w:sz="0" w:space="0"/>
-            <w:bottom w:val="none" w:color="auto" w:sz="0" w:space="0"/>
-            <w:right w:val="none" w:color="auto" w:sz="0" w:space="0"/>
-            <w:insideH w:val="none" w:color="auto" w:sz="0" w:space="0"/>
-            <w:insideV w:val="none" w:color="auto" w:sz="0" w:space="0"/>
-          </w:tblBorders>
-          <w:shd w:val="clear" w:color="auto" w:fill="FFFFFF"/>
-          <w:tblCellMar>
-            <w:top w:w="15" w:type="dxa"/>
-            <w:left w:w="15" w:type="dxa"/>
-            <w:bottom w:w="15" w:type="dxa"/>
-            <w:right w:w="15" w:type="dxa"/>
-          </w:tblCellMar>
-        </w:tblPrEx>
-        <w:trPr>
-          <w:trHeight w:val="0" w:hRule="atLeast"/>
-          <w:tblHeader/>
-          <w:jc w:val="center"/>
-        </w:trPr>
-        <w:tc>
-          <w:tcPr>
-            <w:tcW w:w="1789" w:type="dxa"/>
-            <w:tcBorders>
-              <w:top w:val="single" w:color="auto" w:sz="12" w:space="0"/>
-              <w:left w:val="single" w:color="auto" w:sz="12" w:space="0"/>
-              <w:bottom w:val="single" w:color="auto" w:sz="4" w:space="0"/>
-              <w:right w:val="single" w:color="auto" w:sz="4" w:space="0"/>
-            </w:tcBorders>
-            <w:shd w:val="clear" w:color="auto" w:fill="FFFFFF"/>
-            <w:tcMar>
-              <w:top w:w="120" w:type="dxa"/>
-              <w:left w:w="0" w:type="dxa"/>
-              <w:bottom w:w="120" w:type="dxa"/>
-              <w:right w:w="192" w:type="dxa"/>
-            </w:tcMar>
-            <w:vAlign w:val="center"/>
-          </w:tcPr>
-          <w:p>
-            <w:pPr>
-              <w:keepNext w:val="0"/>
-              <w:keepLines w:val="0"/>
-              <w:widowControl/>
-              <w:suppressLineNumbers w:val="0"/>
-              <w:snapToGrid w:val="0"/>
-              <w:spacing w:line="240" w:lineRule="auto"/>
-              <w:ind w:left="0" w:leftChars="0" w:right="0" w:rightChars="0" w:firstLine="0" w:firstLineChars="0"/>
-              <w:jc w:val="center"/>
-              <w:rPr>
-                <w:rFonts w:ascii="Segoe UI" w:hAnsi="Segoe UI" w:eastAsia="Segoe UI" w:cs="Segoe UI"/>
-                <w:b/>
-                <w:i w:val="0"/>
-                <w:iCs w:val="0"/>
-                <w:caps w:val="0"/>
-                <w:color w:val="0F1115"/>
-                <w:spacing w:val="0"/>
-                <w:sz w:val="18"/>
-                <w:szCs w:val="18"/>
-              </w:rPr>
-            </w:pPr>
-            <w:r>
-              <w:rPr>
-                <w:rFonts w:hint="default" w:ascii="Segoe UI" w:hAnsi="Segoe UI" w:eastAsia="Segoe UI" w:cs="Segoe UI"/>
-                <w:b/>
-                <w:i w:val="0"/>
-                <w:iCs w:val="0"/>
-                <w:caps w:val="0"/>
-                <w:snapToGrid w:val="0"/>
-                <w:color w:val="000000"/>
-                <w:spacing w:val="0"/>
-                <w:kern w:val="0"/>
-                <w:sz w:val="18"/>
-                <w:szCs w:val="18"/>
-                <w:lang w:val="en-US" w:eastAsia="zh-CN" w:bidi="ar"/>
-              </w:rPr>
-              <w:t>风险类型</w:t>
-            </w:r>
-          </w:p>
-        </w:tc>
-        <w:tc>
-          <w:tcPr>
-            <w:tcW w:w="1300" w:type="dxa"/>
-            <w:tcBorders>
-              <w:top w:val="single" w:color="auto" w:sz="12" w:space="0"/>
-              <w:left w:val="single" w:color="auto" w:sz="4" w:space="0"/>
-              <w:bottom w:val="single" w:color="auto" w:sz="4" w:space="0"/>
-              <w:right w:val="single" w:color="auto" w:sz="4" w:space="0"/>
-            </w:tcBorders>
-            <w:shd w:val="clear" w:color="auto" w:fill="FFFFFF"/>
-            <w:tcMar>
-              <w:top w:w="120" w:type="dxa"/>
-              <w:left w:w="192" w:type="dxa"/>
-              <w:bottom w:w="120" w:type="dxa"/>
-              <w:right w:w="192" w:type="dxa"/>
-            </w:tcMar>
-            <w:vAlign w:val="center"/>
-          </w:tcPr>
-          <w:p>
-            <w:pPr>
-              <w:keepNext w:val="0"/>
-              <w:keepLines w:val="0"/>
-              <w:widowControl/>
-              <w:suppressLineNumbers w:val="0"/>
-              <w:snapToGrid w:val="0"/>
-              <w:spacing w:line="240" w:lineRule="auto"/>
-              <w:ind w:left="0" w:leftChars="0" w:right="0" w:rightChars="0" w:firstLine="0" w:firstLineChars="0"/>
-              <w:jc w:val="center"/>
-              <w:rPr>
-                <w:rFonts w:hint="default" w:ascii="Segoe UI" w:hAnsi="Segoe UI" w:eastAsia="Segoe UI" w:cs="Segoe UI"/>
-                <w:b/>
-                <w:i w:val="0"/>
-                <w:iCs w:val="0"/>
-                <w:caps w:val="0"/>
-                <w:color w:val="0F1115"/>
-                <w:spacing w:val="0"/>
-                <w:sz w:val="18"/>
-                <w:szCs w:val="18"/>
-              </w:rPr>
-            </w:pPr>
-            <w:r>
-              <w:rPr>
-                <w:rFonts w:hint="default" w:ascii="Segoe UI" w:hAnsi="Segoe UI" w:eastAsia="Segoe UI" w:cs="Segoe UI"/>
-                <w:b/>
-                <w:i w:val="0"/>
-                <w:iCs w:val="0"/>
-                <w:caps w:val="0"/>
-                <w:snapToGrid w:val="0"/>
-                <w:color w:val="000000"/>
-                <w:spacing w:val="0"/>
-                <w:kern w:val="0"/>
-                <w:sz w:val="18"/>
-                <w:szCs w:val="18"/>
-                <w:lang w:val="en-US" w:eastAsia="zh-CN" w:bidi="ar"/>
-              </w:rPr>
-              <w:t>可能性</w:t>
-            </w:r>
-          </w:p>
-        </w:tc>
-        <w:tc>
-          <w:tcPr>
-            <w:tcW w:w="1555" w:type="dxa"/>
-            <w:tcBorders>
-              <w:top w:val="single" w:color="auto" w:sz="12" w:space="0"/>
-              <w:left w:val="single" w:color="auto" w:sz="4" w:space="0"/>
-              <w:bottom w:val="single" w:color="auto" w:sz="4" w:space="0"/>
-              <w:right w:val="single" w:color="auto" w:sz="4" w:space="0"/>
-            </w:tcBorders>
-            <w:shd w:val="clear" w:color="auto" w:fill="FFFFFF"/>
-            <w:tcMar>
-              <w:top w:w="120" w:type="dxa"/>
-              <w:left w:w="192" w:type="dxa"/>
-              <w:bottom w:w="120" w:type="dxa"/>
-              <w:right w:w="192" w:type="dxa"/>
-            </w:tcMar>
-            <w:vAlign w:val="center"/>
-          </w:tcPr>
-          <w:p>
-            <w:pPr>
-              <w:keepNext w:val="0"/>
-              <w:keepLines w:val="0"/>
-              <w:widowControl/>
-              <w:suppressLineNumbers w:val="0"/>
-              <w:snapToGrid w:val="0"/>
-              <w:spacing w:line="240" w:lineRule="auto"/>
-              <w:ind w:left="0" w:leftChars="0" w:right="0" w:rightChars="0" w:firstLine="0" w:firstLineChars="0"/>
-              <w:jc w:val="center"/>
-              <w:rPr>
-                <w:rFonts w:hint="default" w:ascii="Segoe UI" w:hAnsi="Segoe UI" w:eastAsia="Segoe UI" w:cs="Segoe UI"/>
-                <w:b/>
-                <w:i w:val="0"/>
-                <w:iCs w:val="0"/>
-                <w:caps w:val="0"/>
-                <w:color w:val="0F1115"/>
-                <w:spacing w:val="0"/>
-                <w:sz w:val="18"/>
-                <w:szCs w:val="18"/>
-              </w:rPr>
-            </w:pPr>
-            <w:r>
-              <w:rPr>
-                <w:rFonts w:hint="default" w:ascii="Segoe UI" w:hAnsi="Segoe UI" w:eastAsia="Segoe UI" w:cs="Segoe UI"/>
-                <w:b/>
-                <w:i w:val="0"/>
-                <w:iCs w:val="0"/>
-                <w:caps w:val="0"/>
-                <w:snapToGrid w:val="0"/>
-                <w:color w:val="000000"/>
-                <w:spacing w:val="0"/>
-                <w:kern w:val="0"/>
-                <w:sz w:val="18"/>
-                <w:szCs w:val="18"/>
-                <w:lang w:val="en-US" w:eastAsia="zh-CN" w:bidi="ar"/>
-              </w:rPr>
-              <w:t>影响程度</w:t>
-            </w:r>
-          </w:p>
-        </w:tc>
-        <w:tc>
-          <w:tcPr>
-            <w:tcW w:w="4328" w:type="dxa"/>
-            <w:tcBorders>
-              <w:top w:val="single" w:color="auto" w:sz="12" w:space="0"/>
-              <w:left w:val="single" w:color="auto" w:sz="4" w:space="0"/>
-              <w:bottom w:val="single" w:color="auto" w:sz="4" w:space="0"/>
-              <w:right w:val="single" w:color="auto" w:sz="12" w:space="0"/>
-            </w:tcBorders>
-            <w:shd w:val="clear" w:color="auto" w:fill="FFFFFF"/>
-            <w:tcMar>
-              <w:top w:w="120" w:type="dxa"/>
-              <w:left w:w="192" w:type="dxa"/>
-              <w:bottom w:w="120" w:type="dxa"/>
-              <w:right w:w="192" w:type="dxa"/>
-            </w:tcMar>
-            <w:vAlign w:val="center"/>
-          </w:tcPr>
-          <w:p>
-            <w:pPr>
-              <w:keepNext w:val="0"/>
-              <w:keepLines w:val="0"/>
-              <w:widowControl/>
-              <w:suppressLineNumbers w:val="0"/>
-              <w:snapToGrid w:val="0"/>
-              <w:spacing w:line="240" w:lineRule="auto"/>
-              <w:ind w:left="0" w:leftChars="0" w:right="0" w:rightChars="0" w:firstLine="0" w:firstLineChars="0"/>
-              <w:jc w:val="center"/>
-              <w:rPr>
-                <w:rFonts w:hint="default" w:ascii="Segoe UI" w:hAnsi="Segoe UI" w:eastAsia="Segoe UI" w:cs="Segoe UI"/>
-                <w:b/>
-                <w:i w:val="0"/>
-                <w:iCs w:val="0"/>
-                <w:caps w:val="0"/>
-                <w:color w:val="0F1115"/>
-                <w:spacing w:val="0"/>
-                <w:sz w:val="18"/>
-                <w:szCs w:val="18"/>
-              </w:rPr>
-            </w:pPr>
-            <w:r>
-              <w:rPr>
-                <w:rFonts w:hint="default" w:ascii="Segoe UI" w:hAnsi="Segoe UI" w:eastAsia="Segoe UI" w:cs="Segoe UI"/>
-                <w:b/>
-                <w:i w:val="0"/>
-                <w:iCs w:val="0"/>
-                <w:caps w:val="0"/>
-                <w:snapToGrid w:val="0"/>
-                <w:color w:val="000000"/>
-                <w:spacing w:val="0"/>
-                <w:kern w:val="0"/>
-                <w:sz w:val="18"/>
-                <w:szCs w:val="18"/>
-                <w:lang w:val="en-US" w:eastAsia="zh-CN" w:bidi="ar"/>
-              </w:rPr>
-              <w:t>应对措施</w:t>
-            </w:r>
-          </w:p>
-        </w:tc>
-      </w:tr>
-      <w:tr>
-        <w:tblPrEx>
-          <w:tblBorders>
-            <w:top w:val="none" w:color="auto" w:sz="0" w:space="0"/>
-            <w:left w:val="none" w:color="auto" w:sz="0" w:space="0"/>
-            <w:bottom w:val="none" w:color="auto" w:sz="0" w:space="0"/>
-            <w:right w:val="none" w:color="auto" w:sz="0" w:space="0"/>
-            <w:insideH w:val="none" w:color="auto" w:sz="0" w:space="0"/>
-            <w:insideV w:val="none" w:color="auto" w:sz="0" w:space="0"/>
-          </w:tblBorders>
-          <w:tblCellMar>
-            <w:top w:w="15" w:type="dxa"/>
-            <w:left w:w="15" w:type="dxa"/>
-            <w:bottom w:w="15" w:type="dxa"/>
-            <w:right w:w="15" w:type="dxa"/>
-          </w:tblCellMar>
-        </w:tblPrEx>
-        <w:trPr>
-          <w:trHeight w:val="0" w:hRule="atLeast"/>
-          <w:jc w:val="center"/>
-        </w:trPr>
-        <w:tc>
-          <w:tcPr>
-            <w:tcW w:w="1789" w:type="dxa"/>
-            <w:tcBorders>
-              <w:top w:val="single" w:color="auto" w:sz="4" w:space="0"/>
-              <w:left w:val="single" w:color="auto" w:sz="12" w:space="0"/>
-              <w:bottom w:val="single" w:color="auto" w:sz="4" w:space="0"/>
-              <w:right w:val="single" w:color="auto" w:sz="4" w:space="0"/>
-            </w:tcBorders>
-            <w:shd w:val="clear" w:color="auto" w:fill="FFFFFF"/>
-            <w:tcMar>
-              <w:top w:w="120" w:type="dxa"/>
-              <w:left w:w="0" w:type="dxa"/>
-              <w:bottom w:w="120" w:type="dxa"/>
-              <w:right w:w="192" w:type="dxa"/>
-            </w:tcMar>
-            <w:vAlign w:val="center"/>
-          </w:tcPr>
-          <w:p>
-            <w:pPr>
-              <w:keepNext w:val="0"/>
-              <w:keepLines w:val="0"/>
-              <w:widowControl/>
-              <w:suppressLineNumbers w:val="0"/>
-              <w:snapToGrid w:val="0"/>
-              <w:spacing w:line="240" w:lineRule="auto"/>
-              <w:ind w:left="0" w:leftChars="0" w:right="0" w:rightChars="0" w:firstLine="0" w:firstLineChars="0"/>
-              <w:jc w:val="center"/>
-              <w:rPr>
-                <w:rFonts w:hint="default" w:ascii="Segoe UI" w:hAnsi="Segoe UI" w:eastAsia="Segoe UI" w:cs="Segoe UI"/>
-                <w:i w:val="0"/>
-                <w:iCs w:val="0"/>
-                <w:caps w:val="0"/>
-                <w:color w:val="0F1115"/>
-                <w:spacing w:val="0"/>
-                <w:sz w:val="18"/>
-                <w:szCs w:val="18"/>
-              </w:rPr>
-            </w:pPr>
-            <w:r>
-              <w:rPr>
-                <w:rFonts w:hint="default" w:ascii="Segoe UI" w:hAnsi="Segoe UI" w:eastAsia="Segoe UI" w:cs="Segoe UI"/>
-                <w:i w:val="0"/>
-                <w:iCs w:val="0"/>
-                <w:caps w:val="0"/>
-                <w:snapToGrid w:val="0"/>
-                <w:color w:val="000000"/>
-                <w:spacing w:val="0"/>
-                <w:kern w:val="0"/>
-                <w:sz w:val="18"/>
-                <w:szCs w:val="18"/>
-                <w:lang w:val="en-US" w:eastAsia="zh-CN" w:bidi="ar"/>
-              </w:rPr>
-              <w:t>技术选型风险</w:t>
-            </w:r>
-          </w:p>
-        </w:tc>
-        <w:tc>
-          <w:tcPr>
-            <w:tcW w:w="1300" w:type="dxa"/>
-            <w:tcBorders>
-              <w:top w:val="single" w:color="auto" w:sz="4" w:space="0"/>
-              <w:left w:val="single" w:color="auto" w:sz="4" w:space="0"/>
-              <w:bottom w:val="single" w:color="auto" w:sz="4" w:space="0"/>
-              <w:right w:val="single" w:color="auto" w:sz="4" w:space="0"/>
-            </w:tcBorders>
-            <w:shd w:val="clear" w:color="auto" w:fill="FFFFFF"/>
-            <w:tcMar>
-              <w:top w:w="120" w:type="dxa"/>
-              <w:left w:w="192" w:type="dxa"/>
-              <w:bottom w:w="120" w:type="dxa"/>
-              <w:right w:w="192" w:type="dxa"/>
-            </w:tcMar>
-            <w:vAlign w:val="center"/>
-          </w:tcPr>
-          <w:p>
-            <w:pPr>
-              <w:keepNext w:val="0"/>
-              <w:keepLines w:val="0"/>
-              <w:widowControl/>
-              <w:suppressLineNumbers w:val="0"/>
-              <w:snapToGrid w:val="0"/>
-              <w:spacing w:line="240" w:lineRule="auto"/>
-              <w:ind w:left="0" w:leftChars="0" w:right="0" w:rightChars="0" w:firstLine="0" w:firstLineChars="0"/>
-              <w:jc w:val="center"/>
-              <w:rPr>
-                <w:rFonts w:hint="default" w:ascii="Segoe UI" w:hAnsi="Segoe UI" w:eastAsia="Segoe UI" w:cs="Segoe UI"/>
-                <w:i w:val="0"/>
-                <w:iCs w:val="0"/>
-                <w:caps w:val="0"/>
-                <w:color w:val="0F1115"/>
-                <w:spacing w:val="0"/>
-                <w:sz w:val="18"/>
-                <w:szCs w:val="18"/>
-              </w:rPr>
-            </w:pPr>
-            <w:r>
-              <w:rPr>
-                <w:rFonts w:hint="default" w:ascii="Segoe UI" w:hAnsi="Segoe UI" w:eastAsia="Segoe UI" w:cs="Segoe UI"/>
-                <w:i w:val="0"/>
-                <w:iCs w:val="0"/>
-                <w:caps w:val="0"/>
-                <w:snapToGrid w:val="0"/>
-                <w:color w:val="000000"/>
-                <w:spacing w:val="0"/>
-                <w:kern w:val="0"/>
-                <w:sz w:val="18"/>
-                <w:szCs w:val="18"/>
-                <w:lang w:val="en-US" w:eastAsia="zh-CN" w:bidi="ar"/>
-              </w:rPr>
-              <w:t>中</w:t>
-            </w:r>
-          </w:p>
-        </w:tc>
-        <w:tc>
-          <w:tcPr>
-            <w:tcW w:w="1555" w:type="dxa"/>
-            <w:tcBorders>
-              <w:top w:val="single" w:color="auto" w:sz="4" w:space="0"/>
-              <w:left w:val="single" w:color="auto" w:sz="4" w:space="0"/>
-              <w:bottom w:val="single" w:color="auto" w:sz="4" w:space="0"/>
-              <w:right w:val="single" w:color="auto" w:sz="4" w:space="0"/>
-            </w:tcBorders>
-            <w:shd w:val="clear" w:color="auto" w:fill="FFFFFF"/>
-            <w:tcMar>
-              <w:top w:w="120" w:type="dxa"/>
-              <w:left w:w="192" w:type="dxa"/>
-              <w:bottom w:w="120" w:type="dxa"/>
-              <w:right w:w="192" w:type="dxa"/>
-            </w:tcMar>
-            <w:vAlign w:val="center"/>
-          </w:tcPr>
-          <w:p>
-            <w:pPr>
-              <w:keepNext w:val="0"/>
-              <w:keepLines w:val="0"/>
-              <w:widowControl/>
-              <w:suppressLineNumbers w:val="0"/>
-              <w:snapToGrid w:val="0"/>
-              <w:spacing w:line="240" w:lineRule="auto"/>
-              <w:ind w:left="0" w:leftChars="0" w:right="0" w:rightChars="0" w:firstLine="0" w:firstLineChars="0"/>
-              <w:jc w:val="center"/>
-              <w:rPr>
-                <w:rFonts w:hint="default" w:ascii="Segoe UI" w:hAnsi="Segoe UI" w:eastAsia="Segoe UI" w:cs="Segoe UI"/>
-                <w:i w:val="0"/>
-                <w:iCs w:val="0"/>
-                <w:caps w:val="0"/>
-                <w:color w:val="0F1115"/>
-                <w:spacing w:val="0"/>
-                <w:sz w:val="18"/>
-                <w:szCs w:val="18"/>
-              </w:rPr>
-            </w:pPr>
-            <w:r>
-              <w:rPr>
-                <w:rFonts w:hint="default" w:ascii="Segoe UI" w:hAnsi="Segoe UI" w:eastAsia="Segoe UI" w:cs="Segoe UI"/>
-                <w:i w:val="0"/>
-                <w:iCs w:val="0"/>
-                <w:caps w:val="0"/>
-                <w:snapToGrid w:val="0"/>
-                <w:color w:val="000000"/>
-                <w:spacing w:val="0"/>
-                <w:kern w:val="0"/>
-                <w:sz w:val="18"/>
-                <w:szCs w:val="18"/>
-                <w:lang w:val="en-US" w:eastAsia="zh-CN" w:bidi="ar"/>
-              </w:rPr>
-              <w:t>高</w:t>
-            </w:r>
-          </w:p>
-        </w:tc>
-        <w:tc>
-          <w:tcPr>
-            <w:tcW w:w="4328" w:type="dxa"/>
-            <w:tcBorders>
-              <w:top w:val="single" w:color="auto" w:sz="4" w:space="0"/>
-              <w:left w:val="single" w:color="auto" w:sz="4" w:space="0"/>
-              <w:bottom w:val="single" w:color="auto" w:sz="4" w:space="0"/>
-              <w:right w:val="single" w:color="auto" w:sz="12" w:space="0"/>
-            </w:tcBorders>
-            <w:shd w:val="clear" w:color="auto" w:fill="FFFFFF"/>
-            <w:tcMar>
-              <w:top w:w="120" w:type="dxa"/>
-              <w:left w:w="192" w:type="dxa"/>
-              <w:bottom w:w="120" w:type="dxa"/>
-              <w:right w:w="0" w:type="dxa"/>
-            </w:tcMar>
-            <w:vAlign w:val="center"/>
-          </w:tcPr>
-          <w:p>
-            <w:pPr>
-              <w:keepNext w:val="0"/>
-              <w:keepLines w:val="0"/>
-              <w:widowControl/>
-              <w:suppressLineNumbers w:val="0"/>
-              <w:snapToGrid w:val="0"/>
-              <w:spacing w:line="240" w:lineRule="auto"/>
-              <w:ind w:left="0" w:leftChars="0" w:right="0" w:rightChars="0" w:firstLine="0" w:firstLineChars="0"/>
-              <w:jc w:val="center"/>
-              <w:rPr>
-                <w:rFonts w:hint="default" w:ascii="Segoe UI" w:hAnsi="Segoe UI" w:eastAsia="Segoe UI" w:cs="Segoe UI"/>
-                <w:i w:val="0"/>
-                <w:iCs w:val="0"/>
-                <w:caps w:val="0"/>
-                <w:color w:val="0F1115"/>
-                <w:spacing w:val="0"/>
-                <w:sz w:val="18"/>
-                <w:szCs w:val="18"/>
-              </w:rPr>
-            </w:pPr>
-            <w:r>
-              <w:rPr>
-                <w:rFonts w:hint="default" w:ascii="Segoe UI" w:hAnsi="Segoe UI" w:eastAsia="Segoe UI" w:cs="Segoe UI"/>
-                <w:i w:val="0"/>
-                <w:iCs w:val="0"/>
-                <w:caps w:val="0"/>
-                <w:snapToGrid w:val="0"/>
-                <w:color w:val="000000"/>
-                <w:spacing w:val="0"/>
-                <w:kern w:val="0"/>
-                <w:sz w:val="18"/>
-                <w:szCs w:val="18"/>
-                <w:lang w:val="en-US" w:eastAsia="zh-CN" w:bidi="ar"/>
-              </w:rPr>
-              <w:t>充分技术调研，准备备选方案</w:t>
-            </w:r>
-          </w:p>
-        </w:tc>
-      </w:tr>
-      <w:tr>
-        <w:tblPrEx>
-          <w:tblBorders>
-            <w:top w:val="none" w:color="auto" w:sz="0" w:space="0"/>
-            <w:left w:val="none" w:color="auto" w:sz="0" w:space="0"/>
-            <w:bottom w:val="none" w:color="auto" w:sz="0" w:space="0"/>
-            <w:right w:val="none" w:color="auto" w:sz="0" w:space="0"/>
-            <w:insideH w:val="none" w:color="auto" w:sz="0" w:space="0"/>
-            <w:insideV w:val="none" w:color="auto" w:sz="0" w:space="0"/>
-          </w:tblBorders>
-          <w:tblCellMar>
-            <w:top w:w="15" w:type="dxa"/>
-            <w:left w:w="15" w:type="dxa"/>
-            <w:bottom w:w="15" w:type="dxa"/>
-            <w:right w:w="15" w:type="dxa"/>
-          </w:tblCellMar>
-        </w:tblPrEx>
-        <w:trPr>
-          <w:trHeight w:val="0" w:hRule="atLeast"/>
-          <w:jc w:val="center"/>
-        </w:trPr>
-        <w:tc>
-          <w:tcPr>
-            <w:tcW w:w="1789" w:type="dxa"/>
-            <w:tcBorders>
-              <w:top w:val="single" w:color="auto" w:sz="4" w:space="0"/>
-              <w:left w:val="single" w:color="auto" w:sz="12" w:space="0"/>
-              <w:bottom w:val="single" w:color="auto" w:sz="4" w:space="0"/>
-              <w:right w:val="single" w:color="auto" w:sz="4" w:space="0"/>
-            </w:tcBorders>
-            <w:shd w:val="clear" w:color="auto" w:fill="FFFFFF"/>
-            <w:tcMar>
-              <w:top w:w="120" w:type="dxa"/>
-              <w:left w:w="0" w:type="dxa"/>
-              <w:bottom w:w="120" w:type="dxa"/>
-              <w:right w:w="192" w:type="dxa"/>
-            </w:tcMar>
-            <w:vAlign w:val="center"/>
-          </w:tcPr>
-          <w:p>
-            <w:pPr>
-              <w:keepNext w:val="0"/>
-              <w:keepLines w:val="0"/>
-              <w:widowControl/>
-              <w:suppressLineNumbers w:val="0"/>
-              <w:snapToGrid w:val="0"/>
-              <w:spacing w:line="240" w:lineRule="auto"/>
-              <w:ind w:left="0" w:leftChars="0" w:right="0" w:rightChars="0" w:firstLine="0" w:firstLineChars="0"/>
-              <w:jc w:val="center"/>
-              <w:rPr>
-                <w:rFonts w:hint="default" w:ascii="Segoe UI" w:hAnsi="Segoe UI" w:eastAsia="Segoe UI" w:cs="Segoe UI"/>
-                <w:i w:val="0"/>
-                <w:iCs w:val="0"/>
-                <w:caps w:val="0"/>
-                <w:color w:val="0F1115"/>
-                <w:spacing w:val="0"/>
-                <w:sz w:val="18"/>
-                <w:szCs w:val="18"/>
-              </w:rPr>
-            </w:pPr>
-            <w:r>
-              <w:rPr>
-                <w:rFonts w:hint="default" w:ascii="Segoe UI" w:hAnsi="Segoe UI" w:eastAsia="Segoe UI" w:cs="Segoe UI"/>
-                <w:i w:val="0"/>
-                <w:iCs w:val="0"/>
-                <w:caps w:val="0"/>
-                <w:snapToGrid w:val="0"/>
-                <w:color w:val="000000"/>
-                <w:spacing w:val="0"/>
-                <w:kern w:val="0"/>
-                <w:sz w:val="18"/>
-                <w:szCs w:val="18"/>
-                <w:lang w:val="en-US" w:eastAsia="zh-CN" w:bidi="ar"/>
-              </w:rPr>
-              <w:t>开发进度风险</w:t>
-            </w:r>
-          </w:p>
-        </w:tc>
-        <w:tc>
-          <w:tcPr>
-            <w:tcW w:w="1300" w:type="dxa"/>
-            <w:tcBorders>
-              <w:top w:val="single" w:color="auto" w:sz="4" w:space="0"/>
-              <w:left w:val="single" w:color="auto" w:sz="4" w:space="0"/>
-              <w:bottom w:val="single" w:color="auto" w:sz="4" w:space="0"/>
-              <w:right w:val="single" w:color="auto" w:sz="4" w:space="0"/>
-            </w:tcBorders>
-            <w:shd w:val="clear" w:color="auto" w:fill="FFFFFF"/>
-            <w:tcMar>
-              <w:top w:w="120" w:type="dxa"/>
-              <w:left w:w="192" w:type="dxa"/>
-              <w:bottom w:w="120" w:type="dxa"/>
-              <w:right w:w="192" w:type="dxa"/>
-            </w:tcMar>
-            <w:vAlign w:val="center"/>
-          </w:tcPr>
-          <w:p>
-            <w:pPr>
-              <w:keepNext w:val="0"/>
-              <w:keepLines w:val="0"/>
-              <w:widowControl/>
-              <w:suppressLineNumbers w:val="0"/>
-              <w:snapToGrid w:val="0"/>
-              <w:spacing w:line="240" w:lineRule="auto"/>
-              <w:ind w:left="0" w:leftChars="0" w:right="0" w:rightChars="0" w:firstLine="0" w:firstLineChars="0"/>
-              <w:jc w:val="center"/>
-              <w:rPr>
-                <w:rFonts w:hint="default" w:ascii="Segoe UI" w:hAnsi="Segoe UI" w:eastAsia="Segoe UI" w:cs="Segoe UI"/>
-                <w:i w:val="0"/>
-                <w:iCs w:val="0"/>
-                <w:caps w:val="0"/>
-                <w:color w:val="0F1115"/>
-                <w:spacing w:val="0"/>
-                <w:sz w:val="18"/>
-                <w:szCs w:val="18"/>
-              </w:rPr>
-            </w:pPr>
-            <w:r>
-              <w:rPr>
-                <w:rFonts w:hint="default" w:ascii="Segoe UI" w:hAnsi="Segoe UI" w:eastAsia="Segoe UI" w:cs="Segoe UI"/>
-                <w:i w:val="0"/>
-                <w:iCs w:val="0"/>
-                <w:caps w:val="0"/>
-                <w:snapToGrid w:val="0"/>
-                <w:color w:val="000000"/>
-                <w:spacing w:val="0"/>
-                <w:kern w:val="0"/>
-                <w:sz w:val="18"/>
-                <w:szCs w:val="18"/>
-                <w:lang w:val="en-US" w:eastAsia="zh-CN" w:bidi="ar"/>
-              </w:rPr>
-              <w:t>高</w:t>
-            </w:r>
-          </w:p>
-        </w:tc>
-        <w:tc>
-          <w:tcPr>
-            <w:tcW w:w="1555" w:type="dxa"/>
-            <w:tcBorders>
-              <w:top w:val="single" w:color="auto" w:sz="4" w:space="0"/>
-              <w:left w:val="single" w:color="auto" w:sz="4" w:space="0"/>
-              <w:bottom w:val="single" w:color="auto" w:sz="4" w:space="0"/>
-              <w:right w:val="single" w:color="auto" w:sz="4" w:space="0"/>
-            </w:tcBorders>
-            <w:shd w:val="clear" w:color="auto" w:fill="FFFFFF"/>
-            <w:tcMar>
-              <w:top w:w="120" w:type="dxa"/>
-              <w:left w:w="192" w:type="dxa"/>
-              <w:bottom w:w="120" w:type="dxa"/>
-              <w:right w:w="192" w:type="dxa"/>
-            </w:tcMar>
-            <w:vAlign w:val="center"/>
-          </w:tcPr>
-          <w:p>
-            <w:pPr>
-              <w:keepNext w:val="0"/>
-              <w:keepLines w:val="0"/>
-              <w:widowControl/>
-              <w:suppressLineNumbers w:val="0"/>
-              <w:snapToGrid w:val="0"/>
-              <w:spacing w:line="240" w:lineRule="auto"/>
-              <w:ind w:left="0" w:leftChars="0" w:right="0" w:rightChars="0" w:firstLine="0" w:firstLineChars="0"/>
-              <w:jc w:val="center"/>
-              <w:rPr>
-                <w:rFonts w:hint="default" w:ascii="Segoe UI" w:hAnsi="Segoe UI" w:eastAsia="Segoe UI" w:cs="Segoe UI"/>
-                <w:i w:val="0"/>
-                <w:iCs w:val="0"/>
-                <w:caps w:val="0"/>
-                <w:color w:val="0F1115"/>
-                <w:spacing w:val="0"/>
-                <w:sz w:val="18"/>
-                <w:szCs w:val="18"/>
-              </w:rPr>
-            </w:pPr>
-            <w:r>
-              <w:rPr>
-                <w:rFonts w:hint="default" w:ascii="Segoe UI" w:hAnsi="Segoe UI" w:eastAsia="Segoe UI" w:cs="Segoe UI"/>
-                <w:i w:val="0"/>
-                <w:iCs w:val="0"/>
-                <w:caps w:val="0"/>
-                <w:snapToGrid w:val="0"/>
-                <w:color w:val="000000"/>
-                <w:spacing w:val="0"/>
-                <w:kern w:val="0"/>
-                <w:sz w:val="18"/>
-                <w:szCs w:val="18"/>
-                <w:lang w:val="en-US" w:eastAsia="zh-CN" w:bidi="ar"/>
-              </w:rPr>
-              <w:t>中</w:t>
-            </w:r>
-          </w:p>
-        </w:tc>
-        <w:tc>
-          <w:tcPr>
-            <w:tcW w:w="4328" w:type="dxa"/>
-            <w:tcBorders>
-              <w:top w:val="single" w:color="auto" w:sz="4" w:space="0"/>
-              <w:left w:val="single" w:color="auto" w:sz="4" w:space="0"/>
-              <w:bottom w:val="single" w:color="auto" w:sz="4" w:space="0"/>
-              <w:right w:val="single" w:color="auto" w:sz="12" w:space="0"/>
-            </w:tcBorders>
-            <w:shd w:val="clear" w:color="auto" w:fill="FFFFFF"/>
-            <w:tcMar>
-              <w:top w:w="120" w:type="dxa"/>
-              <w:left w:w="192" w:type="dxa"/>
-              <w:bottom w:w="120" w:type="dxa"/>
-              <w:right w:w="0" w:type="dxa"/>
-            </w:tcMar>
-            <w:vAlign w:val="center"/>
-          </w:tcPr>
-          <w:p>
-            <w:pPr>
-              <w:keepNext w:val="0"/>
-              <w:keepLines w:val="0"/>
-              <w:widowControl/>
-              <w:suppressLineNumbers w:val="0"/>
-              <w:snapToGrid w:val="0"/>
-              <w:spacing w:line="240" w:lineRule="auto"/>
-              <w:ind w:left="0" w:leftChars="0" w:right="0" w:rightChars="0" w:firstLine="0" w:firstLineChars="0"/>
-              <w:jc w:val="center"/>
-              <w:rPr>
-                <w:rFonts w:hint="default" w:ascii="Segoe UI" w:hAnsi="Segoe UI" w:eastAsia="Segoe UI" w:cs="Segoe UI"/>
-                <w:i w:val="0"/>
-                <w:iCs w:val="0"/>
-                <w:caps w:val="0"/>
-                <w:color w:val="0F1115"/>
-                <w:spacing w:val="0"/>
-                <w:sz w:val="18"/>
-                <w:szCs w:val="18"/>
-              </w:rPr>
-            </w:pPr>
-            <w:r>
-              <w:rPr>
-                <w:rFonts w:hint="default" w:ascii="Segoe UI" w:hAnsi="Segoe UI" w:eastAsia="Segoe UI" w:cs="Segoe UI"/>
-                <w:i w:val="0"/>
-                <w:iCs w:val="0"/>
-                <w:caps w:val="0"/>
-                <w:snapToGrid w:val="0"/>
-                <w:color w:val="000000"/>
-                <w:spacing w:val="0"/>
-                <w:kern w:val="0"/>
-                <w:sz w:val="18"/>
-                <w:szCs w:val="18"/>
-                <w:lang w:val="en-US" w:eastAsia="zh-CN" w:bidi="ar"/>
-              </w:rPr>
-              <w:t>敏捷开发，定期评审，及时调整</w:t>
-            </w:r>
-          </w:p>
-        </w:tc>
-      </w:tr>
-      <w:tr>
-        <w:tblPrEx>
-          <w:tblBorders>
-            <w:top w:val="none" w:color="auto" w:sz="0" w:space="0"/>
-            <w:left w:val="none" w:color="auto" w:sz="0" w:space="0"/>
-            <w:bottom w:val="none" w:color="auto" w:sz="0" w:space="0"/>
-            <w:right w:val="none" w:color="auto" w:sz="0" w:space="0"/>
-            <w:insideH w:val="none" w:color="auto" w:sz="0" w:space="0"/>
-            <w:insideV w:val="none" w:color="auto" w:sz="0" w:space="0"/>
-          </w:tblBorders>
-          <w:shd w:val="clear" w:color="auto" w:fill="FFFFFF"/>
-          <w:tblCellMar>
-            <w:top w:w="15" w:type="dxa"/>
-            <w:left w:w="15" w:type="dxa"/>
-            <w:bottom w:w="15" w:type="dxa"/>
-            <w:right w:w="15" w:type="dxa"/>
-          </w:tblCellMar>
-        </w:tblPrEx>
-        <w:trPr>
-          <w:trHeight w:val="0" w:hRule="atLeast"/>
-          <w:jc w:val="center"/>
-        </w:trPr>
-        <w:tc>
-          <w:tcPr>
-            <w:tcW w:w="1789" w:type="dxa"/>
-            <w:tcBorders>
-              <w:top w:val="single" w:color="auto" w:sz="4" w:space="0"/>
-              <w:left w:val="single" w:color="auto" w:sz="12" w:space="0"/>
-              <w:bottom w:val="single" w:color="auto" w:sz="4" w:space="0"/>
-              <w:right w:val="single" w:color="auto" w:sz="4" w:space="0"/>
-            </w:tcBorders>
-            <w:shd w:val="clear" w:color="auto" w:fill="FFFFFF"/>
-            <w:tcMar>
-              <w:top w:w="120" w:type="dxa"/>
-              <w:left w:w="0" w:type="dxa"/>
-              <w:bottom w:w="120" w:type="dxa"/>
-              <w:right w:w="192" w:type="dxa"/>
-            </w:tcMar>
-            <w:vAlign w:val="center"/>
-          </w:tcPr>
-          <w:p>
-            <w:pPr>
-              <w:keepNext w:val="0"/>
-              <w:keepLines w:val="0"/>
-              <w:widowControl/>
-              <w:suppressLineNumbers w:val="0"/>
-              <w:snapToGrid w:val="0"/>
-              <w:spacing w:line="240" w:lineRule="auto"/>
-              <w:ind w:left="0" w:leftChars="0" w:right="0" w:rightChars="0" w:firstLine="0" w:firstLineChars="0"/>
-              <w:jc w:val="center"/>
-              <w:rPr>
-                <w:rFonts w:hint="default" w:ascii="Segoe UI" w:hAnsi="Segoe UI" w:eastAsia="Segoe UI" w:cs="Segoe UI"/>
-                <w:i w:val="0"/>
-                <w:iCs w:val="0"/>
-                <w:caps w:val="0"/>
-                <w:color w:val="0F1115"/>
-                <w:spacing w:val="0"/>
-                <w:sz w:val="18"/>
-                <w:szCs w:val="18"/>
-              </w:rPr>
-            </w:pPr>
-            <w:r>
-              <w:rPr>
-                <w:rFonts w:hint="default" w:ascii="Segoe UI" w:hAnsi="Segoe UI" w:eastAsia="Segoe UI" w:cs="Segoe UI"/>
-                <w:i w:val="0"/>
-                <w:iCs w:val="0"/>
-                <w:caps w:val="0"/>
-                <w:snapToGrid w:val="0"/>
-                <w:color w:val="000000"/>
-                <w:spacing w:val="0"/>
-                <w:kern w:val="0"/>
-                <w:sz w:val="18"/>
-                <w:szCs w:val="18"/>
-                <w:lang w:val="en-US" w:eastAsia="zh-CN" w:bidi="ar"/>
-              </w:rPr>
-              <w:t>兼容性问题</w:t>
-            </w:r>
-          </w:p>
-        </w:tc>
-        <w:tc>
-          <w:tcPr>
-            <w:tcW w:w="1300" w:type="dxa"/>
-            <w:tcBorders>
-              <w:top w:val="single" w:color="auto" w:sz="4" w:space="0"/>
-              <w:left w:val="single" w:color="auto" w:sz="4" w:space="0"/>
-              <w:bottom w:val="single" w:color="auto" w:sz="4" w:space="0"/>
-              <w:right w:val="single" w:color="auto" w:sz="4" w:space="0"/>
-            </w:tcBorders>
-            <w:shd w:val="clear" w:color="auto" w:fill="FFFFFF"/>
-            <w:tcMar>
-              <w:top w:w="120" w:type="dxa"/>
-              <w:left w:w="192" w:type="dxa"/>
-              <w:bottom w:w="120" w:type="dxa"/>
-              <w:right w:w="192" w:type="dxa"/>
-            </w:tcMar>
-            <w:vAlign w:val="center"/>
-          </w:tcPr>
-          <w:p>
-            <w:pPr>
-              <w:keepNext w:val="0"/>
-              <w:keepLines w:val="0"/>
-              <w:widowControl/>
-              <w:suppressLineNumbers w:val="0"/>
-              <w:snapToGrid w:val="0"/>
-              <w:spacing w:line="240" w:lineRule="auto"/>
-              <w:ind w:left="0" w:leftChars="0" w:right="0" w:rightChars="0" w:firstLine="0" w:firstLineChars="0"/>
-              <w:jc w:val="center"/>
-              <w:rPr>
-                <w:rFonts w:hint="default" w:ascii="Segoe UI" w:hAnsi="Segoe UI" w:eastAsia="Segoe UI" w:cs="Segoe UI"/>
-                <w:i w:val="0"/>
-                <w:iCs w:val="0"/>
-                <w:caps w:val="0"/>
-                <w:color w:val="0F1115"/>
-                <w:spacing w:val="0"/>
-                <w:sz w:val="18"/>
-                <w:szCs w:val="18"/>
-              </w:rPr>
-            </w:pPr>
-            <w:r>
-              <w:rPr>
-                <w:rFonts w:hint="default" w:ascii="Segoe UI" w:hAnsi="Segoe UI" w:eastAsia="Segoe UI" w:cs="Segoe UI"/>
-                <w:i w:val="0"/>
-                <w:iCs w:val="0"/>
-                <w:caps w:val="0"/>
-                <w:snapToGrid w:val="0"/>
-                <w:color w:val="000000"/>
-                <w:spacing w:val="0"/>
-                <w:kern w:val="0"/>
-                <w:sz w:val="18"/>
-                <w:szCs w:val="18"/>
-                <w:lang w:val="en-US" w:eastAsia="zh-CN" w:bidi="ar"/>
-              </w:rPr>
-              <w:t>高</w:t>
-            </w:r>
-          </w:p>
-        </w:tc>
-        <w:tc>
-          <w:tcPr>
-            <w:tcW w:w="1555" w:type="dxa"/>
-            <w:tcBorders>
-              <w:top w:val="single" w:color="auto" w:sz="4" w:space="0"/>
-              <w:left w:val="single" w:color="auto" w:sz="4" w:space="0"/>
-              <w:bottom w:val="single" w:color="auto" w:sz="4" w:space="0"/>
-              <w:right w:val="single" w:color="auto" w:sz="4" w:space="0"/>
-            </w:tcBorders>
-            <w:shd w:val="clear" w:color="auto" w:fill="FFFFFF"/>
-            <w:tcMar>
-              <w:top w:w="120" w:type="dxa"/>
-              <w:left w:w="192" w:type="dxa"/>
-              <w:bottom w:w="120" w:type="dxa"/>
-              <w:right w:w="192" w:type="dxa"/>
-            </w:tcMar>
-            <w:vAlign w:val="center"/>
-          </w:tcPr>
-          <w:p>
-            <w:pPr>
-              <w:keepNext w:val="0"/>
-              <w:keepLines w:val="0"/>
-              <w:widowControl/>
-              <w:suppressLineNumbers w:val="0"/>
-              <w:snapToGrid w:val="0"/>
-              <w:spacing w:line="240" w:lineRule="auto"/>
-              <w:ind w:left="0" w:leftChars="0" w:right="0" w:rightChars="0" w:firstLine="0" w:firstLineChars="0"/>
-              <w:jc w:val="center"/>
-              <w:rPr>
-                <w:rFonts w:hint="default" w:ascii="Segoe UI" w:hAnsi="Segoe UI" w:eastAsia="Segoe UI" w:cs="Segoe UI"/>
-                <w:i w:val="0"/>
-                <w:iCs w:val="0"/>
-                <w:caps w:val="0"/>
-                <w:color w:val="0F1115"/>
-                <w:spacing w:val="0"/>
-                <w:sz w:val="18"/>
-                <w:szCs w:val="18"/>
-              </w:rPr>
-            </w:pPr>
-            <w:r>
-              <w:rPr>
-                <w:rFonts w:hint="default" w:ascii="Segoe UI" w:hAnsi="Segoe UI" w:eastAsia="Segoe UI" w:cs="Segoe UI"/>
-                <w:i w:val="0"/>
-                <w:iCs w:val="0"/>
-                <w:caps w:val="0"/>
-                <w:snapToGrid w:val="0"/>
-                <w:color w:val="000000"/>
-                <w:spacing w:val="0"/>
-                <w:kern w:val="0"/>
-                <w:sz w:val="18"/>
-                <w:szCs w:val="18"/>
-                <w:lang w:val="en-US" w:eastAsia="zh-CN" w:bidi="ar"/>
-              </w:rPr>
-              <w:t>中</w:t>
-            </w:r>
-          </w:p>
-        </w:tc>
-        <w:tc>
-          <w:tcPr>
-            <w:tcW w:w="4328" w:type="dxa"/>
-            <w:tcBorders>
-              <w:top w:val="single" w:color="auto" w:sz="4" w:space="0"/>
-              <w:left w:val="single" w:color="auto" w:sz="4" w:space="0"/>
-              <w:bottom w:val="single" w:color="auto" w:sz="4" w:space="0"/>
-              <w:right w:val="single" w:color="auto" w:sz="12" w:space="0"/>
-            </w:tcBorders>
-            <w:shd w:val="clear" w:color="auto" w:fill="FFFFFF"/>
-            <w:tcMar>
-              <w:top w:w="120" w:type="dxa"/>
-              <w:left w:w="192" w:type="dxa"/>
-              <w:bottom w:w="120" w:type="dxa"/>
-              <w:right w:w="0" w:type="dxa"/>
-            </w:tcMar>
-            <w:vAlign w:val="center"/>
-          </w:tcPr>
-          <w:p>
-            <w:pPr>
-              <w:keepNext w:val="0"/>
-              <w:keepLines w:val="0"/>
-              <w:widowControl/>
-              <w:suppressLineNumbers w:val="0"/>
-              <w:snapToGrid w:val="0"/>
-              <w:spacing w:line="240" w:lineRule="auto"/>
-              <w:ind w:left="0" w:leftChars="0" w:right="0" w:rightChars="0" w:firstLine="0" w:firstLineChars="0"/>
-              <w:jc w:val="center"/>
-              <w:rPr>
-                <w:rFonts w:hint="default" w:ascii="Segoe UI" w:hAnsi="Segoe UI" w:eastAsia="Segoe UI" w:cs="Segoe UI"/>
-                <w:i w:val="0"/>
-                <w:iCs w:val="0"/>
-                <w:caps w:val="0"/>
-                <w:color w:val="0F1115"/>
-                <w:spacing w:val="0"/>
-                <w:sz w:val="18"/>
-                <w:szCs w:val="18"/>
-              </w:rPr>
-            </w:pPr>
-            <w:r>
-              <w:rPr>
-                <w:rFonts w:hint="default" w:ascii="Segoe UI" w:hAnsi="Segoe UI" w:eastAsia="Segoe UI" w:cs="Segoe UI"/>
-                <w:i w:val="0"/>
-                <w:iCs w:val="0"/>
-                <w:caps w:val="0"/>
-                <w:snapToGrid w:val="0"/>
-                <w:color w:val="000000"/>
-                <w:spacing w:val="0"/>
-                <w:kern w:val="0"/>
-                <w:sz w:val="18"/>
-                <w:szCs w:val="18"/>
-                <w:lang w:val="en-US" w:eastAsia="zh-CN" w:bidi="ar"/>
-              </w:rPr>
-              <w:t>早期兼容性测试，设备实验室建立</w:t>
-            </w:r>
-          </w:p>
-        </w:tc>
-      </w:tr>
-      <w:tr>
-        <w:tblPrEx>
-          <w:tblBorders>
-            <w:top w:val="none" w:color="auto" w:sz="0" w:space="0"/>
-            <w:left w:val="none" w:color="auto" w:sz="0" w:space="0"/>
-            <w:bottom w:val="none" w:color="auto" w:sz="0" w:space="0"/>
-            <w:right w:val="none" w:color="auto" w:sz="0" w:space="0"/>
-            <w:insideH w:val="none" w:color="auto" w:sz="0" w:space="0"/>
-            <w:insideV w:val="none" w:color="auto" w:sz="0" w:space="0"/>
-          </w:tblBorders>
-          <w:shd w:val="clear" w:color="auto" w:fill="FFFFFF"/>
-          <w:tblCellMar>
-            <w:top w:w="15" w:type="dxa"/>
-            <w:left w:w="15" w:type="dxa"/>
-            <w:bottom w:w="15" w:type="dxa"/>
-            <w:right w:w="15" w:type="dxa"/>
-          </w:tblCellMar>
-        </w:tblPrEx>
-        <w:trPr>
-          <w:trHeight w:val="0" w:hRule="atLeast"/>
-          <w:jc w:val="center"/>
-        </w:trPr>
-        <w:tc>
-          <w:tcPr>
-            <w:tcW w:w="1789" w:type="dxa"/>
-            <w:tcBorders>
-              <w:top w:val="single" w:color="auto" w:sz="4" w:space="0"/>
-              <w:left w:val="single" w:color="auto" w:sz="12" w:space="0"/>
-              <w:bottom w:val="single" w:color="auto" w:sz="4" w:space="0"/>
-              <w:right w:val="single" w:color="auto" w:sz="4" w:space="0"/>
-            </w:tcBorders>
-            <w:shd w:val="clear" w:color="auto" w:fill="FFFFFF"/>
-            <w:tcMar>
-              <w:top w:w="120" w:type="dxa"/>
-              <w:left w:w="0" w:type="dxa"/>
-              <w:bottom w:w="120" w:type="dxa"/>
-              <w:right w:w="192" w:type="dxa"/>
-            </w:tcMar>
-            <w:vAlign w:val="center"/>
-          </w:tcPr>
-          <w:p>
-            <w:pPr>
-              <w:keepNext w:val="0"/>
-              <w:keepLines w:val="0"/>
-              <w:widowControl/>
-              <w:suppressLineNumbers w:val="0"/>
-              <w:snapToGrid w:val="0"/>
-              <w:spacing w:line="240" w:lineRule="auto"/>
-              <w:ind w:left="0" w:leftChars="0" w:right="0" w:rightChars="0" w:firstLine="0" w:firstLineChars="0"/>
-              <w:jc w:val="center"/>
-              <w:rPr>
-                <w:rFonts w:hint="default" w:ascii="Segoe UI" w:hAnsi="Segoe UI" w:eastAsia="Segoe UI" w:cs="Segoe UI"/>
-                <w:i w:val="0"/>
-                <w:iCs w:val="0"/>
-                <w:caps w:val="0"/>
-                <w:color w:val="0F1115"/>
-                <w:spacing w:val="0"/>
-                <w:sz w:val="18"/>
-                <w:szCs w:val="18"/>
-              </w:rPr>
-            </w:pPr>
-            <w:r>
-              <w:rPr>
-                <w:rFonts w:hint="default" w:ascii="Segoe UI" w:hAnsi="Segoe UI" w:eastAsia="Segoe UI" w:cs="Segoe UI"/>
-                <w:i w:val="0"/>
-                <w:iCs w:val="0"/>
-                <w:caps w:val="0"/>
-                <w:snapToGrid w:val="0"/>
-                <w:color w:val="000000"/>
-                <w:spacing w:val="0"/>
-                <w:kern w:val="0"/>
-                <w:sz w:val="18"/>
-                <w:szCs w:val="18"/>
-                <w:lang w:val="en-US" w:eastAsia="zh-CN" w:bidi="ar"/>
-              </w:rPr>
-              <w:t>用户体验风险</w:t>
-            </w:r>
-          </w:p>
-        </w:tc>
-        <w:tc>
-          <w:tcPr>
-            <w:tcW w:w="1300" w:type="dxa"/>
-            <w:tcBorders>
-              <w:top w:val="single" w:color="auto" w:sz="4" w:space="0"/>
-              <w:left w:val="single" w:color="auto" w:sz="4" w:space="0"/>
-              <w:bottom w:val="single" w:color="auto" w:sz="4" w:space="0"/>
-              <w:right w:val="single" w:color="auto" w:sz="4" w:space="0"/>
-            </w:tcBorders>
-            <w:shd w:val="clear" w:color="auto" w:fill="FFFFFF"/>
-            <w:tcMar>
-              <w:top w:w="120" w:type="dxa"/>
-              <w:left w:w="192" w:type="dxa"/>
-              <w:bottom w:w="120" w:type="dxa"/>
-              <w:right w:w="192" w:type="dxa"/>
-            </w:tcMar>
-            <w:vAlign w:val="center"/>
-          </w:tcPr>
-          <w:p>
-            <w:pPr>
-              <w:keepNext w:val="0"/>
-              <w:keepLines w:val="0"/>
-              <w:widowControl/>
-              <w:suppressLineNumbers w:val="0"/>
-              <w:snapToGrid w:val="0"/>
-              <w:spacing w:line="240" w:lineRule="auto"/>
-              <w:ind w:left="0" w:leftChars="0" w:right="0" w:rightChars="0" w:firstLine="0" w:firstLineChars="0"/>
-              <w:jc w:val="center"/>
-              <w:rPr>
-                <w:rFonts w:hint="default" w:ascii="Segoe UI" w:hAnsi="Segoe UI" w:eastAsia="Segoe UI" w:cs="Segoe UI"/>
-                <w:i w:val="0"/>
-                <w:iCs w:val="0"/>
-                <w:caps w:val="0"/>
-                <w:color w:val="0F1115"/>
-                <w:spacing w:val="0"/>
-                <w:sz w:val="18"/>
-                <w:szCs w:val="18"/>
-              </w:rPr>
-            </w:pPr>
-            <w:r>
-              <w:rPr>
-                <w:rFonts w:hint="default" w:ascii="Segoe UI" w:hAnsi="Segoe UI" w:eastAsia="Segoe UI" w:cs="Segoe UI"/>
-                <w:i w:val="0"/>
-                <w:iCs w:val="0"/>
-                <w:caps w:val="0"/>
-                <w:snapToGrid w:val="0"/>
-                <w:color w:val="000000"/>
-                <w:spacing w:val="0"/>
-                <w:kern w:val="0"/>
-                <w:sz w:val="18"/>
-                <w:szCs w:val="18"/>
-                <w:lang w:val="en-US" w:eastAsia="zh-CN" w:bidi="ar"/>
-              </w:rPr>
-              <w:t>中</w:t>
-            </w:r>
-          </w:p>
-        </w:tc>
-        <w:tc>
-          <w:tcPr>
-            <w:tcW w:w="1555" w:type="dxa"/>
-            <w:tcBorders>
-              <w:top w:val="single" w:color="auto" w:sz="4" w:space="0"/>
-              <w:left w:val="single" w:color="auto" w:sz="4" w:space="0"/>
-              <w:bottom w:val="single" w:color="auto" w:sz="4" w:space="0"/>
-              <w:right w:val="single" w:color="auto" w:sz="4" w:space="0"/>
-            </w:tcBorders>
-            <w:shd w:val="clear" w:color="auto" w:fill="FFFFFF"/>
-            <w:tcMar>
-              <w:top w:w="120" w:type="dxa"/>
-              <w:left w:w="192" w:type="dxa"/>
-              <w:bottom w:w="120" w:type="dxa"/>
-              <w:right w:w="192" w:type="dxa"/>
-            </w:tcMar>
-            <w:vAlign w:val="center"/>
-          </w:tcPr>
-          <w:p>
-            <w:pPr>
-              <w:keepNext w:val="0"/>
-              <w:keepLines w:val="0"/>
-              <w:widowControl/>
-              <w:suppressLineNumbers w:val="0"/>
-              <w:snapToGrid w:val="0"/>
-              <w:spacing w:line="240" w:lineRule="auto"/>
-              <w:ind w:left="0" w:leftChars="0" w:right="0" w:rightChars="0" w:firstLine="0" w:firstLineChars="0"/>
-              <w:jc w:val="center"/>
-              <w:rPr>
-                <w:rFonts w:hint="default" w:ascii="Segoe UI" w:hAnsi="Segoe UI" w:eastAsia="Segoe UI" w:cs="Segoe UI"/>
-                <w:i w:val="0"/>
-                <w:iCs w:val="0"/>
-                <w:caps w:val="0"/>
-                <w:color w:val="0F1115"/>
-                <w:spacing w:val="0"/>
-                <w:sz w:val="18"/>
-                <w:szCs w:val="18"/>
-              </w:rPr>
-            </w:pPr>
-            <w:r>
-              <w:rPr>
-                <w:rFonts w:hint="default" w:ascii="Segoe UI" w:hAnsi="Segoe UI" w:eastAsia="Segoe UI" w:cs="Segoe UI"/>
-                <w:i w:val="0"/>
-                <w:iCs w:val="0"/>
-                <w:caps w:val="0"/>
-                <w:snapToGrid w:val="0"/>
-                <w:color w:val="000000"/>
-                <w:spacing w:val="0"/>
-                <w:kern w:val="0"/>
-                <w:sz w:val="18"/>
-                <w:szCs w:val="18"/>
-                <w:lang w:val="en-US" w:eastAsia="zh-CN" w:bidi="ar"/>
-              </w:rPr>
-              <w:t>高</w:t>
-            </w:r>
-          </w:p>
-        </w:tc>
-        <w:tc>
-          <w:tcPr>
-            <w:tcW w:w="4328" w:type="dxa"/>
-            <w:tcBorders>
-              <w:top w:val="single" w:color="auto" w:sz="4" w:space="0"/>
-              <w:left w:val="single" w:color="auto" w:sz="4" w:space="0"/>
-              <w:bottom w:val="single" w:color="auto" w:sz="4" w:space="0"/>
-              <w:right w:val="single" w:color="auto" w:sz="12" w:space="0"/>
-            </w:tcBorders>
-            <w:shd w:val="clear" w:color="auto" w:fill="FFFFFF"/>
-            <w:tcMar>
-              <w:top w:w="120" w:type="dxa"/>
-              <w:left w:w="192" w:type="dxa"/>
-              <w:bottom w:w="120" w:type="dxa"/>
-              <w:right w:w="0" w:type="dxa"/>
-            </w:tcMar>
-            <w:vAlign w:val="center"/>
-          </w:tcPr>
-          <w:p>
-            <w:pPr>
-              <w:keepNext w:val="0"/>
-              <w:keepLines w:val="0"/>
-              <w:widowControl/>
-              <w:suppressLineNumbers w:val="0"/>
-              <w:snapToGrid w:val="0"/>
-              <w:spacing w:line="240" w:lineRule="auto"/>
-              <w:ind w:left="0" w:leftChars="0" w:right="0" w:rightChars="0" w:firstLine="0" w:firstLineChars="0"/>
-              <w:jc w:val="center"/>
-              <w:rPr>
-                <w:rFonts w:hint="default" w:ascii="Segoe UI" w:hAnsi="Segoe UI" w:eastAsia="Segoe UI" w:cs="Segoe UI"/>
-                <w:i w:val="0"/>
-                <w:iCs w:val="0"/>
-                <w:caps w:val="0"/>
-                <w:color w:val="0F1115"/>
-                <w:spacing w:val="0"/>
-                <w:sz w:val="18"/>
-                <w:szCs w:val="18"/>
-              </w:rPr>
-            </w:pPr>
-            <w:r>
-              <w:rPr>
-                <w:rFonts w:hint="default" w:ascii="Segoe UI" w:hAnsi="Segoe UI" w:eastAsia="Segoe UI" w:cs="Segoe UI"/>
-                <w:i w:val="0"/>
-                <w:iCs w:val="0"/>
-                <w:caps w:val="0"/>
-                <w:snapToGrid w:val="0"/>
-                <w:color w:val="000000"/>
-                <w:spacing w:val="0"/>
-                <w:kern w:val="0"/>
-                <w:sz w:val="18"/>
-                <w:szCs w:val="18"/>
-                <w:lang w:val="en-US" w:eastAsia="zh-CN" w:bidi="ar"/>
-              </w:rPr>
-              <w:t>用户测试贯穿全程，快速迭代优化</w:t>
-            </w:r>
-          </w:p>
-        </w:tc>
-      </w:tr>
-      <w:tr>
-        <w:tblPrEx>
-          <w:tblBorders>
-            <w:top w:val="none" w:color="auto" w:sz="0" w:space="0"/>
-            <w:left w:val="none" w:color="auto" w:sz="0" w:space="0"/>
-            <w:bottom w:val="none" w:color="auto" w:sz="0" w:space="0"/>
-            <w:right w:val="none" w:color="auto" w:sz="0" w:space="0"/>
-            <w:insideH w:val="none" w:color="auto" w:sz="0" w:space="0"/>
-            <w:insideV w:val="none" w:color="auto" w:sz="0" w:space="0"/>
-          </w:tblBorders>
-          <w:shd w:val="clear" w:color="auto" w:fill="FFFFFF"/>
-          <w:tblCellMar>
-            <w:top w:w="15" w:type="dxa"/>
-            <w:left w:w="15" w:type="dxa"/>
-            <w:bottom w:w="15" w:type="dxa"/>
-            <w:right w:w="15" w:type="dxa"/>
-          </w:tblCellMar>
-        </w:tblPrEx>
-        <w:trPr>
-          <w:trHeight w:val="0" w:hRule="atLeast"/>
-          <w:jc w:val="center"/>
-        </w:trPr>
-        <w:tc>
-          <w:tcPr>
-            <w:tcW w:w="1789" w:type="dxa"/>
-            <w:tcBorders>
-              <w:top w:val="single" w:color="auto" w:sz="4" w:space="0"/>
-              <w:left w:val="single" w:color="auto" w:sz="12" w:space="0"/>
-              <w:bottom w:val="single" w:color="auto" w:sz="4" w:space="0"/>
-              <w:right w:val="single" w:color="auto" w:sz="4" w:space="0"/>
-            </w:tcBorders>
-            <w:shd w:val="clear" w:color="auto" w:fill="FFFFFF"/>
-            <w:tcMar>
-              <w:top w:w="120" w:type="dxa"/>
-              <w:left w:w="0" w:type="dxa"/>
-              <w:bottom w:w="120" w:type="dxa"/>
-              <w:right w:w="192" w:type="dxa"/>
-            </w:tcMar>
-            <w:vAlign w:val="center"/>
-          </w:tcPr>
-          <w:p>
-            <w:pPr>
-              <w:keepNext w:val="0"/>
-              <w:keepLines w:val="0"/>
-              <w:widowControl/>
-              <w:suppressLineNumbers w:val="0"/>
-              <w:snapToGrid w:val="0"/>
-              <w:spacing w:line="240" w:lineRule="auto"/>
-              <w:ind w:left="0" w:leftChars="0" w:right="0" w:rightChars="0" w:firstLine="0" w:firstLineChars="0"/>
-              <w:jc w:val="center"/>
-              <w:rPr>
-                <w:rFonts w:hint="default" w:ascii="Segoe UI" w:hAnsi="Segoe UI" w:eastAsia="Segoe UI" w:cs="Segoe UI"/>
-                <w:i w:val="0"/>
-                <w:iCs w:val="0"/>
-                <w:caps w:val="0"/>
-                <w:color w:val="0F1115"/>
-                <w:spacing w:val="0"/>
-                <w:sz w:val="18"/>
-                <w:szCs w:val="18"/>
-              </w:rPr>
-            </w:pPr>
-            <w:r>
-              <w:rPr>
-                <w:rFonts w:hint="default" w:ascii="Segoe UI" w:hAnsi="Segoe UI" w:eastAsia="Segoe UI" w:cs="Segoe UI"/>
-                <w:i w:val="0"/>
-                <w:iCs w:val="0"/>
-                <w:caps w:val="0"/>
-                <w:snapToGrid w:val="0"/>
-                <w:color w:val="000000"/>
-                <w:spacing w:val="0"/>
-                <w:kern w:val="0"/>
-                <w:sz w:val="18"/>
-                <w:szCs w:val="18"/>
-                <w:lang w:val="en-US" w:eastAsia="zh-CN" w:bidi="ar"/>
-              </w:rPr>
-              <w:t>数据同步风险</w:t>
-            </w:r>
-          </w:p>
-        </w:tc>
-        <w:tc>
-          <w:tcPr>
-            <w:tcW w:w="1300" w:type="dxa"/>
-            <w:tcBorders>
-              <w:top w:val="single" w:color="auto" w:sz="4" w:space="0"/>
-              <w:left w:val="single" w:color="auto" w:sz="4" w:space="0"/>
-              <w:bottom w:val="single" w:color="auto" w:sz="4" w:space="0"/>
-              <w:right w:val="single" w:color="auto" w:sz="4" w:space="0"/>
-            </w:tcBorders>
-            <w:shd w:val="clear" w:color="auto" w:fill="FFFFFF"/>
-            <w:tcMar>
-              <w:top w:w="120" w:type="dxa"/>
-              <w:left w:w="192" w:type="dxa"/>
-              <w:bottom w:w="120" w:type="dxa"/>
-              <w:right w:w="192" w:type="dxa"/>
-            </w:tcMar>
-            <w:vAlign w:val="center"/>
-          </w:tcPr>
-          <w:p>
-            <w:pPr>
-              <w:keepNext w:val="0"/>
-              <w:keepLines w:val="0"/>
-              <w:widowControl/>
-              <w:suppressLineNumbers w:val="0"/>
-              <w:snapToGrid w:val="0"/>
-              <w:spacing w:line="240" w:lineRule="auto"/>
-              <w:ind w:left="0" w:leftChars="0" w:right="0" w:rightChars="0" w:firstLine="0" w:firstLineChars="0"/>
-              <w:jc w:val="center"/>
-              <w:rPr>
-                <w:rFonts w:hint="default" w:ascii="Segoe UI" w:hAnsi="Segoe UI" w:eastAsia="Segoe UI" w:cs="Segoe UI"/>
-                <w:i w:val="0"/>
-                <w:iCs w:val="0"/>
-                <w:caps w:val="0"/>
-                <w:color w:val="0F1115"/>
-                <w:spacing w:val="0"/>
-                <w:sz w:val="18"/>
-                <w:szCs w:val="18"/>
-              </w:rPr>
-            </w:pPr>
-            <w:r>
-              <w:rPr>
-                <w:rFonts w:hint="default" w:ascii="Segoe UI" w:hAnsi="Segoe UI" w:eastAsia="Segoe UI" w:cs="Segoe UI"/>
-                <w:i w:val="0"/>
-                <w:iCs w:val="0"/>
-                <w:caps w:val="0"/>
-                <w:snapToGrid w:val="0"/>
-                <w:color w:val="000000"/>
-                <w:spacing w:val="0"/>
-                <w:kern w:val="0"/>
-                <w:sz w:val="18"/>
-                <w:szCs w:val="18"/>
-                <w:lang w:val="en-US" w:eastAsia="zh-CN" w:bidi="ar"/>
-              </w:rPr>
-              <w:t>中</w:t>
-            </w:r>
-          </w:p>
-        </w:tc>
-        <w:tc>
-          <w:tcPr>
-            <w:tcW w:w="1555" w:type="dxa"/>
-            <w:tcBorders>
-              <w:top w:val="single" w:color="auto" w:sz="4" w:space="0"/>
-              <w:left w:val="single" w:color="auto" w:sz="4" w:space="0"/>
-              <w:bottom w:val="single" w:color="auto" w:sz="4" w:space="0"/>
-              <w:right w:val="single" w:color="auto" w:sz="4" w:space="0"/>
-            </w:tcBorders>
-            <w:shd w:val="clear" w:color="auto" w:fill="FFFFFF"/>
-            <w:tcMar>
-              <w:top w:w="120" w:type="dxa"/>
-              <w:left w:w="192" w:type="dxa"/>
-              <w:bottom w:w="120" w:type="dxa"/>
-              <w:right w:w="192" w:type="dxa"/>
-            </w:tcMar>
-            <w:vAlign w:val="center"/>
-          </w:tcPr>
-          <w:p>
-            <w:pPr>
-              <w:keepNext w:val="0"/>
-              <w:keepLines w:val="0"/>
-              <w:widowControl/>
-              <w:suppressLineNumbers w:val="0"/>
-              <w:snapToGrid w:val="0"/>
-              <w:spacing w:line="240" w:lineRule="auto"/>
-              <w:ind w:left="0" w:leftChars="0" w:right="0" w:rightChars="0" w:firstLine="0" w:firstLineChars="0"/>
-              <w:jc w:val="center"/>
-              <w:rPr>
-                <w:rFonts w:hint="default" w:ascii="Segoe UI" w:hAnsi="Segoe UI" w:eastAsia="Segoe UI" w:cs="Segoe UI"/>
-                <w:i w:val="0"/>
-                <w:iCs w:val="0"/>
-                <w:caps w:val="0"/>
-                <w:color w:val="0F1115"/>
-                <w:spacing w:val="0"/>
-                <w:sz w:val="18"/>
-                <w:szCs w:val="18"/>
-              </w:rPr>
-            </w:pPr>
-            <w:r>
-              <w:rPr>
-                <w:rFonts w:hint="default" w:ascii="Segoe UI" w:hAnsi="Segoe UI" w:eastAsia="Segoe UI" w:cs="Segoe UI"/>
-                <w:i w:val="0"/>
-                <w:iCs w:val="0"/>
-                <w:caps w:val="0"/>
-                <w:snapToGrid w:val="0"/>
-                <w:color w:val="000000"/>
-                <w:spacing w:val="0"/>
-                <w:kern w:val="0"/>
-                <w:sz w:val="18"/>
-                <w:szCs w:val="18"/>
-                <w:lang w:val="en-US" w:eastAsia="zh-CN" w:bidi="ar"/>
-              </w:rPr>
-              <w:t>高</w:t>
-            </w:r>
-          </w:p>
-        </w:tc>
-        <w:tc>
-          <w:tcPr>
-            <w:tcW w:w="4328" w:type="dxa"/>
-            <w:tcBorders>
-              <w:top w:val="single" w:color="auto" w:sz="4" w:space="0"/>
-              <w:left w:val="single" w:color="auto" w:sz="4" w:space="0"/>
-              <w:bottom w:val="single" w:color="auto" w:sz="4" w:space="0"/>
-              <w:right w:val="single" w:color="auto" w:sz="12" w:space="0"/>
-            </w:tcBorders>
-            <w:shd w:val="clear" w:color="auto" w:fill="FFFFFF"/>
-            <w:tcMar>
-              <w:top w:w="120" w:type="dxa"/>
-              <w:left w:w="192" w:type="dxa"/>
-              <w:bottom w:w="120" w:type="dxa"/>
-              <w:right w:w="0" w:type="dxa"/>
-            </w:tcMar>
-            <w:vAlign w:val="center"/>
-          </w:tcPr>
-          <w:p>
-            <w:pPr>
-              <w:keepNext w:val="0"/>
-              <w:keepLines w:val="0"/>
-              <w:widowControl/>
-              <w:suppressLineNumbers w:val="0"/>
-              <w:snapToGrid w:val="0"/>
-              <w:spacing w:line="240" w:lineRule="auto"/>
-              <w:ind w:left="0" w:leftChars="0" w:right="0" w:rightChars="0" w:firstLine="0" w:firstLineChars="0"/>
-              <w:jc w:val="center"/>
-              <w:rPr>
-                <w:rFonts w:hint="default" w:ascii="Segoe UI" w:hAnsi="Segoe UI" w:eastAsia="Segoe UI" w:cs="Segoe UI"/>
-                <w:i w:val="0"/>
-                <w:iCs w:val="0"/>
-                <w:caps w:val="0"/>
-                <w:color w:val="0F1115"/>
-                <w:spacing w:val="0"/>
-                <w:sz w:val="18"/>
-                <w:szCs w:val="18"/>
-              </w:rPr>
-            </w:pPr>
-            <w:r>
-              <w:rPr>
-                <w:rFonts w:hint="default" w:ascii="Segoe UI" w:hAnsi="Segoe UI" w:eastAsia="Segoe UI" w:cs="Segoe UI"/>
-                <w:i w:val="0"/>
-                <w:iCs w:val="0"/>
-                <w:caps w:val="0"/>
-                <w:snapToGrid w:val="0"/>
-                <w:color w:val="000000"/>
-                <w:spacing w:val="0"/>
-                <w:kern w:val="0"/>
-                <w:sz w:val="18"/>
-                <w:szCs w:val="18"/>
-                <w:lang w:val="en-US" w:eastAsia="zh-CN" w:bidi="ar"/>
-              </w:rPr>
-              <w:t>设计健壮的同步机制，冲突解决方案</w:t>
-            </w:r>
-          </w:p>
-        </w:tc>
-      </w:tr>
-      <w:tr>
-        <w:tblPrEx>
-          <w:tblBorders>
-            <w:top w:val="none" w:color="auto" w:sz="0" w:space="0"/>
-            <w:left w:val="none" w:color="auto" w:sz="0" w:space="0"/>
-            <w:bottom w:val="none" w:color="auto" w:sz="0" w:space="0"/>
-            <w:right w:val="none" w:color="auto" w:sz="0" w:space="0"/>
-            <w:insideH w:val="none" w:color="auto" w:sz="0" w:space="0"/>
-            <w:insideV w:val="none" w:color="auto" w:sz="0" w:space="0"/>
-          </w:tblBorders>
-          <w:tblCellMar>
-            <w:top w:w="15" w:type="dxa"/>
-            <w:left w:w="15" w:type="dxa"/>
-            <w:bottom w:w="15" w:type="dxa"/>
-            <w:right w:w="15" w:type="dxa"/>
-          </w:tblCellMar>
-        </w:tblPrEx>
-        <w:trPr>
-          <w:trHeight w:val="0" w:hRule="atLeast"/>
-          <w:jc w:val="center"/>
-        </w:trPr>
-        <w:tc>
-          <w:tcPr>
-            <w:tcW w:w="1789" w:type="dxa"/>
-            <w:tcBorders>
-              <w:top w:val="single" w:color="auto" w:sz="4" w:space="0"/>
-              <w:left w:val="single" w:color="auto" w:sz="12" w:space="0"/>
-              <w:bottom w:val="single" w:color="auto" w:sz="12" w:space="0"/>
-              <w:right w:val="single" w:color="auto" w:sz="4" w:space="0"/>
-            </w:tcBorders>
-            <w:shd w:val="clear" w:color="auto" w:fill="FFFFFF"/>
-            <w:tcMar>
-              <w:top w:w="120" w:type="dxa"/>
-              <w:left w:w="0" w:type="dxa"/>
-              <w:bottom w:w="120" w:type="dxa"/>
-              <w:right w:w="192" w:type="dxa"/>
-            </w:tcMar>
-            <w:vAlign w:val="center"/>
-          </w:tcPr>
-          <w:p>
-            <w:pPr>
-              <w:keepNext w:val="0"/>
-              <w:keepLines w:val="0"/>
-              <w:widowControl/>
-              <w:suppressLineNumbers w:val="0"/>
-              <w:snapToGrid w:val="0"/>
-              <w:spacing w:line="240" w:lineRule="auto"/>
-              <w:ind w:left="0" w:leftChars="0" w:right="0" w:rightChars="0" w:firstLine="0" w:firstLineChars="0"/>
-              <w:jc w:val="center"/>
-              <w:rPr>
-                <w:rFonts w:hint="default" w:ascii="Segoe UI" w:hAnsi="Segoe UI" w:eastAsia="Segoe UI" w:cs="Segoe UI"/>
-                <w:i w:val="0"/>
-                <w:iCs w:val="0"/>
-                <w:caps w:val="0"/>
-                <w:color w:val="0F1115"/>
-                <w:spacing w:val="0"/>
-                <w:sz w:val="18"/>
-                <w:szCs w:val="18"/>
-              </w:rPr>
-            </w:pPr>
-            <w:r>
-              <w:rPr>
-                <w:rFonts w:hint="default" w:ascii="Segoe UI" w:hAnsi="Segoe UI" w:eastAsia="Segoe UI" w:cs="Segoe UI"/>
-                <w:i w:val="0"/>
-                <w:iCs w:val="0"/>
-                <w:caps w:val="0"/>
-                <w:snapToGrid w:val="0"/>
-                <w:color w:val="000000"/>
-                <w:spacing w:val="0"/>
-                <w:kern w:val="0"/>
-                <w:sz w:val="18"/>
-                <w:szCs w:val="18"/>
-                <w:lang w:val="en-US" w:eastAsia="zh-CN" w:bidi="ar"/>
-              </w:rPr>
-              <w:t>安全风险</w:t>
-            </w:r>
-          </w:p>
-        </w:tc>
-        <w:tc>
-          <w:tcPr>
-            <w:tcW w:w="1300" w:type="dxa"/>
-            <w:tcBorders>
-              <w:top w:val="single" w:color="auto" w:sz="4" w:space="0"/>
-              <w:left w:val="single" w:color="auto" w:sz="4" w:space="0"/>
-              <w:bottom w:val="single" w:color="auto" w:sz="12" w:space="0"/>
-              <w:right w:val="single" w:color="auto" w:sz="4" w:space="0"/>
-            </w:tcBorders>
-            <w:shd w:val="clear" w:color="auto" w:fill="FFFFFF"/>
-            <w:tcMar>
-              <w:top w:w="120" w:type="dxa"/>
-              <w:left w:w="192" w:type="dxa"/>
-              <w:bottom w:w="120" w:type="dxa"/>
-              <w:right w:w="192" w:type="dxa"/>
-            </w:tcMar>
-            <w:vAlign w:val="center"/>
-          </w:tcPr>
-          <w:p>
-            <w:pPr>
-              <w:keepNext w:val="0"/>
-              <w:keepLines w:val="0"/>
-              <w:widowControl/>
-              <w:suppressLineNumbers w:val="0"/>
-              <w:snapToGrid w:val="0"/>
-              <w:spacing w:line="240" w:lineRule="auto"/>
-              <w:ind w:left="0" w:leftChars="0" w:right="0" w:rightChars="0" w:firstLine="0" w:firstLineChars="0"/>
-              <w:jc w:val="center"/>
-              <w:rPr>
-                <w:rFonts w:hint="default" w:ascii="Segoe UI" w:hAnsi="Segoe UI" w:eastAsia="Segoe UI" w:cs="Segoe UI"/>
-                <w:i w:val="0"/>
-                <w:iCs w:val="0"/>
-                <w:caps w:val="0"/>
-                <w:color w:val="0F1115"/>
-                <w:spacing w:val="0"/>
-                <w:sz w:val="18"/>
-                <w:szCs w:val="18"/>
-              </w:rPr>
-            </w:pPr>
-            <w:r>
-              <w:rPr>
-                <w:rFonts w:hint="default" w:ascii="Segoe UI" w:hAnsi="Segoe UI" w:eastAsia="Segoe UI" w:cs="Segoe UI"/>
-                <w:i w:val="0"/>
-                <w:iCs w:val="0"/>
-                <w:caps w:val="0"/>
-                <w:snapToGrid w:val="0"/>
-                <w:color w:val="000000"/>
-                <w:spacing w:val="0"/>
-                <w:kern w:val="0"/>
-                <w:sz w:val="18"/>
-                <w:szCs w:val="18"/>
-                <w:lang w:val="en-US" w:eastAsia="zh-CN" w:bidi="ar"/>
-              </w:rPr>
-              <w:t>低</w:t>
-            </w:r>
-          </w:p>
-        </w:tc>
-        <w:tc>
-          <w:tcPr>
-            <w:tcW w:w="1555" w:type="dxa"/>
-            <w:tcBorders>
-              <w:top w:val="single" w:color="auto" w:sz="4" w:space="0"/>
-              <w:left w:val="single" w:color="auto" w:sz="4" w:space="0"/>
-              <w:bottom w:val="single" w:color="auto" w:sz="12" w:space="0"/>
-              <w:right w:val="single" w:color="auto" w:sz="4" w:space="0"/>
-            </w:tcBorders>
-            <w:shd w:val="clear" w:color="auto" w:fill="FFFFFF"/>
-            <w:tcMar>
-              <w:top w:w="120" w:type="dxa"/>
-              <w:left w:w="192" w:type="dxa"/>
-              <w:bottom w:w="120" w:type="dxa"/>
-              <w:right w:w="192" w:type="dxa"/>
-            </w:tcMar>
-            <w:vAlign w:val="center"/>
-          </w:tcPr>
-          <w:p>
-            <w:pPr>
-              <w:keepNext w:val="0"/>
-              <w:keepLines w:val="0"/>
-              <w:widowControl/>
-              <w:suppressLineNumbers w:val="0"/>
-              <w:snapToGrid w:val="0"/>
-              <w:spacing w:line="240" w:lineRule="auto"/>
-              <w:ind w:left="0" w:leftChars="0" w:right="0" w:rightChars="0" w:firstLine="0" w:firstLineChars="0"/>
-              <w:jc w:val="center"/>
-              <w:rPr>
-                <w:rFonts w:hint="default" w:ascii="Segoe UI" w:hAnsi="Segoe UI" w:eastAsia="Segoe UI" w:cs="Segoe UI"/>
-                <w:i w:val="0"/>
-                <w:iCs w:val="0"/>
-                <w:caps w:val="0"/>
-                <w:color w:val="0F1115"/>
-                <w:spacing w:val="0"/>
-                <w:sz w:val="18"/>
-                <w:szCs w:val="18"/>
-              </w:rPr>
-            </w:pPr>
-            <w:r>
-              <w:rPr>
-                <w:rFonts w:hint="default" w:ascii="Segoe UI" w:hAnsi="Segoe UI" w:eastAsia="Segoe UI" w:cs="Segoe UI"/>
-                <w:i w:val="0"/>
-                <w:iCs w:val="0"/>
-                <w:caps w:val="0"/>
-                <w:snapToGrid w:val="0"/>
-                <w:color w:val="000000"/>
-                <w:spacing w:val="0"/>
-                <w:kern w:val="0"/>
-                <w:sz w:val="18"/>
-                <w:szCs w:val="18"/>
-                <w:lang w:val="en-US" w:eastAsia="zh-CN" w:bidi="ar"/>
-              </w:rPr>
-              <w:t>高</w:t>
-            </w:r>
-          </w:p>
-        </w:tc>
-        <w:tc>
-          <w:tcPr>
-            <w:tcW w:w="4328" w:type="dxa"/>
-            <w:tcBorders>
-              <w:top w:val="single" w:color="auto" w:sz="4" w:space="0"/>
-              <w:left w:val="single" w:color="auto" w:sz="4" w:space="0"/>
-              <w:bottom w:val="single" w:color="auto" w:sz="12" w:space="0"/>
-              <w:right w:val="single" w:color="auto" w:sz="12" w:space="0"/>
-            </w:tcBorders>
-            <w:shd w:val="clear" w:color="auto" w:fill="FFFFFF"/>
-            <w:tcMar>
-              <w:top w:w="120" w:type="dxa"/>
-              <w:left w:w="192" w:type="dxa"/>
-              <w:bottom w:w="120" w:type="dxa"/>
-              <w:right w:w="0" w:type="dxa"/>
-            </w:tcMar>
-            <w:vAlign w:val="center"/>
-          </w:tcPr>
-          <w:p>
-            <w:pPr>
-              <w:keepNext w:val="0"/>
-              <w:keepLines w:val="0"/>
-              <w:widowControl/>
-              <w:suppressLineNumbers w:val="0"/>
-              <w:snapToGrid w:val="0"/>
-              <w:spacing w:line="240" w:lineRule="auto"/>
-              <w:ind w:left="0" w:leftChars="0" w:right="0" w:rightChars="0" w:firstLine="0" w:firstLineChars="0"/>
-              <w:jc w:val="center"/>
-              <w:rPr>
-                <w:rFonts w:hint="default" w:ascii="Segoe UI" w:hAnsi="Segoe UI" w:eastAsia="Segoe UI" w:cs="Segoe UI"/>
-                <w:i w:val="0"/>
-                <w:iCs w:val="0"/>
-                <w:caps w:val="0"/>
-                <w:color w:val="0F1115"/>
-                <w:spacing w:val="0"/>
-                <w:sz w:val="18"/>
-                <w:szCs w:val="18"/>
-              </w:rPr>
-            </w:pPr>
-            <w:r>
-              <w:rPr>
-                <w:rFonts w:hint="default" w:ascii="Segoe UI" w:hAnsi="Segoe UI" w:eastAsia="Segoe UI" w:cs="Segoe UI"/>
-                <w:i w:val="0"/>
-                <w:iCs w:val="0"/>
-                <w:caps w:val="0"/>
-                <w:snapToGrid w:val="0"/>
-                <w:color w:val="000000"/>
-                <w:spacing w:val="0"/>
-                <w:kern w:val="0"/>
-                <w:sz w:val="18"/>
-                <w:szCs w:val="18"/>
-                <w:lang w:val="en-US" w:eastAsia="zh-CN" w:bidi="ar"/>
-              </w:rPr>
-              <w:t>安全开发规范，定期安全审计</w:t>
-            </w:r>
-          </w:p>
-        </w:tc>
-      </w:tr>
-    </w:tbl>
-    <w:p>
-      <w:pPr>
-        <w:pStyle w:val="26"/>
-        <w:bidi w:val="0"/>
-        <w:rPr>
-          <w:rFonts w:hint="default"/>
-          <w:lang w:val="en-US" w:eastAsia="zh-CN"/>
-        </w:rPr>
-      </w:pPr>
-      <w:r>
-        <w:rPr>
-          <w:rFonts w:hint="default"/>
-          <w:lang w:val="en-US" w:eastAsia="zh-CN"/>
-        </w:rPr>
-        <w:t>成功度量标准</w:t>
-      </w:r>
-    </w:p>
-    <w:p>
-      <w:pPr>
-        <w:pStyle w:val="28"/>
-        <w:bidi w:val="0"/>
-        <w:rPr>
-          <w:rFonts w:hint="default"/>
-          <w:lang w:val="en-US" w:eastAsia="zh-CN"/>
-        </w:rPr>
-      </w:pPr>
-      <w:r>
-        <w:rPr>
-          <w:rFonts w:hint="default"/>
-          <w:lang w:val="en-US" w:eastAsia="zh-CN"/>
-        </w:rPr>
-        <w:t>项目交付标准</w:t>
-      </w:r>
-    </w:p>
-    <w:p>
-      <w:pPr>
-        <w:pStyle w:val="27"/>
-        <w:bidi w:val="0"/>
-        <w:rPr>
-          <w:rFonts w:hint="default"/>
-          <w:lang w:val="en-US" w:eastAsia="zh-CN"/>
-        </w:rPr>
-      </w:pPr>
-      <w:r>
-        <w:rPr>
-          <w:rFonts w:hint="default"/>
-          <w:lang w:val="en-US" w:eastAsia="zh-CN"/>
-        </w:rPr>
-        <w:t>功能完整性：100%完成需求规格中的功能</w:t>
-      </w:r>
-    </w:p>
-    <w:p>
-      <w:pPr>
-        <w:pStyle w:val="27"/>
-        <w:bidi w:val="0"/>
-        <w:rPr>
-          <w:rFonts w:hint="default"/>
-          <w:lang w:val="en-US" w:eastAsia="zh-CN"/>
-        </w:rPr>
-      </w:pPr>
-      <w:r>
-        <w:rPr>
-          <w:rFonts w:hint="default"/>
-          <w:lang w:val="en-US" w:eastAsia="zh-CN"/>
-        </w:rPr>
-        <w:t>质量达标率：测试通过率≥95%</w:t>
-      </w:r>
-    </w:p>
-    <w:p>
-      <w:pPr>
-        <w:pStyle w:val="27"/>
-        <w:bidi w:val="0"/>
-        <w:rPr>
-          <w:rFonts w:hint="default"/>
-          <w:lang w:val="en-US" w:eastAsia="zh-CN"/>
-        </w:rPr>
-      </w:pPr>
-      <w:r>
-        <w:rPr>
-          <w:rFonts w:hint="default"/>
-          <w:lang w:val="en-US" w:eastAsia="zh-CN"/>
-        </w:rPr>
-        <w:t>按时交付：按计划时间节点完成各阶段</w:t>
-      </w:r>
-    </w:p>
-    <w:p>
-      <w:pPr>
-        <w:pStyle w:val="27"/>
-        <w:bidi w:val="0"/>
-        <w:rPr>
-          <w:rFonts w:hint="default" w:ascii="宋体" w:hAnsi="宋体" w:eastAsia="宋体" w:cs="宋体"/>
-          <w:spacing w:val="-2"/>
-          <w:szCs w:val="24"/>
-          <w:lang w:val="en-US" w:eastAsia="zh-CN"/>
-        </w:rPr>
-      </w:pPr>
-      <w:r>
-        <w:rPr>
-          <w:rFonts w:hint="default"/>
-          <w:lang w:val="en-US" w:eastAsia="zh-CN"/>
-        </w:rPr>
-        <w:t>预算控制：实际支出不超过预算的110%</w:t>
-      </w:r>
-    </w:p>
-    <w:p>
-      <w:pPr>
-        <w:pStyle w:val="28"/>
-        <w:bidi w:val="0"/>
-        <w:rPr>
-          <w:rFonts w:hint="default"/>
-          <w:lang w:val="en-US" w:eastAsia="zh-CN"/>
-        </w:rPr>
-      </w:pPr>
-      <w:r>
-        <w:rPr>
-          <w:rFonts w:hint="default"/>
-          <w:lang w:val="en-US" w:eastAsia="zh-CN"/>
-        </w:rPr>
-        <w:t>用户接受度标准</w:t>
-      </w:r>
-    </w:p>
-    <w:p>
-      <w:pPr>
-        <w:pStyle w:val="27"/>
-        <w:bidi w:val="0"/>
-        <w:rPr>
-          <w:rFonts w:hint="default"/>
-          <w:lang w:val="en-US" w:eastAsia="zh-CN"/>
-        </w:rPr>
-      </w:pPr>
-      <w:r>
-        <w:rPr>
-          <w:rFonts w:hint="default"/>
-          <w:lang w:val="en-US" w:eastAsia="zh-CN"/>
-        </w:rPr>
-        <w:t>安装率：目标用户安装率≥80%</w:t>
-      </w:r>
-    </w:p>
-    <w:p>
-      <w:pPr>
-        <w:pStyle w:val="27"/>
-        <w:bidi w:val="0"/>
-        <w:rPr>
-          <w:rFonts w:hint="default"/>
-          <w:lang w:val="en-US" w:eastAsia="zh-CN"/>
-        </w:rPr>
-      </w:pPr>
-      <w:r>
-        <w:rPr>
-          <w:rFonts w:hint="default"/>
-          <w:lang w:val="en-US" w:eastAsia="zh-CN"/>
-        </w:rPr>
-        <w:t>活跃度：月活跃用户≥70%</w:t>
-      </w:r>
-    </w:p>
-    <w:p>
-      <w:pPr>
-        <w:pStyle w:val="27"/>
-        <w:bidi w:val="0"/>
-        <w:rPr>
-          <w:rFonts w:hint="default"/>
-          <w:lang w:val="en-US" w:eastAsia="zh-CN"/>
-        </w:rPr>
-      </w:pPr>
-      <w:r>
-        <w:rPr>
-          <w:rFonts w:hint="default"/>
-          <w:lang w:val="en-US" w:eastAsia="zh-CN"/>
-        </w:rPr>
-        <w:t>满意度：用户满意度评分≥4.5/5</w:t>
-      </w:r>
-    </w:p>
-    <w:p>
-      <w:pPr>
-        <w:pStyle w:val="27"/>
-        <w:bidi w:val="0"/>
-        <w:rPr>
-          <w:rFonts w:hint="default"/>
-          <w:lang w:val="en-US" w:eastAsia="zh-CN"/>
-        </w:rPr>
-      </w:pPr>
-      <w:r>
-        <w:rPr>
-          <w:rFonts w:hint="default"/>
-          <w:lang w:val="en-US" w:eastAsia="zh-CN"/>
-        </w:rPr>
-        <w:t>故障率：应用崩溃率＜0.5%</w:t>
-      </w:r>
-    </w:p>
-    <w:p>
-      <w:pPr>
-        <w:pStyle w:val="28"/>
-        <w:bidi w:val="0"/>
-        <w:rPr>
-          <w:rFonts w:hint="default"/>
-          <w:lang w:val="en-US" w:eastAsia="zh-CN"/>
-        </w:rPr>
-      </w:pPr>
-      <w:r>
-        <w:rPr>
-          <w:rFonts w:hint="default"/>
-          <w:lang w:val="en-US" w:eastAsia="zh-CN"/>
-        </w:rPr>
-        <w:t>业务价值标准</w:t>
-      </w:r>
-    </w:p>
-    <w:p>
-      <w:pPr>
-        <w:pStyle w:val="27"/>
-        <w:bidi w:val="0"/>
-        <w:rPr>
-          <w:rFonts w:hint="default"/>
-          <w:lang w:val="en-US" w:eastAsia="zh-CN"/>
-        </w:rPr>
-      </w:pPr>
-      <w:r>
-        <w:rPr>
-          <w:rFonts w:hint="default"/>
-          <w:lang w:val="en-US" w:eastAsia="zh-CN"/>
-        </w:rPr>
-        <w:t>效率提升：移动处理故障时间缩短50%</w:t>
-      </w:r>
-    </w:p>
-    <w:p>
-      <w:pPr>
-        <w:pStyle w:val="27"/>
-        <w:bidi w:val="0"/>
-        <w:rPr>
-          <w:rFonts w:hint="default"/>
-          <w:lang w:val="en-US" w:eastAsia="zh-CN"/>
-        </w:rPr>
-      </w:pPr>
-      <w:r>
-        <w:rPr>
-          <w:rFonts w:hint="default"/>
-          <w:lang w:val="en-US" w:eastAsia="zh-CN"/>
-        </w:rPr>
-        <w:t>成本降低：现场巡检成本降低30%</w:t>
-      </w:r>
-    </w:p>
-    <w:p>
-      <w:pPr>
-        <w:pStyle w:val="27"/>
-        <w:bidi w:val="0"/>
-        <w:rPr>
-          <w:rFonts w:hint="default"/>
-          <w:lang w:val="en-US" w:eastAsia="zh-CN"/>
-        </w:rPr>
-      </w:pPr>
-      <w:r>
-        <w:rPr>
-          <w:rFonts w:hint="default"/>
-          <w:lang w:val="en-US" w:eastAsia="zh-CN"/>
-        </w:rPr>
-        <w:t>响应速度：应急响应时间缩短60%</w:t>
-      </w:r>
-    </w:p>
-    <w:p>
-      <w:pPr>
-        <w:pStyle w:val="27"/>
-        <w:bidi w:val="0"/>
-        <w:rPr>
-          <w:rFonts w:hint="default"/>
-          <w:lang w:val="en-US" w:eastAsia="zh-CN"/>
-        </w:rPr>
-      </w:pPr>
-      <w:r>
-        <w:rPr>
-          <w:rFonts w:hint="default"/>
-          <w:lang w:val="en-US" w:eastAsia="zh-CN"/>
-        </w:rPr>
-        <w:t>数据完整性：现场数据采集完整率≥95%</w:t>
-      </w:r>
-      <w:r>
-        <w:rPr>
-          <w:rFonts w:hint="eastAsia"/>
-          <w:lang w:val="en-US" w:eastAsia="zh-CN"/>
-        </w:rPr>
-        <w:t>。</w:t>
-      </w:r>
-      <w:bookmarkStart w:id="4" w:name="_GoBack"/>
-      <w:bookmarkEnd w:id="4"/>
+      <w:bookmarkStart w:id="56" w:name="_GoBack"/>
+      <w:bookmarkEnd w:id="56"/>
     </w:p>
     <w:sectPr>
       <w:footerReference r:id="rId6" w:type="default"/>

--- a/7-技术管理/运行记录类文件/070201-运维服务技术研发规划.docx
+++ b/7-技术管理/运行记录类文件/070201-运维服务技术研发规划.docx
@@ -58,7 +58,26 @@
         <w:snapToGrid w:val="0"/>
         <w:textAlignment w:val="baseline"/>
       </w:pPr>
-      <w:bookmarkStart w:id="0" w:name="_Toc24503"/>
+    </w:p>
+    <w:p>
+      <w:pPr>
+        <w:pStyle w:val="31"/>
+        <w:keepNext w:val="0"/>
+        <w:keepLines w:val="0"/>
+        <w:pageBreakBefore w:val="0"/>
+        <w:widowControl w:val="0"/>
+        <w:kinsoku w:val="0"/>
+        <w:wordWrap/>
+        <w:overflowPunct/>
+        <w:topLinePunct w:val="0"/>
+        <w:autoSpaceDE w:val="0"/>
+        <w:autoSpaceDN w:val="0"/>
+        <w:bidi w:val="0"/>
+        <w:adjustRightInd w:val="0"/>
+        <w:snapToGrid w:val="0"/>
+        <w:textAlignment w:val="baseline"/>
+      </w:pPr>
+      <w:bookmarkStart w:id="0" w:name="_Toc30496"/>
       <w:r>
         <w:t>运维服务技术研发规划</w:t>
       </w:r>
@@ -82,7 +101,7 @@
         <w:snapToGrid w:val="0"/>
         <w:textAlignment w:val="baseline"/>
       </w:pPr>
-      <w:bookmarkStart w:id="1" w:name="_Toc24971"/>
+      <w:bookmarkStart w:id="1" w:name="_Toc26539"/>
       <w:r>
         <w:t>中达丰集团有限公司</w:t>
       </w:r>
@@ -189,7 +208,7 @@
           <w:szCs w:val="21"/>
         </w:rPr>
       </w:pPr>
-      <w:bookmarkStart w:id="2" w:name="_Toc20356"/>
+      <w:bookmarkStart w:id="2" w:name="_Toc4374"/>
       <w:r>
         <w:rPr>
           <w:rFonts w:ascii="宋体" w:hAnsi="宋体" w:eastAsia="宋体" w:cs="宋体"/>
@@ -1584,6 +1603,8 @@
               <w:tab w:val="right" w:leader="dot" w:pos="8554"/>
             </w:tabs>
           </w:pPr>
+          <w:bookmarkStart w:id="56" w:name="_GoBack"/>
+          <w:bookmarkEnd w:id="56"/>
           <w:r>
             <w:rPr>
               <w:rFonts w:hint="eastAsia" w:ascii="Microsoft JhengHei" w:hAnsi="Microsoft JhengHei" w:eastAsia="Microsoft JhengHei" w:cs="Microsoft JhengHei"/>
@@ -1620,7 +1641,7 @@
               <w:rFonts w:hint="eastAsia" w:ascii="Microsoft JhengHei" w:hAnsi="Microsoft JhengHei" w:eastAsia="Microsoft JhengHei" w:cs="Microsoft JhengHei"/>
               <w:szCs w:val="24"/>
             </w:rPr>
-            <w:instrText xml:space="preserve"> HYPERLINK \l _Toc24503 </w:instrText>
+            <w:instrText xml:space="preserve"> HYPERLINK \l _Toc30496 </w:instrText>
           </w:r>
           <w:r>
             <w:rPr>
@@ -1639,7 +1660,7 @@
             <w:fldChar w:fldCharType="begin"/>
           </w:r>
           <w:r>
-            <w:instrText xml:space="preserve"> PAGEREF _Toc24503 \h </w:instrText>
+            <w:instrText xml:space="preserve"> PAGEREF _Toc30496 \h </w:instrText>
           </w:r>
           <w:r>
             <w:fldChar w:fldCharType="separate"/>
@@ -1677,7 +1698,7 @@
               <w:rFonts w:hint="eastAsia" w:ascii="Microsoft JhengHei" w:hAnsi="Microsoft JhengHei" w:eastAsia="Microsoft JhengHei" w:cs="Microsoft JhengHei"/>
               <w:szCs w:val="24"/>
             </w:rPr>
-            <w:instrText xml:space="preserve"> HYPERLINK \l _Toc24971 </w:instrText>
+            <w:instrText xml:space="preserve"> HYPERLINK \l _Toc26539 </w:instrText>
           </w:r>
           <w:r>
             <w:rPr>
@@ -1696,7 +1717,7 @@
             <w:fldChar w:fldCharType="begin"/>
           </w:r>
           <w:r>
-            <w:instrText xml:space="preserve"> PAGEREF _Toc24971 \h </w:instrText>
+            <w:instrText xml:space="preserve"> PAGEREF _Toc26539 \h </w:instrText>
           </w:r>
           <w:r>
             <w:fldChar w:fldCharType="separate"/>
@@ -1734,7 +1755,7 @@
               <w:rFonts w:hint="eastAsia" w:ascii="Microsoft JhengHei" w:hAnsi="Microsoft JhengHei" w:eastAsia="Microsoft JhengHei" w:cs="Microsoft JhengHei"/>
               <w:szCs w:val="24"/>
             </w:rPr>
-            <w:instrText xml:space="preserve"> HYPERLINK \l _Toc20356 </w:instrText>
+            <w:instrText xml:space="preserve"> HYPERLINK \l _Toc4374 </w:instrText>
           </w:r>
           <w:r>
             <w:rPr>
@@ -1758,7 +1779,7 @@
             <w:fldChar w:fldCharType="begin"/>
           </w:r>
           <w:r>
-            <w:instrText xml:space="preserve"> PAGEREF _Toc20356 \h </w:instrText>
+            <w:instrText xml:space="preserve"> PAGEREF _Toc4374 \h </w:instrText>
           </w:r>
           <w:r>
             <w:fldChar w:fldCharType="separate"/>
@@ -1796,7 +1817,7 @@
               <w:rFonts w:hint="eastAsia" w:ascii="Microsoft JhengHei" w:hAnsi="Microsoft JhengHei" w:eastAsia="Microsoft JhengHei" w:cs="Microsoft JhengHei"/>
               <w:szCs w:val="24"/>
             </w:rPr>
-            <w:instrText xml:space="preserve"> HYPERLINK \l _Toc30890 </w:instrText>
+            <w:instrText xml:space="preserve"> HYPERLINK \l _Toc3361 </w:instrText>
           </w:r>
           <w:r>
             <w:rPr>
@@ -1821,13 +1842,13 @@
             <w:fldChar w:fldCharType="begin"/>
           </w:r>
           <w:r>
-            <w:instrText xml:space="preserve"> PAGEREF _Toc30890 \h </w:instrText>
+            <w:instrText xml:space="preserve"> PAGEREF _Toc3361 \h </w:instrText>
           </w:r>
           <w:r>
             <w:fldChar w:fldCharType="separate"/>
           </w:r>
           <w:r>
-            <w:t>6</w:t>
+            <w:t>5</w:t>
           </w:r>
           <w:r>
             <w:fldChar w:fldCharType="end"/>
@@ -1859,7 +1880,7 @@
               <w:rFonts w:hint="eastAsia" w:ascii="Microsoft JhengHei" w:hAnsi="Microsoft JhengHei" w:eastAsia="Microsoft JhengHei" w:cs="Microsoft JhengHei"/>
               <w:szCs w:val="24"/>
             </w:rPr>
-            <w:instrText xml:space="preserve"> HYPERLINK \l _Toc31666 </w:instrText>
+            <w:instrText xml:space="preserve"> HYPERLINK \l _Toc13257 </w:instrText>
           </w:r>
           <w:r>
             <w:rPr>
@@ -1889,13 +1910,13 @@
             <w:fldChar w:fldCharType="begin"/>
           </w:r>
           <w:r>
-            <w:instrText xml:space="preserve"> PAGEREF _Toc31666 \h </w:instrText>
+            <w:instrText xml:space="preserve"> PAGEREF _Toc13257 \h </w:instrText>
           </w:r>
           <w:r>
             <w:fldChar w:fldCharType="separate"/>
           </w:r>
           <w:r>
-            <w:t>6</w:t>
+            <w:t>5</w:t>
           </w:r>
           <w:r>
             <w:fldChar w:fldCharType="end"/>
@@ -1927,7 +1948,7 @@
               <w:rFonts w:hint="eastAsia" w:ascii="Microsoft JhengHei" w:hAnsi="Microsoft JhengHei" w:eastAsia="Microsoft JhengHei" w:cs="Microsoft JhengHei"/>
               <w:szCs w:val="24"/>
             </w:rPr>
-            <w:instrText xml:space="preserve"> HYPERLINK \l _Toc12319 </w:instrText>
+            <w:instrText xml:space="preserve"> HYPERLINK \l _Toc9319 </w:instrText>
           </w:r>
           <w:r>
             <w:rPr>
@@ -1957,13 +1978,13 @@
             <w:fldChar w:fldCharType="begin"/>
           </w:r>
           <w:r>
-            <w:instrText xml:space="preserve"> PAGEREF _Toc12319 \h </w:instrText>
+            <w:instrText xml:space="preserve"> PAGEREF _Toc9319 \h </w:instrText>
           </w:r>
           <w:r>
             <w:fldChar w:fldCharType="separate"/>
           </w:r>
           <w:r>
-            <w:t>6</w:t>
+            <w:t>5</w:t>
           </w:r>
           <w:r>
             <w:fldChar w:fldCharType="end"/>
@@ -1995,7 +2016,7 @@
               <w:rFonts w:hint="eastAsia" w:ascii="Microsoft JhengHei" w:hAnsi="Microsoft JhengHei" w:eastAsia="Microsoft JhengHei" w:cs="Microsoft JhengHei"/>
               <w:szCs w:val="24"/>
             </w:rPr>
-            <w:instrText xml:space="preserve"> HYPERLINK \l _Toc28542 </w:instrText>
+            <w:instrText xml:space="preserve"> HYPERLINK \l _Toc17914 </w:instrText>
           </w:r>
           <w:r>
             <w:rPr>
@@ -2025,13 +2046,13 @@
             <w:fldChar w:fldCharType="begin"/>
           </w:r>
           <w:r>
-            <w:instrText xml:space="preserve"> PAGEREF _Toc28542 \h </w:instrText>
+            <w:instrText xml:space="preserve"> PAGEREF _Toc17914 \h </w:instrText>
           </w:r>
           <w:r>
             <w:fldChar w:fldCharType="separate"/>
           </w:r>
           <w:r>
-            <w:t>6</w:t>
+            <w:t>5</w:t>
           </w:r>
           <w:r>
             <w:fldChar w:fldCharType="end"/>
@@ -2063,7 +2084,7 @@
               <w:rFonts w:hint="eastAsia" w:ascii="Microsoft JhengHei" w:hAnsi="Microsoft JhengHei" w:eastAsia="Microsoft JhengHei" w:cs="Microsoft JhengHei"/>
               <w:szCs w:val="24"/>
             </w:rPr>
-            <w:instrText xml:space="preserve"> HYPERLINK \l _Toc7137 </w:instrText>
+            <w:instrText xml:space="preserve"> HYPERLINK \l _Toc25452 </w:instrText>
           </w:r>
           <w:r>
             <w:rPr>
@@ -2086,13 +2107,13 @@
             <w:fldChar w:fldCharType="begin"/>
           </w:r>
           <w:r>
-            <w:instrText xml:space="preserve"> PAGEREF _Toc7137 \h </w:instrText>
+            <w:instrText xml:space="preserve"> PAGEREF _Toc25452 \h </w:instrText>
           </w:r>
           <w:r>
             <w:fldChar w:fldCharType="separate"/>
           </w:r>
           <w:r>
-            <w:t>6</w:t>
+            <w:t>5</w:t>
           </w:r>
           <w:r>
             <w:fldChar w:fldCharType="end"/>
@@ -2124,7 +2145,7 @@
               <w:rFonts w:hint="eastAsia" w:ascii="Microsoft JhengHei" w:hAnsi="Microsoft JhengHei" w:eastAsia="Microsoft JhengHei" w:cs="Microsoft JhengHei"/>
               <w:szCs w:val="24"/>
             </w:rPr>
-            <w:instrText xml:space="preserve"> HYPERLINK \l _Toc5607 </w:instrText>
+            <w:instrText xml:space="preserve"> HYPERLINK \l _Toc12100 </w:instrText>
           </w:r>
           <w:r>
             <w:rPr>
@@ -2147,13 +2168,13 @@
             <w:fldChar w:fldCharType="begin"/>
           </w:r>
           <w:r>
-            <w:instrText xml:space="preserve"> PAGEREF _Toc5607 \h </w:instrText>
+            <w:instrText xml:space="preserve"> PAGEREF _Toc12100 \h </w:instrText>
           </w:r>
           <w:r>
             <w:fldChar w:fldCharType="separate"/>
           </w:r>
           <w:r>
-            <w:t>6</w:t>
+            <w:t>5</w:t>
           </w:r>
           <w:r>
             <w:fldChar w:fldCharType="end"/>
@@ -2185,7 +2206,7 @@
               <w:rFonts w:hint="eastAsia" w:ascii="Microsoft JhengHei" w:hAnsi="Microsoft JhengHei" w:eastAsia="Microsoft JhengHei" w:cs="Microsoft JhengHei"/>
               <w:szCs w:val="24"/>
             </w:rPr>
-            <w:instrText xml:space="preserve"> HYPERLINK \l _Toc11827 </w:instrText>
+            <w:instrText xml:space="preserve"> HYPERLINK \l _Toc7967 </w:instrText>
           </w:r>
           <w:r>
             <w:rPr>
@@ -2208,13 +2229,13 @@
             <w:fldChar w:fldCharType="begin"/>
           </w:r>
           <w:r>
-            <w:instrText xml:space="preserve"> PAGEREF _Toc11827 \h </w:instrText>
+            <w:instrText xml:space="preserve"> PAGEREF _Toc7967 \h </w:instrText>
           </w:r>
           <w:r>
             <w:fldChar w:fldCharType="separate"/>
           </w:r>
           <w:r>
-            <w:t>7</w:t>
+            <w:t>6</w:t>
           </w:r>
           <w:r>
             <w:fldChar w:fldCharType="end"/>
@@ -2246,7 +2267,7 @@
               <w:rFonts w:hint="eastAsia" w:ascii="Microsoft JhengHei" w:hAnsi="Microsoft JhengHei" w:eastAsia="Microsoft JhengHei" w:cs="Microsoft JhengHei"/>
               <w:szCs w:val="24"/>
             </w:rPr>
-            <w:instrText xml:space="preserve"> HYPERLINK \l _Toc1635 </w:instrText>
+            <w:instrText xml:space="preserve"> HYPERLINK \l _Toc21913 </w:instrText>
           </w:r>
           <w:r>
             <w:rPr>
@@ -2269,13 +2290,13 @@
             <w:fldChar w:fldCharType="begin"/>
           </w:r>
           <w:r>
-            <w:instrText xml:space="preserve"> PAGEREF _Toc1635 \h </w:instrText>
+            <w:instrText xml:space="preserve"> PAGEREF _Toc21913 \h </w:instrText>
           </w:r>
           <w:r>
             <w:fldChar w:fldCharType="separate"/>
           </w:r>
           <w:r>
-            <w:t>7</w:t>
+            <w:t>6</w:t>
           </w:r>
           <w:r>
             <w:fldChar w:fldCharType="end"/>
@@ -2307,7 +2328,7 @@
               <w:rFonts w:hint="eastAsia" w:ascii="Microsoft JhengHei" w:hAnsi="Microsoft JhengHei" w:eastAsia="Microsoft JhengHei" w:cs="Microsoft JhengHei"/>
               <w:szCs w:val="24"/>
             </w:rPr>
-            <w:instrText xml:space="preserve"> HYPERLINK \l _Toc15886 </w:instrText>
+            <w:instrText xml:space="preserve"> HYPERLINK \l _Toc24447 </w:instrText>
           </w:r>
           <w:r>
             <w:rPr>
@@ -2330,13 +2351,13 @@
             <w:fldChar w:fldCharType="begin"/>
           </w:r>
           <w:r>
-            <w:instrText xml:space="preserve"> PAGEREF _Toc15886 \h </w:instrText>
+            <w:instrText xml:space="preserve"> PAGEREF _Toc24447 \h </w:instrText>
           </w:r>
           <w:r>
             <w:fldChar w:fldCharType="separate"/>
           </w:r>
           <w:r>
-            <w:t>7</w:t>
+            <w:t>6</w:t>
           </w:r>
           <w:r>
             <w:fldChar w:fldCharType="end"/>
@@ -2368,7 +2389,7 @@
               <w:rFonts w:hint="eastAsia" w:ascii="Microsoft JhengHei" w:hAnsi="Microsoft JhengHei" w:eastAsia="Microsoft JhengHei" w:cs="Microsoft JhengHei"/>
               <w:szCs w:val="24"/>
             </w:rPr>
-            <w:instrText xml:space="preserve"> HYPERLINK \l _Toc11279 </w:instrText>
+            <w:instrText xml:space="preserve"> HYPERLINK \l _Toc15230 </w:instrText>
           </w:r>
           <w:r>
             <w:rPr>
@@ -2391,13 +2412,13 @@
             <w:fldChar w:fldCharType="begin"/>
           </w:r>
           <w:r>
-            <w:instrText xml:space="preserve"> PAGEREF _Toc11279 \h </w:instrText>
+            <w:instrText xml:space="preserve"> PAGEREF _Toc15230 \h </w:instrText>
           </w:r>
           <w:r>
             <w:fldChar w:fldCharType="separate"/>
           </w:r>
           <w:r>
-            <w:t>7</w:t>
+            <w:t>6</w:t>
           </w:r>
           <w:r>
             <w:fldChar w:fldCharType="end"/>
@@ -2429,7 +2450,7 @@
               <w:rFonts w:hint="eastAsia" w:ascii="Microsoft JhengHei" w:hAnsi="Microsoft JhengHei" w:eastAsia="Microsoft JhengHei" w:cs="Microsoft JhengHei"/>
               <w:szCs w:val="24"/>
             </w:rPr>
-            <w:instrText xml:space="preserve"> HYPERLINK \l _Toc25073 </w:instrText>
+            <w:instrText xml:space="preserve"> HYPERLINK \l _Toc30044 </w:instrText>
           </w:r>
           <w:r>
             <w:rPr>
@@ -2452,13 +2473,13 @@
             <w:fldChar w:fldCharType="begin"/>
           </w:r>
           <w:r>
-            <w:instrText xml:space="preserve"> PAGEREF _Toc25073 \h </w:instrText>
+            <w:instrText xml:space="preserve"> PAGEREF _Toc30044 \h </w:instrText>
           </w:r>
           <w:r>
             <w:fldChar w:fldCharType="separate"/>
           </w:r>
           <w:r>
-            <w:t>7</w:t>
+            <w:t>6</w:t>
           </w:r>
           <w:r>
             <w:fldChar w:fldCharType="end"/>
@@ -2490,7 +2511,7 @@
               <w:rFonts w:hint="eastAsia" w:ascii="Microsoft JhengHei" w:hAnsi="Microsoft JhengHei" w:eastAsia="Microsoft JhengHei" w:cs="Microsoft JhengHei"/>
               <w:szCs w:val="24"/>
             </w:rPr>
-            <w:instrText xml:space="preserve"> HYPERLINK \l _Toc17351 </w:instrText>
+            <w:instrText xml:space="preserve"> HYPERLINK \l _Toc28004 </w:instrText>
           </w:r>
           <w:r>
             <w:rPr>
@@ -2513,13 +2534,13 @@
             <w:fldChar w:fldCharType="begin"/>
           </w:r>
           <w:r>
-            <w:instrText xml:space="preserve"> PAGEREF _Toc17351 \h </w:instrText>
+            <w:instrText xml:space="preserve"> PAGEREF _Toc28004 \h </w:instrText>
           </w:r>
           <w:r>
             <w:fldChar w:fldCharType="separate"/>
           </w:r>
           <w:r>
-            <w:t>7</w:t>
+            <w:t>6</w:t>
           </w:r>
           <w:r>
             <w:fldChar w:fldCharType="end"/>
@@ -2551,7 +2572,7 @@
               <w:rFonts w:hint="eastAsia" w:ascii="Microsoft JhengHei" w:hAnsi="Microsoft JhengHei" w:eastAsia="Microsoft JhengHei" w:cs="Microsoft JhengHei"/>
               <w:szCs w:val="24"/>
             </w:rPr>
-            <w:instrText xml:space="preserve"> HYPERLINK \l _Toc19012 </w:instrText>
+            <w:instrText xml:space="preserve"> HYPERLINK \l _Toc9942 </w:instrText>
           </w:r>
           <w:r>
             <w:rPr>
@@ -2574,13 +2595,13 @@
             <w:fldChar w:fldCharType="begin"/>
           </w:r>
           <w:r>
-            <w:instrText xml:space="preserve"> PAGEREF _Toc19012 \h </w:instrText>
+            <w:instrText xml:space="preserve"> PAGEREF _Toc9942 \h </w:instrText>
           </w:r>
           <w:r>
             <w:fldChar w:fldCharType="separate"/>
           </w:r>
           <w:r>
-            <w:t>7</w:t>
+            <w:t>6</w:t>
           </w:r>
           <w:r>
             <w:fldChar w:fldCharType="end"/>
@@ -2612,7 +2633,7 @@
               <w:rFonts w:hint="eastAsia" w:ascii="Microsoft JhengHei" w:hAnsi="Microsoft JhengHei" w:eastAsia="Microsoft JhengHei" w:cs="Microsoft JhengHei"/>
               <w:szCs w:val="24"/>
             </w:rPr>
-            <w:instrText xml:space="preserve"> HYPERLINK \l _Toc20352 </w:instrText>
+            <w:instrText xml:space="preserve"> HYPERLINK \l _Toc7825 </w:instrText>
           </w:r>
           <w:r>
             <w:rPr>
@@ -2635,13 +2656,13 @@
             <w:fldChar w:fldCharType="begin"/>
           </w:r>
           <w:r>
-            <w:instrText xml:space="preserve"> PAGEREF _Toc20352 \h </w:instrText>
+            <w:instrText xml:space="preserve"> PAGEREF _Toc7825 \h </w:instrText>
           </w:r>
           <w:r>
             <w:fldChar w:fldCharType="separate"/>
           </w:r>
           <w:r>
-            <w:t>8</w:t>
+            <w:t>7</w:t>
           </w:r>
           <w:r>
             <w:fldChar w:fldCharType="end"/>
@@ -2673,7 +2694,7 @@
               <w:rFonts w:hint="eastAsia" w:ascii="Microsoft JhengHei" w:hAnsi="Microsoft JhengHei" w:eastAsia="Microsoft JhengHei" w:cs="Microsoft JhengHei"/>
               <w:szCs w:val="24"/>
             </w:rPr>
-            <w:instrText xml:space="preserve"> HYPERLINK \l _Toc24487 </w:instrText>
+            <w:instrText xml:space="preserve"> HYPERLINK \l _Toc28958 </w:instrText>
           </w:r>
           <w:r>
             <w:rPr>
@@ -2696,13 +2717,13 @@
             <w:fldChar w:fldCharType="begin"/>
           </w:r>
           <w:r>
-            <w:instrText xml:space="preserve"> PAGEREF _Toc24487 \h </w:instrText>
+            <w:instrText xml:space="preserve"> PAGEREF _Toc28958 \h </w:instrText>
           </w:r>
           <w:r>
             <w:fldChar w:fldCharType="separate"/>
           </w:r>
           <w:r>
-            <w:t>8</w:t>
+            <w:t>7</w:t>
           </w:r>
           <w:r>
             <w:fldChar w:fldCharType="end"/>
@@ -2734,7 +2755,7 @@
               <w:rFonts w:hint="eastAsia" w:ascii="Microsoft JhengHei" w:hAnsi="Microsoft JhengHei" w:eastAsia="Microsoft JhengHei" w:cs="Microsoft JhengHei"/>
               <w:szCs w:val="24"/>
             </w:rPr>
-            <w:instrText xml:space="preserve"> HYPERLINK \l _Toc20944 </w:instrText>
+            <w:instrText xml:space="preserve"> HYPERLINK \l _Toc6765 </w:instrText>
           </w:r>
           <w:r>
             <w:rPr>
@@ -2757,13 +2778,13 @@
             <w:fldChar w:fldCharType="begin"/>
           </w:r>
           <w:r>
-            <w:instrText xml:space="preserve"> PAGEREF _Toc20944 \h </w:instrText>
+            <w:instrText xml:space="preserve"> PAGEREF _Toc6765 \h </w:instrText>
           </w:r>
           <w:r>
             <w:fldChar w:fldCharType="separate"/>
           </w:r>
           <w:r>
-            <w:t>8</w:t>
+            <w:t>7</w:t>
           </w:r>
           <w:r>
             <w:fldChar w:fldCharType="end"/>
@@ -2795,7 +2816,7 @@
               <w:rFonts w:hint="eastAsia" w:ascii="Microsoft JhengHei" w:hAnsi="Microsoft JhengHei" w:eastAsia="Microsoft JhengHei" w:cs="Microsoft JhengHei"/>
               <w:szCs w:val="24"/>
             </w:rPr>
-            <w:instrText xml:space="preserve"> HYPERLINK \l _Toc19686 </w:instrText>
+            <w:instrText xml:space="preserve"> HYPERLINK \l _Toc4364 </w:instrText>
           </w:r>
           <w:r>
             <w:rPr>
@@ -2818,13 +2839,1188 @@
             <w:fldChar w:fldCharType="begin"/>
           </w:r>
           <w:r>
-            <w:instrText xml:space="preserve"> PAGEREF _Toc19686 \h </w:instrText>
+            <w:instrText xml:space="preserve"> PAGEREF _Toc4364 \h </w:instrText>
           </w:r>
           <w:r>
             <w:fldChar w:fldCharType="separate"/>
           </w:r>
           <w:r>
+            <w:t>7</w:t>
+          </w:r>
+          <w:r>
+            <w:fldChar w:fldCharType="end"/>
+          </w:r>
+          <w:r>
+            <w:rPr>
+              <w:rFonts w:hint="eastAsia" w:ascii="Microsoft JhengHei" w:hAnsi="Microsoft JhengHei" w:eastAsia="Microsoft JhengHei" w:cs="Microsoft JhengHei"/>
+              <w:szCs w:val="24"/>
+            </w:rPr>
+            <w:fldChar w:fldCharType="end"/>
+          </w:r>
+        </w:p>
+        <w:p>
+          <w:pPr>
+            <w:pStyle w:val="16"/>
+            <w:tabs>
+              <w:tab w:val="right" w:leader="dot" w:pos="8554"/>
+            </w:tabs>
+          </w:pPr>
+          <w:r>
+            <w:rPr>
+              <w:rFonts w:hint="eastAsia" w:ascii="Microsoft JhengHei" w:hAnsi="Microsoft JhengHei" w:eastAsia="Microsoft JhengHei" w:cs="Microsoft JhengHei"/>
+              <w:szCs w:val="24"/>
+            </w:rPr>
+            <w:fldChar w:fldCharType="begin"/>
+          </w:r>
+          <w:r>
+            <w:rPr>
+              <w:rFonts w:hint="eastAsia" w:ascii="Microsoft JhengHei" w:hAnsi="Microsoft JhengHei" w:eastAsia="Microsoft JhengHei" w:cs="Microsoft JhengHei"/>
+              <w:szCs w:val="24"/>
+            </w:rPr>
+            <w:instrText xml:space="preserve"> HYPERLINK \l _Toc5434 </w:instrText>
+          </w:r>
+          <w:r>
+            <w:rPr>
+              <w:rFonts w:hint="eastAsia" w:ascii="Microsoft JhengHei" w:hAnsi="Microsoft JhengHei" w:eastAsia="Microsoft JhengHei" w:cs="Microsoft JhengHei"/>
+              <w:szCs w:val="24"/>
+            </w:rPr>
+            <w:fldChar w:fldCharType="separate"/>
+          </w:r>
+          <w:r>
+            <w:rPr>
+              <w:rFonts w:hint="default"/>
+              <w:lang w:val="en-US" w:eastAsia="zh-CN"/>
+            </w:rPr>
+            <w:t>4. 技术架构设计</w:t>
+          </w:r>
+          <w:r>
+            <w:tab/>
+          </w:r>
+          <w:r>
+            <w:fldChar w:fldCharType="begin"/>
+          </w:r>
+          <w:r>
+            <w:instrText xml:space="preserve"> PAGEREF _Toc5434 \h </w:instrText>
+          </w:r>
+          <w:r>
+            <w:fldChar w:fldCharType="separate"/>
+          </w:r>
+          <w:r>
+            <w:t>7</w:t>
+          </w:r>
+          <w:r>
+            <w:fldChar w:fldCharType="end"/>
+          </w:r>
+          <w:r>
+            <w:rPr>
+              <w:rFonts w:hint="eastAsia" w:ascii="Microsoft JhengHei" w:hAnsi="Microsoft JhengHei" w:eastAsia="Microsoft JhengHei" w:cs="Microsoft JhengHei"/>
+              <w:szCs w:val="24"/>
+            </w:rPr>
+            <w:fldChar w:fldCharType="end"/>
+          </w:r>
+        </w:p>
+        <w:p>
+          <w:pPr>
+            <w:pStyle w:val="17"/>
+            <w:tabs>
+              <w:tab w:val="right" w:leader="dot" w:pos="8554"/>
+            </w:tabs>
+          </w:pPr>
+          <w:r>
+            <w:rPr>
+              <w:rFonts w:hint="eastAsia" w:ascii="Microsoft JhengHei" w:hAnsi="Microsoft JhengHei" w:eastAsia="Microsoft JhengHei" w:cs="Microsoft JhengHei"/>
+              <w:szCs w:val="24"/>
+            </w:rPr>
+            <w:fldChar w:fldCharType="begin"/>
+          </w:r>
+          <w:r>
+            <w:rPr>
+              <w:rFonts w:hint="eastAsia" w:ascii="Microsoft JhengHei" w:hAnsi="Microsoft JhengHei" w:eastAsia="Microsoft JhengHei" w:cs="Microsoft JhengHei"/>
+              <w:szCs w:val="24"/>
+            </w:rPr>
+            <w:instrText xml:space="preserve"> HYPERLINK \l _Toc20862 </w:instrText>
+          </w:r>
+          <w:r>
+            <w:rPr>
+              <w:rFonts w:hint="eastAsia" w:ascii="Microsoft JhengHei" w:hAnsi="Microsoft JhengHei" w:eastAsia="Microsoft JhengHei" w:cs="Microsoft JhengHei"/>
+              <w:szCs w:val="24"/>
+            </w:rPr>
+            <w:fldChar w:fldCharType="separate"/>
+          </w:r>
+          <w:r>
+            <w:rPr>
+              <w:rFonts w:hint="default"/>
+              <w:lang w:val="en-US" w:eastAsia="zh-CN"/>
+            </w:rPr>
+            <w:t>4.1. 技术选型</w:t>
+          </w:r>
+          <w:r>
+            <w:tab/>
+          </w:r>
+          <w:r>
+            <w:fldChar w:fldCharType="begin"/>
+          </w:r>
+          <w:r>
+            <w:instrText xml:space="preserve"> PAGEREF _Toc20862 \h </w:instrText>
+          </w:r>
+          <w:r>
+            <w:fldChar w:fldCharType="separate"/>
+          </w:r>
+          <w:r>
+            <w:t>7</w:t>
+          </w:r>
+          <w:r>
+            <w:fldChar w:fldCharType="end"/>
+          </w:r>
+          <w:r>
+            <w:rPr>
+              <w:rFonts w:hint="eastAsia" w:ascii="Microsoft JhengHei" w:hAnsi="Microsoft JhengHei" w:eastAsia="Microsoft JhengHei" w:cs="Microsoft JhengHei"/>
+              <w:szCs w:val="24"/>
+            </w:rPr>
+            <w:fldChar w:fldCharType="end"/>
+          </w:r>
+        </w:p>
+        <w:p>
+          <w:pPr>
+            <w:pStyle w:val="17"/>
+            <w:tabs>
+              <w:tab w:val="right" w:leader="dot" w:pos="8554"/>
+            </w:tabs>
+          </w:pPr>
+          <w:r>
+            <w:rPr>
+              <w:rFonts w:hint="eastAsia" w:ascii="Microsoft JhengHei" w:hAnsi="Microsoft JhengHei" w:eastAsia="Microsoft JhengHei" w:cs="Microsoft JhengHei"/>
+              <w:szCs w:val="24"/>
+            </w:rPr>
+            <w:fldChar w:fldCharType="begin"/>
+          </w:r>
+          <w:r>
+            <w:rPr>
+              <w:rFonts w:hint="eastAsia" w:ascii="Microsoft JhengHei" w:hAnsi="Microsoft JhengHei" w:eastAsia="Microsoft JhengHei" w:cs="Microsoft JhengHei"/>
+              <w:szCs w:val="24"/>
+            </w:rPr>
+            <w:instrText xml:space="preserve"> HYPERLINK \l _Toc32633 </w:instrText>
+          </w:r>
+          <w:r>
+            <w:rPr>
+              <w:rFonts w:hint="eastAsia" w:ascii="Microsoft JhengHei" w:hAnsi="Microsoft JhengHei" w:eastAsia="Microsoft JhengHei" w:cs="Microsoft JhengHei"/>
+              <w:szCs w:val="24"/>
+            </w:rPr>
+            <w:fldChar w:fldCharType="separate"/>
+          </w:r>
+          <w:r>
+            <w:rPr>
+              <w:rFonts w:hint="default"/>
+              <w:lang w:val="en-US" w:eastAsia="zh-CN"/>
+            </w:rPr>
+            <w:t>4.2. 架构设计原则</w:t>
+          </w:r>
+          <w:r>
+            <w:tab/>
+          </w:r>
+          <w:r>
+            <w:fldChar w:fldCharType="begin"/>
+          </w:r>
+          <w:r>
+            <w:instrText xml:space="preserve"> PAGEREF _Toc32633 \h </w:instrText>
+          </w:r>
+          <w:r>
+            <w:fldChar w:fldCharType="separate"/>
+          </w:r>
+          <w:r>
             <w:t>8</w:t>
+          </w:r>
+          <w:r>
+            <w:fldChar w:fldCharType="end"/>
+          </w:r>
+          <w:r>
+            <w:rPr>
+              <w:rFonts w:hint="eastAsia" w:ascii="Microsoft JhengHei" w:hAnsi="Microsoft JhengHei" w:eastAsia="Microsoft JhengHei" w:cs="Microsoft JhengHei"/>
+              <w:szCs w:val="24"/>
+            </w:rPr>
+            <w:fldChar w:fldCharType="end"/>
+          </w:r>
+        </w:p>
+        <w:p>
+          <w:pPr>
+            <w:pStyle w:val="17"/>
+            <w:tabs>
+              <w:tab w:val="right" w:leader="dot" w:pos="8554"/>
+            </w:tabs>
+          </w:pPr>
+          <w:r>
+            <w:rPr>
+              <w:rFonts w:hint="eastAsia" w:ascii="Microsoft JhengHei" w:hAnsi="Microsoft JhengHei" w:eastAsia="Microsoft JhengHei" w:cs="Microsoft JhengHei"/>
+              <w:szCs w:val="24"/>
+            </w:rPr>
+            <w:fldChar w:fldCharType="begin"/>
+          </w:r>
+          <w:r>
+            <w:rPr>
+              <w:rFonts w:hint="eastAsia" w:ascii="Microsoft JhengHei" w:hAnsi="Microsoft JhengHei" w:eastAsia="Microsoft JhengHei" w:cs="Microsoft JhengHei"/>
+              <w:szCs w:val="24"/>
+            </w:rPr>
+            <w:instrText xml:space="preserve"> HYPERLINK \l _Toc21921 </w:instrText>
+          </w:r>
+          <w:r>
+            <w:rPr>
+              <w:rFonts w:hint="eastAsia" w:ascii="Microsoft JhengHei" w:hAnsi="Microsoft JhengHei" w:eastAsia="Microsoft JhengHei" w:cs="Microsoft JhengHei"/>
+              <w:szCs w:val="24"/>
+            </w:rPr>
+            <w:fldChar w:fldCharType="separate"/>
+          </w:r>
+          <w:r>
+            <w:rPr>
+              <w:rFonts w:hint="default"/>
+              <w:lang w:val="en-US" w:eastAsia="zh-CN"/>
+            </w:rPr>
+            <w:t>4.3. 接口扩展需求</w:t>
+          </w:r>
+          <w:r>
+            <w:tab/>
+          </w:r>
+          <w:r>
+            <w:fldChar w:fldCharType="begin"/>
+          </w:r>
+          <w:r>
+            <w:instrText xml:space="preserve"> PAGEREF _Toc21921 \h </w:instrText>
+          </w:r>
+          <w:r>
+            <w:fldChar w:fldCharType="separate"/>
+          </w:r>
+          <w:r>
+            <w:t>8</w:t>
+          </w:r>
+          <w:r>
+            <w:fldChar w:fldCharType="end"/>
+          </w:r>
+          <w:r>
+            <w:rPr>
+              <w:rFonts w:hint="eastAsia" w:ascii="Microsoft JhengHei" w:hAnsi="Microsoft JhengHei" w:eastAsia="Microsoft JhengHei" w:cs="Microsoft JhengHei"/>
+              <w:szCs w:val="24"/>
+            </w:rPr>
+            <w:fldChar w:fldCharType="end"/>
+          </w:r>
+        </w:p>
+        <w:p>
+          <w:pPr>
+            <w:pStyle w:val="16"/>
+            <w:tabs>
+              <w:tab w:val="right" w:leader="dot" w:pos="8554"/>
+            </w:tabs>
+          </w:pPr>
+          <w:r>
+            <w:rPr>
+              <w:rFonts w:hint="eastAsia" w:ascii="Microsoft JhengHei" w:hAnsi="Microsoft JhengHei" w:eastAsia="Microsoft JhengHei" w:cs="Microsoft JhengHei"/>
+              <w:szCs w:val="24"/>
+            </w:rPr>
+            <w:fldChar w:fldCharType="begin"/>
+          </w:r>
+          <w:r>
+            <w:rPr>
+              <w:rFonts w:hint="eastAsia" w:ascii="Microsoft JhengHei" w:hAnsi="Microsoft JhengHei" w:eastAsia="Microsoft JhengHei" w:cs="Microsoft JhengHei"/>
+              <w:szCs w:val="24"/>
+            </w:rPr>
+            <w:instrText xml:space="preserve"> HYPERLINK \l _Toc22925 </w:instrText>
+          </w:r>
+          <w:r>
+            <w:rPr>
+              <w:rFonts w:hint="eastAsia" w:ascii="Microsoft JhengHei" w:hAnsi="Microsoft JhengHei" w:eastAsia="Microsoft JhengHei" w:cs="Microsoft JhengHei"/>
+              <w:szCs w:val="24"/>
+            </w:rPr>
+            <w:fldChar w:fldCharType="separate"/>
+          </w:r>
+          <w:r>
+            <w:rPr>
+              <w:rFonts w:hint="default"/>
+              <w:lang w:val="en-US" w:eastAsia="zh-CN"/>
+            </w:rPr>
+            <w:t>5. 项目进度计划（2025.04-2026.03）</w:t>
+          </w:r>
+          <w:r>
+            <w:tab/>
+          </w:r>
+          <w:r>
+            <w:fldChar w:fldCharType="begin"/>
+          </w:r>
+          <w:r>
+            <w:instrText xml:space="preserve"> PAGEREF _Toc22925 \h </w:instrText>
+          </w:r>
+          <w:r>
+            <w:fldChar w:fldCharType="separate"/>
+          </w:r>
+          <w:r>
+            <w:t>8</w:t>
+          </w:r>
+          <w:r>
+            <w:fldChar w:fldCharType="end"/>
+          </w:r>
+          <w:r>
+            <w:rPr>
+              <w:rFonts w:hint="eastAsia" w:ascii="Microsoft JhengHei" w:hAnsi="Microsoft JhengHei" w:eastAsia="Microsoft JhengHei" w:cs="Microsoft JhengHei"/>
+              <w:szCs w:val="24"/>
+            </w:rPr>
+            <w:fldChar w:fldCharType="end"/>
+          </w:r>
+        </w:p>
+        <w:p>
+          <w:pPr>
+            <w:pStyle w:val="17"/>
+            <w:tabs>
+              <w:tab w:val="right" w:leader="dot" w:pos="8554"/>
+            </w:tabs>
+          </w:pPr>
+          <w:r>
+            <w:rPr>
+              <w:rFonts w:hint="eastAsia" w:ascii="Microsoft JhengHei" w:hAnsi="Microsoft JhengHei" w:eastAsia="Microsoft JhengHei" w:cs="Microsoft JhengHei"/>
+              <w:szCs w:val="24"/>
+            </w:rPr>
+            <w:fldChar w:fldCharType="begin"/>
+          </w:r>
+          <w:r>
+            <w:rPr>
+              <w:rFonts w:hint="eastAsia" w:ascii="Microsoft JhengHei" w:hAnsi="Microsoft JhengHei" w:eastAsia="Microsoft JhengHei" w:cs="Microsoft JhengHei"/>
+              <w:szCs w:val="24"/>
+            </w:rPr>
+            <w:instrText xml:space="preserve"> HYPERLINK \l _Toc1682 </w:instrText>
+          </w:r>
+          <w:r>
+            <w:rPr>
+              <w:rFonts w:hint="eastAsia" w:ascii="Microsoft JhengHei" w:hAnsi="Microsoft JhengHei" w:eastAsia="Microsoft JhengHei" w:cs="Microsoft JhengHei"/>
+              <w:szCs w:val="24"/>
+            </w:rPr>
+            <w:fldChar w:fldCharType="separate"/>
+          </w:r>
+          <w:r>
+            <w:rPr>
+              <w:rFonts w:hint="default"/>
+              <w:lang w:val="en-US" w:eastAsia="zh-CN"/>
+            </w:rPr>
+            <w:t>5.1. 第一阶段：准备与设计（2025年4月-5月）</w:t>
+          </w:r>
+          <w:r>
+            <w:tab/>
+          </w:r>
+          <w:r>
+            <w:fldChar w:fldCharType="begin"/>
+          </w:r>
+          <w:r>
+            <w:instrText xml:space="preserve"> PAGEREF _Toc1682 \h </w:instrText>
+          </w:r>
+          <w:r>
+            <w:fldChar w:fldCharType="separate"/>
+          </w:r>
+          <w:r>
+            <w:t>8</w:t>
+          </w:r>
+          <w:r>
+            <w:fldChar w:fldCharType="end"/>
+          </w:r>
+          <w:r>
+            <w:rPr>
+              <w:rFonts w:hint="eastAsia" w:ascii="Microsoft JhengHei" w:hAnsi="Microsoft JhengHei" w:eastAsia="Microsoft JhengHei" w:cs="Microsoft JhengHei"/>
+              <w:szCs w:val="24"/>
+            </w:rPr>
+            <w:fldChar w:fldCharType="end"/>
+          </w:r>
+        </w:p>
+        <w:p>
+          <w:pPr>
+            <w:pStyle w:val="17"/>
+            <w:tabs>
+              <w:tab w:val="right" w:leader="dot" w:pos="8554"/>
+            </w:tabs>
+          </w:pPr>
+          <w:r>
+            <w:rPr>
+              <w:rFonts w:hint="eastAsia" w:ascii="Microsoft JhengHei" w:hAnsi="Microsoft JhengHei" w:eastAsia="Microsoft JhengHei" w:cs="Microsoft JhengHei"/>
+              <w:szCs w:val="24"/>
+            </w:rPr>
+            <w:fldChar w:fldCharType="begin"/>
+          </w:r>
+          <w:r>
+            <w:rPr>
+              <w:rFonts w:hint="eastAsia" w:ascii="Microsoft JhengHei" w:hAnsi="Microsoft JhengHei" w:eastAsia="Microsoft JhengHei" w:cs="Microsoft JhengHei"/>
+              <w:szCs w:val="24"/>
+            </w:rPr>
+            <w:instrText xml:space="preserve"> HYPERLINK \l _Toc12631 </w:instrText>
+          </w:r>
+          <w:r>
+            <w:rPr>
+              <w:rFonts w:hint="eastAsia" w:ascii="Microsoft JhengHei" w:hAnsi="Microsoft JhengHei" w:eastAsia="Microsoft JhengHei" w:cs="Microsoft JhengHei"/>
+              <w:szCs w:val="24"/>
+            </w:rPr>
+            <w:fldChar w:fldCharType="separate"/>
+          </w:r>
+          <w:r>
+            <w:rPr>
+              <w:rFonts w:hint="default"/>
+              <w:lang w:val="en-US" w:eastAsia="zh-CN"/>
+            </w:rPr>
+            <w:t>5.2. 第二阶段：核心功能开发（2025年6月-</w:t>
+          </w:r>
+          <w:r>
+            <w:rPr>
+              <w:rFonts w:hint="eastAsia"/>
+              <w:lang w:val="en-US" w:eastAsia="zh-CN"/>
+            </w:rPr>
+            <w:t>9</w:t>
+          </w:r>
+          <w:r>
+            <w:rPr>
+              <w:rFonts w:hint="default"/>
+              <w:lang w:val="en-US" w:eastAsia="zh-CN"/>
+            </w:rPr>
+            <w:t>月）</w:t>
+          </w:r>
+          <w:r>
+            <w:tab/>
+          </w:r>
+          <w:r>
+            <w:fldChar w:fldCharType="begin"/>
+          </w:r>
+          <w:r>
+            <w:instrText xml:space="preserve"> PAGEREF _Toc12631 \h </w:instrText>
+          </w:r>
+          <w:r>
+            <w:fldChar w:fldCharType="separate"/>
+          </w:r>
+          <w:r>
+            <w:t>8</w:t>
+          </w:r>
+          <w:r>
+            <w:fldChar w:fldCharType="end"/>
+          </w:r>
+          <w:r>
+            <w:rPr>
+              <w:rFonts w:hint="eastAsia" w:ascii="Microsoft JhengHei" w:hAnsi="Microsoft JhengHei" w:eastAsia="Microsoft JhengHei" w:cs="Microsoft JhengHei"/>
+              <w:szCs w:val="24"/>
+            </w:rPr>
+            <w:fldChar w:fldCharType="end"/>
+          </w:r>
+        </w:p>
+        <w:p>
+          <w:pPr>
+            <w:pStyle w:val="17"/>
+            <w:tabs>
+              <w:tab w:val="right" w:leader="dot" w:pos="8554"/>
+            </w:tabs>
+          </w:pPr>
+          <w:r>
+            <w:rPr>
+              <w:rFonts w:hint="eastAsia" w:ascii="Microsoft JhengHei" w:hAnsi="Microsoft JhengHei" w:eastAsia="Microsoft JhengHei" w:cs="Microsoft JhengHei"/>
+              <w:szCs w:val="24"/>
+            </w:rPr>
+            <w:fldChar w:fldCharType="begin"/>
+          </w:r>
+          <w:r>
+            <w:rPr>
+              <w:rFonts w:hint="eastAsia" w:ascii="Microsoft JhengHei" w:hAnsi="Microsoft JhengHei" w:eastAsia="Microsoft JhengHei" w:cs="Microsoft JhengHei"/>
+              <w:szCs w:val="24"/>
+            </w:rPr>
+            <w:instrText xml:space="preserve"> HYPERLINK \l _Toc18170 </w:instrText>
+          </w:r>
+          <w:r>
+            <w:rPr>
+              <w:rFonts w:hint="eastAsia" w:ascii="Microsoft JhengHei" w:hAnsi="Microsoft JhengHei" w:eastAsia="Microsoft JhengHei" w:cs="Microsoft JhengHei"/>
+              <w:szCs w:val="24"/>
+            </w:rPr>
+            <w:fldChar w:fldCharType="separate"/>
+          </w:r>
+          <w:r>
+            <w:rPr>
+              <w:rFonts w:hint="default"/>
+              <w:lang w:val="en-US" w:eastAsia="zh-CN"/>
+            </w:rPr>
+            <w:t>5.3. 第三阶段：移动特色功能（2025年</w:t>
+          </w:r>
+          <w:r>
+            <w:rPr>
+              <w:rFonts w:hint="eastAsia"/>
+              <w:lang w:val="en-US" w:eastAsia="zh-CN"/>
+            </w:rPr>
+            <w:t>9</w:t>
+          </w:r>
+          <w:r>
+            <w:rPr>
+              <w:rFonts w:hint="default"/>
+              <w:lang w:val="en-US" w:eastAsia="zh-CN"/>
+            </w:rPr>
+            <w:t>月-1</w:t>
+          </w:r>
+          <w:r>
+            <w:rPr>
+              <w:rFonts w:hint="eastAsia"/>
+              <w:lang w:val="en-US" w:eastAsia="zh-CN"/>
+            </w:rPr>
+            <w:t>1</w:t>
+          </w:r>
+          <w:r>
+            <w:rPr>
+              <w:rFonts w:hint="default"/>
+              <w:lang w:val="en-US" w:eastAsia="zh-CN"/>
+            </w:rPr>
+            <w:t>月）</w:t>
+          </w:r>
+          <w:r>
+            <w:tab/>
+          </w:r>
+          <w:r>
+            <w:fldChar w:fldCharType="begin"/>
+          </w:r>
+          <w:r>
+            <w:instrText xml:space="preserve"> PAGEREF _Toc18170 \h </w:instrText>
+          </w:r>
+          <w:r>
+            <w:fldChar w:fldCharType="separate"/>
+          </w:r>
+          <w:r>
+            <w:t>9</w:t>
+          </w:r>
+          <w:r>
+            <w:fldChar w:fldCharType="end"/>
+          </w:r>
+          <w:r>
+            <w:rPr>
+              <w:rFonts w:hint="eastAsia" w:ascii="Microsoft JhengHei" w:hAnsi="Microsoft JhengHei" w:eastAsia="Microsoft JhengHei" w:cs="Microsoft JhengHei"/>
+              <w:szCs w:val="24"/>
+            </w:rPr>
+            <w:fldChar w:fldCharType="end"/>
+          </w:r>
+        </w:p>
+        <w:p>
+          <w:pPr>
+            <w:pStyle w:val="17"/>
+            <w:tabs>
+              <w:tab w:val="right" w:leader="dot" w:pos="8554"/>
+            </w:tabs>
+          </w:pPr>
+          <w:r>
+            <w:rPr>
+              <w:rFonts w:hint="eastAsia" w:ascii="Microsoft JhengHei" w:hAnsi="Microsoft JhengHei" w:eastAsia="Microsoft JhengHei" w:cs="Microsoft JhengHei"/>
+              <w:szCs w:val="24"/>
+            </w:rPr>
+            <w:fldChar w:fldCharType="begin"/>
+          </w:r>
+          <w:r>
+            <w:rPr>
+              <w:rFonts w:hint="eastAsia" w:ascii="Microsoft JhengHei" w:hAnsi="Microsoft JhengHei" w:eastAsia="Microsoft JhengHei" w:cs="Microsoft JhengHei"/>
+              <w:szCs w:val="24"/>
+            </w:rPr>
+            <w:instrText xml:space="preserve"> HYPERLINK \l _Toc487 </w:instrText>
+          </w:r>
+          <w:r>
+            <w:rPr>
+              <w:rFonts w:hint="eastAsia" w:ascii="Microsoft JhengHei" w:hAnsi="Microsoft JhengHei" w:eastAsia="Microsoft JhengHei" w:cs="Microsoft JhengHei"/>
+              <w:szCs w:val="24"/>
+            </w:rPr>
+            <w:fldChar w:fldCharType="separate"/>
+          </w:r>
+          <w:r>
+            <w:rPr>
+              <w:rFonts w:hint="default"/>
+              <w:lang w:val="en-US" w:eastAsia="zh-CN"/>
+            </w:rPr>
+            <w:t>5.4. 第四阶段：测试与优化（202</w:t>
+          </w:r>
+          <w:r>
+            <w:rPr>
+              <w:rFonts w:hint="eastAsia"/>
+              <w:lang w:val="en-US" w:eastAsia="zh-CN"/>
+            </w:rPr>
+            <w:t>5</w:t>
+          </w:r>
+          <w:r>
+            <w:rPr>
+              <w:rFonts w:hint="default"/>
+              <w:lang w:val="en-US" w:eastAsia="zh-CN"/>
+            </w:rPr>
+            <w:t>年1</w:t>
+          </w:r>
+          <w:r>
+            <w:rPr>
+              <w:rFonts w:hint="eastAsia"/>
+              <w:lang w:val="en-US" w:eastAsia="zh-CN"/>
+            </w:rPr>
+            <w:t>2</w:t>
+          </w:r>
+          <w:r>
+            <w:rPr>
+              <w:rFonts w:hint="default"/>
+              <w:lang w:val="en-US" w:eastAsia="zh-CN"/>
+            </w:rPr>
+            <w:t>月）</w:t>
+          </w:r>
+          <w:r>
+            <w:tab/>
+          </w:r>
+          <w:r>
+            <w:fldChar w:fldCharType="begin"/>
+          </w:r>
+          <w:r>
+            <w:instrText xml:space="preserve"> PAGEREF _Toc487 \h </w:instrText>
+          </w:r>
+          <w:r>
+            <w:fldChar w:fldCharType="separate"/>
+          </w:r>
+          <w:r>
+            <w:t>9</w:t>
+          </w:r>
+          <w:r>
+            <w:fldChar w:fldCharType="end"/>
+          </w:r>
+          <w:r>
+            <w:rPr>
+              <w:rFonts w:hint="eastAsia" w:ascii="Microsoft JhengHei" w:hAnsi="Microsoft JhengHei" w:eastAsia="Microsoft JhengHei" w:cs="Microsoft JhengHei"/>
+              <w:szCs w:val="24"/>
+            </w:rPr>
+            <w:fldChar w:fldCharType="end"/>
+          </w:r>
+        </w:p>
+        <w:p>
+          <w:pPr>
+            <w:pStyle w:val="17"/>
+            <w:tabs>
+              <w:tab w:val="right" w:leader="dot" w:pos="8554"/>
+            </w:tabs>
+          </w:pPr>
+          <w:r>
+            <w:rPr>
+              <w:rFonts w:hint="eastAsia" w:ascii="Microsoft JhengHei" w:hAnsi="Microsoft JhengHei" w:eastAsia="Microsoft JhengHei" w:cs="Microsoft JhengHei"/>
+              <w:szCs w:val="24"/>
+            </w:rPr>
+            <w:fldChar w:fldCharType="begin"/>
+          </w:r>
+          <w:r>
+            <w:rPr>
+              <w:rFonts w:hint="eastAsia" w:ascii="Microsoft JhengHei" w:hAnsi="Microsoft JhengHei" w:eastAsia="Microsoft JhengHei" w:cs="Microsoft JhengHei"/>
+              <w:szCs w:val="24"/>
+            </w:rPr>
+            <w:instrText xml:space="preserve"> HYPERLINK \l _Toc25745 </w:instrText>
+          </w:r>
+          <w:r>
+            <w:rPr>
+              <w:rFonts w:hint="eastAsia" w:ascii="Microsoft JhengHei" w:hAnsi="Microsoft JhengHei" w:eastAsia="Microsoft JhengHei" w:cs="Microsoft JhengHei"/>
+              <w:szCs w:val="24"/>
+            </w:rPr>
+            <w:fldChar w:fldCharType="separate"/>
+          </w:r>
+          <w:r>
+            <w:rPr>
+              <w:rFonts w:hint="default"/>
+              <w:lang w:val="en-US" w:eastAsia="zh-CN"/>
+            </w:rPr>
+            <w:t>5.5. 第五阶段：上线部署（2026年3月）</w:t>
+          </w:r>
+          <w:r>
+            <w:tab/>
+          </w:r>
+          <w:r>
+            <w:fldChar w:fldCharType="begin"/>
+          </w:r>
+          <w:r>
+            <w:instrText xml:space="preserve"> PAGEREF _Toc25745 \h </w:instrText>
+          </w:r>
+          <w:r>
+            <w:fldChar w:fldCharType="separate"/>
+          </w:r>
+          <w:r>
+            <w:t>9</w:t>
+          </w:r>
+          <w:r>
+            <w:fldChar w:fldCharType="end"/>
+          </w:r>
+          <w:r>
+            <w:rPr>
+              <w:rFonts w:hint="eastAsia" w:ascii="Microsoft JhengHei" w:hAnsi="Microsoft JhengHei" w:eastAsia="Microsoft JhengHei" w:cs="Microsoft JhengHei"/>
+              <w:szCs w:val="24"/>
+            </w:rPr>
+            <w:fldChar w:fldCharType="end"/>
+          </w:r>
+        </w:p>
+        <w:p>
+          <w:pPr>
+            <w:pStyle w:val="16"/>
+            <w:tabs>
+              <w:tab w:val="right" w:leader="dot" w:pos="8554"/>
+            </w:tabs>
+          </w:pPr>
+          <w:r>
+            <w:rPr>
+              <w:rFonts w:hint="eastAsia" w:ascii="Microsoft JhengHei" w:hAnsi="Microsoft JhengHei" w:eastAsia="Microsoft JhengHei" w:cs="Microsoft JhengHei"/>
+              <w:szCs w:val="24"/>
+            </w:rPr>
+            <w:fldChar w:fldCharType="begin"/>
+          </w:r>
+          <w:r>
+            <w:rPr>
+              <w:rFonts w:hint="eastAsia" w:ascii="Microsoft JhengHei" w:hAnsi="Microsoft JhengHei" w:eastAsia="Microsoft JhengHei" w:cs="Microsoft JhengHei"/>
+              <w:szCs w:val="24"/>
+            </w:rPr>
+            <w:instrText xml:space="preserve"> HYPERLINK \l _Toc11633 </w:instrText>
+          </w:r>
+          <w:r>
+            <w:rPr>
+              <w:rFonts w:hint="eastAsia" w:ascii="Microsoft JhengHei" w:hAnsi="Microsoft JhengHei" w:eastAsia="Microsoft JhengHei" w:cs="Microsoft JhengHei"/>
+              <w:szCs w:val="24"/>
+            </w:rPr>
+            <w:fldChar w:fldCharType="separate"/>
+          </w:r>
+          <w:r>
+            <w:rPr>
+              <w:rFonts w:hint="default"/>
+              <w:lang w:val="en-US" w:eastAsia="zh-CN"/>
+            </w:rPr>
+            <w:t>6. 研发团队与资源配置</w:t>
+          </w:r>
+          <w:r>
+            <w:tab/>
+          </w:r>
+          <w:r>
+            <w:fldChar w:fldCharType="begin"/>
+          </w:r>
+          <w:r>
+            <w:instrText xml:space="preserve"> PAGEREF _Toc11633 \h </w:instrText>
+          </w:r>
+          <w:r>
+            <w:fldChar w:fldCharType="separate"/>
+          </w:r>
+          <w:r>
+            <w:t>9</w:t>
+          </w:r>
+          <w:r>
+            <w:fldChar w:fldCharType="end"/>
+          </w:r>
+          <w:r>
+            <w:rPr>
+              <w:rFonts w:hint="eastAsia" w:ascii="Microsoft JhengHei" w:hAnsi="Microsoft JhengHei" w:eastAsia="Microsoft JhengHei" w:cs="Microsoft JhengHei"/>
+              <w:szCs w:val="24"/>
+            </w:rPr>
+            <w:fldChar w:fldCharType="end"/>
+          </w:r>
+        </w:p>
+        <w:p>
+          <w:pPr>
+            <w:pStyle w:val="17"/>
+            <w:tabs>
+              <w:tab w:val="right" w:leader="dot" w:pos="8554"/>
+            </w:tabs>
+          </w:pPr>
+          <w:r>
+            <w:rPr>
+              <w:rFonts w:hint="eastAsia" w:ascii="Microsoft JhengHei" w:hAnsi="Microsoft JhengHei" w:eastAsia="Microsoft JhengHei" w:cs="Microsoft JhengHei"/>
+              <w:szCs w:val="24"/>
+            </w:rPr>
+            <w:fldChar w:fldCharType="begin"/>
+          </w:r>
+          <w:r>
+            <w:rPr>
+              <w:rFonts w:hint="eastAsia" w:ascii="Microsoft JhengHei" w:hAnsi="Microsoft JhengHei" w:eastAsia="Microsoft JhengHei" w:cs="Microsoft JhengHei"/>
+              <w:szCs w:val="24"/>
+            </w:rPr>
+            <w:instrText xml:space="preserve"> HYPERLINK \l _Toc16041 </w:instrText>
+          </w:r>
+          <w:r>
+            <w:rPr>
+              <w:rFonts w:hint="eastAsia" w:ascii="Microsoft JhengHei" w:hAnsi="Microsoft JhengHei" w:eastAsia="Microsoft JhengHei" w:cs="Microsoft JhengHei"/>
+              <w:szCs w:val="24"/>
+            </w:rPr>
+            <w:fldChar w:fldCharType="separate"/>
+          </w:r>
+          <w:r>
+            <w:rPr>
+              <w:rFonts w:hint="default"/>
+              <w:lang w:val="en-US" w:eastAsia="zh-CN"/>
+            </w:rPr>
+            <w:t>6.1. 项目团队组成</w:t>
+          </w:r>
+          <w:r>
+            <w:tab/>
+          </w:r>
+          <w:r>
+            <w:fldChar w:fldCharType="begin"/>
+          </w:r>
+          <w:r>
+            <w:instrText xml:space="preserve"> PAGEREF _Toc16041 \h </w:instrText>
+          </w:r>
+          <w:r>
+            <w:fldChar w:fldCharType="separate"/>
+          </w:r>
+          <w:r>
+            <w:t>9</w:t>
+          </w:r>
+          <w:r>
+            <w:fldChar w:fldCharType="end"/>
+          </w:r>
+          <w:r>
+            <w:rPr>
+              <w:rFonts w:hint="eastAsia" w:ascii="Microsoft JhengHei" w:hAnsi="Microsoft JhengHei" w:eastAsia="Microsoft JhengHei" w:cs="Microsoft JhengHei"/>
+              <w:szCs w:val="24"/>
+            </w:rPr>
+            <w:fldChar w:fldCharType="end"/>
+          </w:r>
+        </w:p>
+        <w:p>
+          <w:pPr>
+            <w:pStyle w:val="17"/>
+            <w:tabs>
+              <w:tab w:val="right" w:leader="dot" w:pos="8554"/>
+            </w:tabs>
+          </w:pPr>
+          <w:r>
+            <w:rPr>
+              <w:rFonts w:hint="eastAsia" w:ascii="Microsoft JhengHei" w:hAnsi="Microsoft JhengHei" w:eastAsia="Microsoft JhengHei" w:cs="Microsoft JhengHei"/>
+              <w:szCs w:val="24"/>
+            </w:rPr>
+            <w:fldChar w:fldCharType="begin"/>
+          </w:r>
+          <w:r>
+            <w:rPr>
+              <w:rFonts w:hint="eastAsia" w:ascii="Microsoft JhengHei" w:hAnsi="Microsoft JhengHei" w:eastAsia="Microsoft JhengHei" w:cs="Microsoft JhengHei"/>
+              <w:szCs w:val="24"/>
+            </w:rPr>
+            <w:instrText xml:space="preserve"> HYPERLINK \l _Toc19493 </w:instrText>
+          </w:r>
+          <w:r>
+            <w:rPr>
+              <w:rFonts w:hint="eastAsia" w:ascii="Microsoft JhengHei" w:hAnsi="Microsoft JhengHei" w:eastAsia="Microsoft JhengHei" w:cs="Microsoft JhengHei"/>
+              <w:szCs w:val="24"/>
+            </w:rPr>
+            <w:fldChar w:fldCharType="separate"/>
+          </w:r>
+          <w:r>
+            <w:rPr>
+              <w:rFonts w:hint="default"/>
+              <w:lang w:val="en-US" w:eastAsia="zh-CN"/>
+            </w:rPr>
+            <w:t>6.2. 设备资源需求</w:t>
+          </w:r>
+          <w:r>
+            <w:tab/>
+          </w:r>
+          <w:r>
+            <w:fldChar w:fldCharType="begin"/>
+          </w:r>
+          <w:r>
+            <w:instrText xml:space="preserve"> PAGEREF _Toc19493 \h </w:instrText>
+          </w:r>
+          <w:r>
+            <w:fldChar w:fldCharType="separate"/>
+          </w:r>
+          <w:r>
+            <w:t>10</w:t>
+          </w:r>
+          <w:r>
+            <w:fldChar w:fldCharType="end"/>
+          </w:r>
+          <w:r>
+            <w:rPr>
+              <w:rFonts w:hint="eastAsia" w:ascii="Microsoft JhengHei" w:hAnsi="Microsoft JhengHei" w:eastAsia="Microsoft JhengHei" w:cs="Microsoft JhengHei"/>
+              <w:szCs w:val="24"/>
+            </w:rPr>
+            <w:fldChar w:fldCharType="end"/>
+          </w:r>
+        </w:p>
+        <w:p>
+          <w:pPr>
+            <w:pStyle w:val="16"/>
+            <w:tabs>
+              <w:tab w:val="right" w:leader="dot" w:pos="8554"/>
+            </w:tabs>
+          </w:pPr>
+          <w:r>
+            <w:rPr>
+              <w:rFonts w:hint="eastAsia" w:ascii="Microsoft JhengHei" w:hAnsi="Microsoft JhengHei" w:eastAsia="Microsoft JhengHei" w:cs="Microsoft JhengHei"/>
+              <w:szCs w:val="24"/>
+            </w:rPr>
+            <w:fldChar w:fldCharType="begin"/>
+          </w:r>
+          <w:r>
+            <w:rPr>
+              <w:rFonts w:hint="eastAsia" w:ascii="Microsoft JhengHei" w:hAnsi="Microsoft JhengHei" w:eastAsia="Microsoft JhengHei" w:cs="Microsoft JhengHei"/>
+              <w:szCs w:val="24"/>
+            </w:rPr>
+            <w:instrText xml:space="preserve"> HYPERLINK \l _Toc4663 </w:instrText>
+          </w:r>
+          <w:r>
+            <w:rPr>
+              <w:rFonts w:hint="eastAsia" w:ascii="Microsoft JhengHei" w:hAnsi="Microsoft JhengHei" w:eastAsia="Microsoft JhengHei" w:cs="Microsoft JhengHei"/>
+              <w:szCs w:val="24"/>
+            </w:rPr>
+            <w:fldChar w:fldCharType="separate"/>
+          </w:r>
+          <w:r>
+            <w:rPr>
+              <w:rFonts w:hint="default"/>
+              <w:lang w:val="en-US" w:eastAsia="zh-CN"/>
+            </w:rPr>
+            <w:t xml:space="preserve">7. </w:t>
+          </w:r>
+          <w:r>
+            <w:rPr>
+              <w:rFonts w:hint="eastAsia"/>
+              <w:lang w:val="en-US" w:eastAsia="zh-CN"/>
+            </w:rPr>
+            <w:t>运维手册研发</w:t>
+          </w:r>
+          <w:r>
+            <w:tab/>
+          </w:r>
+          <w:r>
+            <w:fldChar w:fldCharType="begin"/>
+          </w:r>
+          <w:r>
+            <w:instrText xml:space="preserve"> PAGEREF _Toc4663 \h </w:instrText>
+          </w:r>
+          <w:r>
+            <w:fldChar w:fldCharType="separate"/>
+          </w:r>
+          <w:r>
+            <w:t>10</w:t>
+          </w:r>
+          <w:r>
+            <w:fldChar w:fldCharType="end"/>
+          </w:r>
+          <w:r>
+            <w:rPr>
+              <w:rFonts w:hint="eastAsia" w:ascii="Microsoft JhengHei" w:hAnsi="Microsoft JhengHei" w:eastAsia="Microsoft JhengHei" w:cs="Microsoft JhengHei"/>
+              <w:szCs w:val="24"/>
+            </w:rPr>
+            <w:fldChar w:fldCharType="end"/>
+          </w:r>
+        </w:p>
+        <w:p>
+          <w:pPr>
+            <w:pStyle w:val="17"/>
+            <w:tabs>
+              <w:tab w:val="right" w:leader="dot" w:pos="8554"/>
+            </w:tabs>
+          </w:pPr>
+          <w:r>
+            <w:rPr>
+              <w:rFonts w:hint="eastAsia" w:ascii="Microsoft JhengHei" w:hAnsi="Microsoft JhengHei" w:eastAsia="Microsoft JhengHei" w:cs="Microsoft JhengHei"/>
+              <w:szCs w:val="24"/>
+            </w:rPr>
+            <w:fldChar w:fldCharType="begin"/>
+          </w:r>
+          <w:r>
+            <w:rPr>
+              <w:rFonts w:hint="eastAsia" w:ascii="Microsoft JhengHei" w:hAnsi="Microsoft JhengHei" w:eastAsia="Microsoft JhengHei" w:cs="Microsoft JhengHei"/>
+              <w:szCs w:val="24"/>
+            </w:rPr>
+            <w:instrText xml:space="preserve"> HYPERLINK \l _Toc7841 </w:instrText>
+          </w:r>
+          <w:r>
+            <w:rPr>
+              <w:rFonts w:hint="eastAsia" w:ascii="Microsoft JhengHei" w:hAnsi="Microsoft JhengHei" w:eastAsia="Microsoft JhengHei" w:cs="Microsoft JhengHei"/>
+              <w:szCs w:val="24"/>
+            </w:rPr>
+            <w:fldChar w:fldCharType="separate"/>
+          </w:r>
+          <w:r>
+            <w:rPr>
+              <w:rFonts w:hint="default"/>
+              <w:lang w:val="en-US" w:eastAsia="zh-CN"/>
+            </w:rPr>
+            <w:t>7.1. 研发目标</w:t>
+          </w:r>
+          <w:r>
+            <w:tab/>
+          </w:r>
+          <w:r>
+            <w:fldChar w:fldCharType="begin"/>
+          </w:r>
+          <w:r>
+            <w:instrText xml:space="preserve"> PAGEREF _Toc7841 \h </w:instrText>
+          </w:r>
+          <w:r>
+            <w:fldChar w:fldCharType="separate"/>
+          </w:r>
+          <w:r>
+            <w:t>10</w:t>
+          </w:r>
+          <w:r>
+            <w:fldChar w:fldCharType="end"/>
+          </w:r>
+          <w:r>
+            <w:rPr>
+              <w:rFonts w:hint="eastAsia" w:ascii="Microsoft JhengHei" w:hAnsi="Microsoft JhengHei" w:eastAsia="Microsoft JhengHei" w:cs="Microsoft JhengHei"/>
+              <w:szCs w:val="24"/>
+            </w:rPr>
+            <w:fldChar w:fldCharType="end"/>
+          </w:r>
+        </w:p>
+        <w:p>
+          <w:pPr>
+            <w:pStyle w:val="17"/>
+            <w:tabs>
+              <w:tab w:val="right" w:leader="dot" w:pos="8554"/>
+            </w:tabs>
+          </w:pPr>
+          <w:r>
+            <w:rPr>
+              <w:rFonts w:hint="eastAsia" w:ascii="Microsoft JhengHei" w:hAnsi="Microsoft JhengHei" w:eastAsia="Microsoft JhengHei" w:cs="Microsoft JhengHei"/>
+              <w:szCs w:val="24"/>
+            </w:rPr>
+            <w:fldChar w:fldCharType="begin"/>
+          </w:r>
+          <w:r>
+            <w:rPr>
+              <w:rFonts w:hint="eastAsia" w:ascii="Microsoft JhengHei" w:hAnsi="Microsoft JhengHei" w:eastAsia="Microsoft JhengHei" w:cs="Microsoft JhengHei"/>
+              <w:szCs w:val="24"/>
+            </w:rPr>
+            <w:instrText xml:space="preserve"> HYPERLINK \l _Toc7919 </w:instrText>
+          </w:r>
+          <w:r>
+            <w:rPr>
+              <w:rFonts w:hint="eastAsia" w:ascii="Microsoft JhengHei" w:hAnsi="Microsoft JhengHei" w:eastAsia="Microsoft JhengHei" w:cs="Microsoft JhengHei"/>
+              <w:szCs w:val="24"/>
+            </w:rPr>
+            <w:fldChar w:fldCharType="separate"/>
+          </w:r>
+          <w:r>
+            <w:rPr>
+              <w:rFonts w:hint="default"/>
+              <w:lang w:val="en-US" w:eastAsia="zh-CN"/>
+            </w:rPr>
+            <w:t>7.2. 关键交付节点</w:t>
+          </w:r>
+          <w:r>
+            <w:tab/>
+          </w:r>
+          <w:r>
+            <w:fldChar w:fldCharType="begin"/>
+          </w:r>
+          <w:r>
+            <w:instrText xml:space="preserve"> PAGEREF _Toc7919 \h </w:instrText>
+          </w:r>
+          <w:r>
+            <w:fldChar w:fldCharType="separate"/>
+          </w:r>
+          <w:r>
+            <w:t>10</w:t>
+          </w:r>
+          <w:r>
+            <w:fldChar w:fldCharType="end"/>
+          </w:r>
+          <w:r>
+            <w:rPr>
+              <w:rFonts w:hint="eastAsia" w:ascii="Microsoft JhengHei" w:hAnsi="Microsoft JhengHei" w:eastAsia="Microsoft JhengHei" w:cs="Microsoft JhengHei"/>
+              <w:szCs w:val="24"/>
+            </w:rPr>
+            <w:fldChar w:fldCharType="end"/>
+          </w:r>
+        </w:p>
+        <w:p>
+          <w:pPr>
+            <w:pStyle w:val="17"/>
+            <w:tabs>
+              <w:tab w:val="right" w:leader="dot" w:pos="8554"/>
+            </w:tabs>
+          </w:pPr>
+          <w:r>
+            <w:rPr>
+              <w:rFonts w:hint="eastAsia" w:ascii="Microsoft JhengHei" w:hAnsi="Microsoft JhengHei" w:eastAsia="Microsoft JhengHei" w:cs="Microsoft JhengHei"/>
+              <w:szCs w:val="24"/>
+            </w:rPr>
+            <w:fldChar w:fldCharType="begin"/>
+          </w:r>
+          <w:r>
+            <w:rPr>
+              <w:rFonts w:hint="eastAsia" w:ascii="Microsoft JhengHei" w:hAnsi="Microsoft JhengHei" w:eastAsia="Microsoft JhengHei" w:cs="Microsoft JhengHei"/>
+              <w:szCs w:val="24"/>
+            </w:rPr>
+            <w:instrText xml:space="preserve"> HYPERLINK \l _Toc10515 </w:instrText>
+          </w:r>
+          <w:r>
+            <w:rPr>
+              <w:rFonts w:hint="eastAsia" w:ascii="Microsoft JhengHei" w:hAnsi="Microsoft JhengHei" w:eastAsia="Microsoft JhengHei" w:cs="Microsoft JhengHei"/>
+              <w:szCs w:val="24"/>
+            </w:rPr>
+            <w:fldChar w:fldCharType="separate"/>
+          </w:r>
+          <w:r>
+            <w:rPr>
+              <w:rFonts w:hint="default"/>
+              <w:lang w:val="en-US" w:eastAsia="zh-CN"/>
+            </w:rPr>
+            <w:t>7.3. 手册体系规划</w:t>
+          </w:r>
+          <w:r>
+            <w:tab/>
+          </w:r>
+          <w:r>
+            <w:fldChar w:fldCharType="begin"/>
+          </w:r>
+          <w:r>
+            <w:instrText xml:space="preserve"> PAGEREF _Toc10515 \h </w:instrText>
+          </w:r>
+          <w:r>
+            <w:fldChar w:fldCharType="separate"/>
+          </w:r>
+          <w:r>
+            <w:t>10</w:t>
+          </w:r>
+          <w:r>
+            <w:fldChar w:fldCharType="end"/>
+          </w:r>
+          <w:r>
+            <w:rPr>
+              <w:rFonts w:hint="eastAsia" w:ascii="Microsoft JhengHei" w:hAnsi="Microsoft JhengHei" w:eastAsia="Microsoft JhengHei" w:cs="Microsoft JhengHei"/>
+              <w:szCs w:val="24"/>
+            </w:rPr>
+            <w:fldChar w:fldCharType="end"/>
+          </w:r>
+        </w:p>
+        <w:p>
+          <w:pPr>
+            <w:pStyle w:val="17"/>
+            <w:tabs>
+              <w:tab w:val="right" w:leader="dot" w:pos="8554"/>
+            </w:tabs>
+          </w:pPr>
+          <w:r>
+            <w:rPr>
+              <w:rFonts w:hint="eastAsia" w:ascii="Microsoft JhengHei" w:hAnsi="Microsoft JhengHei" w:eastAsia="Microsoft JhengHei" w:cs="Microsoft JhengHei"/>
+              <w:szCs w:val="24"/>
+            </w:rPr>
+            <w:fldChar w:fldCharType="begin"/>
+          </w:r>
+          <w:r>
+            <w:rPr>
+              <w:rFonts w:hint="eastAsia" w:ascii="Microsoft JhengHei" w:hAnsi="Microsoft JhengHei" w:eastAsia="Microsoft JhengHei" w:cs="Microsoft JhengHei"/>
+              <w:szCs w:val="24"/>
+            </w:rPr>
+            <w:instrText xml:space="preserve"> HYPERLINK \l _Toc13931 </w:instrText>
+          </w:r>
+          <w:r>
+            <w:rPr>
+              <w:rFonts w:hint="eastAsia" w:ascii="Microsoft JhengHei" w:hAnsi="Microsoft JhengHei" w:eastAsia="Microsoft JhengHei" w:cs="Microsoft JhengHei"/>
+              <w:szCs w:val="24"/>
+            </w:rPr>
+            <w:fldChar w:fldCharType="separate"/>
+          </w:r>
+          <w:r>
+            <w:rPr>
+              <w:rFonts w:hint="default"/>
+              <w:lang w:val="en-US" w:eastAsia="zh-CN"/>
+            </w:rPr>
+            <w:t>7.4. 手册内容概要</w:t>
+          </w:r>
+          <w:r>
+            <w:tab/>
+          </w:r>
+          <w:r>
+            <w:fldChar w:fldCharType="begin"/>
+          </w:r>
+          <w:r>
+            <w:instrText xml:space="preserve"> PAGEREF _Toc13931 \h </w:instrText>
+          </w:r>
+          <w:r>
+            <w:fldChar w:fldCharType="separate"/>
+          </w:r>
+          <w:r>
+            <w:t>11</w:t>
           </w:r>
           <w:r>
             <w:fldChar w:fldCharType="end"/>
@@ -2856,7 +4052,7 @@
               <w:rFonts w:hint="eastAsia" w:ascii="Microsoft JhengHei" w:hAnsi="Microsoft JhengHei" w:eastAsia="Microsoft JhengHei" w:cs="Microsoft JhengHei"/>
               <w:szCs w:val="24"/>
             </w:rPr>
-            <w:instrText xml:space="preserve"> HYPERLINK \l _Toc31392 </w:instrText>
+            <w:instrText xml:space="preserve"> HYPERLINK \l _Toc25670 </w:instrText>
           </w:r>
           <w:r>
             <w:rPr>
@@ -2870,7 +4066,7 @@
               <w:rFonts w:hint="default"/>
               <w:lang w:val="en-US" w:eastAsia="zh-CN"/>
             </w:rPr>
-            <w:t>3.2.3. 语音交互</w:t>
+            <w:t>7.4.1. PC服务器标准化操作作业指导书</w:t>
           </w:r>
           <w:r>
             <w:tab/>
@@ -2879,13 +4075,257 @@
             <w:fldChar w:fldCharType="begin"/>
           </w:r>
           <w:r>
-            <w:instrText xml:space="preserve"> PAGEREF _Toc31392 \h </w:instrText>
+            <w:instrText xml:space="preserve"> PAGEREF _Toc25670 \h </w:instrText>
           </w:r>
           <w:r>
             <w:fldChar w:fldCharType="separate"/>
           </w:r>
           <w:r>
-            <w:t>8</w:t>
+            <w:t>11</w:t>
+          </w:r>
+          <w:r>
+            <w:fldChar w:fldCharType="end"/>
+          </w:r>
+          <w:r>
+            <w:rPr>
+              <w:rFonts w:hint="eastAsia" w:ascii="Microsoft JhengHei" w:hAnsi="Microsoft JhengHei" w:eastAsia="Microsoft JhengHei" w:cs="Microsoft JhengHei"/>
+              <w:szCs w:val="24"/>
+            </w:rPr>
+            <w:fldChar w:fldCharType="end"/>
+          </w:r>
+        </w:p>
+        <w:p>
+          <w:pPr>
+            <w:pStyle w:val="13"/>
+            <w:tabs>
+              <w:tab w:val="right" w:leader="dot" w:pos="8554"/>
+            </w:tabs>
+          </w:pPr>
+          <w:r>
+            <w:rPr>
+              <w:rFonts w:hint="eastAsia" w:ascii="Microsoft JhengHei" w:hAnsi="Microsoft JhengHei" w:eastAsia="Microsoft JhengHei" w:cs="Microsoft JhengHei"/>
+              <w:szCs w:val="24"/>
+            </w:rPr>
+            <w:fldChar w:fldCharType="begin"/>
+          </w:r>
+          <w:r>
+            <w:rPr>
+              <w:rFonts w:hint="eastAsia" w:ascii="Microsoft JhengHei" w:hAnsi="Microsoft JhengHei" w:eastAsia="Microsoft JhengHei" w:cs="Microsoft JhengHei"/>
+              <w:szCs w:val="24"/>
+            </w:rPr>
+            <w:instrText xml:space="preserve"> HYPERLINK \l _Toc3455 </w:instrText>
+          </w:r>
+          <w:r>
+            <w:rPr>
+              <w:rFonts w:hint="eastAsia" w:ascii="Microsoft JhengHei" w:hAnsi="Microsoft JhengHei" w:eastAsia="Microsoft JhengHei" w:cs="Microsoft JhengHei"/>
+              <w:szCs w:val="24"/>
+            </w:rPr>
+            <w:fldChar w:fldCharType="separate"/>
+          </w:r>
+          <w:r>
+            <w:rPr>
+              <w:rFonts w:hint="default"/>
+              <w:lang w:val="en-US" w:eastAsia="zh-CN"/>
+            </w:rPr>
+            <w:t>7.4.2. PC服务器巡检表</w:t>
+          </w:r>
+          <w:r>
+            <w:tab/>
+          </w:r>
+          <w:r>
+            <w:fldChar w:fldCharType="begin"/>
+          </w:r>
+          <w:r>
+            <w:instrText xml:space="preserve"> PAGEREF _Toc3455 \h </w:instrText>
+          </w:r>
+          <w:r>
+            <w:fldChar w:fldCharType="separate"/>
+          </w:r>
+          <w:r>
+            <w:t>11</w:t>
+          </w:r>
+          <w:r>
+            <w:fldChar w:fldCharType="end"/>
+          </w:r>
+          <w:r>
+            <w:rPr>
+              <w:rFonts w:hint="eastAsia" w:ascii="Microsoft JhengHei" w:hAnsi="Microsoft JhengHei" w:eastAsia="Microsoft JhengHei" w:cs="Microsoft JhengHei"/>
+              <w:szCs w:val="24"/>
+            </w:rPr>
+            <w:fldChar w:fldCharType="end"/>
+          </w:r>
+        </w:p>
+        <w:p>
+          <w:pPr>
+            <w:pStyle w:val="13"/>
+            <w:tabs>
+              <w:tab w:val="right" w:leader="dot" w:pos="8554"/>
+            </w:tabs>
+          </w:pPr>
+          <w:r>
+            <w:rPr>
+              <w:rFonts w:hint="eastAsia" w:ascii="Microsoft JhengHei" w:hAnsi="Microsoft JhengHei" w:eastAsia="Microsoft JhengHei" w:cs="Microsoft JhengHei"/>
+              <w:szCs w:val="24"/>
+            </w:rPr>
+            <w:fldChar w:fldCharType="begin"/>
+          </w:r>
+          <w:r>
+            <w:rPr>
+              <w:rFonts w:hint="eastAsia" w:ascii="Microsoft JhengHei" w:hAnsi="Microsoft JhengHei" w:eastAsia="Microsoft JhengHei" w:cs="Microsoft JhengHei"/>
+              <w:szCs w:val="24"/>
+            </w:rPr>
+            <w:instrText xml:space="preserve"> HYPERLINK \l _Toc7207 </w:instrText>
+          </w:r>
+          <w:r>
+            <w:rPr>
+              <w:rFonts w:hint="eastAsia" w:ascii="Microsoft JhengHei" w:hAnsi="Microsoft JhengHei" w:eastAsia="Microsoft JhengHei" w:cs="Microsoft JhengHei"/>
+              <w:szCs w:val="24"/>
+            </w:rPr>
+            <w:fldChar w:fldCharType="separate"/>
+          </w:r>
+          <w:r>
+            <w:rPr>
+              <w:rFonts w:hint="default"/>
+              <w:lang w:val="en-US" w:eastAsia="zh-CN"/>
+            </w:rPr>
+            <w:t>7.4.3. 数据库巡检手册</w:t>
+          </w:r>
+          <w:r>
+            <w:tab/>
+          </w:r>
+          <w:r>
+            <w:fldChar w:fldCharType="begin"/>
+          </w:r>
+          <w:r>
+            <w:instrText xml:space="preserve"> PAGEREF _Toc7207 \h </w:instrText>
+          </w:r>
+          <w:r>
+            <w:fldChar w:fldCharType="separate"/>
+          </w:r>
+          <w:r>
+            <w:t>11</w:t>
+          </w:r>
+          <w:r>
+            <w:fldChar w:fldCharType="end"/>
+          </w:r>
+          <w:r>
+            <w:rPr>
+              <w:rFonts w:hint="eastAsia" w:ascii="Microsoft JhengHei" w:hAnsi="Microsoft JhengHei" w:eastAsia="Microsoft JhengHei" w:cs="Microsoft JhengHei"/>
+              <w:szCs w:val="24"/>
+            </w:rPr>
+            <w:fldChar w:fldCharType="end"/>
+          </w:r>
+        </w:p>
+        <w:p>
+          <w:pPr>
+            <w:pStyle w:val="17"/>
+            <w:tabs>
+              <w:tab w:val="right" w:leader="dot" w:pos="8554"/>
+            </w:tabs>
+          </w:pPr>
+          <w:r>
+            <w:rPr>
+              <w:rFonts w:hint="eastAsia" w:ascii="Microsoft JhengHei" w:hAnsi="Microsoft JhengHei" w:eastAsia="Microsoft JhengHei" w:cs="Microsoft JhengHei"/>
+              <w:szCs w:val="24"/>
+            </w:rPr>
+            <w:fldChar w:fldCharType="begin"/>
+          </w:r>
+          <w:r>
+            <w:rPr>
+              <w:rFonts w:hint="eastAsia" w:ascii="Microsoft JhengHei" w:hAnsi="Microsoft JhengHei" w:eastAsia="Microsoft JhengHei" w:cs="Microsoft JhengHei"/>
+              <w:szCs w:val="24"/>
+            </w:rPr>
+            <w:instrText xml:space="preserve"> HYPERLINK \l _Toc10528 </w:instrText>
+          </w:r>
+          <w:r>
+            <w:rPr>
+              <w:rFonts w:hint="eastAsia" w:ascii="Microsoft JhengHei" w:hAnsi="Microsoft JhengHei" w:eastAsia="Microsoft JhengHei" w:cs="Microsoft JhengHei"/>
+              <w:szCs w:val="24"/>
+            </w:rPr>
+            <w:fldChar w:fldCharType="separate"/>
+          </w:r>
+          <w:r>
+            <w:rPr>
+              <w:rFonts w:hint="default"/>
+              <w:lang w:val="en-US" w:eastAsia="zh-CN"/>
+            </w:rPr>
+            <w:t>7.5. 研发质量要求</w:t>
+          </w:r>
+          <w:r>
+            <w:tab/>
+          </w:r>
+          <w:r>
+            <w:fldChar w:fldCharType="begin"/>
+          </w:r>
+          <w:r>
+            <w:instrText xml:space="preserve"> PAGEREF _Toc10528 \h </w:instrText>
+          </w:r>
+          <w:r>
+            <w:fldChar w:fldCharType="separate"/>
+          </w:r>
+          <w:r>
+            <w:t>12</w:t>
+          </w:r>
+          <w:r>
+            <w:fldChar w:fldCharType="end"/>
+          </w:r>
+          <w:r>
+            <w:rPr>
+              <w:rFonts w:hint="eastAsia" w:ascii="Microsoft JhengHei" w:hAnsi="Microsoft JhengHei" w:eastAsia="Microsoft JhengHei" w:cs="Microsoft JhengHei"/>
+              <w:szCs w:val="24"/>
+            </w:rPr>
+            <w:fldChar w:fldCharType="end"/>
+          </w:r>
+        </w:p>
+        <w:p>
+          <w:pPr>
+            <w:pStyle w:val="17"/>
+            <w:tabs>
+              <w:tab w:val="right" w:leader="dot" w:pos="8554"/>
+            </w:tabs>
+          </w:pPr>
+          <w:r>
+            <w:rPr>
+              <w:rFonts w:hint="eastAsia" w:ascii="Microsoft JhengHei" w:hAnsi="Microsoft JhengHei" w:eastAsia="Microsoft JhengHei" w:cs="Microsoft JhengHei"/>
+              <w:szCs w:val="24"/>
+            </w:rPr>
+            <w:fldChar w:fldCharType="begin"/>
+          </w:r>
+          <w:r>
+            <w:rPr>
+              <w:rFonts w:hint="eastAsia" w:ascii="Microsoft JhengHei" w:hAnsi="Microsoft JhengHei" w:eastAsia="Microsoft JhengHei" w:cs="Microsoft JhengHei"/>
+              <w:szCs w:val="24"/>
+            </w:rPr>
+            <w:instrText xml:space="preserve"> HYPERLINK \l _Toc3990 </w:instrText>
+          </w:r>
+          <w:r>
+            <w:rPr>
+              <w:rFonts w:hint="eastAsia" w:ascii="Microsoft JhengHei" w:hAnsi="Microsoft JhengHei" w:eastAsia="Microsoft JhengHei" w:cs="Microsoft JhengHei"/>
+              <w:szCs w:val="24"/>
+            </w:rPr>
+            <w:fldChar w:fldCharType="separate"/>
+          </w:r>
+          <w:r>
+            <w:rPr>
+              <w:rFonts w:hint="default"/>
+              <w:lang w:val="en-US" w:eastAsia="zh-CN"/>
+            </w:rPr>
+            <w:t>7.6. 预期成效</w:t>
+          </w:r>
+          <w:r>
+            <w:tab/>
+          </w:r>
+          <w:r>
+            <w:fldChar w:fldCharType="begin"/>
+          </w:r>
+          <w:r>
+            <w:instrText xml:space="preserve"> PAGEREF _Toc3990 \h </w:instrText>
+          </w:r>
+          <w:r>
+            <w:fldChar w:fldCharType="separate"/>
+          </w:r>
+          <w:r>
+            <w:t>12</w:t>
           </w:r>
           <w:r>
             <w:fldChar w:fldCharType="end"/>
@@ -2917,7 +4357,7 @@
               <w:rFonts w:hint="eastAsia" w:ascii="Microsoft JhengHei" w:hAnsi="Microsoft JhengHei" w:eastAsia="Microsoft JhengHei" w:cs="Microsoft JhengHei"/>
               <w:szCs w:val="24"/>
             </w:rPr>
-            <w:instrText xml:space="preserve"> HYPERLINK \l _Toc6509 </w:instrText>
+            <w:instrText xml:space="preserve"> HYPERLINK \l _Toc19333 </w:instrText>
           </w:r>
           <w:r>
             <w:rPr>
@@ -2931,7 +4371,14 @@
               <w:rFonts w:hint="default"/>
               <w:lang w:val="en-US" w:eastAsia="zh-CN"/>
             </w:rPr>
-            <w:t>4. 技术架构设计</w:t>
+            <w:t xml:space="preserve">8. </w:t>
+          </w:r>
+          <w:r>
+            <w:rPr>
+              <w:rFonts w:hint="eastAsia"/>
+              <w:lang w:val="en-US" w:eastAsia="zh-CN"/>
+            </w:rPr>
+            <w:t>新技术研发</w:t>
           </w:r>
           <w:r>
             <w:tab/>
@@ -2940,13 +4387,13 @@
             <w:fldChar w:fldCharType="begin"/>
           </w:r>
           <w:r>
-            <w:instrText xml:space="preserve"> PAGEREF _Toc6509 \h </w:instrText>
+            <w:instrText xml:space="preserve"> PAGEREF _Toc19333 \h </w:instrText>
           </w:r>
           <w:r>
             <w:fldChar w:fldCharType="separate"/>
           </w:r>
           <w:r>
-            <w:t>9</w:t>
+            <w:t>12</w:t>
           </w:r>
           <w:r>
             <w:fldChar w:fldCharType="end"/>
@@ -2978,7 +4425,7 @@
               <w:rFonts w:hint="eastAsia" w:ascii="Microsoft JhengHei" w:hAnsi="Microsoft JhengHei" w:eastAsia="Microsoft JhengHei" w:cs="Microsoft JhengHei"/>
               <w:szCs w:val="24"/>
             </w:rPr>
-            <w:instrText xml:space="preserve"> HYPERLINK \l _Toc30278 </w:instrText>
+            <w:instrText xml:space="preserve"> HYPERLINK \l _Toc17264 </w:instrText>
           </w:r>
           <w:r>
             <w:rPr>
@@ -2992,7 +4439,14 @@
               <w:rFonts w:hint="default"/>
               <w:lang w:val="en-US" w:eastAsia="zh-CN"/>
             </w:rPr>
-            <w:t>4.1. 技术选型</w:t>
+            <w:t xml:space="preserve">8.1. </w:t>
+          </w:r>
+          <w:r>
+            <w:rPr>
+              <w:rFonts w:hint="eastAsia"/>
+              <w:lang w:val="en-US" w:eastAsia="zh-CN"/>
+            </w:rPr>
+            <w:t>研发目标</w:t>
           </w:r>
           <w:r>
             <w:tab/>
@@ -3001,13 +4455,13 @@
             <w:fldChar w:fldCharType="begin"/>
           </w:r>
           <w:r>
-            <w:instrText xml:space="preserve"> PAGEREF _Toc30278 \h </w:instrText>
+            <w:instrText xml:space="preserve"> PAGEREF _Toc17264 \h </w:instrText>
           </w:r>
           <w:r>
             <w:fldChar w:fldCharType="separate"/>
           </w:r>
           <w:r>
-            <w:t>9</w:t>
+            <w:t>12</w:t>
           </w:r>
           <w:r>
             <w:fldChar w:fldCharType="end"/>
@@ -3039,7 +4493,7 @@
               <w:rFonts w:hint="eastAsia" w:ascii="Microsoft JhengHei" w:hAnsi="Microsoft JhengHei" w:eastAsia="Microsoft JhengHei" w:cs="Microsoft JhengHei"/>
               <w:szCs w:val="24"/>
             </w:rPr>
-            <w:instrText xml:space="preserve"> HYPERLINK \l _Toc24683 </w:instrText>
+            <w:instrText xml:space="preserve"> HYPERLINK \l _Toc11129 </w:instrText>
           </w:r>
           <w:r>
             <w:rPr>
@@ -3053,7 +4507,14 @@
               <w:rFonts w:hint="default"/>
               <w:lang w:val="en-US" w:eastAsia="zh-CN"/>
             </w:rPr>
-            <w:t>4.2. 架构设计原则</w:t>
+            <w:t xml:space="preserve">8.2. </w:t>
+          </w:r>
+          <w:r>
+            <w:rPr>
+              <w:rFonts w:hint="eastAsia"/>
+              <w:lang w:val="en-US" w:eastAsia="zh-CN"/>
+            </w:rPr>
+            <w:t>研发方向</w:t>
           </w:r>
           <w:r>
             <w:tab/>
@@ -3062,13 +4523,217 @@
             <w:fldChar w:fldCharType="begin"/>
           </w:r>
           <w:r>
-            <w:instrText xml:space="preserve"> PAGEREF _Toc24683 \h </w:instrText>
+            <w:instrText xml:space="preserve"> PAGEREF _Toc11129 \h </w:instrText>
           </w:r>
           <w:r>
             <w:fldChar w:fldCharType="separate"/>
           </w:r>
           <w:r>
-            <w:t>9</w:t>
+            <w:t>12</w:t>
+          </w:r>
+          <w:r>
+            <w:fldChar w:fldCharType="end"/>
+          </w:r>
+          <w:r>
+            <w:rPr>
+              <w:rFonts w:hint="eastAsia" w:ascii="Microsoft JhengHei" w:hAnsi="Microsoft JhengHei" w:eastAsia="Microsoft JhengHei" w:cs="Microsoft JhengHei"/>
+              <w:szCs w:val="24"/>
+            </w:rPr>
+            <w:fldChar w:fldCharType="end"/>
+          </w:r>
+        </w:p>
+        <w:p>
+          <w:pPr>
+            <w:pStyle w:val="13"/>
+            <w:tabs>
+              <w:tab w:val="right" w:leader="dot" w:pos="8554"/>
+            </w:tabs>
+          </w:pPr>
+          <w:r>
+            <w:rPr>
+              <w:rFonts w:hint="eastAsia" w:ascii="Microsoft JhengHei" w:hAnsi="Microsoft JhengHei" w:eastAsia="Microsoft JhengHei" w:cs="Microsoft JhengHei"/>
+              <w:szCs w:val="24"/>
+            </w:rPr>
+            <w:fldChar w:fldCharType="begin"/>
+          </w:r>
+          <w:r>
+            <w:rPr>
+              <w:rFonts w:hint="eastAsia" w:ascii="Microsoft JhengHei" w:hAnsi="Microsoft JhengHei" w:eastAsia="Microsoft JhengHei" w:cs="Microsoft JhengHei"/>
+              <w:szCs w:val="24"/>
+            </w:rPr>
+            <w:instrText xml:space="preserve"> HYPERLINK \l _Toc19254 </w:instrText>
+          </w:r>
+          <w:r>
+            <w:rPr>
+              <w:rFonts w:hint="eastAsia" w:ascii="Microsoft JhengHei" w:hAnsi="Microsoft JhengHei" w:eastAsia="Microsoft JhengHei" w:cs="Microsoft JhengHei"/>
+              <w:szCs w:val="24"/>
+            </w:rPr>
+            <w:fldChar w:fldCharType="separate"/>
+          </w:r>
+          <w:r>
+            <w:rPr>
+              <w:rFonts w:hint="default"/>
+              <w:lang w:val="en-US" w:eastAsia="zh-CN"/>
+            </w:rPr>
+            <w:t xml:space="preserve">8.2.1. </w:t>
+          </w:r>
+          <w:r>
+            <w:rPr>
+              <w:rFonts w:hint="eastAsia"/>
+              <w:lang w:val="en-US" w:eastAsia="zh-CN"/>
+            </w:rPr>
+            <w:t>边缘计算与轻量化AI</w:t>
+          </w:r>
+          <w:r>
+            <w:tab/>
+          </w:r>
+          <w:r>
+            <w:fldChar w:fldCharType="begin"/>
+          </w:r>
+          <w:r>
+            <w:instrText xml:space="preserve"> PAGEREF _Toc19254 \h </w:instrText>
+          </w:r>
+          <w:r>
+            <w:fldChar w:fldCharType="separate"/>
+          </w:r>
+          <w:r>
+            <w:t>12</w:t>
+          </w:r>
+          <w:r>
+            <w:fldChar w:fldCharType="end"/>
+          </w:r>
+          <w:r>
+            <w:rPr>
+              <w:rFonts w:hint="eastAsia" w:ascii="Microsoft JhengHei" w:hAnsi="Microsoft JhengHei" w:eastAsia="Microsoft JhengHei" w:cs="Microsoft JhengHei"/>
+              <w:szCs w:val="24"/>
+            </w:rPr>
+            <w:fldChar w:fldCharType="end"/>
+          </w:r>
+        </w:p>
+        <w:p>
+          <w:pPr>
+            <w:pStyle w:val="13"/>
+            <w:tabs>
+              <w:tab w:val="right" w:leader="dot" w:pos="8554"/>
+            </w:tabs>
+          </w:pPr>
+          <w:r>
+            <w:rPr>
+              <w:rFonts w:hint="eastAsia" w:ascii="Microsoft JhengHei" w:hAnsi="Microsoft JhengHei" w:eastAsia="Microsoft JhengHei" w:cs="Microsoft JhengHei"/>
+              <w:szCs w:val="24"/>
+            </w:rPr>
+            <w:fldChar w:fldCharType="begin"/>
+          </w:r>
+          <w:r>
+            <w:rPr>
+              <w:rFonts w:hint="eastAsia" w:ascii="Microsoft JhengHei" w:hAnsi="Microsoft JhengHei" w:eastAsia="Microsoft JhengHei" w:cs="Microsoft JhengHei"/>
+              <w:szCs w:val="24"/>
+            </w:rPr>
+            <w:instrText xml:space="preserve"> HYPERLINK \l _Toc20199 </w:instrText>
+          </w:r>
+          <w:r>
+            <w:rPr>
+              <w:rFonts w:hint="eastAsia" w:ascii="Microsoft JhengHei" w:hAnsi="Microsoft JhengHei" w:eastAsia="Microsoft JhengHei" w:cs="Microsoft JhengHei"/>
+              <w:szCs w:val="24"/>
+            </w:rPr>
+            <w:fldChar w:fldCharType="separate"/>
+          </w:r>
+          <w:r>
+            <w:rPr>
+              <w:rFonts w:hint="default"/>
+              <w:lang w:val="en-US" w:eastAsia="zh-CN"/>
+            </w:rPr>
+            <w:t xml:space="preserve">8.2.2. </w:t>
+          </w:r>
+          <w:r>
+            <w:rPr>
+              <w:rFonts w:hint="eastAsia"/>
+              <w:lang w:val="en-US" w:eastAsia="zh-CN"/>
+            </w:rPr>
+            <w:t>物联网协议与数据融合</w:t>
+          </w:r>
+          <w:r>
+            <w:tab/>
+          </w:r>
+          <w:r>
+            <w:fldChar w:fldCharType="begin"/>
+          </w:r>
+          <w:r>
+            <w:instrText xml:space="preserve"> PAGEREF _Toc20199 \h </w:instrText>
+          </w:r>
+          <w:r>
+            <w:fldChar w:fldCharType="separate"/>
+          </w:r>
+          <w:r>
+            <w:t>13</w:t>
+          </w:r>
+          <w:r>
+            <w:fldChar w:fldCharType="end"/>
+          </w:r>
+          <w:r>
+            <w:rPr>
+              <w:rFonts w:hint="eastAsia" w:ascii="Microsoft JhengHei" w:hAnsi="Microsoft JhengHei" w:eastAsia="Microsoft JhengHei" w:cs="Microsoft JhengHei"/>
+              <w:szCs w:val="24"/>
+            </w:rPr>
+            <w:fldChar w:fldCharType="end"/>
+          </w:r>
+        </w:p>
+        <w:p>
+          <w:pPr>
+            <w:pStyle w:val="13"/>
+            <w:tabs>
+              <w:tab w:val="right" w:leader="dot" w:pos="8554"/>
+            </w:tabs>
+          </w:pPr>
+          <w:r>
+            <w:rPr>
+              <w:rFonts w:hint="eastAsia" w:ascii="Microsoft JhengHei" w:hAnsi="Microsoft JhengHei" w:eastAsia="Microsoft JhengHei" w:cs="Microsoft JhengHei"/>
+              <w:szCs w:val="24"/>
+            </w:rPr>
+            <w:fldChar w:fldCharType="begin"/>
+          </w:r>
+          <w:r>
+            <w:rPr>
+              <w:rFonts w:hint="eastAsia" w:ascii="Microsoft JhengHei" w:hAnsi="Microsoft JhengHei" w:eastAsia="Microsoft JhengHei" w:cs="Microsoft JhengHei"/>
+              <w:szCs w:val="24"/>
+            </w:rPr>
+            <w:instrText xml:space="preserve"> HYPERLINK \l _Toc7113 </w:instrText>
+          </w:r>
+          <w:r>
+            <w:rPr>
+              <w:rFonts w:hint="eastAsia" w:ascii="Microsoft JhengHei" w:hAnsi="Microsoft JhengHei" w:eastAsia="Microsoft JhengHei" w:cs="Microsoft JhengHei"/>
+              <w:szCs w:val="24"/>
+            </w:rPr>
+            <w:fldChar w:fldCharType="separate"/>
+          </w:r>
+          <w:r>
+            <w:rPr>
+              <w:rFonts w:hint="default"/>
+              <w:lang w:val="en-US" w:eastAsia="zh-CN"/>
+            </w:rPr>
+            <w:t xml:space="preserve">8.2.3. </w:t>
+          </w:r>
+          <w:r>
+            <w:rPr>
+              <w:rFonts w:hint="eastAsia"/>
+              <w:lang w:val="en-US" w:eastAsia="zh-CN"/>
+            </w:rPr>
+            <w:t>数字孪生与可视化运维</w:t>
+          </w:r>
+          <w:r>
+            <w:tab/>
+          </w:r>
+          <w:r>
+            <w:fldChar w:fldCharType="begin"/>
+          </w:r>
+          <w:r>
+            <w:instrText xml:space="preserve"> PAGEREF _Toc7113 \h </w:instrText>
+          </w:r>
+          <w:r>
+            <w:fldChar w:fldCharType="separate"/>
+          </w:r>
+          <w:r>
+            <w:t>13</w:t>
           </w:r>
           <w:r>
             <w:fldChar w:fldCharType="end"/>
@@ -3100,7 +4765,7 @@
               <w:rFonts w:hint="eastAsia" w:ascii="Microsoft JhengHei" w:hAnsi="Microsoft JhengHei" w:eastAsia="Microsoft JhengHei" w:cs="Microsoft JhengHei"/>
               <w:szCs w:val="24"/>
             </w:rPr>
-            <w:instrText xml:space="preserve"> HYPERLINK \l _Toc23199 </w:instrText>
+            <w:instrText xml:space="preserve"> HYPERLINK \l _Toc27440 </w:instrText>
           </w:r>
           <w:r>
             <w:rPr>
@@ -3114,7 +4779,14 @@
               <w:rFonts w:hint="default"/>
               <w:lang w:val="en-US" w:eastAsia="zh-CN"/>
             </w:rPr>
-            <w:t>4.3. 接口扩展需求</w:t>
+            <w:t xml:space="preserve">8.3. </w:t>
+          </w:r>
+          <w:r>
+            <w:rPr>
+              <w:rFonts w:hint="eastAsia"/>
+              <w:lang w:val="en-US" w:eastAsia="zh-CN"/>
+            </w:rPr>
+            <w:t>资源与时间规划</w:t>
           </w:r>
           <w:r>
             <w:tab/>
@@ -3123,13 +4795,81 @@
             <w:fldChar w:fldCharType="begin"/>
           </w:r>
           <w:r>
-            <w:instrText xml:space="preserve"> PAGEREF _Toc23199 \h </w:instrText>
+            <w:instrText xml:space="preserve"> PAGEREF _Toc27440 \h </w:instrText>
           </w:r>
           <w:r>
             <w:fldChar w:fldCharType="separate"/>
           </w:r>
           <w:r>
-            <w:t>9</w:t>
+            <w:t>13</w:t>
+          </w:r>
+          <w:r>
+            <w:fldChar w:fldCharType="end"/>
+          </w:r>
+          <w:r>
+            <w:rPr>
+              <w:rFonts w:hint="eastAsia" w:ascii="Microsoft JhengHei" w:hAnsi="Microsoft JhengHei" w:eastAsia="Microsoft JhengHei" w:cs="Microsoft JhengHei"/>
+              <w:szCs w:val="24"/>
+            </w:rPr>
+            <w:fldChar w:fldCharType="end"/>
+          </w:r>
+        </w:p>
+        <w:p>
+          <w:pPr>
+            <w:pStyle w:val="17"/>
+            <w:tabs>
+              <w:tab w:val="right" w:leader="dot" w:pos="8554"/>
+            </w:tabs>
+          </w:pPr>
+          <w:r>
+            <w:rPr>
+              <w:rFonts w:hint="eastAsia" w:ascii="Microsoft JhengHei" w:hAnsi="Microsoft JhengHei" w:eastAsia="Microsoft JhengHei" w:cs="Microsoft JhengHei"/>
+              <w:szCs w:val="24"/>
+            </w:rPr>
+            <w:fldChar w:fldCharType="begin"/>
+          </w:r>
+          <w:r>
+            <w:rPr>
+              <w:rFonts w:hint="eastAsia" w:ascii="Microsoft JhengHei" w:hAnsi="Microsoft JhengHei" w:eastAsia="Microsoft JhengHei" w:cs="Microsoft JhengHei"/>
+              <w:szCs w:val="24"/>
+            </w:rPr>
+            <w:instrText xml:space="preserve"> HYPERLINK \l _Toc24840 </w:instrText>
+          </w:r>
+          <w:r>
+            <w:rPr>
+              <w:rFonts w:hint="eastAsia" w:ascii="Microsoft JhengHei" w:hAnsi="Microsoft JhengHei" w:eastAsia="Microsoft JhengHei" w:cs="Microsoft JhengHei"/>
+              <w:szCs w:val="24"/>
+            </w:rPr>
+            <w:fldChar w:fldCharType="separate"/>
+          </w:r>
+          <w:r>
+            <w:rPr>
+              <w:rFonts w:hint="default"/>
+              <w:lang w:val="en-US" w:eastAsia="zh-CN"/>
+            </w:rPr>
+            <w:t xml:space="preserve">8.4. </w:t>
+          </w:r>
+          <w:r>
+            <w:rPr>
+              <w:rFonts w:hint="eastAsia"/>
+              <w:lang w:val="en-US" w:eastAsia="zh-CN"/>
+            </w:rPr>
+            <w:t>预期价值</w:t>
+          </w:r>
+          <w:r>
+            <w:tab/>
+          </w:r>
+          <w:r>
+            <w:fldChar w:fldCharType="begin"/>
+          </w:r>
+          <w:r>
+            <w:instrText xml:space="preserve"> PAGEREF _Toc24840 \h </w:instrText>
+          </w:r>
+          <w:r>
+            <w:fldChar w:fldCharType="separate"/>
+          </w:r>
+          <w:r>
+            <w:t>13</w:t>
           </w:r>
           <w:r>
             <w:fldChar w:fldCharType="end"/>
@@ -3161,7 +4901,7 @@
               <w:rFonts w:hint="eastAsia" w:ascii="Microsoft JhengHei" w:hAnsi="Microsoft JhengHei" w:eastAsia="Microsoft JhengHei" w:cs="Microsoft JhengHei"/>
               <w:szCs w:val="24"/>
             </w:rPr>
-            <w:instrText xml:space="preserve"> HYPERLINK \l _Toc21001 </w:instrText>
+            <w:instrText xml:space="preserve"> HYPERLINK \l _Toc203 </w:instrText>
           </w:r>
           <w:r>
             <w:rPr>
@@ -3175,7 +4915,7 @@
               <w:rFonts w:hint="default"/>
               <w:lang w:val="en-US" w:eastAsia="zh-CN"/>
             </w:rPr>
-            <w:t>5. 项目进度计划（2025.04-2026.03）</w:t>
+            <w:t>9. 预算规划</w:t>
           </w:r>
           <w:r>
             <w:tab/>
@@ -3184,13 +4924,74 @@
             <w:fldChar w:fldCharType="begin"/>
           </w:r>
           <w:r>
-            <w:instrText xml:space="preserve"> PAGEREF _Toc21001 \h </w:instrText>
+            <w:instrText xml:space="preserve"> PAGEREF _Toc203 \h </w:instrText>
           </w:r>
           <w:r>
             <w:fldChar w:fldCharType="separate"/>
           </w:r>
           <w:r>
-            <w:t>10</w:t>
+            <w:t>13</w:t>
+          </w:r>
+          <w:r>
+            <w:fldChar w:fldCharType="end"/>
+          </w:r>
+          <w:r>
+            <w:rPr>
+              <w:rFonts w:hint="eastAsia" w:ascii="Microsoft JhengHei" w:hAnsi="Microsoft JhengHei" w:eastAsia="Microsoft JhengHei" w:cs="Microsoft JhengHei"/>
+              <w:szCs w:val="24"/>
+            </w:rPr>
+            <w:fldChar w:fldCharType="end"/>
+          </w:r>
+        </w:p>
+        <w:p>
+          <w:pPr>
+            <w:pStyle w:val="16"/>
+            <w:tabs>
+              <w:tab w:val="right" w:leader="dot" w:pos="8554"/>
+            </w:tabs>
+          </w:pPr>
+          <w:r>
+            <w:rPr>
+              <w:rFonts w:hint="eastAsia" w:ascii="Microsoft JhengHei" w:hAnsi="Microsoft JhengHei" w:eastAsia="Microsoft JhengHei" w:cs="Microsoft JhengHei"/>
+              <w:szCs w:val="24"/>
+            </w:rPr>
+            <w:fldChar w:fldCharType="begin"/>
+          </w:r>
+          <w:r>
+            <w:rPr>
+              <w:rFonts w:hint="eastAsia" w:ascii="Microsoft JhengHei" w:hAnsi="Microsoft JhengHei" w:eastAsia="Microsoft JhengHei" w:cs="Microsoft JhengHei"/>
+              <w:szCs w:val="24"/>
+            </w:rPr>
+            <w:instrText xml:space="preserve"> HYPERLINK \l _Toc21842 </w:instrText>
+          </w:r>
+          <w:r>
+            <w:rPr>
+              <w:rFonts w:hint="eastAsia" w:ascii="Microsoft JhengHei" w:hAnsi="Microsoft JhengHei" w:eastAsia="Microsoft JhengHei" w:cs="Microsoft JhengHei"/>
+              <w:szCs w:val="24"/>
+            </w:rPr>
+            <w:fldChar w:fldCharType="separate"/>
+          </w:r>
+          <w:r>
+            <w:rPr>
+              <w:rFonts w:hint="default"/>
+              <w:lang w:val="en-US" w:eastAsia="zh-CN"/>
+            </w:rPr>
+            <w:t>10. 质量与性能标准</w:t>
+          </w:r>
+          <w:r>
+            <w:tab/>
+          </w:r>
+          <w:r>
+            <w:fldChar w:fldCharType="begin"/>
+          </w:r>
+          <w:r>
+            <w:instrText xml:space="preserve"> PAGEREF _Toc21842 \h </w:instrText>
+          </w:r>
+          <w:r>
+            <w:fldChar w:fldCharType="separate"/>
+          </w:r>
+          <w:r>
+            <w:t>14</w:t>
           </w:r>
           <w:r>
             <w:fldChar w:fldCharType="end"/>
@@ -3222,7 +5023,7 @@
               <w:rFonts w:hint="eastAsia" w:ascii="Microsoft JhengHei" w:hAnsi="Microsoft JhengHei" w:eastAsia="Microsoft JhengHei" w:cs="Microsoft JhengHei"/>
               <w:szCs w:val="24"/>
             </w:rPr>
-            <w:instrText xml:space="preserve"> HYPERLINK \l _Toc18922 </w:instrText>
+            <w:instrText xml:space="preserve"> HYPERLINK \l _Toc21816 </w:instrText>
           </w:r>
           <w:r>
             <w:rPr>
@@ -3236,7 +5037,7 @@
               <w:rFonts w:hint="default"/>
               <w:lang w:val="en-US" w:eastAsia="zh-CN"/>
             </w:rPr>
-            <w:t>5.1. 第一阶段：准备与设计（2025年4月-5月）</w:t>
+            <w:t>10.1. 性能指标</w:t>
           </w:r>
           <w:r>
             <w:tab/>
@@ -3245,13 +5046,13 @@
             <w:fldChar w:fldCharType="begin"/>
           </w:r>
           <w:r>
-            <w:instrText xml:space="preserve"> PAGEREF _Toc18922 \h </w:instrText>
+            <w:instrText xml:space="preserve"> PAGEREF _Toc21816 \h </w:instrText>
           </w:r>
           <w:r>
             <w:fldChar w:fldCharType="separate"/>
           </w:r>
           <w:r>
-            <w:t>10</w:t>
+            <w:t>14</w:t>
           </w:r>
           <w:r>
             <w:fldChar w:fldCharType="end"/>
@@ -3283,7 +5084,7 @@
               <w:rFonts w:hint="eastAsia" w:ascii="Microsoft JhengHei" w:hAnsi="Microsoft JhengHei" w:eastAsia="Microsoft JhengHei" w:cs="Microsoft JhengHei"/>
               <w:szCs w:val="24"/>
             </w:rPr>
-            <w:instrText xml:space="preserve"> HYPERLINK \l _Toc22367 </w:instrText>
+            <w:instrText xml:space="preserve"> HYPERLINK \l _Toc21060 </w:instrText>
           </w:r>
           <w:r>
             <w:rPr>
@@ -3297,21 +5098,7 @@
               <w:rFonts w:hint="default"/>
               <w:lang w:val="en-US" w:eastAsia="zh-CN"/>
             </w:rPr>
-            <w:t>5.2. 第二阶段：核心功能开发（2025年6月-</w:t>
-          </w:r>
-          <w:r>
-            <w:rPr>
-              <w:rFonts w:hint="eastAsia"/>
-              <w:lang w:val="en-US" w:eastAsia="zh-CN"/>
-            </w:rPr>
-            <w:t>9</w:t>
-          </w:r>
-          <w:r>
-            <w:rPr>
-              <w:rFonts w:hint="default"/>
-              <w:lang w:val="en-US" w:eastAsia="zh-CN"/>
-            </w:rPr>
-            <w:t>月）</w:t>
+            <w:t>10.2. 兼容性要求</w:t>
           </w:r>
           <w:r>
             <w:tab/>
@@ -3320,13 +5107,13 @@
             <w:fldChar w:fldCharType="begin"/>
           </w:r>
           <w:r>
-            <w:instrText xml:space="preserve"> PAGEREF _Toc22367 \h </w:instrText>
+            <w:instrText xml:space="preserve"> PAGEREF _Toc21060 \h </w:instrText>
           </w:r>
           <w:r>
             <w:fldChar w:fldCharType="separate"/>
           </w:r>
           <w:r>
-            <w:t>10</w:t>
+            <w:t>14</w:t>
           </w:r>
           <w:r>
             <w:fldChar w:fldCharType="end"/>
@@ -3358,7 +5145,7 @@
               <w:rFonts w:hint="eastAsia" w:ascii="Microsoft JhengHei" w:hAnsi="Microsoft JhengHei" w:eastAsia="Microsoft JhengHei" w:cs="Microsoft JhengHei"/>
               <w:szCs w:val="24"/>
             </w:rPr>
-            <w:instrText xml:space="preserve"> HYPERLINK \l _Toc24934 </w:instrText>
+            <w:instrText xml:space="preserve"> HYPERLINK \l _Toc17753 </w:instrText>
           </w:r>
           <w:r>
             <w:rPr>
@@ -3372,35 +5159,7 @@
               <w:rFonts w:hint="default"/>
               <w:lang w:val="en-US" w:eastAsia="zh-CN"/>
             </w:rPr>
-            <w:t>5.3. 第三阶段：移动特色功能（2025年</w:t>
-          </w:r>
-          <w:r>
-            <w:rPr>
-              <w:rFonts w:hint="eastAsia"/>
-              <w:lang w:val="en-US" w:eastAsia="zh-CN"/>
-            </w:rPr>
-            <w:t>9</w:t>
-          </w:r>
-          <w:r>
-            <w:rPr>
-              <w:rFonts w:hint="default"/>
-              <w:lang w:val="en-US" w:eastAsia="zh-CN"/>
-            </w:rPr>
-            <w:t>月-1</w:t>
-          </w:r>
-          <w:r>
-            <w:rPr>
-              <w:rFonts w:hint="eastAsia"/>
-              <w:lang w:val="en-US" w:eastAsia="zh-CN"/>
-            </w:rPr>
-            <w:t>1</w:t>
-          </w:r>
-          <w:r>
-            <w:rPr>
-              <w:rFonts w:hint="default"/>
-              <w:lang w:val="en-US" w:eastAsia="zh-CN"/>
-            </w:rPr>
-            <w:t>月）</w:t>
+            <w:t>10.3. 安全标准</w:t>
           </w:r>
           <w:r>
             <w:tab/>
@@ -3409,2117 +5168,13 @@
             <w:fldChar w:fldCharType="begin"/>
           </w:r>
           <w:r>
-            <w:instrText xml:space="preserve"> PAGEREF _Toc24934 \h </w:instrText>
+            <w:instrText xml:space="preserve"> PAGEREF _Toc17753 \h </w:instrText>
           </w:r>
           <w:r>
             <w:fldChar w:fldCharType="separate"/>
           </w:r>
           <w:r>
-            <w:t>10</w:t>
-          </w:r>
-          <w:r>
-            <w:fldChar w:fldCharType="end"/>
-          </w:r>
-          <w:r>
-            <w:rPr>
-              <w:rFonts w:hint="eastAsia" w:ascii="Microsoft JhengHei" w:hAnsi="Microsoft JhengHei" w:eastAsia="Microsoft JhengHei" w:cs="Microsoft JhengHei"/>
-              <w:szCs w:val="24"/>
-            </w:rPr>
-            <w:fldChar w:fldCharType="end"/>
-          </w:r>
-        </w:p>
-        <w:p>
-          <w:pPr>
-            <w:pStyle w:val="17"/>
-            <w:tabs>
-              <w:tab w:val="right" w:leader="dot" w:pos="8554"/>
-            </w:tabs>
-          </w:pPr>
-          <w:r>
-            <w:rPr>
-              <w:rFonts w:hint="eastAsia" w:ascii="Microsoft JhengHei" w:hAnsi="Microsoft JhengHei" w:eastAsia="Microsoft JhengHei" w:cs="Microsoft JhengHei"/>
-              <w:szCs w:val="24"/>
-            </w:rPr>
-            <w:fldChar w:fldCharType="begin"/>
-          </w:r>
-          <w:r>
-            <w:rPr>
-              <w:rFonts w:hint="eastAsia" w:ascii="Microsoft JhengHei" w:hAnsi="Microsoft JhengHei" w:eastAsia="Microsoft JhengHei" w:cs="Microsoft JhengHei"/>
-              <w:szCs w:val="24"/>
-            </w:rPr>
-            <w:instrText xml:space="preserve"> HYPERLINK \l _Toc14095 </w:instrText>
-          </w:r>
-          <w:r>
-            <w:rPr>
-              <w:rFonts w:hint="eastAsia" w:ascii="Microsoft JhengHei" w:hAnsi="Microsoft JhengHei" w:eastAsia="Microsoft JhengHei" w:cs="Microsoft JhengHei"/>
-              <w:szCs w:val="24"/>
-            </w:rPr>
-            <w:fldChar w:fldCharType="separate"/>
-          </w:r>
-          <w:r>
-            <w:rPr>
-              <w:rFonts w:hint="default"/>
-              <w:lang w:val="en-US" w:eastAsia="zh-CN"/>
-            </w:rPr>
-            <w:t>5.4. 第四阶段：测试与优化（202</w:t>
-          </w:r>
-          <w:r>
-            <w:rPr>
-              <w:rFonts w:hint="eastAsia"/>
-              <w:lang w:val="en-US" w:eastAsia="zh-CN"/>
-            </w:rPr>
-            <w:t>5</w:t>
-          </w:r>
-          <w:r>
-            <w:rPr>
-              <w:rFonts w:hint="default"/>
-              <w:lang w:val="en-US" w:eastAsia="zh-CN"/>
-            </w:rPr>
-            <w:t>年1</w:t>
-          </w:r>
-          <w:r>
-            <w:rPr>
-              <w:rFonts w:hint="eastAsia"/>
-              <w:lang w:val="en-US" w:eastAsia="zh-CN"/>
-            </w:rPr>
-            <w:t>2</w:t>
-          </w:r>
-          <w:r>
-            <w:rPr>
-              <w:rFonts w:hint="default"/>
-              <w:lang w:val="en-US" w:eastAsia="zh-CN"/>
-            </w:rPr>
-            <w:t>月）</w:t>
-          </w:r>
-          <w:r>
-            <w:tab/>
-          </w:r>
-          <w:r>
-            <w:fldChar w:fldCharType="begin"/>
-          </w:r>
-          <w:r>
-            <w:instrText xml:space="preserve"> PAGEREF _Toc14095 \h </w:instrText>
-          </w:r>
-          <w:r>
-            <w:fldChar w:fldCharType="separate"/>
-          </w:r>
-          <w:r>
-            <w:t>11</w:t>
-          </w:r>
-          <w:r>
-            <w:fldChar w:fldCharType="end"/>
-          </w:r>
-          <w:r>
-            <w:rPr>
-              <w:rFonts w:hint="eastAsia" w:ascii="Microsoft JhengHei" w:hAnsi="Microsoft JhengHei" w:eastAsia="Microsoft JhengHei" w:cs="Microsoft JhengHei"/>
-              <w:szCs w:val="24"/>
-            </w:rPr>
-            <w:fldChar w:fldCharType="end"/>
-          </w:r>
-        </w:p>
-        <w:p>
-          <w:pPr>
-            <w:pStyle w:val="17"/>
-            <w:tabs>
-              <w:tab w:val="right" w:leader="dot" w:pos="8554"/>
-            </w:tabs>
-          </w:pPr>
-          <w:r>
-            <w:rPr>
-              <w:rFonts w:hint="eastAsia" w:ascii="Microsoft JhengHei" w:hAnsi="Microsoft JhengHei" w:eastAsia="Microsoft JhengHei" w:cs="Microsoft JhengHei"/>
-              <w:szCs w:val="24"/>
-            </w:rPr>
-            <w:fldChar w:fldCharType="begin"/>
-          </w:r>
-          <w:r>
-            <w:rPr>
-              <w:rFonts w:hint="eastAsia" w:ascii="Microsoft JhengHei" w:hAnsi="Microsoft JhengHei" w:eastAsia="Microsoft JhengHei" w:cs="Microsoft JhengHei"/>
-              <w:szCs w:val="24"/>
-            </w:rPr>
-            <w:instrText xml:space="preserve"> HYPERLINK \l _Toc31241 </w:instrText>
-          </w:r>
-          <w:r>
-            <w:rPr>
-              <w:rFonts w:hint="eastAsia" w:ascii="Microsoft JhengHei" w:hAnsi="Microsoft JhengHei" w:eastAsia="Microsoft JhengHei" w:cs="Microsoft JhengHei"/>
-              <w:szCs w:val="24"/>
-            </w:rPr>
-            <w:fldChar w:fldCharType="separate"/>
-          </w:r>
-          <w:r>
-            <w:rPr>
-              <w:rFonts w:hint="default"/>
-              <w:lang w:val="en-US" w:eastAsia="zh-CN"/>
-            </w:rPr>
-            <w:t>5.5. 第五阶段：上线部署（2026年3月）</w:t>
-          </w:r>
-          <w:r>
-            <w:tab/>
-          </w:r>
-          <w:r>
-            <w:fldChar w:fldCharType="begin"/>
-          </w:r>
-          <w:r>
-            <w:instrText xml:space="preserve"> PAGEREF _Toc31241 \h </w:instrText>
-          </w:r>
-          <w:r>
-            <w:fldChar w:fldCharType="separate"/>
-          </w:r>
-          <w:r>
-            <w:t>11</w:t>
-          </w:r>
-          <w:r>
-            <w:fldChar w:fldCharType="end"/>
-          </w:r>
-          <w:r>
-            <w:rPr>
-              <w:rFonts w:hint="eastAsia" w:ascii="Microsoft JhengHei" w:hAnsi="Microsoft JhengHei" w:eastAsia="Microsoft JhengHei" w:cs="Microsoft JhengHei"/>
-              <w:szCs w:val="24"/>
-            </w:rPr>
-            <w:fldChar w:fldCharType="end"/>
-          </w:r>
-        </w:p>
-        <w:p>
-          <w:pPr>
-            <w:pStyle w:val="16"/>
-            <w:tabs>
-              <w:tab w:val="right" w:leader="dot" w:pos="8554"/>
-            </w:tabs>
-          </w:pPr>
-          <w:r>
-            <w:rPr>
-              <w:rFonts w:hint="eastAsia" w:ascii="Microsoft JhengHei" w:hAnsi="Microsoft JhengHei" w:eastAsia="Microsoft JhengHei" w:cs="Microsoft JhengHei"/>
-              <w:szCs w:val="24"/>
-            </w:rPr>
-            <w:fldChar w:fldCharType="begin"/>
-          </w:r>
-          <w:r>
-            <w:rPr>
-              <w:rFonts w:hint="eastAsia" w:ascii="Microsoft JhengHei" w:hAnsi="Microsoft JhengHei" w:eastAsia="Microsoft JhengHei" w:cs="Microsoft JhengHei"/>
-              <w:szCs w:val="24"/>
-            </w:rPr>
-            <w:instrText xml:space="preserve"> HYPERLINK \l _Toc18346 </w:instrText>
-          </w:r>
-          <w:r>
-            <w:rPr>
-              <w:rFonts w:hint="eastAsia" w:ascii="Microsoft JhengHei" w:hAnsi="Microsoft JhengHei" w:eastAsia="Microsoft JhengHei" w:cs="Microsoft JhengHei"/>
-              <w:szCs w:val="24"/>
-            </w:rPr>
-            <w:fldChar w:fldCharType="separate"/>
-          </w:r>
-          <w:r>
-            <w:rPr>
-              <w:rFonts w:hint="default"/>
-              <w:lang w:val="en-US" w:eastAsia="zh-CN"/>
-            </w:rPr>
-            <w:t>6. 研发团队与资源配置</w:t>
-          </w:r>
-          <w:r>
-            <w:tab/>
-          </w:r>
-          <w:r>
-            <w:fldChar w:fldCharType="begin"/>
-          </w:r>
-          <w:r>
-            <w:instrText xml:space="preserve"> PAGEREF _Toc18346 \h </w:instrText>
-          </w:r>
-          <w:r>
-            <w:fldChar w:fldCharType="separate"/>
-          </w:r>
-          <w:r>
-            <w:t>11</w:t>
-          </w:r>
-          <w:r>
-            <w:fldChar w:fldCharType="end"/>
-          </w:r>
-          <w:r>
-            <w:rPr>
-              <w:rFonts w:hint="eastAsia" w:ascii="Microsoft JhengHei" w:hAnsi="Microsoft JhengHei" w:eastAsia="Microsoft JhengHei" w:cs="Microsoft JhengHei"/>
-              <w:szCs w:val="24"/>
-            </w:rPr>
-            <w:fldChar w:fldCharType="end"/>
-          </w:r>
-        </w:p>
-        <w:p>
-          <w:pPr>
-            <w:pStyle w:val="17"/>
-            <w:tabs>
-              <w:tab w:val="right" w:leader="dot" w:pos="8554"/>
-            </w:tabs>
-          </w:pPr>
-          <w:r>
-            <w:rPr>
-              <w:rFonts w:hint="eastAsia" w:ascii="Microsoft JhengHei" w:hAnsi="Microsoft JhengHei" w:eastAsia="Microsoft JhengHei" w:cs="Microsoft JhengHei"/>
-              <w:szCs w:val="24"/>
-            </w:rPr>
-            <w:fldChar w:fldCharType="begin"/>
-          </w:r>
-          <w:r>
-            <w:rPr>
-              <w:rFonts w:hint="eastAsia" w:ascii="Microsoft JhengHei" w:hAnsi="Microsoft JhengHei" w:eastAsia="Microsoft JhengHei" w:cs="Microsoft JhengHei"/>
-              <w:szCs w:val="24"/>
-            </w:rPr>
-            <w:instrText xml:space="preserve"> HYPERLINK \l _Toc13258 </w:instrText>
-          </w:r>
-          <w:r>
-            <w:rPr>
-              <w:rFonts w:hint="eastAsia" w:ascii="Microsoft JhengHei" w:hAnsi="Microsoft JhengHei" w:eastAsia="Microsoft JhengHei" w:cs="Microsoft JhengHei"/>
-              <w:szCs w:val="24"/>
-            </w:rPr>
-            <w:fldChar w:fldCharType="separate"/>
-          </w:r>
-          <w:r>
-            <w:rPr>
-              <w:rFonts w:hint="default"/>
-              <w:lang w:val="en-US" w:eastAsia="zh-CN"/>
-            </w:rPr>
-            <w:t>6.1. 项目团队组成</w:t>
-          </w:r>
-          <w:r>
-            <w:tab/>
-          </w:r>
-          <w:r>
-            <w:fldChar w:fldCharType="begin"/>
-          </w:r>
-          <w:r>
-            <w:instrText xml:space="preserve"> PAGEREF _Toc13258 \h </w:instrText>
-          </w:r>
-          <w:r>
-            <w:fldChar w:fldCharType="separate"/>
-          </w:r>
-          <w:r>
-            <w:t>11</w:t>
-          </w:r>
-          <w:r>
-            <w:fldChar w:fldCharType="end"/>
-          </w:r>
-          <w:r>
-            <w:rPr>
-              <w:rFonts w:hint="eastAsia" w:ascii="Microsoft JhengHei" w:hAnsi="Microsoft JhengHei" w:eastAsia="Microsoft JhengHei" w:cs="Microsoft JhengHei"/>
-              <w:szCs w:val="24"/>
-            </w:rPr>
-            <w:fldChar w:fldCharType="end"/>
-          </w:r>
-        </w:p>
-        <w:p>
-          <w:pPr>
-            <w:pStyle w:val="17"/>
-            <w:tabs>
-              <w:tab w:val="right" w:leader="dot" w:pos="8554"/>
-            </w:tabs>
-          </w:pPr>
-          <w:r>
-            <w:rPr>
-              <w:rFonts w:hint="eastAsia" w:ascii="Microsoft JhengHei" w:hAnsi="Microsoft JhengHei" w:eastAsia="Microsoft JhengHei" w:cs="Microsoft JhengHei"/>
-              <w:szCs w:val="24"/>
-            </w:rPr>
-            <w:fldChar w:fldCharType="begin"/>
-          </w:r>
-          <w:r>
-            <w:rPr>
-              <w:rFonts w:hint="eastAsia" w:ascii="Microsoft JhengHei" w:hAnsi="Microsoft JhengHei" w:eastAsia="Microsoft JhengHei" w:cs="Microsoft JhengHei"/>
-              <w:szCs w:val="24"/>
-            </w:rPr>
-            <w:instrText xml:space="preserve"> HYPERLINK \l _Toc26189 </w:instrText>
-          </w:r>
-          <w:r>
-            <w:rPr>
-              <w:rFonts w:hint="eastAsia" w:ascii="Microsoft JhengHei" w:hAnsi="Microsoft JhengHei" w:eastAsia="Microsoft JhengHei" w:cs="Microsoft JhengHei"/>
-              <w:szCs w:val="24"/>
-            </w:rPr>
-            <w:fldChar w:fldCharType="separate"/>
-          </w:r>
-          <w:r>
-            <w:rPr>
-              <w:rFonts w:hint="default"/>
-              <w:lang w:val="en-US" w:eastAsia="zh-CN"/>
-            </w:rPr>
-            <w:t>6.2. 设备资源需求</w:t>
-          </w:r>
-          <w:r>
-            <w:tab/>
-          </w:r>
-          <w:r>
-            <w:fldChar w:fldCharType="begin"/>
-          </w:r>
-          <w:r>
-            <w:instrText xml:space="preserve"> PAGEREF _Toc26189 \h </w:instrText>
-          </w:r>
-          <w:r>
-            <w:fldChar w:fldCharType="separate"/>
-          </w:r>
-          <w:r>
-            <w:t>11</w:t>
-          </w:r>
-          <w:r>
-            <w:fldChar w:fldCharType="end"/>
-          </w:r>
-          <w:r>
-            <w:rPr>
-              <w:rFonts w:hint="eastAsia" w:ascii="Microsoft JhengHei" w:hAnsi="Microsoft JhengHei" w:eastAsia="Microsoft JhengHei" w:cs="Microsoft JhengHei"/>
-              <w:szCs w:val="24"/>
-            </w:rPr>
-            <w:fldChar w:fldCharType="end"/>
-          </w:r>
-        </w:p>
-        <w:p>
-          <w:pPr>
-            <w:pStyle w:val="16"/>
-            <w:tabs>
-              <w:tab w:val="right" w:leader="dot" w:pos="8554"/>
-            </w:tabs>
-          </w:pPr>
-          <w:r>
-            <w:rPr>
-              <w:rFonts w:hint="eastAsia" w:ascii="Microsoft JhengHei" w:hAnsi="Microsoft JhengHei" w:eastAsia="Microsoft JhengHei" w:cs="Microsoft JhengHei"/>
-              <w:szCs w:val="24"/>
-            </w:rPr>
-            <w:fldChar w:fldCharType="begin"/>
-          </w:r>
-          <w:r>
-            <w:rPr>
-              <w:rFonts w:hint="eastAsia" w:ascii="Microsoft JhengHei" w:hAnsi="Microsoft JhengHei" w:eastAsia="Microsoft JhengHei" w:cs="Microsoft JhengHei"/>
-              <w:szCs w:val="24"/>
-            </w:rPr>
-            <w:instrText xml:space="preserve"> HYPERLINK \l _Toc18512 </w:instrText>
-          </w:r>
-          <w:r>
-            <w:rPr>
-              <w:rFonts w:hint="eastAsia" w:ascii="Microsoft JhengHei" w:hAnsi="Microsoft JhengHei" w:eastAsia="Microsoft JhengHei" w:cs="Microsoft JhengHei"/>
-              <w:szCs w:val="24"/>
-            </w:rPr>
-            <w:fldChar w:fldCharType="separate"/>
-          </w:r>
-          <w:r>
-            <w:rPr>
-              <w:rFonts w:hint="default"/>
-              <w:lang w:val="en-US" w:eastAsia="zh-CN"/>
-            </w:rPr>
-            <w:t xml:space="preserve">7. </w:t>
-          </w:r>
-          <w:r>
-            <w:rPr>
-              <w:rFonts w:hint="eastAsia"/>
-              <w:lang w:val="en-US" w:eastAsia="zh-CN"/>
-            </w:rPr>
-            <w:t>运维手册研发</w:t>
-          </w:r>
-          <w:r>
-            <w:tab/>
-          </w:r>
-          <w:r>
-            <w:fldChar w:fldCharType="begin"/>
-          </w:r>
-          <w:r>
-            <w:instrText xml:space="preserve"> PAGEREF _Toc18512 \h </w:instrText>
-          </w:r>
-          <w:r>
-            <w:fldChar w:fldCharType="separate"/>
-          </w:r>
-          <w:r>
-            <w:t>12</w:t>
-          </w:r>
-          <w:r>
-            <w:fldChar w:fldCharType="end"/>
-          </w:r>
-          <w:r>
-            <w:rPr>
-              <w:rFonts w:hint="eastAsia" w:ascii="Microsoft JhengHei" w:hAnsi="Microsoft JhengHei" w:eastAsia="Microsoft JhengHei" w:cs="Microsoft JhengHei"/>
-              <w:szCs w:val="24"/>
-            </w:rPr>
-            <w:fldChar w:fldCharType="end"/>
-          </w:r>
-        </w:p>
-        <w:p>
-          <w:pPr>
-            <w:pStyle w:val="17"/>
-            <w:tabs>
-              <w:tab w:val="right" w:leader="dot" w:pos="8554"/>
-            </w:tabs>
-          </w:pPr>
-          <w:r>
-            <w:rPr>
-              <w:rFonts w:hint="eastAsia" w:ascii="Microsoft JhengHei" w:hAnsi="Microsoft JhengHei" w:eastAsia="Microsoft JhengHei" w:cs="Microsoft JhengHei"/>
-              <w:szCs w:val="24"/>
-            </w:rPr>
-            <w:fldChar w:fldCharType="begin"/>
-          </w:r>
-          <w:r>
-            <w:rPr>
-              <w:rFonts w:hint="eastAsia" w:ascii="Microsoft JhengHei" w:hAnsi="Microsoft JhengHei" w:eastAsia="Microsoft JhengHei" w:cs="Microsoft JhengHei"/>
-              <w:szCs w:val="24"/>
-            </w:rPr>
-            <w:instrText xml:space="preserve"> HYPERLINK \l _Toc23317 </w:instrText>
-          </w:r>
-          <w:r>
-            <w:rPr>
-              <w:rFonts w:hint="eastAsia" w:ascii="Microsoft JhengHei" w:hAnsi="Microsoft JhengHei" w:eastAsia="Microsoft JhengHei" w:cs="Microsoft JhengHei"/>
-              <w:szCs w:val="24"/>
-            </w:rPr>
-            <w:fldChar w:fldCharType="separate"/>
-          </w:r>
-          <w:r>
-            <w:rPr>
-              <w:rFonts w:hint="default"/>
-              <w:lang w:val="en-US" w:eastAsia="zh-CN"/>
-            </w:rPr>
-            <w:t>7.1. 研发目标</w:t>
-          </w:r>
-          <w:r>
-            <w:tab/>
-          </w:r>
-          <w:r>
-            <w:fldChar w:fldCharType="begin"/>
-          </w:r>
-          <w:r>
-            <w:instrText xml:space="preserve"> PAGEREF _Toc23317 \h </w:instrText>
-          </w:r>
-          <w:r>
-            <w:fldChar w:fldCharType="separate"/>
-          </w:r>
-          <w:r>
-            <w:t>12</w:t>
-          </w:r>
-          <w:r>
-            <w:fldChar w:fldCharType="end"/>
-          </w:r>
-          <w:r>
-            <w:rPr>
-              <w:rFonts w:hint="eastAsia" w:ascii="Microsoft JhengHei" w:hAnsi="Microsoft JhengHei" w:eastAsia="Microsoft JhengHei" w:cs="Microsoft JhengHei"/>
-              <w:szCs w:val="24"/>
-            </w:rPr>
-            <w:fldChar w:fldCharType="end"/>
-          </w:r>
-        </w:p>
-        <w:p>
-          <w:pPr>
-            <w:pStyle w:val="17"/>
-            <w:tabs>
-              <w:tab w:val="right" w:leader="dot" w:pos="8554"/>
-            </w:tabs>
-          </w:pPr>
-          <w:r>
-            <w:rPr>
-              <w:rFonts w:hint="eastAsia" w:ascii="Microsoft JhengHei" w:hAnsi="Microsoft JhengHei" w:eastAsia="Microsoft JhengHei" w:cs="Microsoft JhengHei"/>
-              <w:szCs w:val="24"/>
-            </w:rPr>
-            <w:fldChar w:fldCharType="begin"/>
-          </w:r>
-          <w:r>
-            <w:rPr>
-              <w:rFonts w:hint="eastAsia" w:ascii="Microsoft JhengHei" w:hAnsi="Microsoft JhengHei" w:eastAsia="Microsoft JhengHei" w:cs="Microsoft JhengHei"/>
-              <w:szCs w:val="24"/>
-            </w:rPr>
-            <w:instrText xml:space="preserve"> HYPERLINK \l _Toc18438 </w:instrText>
-          </w:r>
-          <w:r>
-            <w:rPr>
-              <w:rFonts w:hint="eastAsia" w:ascii="Microsoft JhengHei" w:hAnsi="Microsoft JhengHei" w:eastAsia="Microsoft JhengHei" w:cs="Microsoft JhengHei"/>
-              <w:szCs w:val="24"/>
-            </w:rPr>
-            <w:fldChar w:fldCharType="separate"/>
-          </w:r>
-          <w:r>
-            <w:rPr>
-              <w:rFonts w:hint="default"/>
-              <w:lang w:val="en-US" w:eastAsia="zh-CN"/>
-            </w:rPr>
-            <w:t>7.2. 关键交付节点</w:t>
-          </w:r>
-          <w:r>
-            <w:tab/>
-          </w:r>
-          <w:r>
-            <w:fldChar w:fldCharType="begin"/>
-          </w:r>
-          <w:r>
-            <w:instrText xml:space="preserve"> PAGEREF _Toc18438 \h </w:instrText>
-          </w:r>
-          <w:r>
-            <w:fldChar w:fldCharType="separate"/>
-          </w:r>
-          <w:r>
-            <w:t>12</w:t>
-          </w:r>
-          <w:r>
-            <w:fldChar w:fldCharType="end"/>
-          </w:r>
-          <w:r>
-            <w:rPr>
-              <w:rFonts w:hint="eastAsia" w:ascii="Microsoft JhengHei" w:hAnsi="Microsoft JhengHei" w:eastAsia="Microsoft JhengHei" w:cs="Microsoft JhengHei"/>
-              <w:szCs w:val="24"/>
-            </w:rPr>
-            <w:fldChar w:fldCharType="end"/>
-          </w:r>
-        </w:p>
-        <w:p>
-          <w:pPr>
-            <w:pStyle w:val="17"/>
-            <w:tabs>
-              <w:tab w:val="right" w:leader="dot" w:pos="8554"/>
-            </w:tabs>
-          </w:pPr>
-          <w:r>
-            <w:rPr>
-              <w:rFonts w:hint="eastAsia" w:ascii="Microsoft JhengHei" w:hAnsi="Microsoft JhengHei" w:eastAsia="Microsoft JhengHei" w:cs="Microsoft JhengHei"/>
-              <w:szCs w:val="24"/>
-            </w:rPr>
-            <w:fldChar w:fldCharType="begin"/>
-          </w:r>
-          <w:r>
-            <w:rPr>
-              <w:rFonts w:hint="eastAsia" w:ascii="Microsoft JhengHei" w:hAnsi="Microsoft JhengHei" w:eastAsia="Microsoft JhengHei" w:cs="Microsoft JhengHei"/>
-              <w:szCs w:val="24"/>
-            </w:rPr>
-            <w:instrText xml:space="preserve"> HYPERLINK \l _Toc25189 </w:instrText>
-          </w:r>
-          <w:r>
-            <w:rPr>
-              <w:rFonts w:hint="eastAsia" w:ascii="Microsoft JhengHei" w:hAnsi="Microsoft JhengHei" w:eastAsia="Microsoft JhengHei" w:cs="Microsoft JhengHei"/>
-              <w:szCs w:val="24"/>
-            </w:rPr>
-            <w:fldChar w:fldCharType="separate"/>
-          </w:r>
-          <w:r>
-            <w:rPr>
-              <w:rFonts w:hint="default"/>
-              <w:lang w:val="en-US" w:eastAsia="zh-CN"/>
-            </w:rPr>
-            <w:t>7.3. 手册体系规划</w:t>
-          </w:r>
-          <w:r>
-            <w:tab/>
-          </w:r>
-          <w:r>
-            <w:fldChar w:fldCharType="begin"/>
-          </w:r>
-          <w:r>
-            <w:instrText xml:space="preserve"> PAGEREF _Toc25189 \h </w:instrText>
-          </w:r>
-          <w:r>
-            <w:fldChar w:fldCharType="separate"/>
-          </w:r>
-          <w:r>
-            <w:t>12</w:t>
-          </w:r>
-          <w:r>
-            <w:fldChar w:fldCharType="end"/>
-          </w:r>
-          <w:r>
-            <w:rPr>
-              <w:rFonts w:hint="eastAsia" w:ascii="Microsoft JhengHei" w:hAnsi="Microsoft JhengHei" w:eastAsia="Microsoft JhengHei" w:cs="Microsoft JhengHei"/>
-              <w:szCs w:val="24"/>
-            </w:rPr>
-            <w:fldChar w:fldCharType="end"/>
-          </w:r>
-        </w:p>
-        <w:p>
-          <w:pPr>
-            <w:pStyle w:val="17"/>
-            <w:tabs>
-              <w:tab w:val="right" w:leader="dot" w:pos="8554"/>
-            </w:tabs>
-          </w:pPr>
-          <w:r>
-            <w:rPr>
-              <w:rFonts w:hint="eastAsia" w:ascii="Microsoft JhengHei" w:hAnsi="Microsoft JhengHei" w:eastAsia="Microsoft JhengHei" w:cs="Microsoft JhengHei"/>
-              <w:szCs w:val="24"/>
-            </w:rPr>
-            <w:fldChar w:fldCharType="begin"/>
-          </w:r>
-          <w:r>
-            <w:rPr>
-              <w:rFonts w:hint="eastAsia" w:ascii="Microsoft JhengHei" w:hAnsi="Microsoft JhengHei" w:eastAsia="Microsoft JhengHei" w:cs="Microsoft JhengHei"/>
-              <w:szCs w:val="24"/>
-            </w:rPr>
-            <w:instrText xml:space="preserve"> HYPERLINK \l _Toc15586 </w:instrText>
-          </w:r>
-          <w:r>
-            <w:rPr>
-              <w:rFonts w:hint="eastAsia" w:ascii="Microsoft JhengHei" w:hAnsi="Microsoft JhengHei" w:eastAsia="Microsoft JhengHei" w:cs="Microsoft JhengHei"/>
-              <w:szCs w:val="24"/>
-            </w:rPr>
-            <w:fldChar w:fldCharType="separate"/>
-          </w:r>
-          <w:r>
-            <w:rPr>
-              <w:rFonts w:hint="default"/>
-              <w:lang w:val="en-US" w:eastAsia="zh-CN"/>
-            </w:rPr>
-            <w:t>7.4. 手册内容概要</w:t>
-          </w:r>
-          <w:r>
-            <w:tab/>
-          </w:r>
-          <w:r>
-            <w:fldChar w:fldCharType="begin"/>
-          </w:r>
-          <w:r>
-            <w:instrText xml:space="preserve"> PAGEREF _Toc15586 \h </w:instrText>
-          </w:r>
-          <w:r>
-            <w:fldChar w:fldCharType="separate"/>
-          </w:r>
-          <w:r>
-            <w:t>12</w:t>
-          </w:r>
-          <w:r>
-            <w:fldChar w:fldCharType="end"/>
-          </w:r>
-          <w:r>
-            <w:rPr>
-              <w:rFonts w:hint="eastAsia" w:ascii="Microsoft JhengHei" w:hAnsi="Microsoft JhengHei" w:eastAsia="Microsoft JhengHei" w:cs="Microsoft JhengHei"/>
-              <w:szCs w:val="24"/>
-            </w:rPr>
-            <w:fldChar w:fldCharType="end"/>
-          </w:r>
-        </w:p>
-        <w:p>
-          <w:pPr>
-            <w:pStyle w:val="13"/>
-            <w:tabs>
-              <w:tab w:val="right" w:leader="dot" w:pos="8554"/>
-            </w:tabs>
-          </w:pPr>
-          <w:r>
-            <w:rPr>
-              <w:rFonts w:hint="eastAsia" w:ascii="Microsoft JhengHei" w:hAnsi="Microsoft JhengHei" w:eastAsia="Microsoft JhengHei" w:cs="Microsoft JhengHei"/>
-              <w:szCs w:val="24"/>
-            </w:rPr>
-            <w:fldChar w:fldCharType="begin"/>
-          </w:r>
-          <w:r>
-            <w:rPr>
-              <w:rFonts w:hint="eastAsia" w:ascii="Microsoft JhengHei" w:hAnsi="Microsoft JhengHei" w:eastAsia="Microsoft JhengHei" w:cs="Microsoft JhengHei"/>
-              <w:szCs w:val="24"/>
-            </w:rPr>
-            <w:instrText xml:space="preserve"> HYPERLINK \l _Toc2314 </w:instrText>
-          </w:r>
-          <w:r>
-            <w:rPr>
-              <w:rFonts w:hint="eastAsia" w:ascii="Microsoft JhengHei" w:hAnsi="Microsoft JhengHei" w:eastAsia="Microsoft JhengHei" w:cs="Microsoft JhengHei"/>
-              <w:szCs w:val="24"/>
-            </w:rPr>
-            <w:fldChar w:fldCharType="separate"/>
-          </w:r>
-          <w:r>
-            <w:rPr>
-              <w:rFonts w:hint="default"/>
-              <w:lang w:val="en-US" w:eastAsia="zh-CN"/>
-            </w:rPr>
-            <w:t>7.4.1. PC服务器标准化操作作业指导书</w:t>
-          </w:r>
-          <w:r>
-            <w:tab/>
-          </w:r>
-          <w:r>
-            <w:fldChar w:fldCharType="begin"/>
-          </w:r>
-          <w:r>
-            <w:instrText xml:space="preserve"> PAGEREF _Toc2314 \h </w:instrText>
-          </w:r>
-          <w:r>
-            <w:fldChar w:fldCharType="separate"/>
-          </w:r>
-          <w:r>
-            <w:t>12</w:t>
-          </w:r>
-          <w:r>
-            <w:fldChar w:fldCharType="end"/>
-          </w:r>
-          <w:r>
-            <w:rPr>
-              <w:rFonts w:hint="eastAsia" w:ascii="Microsoft JhengHei" w:hAnsi="Microsoft JhengHei" w:eastAsia="Microsoft JhengHei" w:cs="Microsoft JhengHei"/>
-              <w:szCs w:val="24"/>
-            </w:rPr>
-            <w:fldChar w:fldCharType="end"/>
-          </w:r>
-        </w:p>
-        <w:p>
-          <w:pPr>
-            <w:pStyle w:val="13"/>
-            <w:tabs>
-              <w:tab w:val="right" w:leader="dot" w:pos="8554"/>
-            </w:tabs>
-          </w:pPr>
-          <w:r>
-            <w:rPr>
-              <w:rFonts w:hint="eastAsia" w:ascii="Microsoft JhengHei" w:hAnsi="Microsoft JhengHei" w:eastAsia="Microsoft JhengHei" w:cs="Microsoft JhengHei"/>
-              <w:szCs w:val="24"/>
-            </w:rPr>
-            <w:fldChar w:fldCharType="begin"/>
-          </w:r>
-          <w:r>
-            <w:rPr>
-              <w:rFonts w:hint="eastAsia" w:ascii="Microsoft JhengHei" w:hAnsi="Microsoft JhengHei" w:eastAsia="Microsoft JhengHei" w:cs="Microsoft JhengHei"/>
-              <w:szCs w:val="24"/>
-            </w:rPr>
-            <w:instrText xml:space="preserve"> HYPERLINK \l _Toc18536 </w:instrText>
-          </w:r>
-          <w:r>
-            <w:rPr>
-              <w:rFonts w:hint="eastAsia" w:ascii="Microsoft JhengHei" w:hAnsi="Microsoft JhengHei" w:eastAsia="Microsoft JhengHei" w:cs="Microsoft JhengHei"/>
-              <w:szCs w:val="24"/>
-            </w:rPr>
-            <w:fldChar w:fldCharType="separate"/>
-          </w:r>
-          <w:r>
-            <w:rPr>
-              <w:rFonts w:hint="default"/>
-              <w:lang w:val="en-US" w:eastAsia="zh-CN"/>
-            </w:rPr>
-            <w:t>7.4.2. PC服务器巡检表</w:t>
-          </w:r>
-          <w:r>
-            <w:tab/>
-          </w:r>
-          <w:r>
-            <w:fldChar w:fldCharType="begin"/>
-          </w:r>
-          <w:r>
-            <w:instrText xml:space="preserve"> PAGEREF _Toc18536 \h </w:instrText>
-          </w:r>
-          <w:r>
-            <w:fldChar w:fldCharType="separate"/>
-          </w:r>
-          <w:r>
-            <w:t>13</w:t>
-          </w:r>
-          <w:r>
-            <w:fldChar w:fldCharType="end"/>
-          </w:r>
-          <w:r>
-            <w:rPr>
-              <w:rFonts w:hint="eastAsia" w:ascii="Microsoft JhengHei" w:hAnsi="Microsoft JhengHei" w:eastAsia="Microsoft JhengHei" w:cs="Microsoft JhengHei"/>
-              <w:szCs w:val="24"/>
-            </w:rPr>
-            <w:fldChar w:fldCharType="end"/>
-          </w:r>
-        </w:p>
-        <w:p>
-          <w:pPr>
-            <w:pStyle w:val="13"/>
-            <w:tabs>
-              <w:tab w:val="right" w:leader="dot" w:pos="8554"/>
-            </w:tabs>
-          </w:pPr>
-          <w:r>
-            <w:rPr>
-              <w:rFonts w:hint="eastAsia" w:ascii="Microsoft JhengHei" w:hAnsi="Microsoft JhengHei" w:eastAsia="Microsoft JhengHei" w:cs="Microsoft JhengHei"/>
-              <w:szCs w:val="24"/>
-            </w:rPr>
-            <w:fldChar w:fldCharType="begin"/>
-          </w:r>
-          <w:r>
-            <w:rPr>
-              <w:rFonts w:hint="eastAsia" w:ascii="Microsoft JhengHei" w:hAnsi="Microsoft JhengHei" w:eastAsia="Microsoft JhengHei" w:cs="Microsoft JhengHei"/>
-              <w:szCs w:val="24"/>
-            </w:rPr>
-            <w:instrText xml:space="preserve"> HYPERLINK \l _Toc15036 </w:instrText>
-          </w:r>
-          <w:r>
-            <w:rPr>
-              <w:rFonts w:hint="eastAsia" w:ascii="Microsoft JhengHei" w:hAnsi="Microsoft JhengHei" w:eastAsia="Microsoft JhengHei" w:cs="Microsoft JhengHei"/>
-              <w:szCs w:val="24"/>
-            </w:rPr>
-            <w:fldChar w:fldCharType="separate"/>
-          </w:r>
-          <w:r>
-            <w:rPr>
-              <w:rFonts w:hint="default"/>
-              <w:lang w:val="en-US" w:eastAsia="zh-CN"/>
-            </w:rPr>
-            <w:t>7.4.3. 数据库巡检手册</w:t>
-          </w:r>
-          <w:r>
-            <w:tab/>
-          </w:r>
-          <w:r>
-            <w:fldChar w:fldCharType="begin"/>
-          </w:r>
-          <w:r>
-            <w:instrText xml:space="preserve"> PAGEREF _Toc15036 \h </w:instrText>
-          </w:r>
-          <w:r>
-            <w:fldChar w:fldCharType="separate"/>
-          </w:r>
-          <w:r>
-            <w:t>13</w:t>
-          </w:r>
-          <w:r>
-            <w:fldChar w:fldCharType="end"/>
-          </w:r>
-          <w:r>
-            <w:rPr>
-              <w:rFonts w:hint="eastAsia" w:ascii="Microsoft JhengHei" w:hAnsi="Microsoft JhengHei" w:eastAsia="Microsoft JhengHei" w:cs="Microsoft JhengHei"/>
-              <w:szCs w:val="24"/>
-            </w:rPr>
-            <w:fldChar w:fldCharType="end"/>
-          </w:r>
-        </w:p>
-        <w:p>
-          <w:pPr>
-            <w:pStyle w:val="17"/>
-            <w:tabs>
-              <w:tab w:val="right" w:leader="dot" w:pos="8554"/>
-            </w:tabs>
-          </w:pPr>
-          <w:r>
-            <w:rPr>
-              <w:rFonts w:hint="eastAsia" w:ascii="Microsoft JhengHei" w:hAnsi="Microsoft JhengHei" w:eastAsia="Microsoft JhengHei" w:cs="Microsoft JhengHei"/>
-              <w:szCs w:val="24"/>
-            </w:rPr>
-            <w:fldChar w:fldCharType="begin"/>
-          </w:r>
-          <w:r>
-            <w:rPr>
-              <w:rFonts w:hint="eastAsia" w:ascii="Microsoft JhengHei" w:hAnsi="Microsoft JhengHei" w:eastAsia="Microsoft JhengHei" w:cs="Microsoft JhengHei"/>
-              <w:szCs w:val="24"/>
-            </w:rPr>
-            <w:instrText xml:space="preserve"> HYPERLINK \l _Toc16040 </w:instrText>
-          </w:r>
-          <w:r>
-            <w:rPr>
-              <w:rFonts w:hint="eastAsia" w:ascii="Microsoft JhengHei" w:hAnsi="Microsoft JhengHei" w:eastAsia="Microsoft JhengHei" w:cs="Microsoft JhengHei"/>
-              <w:szCs w:val="24"/>
-            </w:rPr>
-            <w:fldChar w:fldCharType="separate"/>
-          </w:r>
-          <w:r>
-            <w:rPr>
-              <w:rFonts w:hint="default"/>
-              <w:lang w:val="en-US" w:eastAsia="zh-CN"/>
-            </w:rPr>
-            <w:t>7.5. 研发质量要求</w:t>
-          </w:r>
-          <w:r>
-            <w:tab/>
-          </w:r>
-          <w:r>
-            <w:fldChar w:fldCharType="begin"/>
-          </w:r>
-          <w:r>
-            <w:instrText xml:space="preserve"> PAGEREF _Toc16040 \h </w:instrText>
-          </w:r>
-          <w:r>
-            <w:fldChar w:fldCharType="separate"/>
-          </w:r>
-          <w:r>
-            <w:t>13</w:t>
-          </w:r>
-          <w:r>
-            <w:fldChar w:fldCharType="end"/>
-          </w:r>
-          <w:r>
-            <w:rPr>
-              <w:rFonts w:hint="eastAsia" w:ascii="Microsoft JhengHei" w:hAnsi="Microsoft JhengHei" w:eastAsia="Microsoft JhengHei" w:cs="Microsoft JhengHei"/>
-              <w:szCs w:val="24"/>
-            </w:rPr>
-            <w:fldChar w:fldCharType="end"/>
-          </w:r>
-        </w:p>
-        <w:p>
-          <w:pPr>
-            <w:pStyle w:val="17"/>
-            <w:tabs>
-              <w:tab w:val="right" w:leader="dot" w:pos="8554"/>
-            </w:tabs>
-          </w:pPr>
-          <w:r>
-            <w:rPr>
-              <w:rFonts w:hint="eastAsia" w:ascii="Microsoft JhengHei" w:hAnsi="Microsoft JhengHei" w:eastAsia="Microsoft JhengHei" w:cs="Microsoft JhengHei"/>
-              <w:szCs w:val="24"/>
-            </w:rPr>
-            <w:fldChar w:fldCharType="begin"/>
-          </w:r>
-          <w:r>
-            <w:rPr>
-              <w:rFonts w:hint="eastAsia" w:ascii="Microsoft JhengHei" w:hAnsi="Microsoft JhengHei" w:eastAsia="Microsoft JhengHei" w:cs="Microsoft JhengHei"/>
-              <w:szCs w:val="24"/>
-            </w:rPr>
-            <w:instrText xml:space="preserve"> HYPERLINK \l _Toc7579 </w:instrText>
-          </w:r>
-          <w:r>
-            <w:rPr>
-              <w:rFonts w:hint="eastAsia" w:ascii="Microsoft JhengHei" w:hAnsi="Microsoft JhengHei" w:eastAsia="Microsoft JhengHei" w:cs="Microsoft JhengHei"/>
-              <w:szCs w:val="24"/>
-            </w:rPr>
-            <w:fldChar w:fldCharType="separate"/>
-          </w:r>
-          <w:r>
-            <w:rPr>
-              <w:rFonts w:hint="default"/>
-              <w:lang w:val="en-US" w:eastAsia="zh-CN"/>
-            </w:rPr>
-            <w:t>7.6. 预期成效</w:t>
-          </w:r>
-          <w:r>
-            <w:tab/>
-          </w:r>
-          <w:r>
-            <w:fldChar w:fldCharType="begin"/>
-          </w:r>
-          <w:r>
-            <w:instrText xml:space="preserve"> PAGEREF _Toc7579 \h </w:instrText>
-          </w:r>
-          <w:r>
-            <w:fldChar w:fldCharType="separate"/>
-          </w:r>
-          <w:r>
             <w:t>14</w:t>
-          </w:r>
-          <w:r>
-            <w:fldChar w:fldCharType="end"/>
-          </w:r>
-          <w:r>
-            <w:rPr>
-              <w:rFonts w:hint="eastAsia" w:ascii="Microsoft JhengHei" w:hAnsi="Microsoft JhengHei" w:eastAsia="Microsoft JhengHei" w:cs="Microsoft JhengHei"/>
-              <w:szCs w:val="24"/>
-            </w:rPr>
-            <w:fldChar w:fldCharType="end"/>
-          </w:r>
-        </w:p>
-        <w:p>
-          <w:pPr>
-            <w:pStyle w:val="16"/>
-            <w:tabs>
-              <w:tab w:val="right" w:leader="dot" w:pos="8554"/>
-            </w:tabs>
-          </w:pPr>
-          <w:r>
-            <w:rPr>
-              <w:rFonts w:hint="eastAsia" w:ascii="Microsoft JhengHei" w:hAnsi="Microsoft JhengHei" w:eastAsia="Microsoft JhengHei" w:cs="Microsoft JhengHei"/>
-              <w:szCs w:val="24"/>
-            </w:rPr>
-            <w:fldChar w:fldCharType="begin"/>
-          </w:r>
-          <w:r>
-            <w:rPr>
-              <w:rFonts w:hint="eastAsia" w:ascii="Microsoft JhengHei" w:hAnsi="Microsoft JhengHei" w:eastAsia="Microsoft JhengHei" w:cs="Microsoft JhengHei"/>
-              <w:szCs w:val="24"/>
-            </w:rPr>
-            <w:instrText xml:space="preserve"> HYPERLINK \l _Toc3658 </w:instrText>
-          </w:r>
-          <w:r>
-            <w:rPr>
-              <w:rFonts w:hint="eastAsia" w:ascii="Microsoft JhengHei" w:hAnsi="Microsoft JhengHei" w:eastAsia="Microsoft JhengHei" w:cs="Microsoft JhengHei"/>
-              <w:szCs w:val="24"/>
-            </w:rPr>
-            <w:fldChar w:fldCharType="separate"/>
-          </w:r>
-          <w:r>
-            <w:rPr>
-              <w:rFonts w:hint="default"/>
-              <w:lang w:val="en-US" w:eastAsia="zh-CN"/>
-            </w:rPr>
-            <w:t xml:space="preserve">8. </w:t>
-          </w:r>
-          <w:r>
-            <w:rPr>
-              <w:rFonts w:hint="eastAsia"/>
-              <w:lang w:val="en-US" w:eastAsia="zh-CN"/>
-            </w:rPr>
-            <w:t>新技术研发</w:t>
-          </w:r>
-          <w:r>
-            <w:tab/>
-          </w:r>
-          <w:r>
-            <w:fldChar w:fldCharType="begin"/>
-          </w:r>
-          <w:r>
-            <w:instrText xml:space="preserve"> PAGEREF _Toc3658 \h </w:instrText>
-          </w:r>
-          <w:r>
-            <w:fldChar w:fldCharType="separate"/>
-          </w:r>
-          <w:r>
-            <w:t>14</w:t>
-          </w:r>
-          <w:r>
-            <w:fldChar w:fldCharType="end"/>
-          </w:r>
-          <w:r>
-            <w:rPr>
-              <w:rFonts w:hint="eastAsia" w:ascii="Microsoft JhengHei" w:hAnsi="Microsoft JhengHei" w:eastAsia="Microsoft JhengHei" w:cs="Microsoft JhengHei"/>
-              <w:szCs w:val="24"/>
-            </w:rPr>
-            <w:fldChar w:fldCharType="end"/>
-          </w:r>
-        </w:p>
-        <w:p>
-          <w:pPr>
-            <w:pStyle w:val="17"/>
-            <w:tabs>
-              <w:tab w:val="right" w:leader="dot" w:pos="8554"/>
-            </w:tabs>
-          </w:pPr>
-          <w:r>
-            <w:rPr>
-              <w:rFonts w:hint="eastAsia" w:ascii="Microsoft JhengHei" w:hAnsi="Microsoft JhengHei" w:eastAsia="Microsoft JhengHei" w:cs="Microsoft JhengHei"/>
-              <w:szCs w:val="24"/>
-            </w:rPr>
-            <w:fldChar w:fldCharType="begin"/>
-          </w:r>
-          <w:r>
-            <w:rPr>
-              <w:rFonts w:hint="eastAsia" w:ascii="Microsoft JhengHei" w:hAnsi="Microsoft JhengHei" w:eastAsia="Microsoft JhengHei" w:cs="Microsoft JhengHei"/>
-              <w:szCs w:val="24"/>
-            </w:rPr>
-            <w:instrText xml:space="preserve"> HYPERLINK \l _Toc27283 </w:instrText>
-          </w:r>
-          <w:r>
-            <w:rPr>
-              <w:rFonts w:hint="eastAsia" w:ascii="Microsoft JhengHei" w:hAnsi="Microsoft JhengHei" w:eastAsia="Microsoft JhengHei" w:cs="Microsoft JhengHei"/>
-              <w:szCs w:val="24"/>
-            </w:rPr>
-            <w:fldChar w:fldCharType="separate"/>
-          </w:r>
-          <w:r>
-            <w:rPr>
-              <w:rFonts w:hint="default"/>
-              <w:lang w:val="en-US" w:eastAsia="zh-CN"/>
-            </w:rPr>
-            <w:t xml:space="preserve">8.1. </w:t>
-          </w:r>
-          <w:r>
-            <w:rPr>
-              <w:rFonts w:hint="eastAsia"/>
-              <w:lang w:val="en-US" w:eastAsia="zh-CN"/>
-            </w:rPr>
-            <w:t>研发目标</w:t>
-          </w:r>
-          <w:r>
-            <w:tab/>
-          </w:r>
-          <w:r>
-            <w:fldChar w:fldCharType="begin"/>
-          </w:r>
-          <w:r>
-            <w:instrText xml:space="preserve"> PAGEREF _Toc27283 \h </w:instrText>
-          </w:r>
-          <w:r>
-            <w:fldChar w:fldCharType="separate"/>
-          </w:r>
-          <w:r>
-            <w:t>14</w:t>
-          </w:r>
-          <w:r>
-            <w:fldChar w:fldCharType="end"/>
-          </w:r>
-          <w:r>
-            <w:rPr>
-              <w:rFonts w:hint="eastAsia" w:ascii="Microsoft JhengHei" w:hAnsi="Microsoft JhengHei" w:eastAsia="Microsoft JhengHei" w:cs="Microsoft JhengHei"/>
-              <w:szCs w:val="24"/>
-            </w:rPr>
-            <w:fldChar w:fldCharType="end"/>
-          </w:r>
-        </w:p>
-        <w:p>
-          <w:pPr>
-            <w:pStyle w:val="17"/>
-            <w:tabs>
-              <w:tab w:val="right" w:leader="dot" w:pos="8554"/>
-            </w:tabs>
-          </w:pPr>
-          <w:r>
-            <w:rPr>
-              <w:rFonts w:hint="eastAsia" w:ascii="Microsoft JhengHei" w:hAnsi="Microsoft JhengHei" w:eastAsia="Microsoft JhengHei" w:cs="Microsoft JhengHei"/>
-              <w:szCs w:val="24"/>
-            </w:rPr>
-            <w:fldChar w:fldCharType="begin"/>
-          </w:r>
-          <w:r>
-            <w:rPr>
-              <w:rFonts w:hint="eastAsia" w:ascii="Microsoft JhengHei" w:hAnsi="Microsoft JhengHei" w:eastAsia="Microsoft JhengHei" w:cs="Microsoft JhengHei"/>
-              <w:szCs w:val="24"/>
-            </w:rPr>
-            <w:instrText xml:space="preserve"> HYPERLINK \l _Toc1512 </w:instrText>
-          </w:r>
-          <w:r>
-            <w:rPr>
-              <w:rFonts w:hint="eastAsia" w:ascii="Microsoft JhengHei" w:hAnsi="Microsoft JhengHei" w:eastAsia="Microsoft JhengHei" w:cs="Microsoft JhengHei"/>
-              <w:szCs w:val="24"/>
-            </w:rPr>
-            <w:fldChar w:fldCharType="separate"/>
-          </w:r>
-          <w:r>
-            <w:rPr>
-              <w:rFonts w:hint="default"/>
-              <w:lang w:val="en-US" w:eastAsia="zh-CN"/>
-            </w:rPr>
-            <w:t xml:space="preserve">8.2. </w:t>
-          </w:r>
-          <w:r>
-            <w:rPr>
-              <w:rFonts w:hint="eastAsia"/>
-              <w:lang w:val="en-US" w:eastAsia="zh-CN"/>
-            </w:rPr>
-            <w:t>研发方向</w:t>
-          </w:r>
-          <w:r>
-            <w:tab/>
-          </w:r>
-          <w:r>
-            <w:fldChar w:fldCharType="begin"/>
-          </w:r>
-          <w:r>
-            <w:instrText xml:space="preserve"> PAGEREF _Toc1512 \h </w:instrText>
-          </w:r>
-          <w:r>
-            <w:fldChar w:fldCharType="separate"/>
-          </w:r>
-          <w:r>
-            <w:t>14</w:t>
-          </w:r>
-          <w:r>
-            <w:fldChar w:fldCharType="end"/>
-          </w:r>
-          <w:r>
-            <w:rPr>
-              <w:rFonts w:hint="eastAsia" w:ascii="Microsoft JhengHei" w:hAnsi="Microsoft JhengHei" w:eastAsia="Microsoft JhengHei" w:cs="Microsoft JhengHei"/>
-              <w:szCs w:val="24"/>
-            </w:rPr>
-            <w:fldChar w:fldCharType="end"/>
-          </w:r>
-        </w:p>
-        <w:p>
-          <w:pPr>
-            <w:pStyle w:val="13"/>
-            <w:tabs>
-              <w:tab w:val="right" w:leader="dot" w:pos="8554"/>
-            </w:tabs>
-          </w:pPr>
-          <w:r>
-            <w:rPr>
-              <w:rFonts w:hint="eastAsia" w:ascii="Microsoft JhengHei" w:hAnsi="Microsoft JhengHei" w:eastAsia="Microsoft JhengHei" w:cs="Microsoft JhengHei"/>
-              <w:szCs w:val="24"/>
-            </w:rPr>
-            <w:fldChar w:fldCharType="begin"/>
-          </w:r>
-          <w:r>
-            <w:rPr>
-              <w:rFonts w:hint="eastAsia" w:ascii="Microsoft JhengHei" w:hAnsi="Microsoft JhengHei" w:eastAsia="Microsoft JhengHei" w:cs="Microsoft JhengHei"/>
-              <w:szCs w:val="24"/>
-            </w:rPr>
-            <w:instrText xml:space="preserve"> HYPERLINK \l _Toc12743 </w:instrText>
-          </w:r>
-          <w:r>
-            <w:rPr>
-              <w:rFonts w:hint="eastAsia" w:ascii="Microsoft JhengHei" w:hAnsi="Microsoft JhengHei" w:eastAsia="Microsoft JhengHei" w:cs="Microsoft JhengHei"/>
-              <w:szCs w:val="24"/>
-            </w:rPr>
-            <w:fldChar w:fldCharType="separate"/>
-          </w:r>
-          <w:r>
-            <w:rPr>
-              <w:rFonts w:hint="default"/>
-              <w:lang w:val="en-US" w:eastAsia="zh-CN"/>
-            </w:rPr>
-            <w:t xml:space="preserve">8.2.1. </w:t>
-          </w:r>
-          <w:r>
-            <w:rPr>
-              <w:rFonts w:hint="eastAsia"/>
-              <w:lang w:val="en-US" w:eastAsia="zh-CN"/>
-            </w:rPr>
-            <w:t>边缘计算与轻量化AI</w:t>
-          </w:r>
-          <w:r>
-            <w:tab/>
-          </w:r>
-          <w:r>
-            <w:fldChar w:fldCharType="begin"/>
-          </w:r>
-          <w:r>
-            <w:instrText xml:space="preserve"> PAGEREF _Toc12743 \h </w:instrText>
-          </w:r>
-          <w:r>
-            <w:fldChar w:fldCharType="separate"/>
-          </w:r>
-          <w:r>
-            <w:t>14</w:t>
-          </w:r>
-          <w:r>
-            <w:fldChar w:fldCharType="end"/>
-          </w:r>
-          <w:r>
-            <w:rPr>
-              <w:rFonts w:hint="eastAsia" w:ascii="Microsoft JhengHei" w:hAnsi="Microsoft JhengHei" w:eastAsia="Microsoft JhengHei" w:cs="Microsoft JhengHei"/>
-              <w:szCs w:val="24"/>
-            </w:rPr>
-            <w:fldChar w:fldCharType="end"/>
-          </w:r>
-        </w:p>
-        <w:p>
-          <w:pPr>
-            <w:pStyle w:val="13"/>
-            <w:tabs>
-              <w:tab w:val="right" w:leader="dot" w:pos="8554"/>
-            </w:tabs>
-          </w:pPr>
-          <w:r>
-            <w:rPr>
-              <w:rFonts w:hint="eastAsia" w:ascii="Microsoft JhengHei" w:hAnsi="Microsoft JhengHei" w:eastAsia="Microsoft JhengHei" w:cs="Microsoft JhengHei"/>
-              <w:szCs w:val="24"/>
-            </w:rPr>
-            <w:fldChar w:fldCharType="begin"/>
-          </w:r>
-          <w:r>
-            <w:rPr>
-              <w:rFonts w:hint="eastAsia" w:ascii="Microsoft JhengHei" w:hAnsi="Microsoft JhengHei" w:eastAsia="Microsoft JhengHei" w:cs="Microsoft JhengHei"/>
-              <w:szCs w:val="24"/>
-            </w:rPr>
-            <w:instrText xml:space="preserve"> HYPERLINK \l _Toc18756 </w:instrText>
-          </w:r>
-          <w:r>
-            <w:rPr>
-              <w:rFonts w:hint="eastAsia" w:ascii="Microsoft JhengHei" w:hAnsi="Microsoft JhengHei" w:eastAsia="Microsoft JhengHei" w:cs="Microsoft JhengHei"/>
-              <w:szCs w:val="24"/>
-            </w:rPr>
-            <w:fldChar w:fldCharType="separate"/>
-          </w:r>
-          <w:r>
-            <w:rPr>
-              <w:rFonts w:hint="default"/>
-              <w:lang w:val="en-US" w:eastAsia="zh-CN"/>
-            </w:rPr>
-            <w:t xml:space="preserve">8.2.2. </w:t>
-          </w:r>
-          <w:r>
-            <w:rPr>
-              <w:rFonts w:hint="eastAsia"/>
-              <w:lang w:val="en-US" w:eastAsia="zh-CN"/>
-            </w:rPr>
-            <w:t>物联网协议与数据融合</w:t>
-          </w:r>
-          <w:r>
-            <w:tab/>
-          </w:r>
-          <w:r>
-            <w:fldChar w:fldCharType="begin"/>
-          </w:r>
-          <w:r>
-            <w:instrText xml:space="preserve"> PAGEREF _Toc18756 \h </w:instrText>
-          </w:r>
-          <w:r>
-            <w:fldChar w:fldCharType="separate"/>
-          </w:r>
-          <w:r>
-            <w:t>14</w:t>
-          </w:r>
-          <w:r>
-            <w:fldChar w:fldCharType="end"/>
-          </w:r>
-          <w:r>
-            <w:rPr>
-              <w:rFonts w:hint="eastAsia" w:ascii="Microsoft JhengHei" w:hAnsi="Microsoft JhengHei" w:eastAsia="Microsoft JhengHei" w:cs="Microsoft JhengHei"/>
-              <w:szCs w:val="24"/>
-            </w:rPr>
-            <w:fldChar w:fldCharType="end"/>
-          </w:r>
-        </w:p>
-        <w:p>
-          <w:pPr>
-            <w:pStyle w:val="13"/>
-            <w:tabs>
-              <w:tab w:val="right" w:leader="dot" w:pos="8554"/>
-            </w:tabs>
-          </w:pPr>
-          <w:r>
-            <w:rPr>
-              <w:rFonts w:hint="eastAsia" w:ascii="Microsoft JhengHei" w:hAnsi="Microsoft JhengHei" w:eastAsia="Microsoft JhengHei" w:cs="Microsoft JhengHei"/>
-              <w:szCs w:val="24"/>
-            </w:rPr>
-            <w:fldChar w:fldCharType="begin"/>
-          </w:r>
-          <w:r>
-            <w:rPr>
-              <w:rFonts w:hint="eastAsia" w:ascii="Microsoft JhengHei" w:hAnsi="Microsoft JhengHei" w:eastAsia="Microsoft JhengHei" w:cs="Microsoft JhengHei"/>
-              <w:szCs w:val="24"/>
-            </w:rPr>
-            <w:instrText xml:space="preserve"> HYPERLINK \l _Toc13172 </w:instrText>
-          </w:r>
-          <w:r>
-            <w:rPr>
-              <w:rFonts w:hint="eastAsia" w:ascii="Microsoft JhengHei" w:hAnsi="Microsoft JhengHei" w:eastAsia="Microsoft JhengHei" w:cs="Microsoft JhengHei"/>
-              <w:szCs w:val="24"/>
-            </w:rPr>
-            <w:fldChar w:fldCharType="separate"/>
-          </w:r>
-          <w:r>
-            <w:rPr>
-              <w:rFonts w:hint="default"/>
-              <w:lang w:val="en-US" w:eastAsia="zh-CN"/>
-            </w:rPr>
-            <w:t xml:space="preserve">8.2.3. </w:t>
-          </w:r>
-          <w:r>
-            <w:rPr>
-              <w:rFonts w:hint="eastAsia"/>
-              <w:lang w:val="en-US" w:eastAsia="zh-CN"/>
-            </w:rPr>
-            <w:t>数字孪生与可视化运维</w:t>
-          </w:r>
-          <w:r>
-            <w:tab/>
-          </w:r>
-          <w:r>
-            <w:fldChar w:fldCharType="begin"/>
-          </w:r>
-          <w:r>
-            <w:instrText xml:space="preserve"> PAGEREF _Toc13172 \h </w:instrText>
-          </w:r>
-          <w:r>
-            <w:fldChar w:fldCharType="separate"/>
-          </w:r>
-          <w:r>
-            <w:t>14</w:t>
-          </w:r>
-          <w:r>
-            <w:fldChar w:fldCharType="end"/>
-          </w:r>
-          <w:r>
-            <w:rPr>
-              <w:rFonts w:hint="eastAsia" w:ascii="Microsoft JhengHei" w:hAnsi="Microsoft JhengHei" w:eastAsia="Microsoft JhengHei" w:cs="Microsoft JhengHei"/>
-              <w:szCs w:val="24"/>
-            </w:rPr>
-            <w:fldChar w:fldCharType="end"/>
-          </w:r>
-        </w:p>
-        <w:p>
-          <w:pPr>
-            <w:pStyle w:val="17"/>
-            <w:tabs>
-              <w:tab w:val="right" w:leader="dot" w:pos="8554"/>
-            </w:tabs>
-          </w:pPr>
-          <w:r>
-            <w:rPr>
-              <w:rFonts w:hint="eastAsia" w:ascii="Microsoft JhengHei" w:hAnsi="Microsoft JhengHei" w:eastAsia="Microsoft JhengHei" w:cs="Microsoft JhengHei"/>
-              <w:szCs w:val="24"/>
-            </w:rPr>
-            <w:fldChar w:fldCharType="begin"/>
-          </w:r>
-          <w:r>
-            <w:rPr>
-              <w:rFonts w:hint="eastAsia" w:ascii="Microsoft JhengHei" w:hAnsi="Microsoft JhengHei" w:eastAsia="Microsoft JhengHei" w:cs="Microsoft JhengHei"/>
-              <w:szCs w:val="24"/>
-            </w:rPr>
-            <w:instrText xml:space="preserve"> HYPERLINK \l _Toc7450 </w:instrText>
-          </w:r>
-          <w:r>
-            <w:rPr>
-              <w:rFonts w:hint="eastAsia" w:ascii="Microsoft JhengHei" w:hAnsi="Microsoft JhengHei" w:eastAsia="Microsoft JhengHei" w:cs="Microsoft JhengHei"/>
-              <w:szCs w:val="24"/>
-            </w:rPr>
-            <w:fldChar w:fldCharType="separate"/>
-          </w:r>
-          <w:r>
-            <w:rPr>
-              <w:rFonts w:hint="default"/>
-              <w:lang w:val="en-US" w:eastAsia="zh-CN"/>
-            </w:rPr>
-            <w:t xml:space="preserve">8.3. </w:t>
-          </w:r>
-          <w:r>
-            <w:rPr>
-              <w:rFonts w:hint="eastAsia"/>
-              <w:lang w:val="en-US" w:eastAsia="zh-CN"/>
-            </w:rPr>
-            <w:t>资源与时间规划</w:t>
-          </w:r>
-          <w:r>
-            <w:tab/>
-          </w:r>
-          <w:r>
-            <w:fldChar w:fldCharType="begin"/>
-          </w:r>
-          <w:r>
-            <w:instrText xml:space="preserve"> PAGEREF _Toc7450 \h </w:instrText>
-          </w:r>
-          <w:r>
-            <w:fldChar w:fldCharType="separate"/>
-          </w:r>
-          <w:r>
-            <w:t>15</w:t>
-          </w:r>
-          <w:r>
-            <w:fldChar w:fldCharType="end"/>
-          </w:r>
-          <w:r>
-            <w:rPr>
-              <w:rFonts w:hint="eastAsia" w:ascii="Microsoft JhengHei" w:hAnsi="Microsoft JhengHei" w:eastAsia="Microsoft JhengHei" w:cs="Microsoft JhengHei"/>
-              <w:szCs w:val="24"/>
-            </w:rPr>
-            <w:fldChar w:fldCharType="end"/>
-          </w:r>
-        </w:p>
-        <w:p>
-          <w:pPr>
-            <w:pStyle w:val="17"/>
-            <w:tabs>
-              <w:tab w:val="right" w:leader="dot" w:pos="8554"/>
-            </w:tabs>
-          </w:pPr>
-          <w:r>
-            <w:rPr>
-              <w:rFonts w:hint="eastAsia" w:ascii="Microsoft JhengHei" w:hAnsi="Microsoft JhengHei" w:eastAsia="Microsoft JhengHei" w:cs="Microsoft JhengHei"/>
-              <w:szCs w:val="24"/>
-            </w:rPr>
-            <w:fldChar w:fldCharType="begin"/>
-          </w:r>
-          <w:r>
-            <w:rPr>
-              <w:rFonts w:hint="eastAsia" w:ascii="Microsoft JhengHei" w:hAnsi="Microsoft JhengHei" w:eastAsia="Microsoft JhengHei" w:cs="Microsoft JhengHei"/>
-              <w:szCs w:val="24"/>
-            </w:rPr>
-            <w:instrText xml:space="preserve"> HYPERLINK \l _Toc30968 </w:instrText>
-          </w:r>
-          <w:r>
-            <w:rPr>
-              <w:rFonts w:hint="eastAsia" w:ascii="Microsoft JhengHei" w:hAnsi="Microsoft JhengHei" w:eastAsia="Microsoft JhengHei" w:cs="Microsoft JhengHei"/>
-              <w:szCs w:val="24"/>
-            </w:rPr>
-            <w:fldChar w:fldCharType="separate"/>
-          </w:r>
-          <w:r>
-            <w:rPr>
-              <w:rFonts w:hint="default"/>
-              <w:lang w:val="en-US" w:eastAsia="zh-CN"/>
-            </w:rPr>
-            <w:t xml:space="preserve">8.4. </w:t>
-          </w:r>
-          <w:r>
-            <w:rPr>
-              <w:rFonts w:hint="eastAsia"/>
-              <w:lang w:val="en-US" w:eastAsia="zh-CN"/>
-            </w:rPr>
-            <w:t>预期价值</w:t>
-          </w:r>
-          <w:r>
-            <w:tab/>
-          </w:r>
-          <w:r>
-            <w:fldChar w:fldCharType="begin"/>
-          </w:r>
-          <w:r>
-            <w:instrText xml:space="preserve"> PAGEREF _Toc30968 \h </w:instrText>
-          </w:r>
-          <w:r>
-            <w:fldChar w:fldCharType="separate"/>
-          </w:r>
-          <w:r>
-            <w:t>15</w:t>
-          </w:r>
-          <w:r>
-            <w:fldChar w:fldCharType="end"/>
-          </w:r>
-          <w:r>
-            <w:rPr>
-              <w:rFonts w:hint="eastAsia" w:ascii="Microsoft JhengHei" w:hAnsi="Microsoft JhengHei" w:eastAsia="Microsoft JhengHei" w:cs="Microsoft JhengHei"/>
-              <w:szCs w:val="24"/>
-            </w:rPr>
-            <w:fldChar w:fldCharType="end"/>
-          </w:r>
-        </w:p>
-        <w:p>
-          <w:pPr>
-            <w:pStyle w:val="16"/>
-            <w:tabs>
-              <w:tab w:val="right" w:leader="dot" w:pos="8554"/>
-            </w:tabs>
-          </w:pPr>
-          <w:r>
-            <w:rPr>
-              <w:rFonts w:hint="eastAsia" w:ascii="Microsoft JhengHei" w:hAnsi="Microsoft JhengHei" w:eastAsia="Microsoft JhengHei" w:cs="Microsoft JhengHei"/>
-              <w:szCs w:val="24"/>
-            </w:rPr>
-            <w:fldChar w:fldCharType="begin"/>
-          </w:r>
-          <w:r>
-            <w:rPr>
-              <w:rFonts w:hint="eastAsia" w:ascii="Microsoft JhengHei" w:hAnsi="Microsoft JhengHei" w:eastAsia="Microsoft JhengHei" w:cs="Microsoft JhengHei"/>
-              <w:szCs w:val="24"/>
-            </w:rPr>
-            <w:instrText xml:space="preserve"> HYPERLINK \l _Toc9888 </w:instrText>
-          </w:r>
-          <w:r>
-            <w:rPr>
-              <w:rFonts w:hint="eastAsia" w:ascii="Microsoft JhengHei" w:hAnsi="Microsoft JhengHei" w:eastAsia="Microsoft JhengHei" w:cs="Microsoft JhengHei"/>
-              <w:szCs w:val="24"/>
-            </w:rPr>
-            <w:fldChar w:fldCharType="separate"/>
-          </w:r>
-          <w:r>
-            <w:rPr>
-              <w:rFonts w:hint="default"/>
-              <w:lang w:val="en-US" w:eastAsia="zh-CN"/>
-            </w:rPr>
-            <w:t>9. 预算规划</w:t>
-          </w:r>
-          <w:r>
-            <w:tab/>
-          </w:r>
-          <w:r>
-            <w:fldChar w:fldCharType="begin"/>
-          </w:r>
-          <w:r>
-            <w:instrText xml:space="preserve"> PAGEREF _Toc9888 \h </w:instrText>
-          </w:r>
-          <w:r>
-            <w:fldChar w:fldCharType="separate"/>
-          </w:r>
-          <w:r>
-            <w:t>15</w:t>
-          </w:r>
-          <w:r>
-            <w:fldChar w:fldCharType="end"/>
-          </w:r>
-          <w:r>
-            <w:rPr>
-              <w:rFonts w:hint="eastAsia" w:ascii="Microsoft JhengHei" w:hAnsi="Microsoft JhengHei" w:eastAsia="Microsoft JhengHei" w:cs="Microsoft JhengHei"/>
-              <w:szCs w:val="24"/>
-            </w:rPr>
-            <w:fldChar w:fldCharType="end"/>
-          </w:r>
-        </w:p>
-        <w:p>
-          <w:pPr>
-            <w:pStyle w:val="16"/>
-            <w:tabs>
-              <w:tab w:val="right" w:leader="dot" w:pos="8554"/>
-            </w:tabs>
-          </w:pPr>
-          <w:r>
-            <w:rPr>
-              <w:rFonts w:hint="eastAsia" w:ascii="Microsoft JhengHei" w:hAnsi="Microsoft JhengHei" w:eastAsia="Microsoft JhengHei" w:cs="Microsoft JhengHei"/>
-              <w:szCs w:val="24"/>
-            </w:rPr>
-            <w:fldChar w:fldCharType="begin"/>
-          </w:r>
-          <w:r>
-            <w:rPr>
-              <w:rFonts w:hint="eastAsia" w:ascii="Microsoft JhengHei" w:hAnsi="Microsoft JhengHei" w:eastAsia="Microsoft JhengHei" w:cs="Microsoft JhengHei"/>
-              <w:szCs w:val="24"/>
-            </w:rPr>
-            <w:instrText xml:space="preserve"> HYPERLINK \l _Toc30416 </w:instrText>
-          </w:r>
-          <w:r>
-            <w:rPr>
-              <w:rFonts w:hint="eastAsia" w:ascii="Microsoft JhengHei" w:hAnsi="Microsoft JhengHei" w:eastAsia="Microsoft JhengHei" w:cs="Microsoft JhengHei"/>
-              <w:szCs w:val="24"/>
-            </w:rPr>
-            <w:fldChar w:fldCharType="separate"/>
-          </w:r>
-          <w:r>
-            <w:rPr>
-              <w:rFonts w:hint="default"/>
-              <w:lang w:val="en-US" w:eastAsia="zh-CN"/>
-            </w:rPr>
-            <w:t>10. 质量与性能标准</w:t>
-          </w:r>
-          <w:r>
-            <w:tab/>
-          </w:r>
-          <w:r>
-            <w:fldChar w:fldCharType="begin"/>
-          </w:r>
-          <w:r>
-            <w:instrText xml:space="preserve"> PAGEREF _Toc30416 \h </w:instrText>
-          </w:r>
-          <w:r>
-            <w:fldChar w:fldCharType="separate"/>
-          </w:r>
-          <w:r>
-            <w:t>15</w:t>
-          </w:r>
-          <w:r>
-            <w:fldChar w:fldCharType="end"/>
-          </w:r>
-          <w:r>
-            <w:rPr>
-              <w:rFonts w:hint="eastAsia" w:ascii="Microsoft JhengHei" w:hAnsi="Microsoft JhengHei" w:eastAsia="Microsoft JhengHei" w:cs="Microsoft JhengHei"/>
-              <w:szCs w:val="24"/>
-            </w:rPr>
-            <w:fldChar w:fldCharType="end"/>
-          </w:r>
-        </w:p>
-        <w:p>
-          <w:pPr>
-            <w:pStyle w:val="17"/>
-            <w:tabs>
-              <w:tab w:val="right" w:leader="dot" w:pos="8554"/>
-            </w:tabs>
-          </w:pPr>
-          <w:r>
-            <w:rPr>
-              <w:rFonts w:hint="eastAsia" w:ascii="Microsoft JhengHei" w:hAnsi="Microsoft JhengHei" w:eastAsia="Microsoft JhengHei" w:cs="Microsoft JhengHei"/>
-              <w:szCs w:val="24"/>
-            </w:rPr>
-            <w:fldChar w:fldCharType="begin"/>
-          </w:r>
-          <w:r>
-            <w:rPr>
-              <w:rFonts w:hint="eastAsia" w:ascii="Microsoft JhengHei" w:hAnsi="Microsoft JhengHei" w:eastAsia="Microsoft JhengHei" w:cs="Microsoft JhengHei"/>
-              <w:szCs w:val="24"/>
-            </w:rPr>
-            <w:instrText xml:space="preserve"> HYPERLINK \l _Toc25591 </w:instrText>
-          </w:r>
-          <w:r>
-            <w:rPr>
-              <w:rFonts w:hint="eastAsia" w:ascii="Microsoft JhengHei" w:hAnsi="Microsoft JhengHei" w:eastAsia="Microsoft JhengHei" w:cs="Microsoft JhengHei"/>
-              <w:szCs w:val="24"/>
-            </w:rPr>
-            <w:fldChar w:fldCharType="separate"/>
-          </w:r>
-          <w:r>
-            <w:rPr>
-              <w:rFonts w:hint="default"/>
-              <w:lang w:val="en-US" w:eastAsia="zh-CN"/>
-            </w:rPr>
-            <w:t>10.1. 性能指标</w:t>
-          </w:r>
-          <w:r>
-            <w:tab/>
-          </w:r>
-          <w:r>
-            <w:fldChar w:fldCharType="begin"/>
-          </w:r>
-          <w:r>
-            <w:instrText xml:space="preserve"> PAGEREF _Toc25591 \h </w:instrText>
-          </w:r>
-          <w:r>
-            <w:fldChar w:fldCharType="separate"/>
-          </w:r>
-          <w:r>
-            <w:t>15</w:t>
-          </w:r>
-          <w:r>
-            <w:fldChar w:fldCharType="end"/>
-          </w:r>
-          <w:r>
-            <w:rPr>
-              <w:rFonts w:hint="eastAsia" w:ascii="Microsoft JhengHei" w:hAnsi="Microsoft JhengHei" w:eastAsia="Microsoft JhengHei" w:cs="Microsoft JhengHei"/>
-              <w:szCs w:val="24"/>
-            </w:rPr>
-            <w:fldChar w:fldCharType="end"/>
-          </w:r>
-        </w:p>
-        <w:p>
-          <w:pPr>
-            <w:pStyle w:val="17"/>
-            <w:tabs>
-              <w:tab w:val="right" w:leader="dot" w:pos="8554"/>
-            </w:tabs>
-          </w:pPr>
-          <w:r>
-            <w:rPr>
-              <w:rFonts w:hint="eastAsia" w:ascii="Microsoft JhengHei" w:hAnsi="Microsoft JhengHei" w:eastAsia="Microsoft JhengHei" w:cs="Microsoft JhengHei"/>
-              <w:szCs w:val="24"/>
-            </w:rPr>
-            <w:fldChar w:fldCharType="begin"/>
-          </w:r>
-          <w:r>
-            <w:rPr>
-              <w:rFonts w:hint="eastAsia" w:ascii="Microsoft JhengHei" w:hAnsi="Microsoft JhengHei" w:eastAsia="Microsoft JhengHei" w:cs="Microsoft JhengHei"/>
-              <w:szCs w:val="24"/>
-            </w:rPr>
-            <w:instrText xml:space="preserve"> HYPERLINK \l _Toc1999 </w:instrText>
-          </w:r>
-          <w:r>
-            <w:rPr>
-              <w:rFonts w:hint="eastAsia" w:ascii="Microsoft JhengHei" w:hAnsi="Microsoft JhengHei" w:eastAsia="Microsoft JhengHei" w:cs="Microsoft JhengHei"/>
-              <w:szCs w:val="24"/>
-            </w:rPr>
-            <w:fldChar w:fldCharType="separate"/>
-          </w:r>
-          <w:r>
-            <w:rPr>
-              <w:rFonts w:hint="default"/>
-              <w:lang w:val="en-US" w:eastAsia="zh-CN"/>
-            </w:rPr>
-            <w:t>10.2. 兼容性要求</w:t>
-          </w:r>
-          <w:r>
-            <w:tab/>
-          </w:r>
-          <w:r>
-            <w:fldChar w:fldCharType="begin"/>
-          </w:r>
-          <w:r>
-            <w:instrText xml:space="preserve"> PAGEREF _Toc1999 \h </w:instrText>
-          </w:r>
-          <w:r>
-            <w:fldChar w:fldCharType="separate"/>
-          </w:r>
-          <w:r>
-            <w:t>16</w:t>
-          </w:r>
-          <w:r>
-            <w:fldChar w:fldCharType="end"/>
-          </w:r>
-          <w:r>
-            <w:rPr>
-              <w:rFonts w:hint="eastAsia" w:ascii="Microsoft JhengHei" w:hAnsi="Microsoft JhengHei" w:eastAsia="Microsoft JhengHei" w:cs="Microsoft JhengHei"/>
-              <w:szCs w:val="24"/>
-            </w:rPr>
-            <w:fldChar w:fldCharType="end"/>
-          </w:r>
-        </w:p>
-        <w:p>
-          <w:pPr>
-            <w:pStyle w:val="17"/>
-            <w:tabs>
-              <w:tab w:val="right" w:leader="dot" w:pos="8554"/>
-            </w:tabs>
-          </w:pPr>
-          <w:r>
-            <w:rPr>
-              <w:rFonts w:hint="eastAsia" w:ascii="Microsoft JhengHei" w:hAnsi="Microsoft JhengHei" w:eastAsia="Microsoft JhengHei" w:cs="Microsoft JhengHei"/>
-              <w:szCs w:val="24"/>
-            </w:rPr>
-            <w:fldChar w:fldCharType="begin"/>
-          </w:r>
-          <w:r>
-            <w:rPr>
-              <w:rFonts w:hint="eastAsia" w:ascii="Microsoft JhengHei" w:hAnsi="Microsoft JhengHei" w:eastAsia="Microsoft JhengHei" w:cs="Microsoft JhengHei"/>
-              <w:szCs w:val="24"/>
-            </w:rPr>
-            <w:instrText xml:space="preserve"> HYPERLINK \l _Toc3342 </w:instrText>
-          </w:r>
-          <w:r>
-            <w:rPr>
-              <w:rFonts w:hint="eastAsia" w:ascii="Microsoft JhengHei" w:hAnsi="Microsoft JhengHei" w:eastAsia="Microsoft JhengHei" w:cs="Microsoft JhengHei"/>
-              <w:szCs w:val="24"/>
-            </w:rPr>
-            <w:fldChar w:fldCharType="separate"/>
-          </w:r>
-          <w:r>
-            <w:rPr>
-              <w:rFonts w:hint="default"/>
-              <w:lang w:val="en-US" w:eastAsia="zh-CN"/>
-            </w:rPr>
-            <w:t>10.3. 安全标准</w:t>
-          </w:r>
-          <w:r>
-            <w:tab/>
-          </w:r>
-          <w:r>
-            <w:fldChar w:fldCharType="begin"/>
-          </w:r>
-          <w:r>
-            <w:instrText xml:space="preserve"> PAGEREF _Toc3342 \h </w:instrText>
-          </w:r>
-          <w:r>
-            <w:fldChar w:fldCharType="separate"/>
-          </w:r>
-          <w:r>
-            <w:t>16</w:t>
-          </w:r>
-          <w:r>
-            <w:fldChar w:fldCharType="end"/>
-          </w:r>
-          <w:r>
-            <w:rPr>
-              <w:rFonts w:hint="eastAsia" w:ascii="Microsoft JhengHei" w:hAnsi="Microsoft JhengHei" w:eastAsia="Microsoft JhengHei" w:cs="Microsoft JhengHei"/>
-              <w:szCs w:val="24"/>
-            </w:rPr>
-            <w:fldChar w:fldCharType="end"/>
-          </w:r>
-        </w:p>
-        <w:p>
-          <w:pPr>
-            <w:pStyle w:val="16"/>
-            <w:tabs>
-              <w:tab w:val="right" w:leader="dot" w:pos="8554"/>
-            </w:tabs>
-          </w:pPr>
-          <w:r>
-            <w:rPr>
-              <w:rFonts w:hint="eastAsia" w:ascii="Microsoft JhengHei" w:hAnsi="Microsoft JhengHei" w:eastAsia="Microsoft JhengHei" w:cs="Microsoft JhengHei"/>
-              <w:szCs w:val="24"/>
-            </w:rPr>
-            <w:fldChar w:fldCharType="begin"/>
-          </w:r>
-          <w:r>
-            <w:rPr>
-              <w:rFonts w:hint="eastAsia" w:ascii="Microsoft JhengHei" w:hAnsi="Microsoft JhengHei" w:eastAsia="Microsoft JhengHei" w:cs="Microsoft JhengHei"/>
-              <w:szCs w:val="24"/>
-            </w:rPr>
-            <w:instrText xml:space="preserve"> HYPERLINK \l _Toc21222 </w:instrText>
-          </w:r>
-          <w:r>
-            <w:rPr>
-              <w:rFonts w:hint="eastAsia" w:ascii="Microsoft JhengHei" w:hAnsi="Microsoft JhengHei" w:eastAsia="Microsoft JhengHei" w:cs="Microsoft JhengHei"/>
-              <w:szCs w:val="24"/>
-            </w:rPr>
-            <w:fldChar w:fldCharType="separate"/>
-          </w:r>
-          <w:r>
-            <w:rPr>
-              <w:rFonts w:hint="default"/>
-              <w:lang w:val="en-US" w:eastAsia="zh-CN"/>
-            </w:rPr>
-            <w:t>11. 风险与应对措施</w:t>
-          </w:r>
-          <w:r>
-            <w:tab/>
-          </w:r>
-          <w:r>
-            <w:fldChar w:fldCharType="begin"/>
-          </w:r>
-          <w:r>
-            <w:instrText xml:space="preserve"> PAGEREF _Toc21222 \h </w:instrText>
-          </w:r>
-          <w:r>
-            <w:fldChar w:fldCharType="separate"/>
-          </w:r>
-          <w:r>
-            <w:t>16</w:t>
-          </w:r>
-          <w:r>
-            <w:fldChar w:fldCharType="end"/>
-          </w:r>
-          <w:r>
-            <w:rPr>
-              <w:rFonts w:hint="eastAsia" w:ascii="Microsoft JhengHei" w:hAnsi="Microsoft JhengHei" w:eastAsia="Microsoft JhengHei" w:cs="Microsoft JhengHei"/>
-              <w:szCs w:val="24"/>
-            </w:rPr>
-            <w:fldChar w:fldCharType="end"/>
-          </w:r>
-        </w:p>
-        <w:p>
-          <w:pPr>
-            <w:pStyle w:val="16"/>
-            <w:tabs>
-              <w:tab w:val="right" w:leader="dot" w:pos="8554"/>
-            </w:tabs>
-          </w:pPr>
-          <w:r>
-            <w:rPr>
-              <w:rFonts w:hint="eastAsia" w:ascii="Microsoft JhengHei" w:hAnsi="Microsoft JhengHei" w:eastAsia="Microsoft JhengHei" w:cs="Microsoft JhengHei"/>
-              <w:szCs w:val="24"/>
-            </w:rPr>
-            <w:fldChar w:fldCharType="begin"/>
-          </w:r>
-          <w:r>
-            <w:rPr>
-              <w:rFonts w:hint="eastAsia" w:ascii="Microsoft JhengHei" w:hAnsi="Microsoft JhengHei" w:eastAsia="Microsoft JhengHei" w:cs="Microsoft JhengHei"/>
-              <w:szCs w:val="24"/>
-            </w:rPr>
-            <w:instrText xml:space="preserve"> HYPERLINK \l _Toc18642 </w:instrText>
-          </w:r>
-          <w:r>
-            <w:rPr>
-              <w:rFonts w:hint="eastAsia" w:ascii="Microsoft JhengHei" w:hAnsi="Microsoft JhengHei" w:eastAsia="Microsoft JhengHei" w:cs="Microsoft JhengHei"/>
-              <w:szCs w:val="24"/>
-            </w:rPr>
-            <w:fldChar w:fldCharType="separate"/>
-          </w:r>
-          <w:r>
-            <w:rPr>
-              <w:rFonts w:hint="default"/>
-              <w:lang w:val="en-US" w:eastAsia="zh-CN"/>
-            </w:rPr>
-            <w:t>12. 成功度量标准</w:t>
-          </w:r>
-          <w:r>
-            <w:tab/>
-          </w:r>
-          <w:r>
-            <w:fldChar w:fldCharType="begin"/>
-          </w:r>
-          <w:r>
-            <w:instrText xml:space="preserve"> PAGEREF _Toc18642 \h </w:instrText>
-          </w:r>
-          <w:r>
-            <w:fldChar w:fldCharType="separate"/>
-          </w:r>
-          <w:r>
-            <w:t>16</w:t>
-          </w:r>
-          <w:r>
-            <w:fldChar w:fldCharType="end"/>
-          </w:r>
-          <w:r>
-            <w:rPr>
-              <w:rFonts w:hint="eastAsia" w:ascii="Microsoft JhengHei" w:hAnsi="Microsoft JhengHei" w:eastAsia="Microsoft JhengHei" w:cs="Microsoft JhengHei"/>
-              <w:szCs w:val="24"/>
-            </w:rPr>
-            <w:fldChar w:fldCharType="end"/>
-          </w:r>
-        </w:p>
-        <w:p>
-          <w:pPr>
-            <w:pStyle w:val="17"/>
-            <w:tabs>
-              <w:tab w:val="right" w:leader="dot" w:pos="8554"/>
-            </w:tabs>
-          </w:pPr>
-          <w:r>
-            <w:rPr>
-              <w:rFonts w:hint="eastAsia" w:ascii="Microsoft JhengHei" w:hAnsi="Microsoft JhengHei" w:eastAsia="Microsoft JhengHei" w:cs="Microsoft JhengHei"/>
-              <w:szCs w:val="24"/>
-            </w:rPr>
-            <w:fldChar w:fldCharType="begin"/>
-          </w:r>
-          <w:r>
-            <w:rPr>
-              <w:rFonts w:hint="eastAsia" w:ascii="Microsoft JhengHei" w:hAnsi="Microsoft JhengHei" w:eastAsia="Microsoft JhengHei" w:cs="Microsoft JhengHei"/>
-              <w:szCs w:val="24"/>
-            </w:rPr>
-            <w:instrText xml:space="preserve"> HYPERLINK \l _Toc30756 </w:instrText>
-          </w:r>
-          <w:r>
-            <w:rPr>
-              <w:rFonts w:hint="eastAsia" w:ascii="Microsoft JhengHei" w:hAnsi="Microsoft JhengHei" w:eastAsia="Microsoft JhengHei" w:cs="Microsoft JhengHei"/>
-              <w:szCs w:val="24"/>
-            </w:rPr>
-            <w:fldChar w:fldCharType="separate"/>
-          </w:r>
-          <w:r>
-            <w:rPr>
-              <w:rFonts w:hint="default"/>
-              <w:lang w:val="en-US" w:eastAsia="zh-CN"/>
-            </w:rPr>
-            <w:t>12.1. 项目交付标准</w:t>
-          </w:r>
-          <w:r>
-            <w:tab/>
-          </w:r>
-          <w:r>
-            <w:fldChar w:fldCharType="begin"/>
-          </w:r>
-          <w:r>
-            <w:instrText xml:space="preserve"> PAGEREF _Toc30756 \h </w:instrText>
-          </w:r>
-          <w:r>
-            <w:fldChar w:fldCharType="separate"/>
-          </w:r>
-          <w:r>
-            <w:t>16</w:t>
-          </w:r>
-          <w:r>
-            <w:fldChar w:fldCharType="end"/>
-          </w:r>
-          <w:r>
-            <w:rPr>
-              <w:rFonts w:hint="eastAsia" w:ascii="Microsoft JhengHei" w:hAnsi="Microsoft JhengHei" w:eastAsia="Microsoft JhengHei" w:cs="Microsoft JhengHei"/>
-              <w:szCs w:val="24"/>
-            </w:rPr>
-            <w:fldChar w:fldCharType="end"/>
-          </w:r>
-        </w:p>
-        <w:p>
-          <w:pPr>
-            <w:pStyle w:val="17"/>
-            <w:tabs>
-              <w:tab w:val="right" w:leader="dot" w:pos="8554"/>
-            </w:tabs>
-          </w:pPr>
-          <w:r>
-            <w:rPr>
-              <w:rFonts w:hint="eastAsia" w:ascii="Microsoft JhengHei" w:hAnsi="Microsoft JhengHei" w:eastAsia="Microsoft JhengHei" w:cs="Microsoft JhengHei"/>
-              <w:szCs w:val="24"/>
-            </w:rPr>
-            <w:fldChar w:fldCharType="begin"/>
-          </w:r>
-          <w:r>
-            <w:rPr>
-              <w:rFonts w:hint="eastAsia" w:ascii="Microsoft JhengHei" w:hAnsi="Microsoft JhengHei" w:eastAsia="Microsoft JhengHei" w:cs="Microsoft JhengHei"/>
-              <w:szCs w:val="24"/>
-            </w:rPr>
-            <w:instrText xml:space="preserve"> HYPERLINK \l _Toc16537 </w:instrText>
-          </w:r>
-          <w:r>
-            <w:rPr>
-              <w:rFonts w:hint="eastAsia" w:ascii="Microsoft JhengHei" w:hAnsi="Microsoft JhengHei" w:eastAsia="Microsoft JhengHei" w:cs="Microsoft JhengHei"/>
-              <w:szCs w:val="24"/>
-            </w:rPr>
-            <w:fldChar w:fldCharType="separate"/>
-          </w:r>
-          <w:r>
-            <w:rPr>
-              <w:rFonts w:hint="default"/>
-              <w:lang w:val="en-US" w:eastAsia="zh-CN"/>
-            </w:rPr>
-            <w:t>12.2. 用户接受度标准</w:t>
-          </w:r>
-          <w:r>
-            <w:tab/>
-          </w:r>
-          <w:r>
-            <w:fldChar w:fldCharType="begin"/>
-          </w:r>
-          <w:r>
-            <w:instrText xml:space="preserve"> PAGEREF _Toc16537 \h </w:instrText>
-          </w:r>
-          <w:r>
-            <w:fldChar w:fldCharType="separate"/>
-          </w:r>
-          <w:r>
-            <w:t>17</w:t>
-          </w:r>
-          <w:r>
-            <w:fldChar w:fldCharType="end"/>
-          </w:r>
-          <w:r>
-            <w:rPr>
-              <w:rFonts w:hint="eastAsia" w:ascii="Microsoft JhengHei" w:hAnsi="Microsoft JhengHei" w:eastAsia="Microsoft JhengHei" w:cs="Microsoft JhengHei"/>
-              <w:szCs w:val="24"/>
-            </w:rPr>
-            <w:fldChar w:fldCharType="end"/>
-          </w:r>
-        </w:p>
-        <w:p>
-          <w:pPr>
-            <w:pStyle w:val="17"/>
-            <w:tabs>
-              <w:tab w:val="right" w:leader="dot" w:pos="8554"/>
-            </w:tabs>
-          </w:pPr>
-          <w:r>
-            <w:rPr>
-              <w:rFonts w:hint="eastAsia" w:ascii="Microsoft JhengHei" w:hAnsi="Microsoft JhengHei" w:eastAsia="Microsoft JhengHei" w:cs="Microsoft JhengHei"/>
-              <w:szCs w:val="24"/>
-            </w:rPr>
-            <w:fldChar w:fldCharType="begin"/>
-          </w:r>
-          <w:r>
-            <w:rPr>
-              <w:rFonts w:hint="eastAsia" w:ascii="Microsoft JhengHei" w:hAnsi="Microsoft JhengHei" w:eastAsia="Microsoft JhengHei" w:cs="Microsoft JhengHei"/>
-              <w:szCs w:val="24"/>
-            </w:rPr>
-            <w:instrText xml:space="preserve"> HYPERLINK \l _Toc1766 </w:instrText>
-          </w:r>
-          <w:r>
-            <w:rPr>
-              <w:rFonts w:hint="eastAsia" w:ascii="Microsoft JhengHei" w:hAnsi="Microsoft JhengHei" w:eastAsia="Microsoft JhengHei" w:cs="Microsoft JhengHei"/>
-              <w:szCs w:val="24"/>
-            </w:rPr>
-            <w:fldChar w:fldCharType="separate"/>
-          </w:r>
-          <w:r>
-            <w:rPr>
-              <w:rFonts w:hint="default"/>
-              <w:lang w:val="en-US" w:eastAsia="zh-CN"/>
-            </w:rPr>
-            <w:t>12.3. 业务价值标准</w:t>
-          </w:r>
-          <w:r>
-            <w:tab/>
-          </w:r>
-          <w:r>
-            <w:fldChar w:fldCharType="begin"/>
-          </w:r>
-          <w:r>
-            <w:instrText xml:space="preserve"> PAGEREF _Toc1766 \h </w:instrText>
-          </w:r>
-          <w:r>
-            <w:fldChar w:fldCharType="separate"/>
-          </w:r>
-          <w:r>
-            <w:t>17</w:t>
           </w:r>
           <w:r>
             <w:fldChar w:fldCharType="end"/>
@@ -5621,7 +5276,7 @@
         <w:snapToGrid w:val="0"/>
         <w:textAlignment w:val="baseline"/>
       </w:pPr>
-      <w:bookmarkStart w:id="3" w:name="_Toc30890"/>
+      <w:bookmarkStart w:id="3" w:name="_Toc3361"/>
       <w:r>
         <w:t>概述</w:t>
       </w:r>
@@ -5636,7 +5291,7 @@
           <w:lang w:val="en-US" w:eastAsia="zh-CN"/>
         </w:rPr>
       </w:pPr>
-      <w:bookmarkStart w:id="4" w:name="_Toc31666"/>
+      <w:bookmarkStart w:id="4" w:name="_Toc13257"/>
       <w:r>
         <w:rPr>
           <w:rFonts w:hint="eastAsia"/>
@@ -5673,7 +5328,7 @@
           <w:lang w:val="en-US" w:eastAsia="zh-CN"/>
         </w:rPr>
       </w:pPr>
-      <w:bookmarkStart w:id="5" w:name="_Toc12319"/>
+      <w:bookmarkStart w:id="5" w:name="_Toc9319"/>
       <w:r>
         <w:rPr>
           <w:rFonts w:hint="eastAsia"/>
@@ -5802,7 +5457,7 @@
           <w:lang w:val="en-US" w:eastAsia="zh-CN"/>
         </w:rPr>
       </w:pPr>
-      <w:bookmarkStart w:id="6" w:name="_Toc28542"/>
+      <w:bookmarkStart w:id="6" w:name="_Toc17914"/>
       <w:r>
         <w:rPr>
           <w:rFonts w:hint="eastAsia"/>
@@ -5852,7 +5507,7 @@
           <w:lang w:val="en-US" w:eastAsia="zh-CN"/>
         </w:rPr>
       </w:pPr>
-      <w:bookmarkStart w:id="7" w:name="_Toc7137"/>
+      <w:bookmarkStart w:id="7" w:name="_Toc25452"/>
       <w:r>
         <w:rPr>
           <w:rFonts w:hint="default"/>
@@ -5871,7 +5526,7 @@
           <w:lang w:val="en-US" w:eastAsia="zh-CN"/>
         </w:rPr>
       </w:pPr>
-      <w:bookmarkStart w:id="8" w:name="_Toc5607"/>
+      <w:bookmarkStart w:id="8" w:name="_Toc12100"/>
       <w:r>
         <w:rPr>
           <w:rFonts w:hint="default"/>
@@ -5992,7 +5647,7 @@
           <w:lang w:val="en-US" w:eastAsia="zh-CN"/>
         </w:rPr>
       </w:pPr>
-      <w:bookmarkStart w:id="9" w:name="_Toc11827"/>
+      <w:bookmarkStart w:id="9" w:name="_Toc7967"/>
       <w:r>
         <w:rPr>
           <w:rFonts w:hint="default"/>
@@ -6079,7 +5734,7 @@
           <w:lang w:val="en-US" w:eastAsia="zh-CN"/>
         </w:rPr>
       </w:pPr>
-      <w:bookmarkStart w:id="10" w:name="_Toc1635"/>
+      <w:bookmarkStart w:id="10" w:name="_Toc21913"/>
       <w:r>
         <w:rPr>
           <w:rFonts w:hint="default"/>
@@ -6098,7 +5753,7 @@
           <w:lang w:val="en-US" w:eastAsia="zh-CN"/>
         </w:rPr>
       </w:pPr>
-      <w:bookmarkStart w:id="11" w:name="_Toc15886"/>
+      <w:bookmarkStart w:id="11" w:name="_Toc24447"/>
       <w:r>
         <w:rPr>
           <w:rFonts w:hint="default"/>
@@ -6117,7 +5772,7 @@
           <w:lang w:val="en-US" w:eastAsia="zh-CN"/>
         </w:rPr>
       </w:pPr>
-      <w:bookmarkStart w:id="12" w:name="_Toc11279"/>
+      <w:bookmarkStart w:id="12" w:name="_Toc15230"/>
       <w:r>
         <w:rPr>
           <w:rFonts w:hint="default"/>
@@ -6204,7 +5859,7 @@
           <w:lang w:val="en-US" w:eastAsia="zh-CN"/>
         </w:rPr>
       </w:pPr>
-      <w:bookmarkStart w:id="13" w:name="_Toc25073"/>
+      <w:bookmarkStart w:id="13" w:name="_Toc30044"/>
       <w:r>
         <w:rPr>
           <w:rFonts w:hint="default"/>
@@ -6291,7 +5946,7 @@
           <w:lang w:val="en-US" w:eastAsia="zh-CN"/>
         </w:rPr>
       </w:pPr>
-      <w:bookmarkStart w:id="14" w:name="_Toc17351"/>
+      <w:bookmarkStart w:id="14" w:name="_Toc28004"/>
       <w:r>
         <w:rPr>
           <w:rFonts w:hint="default"/>
@@ -6378,7 +6033,7 @@
           <w:lang w:val="en-US" w:eastAsia="zh-CN"/>
         </w:rPr>
       </w:pPr>
-      <w:bookmarkStart w:id="15" w:name="_Toc19012"/>
+      <w:bookmarkStart w:id="15" w:name="_Toc9942"/>
       <w:r>
         <w:rPr>
           <w:rFonts w:hint="default"/>
@@ -6486,7 +6141,7 @@
           <w:lang w:val="en-US" w:eastAsia="zh-CN"/>
         </w:rPr>
       </w:pPr>
-      <w:bookmarkStart w:id="16" w:name="_Toc20352"/>
+      <w:bookmarkStart w:id="16" w:name="_Toc7825"/>
       <w:r>
         <w:rPr>
           <w:rFonts w:hint="default"/>
@@ -6573,7 +6228,7 @@
           <w:lang w:val="en-US" w:eastAsia="zh-CN"/>
         </w:rPr>
       </w:pPr>
-      <w:bookmarkStart w:id="17" w:name="_Toc24487"/>
+      <w:bookmarkStart w:id="17" w:name="_Toc28958"/>
       <w:r>
         <w:rPr>
           <w:rFonts w:hint="default"/>
@@ -6592,7 +6247,7 @@
           <w:lang w:val="en-US" w:eastAsia="zh-CN"/>
         </w:rPr>
       </w:pPr>
-      <w:bookmarkStart w:id="18" w:name="_Toc20944"/>
+      <w:bookmarkStart w:id="18" w:name="_Toc6765"/>
       <w:r>
         <w:rPr>
           <w:rFonts w:hint="default"/>
@@ -6662,7 +6317,7 @@
           <w:lang w:val="en-US" w:eastAsia="zh-CN"/>
         </w:rPr>
       </w:pPr>
-      <w:bookmarkStart w:id="19" w:name="_Toc19686"/>
+      <w:bookmarkStart w:id="19" w:name="_Toc4364"/>
       <w:r>
         <w:rPr>
           <w:rFonts w:hint="default"/>
@@ -6732,7 +6387,7 @@
           <w:lang w:val="en-US" w:eastAsia="zh-CN"/>
         </w:rPr>
       </w:pPr>
-      <w:bookmarkStart w:id="20" w:name="_Toc6509"/>
+      <w:bookmarkStart w:id="20" w:name="_Toc5434"/>
       <w:r>
         <w:rPr>
           <w:rFonts w:hint="default"/>
@@ -6751,7 +6406,7 @@
           <w:lang w:val="en-US" w:eastAsia="zh-CN"/>
         </w:rPr>
       </w:pPr>
-      <w:bookmarkStart w:id="21" w:name="_Toc30278"/>
+      <w:bookmarkStart w:id="21" w:name="_Toc20862"/>
       <w:r>
         <w:rPr>
           <w:rFonts w:hint="default"/>
@@ -6999,7 +6654,6 @@
             <w:insideH w:val="none" w:color="auto" w:sz="0" w:space="0"/>
             <w:insideV w:val="none" w:color="auto" w:sz="0" w:space="0"/>
           </w:tblBorders>
-          <w:shd w:val="clear" w:color="auto" w:fill="FFFFFF"/>
           <w:tblCellMar>
             <w:top w:w="15" w:type="dxa"/>
             <w:left w:w="15" w:type="dxa"/>
@@ -7182,6 +6836,202 @@
                 <w:lang w:val="en-US" w:eastAsia="zh-CN" w:bidi="ar"/>
               </w:rPr>
               <w:t>原生开发，性能最优</w:t>
+            </w:r>
+          </w:p>
+        </w:tc>
+      </w:tr>
+      <w:tr>
+        <w:tblPrEx>
+          <w:tblBorders>
+            <w:top w:val="none" w:color="auto" w:sz="0" w:space="0"/>
+            <w:left w:val="none" w:color="auto" w:sz="0" w:space="0"/>
+            <w:bottom w:val="none" w:color="auto" w:sz="0" w:space="0"/>
+            <w:right w:val="none" w:color="auto" w:sz="0" w:space="0"/>
+            <w:insideH w:val="none" w:color="auto" w:sz="0" w:space="0"/>
+            <w:insideV w:val="none" w:color="auto" w:sz="0" w:space="0"/>
+          </w:tblBorders>
+          <w:tblCellMar>
+            <w:top w:w="15" w:type="dxa"/>
+            <w:left w:w="15" w:type="dxa"/>
+            <w:bottom w:w="15" w:type="dxa"/>
+            <w:right w:w="15" w:type="dxa"/>
+          </w:tblCellMar>
+        </w:tblPrEx>
+        <w:trPr>
+          <w:trHeight w:val="0" w:hRule="atLeast"/>
+          <w:jc w:val="center"/>
+        </w:trPr>
+        <w:tc>
+          <w:tcPr>
+            <w:tcW w:w="1394" w:type="dxa"/>
+            <w:tcBorders>
+              <w:top w:val="single" w:color="auto" w:sz="4" w:space="0"/>
+              <w:left w:val="single" w:color="auto" w:sz="12" w:space="0"/>
+              <w:bottom w:val="single" w:color="auto" w:sz="4" w:space="0"/>
+              <w:right w:val="single" w:color="auto" w:sz="4" w:space="0"/>
+            </w:tcBorders>
+            <w:shd w:val="clear" w:color="auto" w:fill="FFFFFF"/>
+            <w:tcMar>
+              <w:top w:w="120" w:type="dxa"/>
+              <w:left w:w="0" w:type="dxa"/>
+              <w:bottom w:w="120" w:type="dxa"/>
+              <w:right w:w="192" w:type="dxa"/>
+            </w:tcMar>
+            <w:vAlign w:val="center"/>
+          </w:tcPr>
+          <w:p>
+            <w:pPr>
+              <w:keepNext w:val="0"/>
+              <w:keepLines w:val="0"/>
+              <w:widowControl/>
+              <w:suppressLineNumbers w:val="0"/>
+              <w:snapToGrid w:val="0"/>
+              <w:spacing w:line="240" w:lineRule="auto"/>
+              <w:ind w:left="0" w:leftChars="0" w:right="0" w:rightChars="0" w:firstLine="0" w:firstLineChars="0"/>
+              <w:jc w:val="left"/>
+              <w:rPr>
+                <w:rFonts w:hint="default" w:ascii="Segoe UI" w:hAnsi="Segoe UI" w:eastAsia="Segoe UI" w:cs="Segoe UI"/>
+                <w:i w:val="0"/>
+                <w:iCs w:val="0"/>
+                <w:caps w:val="0"/>
+                <w:color w:val="0F1115"/>
+                <w:spacing w:val="0"/>
+                <w:sz w:val="18"/>
+                <w:szCs w:val="18"/>
+              </w:rPr>
+            </w:pPr>
+            <w:r>
+              <w:rPr>
+                <w:rStyle w:val="23"/>
+                <w:rFonts w:hint="default" w:ascii="Segoe UI" w:hAnsi="Segoe UI" w:eastAsia="Segoe UI" w:cs="Segoe UI"/>
+                <w:b/>
+                <w:bCs/>
+                <w:i w:val="0"/>
+                <w:iCs w:val="0"/>
+                <w:caps w:val="0"/>
+                <w:snapToGrid w:val="0"/>
+                <w:color w:val="000000"/>
+                <w:spacing w:val="0"/>
+                <w:kern w:val="0"/>
+                <w:sz w:val="18"/>
+                <w:szCs w:val="18"/>
+                <w:lang w:val="en-US" w:eastAsia="zh-CN" w:bidi="ar"/>
+              </w:rPr>
+              <w:t>Android</w:t>
+            </w:r>
+          </w:p>
+        </w:tc>
+        <w:tc>
+          <w:tcPr>
+            <w:tcW w:w="3883" w:type="dxa"/>
+            <w:tcBorders>
+              <w:top w:val="single" w:color="auto" w:sz="4" w:space="0"/>
+              <w:left w:val="single" w:color="auto" w:sz="4" w:space="0"/>
+              <w:bottom w:val="single" w:color="auto" w:sz="4" w:space="0"/>
+              <w:right w:val="single" w:color="auto" w:sz="4" w:space="0"/>
+            </w:tcBorders>
+            <w:shd w:val="clear" w:color="auto" w:fill="FFFFFF"/>
+            <w:tcMar>
+              <w:top w:w="120" w:type="dxa"/>
+              <w:left w:w="192" w:type="dxa"/>
+              <w:bottom w:w="120" w:type="dxa"/>
+              <w:right w:w="192" w:type="dxa"/>
+            </w:tcMar>
+            <w:vAlign w:val="center"/>
+          </w:tcPr>
+          <w:p>
+            <w:pPr>
+              <w:keepNext w:val="0"/>
+              <w:keepLines w:val="0"/>
+              <w:widowControl/>
+              <w:suppressLineNumbers w:val="0"/>
+              <w:snapToGrid w:val="0"/>
+              <w:spacing w:line="240" w:lineRule="auto"/>
+              <w:ind w:left="0" w:leftChars="0" w:right="0" w:rightChars="0" w:firstLine="0" w:firstLineChars="0"/>
+              <w:jc w:val="left"/>
+              <w:rPr>
+                <w:rFonts w:hint="default" w:ascii="Segoe UI" w:hAnsi="Segoe UI" w:eastAsia="Segoe UI" w:cs="Segoe UI"/>
+                <w:i w:val="0"/>
+                <w:iCs w:val="0"/>
+                <w:caps w:val="0"/>
+                <w:color w:val="0F1115"/>
+                <w:spacing w:val="0"/>
+                <w:sz w:val="18"/>
+                <w:szCs w:val="18"/>
+              </w:rPr>
+            </w:pPr>
+            <w:r>
+              <w:rPr>
+                <w:rFonts w:hint="default" w:ascii="Segoe UI" w:hAnsi="Segoe UI" w:eastAsia="Segoe UI" w:cs="Segoe UI"/>
+                <w:i w:val="0"/>
+                <w:iCs w:val="0"/>
+                <w:caps w:val="0"/>
+                <w:snapToGrid w:val="0"/>
+                <w:color w:val="000000"/>
+                <w:spacing w:val="0"/>
+                <w:kern w:val="0"/>
+                <w:sz w:val="18"/>
+                <w:szCs w:val="18"/>
+                <w:lang w:val="en-US" w:eastAsia="zh-CN" w:bidi="ar"/>
+              </w:rPr>
+              <w:t>Kotlin + Jetpack Compose</w:t>
+            </w:r>
+          </w:p>
+        </w:tc>
+        <w:tc>
+          <w:tcPr>
+            <w:tcW w:w="3696" w:type="dxa"/>
+            <w:tcBorders>
+              <w:top w:val="single" w:color="auto" w:sz="4" w:space="0"/>
+              <w:left w:val="single" w:color="auto" w:sz="4" w:space="0"/>
+              <w:bottom w:val="single" w:color="auto" w:sz="4" w:space="0"/>
+              <w:right w:val="single" w:color="auto" w:sz="12" w:space="0"/>
+            </w:tcBorders>
+            <w:shd w:val="clear" w:color="auto" w:fill="FFFFFF"/>
+            <w:tcMar>
+              <w:top w:w="120" w:type="dxa"/>
+              <w:left w:w="192" w:type="dxa"/>
+              <w:bottom w:w="120" w:type="dxa"/>
+              <w:right w:w="0" w:type="dxa"/>
+            </w:tcMar>
+            <w:vAlign w:val="center"/>
+          </w:tcPr>
+          <w:p>
+            <w:pPr>
+              <w:keepNext w:val="0"/>
+              <w:keepLines w:val="0"/>
+              <w:widowControl/>
+              <w:suppressLineNumbers w:val="0"/>
+              <w:snapToGrid w:val="0"/>
+              <w:spacing w:line="240" w:lineRule="auto"/>
+              <w:ind w:left="0" w:leftChars="0" w:right="0" w:rightChars="0" w:firstLine="0" w:firstLineChars="0"/>
+              <w:jc w:val="left"/>
+              <w:rPr>
+                <w:rFonts w:hint="default" w:ascii="Segoe UI" w:hAnsi="Segoe UI" w:eastAsia="Segoe UI" w:cs="Segoe UI"/>
+                <w:i w:val="0"/>
+                <w:iCs w:val="0"/>
+                <w:caps w:val="0"/>
+                <w:color w:val="0F1115"/>
+                <w:spacing w:val="0"/>
+                <w:sz w:val="18"/>
+                <w:szCs w:val="18"/>
+              </w:rPr>
+            </w:pPr>
+            <w:r>
+              <w:rPr>
+                <w:rFonts w:hint="default" w:ascii="Segoe UI" w:hAnsi="Segoe UI" w:eastAsia="Segoe UI" w:cs="Segoe UI"/>
+                <w:i w:val="0"/>
+                <w:iCs w:val="0"/>
+                <w:caps w:val="0"/>
+                <w:snapToGrid w:val="0"/>
+                <w:color w:val="000000"/>
+                <w:spacing w:val="0"/>
+                <w:kern w:val="0"/>
+                <w:sz w:val="18"/>
+                <w:szCs w:val="18"/>
+                <w:lang w:val="en-US" w:eastAsia="zh-CN" w:bidi="ar"/>
+              </w:rPr>
+              <w:t>原生开发，Material Design</w:t>
             </w:r>
           </w:p>
         </w:tc>
@@ -7264,203 +7114,6 @@
                 <w:szCs w:val="18"/>
                 <w:lang w:val="en-US" w:eastAsia="zh-CN" w:bidi="ar"/>
               </w:rPr>
-              <w:t>Android</w:t>
-            </w:r>
-          </w:p>
-        </w:tc>
-        <w:tc>
-          <w:tcPr>
-            <w:tcW w:w="3883" w:type="dxa"/>
-            <w:tcBorders>
-              <w:top w:val="single" w:color="auto" w:sz="4" w:space="0"/>
-              <w:left w:val="single" w:color="auto" w:sz="4" w:space="0"/>
-              <w:bottom w:val="single" w:color="auto" w:sz="4" w:space="0"/>
-              <w:right w:val="single" w:color="auto" w:sz="4" w:space="0"/>
-            </w:tcBorders>
-            <w:shd w:val="clear" w:color="auto" w:fill="FFFFFF"/>
-            <w:tcMar>
-              <w:top w:w="120" w:type="dxa"/>
-              <w:left w:w="192" w:type="dxa"/>
-              <w:bottom w:w="120" w:type="dxa"/>
-              <w:right w:w="192" w:type="dxa"/>
-            </w:tcMar>
-            <w:vAlign w:val="center"/>
-          </w:tcPr>
-          <w:p>
-            <w:pPr>
-              <w:keepNext w:val="0"/>
-              <w:keepLines w:val="0"/>
-              <w:widowControl/>
-              <w:suppressLineNumbers w:val="0"/>
-              <w:snapToGrid w:val="0"/>
-              <w:spacing w:line="240" w:lineRule="auto"/>
-              <w:ind w:left="0" w:leftChars="0" w:right="0" w:rightChars="0" w:firstLine="0" w:firstLineChars="0"/>
-              <w:jc w:val="left"/>
-              <w:rPr>
-                <w:rFonts w:hint="default" w:ascii="Segoe UI" w:hAnsi="Segoe UI" w:eastAsia="Segoe UI" w:cs="Segoe UI"/>
-                <w:i w:val="0"/>
-                <w:iCs w:val="0"/>
-                <w:caps w:val="0"/>
-                <w:color w:val="0F1115"/>
-                <w:spacing w:val="0"/>
-                <w:sz w:val="18"/>
-                <w:szCs w:val="18"/>
-              </w:rPr>
-            </w:pPr>
-            <w:r>
-              <w:rPr>
-                <w:rFonts w:hint="default" w:ascii="Segoe UI" w:hAnsi="Segoe UI" w:eastAsia="Segoe UI" w:cs="Segoe UI"/>
-                <w:i w:val="0"/>
-                <w:iCs w:val="0"/>
-                <w:caps w:val="0"/>
-                <w:snapToGrid w:val="0"/>
-                <w:color w:val="000000"/>
-                <w:spacing w:val="0"/>
-                <w:kern w:val="0"/>
-                <w:sz w:val="18"/>
-                <w:szCs w:val="18"/>
-                <w:lang w:val="en-US" w:eastAsia="zh-CN" w:bidi="ar"/>
-              </w:rPr>
-              <w:t>Kotlin + Jetpack Compose</w:t>
-            </w:r>
-          </w:p>
-        </w:tc>
-        <w:tc>
-          <w:tcPr>
-            <w:tcW w:w="3696" w:type="dxa"/>
-            <w:tcBorders>
-              <w:top w:val="single" w:color="auto" w:sz="4" w:space="0"/>
-              <w:left w:val="single" w:color="auto" w:sz="4" w:space="0"/>
-              <w:bottom w:val="single" w:color="auto" w:sz="4" w:space="0"/>
-              <w:right w:val="single" w:color="auto" w:sz="12" w:space="0"/>
-            </w:tcBorders>
-            <w:shd w:val="clear" w:color="auto" w:fill="FFFFFF"/>
-            <w:tcMar>
-              <w:top w:w="120" w:type="dxa"/>
-              <w:left w:w="192" w:type="dxa"/>
-              <w:bottom w:w="120" w:type="dxa"/>
-              <w:right w:w="0" w:type="dxa"/>
-            </w:tcMar>
-            <w:vAlign w:val="center"/>
-          </w:tcPr>
-          <w:p>
-            <w:pPr>
-              <w:keepNext w:val="0"/>
-              <w:keepLines w:val="0"/>
-              <w:widowControl/>
-              <w:suppressLineNumbers w:val="0"/>
-              <w:snapToGrid w:val="0"/>
-              <w:spacing w:line="240" w:lineRule="auto"/>
-              <w:ind w:left="0" w:leftChars="0" w:right="0" w:rightChars="0" w:firstLine="0" w:firstLineChars="0"/>
-              <w:jc w:val="left"/>
-              <w:rPr>
-                <w:rFonts w:hint="default" w:ascii="Segoe UI" w:hAnsi="Segoe UI" w:eastAsia="Segoe UI" w:cs="Segoe UI"/>
-                <w:i w:val="0"/>
-                <w:iCs w:val="0"/>
-                <w:caps w:val="0"/>
-                <w:color w:val="0F1115"/>
-                <w:spacing w:val="0"/>
-                <w:sz w:val="18"/>
-                <w:szCs w:val="18"/>
-              </w:rPr>
-            </w:pPr>
-            <w:r>
-              <w:rPr>
-                <w:rFonts w:hint="default" w:ascii="Segoe UI" w:hAnsi="Segoe UI" w:eastAsia="Segoe UI" w:cs="Segoe UI"/>
-                <w:i w:val="0"/>
-                <w:iCs w:val="0"/>
-                <w:caps w:val="0"/>
-                <w:snapToGrid w:val="0"/>
-                <w:color w:val="000000"/>
-                <w:spacing w:val="0"/>
-                <w:kern w:val="0"/>
-                <w:sz w:val="18"/>
-                <w:szCs w:val="18"/>
-                <w:lang w:val="en-US" w:eastAsia="zh-CN" w:bidi="ar"/>
-              </w:rPr>
-              <w:t>原生开发，Material Design</w:t>
-            </w:r>
-          </w:p>
-        </w:tc>
-      </w:tr>
-      <w:tr>
-        <w:tblPrEx>
-          <w:tblBorders>
-            <w:top w:val="none" w:color="auto" w:sz="0" w:space="0"/>
-            <w:left w:val="none" w:color="auto" w:sz="0" w:space="0"/>
-            <w:bottom w:val="none" w:color="auto" w:sz="0" w:space="0"/>
-            <w:right w:val="none" w:color="auto" w:sz="0" w:space="0"/>
-            <w:insideH w:val="none" w:color="auto" w:sz="0" w:space="0"/>
-            <w:insideV w:val="none" w:color="auto" w:sz="0" w:space="0"/>
-          </w:tblBorders>
-          <w:shd w:val="clear" w:color="auto" w:fill="FFFFFF"/>
-          <w:tblCellMar>
-            <w:top w:w="15" w:type="dxa"/>
-            <w:left w:w="15" w:type="dxa"/>
-            <w:bottom w:w="15" w:type="dxa"/>
-            <w:right w:w="15" w:type="dxa"/>
-          </w:tblCellMar>
-        </w:tblPrEx>
-        <w:trPr>
-          <w:trHeight w:val="0" w:hRule="atLeast"/>
-          <w:jc w:val="center"/>
-        </w:trPr>
-        <w:tc>
-          <w:tcPr>
-            <w:tcW w:w="1394" w:type="dxa"/>
-            <w:tcBorders>
-              <w:top w:val="single" w:color="auto" w:sz="4" w:space="0"/>
-              <w:left w:val="single" w:color="auto" w:sz="12" w:space="0"/>
-              <w:bottom w:val="single" w:color="auto" w:sz="4" w:space="0"/>
-              <w:right w:val="single" w:color="auto" w:sz="4" w:space="0"/>
-            </w:tcBorders>
-            <w:shd w:val="clear" w:color="auto" w:fill="FFFFFF"/>
-            <w:tcMar>
-              <w:top w:w="120" w:type="dxa"/>
-              <w:left w:w="0" w:type="dxa"/>
-              <w:bottom w:w="120" w:type="dxa"/>
-              <w:right w:w="192" w:type="dxa"/>
-            </w:tcMar>
-            <w:vAlign w:val="center"/>
-          </w:tcPr>
-          <w:p>
-            <w:pPr>
-              <w:keepNext w:val="0"/>
-              <w:keepLines w:val="0"/>
-              <w:widowControl/>
-              <w:suppressLineNumbers w:val="0"/>
-              <w:snapToGrid w:val="0"/>
-              <w:spacing w:line="240" w:lineRule="auto"/>
-              <w:ind w:left="0" w:leftChars="0" w:right="0" w:rightChars="0" w:firstLine="0" w:firstLineChars="0"/>
-              <w:jc w:val="left"/>
-              <w:rPr>
-                <w:rFonts w:hint="default" w:ascii="Segoe UI" w:hAnsi="Segoe UI" w:eastAsia="Segoe UI" w:cs="Segoe UI"/>
-                <w:i w:val="0"/>
-                <w:iCs w:val="0"/>
-                <w:caps w:val="0"/>
-                <w:color w:val="0F1115"/>
-                <w:spacing w:val="0"/>
-                <w:sz w:val="18"/>
-                <w:szCs w:val="18"/>
-              </w:rPr>
-            </w:pPr>
-            <w:r>
-              <w:rPr>
-                <w:rStyle w:val="23"/>
-                <w:rFonts w:hint="default" w:ascii="Segoe UI" w:hAnsi="Segoe UI" w:eastAsia="Segoe UI" w:cs="Segoe UI"/>
-                <w:b/>
-                <w:bCs/>
-                <w:i w:val="0"/>
-                <w:iCs w:val="0"/>
-                <w:caps w:val="0"/>
-                <w:snapToGrid w:val="0"/>
-                <w:color w:val="000000"/>
-                <w:spacing w:val="0"/>
-                <w:kern w:val="0"/>
-                <w:sz w:val="18"/>
-                <w:szCs w:val="18"/>
-                <w:lang w:val="en-US" w:eastAsia="zh-CN" w:bidi="ar"/>
-              </w:rPr>
               <w:t>跨平台</w:t>
             </w:r>
           </w:p>
@@ -7786,7 +7439,7 @@
           <w:lang w:val="en-US" w:eastAsia="zh-CN"/>
         </w:rPr>
       </w:pPr>
-      <w:bookmarkStart w:id="22" w:name="_Toc24683"/>
+      <w:bookmarkStart w:id="22" w:name="_Toc32633"/>
       <w:r>
         <w:rPr>
           <w:rFonts w:hint="default"/>
@@ -7890,7 +7543,7 @@
           <w:lang w:val="en-US" w:eastAsia="zh-CN"/>
         </w:rPr>
       </w:pPr>
-      <w:bookmarkStart w:id="23" w:name="_Toc23199"/>
+      <w:bookmarkStart w:id="23" w:name="_Toc21921"/>
       <w:r>
         <w:rPr>
           <w:rFonts w:hint="default"/>
@@ -7994,7 +7647,7 @@
           <w:lang w:val="en-US" w:eastAsia="zh-CN"/>
         </w:rPr>
       </w:pPr>
-      <w:bookmarkStart w:id="24" w:name="_Toc21001"/>
+      <w:bookmarkStart w:id="24" w:name="_Toc22925"/>
       <w:r>
         <w:rPr>
           <w:rFonts w:hint="default"/>
@@ -8013,7 +7666,7 @@
           <w:lang w:val="en-US" w:eastAsia="zh-CN"/>
         </w:rPr>
       </w:pPr>
-      <w:bookmarkStart w:id="25" w:name="_Toc18922"/>
+      <w:bookmarkStart w:id="25" w:name="_Toc1682"/>
       <w:r>
         <w:rPr>
           <w:rFonts w:hint="default"/>
@@ -8487,6 +8140,7 @@
             <w:insideH w:val="none" w:color="auto" w:sz="0" w:space="0"/>
             <w:insideV w:val="none" w:color="auto" w:sz="0" w:space="0"/>
           </w:tblBorders>
+          <w:shd w:val="clear" w:color="auto" w:fill="FFFFFF"/>
           <w:tblCellMar>
             <w:top w:w="15" w:type="dxa"/>
             <w:left w:w="15" w:type="dxa"/>
@@ -8712,6 +8366,7 @@
             <w:insideH w:val="none" w:color="auto" w:sz="0" w:space="0"/>
             <w:insideV w:val="none" w:color="auto" w:sz="0" w:space="0"/>
           </w:tblBorders>
+          <w:shd w:val="clear" w:color="auto" w:fill="FFFFFF"/>
           <w:tblCellMar>
             <w:top w:w="15" w:type="dxa"/>
             <w:left w:w="15" w:type="dxa"/>
@@ -8937,6 +8592,7 @@
             <w:insideH w:val="none" w:color="auto" w:sz="0" w:space="0"/>
             <w:insideV w:val="none" w:color="auto" w:sz="0" w:space="0"/>
           </w:tblBorders>
+          <w:shd w:val="clear" w:color="auto" w:fill="FFFFFF"/>
           <w:tblCellMar>
             <w:top w:w="15" w:type="dxa"/>
             <w:left w:w="15" w:type="dxa"/>
@@ -9162,7 +8818,7 @@
           <w:lang w:val="en-US" w:eastAsia="zh-CN"/>
         </w:rPr>
       </w:pPr>
-      <w:bookmarkStart w:id="26" w:name="_Toc22367"/>
+      <w:bookmarkStart w:id="26" w:name="_Toc12631"/>
       <w:r>
         <w:rPr>
           <w:rFonts w:hint="default"/>
@@ -9223,6 +8879,7 @@
             <w:insideH w:val="none" w:color="auto" w:sz="0" w:space="0"/>
             <w:insideV w:val="none" w:color="auto" w:sz="0" w:space="0"/>
           </w:tblBorders>
+          <w:shd w:val="clear" w:color="auto" w:fill="FFFFFF"/>
           <w:tblCellMar>
             <w:top w:w="15" w:type="dxa"/>
             <w:left w:w="15" w:type="dxa"/>
@@ -9987,6 +9644,7 @@
             <w:insideH w:val="none" w:color="auto" w:sz="0" w:space="0"/>
             <w:insideV w:val="none" w:color="auto" w:sz="0" w:space="0"/>
           </w:tblBorders>
+          <w:shd w:val="clear" w:color="auto" w:fill="FFFFFF"/>
           <w:tblCellMar>
             <w:top w:w="15" w:type="dxa"/>
             <w:left w:w="15" w:type="dxa"/>
@@ -10598,7 +10256,7 @@
           <w:lang w:val="en-US" w:eastAsia="zh-CN"/>
         </w:rPr>
       </w:pPr>
-      <w:bookmarkStart w:id="27" w:name="_Toc24934"/>
+      <w:bookmarkStart w:id="27" w:name="_Toc18170"/>
       <w:r>
         <w:rPr>
           <w:rFonts w:hint="default"/>
@@ -10673,7 +10331,6 @@
             <w:insideH w:val="none" w:color="auto" w:sz="0" w:space="0"/>
             <w:insideV w:val="none" w:color="auto" w:sz="0" w:space="0"/>
           </w:tblBorders>
-          <w:shd w:val="clear" w:color="auto" w:fill="FFFFFF"/>
           <w:tblCellMar>
             <w:top w:w="15" w:type="dxa"/>
             <w:left w:w="15" w:type="dxa"/>
@@ -11180,7 +10837,6 @@
             <w:insideH w:val="none" w:color="auto" w:sz="0" w:space="0"/>
             <w:insideV w:val="none" w:color="auto" w:sz="0" w:space="0"/>
           </w:tblBorders>
-          <w:shd w:val="clear" w:color="auto" w:fill="FFFFFF"/>
           <w:tblCellMar>
             <w:top w:w="15" w:type="dxa"/>
             <w:left w:w="15" w:type="dxa"/>
@@ -11874,7 +11530,7 @@
           <w:lang w:val="en-US" w:eastAsia="zh-CN"/>
         </w:rPr>
       </w:pPr>
-      <w:bookmarkStart w:id="28" w:name="_Toc14095"/>
+      <w:bookmarkStart w:id="28" w:name="_Toc487"/>
       <w:r>
         <w:rPr>
           <w:rFonts w:hint="default"/>
@@ -11949,6 +11605,7 @@
             <w:insideH w:val="none" w:color="auto" w:sz="0" w:space="0"/>
             <w:insideV w:val="none" w:color="auto" w:sz="0" w:space="0"/>
           </w:tblBorders>
+          <w:shd w:val="clear" w:color="auto" w:fill="FFFFFF"/>
           <w:tblCellMar>
             <w:top w:w="15" w:type="dxa"/>
             <w:left w:w="15" w:type="dxa"/>
@@ -12569,7 +12226,7 @@
           <w:lang w:val="en-US" w:eastAsia="zh-CN"/>
         </w:rPr>
       </w:pPr>
-      <w:bookmarkStart w:id="29" w:name="_Toc31241"/>
+      <w:bookmarkStart w:id="29" w:name="_Toc25745"/>
       <w:r>
         <w:rPr>
           <w:rFonts w:hint="default"/>
@@ -13010,7 +12667,6 @@
             <w:insideH w:val="none" w:color="auto" w:sz="0" w:space="0"/>
             <w:insideV w:val="none" w:color="auto" w:sz="0" w:space="0"/>
           </w:tblBorders>
-          <w:shd w:val="clear" w:color="auto" w:fill="FFFFFF"/>
           <w:tblCellMar>
             <w:top w:w="15" w:type="dxa"/>
             <w:left w:w="15" w:type="dxa"/>
@@ -13398,7 +13054,7 @@
           <w:lang w:val="en-US" w:eastAsia="zh-CN"/>
         </w:rPr>
       </w:pPr>
-      <w:bookmarkStart w:id="30" w:name="_Toc18346"/>
+      <w:bookmarkStart w:id="30" w:name="_Toc11633"/>
       <w:r>
         <w:rPr>
           <w:rFonts w:hint="default"/>
@@ -13417,7 +13073,7 @@
           <w:lang w:val="en-US" w:eastAsia="zh-CN"/>
         </w:rPr>
       </w:pPr>
-      <w:bookmarkStart w:id="31" w:name="_Toc13258"/>
+      <w:bookmarkStart w:id="31" w:name="_Toc16041"/>
       <w:r>
         <w:rPr>
           <w:rFonts w:hint="default"/>
@@ -13465,6 +13121,7 @@
             <w:insideH w:val="none" w:color="auto" w:sz="0" w:space="0"/>
             <w:insideV w:val="none" w:color="auto" w:sz="0" w:space="0"/>
           </w:tblBorders>
+          <w:shd w:val="clear" w:color="auto" w:fill="auto"/>
           <w:tblCellMar>
             <w:top w:w="15" w:type="dxa"/>
             <w:left w:w="15" w:type="dxa"/>
@@ -14127,7 +13784,6 @@
             <w:insideH w:val="none" w:color="auto" w:sz="0" w:space="0"/>
             <w:insideV w:val="none" w:color="auto" w:sz="0" w:space="0"/>
           </w:tblBorders>
-          <w:shd w:val="clear" w:color="auto" w:fill="auto"/>
           <w:tblCellMar>
             <w:top w:w="15" w:type="dxa"/>
             <w:left w:w="15" w:type="dxa"/>
@@ -15120,7 +14776,7 @@
           <w:lang w:val="en-US" w:eastAsia="zh-CN"/>
         </w:rPr>
       </w:pPr>
-      <w:bookmarkStart w:id="32" w:name="_Toc26189"/>
+      <w:bookmarkStart w:id="32" w:name="_Toc19493"/>
       <w:r>
         <w:rPr>
           <w:rFonts w:hint="default"/>
@@ -15167,12 +14823,7 @@
             <w:insideH w:val="none" w:color="auto" w:sz="0" w:space="0"/>
             <w:insideV w:val="none" w:color="auto" w:sz="0" w:space="0"/>
           </w:tblBorders>
-          <w:tblCellMar>
-            <w:top w:w="15" w:type="dxa"/>
-            <w:left w:w="15" w:type="dxa"/>
-            <w:bottom w:w="15" w:type="dxa"/>
-            <w:right w:w="15" w:type="dxa"/>
-          </w:tblCellMar>
+          <w:shd w:val="clear" w:color="auto" w:fill="FFFFFF"/>
         </w:tblPrEx>
         <w:trPr>
           <w:trHeight w:val="0" w:hRule="atLeast"/>
@@ -15755,7 +15406,6 @@
             <w:insideH w:val="none" w:color="auto" w:sz="0" w:space="0"/>
             <w:insideV w:val="none" w:color="auto" w:sz="0" w:space="0"/>
           </w:tblBorders>
-          <w:shd w:val="clear" w:color="auto" w:fill="FFFFFF"/>
           <w:tblCellMar>
             <w:top w:w="15" w:type="dxa"/>
             <w:left w:w="15" w:type="dxa"/>
@@ -15949,6 +15599,7 @@
             <w:insideH w:val="none" w:color="auto" w:sz="0" w:space="0"/>
             <w:insideV w:val="none" w:color="auto" w:sz="0" w:space="0"/>
           </w:tblBorders>
+          <w:shd w:val="clear" w:color="auto" w:fill="FFFFFF"/>
           <w:tblCellMar>
             <w:top w:w="15" w:type="dxa"/>
             <w:left w:w="15" w:type="dxa"/>
@@ -16335,7 +15986,7 @@
           <w:lang w:val="en-US" w:eastAsia="zh-CN"/>
         </w:rPr>
       </w:pPr>
-      <w:bookmarkStart w:id="33" w:name="_Toc18512"/>
+      <w:bookmarkStart w:id="33" w:name="_Toc4663"/>
       <w:r>
         <w:rPr>
           <w:rFonts w:hint="eastAsia"/>
@@ -16354,7 +16005,7 @@
           <w:lang w:val="en-US" w:eastAsia="zh-CN"/>
         </w:rPr>
       </w:pPr>
-      <w:bookmarkStart w:id="34" w:name="_Toc23317"/>
+      <w:bookmarkStart w:id="34" w:name="_Toc7841"/>
       <w:r>
         <w:rPr>
           <w:rFonts w:hint="default"/>
@@ -16389,7 +16040,7 @@
           <w:lang w:val="en-US" w:eastAsia="zh-CN"/>
         </w:rPr>
       </w:pPr>
-      <w:bookmarkStart w:id="35" w:name="_Toc18438"/>
+      <w:bookmarkStart w:id="35" w:name="_Toc7919"/>
       <w:r>
         <w:rPr>
           <w:rFonts w:hint="default"/>
@@ -16424,7 +16075,7 @@
           <w:lang w:val="en-US" w:eastAsia="zh-CN"/>
         </w:rPr>
       </w:pPr>
-      <w:bookmarkStart w:id="36" w:name="_Toc25189"/>
+      <w:bookmarkStart w:id="36" w:name="_Toc10515"/>
       <w:r>
         <w:rPr>
           <w:rFonts w:hint="default"/>
@@ -16473,6 +16124,7 @@
             <w:insideH w:val="none" w:color="auto" w:sz="0" w:space="0"/>
             <w:insideV w:val="none" w:color="auto" w:sz="0" w:space="0"/>
           </w:tblBorders>
+          <w:shd w:val="clear" w:color="auto" w:fill="FFFFFF"/>
           <w:tblCellMar>
             <w:top w:w="15" w:type="dxa"/>
             <w:left w:w="15" w:type="dxa"/>
@@ -17715,7 +17367,7 @@
           <w:lang w:val="en-US" w:eastAsia="zh-CN"/>
         </w:rPr>
       </w:pPr>
-      <w:bookmarkStart w:id="37" w:name="_Toc15586"/>
+      <w:bookmarkStart w:id="37" w:name="_Toc13931"/>
       <w:r>
         <w:rPr>
           <w:rFonts w:hint="default"/>
@@ -17734,7 +17386,7 @@
           <w:lang w:val="en-US" w:eastAsia="zh-CN"/>
         </w:rPr>
       </w:pPr>
-      <w:bookmarkStart w:id="38" w:name="_Toc2314"/>
+      <w:bookmarkStart w:id="38" w:name="_Toc25670"/>
       <w:r>
         <w:rPr>
           <w:rFonts w:hint="default"/>
@@ -17881,7 +17533,7 @@
           <w:lang w:val="en-US" w:eastAsia="zh-CN"/>
         </w:rPr>
       </w:pPr>
-      <w:bookmarkStart w:id="39" w:name="_Toc18536"/>
+      <w:bookmarkStart w:id="39" w:name="_Toc3455"/>
       <w:r>
         <w:rPr>
           <w:rFonts w:hint="default"/>
@@ -18012,7 +17664,7 @@
           <w:lang w:val="en-US" w:eastAsia="zh-CN"/>
         </w:rPr>
       </w:pPr>
-      <w:bookmarkStart w:id="40" w:name="_Toc15036"/>
+      <w:bookmarkStart w:id="40" w:name="_Toc7207"/>
       <w:r>
         <w:rPr>
           <w:rFonts w:hint="default"/>
@@ -18175,7 +17827,7 @@
           <w:lang w:val="en-US" w:eastAsia="zh-CN"/>
         </w:rPr>
       </w:pPr>
-      <w:bookmarkStart w:id="41" w:name="_Toc16040"/>
+      <w:bookmarkStart w:id="41" w:name="_Toc10528"/>
       <w:r>
         <w:rPr>
           <w:rFonts w:hint="default"/>
@@ -18274,7 +17926,7 @@
           <w:lang w:val="en-US" w:eastAsia="zh-CN"/>
         </w:rPr>
       </w:pPr>
-      <w:bookmarkStart w:id="42" w:name="_Toc7579"/>
+      <w:bookmarkStart w:id="42" w:name="_Toc3990"/>
       <w:r>
         <w:rPr>
           <w:rFonts w:hint="default"/>
@@ -18357,7 +18009,7 @@
           <w:lang w:val="en-US" w:eastAsia="zh-CN"/>
         </w:rPr>
       </w:pPr>
-      <w:bookmarkStart w:id="43" w:name="_Toc3658"/>
+      <w:bookmarkStart w:id="43" w:name="_Toc19333"/>
       <w:r>
         <w:rPr>
           <w:rFonts w:hint="eastAsia"/>
@@ -18376,7 +18028,7 @@
           <w:lang w:val="en-US" w:eastAsia="zh-CN"/>
         </w:rPr>
       </w:pPr>
-      <w:bookmarkStart w:id="44" w:name="_Toc27283"/>
+      <w:bookmarkStart w:id="44" w:name="_Toc17264"/>
       <w:r>
         <w:rPr>
           <w:rFonts w:hint="eastAsia"/>
@@ -18418,7 +18070,7 @@
           <w:lang w:val="en-US" w:eastAsia="zh-CN"/>
         </w:rPr>
       </w:pPr>
-      <w:bookmarkStart w:id="45" w:name="_Toc1512"/>
+      <w:bookmarkStart w:id="45" w:name="_Toc11129"/>
       <w:r>
         <w:rPr>
           <w:rFonts w:hint="eastAsia"/>
@@ -18437,7 +18089,7 @@
           <w:lang w:val="en-US" w:eastAsia="zh-CN"/>
         </w:rPr>
       </w:pPr>
-      <w:bookmarkStart w:id="46" w:name="_Toc12743"/>
+      <w:bookmarkStart w:id="46" w:name="_Toc19254"/>
       <w:r>
         <w:rPr>
           <w:rFonts w:hint="eastAsia"/>
@@ -18488,7 +18140,7 @@
           <w:lang w:val="en-US" w:eastAsia="zh-CN"/>
         </w:rPr>
       </w:pPr>
-      <w:bookmarkStart w:id="47" w:name="_Toc18756"/>
+      <w:bookmarkStart w:id="47" w:name="_Toc20199"/>
       <w:r>
         <w:rPr>
           <w:rFonts w:hint="eastAsia"/>
@@ -18539,7 +18191,7 @@
           <w:lang w:val="en-US" w:eastAsia="zh-CN"/>
         </w:rPr>
       </w:pPr>
-      <w:bookmarkStart w:id="48" w:name="_Toc13172"/>
+      <w:bookmarkStart w:id="48" w:name="_Toc7113"/>
       <w:r>
         <w:rPr>
           <w:rFonts w:hint="eastAsia"/>
@@ -18590,7 +18242,7 @@
           <w:lang w:val="en-US" w:eastAsia="zh-CN"/>
         </w:rPr>
       </w:pPr>
-      <w:bookmarkStart w:id="49" w:name="_Toc7450"/>
+      <w:bookmarkStart w:id="49" w:name="_Toc27440"/>
       <w:r>
         <w:rPr>
           <w:rFonts w:hint="eastAsia"/>
@@ -18705,7 +18357,7 @@
           <w:lang w:val="en-US" w:eastAsia="zh-CN"/>
         </w:rPr>
       </w:pPr>
-      <w:bookmarkStart w:id="50" w:name="_Toc30968"/>
+      <w:bookmarkStart w:id="50" w:name="_Toc24840"/>
       <w:r>
         <w:rPr>
           <w:rFonts w:hint="eastAsia"/>
@@ -18737,7 +18389,7 @@
           <w:lang w:val="en-US" w:eastAsia="zh-CN"/>
         </w:rPr>
       </w:pPr>
-      <w:bookmarkStart w:id="51" w:name="_Toc9888"/>
+      <w:bookmarkStart w:id="51" w:name="_Toc203"/>
       <w:r>
         <w:rPr>
           <w:rFonts w:hint="default"/>
@@ -19185,6 +18837,7 @@
             <w:insideH w:val="none" w:color="auto" w:sz="0" w:space="0"/>
             <w:insideV w:val="none" w:color="auto" w:sz="0" w:space="0"/>
           </w:tblBorders>
+          <w:shd w:val="clear" w:color="auto" w:fill="FFFFFF"/>
           <w:tblCellMar>
             <w:top w:w="15" w:type="dxa"/>
             <w:left w:w="15" w:type="dxa"/>
@@ -20184,6 +19837,7 @@
             <w:insideH w:val="none" w:color="auto" w:sz="0" w:space="0"/>
             <w:insideV w:val="none" w:color="auto" w:sz="0" w:space="0"/>
           </w:tblBorders>
+          <w:shd w:val="clear" w:color="auto" w:fill="FFFFFF"/>
           <w:tblCellMar>
             <w:top w:w="15" w:type="dxa"/>
             <w:left w:w="15" w:type="dxa"/>
@@ -20797,6 +20451,7 @@
             <w:insideH w:val="none" w:color="auto" w:sz="0" w:space="0"/>
             <w:insideV w:val="none" w:color="auto" w:sz="0" w:space="0"/>
           </w:tblBorders>
+          <w:shd w:val="clear" w:color="auto" w:fill="FFFFFF"/>
           <w:tblCellMar>
             <w:top w:w="15" w:type="dxa"/>
             <w:left w:w="15" w:type="dxa"/>
@@ -21011,7 +20666,7 @@
           <w:lang w:val="en-US" w:eastAsia="zh-CN"/>
         </w:rPr>
       </w:pPr>
-      <w:bookmarkStart w:id="52" w:name="_Toc30416"/>
+      <w:bookmarkStart w:id="52" w:name="_Toc21842"/>
       <w:r>
         <w:rPr>
           <w:rFonts w:hint="default"/>
@@ -21030,7 +20685,7 @@
           <w:lang w:val="en-US" w:eastAsia="zh-CN"/>
         </w:rPr>
       </w:pPr>
-      <w:bookmarkStart w:id="53" w:name="_Toc25591"/>
+      <w:bookmarkStart w:id="53" w:name="_Toc21816"/>
       <w:r>
         <w:rPr>
           <w:rFonts w:hint="default"/>
@@ -21129,7 +20784,7 @@
           <w:lang w:val="en-US" w:eastAsia="zh-CN"/>
         </w:rPr>
       </w:pPr>
-      <w:bookmarkStart w:id="54" w:name="_Toc1999"/>
+      <w:bookmarkStart w:id="54" w:name="_Toc21060"/>
       <w:r>
         <w:rPr>
           <w:rFonts w:hint="default"/>
@@ -21212,7 +20867,7 @@
           <w:lang w:val="en-US" w:eastAsia="zh-CN"/>
         </w:rPr>
       </w:pPr>
-      <w:bookmarkStart w:id="55" w:name="_Toc3342"/>
+      <w:bookmarkStart w:id="55" w:name="_Toc17753"/>
       <w:r>
         <w:rPr>
           <w:rFonts w:hint="default"/>
@@ -21269,8 +20924,6 @@
         </w:rPr>
         <w:t>权限控制：严格的应用权限管理</w:t>
       </w:r>
-      <w:bookmarkStart w:id="56" w:name="_GoBack"/>
-      <w:bookmarkEnd w:id="56"/>
     </w:p>
     <w:sectPr>
       <w:footerReference r:id="rId6" w:type="default"/>

--- a/7-技术管理/运行记录类文件/070201-运维服务技术研发规划.docx
+++ b/7-技术管理/运行记录类文件/070201-运维服务技术研发规划.docx
@@ -20,25 +20,8 @@
         <w:snapToGrid w:val="0"/>
         <w:textAlignment w:val="baseline"/>
       </w:pPr>
-    </w:p>
-    <w:p>
-      <w:pPr>
-        <w:pStyle w:val="31"/>
-        <w:keepNext w:val="0"/>
-        <w:keepLines w:val="0"/>
-        <w:pageBreakBefore w:val="0"/>
-        <w:widowControl w:val="0"/>
-        <w:kinsoku w:val="0"/>
-        <w:wordWrap/>
-        <w:overflowPunct/>
-        <w:topLinePunct w:val="0"/>
-        <w:autoSpaceDE w:val="0"/>
-        <w:autoSpaceDN w:val="0"/>
-        <w:bidi w:val="0"/>
-        <w:adjustRightInd w:val="0"/>
-        <w:snapToGrid w:val="0"/>
-        <w:textAlignment w:val="baseline"/>
-      </w:pPr>
+      <w:bookmarkStart w:id="56" w:name="_GoBack"/>
+      <w:bookmarkEnd w:id="56"/>
     </w:p>
     <w:p>
       <w:pPr>
@@ -1603,8 +1586,6 @@
               <w:tab w:val="right" w:leader="dot" w:pos="8554"/>
             </w:tabs>
           </w:pPr>
-          <w:bookmarkStart w:id="56" w:name="_GoBack"/>
-          <w:bookmarkEnd w:id="56"/>
           <w:r>
             <w:rPr>
               <w:rFonts w:hint="eastAsia" w:ascii="Microsoft JhengHei" w:hAnsi="Microsoft JhengHei" w:eastAsia="Microsoft JhengHei" w:cs="Microsoft JhengHei"/>
@@ -7046,7 +7027,6 @@
             <w:insideH w:val="none" w:color="auto" w:sz="0" w:space="0"/>
             <w:insideV w:val="none" w:color="auto" w:sz="0" w:space="0"/>
           </w:tblBorders>
-          <w:shd w:val="clear" w:color="auto" w:fill="FFFFFF"/>
           <w:tblCellMar>
             <w:top w:w="15" w:type="dxa"/>
             <w:left w:w="15" w:type="dxa"/>
@@ -7914,7 +7894,6 @@
             <w:insideH w:val="none" w:color="auto" w:sz="0" w:space="0"/>
             <w:insideV w:val="none" w:color="auto" w:sz="0" w:space="0"/>
           </w:tblBorders>
-          <w:shd w:val="clear" w:color="auto" w:fill="FFFFFF"/>
           <w:tblCellMar>
             <w:top w:w="15" w:type="dxa"/>
             <w:left w:w="15" w:type="dxa"/>
@@ -8140,7 +8119,6 @@
             <w:insideH w:val="none" w:color="auto" w:sz="0" w:space="0"/>
             <w:insideV w:val="none" w:color="auto" w:sz="0" w:space="0"/>
           </w:tblBorders>
-          <w:shd w:val="clear" w:color="auto" w:fill="FFFFFF"/>
           <w:tblCellMar>
             <w:top w:w="15" w:type="dxa"/>
             <w:left w:w="15" w:type="dxa"/>
@@ -8366,7 +8344,6 @@
             <w:insideH w:val="none" w:color="auto" w:sz="0" w:space="0"/>
             <w:insideV w:val="none" w:color="auto" w:sz="0" w:space="0"/>
           </w:tblBorders>
-          <w:shd w:val="clear" w:color="auto" w:fill="FFFFFF"/>
           <w:tblCellMar>
             <w:top w:w="15" w:type="dxa"/>
             <w:left w:w="15" w:type="dxa"/>
@@ -8592,7 +8569,6 @@
             <w:insideH w:val="none" w:color="auto" w:sz="0" w:space="0"/>
             <w:insideV w:val="none" w:color="auto" w:sz="0" w:space="0"/>
           </w:tblBorders>
-          <w:shd w:val="clear" w:color="auto" w:fill="FFFFFF"/>
           <w:tblCellMar>
             <w:top w:w="15" w:type="dxa"/>
             <w:left w:w="15" w:type="dxa"/>
@@ -9080,7 +9056,6 @@
             <w:insideH w:val="none" w:color="auto" w:sz="0" w:space="0"/>
             <w:insideV w:val="none" w:color="auto" w:sz="0" w:space="0"/>
           </w:tblBorders>
-          <w:shd w:val="clear" w:color="auto" w:fill="FFFFFF"/>
           <w:tblCellMar>
             <w:top w:w="15" w:type="dxa"/>
             <w:left w:w="15" w:type="dxa"/>
@@ -9338,7 +9313,6 @@
             <w:insideH w:val="none" w:color="auto" w:sz="0" w:space="0"/>
             <w:insideV w:val="none" w:color="auto" w:sz="0" w:space="0"/>
           </w:tblBorders>
-          <w:shd w:val="clear" w:color="auto" w:fill="FFFFFF"/>
           <w:tblCellMar>
             <w:top w:w="15" w:type="dxa"/>
             <w:left w:w="15" w:type="dxa"/>
@@ -9644,7 +9618,6 @@
             <w:insideH w:val="none" w:color="auto" w:sz="0" w:space="0"/>
             <w:insideV w:val="none" w:color="auto" w:sz="0" w:space="0"/>
           </w:tblBorders>
-          <w:shd w:val="clear" w:color="auto" w:fill="FFFFFF"/>
           <w:tblCellMar>
             <w:top w:w="15" w:type="dxa"/>
             <w:left w:w="15" w:type="dxa"/>
@@ -9950,7 +9923,6 @@
             <w:insideH w:val="none" w:color="auto" w:sz="0" w:space="0"/>
             <w:insideV w:val="none" w:color="auto" w:sz="0" w:space="0"/>
           </w:tblBorders>
-          <w:shd w:val="clear" w:color="auto" w:fill="FFFFFF"/>
           <w:tblCellMar>
             <w:top w:w="15" w:type="dxa"/>
             <w:left w:w="15" w:type="dxa"/>
@@ -10531,7 +10503,6 @@
             <w:insideH w:val="none" w:color="auto" w:sz="0" w:space="0"/>
             <w:insideV w:val="none" w:color="auto" w:sz="0" w:space="0"/>
           </w:tblBorders>
-          <w:shd w:val="clear" w:color="auto" w:fill="FFFFFF"/>
           <w:tblCellMar>
             <w:top w:w="15" w:type="dxa"/>
             <w:left w:w="15" w:type="dxa"/>
@@ -11167,7 +11138,6 @@
             <w:insideH w:val="none" w:color="auto" w:sz="0" w:space="0"/>
             <w:insideV w:val="none" w:color="auto" w:sz="0" w:space="0"/>
           </w:tblBorders>
-          <w:shd w:val="clear" w:color="auto" w:fill="FFFFFF"/>
           <w:tblCellMar>
             <w:top w:w="15" w:type="dxa"/>
             <w:left w:w="15" w:type="dxa"/>
@@ -11806,7 +11776,6 @@
             <w:insideH w:val="none" w:color="auto" w:sz="0" w:space="0"/>
             <w:insideV w:val="none" w:color="auto" w:sz="0" w:space="0"/>
           </w:tblBorders>
-          <w:shd w:val="clear" w:color="auto" w:fill="FFFFFF"/>
           <w:tblCellMar>
             <w:top w:w="15" w:type="dxa"/>
             <w:left w:w="15" w:type="dxa"/>
@@ -12032,7 +12001,6 @@
             <w:insideH w:val="none" w:color="auto" w:sz="0" w:space="0"/>
             <w:insideV w:val="none" w:color="auto" w:sz="0" w:space="0"/>
           </w:tblBorders>
-          <w:shd w:val="clear" w:color="auto" w:fill="FFFFFF"/>
           <w:tblCellMar>
             <w:top w:w="15" w:type="dxa"/>
             <w:left w:w="15" w:type="dxa"/>
@@ -12473,7 +12441,6 @@
             <w:insideH w:val="none" w:color="auto" w:sz="0" w:space="0"/>
             <w:insideV w:val="none" w:color="auto" w:sz="0" w:space="0"/>
           </w:tblBorders>
-          <w:shd w:val="clear" w:color="auto" w:fill="FFFFFF"/>
           <w:tblCellMar>
             <w:top w:w="15" w:type="dxa"/>
             <w:left w:w="15" w:type="dxa"/>
@@ -12860,7 +12827,6 @@
             <w:insideH w:val="none" w:color="auto" w:sz="0" w:space="0"/>
             <w:insideV w:val="none" w:color="auto" w:sz="0" w:space="0"/>
           </w:tblBorders>
-          <w:shd w:val="clear" w:color="auto" w:fill="FFFFFF"/>
           <w:tblCellMar>
             <w:top w:w="15" w:type="dxa"/>
             <w:left w:w="15" w:type="dxa"/>
@@ -13784,6 +13750,7 @@
             <w:insideH w:val="none" w:color="auto" w:sz="0" w:space="0"/>
             <w:insideV w:val="none" w:color="auto" w:sz="0" w:space="0"/>
           </w:tblBorders>
+          <w:shd w:val="clear" w:color="auto" w:fill="auto"/>
           <w:tblCellMar>
             <w:top w:w="15" w:type="dxa"/>
             <w:left w:w="15" w:type="dxa"/>
@@ -14363,6 +14330,7 @@
             <w:insideH w:val="none" w:color="auto" w:sz="0" w:space="0"/>
             <w:insideV w:val="none" w:color="auto" w:sz="0" w:space="0"/>
           </w:tblBorders>
+          <w:shd w:val="clear" w:color="auto" w:fill="auto"/>
           <w:tblCellMar>
             <w:top w:w="15" w:type="dxa"/>
             <w:left w:w="15" w:type="dxa"/>
@@ -14824,6 +14792,12 @@
             <w:insideV w:val="none" w:color="auto" w:sz="0" w:space="0"/>
           </w:tblBorders>
           <w:shd w:val="clear" w:color="auto" w:fill="FFFFFF"/>
+          <w:tblCellMar>
+            <w:top w:w="15" w:type="dxa"/>
+            <w:left w:w="15" w:type="dxa"/>
+            <w:bottom w:w="15" w:type="dxa"/>
+            <w:right w:w="15" w:type="dxa"/>
+          </w:tblCellMar>
         </w:tblPrEx>
         <w:trPr>
           <w:trHeight w:val="0" w:hRule="atLeast"/>
@@ -15004,394 +14978,6 @@
                 <w:lang w:val="en-US" w:eastAsia="zh-CN" w:bidi="ar"/>
               </w:rPr>
               <w:t>用途</w:t>
-            </w:r>
-          </w:p>
-        </w:tc>
-      </w:tr>
-      <w:tr>
-        <w:tblPrEx>
-          <w:tblBorders>
-            <w:top w:val="none" w:color="auto" w:sz="0" w:space="0"/>
-            <w:left w:val="none" w:color="auto" w:sz="0" w:space="0"/>
-            <w:bottom w:val="none" w:color="auto" w:sz="0" w:space="0"/>
-            <w:right w:val="none" w:color="auto" w:sz="0" w:space="0"/>
-            <w:insideH w:val="none" w:color="auto" w:sz="0" w:space="0"/>
-            <w:insideV w:val="none" w:color="auto" w:sz="0" w:space="0"/>
-          </w:tblBorders>
-          <w:shd w:val="clear" w:color="auto" w:fill="FFFFFF"/>
-          <w:tblCellMar>
-            <w:top w:w="15" w:type="dxa"/>
-            <w:left w:w="15" w:type="dxa"/>
-            <w:bottom w:w="15" w:type="dxa"/>
-            <w:right w:w="15" w:type="dxa"/>
-          </w:tblCellMar>
-        </w:tblPrEx>
-        <w:trPr>
-          <w:trHeight w:val="0" w:hRule="atLeast"/>
-          <w:jc w:val="center"/>
-        </w:trPr>
-        <w:tc>
-          <w:tcPr>
-            <w:tcW w:w="3417" w:type="dxa"/>
-            <w:tcBorders>
-              <w:top w:val="single" w:color="auto" w:sz="4" w:space="0"/>
-              <w:left w:val="single" w:color="auto" w:sz="12" w:space="0"/>
-              <w:bottom w:val="single" w:color="auto" w:sz="4" w:space="0"/>
-              <w:right w:val="single" w:color="auto" w:sz="4" w:space="0"/>
-            </w:tcBorders>
-            <w:shd w:val="clear" w:color="auto" w:fill="FFFFFF"/>
-            <w:tcMar>
-              <w:top w:w="120" w:type="dxa"/>
-              <w:left w:w="0" w:type="dxa"/>
-              <w:bottom w:w="120" w:type="dxa"/>
-              <w:right w:w="192" w:type="dxa"/>
-            </w:tcMar>
-            <w:vAlign w:val="center"/>
-          </w:tcPr>
-          <w:p>
-            <w:pPr>
-              <w:keepNext w:val="0"/>
-              <w:keepLines w:val="0"/>
-              <w:widowControl/>
-              <w:suppressLineNumbers w:val="0"/>
-              <w:snapToGrid w:val="0"/>
-              <w:spacing w:line="240" w:lineRule="auto"/>
-              <w:ind w:left="0" w:leftChars="0" w:right="0" w:rightChars="0" w:firstLine="0" w:firstLineChars="0"/>
-              <w:jc w:val="left"/>
-              <w:rPr>
-                <w:rFonts w:hint="default" w:ascii="Segoe UI" w:hAnsi="Segoe UI" w:eastAsia="Segoe UI" w:cs="Segoe UI"/>
-                <w:i w:val="0"/>
-                <w:iCs w:val="0"/>
-                <w:caps w:val="0"/>
-                <w:color w:val="0F1115"/>
-                <w:spacing w:val="0"/>
-                <w:sz w:val="18"/>
-                <w:szCs w:val="18"/>
-              </w:rPr>
-            </w:pPr>
-            <w:r>
-              <w:rPr>
-                <w:rFonts w:hint="default" w:ascii="Segoe UI" w:hAnsi="Segoe UI" w:eastAsia="Segoe UI" w:cs="Segoe UI"/>
-                <w:i w:val="0"/>
-                <w:iCs w:val="0"/>
-                <w:caps w:val="0"/>
-                <w:snapToGrid w:val="0"/>
-                <w:color w:val="000000"/>
-                <w:spacing w:val="0"/>
-                <w:kern w:val="0"/>
-                <w:sz w:val="18"/>
-                <w:szCs w:val="18"/>
-                <w:lang w:val="en-US" w:eastAsia="zh-CN" w:bidi="ar"/>
-              </w:rPr>
-              <w:t>测试手机（iOS）</w:t>
-            </w:r>
-          </w:p>
-        </w:tc>
-        <w:tc>
-          <w:tcPr>
-            <w:tcW w:w="1354" w:type="dxa"/>
-            <w:tcBorders>
-              <w:top w:val="single" w:color="auto" w:sz="4" w:space="0"/>
-              <w:left w:val="single" w:color="auto" w:sz="4" w:space="0"/>
-              <w:bottom w:val="single" w:color="auto" w:sz="4" w:space="0"/>
-              <w:right w:val="single" w:color="auto" w:sz="4" w:space="0"/>
-            </w:tcBorders>
-            <w:shd w:val="clear" w:color="auto" w:fill="FFFFFF"/>
-            <w:tcMar>
-              <w:top w:w="120" w:type="dxa"/>
-              <w:left w:w="192" w:type="dxa"/>
-              <w:bottom w:w="120" w:type="dxa"/>
-              <w:right w:w="192" w:type="dxa"/>
-            </w:tcMar>
-            <w:vAlign w:val="center"/>
-          </w:tcPr>
-          <w:p>
-            <w:pPr>
-              <w:keepNext w:val="0"/>
-              <w:keepLines w:val="0"/>
-              <w:widowControl/>
-              <w:suppressLineNumbers w:val="0"/>
-              <w:snapToGrid w:val="0"/>
-              <w:spacing w:line="240" w:lineRule="auto"/>
-              <w:ind w:left="0" w:leftChars="0" w:right="0" w:rightChars="0" w:firstLine="0" w:firstLineChars="0"/>
-              <w:jc w:val="left"/>
-              <w:rPr>
-                <w:rFonts w:hint="default" w:ascii="Segoe UI" w:hAnsi="Segoe UI" w:eastAsia="Segoe UI" w:cs="Segoe UI"/>
-                <w:i w:val="0"/>
-                <w:iCs w:val="0"/>
-                <w:caps w:val="0"/>
-                <w:color w:val="0F1115"/>
-                <w:spacing w:val="0"/>
-                <w:sz w:val="18"/>
-                <w:szCs w:val="18"/>
-              </w:rPr>
-            </w:pPr>
-            <w:r>
-              <w:rPr>
-                <w:rFonts w:hint="default" w:ascii="Segoe UI" w:hAnsi="Segoe UI" w:eastAsia="Segoe UI" w:cs="Segoe UI"/>
-                <w:i w:val="0"/>
-                <w:iCs w:val="0"/>
-                <w:caps w:val="0"/>
-                <w:snapToGrid w:val="0"/>
-                <w:color w:val="000000"/>
-                <w:spacing w:val="0"/>
-                <w:kern w:val="0"/>
-                <w:sz w:val="18"/>
-                <w:szCs w:val="18"/>
-                <w:lang w:val="en-US" w:eastAsia="zh-CN" w:bidi="ar"/>
-              </w:rPr>
-              <w:t>5台</w:t>
-            </w:r>
-          </w:p>
-        </w:tc>
-        <w:tc>
-          <w:tcPr>
-            <w:tcW w:w="4201" w:type="dxa"/>
-            <w:tcBorders>
-              <w:top w:val="single" w:color="auto" w:sz="4" w:space="0"/>
-              <w:left w:val="single" w:color="auto" w:sz="4" w:space="0"/>
-              <w:bottom w:val="single" w:color="auto" w:sz="4" w:space="0"/>
-              <w:right w:val="single" w:color="auto" w:sz="12" w:space="0"/>
-            </w:tcBorders>
-            <w:shd w:val="clear" w:color="auto" w:fill="FFFFFF"/>
-            <w:tcMar>
-              <w:top w:w="120" w:type="dxa"/>
-              <w:left w:w="192" w:type="dxa"/>
-              <w:bottom w:w="120" w:type="dxa"/>
-              <w:right w:w="0" w:type="dxa"/>
-            </w:tcMar>
-            <w:vAlign w:val="center"/>
-          </w:tcPr>
-          <w:p>
-            <w:pPr>
-              <w:keepNext w:val="0"/>
-              <w:keepLines w:val="0"/>
-              <w:widowControl/>
-              <w:suppressLineNumbers w:val="0"/>
-              <w:snapToGrid w:val="0"/>
-              <w:spacing w:line="240" w:lineRule="auto"/>
-              <w:ind w:left="0" w:leftChars="0" w:right="0" w:rightChars="0" w:firstLine="0" w:firstLineChars="0"/>
-              <w:jc w:val="left"/>
-              <w:rPr>
-                <w:rFonts w:hint="default" w:ascii="Segoe UI" w:hAnsi="Segoe UI" w:eastAsia="Segoe UI" w:cs="Segoe UI"/>
-                <w:i w:val="0"/>
-                <w:iCs w:val="0"/>
-                <w:caps w:val="0"/>
-                <w:color w:val="0F1115"/>
-                <w:spacing w:val="0"/>
-                <w:sz w:val="18"/>
-                <w:szCs w:val="18"/>
-              </w:rPr>
-            </w:pPr>
-            <w:r>
-              <w:rPr>
-                <w:rFonts w:hint="default" w:ascii="Segoe UI" w:hAnsi="Segoe UI" w:eastAsia="Segoe UI" w:cs="Segoe UI"/>
-                <w:i w:val="0"/>
-                <w:iCs w:val="0"/>
-                <w:caps w:val="0"/>
-                <w:snapToGrid w:val="0"/>
-                <w:color w:val="000000"/>
-                <w:spacing w:val="0"/>
-                <w:kern w:val="0"/>
-                <w:sz w:val="18"/>
-                <w:szCs w:val="18"/>
-                <w:lang w:val="en-US" w:eastAsia="zh-CN" w:bidi="ar"/>
-              </w:rPr>
-              <w:t>兼容性测试，涵盖主流机型</w:t>
-            </w:r>
-          </w:p>
-        </w:tc>
-      </w:tr>
-      <w:tr>
-        <w:tblPrEx>
-          <w:tblBorders>
-            <w:top w:val="none" w:color="auto" w:sz="0" w:space="0"/>
-            <w:left w:val="none" w:color="auto" w:sz="0" w:space="0"/>
-            <w:bottom w:val="none" w:color="auto" w:sz="0" w:space="0"/>
-            <w:right w:val="none" w:color="auto" w:sz="0" w:space="0"/>
-            <w:insideH w:val="none" w:color="auto" w:sz="0" w:space="0"/>
-            <w:insideV w:val="none" w:color="auto" w:sz="0" w:space="0"/>
-          </w:tblBorders>
-          <w:shd w:val="clear" w:color="auto" w:fill="FFFFFF"/>
-          <w:tblCellMar>
-            <w:top w:w="15" w:type="dxa"/>
-            <w:left w:w="15" w:type="dxa"/>
-            <w:bottom w:w="15" w:type="dxa"/>
-            <w:right w:w="15" w:type="dxa"/>
-          </w:tblCellMar>
-        </w:tblPrEx>
-        <w:trPr>
-          <w:trHeight w:val="0" w:hRule="atLeast"/>
-          <w:jc w:val="center"/>
-        </w:trPr>
-        <w:tc>
-          <w:tcPr>
-            <w:tcW w:w="3417" w:type="dxa"/>
-            <w:tcBorders>
-              <w:top w:val="single" w:color="auto" w:sz="4" w:space="0"/>
-              <w:left w:val="single" w:color="auto" w:sz="12" w:space="0"/>
-              <w:bottom w:val="single" w:color="auto" w:sz="4" w:space="0"/>
-              <w:right w:val="single" w:color="auto" w:sz="4" w:space="0"/>
-            </w:tcBorders>
-            <w:shd w:val="clear" w:color="auto" w:fill="FFFFFF"/>
-            <w:tcMar>
-              <w:top w:w="120" w:type="dxa"/>
-              <w:left w:w="0" w:type="dxa"/>
-              <w:bottom w:w="120" w:type="dxa"/>
-              <w:right w:w="192" w:type="dxa"/>
-            </w:tcMar>
-            <w:vAlign w:val="center"/>
-          </w:tcPr>
-          <w:p>
-            <w:pPr>
-              <w:keepNext w:val="0"/>
-              <w:keepLines w:val="0"/>
-              <w:widowControl/>
-              <w:suppressLineNumbers w:val="0"/>
-              <w:snapToGrid w:val="0"/>
-              <w:spacing w:line="240" w:lineRule="auto"/>
-              <w:ind w:left="0" w:leftChars="0" w:right="0" w:rightChars="0" w:firstLine="0" w:firstLineChars="0"/>
-              <w:jc w:val="left"/>
-              <w:rPr>
-                <w:rFonts w:hint="default" w:ascii="Segoe UI" w:hAnsi="Segoe UI" w:eastAsia="Segoe UI" w:cs="Segoe UI"/>
-                <w:i w:val="0"/>
-                <w:iCs w:val="0"/>
-                <w:caps w:val="0"/>
-                <w:color w:val="0F1115"/>
-                <w:spacing w:val="0"/>
-                <w:sz w:val="18"/>
-                <w:szCs w:val="18"/>
-              </w:rPr>
-            </w:pPr>
-            <w:r>
-              <w:rPr>
-                <w:rFonts w:hint="default" w:ascii="Segoe UI" w:hAnsi="Segoe UI" w:eastAsia="Segoe UI" w:cs="Segoe UI"/>
-                <w:i w:val="0"/>
-                <w:iCs w:val="0"/>
-                <w:caps w:val="0"/>
-                <w:snapToGrid w:val="0"/>
-                <w:color w:val="000000"/>
-                <w:spacing w:val="0"/>
-                <w:kern w:val="0"/>
-                <w:sz w:val="18"/>
-                <w:szCs w:val="18"/>
-                <w:lang w:val="en-US" w:eastAsia="zh-CN" w:bidi="ar"/>
-              </w:rPr>
-              <w:t>测试手机（Android）</w:t>
-            </w:r>
-          </w:p>
-        </w:tc>
-        <w:tc>
-          <w:tcPr>
-            <w:tcW w:w="1354" w:type="dxa"/>
-            <w:tcBorders>
-              <w:top w:val="single" w:color="auto" w:sz="4" w:space="0"/>
-              <w:left w:val="single" w:color="auto" w:sz="4" w:space="0"/>
-              <w:bottom w:val="single" w:color="auto" w:sz="4" w:space="0"/>
-              <w:right w:val="single" w:color="auto" w:sz="4" w:space="0"/>
-            </w:tcBorders>
-            <w:shd w:val="clear" w:color="auto" w:fill="FFFFFF"/>
-            <w:tcMar>
-              <w:top w:w="120" w:type="dxa"/>
-              <w:left w:w="192" w:type="dxa"/>
-              <w:bottom w:w="120" w:type="dxa"/>
-              <w:right w:w="192" w:type="dxa"/>
-            </w:tcMar>
-            <w:vAlign w:val="center"/>
-          </w:tcPr>
-          <w:p>
-            <w:pPr>
-              <w:keepNext w:val="0"/>
-              <w:keepLines w:val="0"/>
-              <w:widowControl/>
-              <w:suppressLineNumbers w:val="0"/>
-              <w:snapToGrid w:val="0"/>
-              <w:spacing w:line="240" w:lineRule="auto"/>
-              <w:ind w:left="0" w:leftChars="0" w:right="0" w:rightChars="0" w:firstLine="0" w:firstLineChars="0"/>
-              <w:jc w:val="left"/>
-              <w:rPr>
-                <w:rFonts w:hint="default" w:ascii="Segoe UI" w:hAnsi="Segoe UI" w:eastAsia="Segoe UI" w:cs="Segoe UI"/>
-                <w:i w:val="0"/>
-                <w:iCs w:val="0"/>
-                <w:caps w:val="0"/>
-                <w:color w:val="0F1115"/>
-                <w:spacing w:val="0"/>
-                <w:sz w:val="18"/>
-                <w:szCs w:val="18"/>
-              </w:rPr>
-            </w:pPr>
-            <w:r>
-              <w:rPr>
-                <w:rFonts w:hint="default" w:ascii="Segoe UI" w:hAnsi="Segoe UI" w:eastAsia="Segoe UI" w:cs="Segoe UI"/>
-                <w:i w:val="0"/>
-                <w:iCs w:val="0"/>
-                <w:caps w:val="0"/>
-                <w:snapToGrid w:val="0"/>
-                <w:color w:val="000000"/>
-                <w:spacing w:val="0"/>
-                <w:kern w:val="0"/>
-                <w:sz w:val="18"/>
-                <w:szCs w:val="18"/>
-                <w:lang w:val="en-US" w:eastAsia="zh-CN" w:bidi="ar"/>
-              </w:rPr>
-              <w:t>8台</w:t>
-            </w:r>
-          </w:p>
-        </w:tc>
-        <w:tc>
-          <w:tcPr>
-            <w:tcW w:w="4201" w:type="dxa"/>
-            <w:tcBorders>
-              <w:top w:val="single" w:color="auto" w:sz="4" w:space="0"/>
-              <w:left w:val="single" w:color="auto" w:sz="4" w:space="0"/>
-              <w:bottom w:val="single" w:color="auto" w:sz="4" w:space="0"/>
-              <w:right w:val="single" w:color="auto" w:sz="12" w:space="0"/>
-            </w:tcBorders>
-            <w:shd w:val="clear" w:color="auto" w:fill="FFFFFF"/>
-            <w:tcMar>
-              <w:top w:w="120" w:type="dxa"/>
-              <w:left w:w="192" w:type="dxa"/>
-              <w:bottom w:w="120" w:type="dxa"/>
-              <w:right w:w="0" w:type="dxa"/>
-            </w:tcMar>
-            <w:vAlign w:val="center"/>
-          </w:tcPr>
-          <w:p>
-            <w:pPr>
-              <w:keepNext w:val="0"/>
-              <w:keepLines w:val="0"/>
-              <w:widowControl/>
-              <w:suppressLineNumbers w:val="0"/>
-              <w:snapToGrid w:val="0"/>
-              <w:spacing w:line="240" w:lineRule="auto"/>
-              <w:ind w:left="0" w:leftChars="0" w:right="0" w:rightChars="0" w:firstLine="0" w:firstLineChars="0"/>
-              <w:jc w:val="left"/>
-              <w:rPr>
-                <w:rFonts w:hint="default" w:ascii="Segoe UI" w:hAnsi="Segoe UI" w:eastAsia="Segoe UI" w:cs="Segoe UI"/>
-                <w:i w:val="0"/>
-                <w:iCs w:val="0"/>
-                <w:caps w:val="0"/>
-                <w:color w:val="0F1115"/>
-                <w:spacing w:val="0"/>
-                <w:sz w:val="18"/>
-                <w:szCs w:val="18"/>
-              </w:rPr>
-            </w:pPr>
-            <w:r>
-              <w:rPr>
-                <w:rFonts w:hint="default" w:ascii="Segoe UI" w:hAnsi="Segoe UI" w:eastAsia="Segoe UI" w:cs="Segoe UI"/>
-                <w:i w:val="0"/>
-                <w:iCs w:val="0"/>
-                <w:caps w:val="0"/>
-                <w:snapToGrid w:val="0"/>
-                <w:color w:val="000000"/>
-                <w:spacing w:val="0"/>
-                <w:kern w:val="0"/>
-                <w:sz w:val="18"/>
-                <w:szCs w:val="18"/>
-                <w:lang w:val="en-US" w:eastAsia="zh-CN" w:bidi="ar"/>
-              </w:rPr>
-              <w:t>兼容性测试，涵盖主流品牌</w:t>
             </w:r>
           </w:p>
         </w:tc>
@@ -15470,7 +15056,7 @@
                 <w:szCs w:val="18"/>
                 <w:lang w:val="en-US" w:eastAsia="zh-CN" w:bidi="ar"/>
               </w:rPr>
-              <w:t>平板电脑</w:t>
+              <w:t>测试手机（iOS）</w:t>
             </w:r>
           </w:p>
         </w:tc>
@@ -15527,7 +15113,7 @@
                 <w:szCs w:val="18"/>
                 <w:lang w:val="en-US" w:eastAsia="zh-CN" w:bidi="ar"/>
               </w:rPr>
-              <w:t>2台</w:t>
+              <w:t>5台</w:t>
             </w:r>
           </w:p>
         </w:tc>
@@ -15584,7 +15170,7 @@
                 <w:szCs w:val="18"/>
                 <w:lang w:val="en-US" w:eastAsia="zh-CN" w:bidi="ar"/>
               </w:rPr>
-              <w:t>平板适配测试</w:t>
+              <w:t>兼容性测试，涵盖主流机型</w:t>
             </w:r>
           </w:p>
         </w:tc>
@@ -15599,7 +15185,392 @@
             <w:insideH w:val="none" w:color="auto" w:sz="0" w:space="0"/>
             <w:insideV w:val="none" w:color="auto" w:sz="0" w:space="0"/>
           </w:tblBorders>
-          <w:shd w:val="clear" w:color="auto" w:fill="FFFFFF"/>
+          <w:tblCellMar>
+            <w:top w:w="15" w:type="dxa"/>
+            <w:left w:w="15" w:type="dxa"/>
+            <w:bottom w:w="15" w:type="dxa"/>
+            <w:right w:w="15" w:type="dxa"/>
+          </w:tblCellMar>
+        </w:tblPrEx>
+        <w:trPr>
+          <w:trHeight w:val="0" w:hRule="atLeast"/>
+          <w:jc w:val="center"/>
+        </w:trPr>
+        <w:tc>
+          <w:tcPr>
+            <w:tcW w:w="3417" w:type="dxa"/>
+            <w:tcBorders>
+              <w:top w:val="single" w:color="auto" w:sz="4" w:space="0"/>
+              <w:left w:val="single" w:color="auto" w:sz="12" w:space="0"/>
+              <w:bottom w:val="single" w:color="auto" w:sz="4" w:space="0"/>
+              <w:right w:val="single" w:color="auto" w:sz="4" w:space="0"/>
+            </w:tcBorders>
+            <w:shd w:val="clear" w:color="auto" w:fill="FFFFFF"/>
+            <w:tcMar>
+              <w:top w:w="120" w:type="dxa"/>
+              <w:left w:w="0" w:type="dxa"/>
+              <w:bottom w:w="120" w:type="dxa"/>
+              <w:right w:w="192" w:type="dxa"/>
+            </w:tcMar>
+            <w:vAlign w:val="center"/>
+          </w:tcPr>
+          <w:p>
+            <w:pPr>
+              <w:keepNext w:val="0"/>
+              <w:keepLines w:val="0"/>
+              <w:widowControl/>
+              <w:suppressLineNumbers w:val="0"/>
+              <w:snapToGrid w:val="0"/>
+              <w:spacing w:line="240" w:lineRule="auto"/>
+              <w:ind w:left="0" w:leftChars="0" w:right="0" w:rightChars="0" w:firstLine="0" w:firstLineChars="0"/>
+              <w:jc w:val="left"/>
+              <w:rPr>
+                <w:rFonts w:hint="default" w:ascii="Segoe UI" w:hAnsi="Segoe UI" w:eastAsia="Segoe UI" w:cs="Segoe UI"/>
+                <w:i w:val="0"/>
+                <w:iCs w:val="0"/>
+                <w:caps w:val="0"/>
+                <w:color w:val="0F1115"/>
+                <w:spacing w:val="0"/>
+                <w:sz w:val="18"/>
+                <w:szCs w:val="18"/>
+              </w:rPr>
+            </w:pPr>
+            <w:r>
+              <w:rPr>
+                <w:rFonts w:hint="default" w:ascii="Segoe UI" w:hAnsi="Segoe UI" w:eastAsia="Segoe UI" w:cs="Segoe UI"/>
+                <w:i w:val="0"/>
+                <w:iCs w:val="0"/>
+                <w:caps w:val="0"/>
+                <w:snapToGrid w:val="0"/>
+                <w:color w:val="000000"/>
+                <w:spacing w:val="0"/>
+                <w:kern w:val="0"/>
+                <w:sz w:val="18"/>
+                <w:szCs w:val="18"/>
+                <w:lang w:val="en-US" w:eastAsia="zh-CN" w:bidi="ar"/>
+              </w:rPr>
+              <w:t>测试手机（Android）</w:t>
+            </w:r>
+          </w:p>
+        </w:tc>
+        <w:tc>
+          <w:tcPr>
+            <w:tcW w:w="1354" w:type="dxa"/>
+            <w:tcBorders>
+              <w:top w:val="single" w:color="auto" w:sz="4" w:space="0"/>
+              <w:left w:val="single" w:color="auto" w:sz="4" w:space="0"/>
+              <w:bottom w:val="single" w:color="auto" w:sz="4" w:space="0"/>
+              <w:right w:val="single" w:color="auto" w:sz="4" w:space="0"/>
+            </w:tcBorders>
+            <w:shd w:val="clear" w:color="auto" w:fill="FFFFFF"/>
+            <w:tcMar>
+              <w:top w:w="120" w:type="dxa"/>
+              <w:left w:w="192" w:type="dxa"/>
+              <w:bottom w:w="120" w:type="dxa"/>
+              <w:right w:w="192" w:type="dxa"/>
+            </w:tcMar>
+            <w:vAlign w:val="center"/>
+          </w:tcPr>
+          <w:p>
+            <w:pPr>
+              <w:keepNext w:val="0"/>
+              <w:keepLines w:val="0"/>
+              <w:widowControl/>
+              <w:suppressLineNumbers w:val="0"/>
+              <w:snapToGrid w:val="0"/>
+              <w:spacing w:line="240" w:lineRule="auto"/>
+              <w:ind w:left="0" w:leftChars="0" w:right="0" w:rightChars="0" w:firstLine="0" w:firstLineChars="0"/>
+              <w:jc w:val="left"/>
+              <w:rPr>
+                <w:rFonts w:hint="default" w:ascii="Segoe UI" w:hAnsi="Segoe UI" w:eastAsia="Segoe UI" w:cs="Segoe UI"/>
+                <w:i w:val="0"/>
+                <w:iCs w:val="0"/>
+                <w:caps w:val="0"/>
+                <w:color w:val="0F1115"/>
+                <w:spacing w:val="0"/>
+                <w:sz w:val="18"/>
+                <w:szCs w:val="18"/>
+              </w:rPr>
+            </w:pPr>
+            <w:r>
+              <w:rPr>
+                <w:rFonts w:hint="default" w:ascii="Segoe UI" w:hAnsi="Segoe UI" w:eastAsia="Segoe UI" w:cs="Segoe UI"/>
+                <w:i w:val="0"/>
+                <w:iCs w:val="0"/>
+                <w:caps w:val="0"/>
+                <w:snapToGrid w:val="0"/>
+                <w:color w:val="000000"/>
+                <w:spacing w:val="0"/>
+                <w:kern w:val="0"/>
+                <w:sz w:val="18"/>
+                <w:szCs w:val="18"/>
+                <w:lang w:val="en-US" w:eastAsia="zh-CN" w:bidi="ar"/>
+              </w:rPr>
+              <w:t>8台</w:t>
+            </w:r>
+          </w:p>
+        </w:tc>
+        <w:tc>
+          <w:tcPr>
+            <w:tcW w:w="4201" w:type="dxa"/>
+            <w:tcBorders>
+              <w:top w:val="single" w:color="auto" w:sz="4" w:space="0"/>
+              <w:left w:val="single" w:color="auto" w:sz="4" w:space="0"/>
+              <w:bottom w:val="single" w:color="auto" w:sz="4" w:space="0"/>
+              <w:right w:val="single" w:color="auto" w:sz="12" w:space="0"/>
+            </w:tcBorders>
+            <w:shd w:val="clear" w:color="auto" w:fill="FFFFFF"/>
+            <w:tcMar>
+              <w:top w:w="120" w:type="dxa"/>
+              <w:left w:w="192" w:type="dxa"/>
+              <w:bottom w:w="120" w:type="dxa"/>
+              <w:right w:w="0" w:type="dxa"/>
+            </w:tcMar>
+            <w:vAlign w:val="center"/>
+          </w:tcPr>
+          <w:p>
+            <w:pPr>
+              <w:keepNext w:val="0"/>
+              <w:keepLines w:val="0"/>
+              <w:widowControl/>
+              <w:suppressLineNumbers w:val="0"/>
+              <w:snapToGrid w:val="0"/>
+              <w:spacing w:line="240" w:lineRule="auto"/>
+              <w:ind w:left="0" w:leftChars="0" w:right="0" w:rightChars="0" w:firstLine="0" w:firstLineChars="0"/>
+              <w:jc w:val="left"/>
+              <w:rPr>
+                <w:rFonts w:hint="default" w:ascii="Segoe UI" w:hAnsi="Segoe UI" w:eastAsia="Segoe UI" w:cs="Segoe UI"/>
+                <w:i w:val="0"/>
+                <w:iCs w:val="0"/>
+                <w:caps w:val="0"/>
+                <w:color w:val="0F1115"/>
+                <w:spacing w:val="0"/>
+                <w:sz w:val="18"/>
+                <w:szCs w:val="18"/>
+              </w:rPr>
+            </w:pPr>
+            <w:r>
+              <w:rPr>
+                <w:rFonts w:hint="default" w:ascii="Segoe UI" w:hAnsi="Segoe UI" w:eastAsia="Segoe UI" w:cs="Segoe UI"/>
+                <w:i w:val="0"/>
+                <w:iCs w:val="0"/>
+                <w:caps w:val="0"/>
+                <w:snapToGrid w:val="0"/>
+                <w:color w:val="000000"/>
+                <w:spacing w:val="0"/>
+                <w:kern w:val="0"/>
+                <w:sz w:val="18"/>
+                <w:szCs w:val="18"/>
+                <w:lang w:val="en-US" w:eastAsia="zh-CN" w:bidi="ar"/>
+              </w:rPr>
+              <w:t>兼容性测试，涵盖主流品牌</w:t>
+            </w:r>
+          </w:p>
+        </w:tc>
+      </w:tr>
+      <w:tr>
+        <w:tblPrEx>
+          <w:tblBorders>
+            <w:top w:val="none" w:color="auto" w:sz="0" w:space="0"/>
+            <w:left w:val="none" w:color="auto" w:sz="0" w:space="0"/>
+            <w:bottom w:val="none" w:color="auto" w:sz="0" w:space="0"/>
+            <w:right w:val="none" w:color="auto" w:sz="0" w:space="0"/>
+            <w:insideH w:val="none" w:color="auto" w:sz="0" w:space="0"/>
+            <w:insideV w:val="none" w:color="auto" w:sz="0" w:space="0"/>
+          </w:tblBorders>
+          <w:tblCellMar>
+            <w:top w:w="15" w:type="dxa"/>
+            <w:left w:w="15" w:type="dxa"/>
+            <w:bottom w:w="15" w:type="dxa"/>
+            <w:right w:w="15" w:type="dxa"/>
+          </w:tblCellMar>
+        </w:tblPrEx>
+        <w:trPr>
+          <w:trHeight w:val="0" w:hRule="atLeast"/>
+          <w:jc w:val="center"/>
+        </w:trPr>
+        <w:tc>
+          <w:tcPr>
+            <w:tcW w:w="3417" w:type="dxa"/>
+            <w:tcBorders>
+              <w:top w:val="single" w:color="auto" w:sz="4" w:space="0"/>
+              <w:left w:val="single" w:color="auto" w:sz="12" w:space="0"/>
+              <w:bottom w:val="single" w:color="auto" w:sz="4" w:space="0"/>
+              <w:right w:val="single" w:color="auto" w:sz="4" w:space="0"/>
+            </w:tcBorders>
+            <w:shd w:val="clear" w:color="auto" w:fill="FFFFFF"/>
+            <w:tcMar>
+              <w:top w:w="120" w:type="dxa"/>
+              <w:left w:w="0" w:type="dxa"/>
+              <w:bottom w:w="120" w:type="dxa"/>
+              <w:right w:w="192" w:type="dxa"/>
+            </w:tcMar>
+            <w:vAlign w:val="center"/>
+          </w:tcPr>
+          <w:p>
+            <w:pPr>
+              <w:keepNext w:val="0"/>
+              <w:keepLines w:val="0"/>
+              <w:widowControl/>
+              <w:suppressLineNumbers w:val="0"/>
+              <w:snapToGrid w:val="0"/>
+              <w:spacing w:line="240" w:lineRule="auto"/>
+              <w:ind w:left="0" w:leftChars="0" w:right="0" w:rightChars="0" w:firstLine="0" w:firstLineChars="0"/>
+              <w:jc w:val="left"/>
+              <w:rPr>
+                <w:rFonts w:hint="default" w:ascii="Segoe UI" w:hAnsi="Segoe UI" w:eastAsia="Segoe UI" w:cs="Segoe UI"/>
+                <w:i w:val="0"/>
+                <w:iCs w:val="0"/>
+                <w:caps w:val="0"/>
+                <w:color w:val="0F1115"/>
+                <w:spacing w:val="0"/>
+                <w:sz w:val="18"/>
+                <w:szCs w:val="18"/>
+              </w:rPr>
+            </w:pPr>
+            <w:r>
+              <w:rPr>
+                <w:rFonts w:hint="default" w:ascii="Segoe UI" w:hAnsi="Segoe UI" w:eastAsia="Segoe UI" w:cs="Segoe UI"/>
+                <w:i w:val="0"/>
+                <w:iCs w:val="0"/>
+                <w:caps w:val="0"/>
+                <w:snapToGrid w:val="0"/>
+                <w:color w:val="000000"/>
+                <w:spacing w:val="0"/>
+                <w:kern w:val="0"/>
+                <w:sz w:val="18"/>
+                <w:szCs w:val="18"/>
+                <w:lang w:val="en-US" w:eastAsia="zh-CN" w:bidi="ar"/>
+              </w:rPr>
+              <w:t>平板电脑</w:t>
+            </w:r>
+          </w:p>
+        </w:tc>
+        <w:tc>
+          <w:tcPr>
+            <w:tcW w:w="1354" w:type="dxa"/>
+            <w:tcBorders>
+              <w:top w:val="single" w:color="auto" w:sz="4" w:space="0"/>
+              <w:left w:val="single" w:color="auto" w:sz="4" w:space="0"/>
+              <w:bottom w:val="single" w:color="auto" w:sz="4" w:space="0"/>
+              <w:right w:val="single" w:color="auto" w:sz="4" w:space="0"/>
+            </w:tcBorders>
+            <w:shd w:val="clear" w:color="auto" w:fill="FFFFFF"/>
+            <w:tcMar>
+              <w:top w:w="120" w:type="dxa"/>
+              <w:left w:w="192" w:type="dxa"/>
+              <w:bottom w:w="120" w:type="dxa"/>
+              <w:right w:w="192" w:type="dxa"/>
+            </w:tcMar>
+            <w:vAlign w:val="center"/>
+          </w:tcPr>
+          <w:p>
+            <w:pPr>
+              <w:keepNext w:val="0"/>
+              <w:keepLines w:val="0"/>
+              <w:widowControl/>
+              <w:suppressLineNumbers w:val="0"/>
+              <w:snapToGrid w:val="0"/>
+              <w:spacing w:line="240" w:lineRule="auto"/>
+              <w:ind w:left="0" w:leftChars="0" w:right="0" w:rightChars="0" w:firstLine="0" w:firstLineChars="0"/>
+              <w:jc w:val="left"/>
+              <w:rPr>
+                <w:rFonts w:hint="default" w:ascii="Segoe UI" w:hAnsi="Segoe UI" w:eastAsia="Segoe UI" w:cs="Segoe UI"/>
+                <w:i w:val="0"/>
+                <w:iCs w:val="0"/>
+                <w:caps w:val="0"/>
+                <w:color w:val="0F1115"/>
+                <w:spacing w:val="0"/>
+                <w:sz w:val="18"/>
+                <w:szCs w:val="18"/>
+              </w:rPr>
+            </w:pPr>
+            <w:r>
+              <w:rPr>
+                <w:rFonts w:hint="default" w:ascii="Segoe UI" w:hAnsi="Segoe UI" w:eastAsia="Segoe UI" w:cs="Segoe UI"/>
+                <w:i w:val="0"/>
+                <w:iCs w:val="0"/>
+                <w:caps w:val="0"/>
+                <w:snapToGrid w:val="0"/>
+                <w:color w:val="000000"/>
+                <w:spacing w:val="0"/>
+                <w:kern w:val="0"/>
+                <w:sz w:val="18"/>
+                <w:szCs w:val="18"/>
+                <w:lang w:val="en-US" w:eastAsia="zh-CN" w:bidi="ar"/>
+              </w:rPr>
+              <w:t>2台</w:t>
+            </w:r>
+          </w:p>
+        </w:tc>
+        <w:tc>
+          <w:tcPr>
+            <w:tcW w:w="4201" w:type="dxa"/>
+            <w:tcBorders>
+              <w:top w:val="single" w:color="auto" w:sz="4" w:space="0"/>
+              <w:left w:val="single" w:color="auto" w:sz="4" w:space="0"/>
+              <w:bottom w:val="single" w:color="auto" w:sz="4" w:space="0"/>
+              <w:right w:val="single" w:color="auto" w:sz="12" w:space="0"/>
+            </w:tcBorders>
+            <w:shd w:val="clear" w:color="auto" w:fill="FFFFFF"/>
+            <w:tcMar>
+              <w:top w:w="120" w:type="dxa"/>
+              <w:left w:w="192" w:type="dxa"/>
+              <w:bottom w:w="120" w:type="dxa"/>
+              <w:right w:w="0" w:type="dxa"/>
+            </w:tcMar>
+            <w:vAlign w:val="center"/>
+          </w:tcPr>
+          <w:p>
+            <w:pPr>
+              <w:keepNext w:val="0"/>
+              <w:keepLines w:val="0"/>
+              <w:widowControl/>
+              <w:suppressLineNumbers w:val="0"/>
+              <w:snapToGrid w:val="0"/>
+              <w:spacing w:line="240" w:lineRule="auto"/>
+              <w:ind w:left="0" w:leftChars="0" w:right="0" w:rightChars="0" w:firstLine="0" w:firstLineChars="0"/>
+              <w:jc w:val="left"/>
+              <w:rPr>
+                <w:rFonts w:hint="default" w:ascii="Segoe UI" w:hAnsi="Segoe UI" w:eastAsia="Segoe UI" w:cs="Segoe UI"/>
+                <w:i w:val="0"/>
+                <w:iCs w:val="0"/>
+                <w:caps w:val="0"/>
+                <w:color w:val="0F1115"/>
+                <w:spacing w:val="0"/>
+                <w:sz w:val="18"/>
+                <w:szCs w:val="18"/>
+              </w:rPr>
+            </w:pPr>
+            <w:r>
+              <w:rPr>
+                <w:rFonts w:hint="default" w:ascii="Segoe UI" w:hAnsi="Segoe UI" w:eastAsia="Segoe UI" w:cs="Segoe UI"/>
+                <w:i w:val="0"/>
+                <w:iCs w:val="0"/>
+                <w:caps w:val="0"/>
+                <w:snapToGrid w:val="0"/>
+                <w:color w:val="000000"/>
+                <w:spacing w:val="0"/>
+                <w:kern w:val="0"/>
+                <w:sz w:val="18"/>
+                <w:szCs w:val="18"/>
+                <w:lang w:val="en-US" w:eastAsia="zh-CN" w:bidi="ar"/>
+              </w:rPr>
+              <w:t>平板适配测试</w:t>
+            </w:r>
+          </w:p>
+        </w:tc>
+      </w:tr>
+      <w:tr>
+        <w:tblPrEx>
+          <w:tblBorders>
+            <w:top w:val="none" w:color="auto" w:sz="0" w:space="0"/>
+            <w:left w:val="none" w:color="auto" w:sz="0" w:space="0"/>
+            <w:bottom w:val="none" w:color="auto" w:sz="0" w:space="0"/>
+            <w:right w:val="none" w:color="auto" w:sz="0" w:space="0"/>
+            <w:insideH w:val="none" w:color="auto" w:sz="0" w:space="0"/>
+            <w:insideV w:val="none" w:color="auto" w:sz="0" w:space="0"/>
+          </w:tblBorders>
           <w:tblCellMar>
             <w:top w:w="15" w:type="dxa"/>
             <w:left w:w="15" w:type="dxa"/>
@@ -16443,7 +16414,6 @@
             <w:insideH w:val="none" w:color="auto" w:sz="0" w:space="0"/>
             <w:insideV w:val="none" w:color="auto" w:sz="0" w:space="0"/>
           </w:tblBorders>
-          <w:shd w:val="clear" w:color="auto" w:fill="FFFFFF"/>
           <w:tblCellMar>
             <w:top w:w="15" w:type="dxa"/>
             <w:left w:w="15" w:type="dxa"/>
@@ -16751,7 +16721,6 @@
             <w:insideH w:val="none" w:color="auto" w:sz="0" w:space="0"/>
             <w:insideV w:val="none" w:color="auto" w:sz="0" w:space="0"/>
           </w:tblBorders>
-          <w:shd w:val="clear" w:color="auto" w:fill="FFFFFF"/>
           <w:tblCellMar>
             <w:top w:w="15" w:type="dxa"/>
             <w:left w:w="15" w:type="dxa"/>
@@ -17059,7 +17028,6 @@
             <w:insideH w:val="none" w:color="auto" w:sz="0" w:space="0"/>
             <w:insideV w:val="none" w:color="auto" w:sz="0" w:space="0"/>
           </w:tblBorders>
-          <w:shd w:val="clear" w:color="auto" w:fill="FFFFFF"/>
           <w:tblCellMar>
             <w:top w:w="15" w:type="dxa"/>
             <w:left w:w="15" w:type="dxa"/>
@@ -18437,12 +18405,6 @@
             <w:insideV w:val="none" w:color="auto" w:sz="0" w:space="0"/>
           </w:tblBorders>
           <w:shd w:val="clear" w:color="auto" w:fill="FFFFFF"/>
-          <w:tblCellMar>
-            <w:top w:w="15" w:type="dxa"/>
-            <w:left w:w="15" w:type="dxa"/>
-            <w:bottom w:w="15" w:type="dxa"/>
-            <w:right w:w="15" w:type="dxa"/>
-          </w:tblCellMar>
         </w:tblPrEx>
         <w:trPr>
           <w:trHeight w:val="0" w:hRule="atLeast"/>
@@ -18637,7 +18599,6 @@
             <w:insideH w:val="none" w:color="auto" w:sz="0" w:space="0"/>
             <w:insideV w:val="none" w:color="auto" w:sz="0" w:space="0"/>
           </w:tblBorders>
-          <w:shd w:val="clear" w:color="auto" w:fill="FFFFFF"/>
           <w:tblCellMar>
             <w:top w:w="15" w:type="dxa"/>
             <w:left w:w="15" w:type="dxa"/>
@@ -18837,7 +18798,6 @@
             <w:insideH w:val="none" w:color="auto" w:sz="0" w:space="0"/>
             <w:insideV w:val="none" w:color="auto" w:sz="0" w:space="0"/>
           </w:tblBorders>
-          <w:shd w:val="clear" w:color="auto" w:fill="FFFFFF"/>
           <w:tblCellMar>
             <w:top w:w="15" w:type="dxa"/>
             <w:left w:w="15" w:type="dxa"/>
@@ -19037,7 +18997,6 @@
             <w:insideH w:val="none" w:color="auto" w:sz="0" w:space="0"/>
             <w:insideV w:val="none" w:color="auto" w:sz="0" w:space="0"/>
           </w:tblBorders>
-          <w:shd w:val="clear" w:color="auto" w:fill="FFFFFF"/>
           <w:tblCellMar>
             <w:top w:w="15" w:type="dxa"/>
             <w:left w:w="15" w:type="dxa"/>
@@ -19237,7 +19196,6 @@
             <w:insideH w:val="none" w:color="auto" w:sz="0" w:space="0"/>
             <w:insideV w:val="none" w:color="auto" w:sz="0" w:space="0"/>
           </w:tblBorders>
-          <w:shd w:val="clear" w:color="auto" w:fill="FFFFFF"/>
           <w:tblCellMar>
             <w:top w:w="15" w:type="dxa"/>
             <w:left w:w="15" w:type="dxa"/>
@@ -19437,7 +19395,6 @@
             <w:insideH w:val="none" w:color="auto" w:sz="0" w:space="0"/>
             <w:insideV w:val="none" w:color="auto" w:sz="0" w:space="0"/>
           </w:tblBorders>
-          <w:shd w:val="clear" w:color="auto" w:fill="FFFFFF"/>
           <w:tblCellMar>
             <w:top w:w="15" w:type="dxa"/>
             <w:left w:w="15" w:type="dxa"/>
@@ -19637,7 +19594,6 @@
             <w:insideH w:val="none" w:color="auto" w:sz="0" w:space="0"/>
             <w:insideV w:val="none" w:color="auto" w:sz="0" w:space="0"/>
           </w:tblBorders>
-          <w:shd w:val="clear" w:color="auto" w:fill="FFFFFF"/>
           <w:tblCellMar>
             <w:top w:w="15" w:type="dxa"/>
             <w:left w:w="15" w:type="dxa"/>
@@ -19837,7 +19793,6 @@
             <w:insideH w:val="none" w:color="auto" w:sz="0" w:space="0"/>
             <w:insideV w:val="none" w:color="auto" w:sz="0" w:space="0"/>
           </w:tblBorders>
-          <w:shd w:val="clear" w:color="auto" w:fill="FFFFFF"/>
           <w:tblCellMar>
             <w:top w:w="15" w:type="dxa"/>
             <w:left w:w="15" w:type="dxa"/>
@@ -20037,7 +19992,6 @@
             <w:insideH w:val="none" w:color="auto" w:sz="0" w:space="0"/>
             <w:insideV w:val="none" w:color="auto" w:sz="0" w:space="0"/>
           </w:tblBorders>
-          <w:shd w:val="clear" w:color="auto" w:fill="FFFFFF"/>
           <w:tblCellMar>
             <w:top w:w="15" w:type="dxa"/>
             <w:left w:w="15" w:type="dxa"/>
@@ -20252,7 +20206,6 @@
             <w:insideH w:val="none" w:color="auto" w:sz="0" w:space="0"/>
             <w:insideV w:val="none" w:color="auto" w:sz="0" w:space="0"/>
           </w:tblBorders>
-          <w:shd w:val="clear" w:color="auto" w:fill="FFFFFF"/>
           <w:tblCellMar>
             <w:top w:w="15" w:type="dxa"/>
             <w:left w:w="15" w:type="dxa"/>
@@ -20451,7 +20404,6 @@
             <w:insideH w:val="none" w:color="auto" w:sz="0" w:space="0"/>
             <w:insideV w:val="none" w:color="auto" w:sz="0" w:space="0"/>
           </w:tblBorders>
-          <w:shd w:val="clear" w:color="auto" w:fill="FFFFFF"/>
           <w:tblCellMar>
             <w:top w:w="15" w:type="dxa"/>
             <w:left w:w="15" w:type="dxa"/>

--- a/7-技术管理/运行记录类文件/070201-运维服务技术研发规划.docx
+++ b/7-技术管理/运行记录类文件/070201-运维服务技术研发规划.docx
@@ -2,27 +2,6 @@
 <file path=word/document.xml><?xml version="1.0" encoding="utf-8"?>
 <w:document xmlns:wpc="http://schemas.microsoft.com/office/word/2010/wordprocessingCanvas" xmlns:mc="http://schemas.openxmlformats.org/markup-compatibility/2006" xmlns:o="urn:schemas-microsoft-com:office:office" xmlns:r="http://schemas.openxmlformats.org/officeDocument/2006/relationships" xmlns:m="http://schemas.openxmlformats.org/officeDocument/2006/math" xmlns:v="urn:schemas-microsoft-com:vml" xmlns:wp14="http://schemas.microsoft.com/office/word/2010/wordprocessingDrawing" xmlns:wp="http://schemas.openxmlformats.org/drawingml/2006/wordprocessingDrawing" xmlns:w="http://schemas.openxmlformats.org/wordprocessingml/2006/main" xmlns:w14="http://schemas.microsoft.com/office/word/2010/wordml" xmlns:w10="urn:schemas-microsoft-com:office:word" xmlns:w15="http://schemas.microsoft.com/office/word/2012/wordml" xmlns:wpg="http://schemas.microsoft.com/office/word/2010/wordprocessingGroup" xmlns:wpi="http://schemas.microsoft.com/office/word/2010/wordprocessingInk" xmlns:wne="http://schemas.microsoft.com/office/word/2006/wordml" xmlns:wps="http://schemas.microsoft.com/office/word/2010/wordprocessingShape" xmlns:wpsCustomData="http://www.wps.cn/officeDocument/2013/wpsCustomData" mc:Ignorable="w14 w15 wp14">
   <w:body>
-    <w:p>
-      <w:pPr>
-        <w:pStyle w:val="31"/>
-        <w:keepNext w:val="0"/>
-        <w:keepLines w:val="0"/>
-        <w:pageBreakBefore w:val="0"/>
-        <w:widowControl w:val="0"/>
-        <w:kinsoku w:val="0"/>
-        <w:wordWrap/>
-        <w:overflowPunct/>
-        <w:topLinePunct w:val="0"/>
-        <w:autoSpaceDE w:val="0"/>
-        <w:autoSpaceDN w:val="0"/>
-        <w:bidi w:val="0"/>
-        <w:adjustRightInd w:val="0"/>
-        <w:snapToGrid w:val="0"/>
-        <w:textAlignment w:val="baseline"/>
-      </w:pPr>
-      <w:bookmarkStart w:id="56" w:name="_GoBack"/>
-      <w:bookmarkEnd w:id="56"/>
-    </w:p>
     <w:p>
       <w:pPr>
         <w:pStyle w:val="31"/>
@@ -60,7 +39,7 @@
         <w:snapToGrid w:val="0"/>
         <w:textAlignment w:val="baseline"/>
       </w:pPr>
-      <w:bookmarkStart w:id="0" w:name="_Toc30496"/>
+      <w:bookmarkStart w:id="0" w:name="_Toc1368"/>
       <w:r>
         <w:t>运维服务技术研发规划</w:t>
       </w:r>
@@ -84,7 +63,7 @@
         <w:snapToGrid w:val="0"/>
         <w:textAlignment w:val="baseline"/>
       </w:pPr>
-      <w:bookmarkStart w:id="1" w:name="_Toc26539"/>
+      <w:bookmarkStart w:id="1" w:name="_Toc26554"/>
       <w:r>
         <w:t>中达丰集团有限公司</w:t>
       </w:r>
@@ -191,7 +170,7 @@
           <w:szCs w:val="21"/>
         </w:rPr>
       </w:pPr>
-      <w:bookmarkStart w:id="2" w:name="_Toc4374"/>
+      <w:bookmarkStart w:id="2" w:name="_Toc18793"/>
       <w:r>
         <w:rPr>
           <w:rFonts w:ascii="宋体" w:hAnsi="宋体" w:eastAsia="宋体" w:cs="宋体"/>
@@ -1586,6 +1565,8 @@
               <w:tab w:val="right" w:leader="dot" w:pos="8554"/>
             </w:tabs>
           </w:pPr>
+          <w:bookmarkStart w:id="56" w:name="_GoBack"/>
+          <w:bookmarkEnd w:id="56"/>
           <w:r>
             <w:rPr>
               <w:rFonts w:hint="eastAsia" w:ascii="Microsoft JhengHei" w:hAnsi="Microsoft JhengHei" w:eastAsia="Microsoft JhengHei" w:cs="Microsoft JhengHei"/>
@@ -1622,7 +1603,7 @@
               <w:rFonts w:hint="eastAsia" w:ascii="Microsoft JhengHei" w:hAnsi="Microsoft JhengHei" w:eastAsia="Microsoft JhengHei" w:cs="Microsoft JhengHei"/>
               <w:szCs w:val="24"/>
             </w:rPr>
-            <w:instrText xml:space="preserve"> HYPERLINK \l _Toc30496 </w:instrText>
+            <w:instrText xml:space="preserve"> HYPERLINK \l _Toc1368 </w:instrText>
           </w:r>
           <w:r>
             <w:rPr>
@@ -1641,7 +1622,7 @@
             <w:fldChar w:fldCharType="begin"/>
           </w:r>
           <w:r>
-            <w:instrText xml:space="preserve"> PAGEREF _Toc30496 \h </w:instrText>
+            <w:instrText xml:space="preserve"> PAGEREF _Toc1368 \h </w:instrText>
           </w:r>
           <w:r>
             <w:fldChar w:fldCharType="separate"/>
@@ -1679,7 +1660,7 @@
               <w:rFonts w:hint="eastAsia" w:ascii="Microsoft JhengHei" w:hAnsi="Microsoft JhengHei" w:eastAsia="Microsoft JhengHei" w:cs="Microsoft JhengHei"/>
               <w:szCs w:val="24"/>
             </w:rPr>
-            <w:instrText xml:space="preserve"> HYPERLINK \l _Toc26539 </w:instrText>
+            <w:instrText xml:space="preserve"> HYPERLINK \l _Toc26554 </w:instrText>
           </w:r>
           <w:r>
             <w:rPr>
@@ -1698,7 +1679,7 @@
             <w:fldChar w:fldCharType="begin"/>
           </w:r>
           <w:r>
-            <w:instrText xml:space="preserve"> PAGEREF _Toc26539 \h </w:instrText>
+            <w:instrText xml:space="preserve"> PAGEREF _Toc26554 \h </w:instrText>
           </w:r>
           <w:r>
             <w:fldChar w:fldCharType="separate"/>
@@ -1736,7 +1717,7 @@
               <w:rFonts w:hint="eastAsia" w:ascii="Microsoft JhengHei" w:hAnsi="Microsoft JhengHei" w:eastAsia="Microsoft JhengHei" w:cs="Microsoft JhengHei"/>
               <w:szCs w:val="24"/>
             </w:rPr>
-            <w:instrText xml:space="preserve"> HYPERLINK \l _Toc4374 </w:instrText>
+            <w:instrText xml:space="preserve"> HYPERLINK \l _Toc18793 </w:instrText>
           </w:r>
           <w:r>
             <w:rPr>
@@ -1760,7 +1741,7 @@
             <w:fldChar w:fldCharType="begin"/>
           </w:r>
           <w:r>
-            <w:instrText xml:space="preserve"> PAGEREF _Toc4374 \h </w:instrText>
+            <w:instrText xml:space="preserve"> PAGEREF _Toc18793 \h </w:instrText>
           </w:r>
           <w:r>
             <w:fldChar w:fldCharType="separate"/>
@@ -1798,7 +1779,7 @@
               <w:rFonts w:hint="eastAsia" w:ascii="Microsoft JhengHei" w:hAnsi="Microsoft JhengHei" w:eastAsia="Microsoft JhengHei" w:cs="Microsoft JhengHei"/>
               <w:szCs w:val="24"/>
             </w:rPr>
-            <w:instrText xml:space="preserve"> HYPERLINK \l _Toc3361 </w:instrText>
+            <w:instrText xml:space="preserve"> HYPERLINK \l _Toc4300 </w:instrText>
           </w:r>
           <w:r>
             <w:rPr>
@@ -1823,7 +1804,7 @@
             <w:fldChar w:fldCharType="begin"/>
           </w:r>
           <w:r>
-            <w:instrText xml:space="preserve"> PAGEREF _Toc3361 \h </w:instrText>
+            <w:instrText xml:space="preserve"> PAGEREF _Toc4300 \h </w:instrText>
           </w:r>
           <w:r>
             <w:fldChar w:fldCharType="separate"/>
@@ -1861,7 +1842,7 @@
               <w:rFonts w:hint="eastAsia" w:ascii="Microsoft JhengHei" w:hAnsi="Microsoft JhengHei" w:eastAsia="Microsoft JhengHei" w:cs="Microsoft JhengHei"/>
               <w:szCs w:val="24"/>
             </w:rPr>
-            <w:instrText xml:space="preserve"> HYPERLINK \l _Toc13257 </w:instrText>
+            <w:instrText xml:space="preserve"> HYPERLINK \l _Toc8320 </w:instrText>
           </w:r>
           <w:r>
             <w:rPr>
@@ -1891,7 +1872,7 @@
             <w:fldChar w:fldCharType="begin"/>
           </w:r>
           <w:r>
-            <w:instrText xml:space="preserve"> PAGEREF _Toc13257 \h </w:instrText>
+            <w:instrText xml:space="preserve"> PAGEREF _Toc8320 \h </w:instrText>
           </w:r>
           <w:r>
             <w:fldChar w:fldCharType="separate"/>
@@ -1929,7 +1910,7 @@
               <w:rFonts w:hint="eastAsia" w:ascii="Microsoft JhengHei" w:hAnsi="Microsoft JhengHei" w:eastAsia="Microsoft JhengHei" w:cs="Microsoft JhengHei"/>
               <w:szCs w:val="24"/>
             </w:rPr>
-            <w:instrText xml:space="preserve"> HYPERLINK \l _Toc9319 </w:instrText>
+            <w:instrText xml:space="preserve"> HYPERLINK \l _Toc32316 </w:instrText>
           </w:r>
           <w:r>
             <w:rPr>
@@ -1959,7 +1940,7 @@
             <w:fldChar w:fldCharType="begin"/>
           </w:r>
           <w:r>
-            <w:instrText xml:space="preserve"> PAGEREF _Toc9319 \h </w:instrText>
+            <w:instrText xml:space="preserve"> PAGEREF _Toc32316 \h </w:instrText>
           </w:r>
           <w:r>
             <w:fldChar w:fldCharType="separate"/>
@@ -1997,7 +1978,7 @@
               <w:rFonts w:hint="eastAsia" w:ascii="Microsoft JhengHei" w:hAnsi="Microsoft JhengHei" w:eastAsia="Microsoft JhengHei" w:cs="Microsoft JhengHei"/>
               <w:szCs w:val="24"/>
             </w:rPr>
-            <w:instrText xml:space="preserve"> HYPERLINK \l _Toc17914 </w:instrText>
+            <w:instrText xml:space="preserve"> HYPERLINK \l _Toc17197 </w:instrText>
           </w:r>
           <w:r>
             <w:rPr>
@@ -2027,7 +2008,7 @@
             <w:fldChar w:fldCharType="begin"/>
           </w:r>
           <w:r>
-            <w:instrText xml:space="preserve"> PAGEREF _Toc17914 \h </w:instrText>
+            <w:instrText xml:space="preserve"> PAGEREF _Toc17197 \h </w:instrText>
           </w:r>
           <w:r>
             <w:fldChar w:fldCharType="separate"/>
@@ -2065,7 +2046,7 @@
               <w:rFonts w:hint="eastAsia" w:ascii="Microsoft JhengHei" w:hAnsi="Microsoft JhengHei" w:eastAsia="Microsoft JhengHei" w:cs="Microsoft JhengHei"/>
               <w:szCs w:val="24"/>
             </w:rPr>
-            <w:instrText xml:space="preserve"> HYPERLINK \l _Toc25452 </w:instrText>
+            <w:instrText xml:space="preserve"> HYPERLINK \l _Toc3037 </w:instrText>
           </w:r>
           <w:r>
             <w:rPr>
@@ -2088,7 +2069,7 @@
             <w:fldChar w:fldCharType="begin"/>
           </w:r>
           <w:r>
-            <w:instrText xml:space="preserve"> PAGEREF _Toc25452 \h </w:instrText>
+            <w:instrText xml:space="preserve"> PAGEREF _Toc3037 \h </w:instrText>
           </w:r>
           <w:r>
             <w:fldChar w:fldCharType="separate"/>
@@ -2126,7 +2107,7 @@
               <w:rFonts w:hint="eastAsia" w:ascii="Microsoft JhengHei" w:hAnsi="Microsoft JhengHei" w:eastAsia="Microsoft JhengHei" w:cs="Microsoft JhengHei"/>
               <w:szCs w:val="24"/>
             </w:rPr>
-            <w:instrText xml:space="preserve"> HYPERLINK \l _Toc12100 </w:instrText>
+            <w:instrText xml:space="preserve"> HYPERLINK \l _Toc5487 </w:instrText>
           </w:r>
           <w:r>
             <w:rPr>
@@ -2149,7 +2130,7 @@
             <w:fldChar w:fldCharType="begin"/>
           </w:r>
           <w:r>
-            <w:instrText xml:space="preserve"> PAGEREF _Toc12100 \h </w:instrText>
+            <w:instrText xml:space="preserve"> PAGEREF _Toc5487 \h </w:instrText>
           </w:r>
           <w:r>
             <w:fldChar w:fldCharType="separate"/>
@@ -2187,7 +2168,7 @@
               <w:rFonts w:hint="eastAsia" w:ascii="Microsoft JhengHei" w:hAnsi="Microsoft JhengHei" w:eastAsia="Microsoft JhengHei" w:cs="Microsoft JhengHei"/>
               <w:szCs w:val="24"/>
             </w:rPr>
-            <w:instrText xml:space="preserve"> HYPERLINK \l _Toc7967 </w:instrText>
+            <w:instrText xml:space="preserve"> HYPERLINK \l _Toc3909 </w:instrText>
           </w:r>
           <w:r>
             <w:rPr>
@@ -2210,7 +2191,7 @@
             <w:fldChar w:fldCharType="begin"/>
           </w:r>
           <w:r>
-            <w:instrText xml:space="preserve"> PAGEREF _Toc7967 \h </w:instrText>
+            <w:instrText xml:space="preserve"> PAGEREF _Toc3909 \h </w:instrText>
           </w:r>
           <w:r>
             <w:fldChar w:fldCharType="separate"/>
@@ -2248,7 +2229,7 @@
               <w:rFonts w:hint="eastAsia" w:ascii="Microsoft JhengHei" w:hAnsi="Microsoft JhengHei" w:eastAsia="Microsoft JhengHei" w:cs="Microsoft JhengHei"/>
               <w:szCs w:val="24"/>
             </w:rPr>
-            <w:instrText xml:space="preserve"> HYPERLINK \l _Toc21913 </w:instrText>
+            <w:instrText xml:space="preserve"> HYPERLINK \l _Toc22995 </w:instrText>
           </w:r>
           <w:r>
             <w:rPr>
@@ -2271,7 +2252,7 @@
             <w:fldChar w:fldCharType="begin"/>
           </w:r>
           <w:r>
-            <w:instrText xml:space="preserve"> PAGEREF _Toc21913 \h </w:instrText>
+            <w:instrText xml:space="preserve"> PAGEREF _Toc22995 \h </w:instrText>
           </w:r>
           <w:r>
             <w:fldChar w:fldCharType="separate"/>
@@ -2309,7 +2290,7 @@
               <w:rFonts w:hint="eastAsia" w:ascii="Microsoft JhengHei" w:hAnsi="Microsoft JhengHei" w:eastAsia="Microsoft JhengHei" w:cs="Microsoft JhengHei"/>
               <w:szCs w:val="24"/>
             </w:rPr>
-            <w:instrText xml:space="preserve"> HYPERLINK \l _Toc24447 </w:instrText>
+            <w:instrText xml:space="preserve"> HYPERLINK \l _Toc7916 </w:instrText>
           </w:r>
           <w:r>
             <w:rPr>
@@ -2332,7 +2313,7 @@
             <w:fldChar w:fldCharType="begin"/>
           </w:r>
           <w:r>
-            <w:instrText xml:space="preserve"> PAGEREF _Toc24447 \h </w:instrText>
+            <w:instrText xml:space="preserve"> PAGEREF _Toc7916 \h </w:instrText>
           </w:r>
           <w:r>
             <w:fldChar w:fldCharType="separate"/>
@@ -2370,7 +2351,7 @@
               <w:rFonts w:hint="eastAsia" w:ascii="Microsoft JhengHei" w:hAnsi="Microsoft JhengHei" w:eastAsia="Microsoft JhengHei" w:cs="Microsoft JhengHei"/>
               <w:szCs w:val="24"/>
             </w:rPr>
-            <w:instrText xml:space="preserve"> HYPERLINK \l _Toc15230 </w:instrText>
+            <w:instrText xml:space="preserve"> HYPERLINK \l _Toc14979 </w:instrText>
           </w:r>
           <w:r>
             <w:rPr>
@@ -2393,7 +2374,7 @@
             <w:fldChar w:fldCharType="begin"/>
           </w:r>
           <w:r>
-            <w:instrText xml:space="preserve"> PAGEREF _Toc15230 \h </w:instrText>
+            <w:instrText xml:space="preserve"> PAGEREF _Toc14979 \h </w:instrText>
           </w:r>
           <w:r>
             <w:fldChar w:fldCharType="separate"/>
@@ -2431,7 +2412,7 @@
               <w:rFonts w:hint="eastAsia" w:ascii="Microsoft JhengHei" w:hAnsi="Microsoft JhengHei" w:eastAsia="Microsoft JhengHei" w:cs="Microsoft JhengHei"/>
               <w:szCs w:val="24"/>
             </w:rPr>
-            <w:instrText xml:space="preserve"> HYPERLINK \l _Toc30044 </w:instrText>
+            <w:instrText xml:space="preserve"> HYPERLINK \l _Toc23432 </w:instrText>
           </w:r>
           <w:r>
             <w:rPr>
@@ -2454,7 +2435,7 @@
             <w:fldChar w:fldCharType="begin"/>
           </w:r>
           <w:r>
-            <w:instrText xml:space="preserve"> PAGEREF _Toc30044 \h </w:instrText>
+            <w:instrText xml:space="preserve"> PAGEREF _Toc23432 \h </w:instrText>
           </w:r>
           <w:r>
             <w:fldChar w:fldCharType="separate"/>
@@ -2492,7 +2473,7 @@
               <w:rFonts w:hint="eastAsia" w:ascii="Microsoft JhengHei" w:hAnsi="Microsoft JhengHei" w:eastAsia="Microsoft JhengHei" w:cs="Microsoft JhengHei"/>
               <w:szCs w:val="24"/>
             </w:rPr>
-            <w:instrText xml:space="preserve"> HYPERLINK \l _Toc28004 </w:instrText>
+            <w:instrText xml:space="preserve"> HYPERLINK \l _Toc16334 </w:instrText>
           </w:r>
           <w:r>
             <w:rPr>
@@ -2515,7 +2496,7 @@
             <w:fldChar w:fldCharType="begin"/>
           </w:r>
           <w:r>
-            <w:instrText xml:space="preserve"> PAGEREF _Toc28004 \h </w:instrText>
+            <w:instrText xml:space="preserve"> PAGEREF _Toc16334 \h </w:instrText>
           </w:r>
           <w:r>
             <w:fldChar w:fldCharType="separate"/>
@@ -2553,7 +2534,7 @@
               <w:rFonts w:hint="eastAsia" w:ascii="Microsoft JhengHei" w:hAnsi="Microsoft JhengHei" w:eastAsia="Microsoft JhengHei" w:cs="Microsoft JhengHei"/>
               <w:szCs w:val="24"/>
             </w:rPr>
-            <w:instrText xml:space="preserve"> HYPERLINK \l _Toc9942 </w:instrText>
+            <w:instrText xml:space="preserve"> HYPERLINK \l _Toc5356 </w:instrText>
           </w:r>
           <w:r>
             <w:rPr>
@@ -2576,7 +2557,7 @@
             <w:fldChar w:fldCharType="begin"/>
           </w:r>
           <w:r>
-            <w:instrText xml:space="preserve"> PAGEREF _Toc9942 \h </w:instrText>
+            <w:instrText xml:space="preserve"> PAGEREF _Toc5356 \h </w:instrText>
           </w:r>
           <w:r>
             <w:fldChar w:fldCharType="separate"/>
@@ -2614,7 +2595,7 @@
               <w:rFonts w:hint="eastAsia" w:ascii="Microsoft JhengHei" w:hAnsi="Microsoft JhengHei" w:eastAsia="Microsoft JhengHei" w:cs="Microsoft JhengHei"/>
               <w:szCs w:val="24"/>
             </w:rPr>
-            <w:instrText xml:space="preserve"> HYPERLINK \l _Toc7825 </w:instrText>
+            <w:instrText xml:space="preserve"> HYPERLINK \l _Toc18418 </w:instrText>
           </w:r>
           <w:r>
             <w:rPr>
@@ -2637,7 +2618,7 @@
             <w:fldChar w:fldCharType="begin"/>
           </w:r>
           <w:r>
-            <w:instrText xml:space="preserve"> PAGEREF _Toc7825 \h </w:instrText>
+            <w:instrText xml:space="preserve"> PAGEREF _Toc18418 \h </w:instrText>
           </w:r>
           <w:r>
             <w:fldChar w:fldCharType="separate"/>
@@ -2675,7 +2656,7 @@
               <w:rFonts w:hint="eastAsia" w:ascii="Microsoft JhengHei" w:hAnsi="Microsoft JhengHei" w:eastAsia="Microsoft JhengHei" w:cs="Microsoft JhengHei"/>
               <w:szCs w:val="24"/>
             </w:rPr>
-            <w:instrText xml:space="preserve"> HYPERLINK \l _Toc28958 </w:instrText>
+            <w:instrText xml:space="preserve"> HYPERLINK \l _Toc12081 </w:instrText>
           </w:r>
           <w:r>
             <w:rPr>
@@ -2698,7 +2679,7 @@
             <w:fldChar w:fldCharType="begin"/>
           </w:r>
           <w:r>
-            <w:instrText xml:space="preserve"> PAGEREF _Toc28958 \h </w:instrText>
+            <w:instrText xml:space="preserve"> PAGEREF _Toc12081 \h </w:instrText>
           </w:r>
           <w:r>
             <w:fldChar w:fldCharType="separate"/>
@@ -2736,7 +2717,7 @@
               <w:rFonts w:hint="eastAsia" w:ascii="Microsoft JhengHei" w:hAnsi="Microsoft JhengHei" w:eastAsia="Microsoft JhengHei" w:cs="Microsoft JhengHei"/>
               <w:szCs w:val="24"/>
             </w:rPr>
-            <w:instrText xml:space="preserve"> HYPERLINK \l _Toc6765 </w:instrText>
+            <w:instrText xml:space="preserve"> HYPERLINK \l _Toc29229 </w:instrText>
           </w:r>
           <w:r>
             <w:rPr>
@@ -2759,7 +2740,7 @@
             <w:fldChar w:fldCharType="begin"/>
           </w:r>
           <w:r>
-            <w:instrText xml:space="preserve"> PAGEREF _Toc6765 \h </w:instrText>
+            <w:instrText xml:space="preserve"> PAGEREF _Toc29229 \h </w:instrText>
           </w:r>
           <w:r>
             <w:fldChar w:fldCharType="separate"/>
@@ -2797,7 +2778,7 @@
               <w:rFonts w:hint="eastAsia" w:ascii="Microsoft JhengHei" w:hAnsi="Microsoft JhengHei" w:eastAsia="Microsoft JhengHei" w:cs="Microsoft JhengHei"/>
               <w:szCs w:val="24"/>
             </w:rPr>
-            <w:instrText xml:space="preserve"> HYPERLINK \l _Toc4364 </w:instrText>
+            <w:instrText xml:space="preserve"> HYPERLINK \l _Toc4608 </w:instrText>
           </w:r>
           <w:r>
             <w:rPr>
@@ -2820,7 +2801,7 @@
             <w:fldChar w:fldCharType="begin"/>
           </w:r>
           <w:r>
-            <w:instrText xml:space="preserve"> PAGEREF _Toc4364 \h </w:instrText>
+            <w:instrText xml:space="preserve"> PAGEREF _Toc4608 \h </w:instrText>
           </w:r>
           <w:r>
             <w:fldChar w:fldCharType="separate"/>
@@ -2858,7 +2839,7 @@
               <w:rFonts w:hint="eastAsia" w:ascii="Microsoft JhengHei" w:hAnsi="Microsoft JhengHei" w:eastAsia="Microsoft JhengHei" w:cs="Microsoft JhengHei"/>
               <w:szCs w:val="24"/>
             </w:rPr>
-            <w:instrText xml:space="preserve"> HYPERLINK \l _Toc5434 </w:instrText>
+            <w:instrText xml:space="preserve"> HYPERLINK \l _Toc16225 </w:instrText>
           </w:r>
           <w:r>
             <w:rPr>
@@ -2881,7 +2862,7 @@
             <w:fldChar w:fldCharType="begin"/>
           </w:r>
           <w:r>
-            <w:instrText xml:space="preserve"> PAGEREF _Toc5434 \h </w:instrText>
+            <w:instrText xml:space="preserve"> PAGEREF _Toc16225 \h </w:instrText>
           </w:r>
           <w:r>
             <w:fldChar w:fldCharType="separate"/>
@@ -2919,7 +2900,7 @@
               <w:rFonts w:hint="eastAsia" w:ascii="Microsoft JhengHei" w:hAnsi="Microsoft JhengHei" w:eastAsia="Microsoft JhengHei" w:cs="Microsoft JhengHei"/>
               <w:szCs w:val="24"/>
             </w:rPr>
-            <w:instrText xml:space="preserve"> HYPERLINK \l _Toc20862 </w:instrText>
+            <w:instrText xml:space="preserve"> HYPERLINK \l _Toc31526 </w:instrText>
           </w:r>
           <w:r>
             <w:rPr>
@@ -2942,7 +2923,7 @@
             <w:fldChar w:fldCharType="begin"/>
           </w:r>
           <w:r>
-            <w:instrText xml:space="preserve"> PAGEREF _Toc20862 \h </w:instrText>
+            <w:instrText xml:space="preserve"> PAGEREF _Toc31526 \h </w:instrText>
           </w:r>
           <w:r>
             <w:fldChar w:fldCharType="separate"/>
@@ -2980,7 +2961,7 @@
               <w:rFonts w:hint="eastAsia" w:ascii="Microsoft JhengHei" w:hAnsi="Microsoft JhengHei" w:eastAsia="Microsoft JhengHei" w:cs="Microsoft JhengHei"/>
               <w:szCs w:val="24"/>
             </w:rPr>
-            <w:instrText xml:space="preserve"> HYPERLINK \l _Toc32633 </w:instrText>
+            <w:instrText xml:space="preserve"> HYPERLINK \l _Toc31950 </w:instrText>
           </w:r>
           <w:r>
             <w:rPr>
@@ -3003,7 +2984,7 @@
             <w:fldChar w:fldCharType="begin"/>
           </w:r>
           <w:r>
-            <w:instrText xml:space="preserve"> PAGEREF _Toc32633 \h </w:instrText>
+            <w:instrText xml:space="preserve"> PAGEREF _Toc31950 \h </w:instrText>
           </w:r>
           <w:r>
             <w:fldChar w:fldCharType="separate"/>
@@ -3041,7 +3022,7 @@
               <w:rFonts w:hint="eastAsia" w:ascii="Microsoft JhengHei" w:hAnsi="Microsoft JhengHei" w:eastAsia="Microsoft JhengHei" w:cs="Microsoft JhengHei"/>
               <w:szCs w:val="24"/>
             </w:rPr>
-            <w:instrText xml:space="preserve"> HYPERLINK \l _Toc21921 </w:instrText>
+            <w:instrText xml:space="preserve"> HYPERLINK \l _Toc5858 </w:instrText>
           </w:r>
           <w:r>
             <w:rPr>
@@ -3064,7 +3045,7 @@
             <w:fldChar w:fldCharType="begin"/>
           </w:r>
           <w:r>
-            <w:instrText xml:space="preserve"> PAGEREF _Toc21921 \h </w:instrText>
+            <w:instrText xml:space="preserve"> PAGEREF _Toc5858 \h </w:instrText>
           </w:r>
           <w:r>
             <w:fldChar w:fldCharType="separate"/>
@@ -3102,7 +3083,7 @@
               <w:rFonts w:hint="eastAsia" w:ascii="Microsoft JhengHei" w:hAnsi="Microsoft JhengHei" w:eastAsia="Microsoft JhengHei" w:cs="Microsoft JhengHei"/>
               <w:szCs w:val="24"/>
             </w:rPr>
-            <w:instrText xml:space="preserve"> HYPERLINK \l _Toc22925 </w:instrText>
+            <w:instrText xml:space="preserve"> HYPERLINK \l _Toc29106 </w:instrText>
           </w:r>
           <w:r>
             <w:rPr>
@@ -3125,7 +3106,7 @@
             <w:fldChar w:fldCharType="begin"/>
           </w:r>
           <w:r>
-            <w:instrText xml:space="preserve"> PAGEREF _Toc22925 \h </w:instrText>
+            <w:instrText xml:space="preserve"> PAGEREF _Toc29106 \h </w:instrText>
           </w:r>
           <w:r>
             <w:fldChar w:fldCharType="separate"/>
@@ -3163,7 +3144,7 @@
               <w:rFonts w:hint="eastAsia" w:ascii="Microsoft JhengHei" w:hAnsi="Microsoft JhengHei" w:eastAsia="Microsoft JhengHei" w:cs="Microsoft JhengHei"/>
               <w:szCs w:val="24"/>
             </w:rPr>
-            <w:instrText xml:space="preserve"> HYPERLINK \l _Toc1682 </w:instrText>
+            <w:instrText xml:space="preserve"> HYPERLINK \l _Toc5004 </w:instrText>
           </w:r>
           <w:r>
             <w:rPr>
@@ -3186,7 +3167,7 @@
             <w:fldChar w:fldCharType="begin"/>
           </w:r>
           <w:r>
-            <w:instrText xml:space="preserve"> PAGEREF _Toc1682 \h </w:instrText>
+            <w:instrText xml:space="preserve"> PAGEREF _Toc5004 \h </w:instrText>
           </w:r>
           <w:r>
             <w:fldChar w:fldCharType="separate"/>
@@ -3224,7 +3205,7 @@
               <w:rFonts w:hint="eastAsia" w:ascii="Microsoft JhengHei" w:hAnsi="Microsoft JhengHei" w:eastAsia="Microsoft JhengHei" w:cs="Microsoft JhengHei"/>
               <w:szCs w:val="24"/>
             </w:rPr>
-            <w:instrText xml:space="preserve"> HYPERLINK \l _Toc12631 </w:instrText>
+            <w:instrText xml:space="preserve"> HYPERLINK \l _Toc20174 </w:instrText>
           </w:r>
           <w:r>
             <w:rPr>
@@ -3261,7 +3242,7 @@
             <w:fldChar w:fldCharType="begin"/>
           </w:r>
           <w:r>
-            <w:instrText xml:space="preserve"> PAGEREF _Toc12631 \h </w:instrText>
+            <w:instrText xml:space="preserve"> PAGEREF _Toc20174 \h </w:instrText>
           </w:r>
           <w:r>
             <w:fldChar w:fldCharType="separate"/>
@@ -3299,7 +3280,7 @@
               <w:rFonts w:hint="eastAsia" w:ascii="Microsoft JhengHei" w:hAnsi="Microsoft JhengHei" w:eastAsia="Microsoft JhengHei" w:cs="Microsoft JhengHei"/>
               <w:szCs w:val="24"/>
             </w:rPr>
-            <w:instrText xml:space="preserve"> HYPERLINK \l _Toc18170 </w:instrText>
+            <w:instrText xml:space="preserve"> HYPERLINK \l _Toc21381 </w:instrText>
           </w:r>
           <w:r>
             <w:rPr>
@@ -3350,7 +3331,7 @@
             <w:fldChar w:fldCharType="begin"/>
           </w:r>
           <w:r>
-            <w:instrText xml:space="preserve"> PAGEREF _Toc18170 \h </w:instrText>
+            <w:instrText xml:space="preserve"> PAGEREF _Toc21381 \h </w:instrText>
           </w:r>
           <w:r>
             <w:fldChar w:fldCharType="separate"/>
@@ -3388,7 +3369,7 @@
               <w:rFonts w:hint="eastAsia" w:ascii="Microsoft JhengHei" w:hAnsi="Microsoft JhengHei" w:eastAsia="Microsoft JhengHei" w:cs="Microsoft JhengHei"/>
               <w:szCs w:val="24"/>
             </w:rPr>
-            <w:instrText xml:space="preserve"> HYPERLINK \l _Toc487 </w:instrText>
+            <w:instrText xml:space="preserve"> HYPERLINK \l _Toc5917 </w:instrText>
           </w:r>
           <w:r>
             <w:rPr>
@@ -3439,7 +3420,7 @@
             <w:fldChar w:fldCharType="begin"/>
           </w:r>
           <w:r>
-            <w:instrText xml:space="preserve"> PAGEREF _Toc487 \h </w:instrText>
+            <w:instrText xml:space="preserve"> PAGEREF _Toc5917 \h </w:instrText>
           </w:r>
           <w:r>
             <w:fldChar w:fldCharType="separate"/>
@@ -3477,7 +3458,7 @@
               <w:rFonts w:hint="eastAsia" w:ascii="Microsoft JhengHei" w:hAnsi="Microsoft JhengHei" w:eastAsia="Microsoft JhengHei" w:cs="Microsoft JhengHei"/>
               <w:szCs w:val="24"/>
             </w:rPr>
-            <w:instrText xml:space="preserve"> HYPERLINK \l _Toc25745 </w:instrText>
+            <w:instrText xml:space="preserve"> HYPERLINK \l _Toc14222 </w:instrText>
           </w:r>
           <w:r>
             <w:rPr>
@@ -3500,7 +3481,7 @@
             <w:fldChar w:fldCharType="begin"/>
           </w:r>
           <w:r>
-            <w:instrText xml:space="preserve"> PAGEREF _Toc25745 \h </w:instrText>
+            <w:instrText xml:space="preserve"> PAGEREF _Toc14222 \h </w:instrText>
           </w:r>
           <w:r>
             <w:fldChar w:fldCharType="separate"/>
@@ -3538,7 +3519,7 @@
               <w:rFonts w:hint="eastAsia" w:ascii="Microsoft JhengHei" w:hAnsi="Microsoft JhengHei" w:eastAsia="Microsoft JhengHei" w:cs="Microsoft JhengHei"/>
               <w:szCs w:val="24"/>
             </w:rPr>
-            <w:instrText xml:space="preserve"> HYPERLINK \l _Toc11633 </w:instrText>
+            <w:instrText xml:space="preserve"> HYPERLINK \l _Toc13123 </w:instrText>
           </w:r>
           <w:r>
             <w:rPr>
@@ -3561,7 +3542,7 @@
             <w:fldChar w:fldCharType="begin"/>
           </w:r>
           <w:r>
-            <w:instrText xml:space="preserve"> PAGEREF _Toc11633 \h </w:instrText>
+            <w:instrText xml:space="preserve"> PAGEREF _Toc13123 \h </w:instrText>
           </w:r>
           <w:r>
             <w:fldChar w:fldCharType="separate"/>
@@ -3599,7 +3580,7 @@
               <w:rFonts w:hint="eastAsia" w:ascii="Microsoft JhengHei" w:hAnsi="Microsoft JhengHei" w:eastAsia="Microsoft JhengHei" w:cs="Microsoft JhengHei"/>
               <w:szCs w:val="24"/>
             </w:rPr>
-            <w:instrText xml:space="preserve"> HYPERLINK \l _Toc16041 </w:instrText>
+            <w:instrText xml:space="preserve"> HYPERLINK \l _Toc3321 </w:instrText>
           </w:r>
           <w:r>
             <w:rPr>
@@ -3622,7 +3603,7 @@
             <w:fldChar w:fldCharType="begin"/>
           </w:r>
           <w:r>
-            <w:instrText xml:space="preserve"> PAGEREF _Toc16041 \h </w:instrText>
+            <w:instrText xml:space="preserve"> PAGEREF _Toc3321 \h </w:instrText>
           </w:r>
           <w:r>
             <w:fldChar w:fldCharType="separate"/>
@@ -3660,7 +3641,7 @@
               <w:rFonts w:hint="eastAsia" w:ascii="Microsoft JhengHei" w:hAnsi="Microsoft JhengHei" w:eastAsia="Microsoft JhengHei" w:cs="Microsoft JhengHei"/>
               <w:szCs w:val="24"/>
             </w:rPr>
-            <w:instrText xml:space="preserve"> HYPERLINK \l _Toc19493 </w:instrText>
+            <w:instrText xml:space="preserve"> HYPERLINK \l _Toc11650 </w:instrText>
           </w:r>
           <w:r>
             <w:rPr>
@@ -3683,7 +3664,7 @@
             <w:fldChar w:fldCharType="begin"/>
           </w:r>
           <w:r>
-            <w:instrText xml:space="preserve"> PAGEREF _Toc19493 \h </w:instrText>
+            <w:instrText xml:space="preserve"> PAGEREF _Toc11650 \h </w:instrText>
           </w:r>
           <w:r>
             <w:fldChar w:fldCharType="separate"/>
@@ -3721,7 +3702,7 @@
               <w:rFonts w:hint="eastAsia" w:ascii="Microsoft JhengHei" w:hAnsi="Microsoft JhengHei" w:eastAsia="Microsoft JhengHei" w:cs="Microsoft JhengHei"/>
               <w:szCs w:val="24"/>
             </w:rPr>
-            <w:instrText xml:space="preserve"> HYPERLINK \l _Toc4663 </w:instrText>
+            <w:instrText xml:space="preserve"> HYPERLINK \l _Toc18009 </w:instrText>
           </w:r>
           <w:r>
             <w:rPr>
@@ -3751,7 +3732,7 @@
             <w:fldChar w:fldCharType="begin"/>
           </w:r>
           <w:r>
-            <w:instrText xml:space="preserve"> PAGEREF _Toc4663 \h </w:instrText>
+            <w:instrText xml:space="preserve"> PAGEREF _Toc18009 \h </w:instrText>
           </w:r>
           <w:r>
             <w:fldChar w:fldCharType="separate"/>
@@ -3789,7 +3770,7 @@
               <w:rFonts w:hint="eastAsia" w:ascii="Microsoft JhengHei" w:hAnsi="Microsoft JhengHei" w:eastAsia="Microsoft JhengHei" w:cs="Microsoft JhengHei"/>
               <w:szCs w:val="24"/>
             </w:rPr>
-            <w:instrText xml:space="preserve"> HYPERLINK \l _Toc7841 </w:instrText>
+            <w:instrText xml:space="preserve"> HYPERLINK \l _Toc16942 </w:instrText>
           </w:r>
           <w:r>
             <w:rPr>
@@ -3812,7 +3793,7 @@
             <w:fldChar w:fldCharType="begin"/>
           </w:r>
           <w:r>
-            <w:instrText xml:space="preserve"> PAGEREF _Toc7841 \h </w:instrText>
+            <w:instrText xml:space="preserve"> PAGEREF _Toc16942 \h </w:instrText>
           </w:r>
           <w:r>
             <w:fldChar w:fldCharType="separate"/>
@@ -3850,7 +3831,7 @@
               <w:rFonts w:hint="eastAsia" w:ascii="Microsoft JhengHei" w:hAnsi="Microsoft JhengHei" w:eastAsia="Microsoft JhengHei" w:cs="Microsoft JhengHei"/>
               <w:szCs w:val="24"/>
             </w:rPr>
-            <w:instrText xml:space="preserve"> HYPERLINK \l _Toc7919 </w:instrText>
+            <w:instrText xml:space="preserve"> HYPERLINK \l _Toc6800 </w:instrText>
           </w:r>
           <w:r>
             <w:rPr>
@@ -3873,7 +3854,7 @@
             <w:fldChar w:fldCharType="begin"/>
           </w:r>
           <w:r>
-            <w:instrText xml:space="preserve"> PAGEREF _Toc7919 \h </w:instrText>
+            <w:instrText xml:space="preserve"> PAGEREF _Toc6800 \h </w:instrText>
           </w:r>
           <w:r>
             <w:fldChar w:fldCharType="separate"/>
@@ -3911,7 +3892,7 @@
               <w:rFonts w:hint="eastAsia" w:ascii="Microsoft JhengHei" w:hAnsi="Microsoft JhengHei" w:eastAsia="Microsoft JhengHei" w:cs="Microsoft JhengHei"/>
               <w:szCs w:val="24"/>
             </w:rPr>
-            <w:instrText xml:space="preserve"> HYPERLINK \l _Toc10515 </w:instrText>
+            <w:instrText xml:space="preserve"> HYPERLINK \l _Toc4349 </w:instrText>
           </w:r>
           <w:r>
             <w:rPr>
@@ -3934,7 +3915,7 @@
             <w:fldChar w:fldCharType="begin"/>
           </w:r>
           <w:r>
-            <w:instrText xml:space="preserve"> PAGEREF _Toc10515 \h </w:instrText>
+            <w:instrText xml:space="preserve"> PAGEREF _Toc4349 \h </w:instrText>
           </w:r>
           <w:r>
             <w:fldChar w:fldCharType="separate"/>
@@ -3972,7 +3953,7 @@
               <w:rFonts w:hint="eastAsia" w:ascii="Microsoft JhengHei" w:hAnsi="Microsoft JhengHei" w:eastAsia="Microsoft JhengHei" w:cs="Microsoft JhengHei"/>
               <w:szCs w:val="24"/>
             </w:rPr>
-            <w:instrText xml:space="preserve"> HYPERLINK \l _Toc13931 </w:instrText>
+            <w:instrText xml:space="preserve"> HYPERLINK \l _Toc17771 </w:instrText>
           </w:r>
           <w:r>
             <w:rPr>
@@ -3995,7 +3976,7 @@
             <w:fldChar w:fldCharType="begin"/>
           </w:r>
           <w:r>
-            <w:instrText xml:space="preserve"> PAGEREF _Toc13931 \h </w:instrText>
+            <w:instrText xml:space="preserve"> PAGEREF _Toc17771 \h </w:instrText>
           </w:r>
           <w:r>
             <w:fldChar w:fldCharType="separate"/>
@@ -4033,7 +4014,7 @@
               <w:rFonts w:hint="eastAsia" w:ascii="Microsoft JhengHei" w:hAnsi="Microsoft JhengHei" w:eastAsia="Microsoft JhengHei" w:cs="Microsoft JhengHei"/>
               <w:szCs w:val="24"/>
             </w:rPr>
-            <w:instrText xml:space="preserve"> HYPERLINK \l _Toc25670 </w:instrText>
+            <w:instrText xml:space="preserve"> HYPERLINK \l _Toc23979 </w:instrText>
           </w:r>
           <w:r>
             <w:rPr>
@@ -4056,7 +4037,7 @@
             <w:fldChar w:fldCharType="begin"/>
           </w:r>
           <w:r>
-            <w:instrText xml:space="preserve"> PAGEREF _Toc25670 \h </w:instrText>
+            <w:instrText xml:space="preserve"> PAGEREF _Toc23979 \h </w:instrText>
           </w:r>
           <w:r>
             <w:fldChar w:fldCharType="separate"/>
@@ -4094,7 +4075,7 @@
               <w:rFonts w:hint="eastAsia" w:ascii="Microsoft JhengHei" w:hAnsi="Microsoft JhengHei" w:eastAsia="Microsoft JhengHei" w:cs="Microsoft JhengHei"/>
               <w:szCs w:val="24"/>
             </w:rPr>
-            <w:instrText xml:space="preserve"> HYPERLINK \l _Toc3455 </w:instrText>
+            <w:instrText xml:space="preserve"> HYPERLINK \l _Toc15935 </w:instrText>
           </w:r>
           <w:r>
             <w:rPr>
@@ -4117,7 +4098,7 @@
             <w:fldChar w:fldCharType="begin"/>
           </w:r>
           <w:r>
-            <w:instrText xml:space="preserve"> PAGEREF _Toc3455 \h </w:instrText>
+            <w:instrText xml:space="preserve"> PAGEREF _Toc15935 \h </w:instrText>
           </w:r>
           <w:r>
             <w:fldChar w:fldCharType="separate"/>
@@ -4155,7 +4136,7 @@
               <w:rFonts w:hint="eastAsia" w:ascii="Microsoft JhengHei" w:hAnsi="Microsoft JhengHei" w:eastAsia="Microsoft JhengHei" w:cs="Microsoft JhengHei"/>
               <w:szCs w:val="24"/>
             </w:rPr>
-            <w:instrText xml:space="preserve"> HYPERLINK \l _Toc7207 </w:instrText>
+            <w:instrText xml:space="preserve"> HYPERLINK \l _Toc700 </w:instrText>
           </w:r>
           <w:r>
             <w:rPr>
@@ -4178,7 +4159,7 @@
             <w:fldChar w:fldCharType="begin"/>
           </w:r>
           <w:r>
-            <w:instrText xml:space="preserve"> PAGEREF _Toc7207 \h </w:instrText>
+            <w:instrText xml:space="preserve"> PAGEREF _Toc700 \h </w:instrText>
           </w:r>
           <w:r>
             <w:fldChar w:fldCharType="separate"/>
@@ -4216,7 +4197,7 @@
               <w:rFonts w:hint="eastAsia" w:ascii="Microsoft JhengHei" w:hAnsi="Microsoft JhengHei" w:eastAsia="Microsoft JhengHei" w:cs="Microsoft JhengHei"/>
               <w:szCs w:val="24"/>
             </w:rPr>
-            <w:instrText xml:space="preserve"> HYPERLINK \l _Toc10528 </w:instrText>
+            <w:instrText xml:space="preserve"> HYPERLINK \l _Toc7182 </w:instrText>
           </w:r>
           <w:r>
             <w:rPr>
@@ -4239,7 +4220,7 @@
             <w:fldChar w:fldCharType="begin"/>
           </w:r>
           <w:r>
-            <w:instrText xml:space="preserve"> PAGEREF _Toc10528 \h </w:instrText>
+            <w:instrText xml:space="preserve"> PAGEREF _Toc7182 \h </w:instrText>
           </w:r>
           <w:r>
             <w:fldChar w:fldCharType="separate"/>
@@ -4277,7 +4258,7 @@
               <w:rFonts w:hint="eastAsia" w:ascii="Microsoft JhengHei" w:hAnsi="Microsoft JhengHei" w:eastAsia="Microsoft JhengHei" w:cs="Microsoft JhengHei"/>
               <w:szCs w:val="24"/>
             </w:rPr>
-            <w:instrText xml:space="preserve"> HYPERLINK \l _Toc3990 </w:instrText>
+            <w:instrText xml:space="preserve"> HYPERLINK \l _Toc3947 </w:instrText>
           </w:r>
           <w:r>
             <w:rPr>
@@ -4300,7 +4281,7 @@
             <w:fldChar w:fldCharType="begin"/>
           </w:r>
           <w:r>
-            <w:instrText xml:space="preserve"> PAGEREF _Toc3990 \h </w:instrText>
+            <w:instrText xml:space="preserve"> PAGEREF _Toc3947 \h </w:instrText>
           </w:r>
           <w:r>
             <w:fldChar w:fldCharType="separate"/>
@@ -4338,7 +4319,7 @@
               <w:rFonts w:hint="eastAsia" w:ascii="Microsoft JhengHei" w:hAnsi="Microsoft JhengHei" w:eastAsia="Microsoft JhengHei" w:cs="Microsoft JhengHei"/>
               <w:szCs w:val="24"/>
             </w:rPr>
-            <w:instrText xml:space="preserve"> HYPERLINK \l _Toc19333 </w:instrText>
+            <w:instrText xml:space="preserve"> HYPERLINK \l _Toc23622 </w:instrText>
           </w:r>
           <w:r>
             <w:rPr>
@@ -4368,7 +4349,7 @@
             <w:fldChar w:fldCharType="begin"/>
           </w:r>
           <w:r>
-            <w:instrText xml:space="preserve"> PAGEREF _Toc19333 \h </w:instrText>
+            <w:instrText xml:space="preserve"> PAGEREF _Toc23622 \h </w:instrText>
           </w:r>
           <w:r>
             <w:fldChar w:fldCharType="separate"/>
@@ -4406,7 +4387,7 @@
               <w:rFonts w:hint="eastAsia" w:ascii="Microsoft JhengHei" w:hAnsi="Microsoft JhengHei" w:eastAsia="Microsoft JhengHei" w:cs="Microsoft JhengHei"/>
               <w:szCs w:val="24"/>
             </w:rPr>
-            <w:instrText xml:space="preserve"> HYPERLINK \l _Toc17264 </w:instrText>
+            <w:instrText xml:space="preserve"> HYPERLINK \l _Toc4621 </w:instrText>
           </w:r>
           <w:r>
             <w:rPr>
@@ -4436,7 +4417,7 @@
             <w:fldChar w:fldCharType="begin"/>
           </w:r>
           <w:r>
-            <w:instrText xml:space="preserve"> PAGEREF _Toc17264 \h </w:instrText>
+            <w:instrText xml:space="preserve"> PAGEREF _Toc4621 \h </w:instrText>
           </w:r>
           <w:r>
             <w:fldChar w:fldCharType="separate"/>
@@ -4474,7 +4455,7 @@
               <w:rFonts w:hint="eastAsia" w:ascii="Microsoft JhengHei" w:hAnsi="Microsoft JhengHei" w:eastAsia="Microsoft JhengHei" w:cs="Microsoft JhengHei"/>
               <w:szCs w:val="24"/>
             </w:rPr>
-            <w:instrText xml:space="preserve"> HYPERLINK \l _Toc11129 </w:instrText>
+            <w:instrText xml:space="preserve"> HYPERLINK \l _Toc10271 </w:instrText>
           </w:r>
           <w:r>
             <w:rPr>
@@ -4504,7 +4485,7 @@
             <w:fldChar w:fldCharType="begin"/>
           </w:r>
           <w:r>
-            <w:instrText xml:space="preserve"> PAGEREF _Toc11129 \h </w:instrText>
+            <w:instrText xml:space="preserve"> PAGEREF _Toc10271 \h </w:instrText>
           </w:r>
           <w:r>
             <w:fldChar w:fldCharType="separate"/>
@@ -4542,7 +4523,7 @@
               <w:rFonts w:hint="eastAsia" w:ascii="Microsoft JhengHei" w:hAnsi="Microsoft JhengHei" w:eastAsia="Microsoft JhengHei" w:cs="Microsoft JhengHei"/>
               <w:szCs w:val="24"/>
             </w:rPr>
-            <w:instrText xml:space="preserve"> HYPERLINK \l _Toc19254 </w:instrText>
+            <w:instrText xml:space="preserve"> HYPERLINK \l _Toc23140 </w:instrText>
           </w:r>
           <w:r>
             <w:rPr>
@@ -4572,7 +4553,7 @@
             <w:fldChar w:fldCharType="begin"/>
           </w:r>
           <w:r>
-            <w:instrText xml:space="preserve"> PAGEREF _Toc19254 \h </w:instrText>
+            <w:instrText xml:space="preserve"> PAGEREF _Toc23140 \h </w:instrText>
           </w:r>
           <w:r>
             <w:fldChar w:fldCharType="separate"/>
@@ -4610,7 +4591,7 @@
               <w:rFonts w:hint="eastAsia" w:ascii="Microsoft JhengHei" w:hAnsi="Microsoft JhengHei" w:eastAsia="Microsoft JhengHei" w:cs="Microsoft JhengHei"/>
               <w:szCs w:val="24"/>
             </w:rPr>
-            <w:instrText xml:space="preserve"> HYPERLINK \l _Toc20199 </w:instrText>
+            <w:instrText xml:space="preserve"> HYPERLINK \l _Toc22035 </w:instrText>
           </w:r>
           <w:r>
             <w:rPr>
@@ -4640,7 +4621,7 @@
             <w:fldChar w:fldCharType="begin"/>
           </w:r>
           <w:r>
-            <w:instrText xml:space="preserve"> PAGEREF _Toc20199 \h </w:instrText>
+            <w:instrText xml:space="preserve"> PAGEREF _Toc22035 \h </w:instrText>
           </w:r>
           <w:r>
             <w:fldChar w:fldCharType="separate"/>
@@ -4678,7 +4659,7 @@
               <w:rFonts w:hint="eastAsia" w:ascii="Microsoft JhengHei" w:hAnsi="Microsoft JhengHei" w:eastAsia="Microsoft JhengHei" w:cs="Microsoft JhengHei"/>
               <w:szCs w:val="24"/>
             </w:rPr>
-            <w:instrText xml:space="preserve"> HYPERLINK \l _Toc7113 </w:instrText>
+            <w:instrText xml:space="preserve"> HYPERLINK \l _Toc7099 </w:instrText>
           </w:r>
           <w:r>
             <w:rPr>
@@ -4708,7 +4689,7 @@
             <w:fldChar w:fldCharType="begin"/>
           </w:r>
           <w:r>
-            <w:instrText xml:space="preserve"> PAGEREF _Toc7113 \h </w:instrText>
+            <w:instrText xml:space="preserve"> PAGEREF _Toc7099 \h </w:instrText>
           </w:r>
           <w:r>
             <w:fldChar w:fldCharType="separate"/>
@@ -4746,7 +4727,7 @@
               <w:rFonts w:hint="eastAsia" w:ascii="Microsoft JhengHei" w:hAnsi="Microsoft JhengHei" w:eastAsia="Microsoft JhengHei" w:cs="Microsoft JhengHei"/>
               <w:szCs w:val="24"/>
             </w:rPr>
-            <w:instrText xml:space="preserve"> HYPERLINK \l _Toc27440 </w:instrText>
+            <w:instrText xml:space="preserve"> HYPERLINK \l _Toc4116 </w:instrText>
           </w:r>
           <w:r>
             <w:rPr>
@@ -4776,7 +4757,7 @@
             <w:fldChar w:fldCharType="begin"/>
           </w:r>
           <w:r>
-            <w:instrText xml:space="preserve"> PAGEREF _Toc27440 \h </w:instrText>
+            <w:instrText xml:space="preserve"> PAGEREF _Toc4116 \h </w:instrText>
           </w:r>
           <w:r>
             <w:fldChar w:fldCharType="separate"/>
@@ -4814,7 +4795,7 @@
               <w:rFonts w:hint="eastAsia" w:ascii="Microsoft JhengHei" w:hAnsi="Microsoft JhengHei" w:eastAsia="Microsoft JhengHei" w:cs="Microsoft JhengHei"/>
               <w:szCs w:val="24"/>
             </w:rPr>
-            <w:instrText xml:space="preserve"> HYPERLINK \l _Toc24840 </w:instrText>
+            <w:instrText xml:space="preserve"> HYPERLINK \l _Toc21703 </w:instrText>
           </w:r>
           <w:r>
             <w:rPr>
@@ -4844,7 +4825,7 @@
             <w:fldChar w:fldCharType="begin"/>
           </w:r>
           <w:r>
-            <w:instrText xml:space="preserve"> PAGEREF _Toc24840 \h </w:instrText>
+            <w:instrText xml:space="preserve"> PAGEREF _Toc21703 \h </w:instrText>
           </w:r>
           <w:r>
             <w:fldChar w:fldCharType="separate"/>
@@ -4882,7 +4863,7 @@
               <w:rFonts w:hint="eastAsia" w:ascii="Microsoft JhengHei" w:hAnsi="Microsoft JhengHei" w:eastAsia="Microsoft JhengHei" w:cs="Microsoft JhengHei"/>
               <w:szCs w:val="24"/>
             </w:rPr>
-            <w:instrText xml:space="preserve"> HYPERLINK \l _Toc203 </w:instrText>
+            <w:instrText xml:space="preserve"> HYPERLINK \l _Toc3172 </w:instrText>
           </w:r>
           <w:r>
             <w:rPr>
@@ -4905,7 +4886,7 @@
             <w:fldChar w:fldCharType="begin"/>
           </w:r>
           <w:r>
-            <w:instrText xml:space="preserve"> PAGEREF _Toc203 \h </w:instrText>
+            <w:instrText xml:space="preserve"> PAGEREF _Toc3172 \h </w:instrText>
           </w:r>
           <w:r>
             <w:fldChar w:fldCharType="separate"/>
@@ -4943,7 +4924,7 @@
               <w:rFonts w:hint="eastAsia" w:ascii="Microsoft JhengHei" w:hAnsi="Microsoft JhengHei" w:eastAsia="Microsoft JhengHei" w:cs="Microsoft JhengHei"/>
               <w:szCs w:val="24"/>
             </w:rPr>
-            <w:instrText xml:space="preserve"> HYPERLINK \l _Toc21842 </w:instrText>
+            <w:instrText xml:space="preserve"> HYPERLINK \l _Toc21403 </w:instrText>
           </w:r>
           <w:r>
             <w:rPr>
@@ -4966,7 +4947,7 @@
             <w:fldChar w:fldCharType="begin"/>
           </w:r>
           <w:r>
-            <w:instrText xml:space="preserve"> PAGEREF _Toc21842 \h </w:instrText>
+            <w:instrText xml:space="preserve"> PAGEREF _Toc21403 \h </w:instrText>
           </w:r>
           <w:r>
             <w:fldChar w:fldCharType="separate"/>
@@ -5004,7 +4985,7 @@
               <w:rFonts w:hint="eastAsia" w:ascii="Microsoft JhengHei" w:hAnsi="Microsoft JhengHei" w:eastAsia="Microsoft JhengHei" w:cs="Microsoft JhengHei"/>
               <w:szCs w:val="24"/>
             </w:rPr>
-            <w:instrText xml:space="preserve"> HYPERLINK \l _Toc21816 </w:instrText>
+            <w:instrText xml:space="preserve"> HYPERLINK \l _Toc30270 </w:instrText>
           </w:r>
           <w:r>
             <w:rPr>
@@ -5027,7 +5008,7 @@
             <w:fldChar w:fldCharType="begin"/>
           </w:r>
           <w:r>
-            <w:instrText xml:space="preserve"> PAGEREF _Toc21816 \h </w:instrText>
+            <w:instrText xml:space="preserve"> PAGEREF _Toc30270 \h </w:instrText>
           </w:r>
           <w:r>
             <w:fldChar w:fldCharType="separate"/>
@@ -5065,7 +5046,7 @@
               <w:rFonts w:hint="eastAsia" w:ascii="Microsoft JhengHei" w:hAnsi="Microsoft JhengHei" w:eastAsia="Microsoft JhengHei" w:cs="Microsoft JhengHei"/>
               <w:szCs w:val="24"/>
             </w:rPr>
-            <w:instrText xml:space="preserve"> HYPERLINK \l _Toc21060 </w:instrText>
+            <w:instrText xml:space="preserve"> HYPERLINK \l _Toc7731 </w:instrText>
           </w:r>
           <w:r>
             <w:rPr>
@@ -5088,7 +5069,7 @@
             <w:fldChar w:fldCharType="begin"/>
           </w:r>
           <w:r>
-            <w:instrText xml:space="preserve"> PAGEREF _Toc21060 \h </w:instrText>
+            <w:instrText xml:space="preserve"> PAGEREF _Toc7731 \h </w:instrText>
           </w:r>
           <w:r>
             <w:fldChar w:fldCharType="separate"/>
@@ -5126,7 +5107,7 @@
               <w:rFonts w:hint="eastAsia" w:ascii="Microsoft JhengHei" w:hAnsi="Microsoft JhengHei" w:eastAsia="Microsoft JhengHei" w:cs="Microsoft JhengHei"/>
               <w:szCs w:val="24"/>
             </w:rPr>
-            <w:instrText xml:space="preserve"> HYPERLINK \l _Toc17753 </w:instrText>
+            <w:instrText xml:space="preserve"> HYPERLINK \l _Toc19629 </w:instrText>
           </w:r>
           <w:r>
             <w:rPr>
@@ -5149,7 +5130,7 @@
             <w:fldChar w:fldCharType="begin"/>
           </w:r>
           <w:r>
-            <w:instrText xml:space="preserve"> PAGEREF _Toc17753 \h </w:instrText>
+            <w:instrText xml:space="preserve"> PAGEREF _Toc19629 \h </w:instrText>
           </w:r>
           <w:r>
             <w:fldChar w:fldCharType="separate"/>
@@ -5257,7 +5238,7 @@
         <w:snapToGrid w:val="0"/>
         <w:textAlignment w:val="baseline"/>
       </w:pPr>
-      <w:bookmarkStart w:id="3" w:name="_Toc3361"/>
+      <w:bookmarkStart w:id="3" w:name="_Toc4300"/>
       <w:r>
         <w:t>概述</w:t>
       </w:r>
@@ -5272,7 +5253,7 @@
           <w:lang w:val="en-US" w:eastAsia="zh-CN"/>
         </w:rPr>
       </w:pPr>
-      <w:bookmarkStart w:id="4" w:name="_Toc13257"/>
+      <w:bookmarkStart w:id="4" w:name="_Toc8320"/>
       <w:r>
         <w:rPr>
           <w:rFonts w:hint="eastAsia"/>
@@ -5309,7 +5290,7 @@
           <w:lang w:val="en-US" w:eastAsia="zh-CN"/>
         </w:rPr>
       </w:pPr>
-      <w:bookmarkStart w:id="5" w:name="_Toc9319"/>
+      <w:bookmarkStart w:id="5" w:name="_Toc32316"/>
       <w:r>
         <w:rPr>
           <w:rFonts w:hint="eastAsia"/>
@@ -5438,7 +5419,7 @@
           <w:lang w:val="en-US" w:eastAsia="zh-CN"/>
         </w:rPr>
       </w:pPr>
-      <w:bookmarkStart w:id="6" w:name="_Toc17914"/>
+      <w:bookmarkStart w:id="6" w:name="_Toc17197"/>
       <w:r>
         <w:rPr>
           <w:rFonts w:hint="eastAsia"/>
@@ -5488,7 +5469,7 @@
           <w:lang w:val="en-US" w:eastAsia="zh-CN"/>
         </w:rPr>
       </w:pPr>
-      <w:bookmarkStart w:id="7" w:name="_Toc25452"/>
+      <w:bookmarkStart w:id="7" w:name="_Toc3037"/>
       <w:r>
         <w:rPr>
           <w:rFonts w:hint="default"/>
@@ -5507,7 +5488,7 @@
           <w:lang w:val="en-US" w:eastAsia="zh-CN"/>
         </w:rPr>
       </w:pPr>
-      <w:bookmarkStart w:id="8" w:name="_Toc12100"/>
+      <w:bookmarkStart w:id="8" w:name="_Toc5487"/>
       <w:r>
         <w:rPr>
           <w:rFonts w:hint="default"/>
@@ -5628,7 +5609,7 @@
           <w:lang w:val="en-US" w:eastAsia="zh-CN"/>
         </w:rPr>
       </w:pPr>
-      <w:bookmarkStart w:id="9" w:name="_Toc7967"/>
+      <w:bookmarkStart w:id="9" w:name="_Toc3909"/>
       <w:r>
         <w:rPr>
           <w:rFonts w:hint="default"/>
@@ -5715,7 +5696,7 @@
           <w:lang w:val="en-US" w:eastAsia="zh-CN"/>
         </w:rPr>
       </w:pPr>
-      <w:bookmarkStart w:id="10" w:name="_Toc21913"/>
+      <w:bookmarkStart w:id="10" w:name="_Toc22995"/>
       <w:r>
         <w:rPr>
           <w:rFonts w:hint="default"/>
@@ -5734,7 +5715,7 @@
           <w:lang w:val="en-US" w:eastAsia="zh-CN"/>
         </w:rPr>
       </w:pPr>
-      <w:bookmarkStart w:id="11" w:name="_Toc24447"/>
+      <w:bookmarkStart w:id="11" w:name="_Toc7916"/>
       <w:r>
         <w:rPr>
           <w:rFonts w:hint="default"/>
@@ -5753,7 +5734,7 @@
           <w:lang w:val="en-US" w:eastAsia="zh-CN"/>
         </w:rPr>
       </w:pPr>
-      <w:bookmarkStart w:id="12" w:name="_Toc15230"/>
+      <w:bookmarkStart w:id="12" w:name="_Toc14979"/>
       <w:r>
         <w:rPr>
           <w:rFonts w:hint="default"/>
@@ -5840,7 +5821,7 @@
           <w:lang w:val="en-US" w:eastAsia="zh-CN"/>
         </w:rPr>
       </w:pPr>
-      <w:bookmarkStart w:id="13" w:name="_Toc30044"/>
+      <w:bookmarkStart w:id="13" w:name="_Toc23432"/>
       <w:r>
         <w:rPr>
           <w:rFonts w:hint="default"/>
@@ -5927,7 +5908,7 @@
           <w:lang w:val="en-US" w:eastAsia="zh-CN"/>
         </w:rPr>
       </w:pPr>
-      <w:bookmarkStart w:id="14" w:name="_Toc28004"/>
+      <w:bookmarkStart w:id="14" w:name="_Toc16334"/>
       <w:r>
         <w:rPr>
           <w:rFonts w:hint="default"/>
@@ -6014,7 +5995,7 @@
           <w:lang w:val="en-US" w:eastAsia="zh-CN"/>
         </w:rPr>
       </w:pPr>
-      <w:bookmarkStart w:id="15" w:name="_Toc9942"/>
+      <w:bookmarkStart w:id="15" w:name="_Toc5356"/>
       <w:r>
         <w:rPr>
           <w:rFonts w:hint="default"/>
@@ -6122,7 +6103,7 @@
           <w:lang w:val="en-US" w:eastAsia="zh-CN"/>
         </w:rPr>
       </w:pPr>
-      <w:bookmarkStart w:id="16" w:name="_Toc7825"/>
+      <w:bookmarkStart w:id="16" w:name="_Toc18418"/>
       <w:r>
         <w:rPr>
           <w:rFonts w:hint="default"/>
@@ -6209,7 +6190,7 @@
           <w:lang w:val="en-US" w:eastAsia="zh-CN"/>
         </w:rPr>
       </w:pPr>
-      <w:bookmarkStart w:id="17" w:name="_Toc28958"/>
+      <w:bookmarkStart w:id="17" w:name="_Toc12081"/>
       <w:r>
         <w:rPr>
           <w:rFonts w:hint="default"/>
@@ -6228,7 +6209,7 @@
           <w:lang w:val="en-US" w:eastAsia="zh-CN"/>
         </w:rPr>
       </w:pPr>
-      <w:bookmarkStart w:id="18" w:name="_Toc6765"/>
+      <w:bookmarkStart w:id="18" w:name="_Toc29229"/>
       <w:r>
         <w:rPr>
           <w:rFonts w:hint="default"/>
@@ -6298,7 +6279,7 @@
           <w:lang w:val="en-US" w:eastAsia="zh-CN"/>
         </w:rPr>
       </w:pPr>
-      <w:bookmarkStart w:id="19" w:name="_Toc4364"/>
+      <w:bookmarkStart w:id="19" w:name="_Toc4608"/>
       <w:r>
         <w:rPr>
           <w:rFonts w:hint="default"/>
@@ -6368,7 +6349,7 @@
           <w:lang w:val="en-US" w:eastAsia="zh-CN"/>
         </w:rPr>
       </w:pPr>
-      <w:bookmarkStart w:id="20" w:name="_Toc5434"/>
+      <w:bookmarkStart w:id="20" w:name="_Toc16225"/>
       <w:r>
         <w:rPr>
           <w:rFonts w:hint="default"/>
@@ -6387,7 +6368,7 @@
           <w:lang w:val="en-US" w:eastAsia="zh-CN"/>
         </w:rPr>
       </w:pPr>
-      <w:bookmarkStart w:id="21" w:name="_Toc20862"/>
+      <w:bookmarkStart w:id="21" w:name="_Toc31526"/>
       <w:r>
         <w:rPr>
           <w:rFonts w:hint="default"/>
@@ -6831,6 +6812,7 @@
             <w:insideH w:val="none" w:color="auto" w:sz="0" w:space="0"/>
             <w:insideV w:val="none" w:color="auto" w:sz="0" w:space="0"/>
           </w:tblBorders>
+          <w:shd w:val="clear" w:color="auto" w:fill="FFFFFF"/>
           <w:tblCellMar>
             <w:top w:w="15" w:type="dxa"/>
             <w:left w:w="15" w:type="dxa"/>
@@ -7027,6 +7009,7 @@
             <w:insideH w:val="none" w:color="auto" w:sz="0" w:space="0"/>
             <w:insideV w:val="none" w:color="auto" w:sz="0" w:space="0"/>
           </w:tblBorders>
+          <w:shd w:val="clear" w:color="auto" w:fill="FFFFFF"/>
           <w:tblCellMar>
             <w:top w:w="15" w:type="dxa"/>
             <w:left w:w="15" w:type="dxa"/>
@@ -7419,7 +7402,7 @@
           <w:lang w:val="en-US" w:eastAsia="zh-CN"/>
         </w:rPr>
       </w:pPr>
-      <w:bookmarkStart w:id="22" w:name="_Toc32633"/>
+      <w:bookmarkStart w:id="22" w:name="_Toc31950"/>
       <w:r>
         <w:rPr>
           <w:rFonts w:hint="default"/>
@@ -7523,7 +7506,7 @@
           <w:lang w:val="en-US" w:eastAsia="zh-CN"/>
         </w:rPr>
       </w:pPr>
-      <w:bookmarkStart w:id="23" w:name="_Toc21921"/>
+      <w:bookmarkStart w:id="23" w:name="_Toc5858"/>
       <w:r>
         <w:rPr>
           <w:rFonts w:hint="default"/>
@@ -7627,7 +7610,7 @@
           <w:lang w:val="en-US" w:eastAsia="zh-CN"/>
         </w:rPr>
       </w:pPr>
-      <w:bookmarkStart w:id="24" w:name="_Toc22925"/>
+      <w:bookmarkStart w:id="24" w:name="_Toc29106"/>
       <w:r>
         <w:rPr>
           <w:rFonts w:hint="default"/>
@@ -7646,7 +7629,7 @@
           <w:lang w:val="en-US" w:eastAsia="zh-CN"/>
         </w:rPr>
       </w:pPr>
-      <w:bookmarkStart w:id="25" w:name="_Toc1682"/>
+      <w:bookmarkStart w:id="25" w:name="_Toc5004"/>
       <w:r>
         <w:rPr>
           <w:rFonts w:hint="default"/>
@@ -7894,6 +7877,7 @@
             <w:insideH w:val="none" w:color="auto" w:sz="0" w:space="0"/>
             <w:insideV w:val="none" w:color="auto" w:sz="0" w:space="0"/>
           </w:tblBorders>
+          <w:shd w:val="clear" w:color="auto" w:fill="FFFFFF"/>
           <w:tblCellMar>
             <w:top w:w="15" w:type="dxa"/>
             <w:left w:w="15" w:type="dxa"/>
@@ -8119,6 +8103,7 @@
             <w:insideH w:val="none" w:color="auto" w:sz="0" w:space="0"/>
             <w:insideV w:val="none" w:color="auto" w:sz="0" w:space="0"/>
           </w:tblBorders>
+          <w:shd w:val="clear" w:color="auto" w:fill="FFFFFF"/>
           <w:tblCellMar>
             <w:top w:w="15" w:type="dxa"/>
             <w:left w:w="15" w:type="dxa"/>
@@ -8344,6 +8329,7 @@
             <w:insideH w:val="none" w:color="auto" w:sz="0" w:space="0"/>
             <w:insideV w:val="none" w:color="auto" w:sz="0" w:space="0"/>
           </w:tblBorders>
+          <w:shd w:val="clear" w:color="auto" w:fill="FFFFFF"/>
           <w:tblCellMar>
             <w:top w:w="15" w:type="dxa"/>
             <w:left w:w="15" w:type="dxa"/>
@@ -8569,6 +8555,7 @@
             <w:insideH w:val="none" w:color="auto" w:sz="0" w:space="0"/>
             <w:insideV w:val="none" w:color="auto" w:sz="0" w:space="0"/>
           </w:tblBorders>
+          <w:shd w:val="clear" w:color="auto" w:fill="FFFFFF"/>
           <w:tblCellMar>
             <w:top w:w="15" w:type="dxa"/>
             <w:left w:w="15" w:type="dxa"/>
@@ -8794,7 +8781,7 @@
           <w:lang w:val="en-US" w:eastAsia="zh-CN"/>
         </w:rPr>
       </w:pPr>
-      <w:bookmarkStart w:id="26" w:name="_Toc12631"/>
+      <w:bookmarkStart w:id="26" w:name="_Toc20174"/>
       <w:r>
         <w:rPr>
           <w:rFonts w:hint="default"/>
@@ -8855,7 +8842,6 @@
             <w:insideH w:val="none" w:color="auto" w:sz="0" w:space="0"/>
             <w:insideV w:val="none" w:color="auto" w:sz="0" w:space="0"/>
           </w:tblBorders>
-          <w:shd w:val="clear" w:color="auto" w:fill="FFFFFF"/>
           <w:tblCellMar>
             <w:top w:w="15" w:type="dxa"/>
             <w:left w:w="15" w:type="dxa"/>
@@ -9618,6 +9604,7 @@
             <w:insideH w:val="none" w:color="auto" w:sz="0" w:space="0"/>
             <w:insideV w:val="none" w:color="auto" w:sz="0" w:space="0"/>
           </w:tblBorders>
+          <w:shd w:val="clear" w:color="auto" w:fill="FFFFFF"/>
           <w:tblCellMar>
             <w:top w:w="15" w:type="dxa"/>
             <w:left w:w="15" w:type="dxa"/>
@@ -10228,7 +10215,7 @@
           <w:lang w:val="en-US" w:eastAsia="zh-CN"/>
         </w:rPr>
       </w:pPr>
-      <w:bookmarkStart w:id="27" w:name="_Toc18170"/>
+      <w:bookmarkStart w:id="27" w:name="_Toc21381"/>
       <w:r>
         <w:rPr>
           <w:rFonts w:hint="default"/>
@@ -10303,6 +10290,7 @@
             <w:insideH w:val="none" w:color="auto" w:sz="0" w:space="0"/>
             <w:insideV w:val="none" w:color="auto" w:sz="0" w:space="0"/>
           </w:tblBorders>
+          <w:shd w:val="clear" w:color="auto" w:fill="FFFFFF"/>
           <w:tblCellMar>
             <w:top w:w="15" w:type="dxa"/>
             <w:left w:w="15" w:type="dxa"/>
@@ -11138,6 +11126,7 @@
             <w:insideH w:val="none" w:color="auto" w:sz="0" w:space="0"/>
             <w:insideV w:val="none" w:color="auto" w:sz="0" w:space="0"/>
           </w:tblBorders>
+          <w:shd w:val="clear" w:color="auto" w:fill="FFFFFF"/>
           <w:tblCellMar>
             <w:top w:w="15" w:type="dxa"/>
             <w:left w:w="15" w:type="dxa"/>
@@ -11500,7 +11489,7 @@
           <w:lang w:val="en-US" w:eastAsia="zh-CN"/>
         </w:rPr>
       </w:pPr>
-      <w:bookmarkStart w:id="28" w:name="_Toc487"/>
+      <w:bookmarkStart w:id="28" w:name="_Toc5917"/>
       <w:r>
         <w:rPr>
           <w:rFonts w:hint="default"/>
@@ -11776,6 +11765,7 @@
             <w:insideH w:val="none" w:color="auto" w:sz="0" w:space="0"/>
             <w:insideV w:val="none" w:color="auto" w:sz="0" w:space="0"/>
           </w:tblBorders>
+          <w:shd w:val="clear" w:color="auto" w:fill="FFFFFF"/>
           <w:tblCellMar>
             <w:top w:w="15" w:type="dxa"/>
             <w:left w:w="15" w:type="dxa"/>
@@ -12001,6 +11991,7 @@
             <w:insideH w:val="none" w:color="auto" w:sz="0" w:space="0"/>
             <w:insideV w:val="none" w:color="auto" w:sz="0" w:space="0"/>
           </w:tblBorders>
+          <w:shd w:val="clear" w:color="auto" w:fill="FFFFFF"/>
           <w:tblCellMar>
             <w:top w:w="15" w:type="dxa"/>
             <w:left w:w="15" w:type="dxa"/>
@@ -12194,7 +12185,7 @@
           <w:lang w:val="en-US" w:eastAsia="zh-CN"/>
         </w:rPr>
       </w:pPr>
-      <w:bookmarkStart w:id="29" w:name="_Toc25745"/>
+      <w:bookmarkStart w:id="29" w:name="_Toc14222"/>
       <w:r>
         <w:rPr>
           <w:rFonts w:hint="default"/>
@@ -12241,6 +12232,7 @@
             <w:insideH w:val="none" w:color="auto" w:sz="0" w:space="0"/>
             <w:insideV w:val="none" w:color="auto" w:sz="0" w:space="0"/>
           </w:tblBorders>
+          <w:shd w:val="clear" w:color="auto" w:fill="FFFFFF"/>
           <w:tblCellMar>
             <w:top w:w="15" w:type="dxa"/>
             <w:left w:w="15" w:type="dxa"/>
@@ -12441,6 +12433,7 @@
             <w:insideH w:val="none" w:color="auto" w:sz="0" w:space="0"/>
             <w:insideV w:val="none" w:color="auto" w:sz="0" w:space="0"/>
           </w:tblBorders>
+          <w:shd w:val="clear" w:color="auto" w:fill="FFFFFF"/>
           <w:tblCellMar>
             <w:top w:w="15" w:type="dxa"/>
             <w:left w:w="15" w:type="dxa"/>
@@ -12634,6 +12627,7 @@
             <w:insideH w:val="none" w:color="auto" w:sz="0" w:space="0"/>
             <w:insideV w:val="none" w:color="auto" w:sz="0" w:space="0"/>
           </w:tblBorders>
+          <w:shd w:val="clear" w:color="auto" w:fill="FFFFFF"/>
           <w:tblCellMar>
             <w:top w:w="15" w:type="dxa"/>
             <w:left w:w="15" w:type="dxa"/>
@@ -12827,6 +12821,7 @@
             <w:insideH w:val="none" w:color="auto" w:sz="0" w:space="0"/>
             <w:insideV w:val="none" w:color="auto" w:sz="0" w:space="0"/>
           </w:tblBorders>
+          <w:shd w:val="clear" w:color="auto" w:fill="FFFFFF"/>
           <w:tblCellMar>
             <w:top w:w="15" w:type="dxa"/>
             <w:left w:w="15" w:type="dxa"/>
@@ -13020,7 +13015,7 @@
           <w:lang w:val="en-US" w:eastAsia="zh-CN"/>
         </w:rPr>
       </w:pPr>
-      <w:bookmarkStart w:id="30" w:name="_Toc11633"/>
+      <w:bookmarkStart w:id="30" w:name="_Toc13123"/>
       <w:r>
         <w:rPr>
           <w:rFonts w:hint="default"/>
@@ -13039,7 +13034,7 @@
           <w:lang w:val="en-US" w:eastAsia="zh-CN"/>
         </w:rPr>
       </w:pPr>
-      <w:bookmarkStart w:id="31" w:name="_Toc16041"/>
+      <w:bookmarkStart w:id="31" w:name="_Toc3321"/>
       <w:r>
         <w:rPr>
           <w:rFonts w:hint="default"/>
@@ -13538,6 +13533,7 @@
             <w:insideH w:val="none" w:color="auto" w:sz="0" w:space="0"/>
             <w:insideV w:val="none" w:color="auto" w:sz="0" w:space="0"/>
           </w:tblBorders>
+          <w:shd w:val="clear" w:color="auto" w:fill="auto"/>
           <w:tblCellMar>
             <w:top w:w="15" w:type="dxa"/>
             <w:left w:w="15" w:type="dxa"/>
@@ -14744,7 +14740,7 @@
           <w:lang w:val="en-US" w:eastAsia="zh-CN"/>
         </w:rPr>
       </w:pPr>
-      <w:bookmarkStart w:id="32" w:name="_Toc19493"/>
+      <w:bookmarkStart w:id="32" w:name="_Toc11650"/>
       <w:r>
         <w:rPr>
           <w:rFonts w:hint="default"/>
@@ -14992,6 +14988,7 @@
             <w:insideH w:val="none" w:color="auto" w:sz="0" w:space="0"/>
             <w:insideV w:val="none" w:color="auto" w:sz="0" w:space="0"/>
           </w:tblBorders>
+          <w:shd w:val="clear" w:color="auto" w:fill="FFFFFF"/>
           <w:tblCellMar>
             <w:top w:w="15" w:type="dxa"/>
             <w:left w:w="15" w:type="dxa"/>
@@ -15185,6 +15182,7 @@
             <w:insideH w:val="none" w:color="auto" w:sz="0" w:space="0"/>
             <w:insideV w:val="none" w:color="auto" w:sz="0" w:space="0"/>
           </w:tblBorders>
+          <w:shd w:val="clear" w:color="auto" w:fill="FFFFFF"/>
           <w:tblCellMar>
             <w:top w:w="15" w:type="dxa"/>
             <w:left w:w="15" w:type="dxa"/>
@@ -15378,6 +15376,7 @@
             <w:insideH w:val="none" w:color="auto" w:sz="0" w:space="0"/>
             <w:insideV w:val="none" w:color="auto" w:sz="0" w:space="0"/>
           </w:tblBorders>
+          <w:shd w:val="clear" w:color="auto" w:fill="FFFFFF"/>
           <w:tblCellMar>
             <w:top w:w="15" w:type="dxa"/>
             <w:left w:w="15" w:type="dxa"/>
@@ -15571,6 +15570,7 @@
             <w:insideH w:val="none" w:color="auto" w:sz="0" w:space="0"/>
             <w:insideV w:val="none" w:color="auto" w:sz="0" w:space="0"/>
           </w:tblBorders>
+          <w:shd w:val="clear" w:color="auto" w:fill="FFFFFF"/>
           <w:tblCellMar>
             <w:top w:w="15" w:type="dxa"/>
             <w:left w:w="15" w:type="dxa"/>
@@ -15764,6 +15764,7 @@
             <w:insideH w:val="none" w:color="auto" w:sz="0" w:space="0"/>
             <w:insideV w:val="none" w:color="auto" w:sz="0" w:space="0"/>
           </w:tblBorders>
+          <w:shd w:val="clear" w:color="auto" w:fill="FFFFFF"/>
           <w:tblCellMar>
             <w:top w:w="15" w:type="dxa"/>
             <w:left w:w="15" w:type="dxa"/>
@@ -15957,7 +15958,7 @@
           <w:lang w:val="en-US" w:eastAsia="zh-CN"/>
         </w:rPr>
       </w:pPr>
-      <w:bookmarkStart w:id="33" w:name="_Toc4663"/>
+      <w:bookmarkStart w:id="33" w:name="_Toc18009"/>
       <w:r>
         <w:rPr>
           <w:rFonts w:hint="eastAsia"/>
@@ -15976,7 +15977,7 @@
           <w:lang w:val="en-US" w:eastAsia="zh-CN"/>
         </w:rPr>
       </w:pPr>
-      <w:bookmarkStart w:id="34" w:name="_Toc7841"/>
+      <w:bookmarkStart w:id="34" w:name="_Toc16942"/>
       <w:r>
         <w:rPr>
           <w:rFonts w:hint="default"/>
@@ -16011,7 +16012,7 @@
           <w:lang w:val="en-US" w:eastAsia="zh-CN"/>
         </w:rPr>
       </w:pPr>
-      <w:bookmarkStart w:id="35" w:name="_Toc7919"/>
+      <w:bookmarkStart w:id="35" w:name="_Toc6800"/>
       <w:r>
         <w:rPr>
           <w:rFonts w:hint="default"/>
@@ -16046,7 +16047,7 @@
           <w:lang w:val="en-US" w:eastAsia="zh-CN"/>
         </w:rPr>
       </w:pPr>
-      <w:bookmarkStart w:id="36" w:name="_Toc10515"/>
+      <w:bookmarkStart w:id="36" w:name="_Toc4349"/>
       <w:r>
         <w:rPr>
           <w:rFonts w:hint="default"/>
@@ -17335,7 +17336,7 @@
           <w:lang w:val="en-US" w:eastAsia="zh-CN"/>
         </w:rPr>
       </w:pPr>
-      <w:bookmarkStart w:id="37" w:name="_Toc13931"/>
+      <w:bookmarkStart w:id="37" w:name="_Toc17771"/>
       <w:r>
         <w:rPr>
           <w:rFonts w:hint="default"/>
@@ -17354,7 +17355,7 @@
           <w:lang w:val="en-US" w:eastAsia="zh-CN"/>
         </w:rPr>
       </w:pPr>
-      <w:bookmarkStart w:id="38" w:name="_Toc25670"/>
+      <w:bookmarkStart w:id="38" w:name="_Toc23979"/>
       <w:r>
         <w:rPr>
           <w:rFonts w:hint="default"/>
@@ -17501,7 +17502,7 @@
           <w:lang w:val="en-US" w:eastAsia="zh-CN"/>
         </w:rPr>
       </w:pPr>
-      <w:bookmarkStart w:id="39" w:name="_Toc3455"/>
+      <w:bookmarkStart w:id="39" w:name="_Toc15935"/>
       <w:r>
         <w:rPr>
           <w:rFonts w:hint="default"/>
@@ -17632,7 +17633,7 @@
           <w:lang w:val="en-US" w:eastAsia="zh-CN"/>
         </w:rPr>
       </w:pPr>
-      <w:bookmarkStart w:id="40" w:name="_Toc7207"/>
+      <w:bookmarkStart w:id="40" w:name="_Toc700"/>
       <w:r>
         <w:rPr>
           <w:rFonts w:hint="default"/>
@@ -17795,7 +17796,7 @@
           <w:lang w:val="en-US" w:eastAsia="zh-CN"/>
         </w:rPr>
       </w:pPr>
-      <w:bookmarkStart w:id="41" w:name="_Toc10528"/>
+      <w:bookmarkStart w:id="41" w:name="_Toc7182"/>
       <w:r>
         <w:rPr>
           <w:rFonts w:hint="default"/>
@@ -17894,7 +17895,7 @@
           <w:lang w:val="en-US" w:eastAsia="zh-CN"/>
         </w:rPr>
       </w:pPr>
-      <w:bookmarkStart w:id="42" w:name="_Toc3990"/>
+      <w:bookmarkStart w:id="42" w:name="_Toc3947"/>
       <w:r>
         <w:rPr>
           <w:rFonts w:hint="default"/>
@@ -17977,7 +17978,7 @@
           <w:lang w:val="en-US" w:eastAsia="zh-CN"/>
         </w:rPr>
       </w:pPr>
-      <w:bookmarkStart w:id="43" w:name="_Toc19333"/>
+      <w:bookmarkStart w:id="43" w:name="_Toc23622"/>
       <w:r>
         <w:rPr>
           <w:rFonts w:hint="eastAsia"/>
@@ -17996,7 +17997,7 @@
           <w:lang w:val="en-US" w:eastAsia="zh-CN"/>
         </w:rPr>
       </w:pPr>
-      <w:bookmarkStart w:id="44" w:name="_Toc17264"/>
+      <w:bookmarkStart w:id="44" w:name="_Toc4621"/>
       <w:r>
         <w:rPr>
           <w:rFonts w:hint="eastAsia"/>
@@ -18038,7 +18039,7 @@
           <w:lang w:val="en-US" w:eastAsia="zh-CN"/>
         </w:rPr>
       </w:pPr>
-      <w:bookmarkStart w:id="45" w:name="_Toc11129"/>
+      <w:bookmarkStart w:id="45" w:name="_Toc10271"/>
       <w:r>
         <w:rPr>
           <w:rFonts w:hint="eastAsia"/>
@@ -18057,7 +18058,7 @@
           <w:lang w:val="en-US" w:eastAsia="zh-CN"/>
         </w:rPr>
       </w:pPr>
-      <w:bookmarkStart w:id="46" w:name="_Toc19254"/>
+      <w:bookmarkStart w:id="46" w:name="_Toc23140"/>
       <w:r>
         <w:rPr>
           <w:rFonts w:hint="eastAsia"/>
@@ -18108,7 +18109,7 @@
           <w:lang w:val="en-US" w:eastAsia="zh-CN"/>
         </w:rPr>
       </w:pPr>
-      <w:bookmarkStart w:id="47" w:name="_Toc20199"/>
+      <w:bookmarkStart w:id="47" w:name="_Toc22035"/>
       <w:r>
         <w:rPr>
           <w:rFonts w:hint="eastAsia"/>
@@ -18159,7 +18160,7 @@
           <w:lang w:val="en-US" w:eastAsia="zh-CN"/>
         </w:rPr>
       </w:pPr>
-      <w:bookmarkStart w:id="48" w:name="_Toc7113"/>
+      <w:bookmarkStart w:id="48" w:name="_Toc7099"/>
       <w:r>
         <w:rPr>
           <w:rFonts w:hint="eastAsia"/>
@@ -18210,7 +18211,7 @@
           <w:lang w:val="en-US" w:eastAsia="zh-CN"/>
         </w:rPr>
       </w:pPr>
-      <w:bookmarkStart w:id="49" w:name="_Toc27440"/>
+      <w:bookmarkStart w:id="49" w:name="_Toc4116"/>
       <w:r>
         <w:rPr>
           <w:rFonts w:hint="eastAsia"/>
@@ -18325,7 +18326,7 @@
           <w:lang w:val="en-US" w:eastAsia="zh-CN"/>
         </w:rPr>
       </w:pPr>
-      <w:bookmarkStart w:id="50" w:name="_Toc24840"/>
+      <w:bookmarkStart w:id="50" w:name="_Toc21703"/>
       <w:r>
         <w:rPr>
           <w:rFonts w:hint="eastAsia"/>
@@ -18357,7 +18358,7 @@
           <w:lang w:val="en-US" w:eastAsia="zh-CN"/>
         </w:rPr>
       </w:pPr>
-      <w:bookmarkStart w:id="51" w:name="_Toc203"/>
+      <w:bookmarkStart w:id="51" w:name="_Toc3172"/>
       <w:r>
         <w:rPr>
           <w:rFonts w:hint="default"/>
@@ -18405,6 +18406,12 @@
             <w:insideV w:val="none" w:color="auto" w:sz="0" w:space="0"/>
           </w:tblBorders>
           <w:shd w:val="clear" w:color="auto" w:fill="FFFFFF"/>
+          <w:tblCellMar>
+            <w:top w:w="15" w:type="dxa"/>
+            <w:left w:w="15" w:type="dxa"/>
+            <w:bottom w:w="15" w:type="dxa"/>
+            <w:right w:w="15" w:type="dxa"/>
+          </w:tblCellMar>
         </w:tblPrEx>
         <w:trPr>
           <w:trHeight w:val="0" w:hRule="atLeast"/>
@@ -18997,6 +19004,7 @@
             <w:insideH w:val="none" w:color="auto" w:sz="0" w:space="0"/>
             <w:insideV w:val="none" w:color="auto" w:sz="0" w:space="0"/>
           </w:tblBorders>
+          <w:shd w:val="clear" w:color="auto" w:fill="FFFFFF"/>
           <w:tblCellMar>
             <w:top w:w="15" w:type="dxa"/>
             <w:left w:w="15" w:type="dxa"/>
@@ -19182,6 +19190,606 @@
                 <w:lang w:val="en-US" w:eastAsia="zh-CN" w:bidi="ar"/>
               </w:rPr>
               <w:t>开发工具、测试工具、设计软件授权</w:t>
+            </w:r>
+          </w:p>
+        </w:tc>
+      </w:tr>
+      <w:tr>
+        <w:tblPrEx>
+          <w:tblBorders>
+            <w:top w:val="none" w:color="auto" w:sz="0" w:space="0"/>
+            <w:left w:val="none" w:color="auto" w:sz="0" w:space="0"/>
+            <w:bottom w:val="none" w:color="auto" w:sz="0" w:space="0"/>
+            <w:right w:val="none" w:color="auto" w:sz="0" w:space="0"/>
+            <w:insideH w:val="none" w:color="auto" w:sz="0" w:space="0"/>
+            <w:insideV w:val="none" w:color="auto" w:sz="0" w:space="0"/>
+          </w:tblBorders>
+          <w:shd w:val="clear" w:color="auto" w:fill="FFFFFF"/>
+          <w:tblCellMar>
+            <w:top w:w="15" w:type="dxa"/>
+            <w:left w:w="15" w:type="dxa"/>
+            <w:bottom w:w="15" w:type="dxa"/>
+            <w:right w:w="15" w:type="dxa"/>
+          </w:tblCellMar>
+        </w:tblPrEx>
+        <w:trPr>
+          <w:trHeight w:val="0" w:hRule="atLeast"/>
+          <w:jc w:val="center"/>
+        </w:trPr>
+        <w:tc>
+          <w:tcPr>
+            <w:tcW w:w="1810" w:type="dxa"/>
+            <w:tcBorders>
+              <w:top w:val="single" w:color="auto" w:sz="4" w:space="0"/>
+              <w:left w:val="single" w:color="auto" w:sz="12" w:space="0"/>
+              <w:bottom w:val="single" w:color="auto" w:sz="4" w:space="0"/>
+              <w:right w:val="single" w:color="auto" w:sz="4" w:space="0"/>
+            </w:tcBorders>
+            <w:shd w:val="clear" w:color="auto" w:fill="FFFFFF"/>
+            <w:tcMar>
+              <w:top w:w="120" w:type="dxa"/>
+              <w:left w:w="0" w:type="dxa"/>
+              <w:bottom w:w="120" w:type="dxa"/>
+              <w:right w:w="192" w:type="dxa"/>
+            </w:tcMar>
+            <w:vAlign w:val="center"/>
+          </w:tcPr>
+          <w:p>
+            <w:pPr>
+              <w:keepNext w:val="0"/>
+              <w:keepLines w:val="0"/>
+              <w:widowControl/>
+              <w:suppressLineNumbers w:val="0"/>
+              <w:snapToGrid w:val="0"/>
+              <w:spacing w:line="240" w:lineRule="auto"/>
+              <w:ind w:left="0" w:leftChars="0" w:right="0" w:rightChars="0" w:firstLine="0" w:firstLineChars="0"/>
+              <w:jc w:val="left"/>
+              <w:rPr>
+                <w:rFonts w:hint="default" w:ascii="Segoe UI" w:hAnsi="Segoe UI" w:eastAsia="Segoe UI" w:cs="Segoe UI"/>
+                <w:i w:val="0"/>
+                <w:iCs w:val="0"/>
+                <w:caps w:val="0"/>
+                <w:color w:val="0F1115"/>
+                <w:spacing w:val="0"/>
+                <w:sz w:val="18"/>
+                <w:szCs w:val="18"/>
+              </w:rPr>
+            </w:pPr>
+            <w:r>
+              <w:rPr>
+                <w:rStyle w:val="23"/>
+                <w:rFonts w:hint="default" w:ascii="Segoe UI" w:hAnsi="Segoe UI" w:eastAsia="Segoe UI" w:cs="Segoe UI"/>
+                <w:b/>
+                <w:bCs/>
+                <w:i w:val="0"/>
+                <w:iCs w:val="0"/>
+                <w:caps w:val="0"/>
+                <w:snapToGrid w:val="0"/>
+                <w:color w:val="000000"/>
+                <w:spacing w:val="0"/>
+                <w:kern w:val="0"/>
+                <w:sz w:val="18"/>
+                <w:szCs w:val="18"/>
+                <w:lang w:val="en-US" w:eastAsia="zh-CN" w:bidi="ar"/>
+              </w:rPr>
+              <w:t>云服务费用</w:t>
+            </w:r>
+          </w:p>
+        </w:tc>
+        <w:tc>
+          <w:tcPr>
+            <w:tcW w:w="2077" w:type="dxa"/>
+            <w:tcBorders>
+              <w:top w:val="single" w:color="auto" w:sz="4" w:space="0"/>
+              <w:left w:val="single" w:color="auto" w:sz="4" w:space="0"/>
+              <w:bottom w:val="single" w:color="auto" w:sz="4" w:space="0"/>
+              <w:right w:val="single" w:color="auto" w:sz="4" w:space="0"/>
+            </w:tcBorders>
+            <w:shd w:val="clear" w:color="auto" w:fill="FFFFFF"/>
+            <w:tcMar>
+              <w:top w:w="120" w:type="dxa"/>
+              <w:left w:w="192" w:type="dxa"/>
+              <w:bottom w:w="120" w:type="dxa"/>
+              <w:right w:w="192" w:type="dxa"/>
+            </w:tcMar>
+            <w:vAlign w:val="center"/>
+          </w:tcPr>
+          <w:p>
+            <w:pPr>
+              <w:keepNext w:val="0"/>
+              <w:keepLines w:val="0"/>
+              <w:widowControl/>
+              <w:suppressLineNumbers w:val="0"/>
+              <w:snapToGrid w:val="0"/>
+              <w:spacing w:line="240" w:lineRule="auto"/>
+              <w:ind w:left="0" w:leftChars="0" w:right="0" w:rightChars="0" w:firstLine="0" w:firstLineChars="0"/>
+              <w:jc w:val="right"/>
+              <w:rPr>
+                <w:rFonts w:hint="default" w:ascii="Segoe UI" w:hAnsi="Segoe UI" w:eastAsia="Segoe UI" w:cs="Segoe UI"/>
+                <w:i w:val="0"/>
+                <w:iCs w:val="0"/>
+                <w:caps w:val="0"/>
+                <w:color w:val="0F1115"/>
+                <w:spacing w:val="0"/>
+                <w:sz w:val="18"/>
+                <w:szCs w:val="18"/>
+              </w:rPr>
+            </w:pPr>
+            <w:r>
+              <w:rPr>
+                <w:rStyle w:val="23"/>
+                <w:rFonts w:hint="default" w:ascii="Segoe UI" w:hAnsi="Segoe UI" w:eastAsia="Segoe UI" w:cs="Segoe UI"/>
+                <w:b/>
+                <w:bCs/>
+                <w:i w:val="0"/>
+                <w:iCs w:val="0"/>
+                <w:caps w:val="0"/>
+                <w:snapToGrid w:val="0"/>
+                <w:color w:val="000000"/>
+                <w:spacing w:val="0"/>
+                <w:kern w:val="0"/>
+                <w:sz w:val="18"/>
+                <w:szCs w:val="18"/>
+                <w:lang w:val="en-US" w:eastAsia="zh-CN" w:bidi="ar"/>
+              </w:rPr>
+              <w:t>4</w:t>
+            </w:r>
+          </w:p>
+        </w:tc>
+        <w:tc>
+          <w:tcPr>
+            <w:tcW w:w="5085" w:type="dxa"/>
+            <w:tcBorders>
+              <w:top w:val="single" w:color="auto" w:sz="4" w:space="0"/>
+              <w:left w:val="single" w:color="auto" w:sz="4" w:space="0"/>
+              <w:bottom w:val="single" w:color="auto" w:sz="4" w:space="0"/>
+              <w:right w:val="single" w:color="auto" w:sz="12" w:space="0"/>
+            </w:tcBorders>
+            <w:shd w:val="clear" w:color="auto" w:fill="FFFFFF"/>
+            <w:tcMar>
+              <w:top w:w="120" w:type="dxa"/>
+              <w:left w:w="192" w:type="dxa"/>
+              <w:bottom w:w="120" w:type="dxa"/>
+              <w:right w:w="0" w:type="dxa"/>
+            </w:tcMar>
+            <w:vAlign w:val="center"/>
+          </w:tcPr>
+          <w:p>
+            <w:pPr>
+              <w:keepNext w:val="0"/>
+              <w:keepLines w:val="0"/>
+              <w:widowControl/>
+              <w:suppressLineNumbers w:val="0"/>
+              <w:snapToGrid w:val="0"/>
+              <w:spacing w:line="240" w:lineRule="auto"/>
+              <w:ind w:left="0" w:leftChars="0" w:right="0" w:rightChars="0" w:firstLine="0" w:firstLineChars="0"/>
+              <w:jc w:val="left"/>
+              <w:rPr>
+                <w:rFonts w:hint="default" w:ascii="Segoe UI" w:hAnsi="Segoe UI" w:eastAsia="Segoe UI" w:cs="Segoe UI"/>
+                <w:i w:val="0"/>
+                <w:iCs w:val="0"/>
+                <w:caps w:val="0"/>
+                <w:color w:val="0F1115"/>
+                <w:spacing w:val="0"/>
+                <w:sz w:val="18"/>
+                <w:szCs w:val="18"/>
+              </w:rPr>
+            </w:pPr>
+            <w:r>
+              <w:rPr>
+                <w:rFonts w:hint="default" w:ascii="Segoe UI" w:hAnsi="Segoe UI" w:eastAsia="Segoe UI" w:cs="Segoe UI"/>
+                <w:i w:val="0"/>
+                <w:iCs w:val="0"/>
+                <w:caps w:val="0"/>
+                <w:snapToGrid w:val="0"/>
+                <w:color w:val="000000"/>
+                <w:spacing w:val="0"/>
+                <w:kern w:val="0"/>
+                <w:sz w:val="18"/>
+                <w:szCs w:val="18"/>
+                <w:lang w:val="en-US" w:eastAsia="zh-CN" w:bidi="ar"/>
+              </w:rPr>
+              <w:t>推送服务、存储服务、测试环境</w:t>
+            </w:r>
+          </w:p>
+        </w:tc>
+      </w:tr>
+      <w:tr>
+        <w:tblPrEx>
+          <w:tblBorders>
+            <w:top w:val="none" w:color="auto" w:sz="0" w:space="0"/>
+            <w:left w:val="none" w:color="auto" w:sz="0" w:space="0"/>
+            <w:bottom w:val="none" w:color="auto" w:sz="0" w:space="0"/>
+            <w:right w:val="none" w:color="auto" w:sz="0" w:space="0"/>
+            <w:insideH w:val="none" w:color="auto" w:sz="0" w:space="0"/>
+            <w:insideV w:val="none" w:color="auto" w:sz="0" w:space="0"/>
+          </w:tblBorders>
+          <w:shd w:val="clear" w:color="auto" w:fill="FFFFFF"/>
+          <w:tblCellMar>
+            <w:top w:w="15" w:type="dxa"/>
+            <w:left w:w="15" w:type="dxa"/>
+            <w:bottom w:w="15" w:type="dxa"/>
+            <w:right w:w="15" w:type="dxa"/>
+          </w:tblCellMar>
+        </w:tblPrEx>
+        <w:trPr>
+          <w:trHeight w:val="0" w:hRule="atLeast"/>
+          <w:jc w:val="center"/>
+        </w:trPr>
+        <w:tc>
+          <w:tcPr>
+            <w:tcW w:w="1810" w:type="dxa"/>
+            <w:tcBorders>
+              <w:top w:val="single" w:color="auto" w:sz="4" w:space="0"/>
+              <w:left w:val="single" w:color="auto" w:sz="12" w:space="0"/>
+              <w:bottom w:val="single" w:color="auto" w:sz="4" w:space="0"/>
+              <w:right w:val="single" w:color="auto" w:sz="4" w:space="0"/>
+            </w:tcBorders>
+            <w:shd w:val="clear" w:color="auto" w:fill="FFFFFF"/>
+            <w:tcMar>
+              <w:top w:w="120" w:type="dxa"/>
+              <w:left w:w="0" w:type="dxa"/>
+              <w:bottom w:w="120" w:type="dxa"/>
+              <w:right w:w="192" w:type="dxa"/>
+            </w:tcMar>
+            <w:vAlign w:val="center"/>
+          </w:tcPr>
+          <w:p>
+            <w:pPr>
+              <w:keepNext w:val="0"/>
+              <w:keepLines w:val="0"/>
+              <w:widowControl/>
+              <w:suppressLineNumbers w:val="0"/>
+              <w:snapToGrid w:val="0"/>
+              <w:spacing w:line="240" w:lineRule="auto"/>
+              <w:ind w:left="0" w:leftChars="0" w:right="0" w:rightChars="0" w:firstLine="0" w:firstLineChars="0"/>
+              <w:jc w:val="left"/>
+              <w:rPr>
+                <w:rFonts w:hint="default" w:ascii="Segoe UI" w:hAnsi="Segoe UI" w:eastAsia="Segoe UI" w:cs="Segoe UI"/>
+                <w:i w:val="0"/>
+                <w:iCs w:val="0"/>
+                <w:caps w:val="0"/>
+                <w:color w:val="0F1115"/>
+                <w:spacing w:val="0"/>
+                <w:sz w:val="18"/>
+                <w:szCs w:val="18"/>
+              </w:rPr>
+            </w:pPr>
+            <w:r>
+              <w:rPr>
+                <w:rStyle w:val="23"/>
+                <w:rFonts w:hint="default" w:ascii="Segoe UI" w:hAnsi="Segoe UI" w:eastAsia="Segoe UI" w:cs="Segoe UI"/>
+                <w:b/>
+                <w:bCs/>
+                <w:i w:val="0"/>
+                <w:iCs w:val="0"/>
+                <w:caps w:val="0"/>
+                <w:snapToGrid w:val="0"/>
+                <w:color w:val="000000"/>
+                <w:spacing w:val="0"/>
+                <w:kern w:val="0"/>
+                <w:sz w:val="18"/>
+                <w:szCs w:val="18"/>
+                <w:lang w:val="en-US" w:eastAsia="zh-CN" w:bidi="ar"/>
+              </w:rPr>
+              <w:t>应用商店费用</w:t>
+            </w:r>
+          </w:p>
+        </w:tc>
+        <w:tc>
+          <w:tcPr>
+            <w:tcW w:w="2077" w:type="dxa"/>
+            <w:tcBorders>
+              <w:top w:val="single" w:color="auto" w:sz="4" w:space="0"/>
+              <w:left w:val="single" w:color="auto" w:sz="4" w:space="0"/>
+              <w:bottom w:val="single" w:color="auto" w:sz="4" w:space="0"/>
+              <w:right w:val="single" w:color="auto" w:sz="4" w:space="0"/>
+            </w:tcBorders>
+            <w:shd w:val="clear" w:color="auto" w:fill="FFFFFF"/>
+            <w:tcMar>
+              <w:top w:w="120" w:type="dxa"/>
+              <w:left w:w="192" w:type="dxa"/>
+              <w:bottom w:w="120" w:type="dxa"/>
+              <w:right w:w="192" w:type="dxa"/>
+            </w:tcMar>
+            <w:vAlign w:val="center"/>
+          </w:tcPr>
+          <w:p>
+            <w:pPr>
+              <w:keepNext w:val="0"/>
+              <w:keepLines w:val="0"/>
+              <w:widowControl/>
+              <w:suppressLineNumbers w:val="0"/>
+              <w:snapToGrid w:val="0"/>
+              <w:spacing w:line="240" w:lineRule="auto"/>
+              <w:ind w:left="0" w:leftChars="0" w:right="0" w:rightChars="0" w:firstLine="0" w:firstLineChars="0"/>
+              <w:jc w:val="right"/>
+              <w:rPr>
+                <w:rFonts w:hint="default" w:ascii="Segoe UI" w:hAnsi="Segoe UI" w:eastAsia="Segoe UI" w:cs="Segoe UI"/>
+                <w:i w:val="0"/>
+                <w:iCs w:val="0"/>
+                <w:caps w:val="0"/>
+                <w:color w:val="0F1115"/>
+                <w:spacing w:val="0"/>
+                <w:sz w:val="18"/>
+                <w:szCs w:val="18"/>
+              </w:rPr>
+            </w:pPr>
+            <w:r>
+              <w:rPr>
+                <w:rStyle w:val="23"/>
+                <w:rFonts w:hint="default" w:ascii="Segoe UI" w:hAnsi="Segoe UI" w:eastAsia="Segoe UI" w:cs="Segoe UI"/>
+                <w:b/>
+                <w:bCs/>
+                <w:i w:val="0"/>
+                <w:iCs w:val="0"/>
+                <w:caps w:val="0"/>
+                <w:snapToGrid w:val="0"/>
+                <w:color w:val="000000"/>
+                <w:spacing w:val="0"/>
+                <w:kern w:val="0"/>
+                <w:sz w:val="18"/>
+                <w:szCs w:val="18"/>
+                <w:lang w:val="en-US" w:eastAsia="zh-CN" w:bidi="ar"/>
+              </w:rPr>
+              <w:t>2</w:t>
+            </w:r>
+          </w:p>
+        </w:tc>
+        <w:tc>
+          <w:tcPr>
+            <w:tcW w:w="5085" w:type="dxa"/>
+            <w:tcBorders>
+              <w:top w:val="single" w:color="auto" w:sz="4" w:space="0"/>
+              <w:left w:val="single" w:color="auto" w:sz="4" w:space="0"/>
+              <w:bottom w:val="single" w:color="auto" w:sz="4" w:space="0"/>
+              <w:right w:val="single" w:color="auto" w:sz="12" w:space="0"/>
+            </w:tcBorders>
+            <w:shd w:val="clear" w:color="auto" w:fill="FFFFFF"/>
+            <w:tcMar>
+              <w:top w:w="120" w:type="dxa"/>
+              <w:left w:w="192" w:type="dxa"/>
+              <w:bottom w:w="120" w:type="dxa"/>
+              <w:right w:w="0" w:type="dxa"/>
+            </w:tcMar>
+            <w:vAlign w:val="center"/>
+          </w:tcPr>
+          <w:p>
+            <w:pPr>
+              <w:keepNext w:val="0"/>
+              <w:keepLines w:val="0"/>
+              <w:widowControl/>
+              <w:suppressLineNumbers w:val="0"/>
+              <w:snapToGrid w:val="0"/>
+              <w:spacing w:line="240" w:lineRule="auto"/>
+              <w:ind w:left="0" w:leftChars="0" w:right="0" w:rightChars="0" w:firstLine="0" w:firstLineChars="0"/>
+              <w:jc w:val="left"/>
+              <w:rPr>
+                <w:rFonts w:hint="default" w:ascii="Segoe UI" w:hAnsi="Segoe UI" w:eastAsia="Segoe UI" w:cs="Segoe UI"/>
+                <w:i w:val="0"/>
+                <w:iCs w:val="0"/>
+                <w:caps w:val="0"/>
+                <w:color w:val="0F1115"/>
+                <w:spacing w:val="0"/>
+                <w:sz w:val="18"/>
+                <w:szCs w:val="18"/>
+              </w:rPr>
+            </w:pPr>
+            <w:r>
+              <w:rPr>
+                <w:rFonts w:hint="default" w:ascii="Segoe UI" w:hAnsi="Segoe UI" w:eastAsia="Segoe UI" w:cs="Segoe UI"/>
+                <w:i w:val="0"/>
+                <w:iCs w:val="0"/>
+                <w:caps w:val="0"/>
+                <w:snapToGrid w:val="0"/>
+                <w:color w:val="000000"/>
+                <w:spacing w:val="0"/>
+                <w:kern w:val="0"/>
+                <w:sz w:val="18"/>
+                <w:szCs w:val="18"/>
+                <w:lang w:val="en-US" w:eastAsia="zh-CN" w:bidi="ar"/>
+              </w:rPr>
+              <w:t>Apple Developer年费、Google Play注册费</w:t>
+            </w:r>
+          </w:p>
+        </w:tc>
+      </w:tr>
+      <w:tr>
+        <w:tblPrEx>
+          <w:tblBorders>
+            <w:top w:val="none" w:color="auto" w:sz="0" w:space="0"/>
+            <w:left w:val="none" w:color="auto" w:sz="0" w:space="0"/>
+            <w:bottom w:val="none" w:color="auto" w:sz="0" w:space="0"/>
+            <w:right w:val="none" w:color="auto" w:sz="0" w:space="0"/>
+            <w:insideH w:val="none" w:color="auto" w:sz="0" w:space="0"/>
+            <w:insideV w:val="none" w:color="auto" w:sz="0" w:space="0"/>
+          </w:tblBorders>
+          <w:shd w:val="clear" w:color="auto" w:fill="FFFFFF"/>
+          <w:tblCellMar>
+            <w:top w:w="15" w:type="dxa"/>
+            <w:left w:w="15" w:type="dxa"/>
+            <w:bottom w:w="15" w:type="dxa"/>
+            <w:right w:w="15" w:type="dxa"/>
+          </w:tblCellMar>
+        </w:tblPrEx>
+        <w:trPr>
+          <w:trHeight w:val="0" w:hRule="atLeast"/>
+          <w:jc w:val="center"/>
+        </w:trPr>
+        <w:tc>
+          <w:tcPr>
+            <w:tcW w:w="1810" w:type="dxa"/>
+            <w:tcBorders>
+              <w:top w:val="single" w:color="auto" w:sz="4" w:space="0"/>
+              <w:left w:val="single" w:color="auto" w:sz="12" w:space="0"/>
+              <w:bottom w:val="single" w:color="auto" w:sz="4" w:space="0"/>
+              <w:right w:val="single" w:color="auto" w:sz="4" w:space="0"/>
+            </w:tcBorders>
+            <w:shd w:val="clear" w:color="auto" w:fill="FFFFFF"/>
+            <w:tcMar>
+              <w:top w:w="120" w:type="dxa"/>
+              <w:left w:w="0" w:type="dxa"/>
+              <w:bottom w:w="120" w:type="dxa"/>
+              <w:right w:w="192" w:type="dxa"/>
+            </w:tcMar>
+            <w:vAlign w:val="center"/>
+          </w:tcPr>
+          <w:p>
+            <w:pPr>
+              <w:keepNext w:val="0"/>
+              <w:keepLines w:val="0"/>
+              <w:widowControl/>
+              <w:suppressLineNumbers w:val="0"/>
+              <w:snapToGrid w:val="0"/>
+              <w:spacing w:line="240" w:lineRule="auto"/>
+              <w:ind w:left="0" w:leftChars="0" w:right="0" w:rightChars="0" w:firstLine="0" w:firstLineChars="0"/>
+              <w:jc w:val="left"/>
+              <w:rPr>
+                <w:rFonts w:hint="default" w:ascii="Segoe UI" w:hAnsi="Segoe UI" w:eastAsia="Segoe UI" w:cs="Segoe UI"/>
+                <w:i w:val="0"/>
+                <w:iCs w:val="0"/>
+                <w:caps w:val="0"/>
+                <w:color w:val="0F1115"/>
+                <w:spacing w:val="0"/>
+                <w:sz w:val="18"/>
+                <w:szCs w:val="18"/>
+              </w:rPr>
+            </w:pPr>
+            <w:r>
+              <w:rPr>
+                <w:rStyle w:val="23"/>
+                <w:rFonts w:hint="default" w:ascii="Segoe UI" w:hAnsi="Segoe UI" w:eastAsia="Segoe UI" w:cs="Segoe UI"/>
+                <w:b/>
+                <w:bCs/>
+                <w:i w:val="0"/>
+                <w:iCs w:val="0"/>
+                <w:caps w:val="0"/>
+                <w:snapToGrid w:val="0"/>
+                <w:color w:val="000000"/>
+                <w:spacing w:val="0"/>
+                <w:kern w:val="0"/>
+                <w:sz w:val="18"/>
+                <w:szCs w:val="18"/>
+                <w:lang w:val="en-US" w:eastAsia="zh-CN" w:bidi="ar"/>
+              </w:rPr>
+              <w:t>培训与推广</w:t>
+            </w:r>
+          </w:p>
+        </w:tc>
+        <w:tc>
+          <w:tcPr>
+            <w:tcW w:w="2077" w:type="dxa"/>
+            <w:tcBorders>
+              <w:top w:val="single" w:color="auto" w:sz="4" w:space="0"/>
+              <w:left w:val="single" w:color="auto" w:sz="4" w:space="0"/>
+              <w:bottom w:val="single" w:color="auto" w:sz="4" w:space="0"/>
+              <w:right w:val="single" w:color="auto" w:sz="4" w:space="0"/>
+            </w:tcBorders>
+            <w:shd w:val="clear" w:color="auto" w:fill="FFFFFF"/>
+            <w:tcMar>
+              <w:top w:w="120" w:type="dxa"/>
+              <w:left w:w="192" w:type="dxa"/>
+              <w:bottom w:w="120" w:type="dxa"/>
+              <w:right w:w="192" w:type="dxa"/>
+            </w:tcMar>
+            <w:vAlign w:val="center"/>
+          </w:tcPr>
+          <w:p>
+            <w:pPr>
+              <w:keepNext w:val="0"/>
+              <w:keepLines w:val="0"/>
+              <w:widowControl/>
+              <w:suppressLineNumbers w:val="0"/>
+              <w:snapToGrid w:val="0"/>
+              <w:spacing w:line="240" w:lineRule="auto"/>
+              <w:ind w:left="0" w:leftChars="0" w:right="0" w:rightChars="0" w:firstLine="0" w:firstLineChars="0"/>
+              <w:jc w:val="right"/>
+              <w:rPr>
+                <w:rFonts w:hint="default" w:ascii="Segoe UI" w:hAnsi="Segoe UI" w:eastAsia="Segoe UI" w:cs="Segoe UI"/>
+                <w:i w:val="0"/>
+                <w:iCs w:val="0"/>
+                <w:caps w:val="0"/>
+                <w:color w:val="0F1115"/>
+                <w:spacing w:val="0"/>
+                <w:sz w:val="18"/>
+                <w:szCs w:val="18"/>
+              </w:rPr>
+            </w:pPr>
+            <w:r>
+              <w:rPr>
+                <w:rStyle w:val="23"/>
+                <w:rFonts w:hint="default" w:ascii="Segoe UI" w:hAnsi="Segoe UI" w:eastAsia="Segoe UI" w:cs="Segoe UI"/>
+                <w:b/>
+                <w:bCs/>
+                <w:i w:val="0"/>
+                <w:iCs w:val="0"/>
+                <w:caps w:val="0"/>
+                <w:snapToGrid w:val="0"/>
+                <w:color w:val="000000"/>
+                <w:spacing w:val="0"/>
+                <w:kern w:val="0"/>
+                <w:sz w:val="18"/>
+                <w:szCs w:val="18"/>
+                <w:lang w:val="en-US" w:eastAsia="zh-CN" w:bidi="ar"/>
+              </w:rPr>
+              <w:t>4</w:t>
+            </w:r>
+          </w:p>
+        </w:tc>
+        <w:tc>
+          <w:tcPr>
+            <w:tcW w:w="5085" w:type="dxa"/>
+            <w:tcBorders>
+              <w:top w:val="single" w:color="auto" w:sz="4" w:space="0"/>
+              <w:left w:val="single" w:color="auto" w:sz="4" w:space="0"/>
+              <w:bottom w:val="single" w:color="auto" w:sz="4" w:space="0"/>
+              <w:right w:val="single" w:color="auto" w:sz="12" w:space="0"/>
+            </w:tcBorders>
+            <w:shd w:val="clear" w:color="auto" w:fill="FFFFFF"/>
+            <w:tcMar>
+              <w:top w:w="120" w:type="dxa"/>
+              <w:left w:w="192" w:type="dxa"/>
+              <w:bottom w:w="120" w:type="dxa"/>
+              <w:right w:w="0" w:type="dxa"/>
+            </w:tcMar>
+            <w:vAlign w:val="center"/>
+          </w:tcPr>
+          <w:p>
+            <w:pPr>
+              <w:keepNext w:val="0"/>
+              <w:keepLines w:val="0"/>
+              <w:widowControl/>
+              <w:suppressLineNumbers w:val="0"/>
+              <w:snapToGrid w:val="0"/>
+              <w:spacing w:line="240" w:lineRule="auto"/>
+              <w:ind w:left="0" w:leftChars="0" w:right="0" w:rightChars="0" w:firstLine="0" w:firstLineChars="0"/>
+              <w:jc w:val="left"/>
+              <w:rPr>
+                <w:rFonts w:hint="default" w:ascii="Segoe UI" w:hAnsi="Segoe UI" w:eastAsia="Segoe UI" w:cs="Segoe UI"/>
+                <w:i w:val="0"/>
+                <w:iCs w:val="0"/>
+                <w:caps w:val="0"/>
+                <w:color w:val="0F1115"/>
+                <w:spacing w:val="0"/>
+                <w:sz w:val="18"/>
+                <w:szCs w:val="18"/>
+              </w:rPr>
+            </w:pPr>
+            <w:r>
+              <w:rPr>
+                <w:rFonts w:hint="default" w:ascii="Segoe UI" w:hAnsi="Segoe UI" w:eastAsia="Segoe UI" w:cs="Segoe UI"/>
+                <w:i w:val="0"/>
+                <w:iCs w:val="0"/>
+                <w:caps w:val="0"/>
+                <w:snapToGrid w:val="0"/>
+                <w:color w:val="000000"/>
+                <w:spacing w:val="0"/>
+                <w:kern w:val="0"/>
+                <w:sz w:val="18"/>
+                <w:szCs w:val="18"/>
+                <w:lang w:val="en-US" w:eastAsia="zh-CN" w:bidi="ar"/>
+              </w:rPr>
+              <w:t>内部培训、推广材料制作</w:t>
             </w:r>
           </w:p>
         </w:tc>
@@ -19263,7 +19871,7 @@
                 <w:szCs w:val="18"/>
                 <w:lang w:val="en-US" w:eastAsia="zh-CN" w:bidi="ar"/>
               </w:rPr>
-              <w:t>云服务费用</w:t>
+              <w:t>应急储备</w:t>
             </w:r>
           </w:p>
         </w:tc>
@@ -19323,7 +19931,7 @@
                 <w:szCs w:val="18"/>
                 <w:lang w:val="en-US" w:eastAsia="zh-CN" w:bidi="ar"/>
               </w:rPr>
-              <w:t>4</w:t>
+              <w:t>7</w:t>
             </w:r>
           </w:p>
         </w:tc>
@@ -19380,7 +19988,7 @@
                 <w:szCs w:val="18"/>
                 <w:lang w:val="en-US" w:eastAsia="zh-CN" w:bidi="ar"/>
               </w:rPr>
-              <w:t>推送服务、存储服务、测试环境</w:t>
+              <w:t>项目风险应急资金</w:t>
             </w:r>
           </w:p>
         </w:tc>
@@ -19395,6 +20003,7 @@
             <w:insideH w:val="none" w:color="auto" w:sz="0" w:space="0"/>
             <w:insideV w:val="none" w:color="auto" w:sz="0" w:space="0"/>
           </w:tblBorders>
+          <w:shd w:val="clear" w:color="auto" w:fill="FFFFFF"/>
           <w:tblCellMar>
             <w:top w:w="15" w:type="dxa"/>
             <w:left w:w="15" w:type="dxa"/>
@@ -19435,18 +20044,6 @@
               <w:ind w:left="0" w:leftChars="0" w:right="0" w:rightChars="0" w:firstLine="0" w:firstLineChars="0"/>
               <w:jc w:val="left"/>
               <w:rPr>
-                <w:rFonts w:hint="default" w:ascii="Segoe UI" w:hAnsi="Segoe UI" w:eastAsia="Segoe UI" w:cs="Segoe UI"/>
-                <w:i w:val="0"/>
-                <w:iCs w:val="0"/>
-                <w:caps w:val="0"/>
-                <w:color w:val="0F1115"/>
-                <w:spacing w:val="0"/>
-                <w:sz w:val="18"/>
-                <w:szCs w:val="18"/>
-              </w:rPr>
-            </w:pPr>
-            <w:r>
-              <w:rPr>
                 <w:rStyle w:val="23"/>
                 <w:rFonts w:hint="default" w:ascii="Segoe UI" w:hAnsi="Segoe UI" w:eastAsia="Segoe UI" w:cs="Segoe UI"/>
                 <w:b/>
@@ -19462,7 +20059,25 @@
                 <w:szCs w:val="18"/>
                 <w:lang w:val="en-US" w:eastAsia="zh-CN" w:bidi="ar"/>
               </w:rPr>
-              <w:t>应用商店费用</w:t>
+            </w:pPr>
+            <w:r>
+              <w:rPr>
+                <w:rStyle w:val="23"/>
+                <w:rFonts w:hint="eastAsia" w:ascii="Segoe UI" w:hAnsi="Segoe UI" w:eastAsia="Segoe UI" w:cs="Segoe UI"/>
+                <w:b/>
+                <w:bCs/>
+                <w:i w:val="0"/>
+                <w:iCs w:val="0"/>
+                <w:caps w:val="0"/>
+                <w:snapToGrid w:val="0"/>
+                <w:color w:val="000000"/>
+                <w:spacing w:val="0"/>
+                <w:kern w:val="0"/>
+                <w:sz w:val="18"/>
+                <w:szCs w:val="18"/>
+                <w:lang w:val="en-US" w:eastAsia="zh-CN" w:bidi="ar"/>
+              </w:rPr>
+              <w:t>手册研发</w:t>
             </w:r>
           </w:p>
         </w:tc>
@@ -19495,18 +20110,6 @@
               <w:ind w:left="0" w:leftChars="0" w:right="0" w:rightChars="0" w:firstLine="0" w:firstLineChars="0"/>
               <w:jc w:val="right"/>
               <w:rPr>
-                <w:rFonts w:hint="default" w:ascii="Segoe UI" w:hAnsi="Segoe UI" w:eastAsia="Segoe UI" w:cs="Segoe UI"/>
-                <w:i w:val="0"/>
-                <w:iCs w:val="0"/>
-                <w:caps w:val="0"/>
-                <w:color w:val="0F1115"/>
-                <w:spacing w:val="0"/>
-                <w:sz w:val="18"/>
-                <w:szCs w:val="18"/>
-              </w:rPr>
-            </w:pPr>
-            <w:r>
-              <w:rPr>
                 <w:rStyle w:val="23"/>
                 <w:rFonts w:hint="default" w:ascii="Segoe UI" w:hAnsi="Segoe UI" w:eastAsia="Segoe UI" w:cs="Segoe UI"/>
                 <w:b/>
@@ -19522,7 +20125,25 @@
                 <w:szCs w:val="18"/>
                 <w:lang w:val="en-US" w:eastAsia="zh-CN" w:bidi="ar"/>
               </w:rPr>
-              <w:t>2</w:t>
+            </w:pPr>
+            <w:r>
+              <w:rPr>
+                <w:rStyle w:val="23"/>
+                <w:rFonts w:hint="eastAsia" w:ascii="Segoe UI" w:hAnsi="Segoe UI" w:eastAsia="Segoe UI" w:cs="Segoe UI"/>
+                <w:b/>
+                <w:bCs/>
+                <w:i w:val="0"/>
+                <w:iCs w:val="0"/>
+                <w:caps w:val="0"/>
+                <w:snapToGrid w:val="0"/>
+                <w:color w:val="000000"/>
+                <w:spacing w:val="0"/>
+                <w:kern w:val="0"/>
+                <w:sz w:val="18"/>
+                <w:szCs w:val="18"/>
+                <w:lang w:val="en-US" w:eastAsia="zh-CN" w:bidi="ar"/>
+              </w:rPr>
+              <w:t>10</w:t>
             </w:r>
           </w:p>
         </w:tc>
@@ -19559,27 +20180,30 @@
                 <w:i w:val="0"/>
                 <w:iCs w:val="0"/>
                 <w:caps w:val="0"/>
-                <w:color w:val="0F1115"/>
-                <w:spacing w:val="0"/>
-                <w:sz w:val="18"/>
-                <w:szCs w:val="18"/>
+                <w:snapToGrid w:val="0"/>
+                <w:color w:val="000000"/>
+                <w:spacing w:val="0"/>
+                <w:kern w:val="0"/>
+                <w:sz w:val="18"/>
+                <w:szCs w:val="18"/>
+                <w:lang w:val="en-US" w:eastAsia="zh-CN" w:bidi="ar"/>
               </w:rPr>
             </w:pPr>
             <w:r>
               <w:rPr>
-                <w:rFonts w:hint="default" w:ascii="Segoe UI" w:hAnsi="Segoe UI" w:eastAsia="Segoe UI" w:cs="Segoe UI"/>
-                <w:i w:val="0"/>
-                <w:iCs w:val="0"/>
-                <w:caps w:val="0"/>
-                <w:snapToGrid w:val="0"/>
-                <w:color w:val="000000"/>
-                <w:spacing w:val="0"/>
-                <w:kern w:val="0"/>
-                <w:sz w:val="18"/>
-                <w:szCs w:val="18"/>
-                <w:lang w:val="en-US" w:eastAsia="zh-CN" w:bidi="ar"/>
-              </w:rPr>
-              <w:t>Apple Developer年费、Google Play注册费</w:t>
+                <w:rFonts w:hint="eastAsia" w:ascii="Segoe UI" w:hAnsi="Segoe UI" w:eastAsia="Segoe UI" w:cs="Segoe UI"/>
+                <w:i w:val="0"/>
+                <w:iCs w:val="0"/>
+                <w:caps w:val="0"/>
+                <w:snapToGrid w:val="0"/>
+                <w:color w:val="000000"/>
+                <w:spacing w:val="0"/>
+                <w:kern w:val="0"/>
+                <w:sz w:val="18"/>
+                <w:szCs w:val="18"/>
+                <w:lang w:val="en-US" w:eastAsia="zh-CN" w:bidi="ar"/>
+              </w:rPr>
+              <w:t>用于日常项目运维指导</w:t>
             </w:r>
           </w:p>
         </w:tc>
@@ -19594,618 +20218,7 @@
             <w:insideH w:val="none" w:color="auto" w:sz="0" w:space="0"/>
             <w:insideV w:val="none" w:color="auto" w:sz="0" w:space="0"/>
           </w:tblBorders>
-          <w:tblCellMar>
-            <w:top w:w="15" w:type="dxa"/>
-            <w:left w:w="15" w:type="dxa"/>
-            <w:bottom w:w="15" w:type="dxa"/>
-            <w:right w:w="15" w:type="dxa"/>
-          </w:tblCellMar>
-        </w:tblPrEx>
-        <w:trPr>
-          <w:trHeight w:val="0" w:hRule="atLeast"/>
-          <w:jc w:val="center"/>
-        </w:trPr>
-        <w:tc>
-          <w:tcPr>
-            <w:tcW w:w="1810" w:type="dxa"/>
-            <w:tcBorders>
-              <w:top w:val="single" w:color="auto" w:sz="4" w:space="0"/>
-              <w:left w:val="single" w:color="auto" w:sz="12" w:space="0"/>
-              <w:bottom w:val="single" w:color="auto" w:sz="4" w:space="0"/>
-              <w:right w:val="single" w:color="auto" w:sz="4" w:space="0"/>
-            </w:tcBorders>
-            <w:shd w:val="clear" w:color="auto" w:fill="FFFFFF"/>
-            <w:tcMar>
-              <w:top w:w="120" w:type="dxa"/>
-              <w:left w:w="0" w:type="dxa"/>
-              <w:bottom w:w="120" w:type="dxa"/>
-              <w:right w:w="192" w:type="dxa"/>
-            </w:tcMar>
-            <w:vAlign w:val="center"/>
-          </w:tcPr>
-          <w:p>
-            <w:pPr>
-              <w:keepNext w:val="0"/>
-              <w:keepLines w:val="0"/>
-              <w:widowControl/>
-              <w:suppressLineNumbers w:val="0"/>
-              <w:snapToGrid w:val="0"/>
-              <w:spacing w:line="240" w:lineRule="auto"/>
-              <w:ind w:left="0" w:leftChars="0" w:right="0" w:rightChars="0" w:firstLine="0" w:firstLineChars="0"/>
-              <w:jc w:val="left"/>
-              <w:rPr>
-                <w:rFonts w:hint="default" w:ascii="Segoe UI" w:hAnsi="Segoe UI" w:eastAsia="Segoe UI" w:cs="Segoe UI"/>
-                <w:i w:val="0"/>
-                <w:iCs w:val="0"/>
-                <w:caps w:val="0"/>
-                <w:color w:val="0F1115"/>
-                <w:spacing w:val="0"/>
-                <w:sz w:val="18"/>
-                <w:szCs w:val="18"/>
-              </w:rPr>
-            </w:pPr>
-            <w:r>
-              <w:rPr>
-                <w:rStyle w:val="23"/>
-                <w:rFonts w:hint="default" w:ascii="Segoe UI" w:hAnsi="Segoe UI" w:eastAsia="Segoe UI" w:cs="Segoe UI"/>
-                <w:b/>
-                <w:bCs/>
-                <w:i w:val="0"/>
-                <w:iCs w:val="0"/>
-                <w:caps w:val="0"/>
-                <w:snapToGrid w:val="0"/>
-                <w:color w:val="000000"/>
-                <w:spacing w:val="0"/>
-                <w:kern w:val="0"/>
-                <w:sz w:val="18"/>
-                <w:szCs w:val="18"/>
-                <w:lang w:val="en-US" w:eastAsia="zh-CN" w:bidi="ar"/>
-              </w:rPr>
-              <w:t>培训与推广</w:t>
-            </w:r>
-          </w:p>
-        </w:tc>
-        <w:tc>
-          <w:tcPr>
-            <w:tcW w:w="2077" w:type="dxa"/>
-            <w:tcBorders>
-              <w:top w:val="single" w:color="auto" w:sz="4" w:space="0"/>
-              <w:left w:val="single" w:color="auto" w:sz="4" w:space="0"/>
-              <w:bottom w:val="single" w:color="auto" w:sz="4" w:space="0"/>
-              <w:right w:val="single" w:color="auto" w:sz="4" w:space="0"/>
-            </w:tcBorders>
-            <w:shd w:val="clear" w:color="auto" w:fill="FFFFFF"/>
-            <w:tcMar>
-              <w:top w:w="120" w:type="dxa"/>
-              <w:left w:w="192" w:type="dxa"/>
-              <w:bottom w:w="120" w:type="dxa"/>
-              <w:right w:w="192" w:type="dxa"/>
-            </w:tcMar>
-            <w:vAlign w:val="center"/>
-          </w:tcPr>
-          <w:p>
-            <w:pPr>
-              <w:keepNext w:val="0"/>
-              <w:keepLines w:val="0"/>
-              <w:widowControl/>
-              <w:suppressLineNumbers w:val="0"/>
-              <w:snapToGrid w:val="0"/>
-              <w:spacing w:line="240" w:lineRule="auto"/>
-              <w:ind w:left="0" w:leftChars="0" w:right="0" w:rightChars="0" w:firstLine="0" w:firstLineChars="0"/>
-              <w:jc w:val="right"/>
-              <w:rPr>
-                <w:rFonts w:hint="default" w:ascii="Segoe UI" w:hAnsi="Segoe UI" w:eastAsia="Segoe UI" w:cs="Segoe UI"/>
-                <w:i w:val="0"/>
-                <w:iCs w:val="0"/>
-                <w:caps w:val="0"/>
-                <w:color w:val="0F1115"/>
-                <w:spacing w:val="0"/>
-                <w:sz w:val="18"/>
-                <w:szCs w:val="18"/>
-              </w:rPr>
-            </w:pPr>
-            <w:r>
-              <w:rPr>
-                <w:rStyle w:val="23"/>
-                <w:rFonts w:hint="default" w:ascii="Segoe UI" w:hAnsi="Segoe UI" w:eastAsia="Segoe UI" w:cs="Segoe UI"/>
-                <w:b/>
-                <w:bCs/>
-                <w:i w:val="0"/>
-                <w:iCs w:val="0"/>
-                <w:caps w:val="0"/>
-                <w:snapToGrid w:val="0"/>
-                <w:color w:val="000000"/>
-                <w:spacing w:val="0"/>
-                <w:kern w:val="0"/>
-                <w:sz w:val="18"/>
-                <w:szCs w:val="18"/>
-                <w:lang w:val="en-US" w:eastAsia="zh-CN" w:bidi="ar"/>
-              </w:rPr>
-              <w:t>4</w:t>
-            </w:r>
-          </w:p>
-        </w:tc>
-        <w:tc>
-          <w:tcPr>
-            <w:tcW w:w="5085" w:type="dxa"/>
-            <w:tcBorders>
-              <w:top w:val="single" w:color="auto" w:sz="4" w:space="0"/>
-              <w:left w:val="single" w:color="auto" w:sz="4" w:space="0"/>
-              <w:bottom w:val="single" w:color="auto" w:sz="4" w:space="0"/>
-              <w:right w:val="single" w:color="auto" w:sz="12" w:space="0"/>
-            </w:tcBorders>
-            <w:shd w:val="clear" w:color="auto" w:fill="FFFFFF"/>
-            <w:tcMar>
-              <w:top w:w="120" w:type="dxa"/>
-              <w:left w:w="192" w:type="dxa"/>
-              <w:bottom w:w="120" w:type="dxa"/>
-              <w:right w:w="0" w:type="dxa"/>
-            </w:tcMar>
-            <w:vAlign w:val="center"/>
-          </w:tcPr>
-          <w:p>
-            <w:pPr>
-              <w:keepNext w:val="0"/>
-              <w:keepLines w:val="0"/>
-              <w:widowControl/>
-              <w:suppressLineNumbers w:val="0"/>
-              <w:snapToGrid w:val="0"/>
-              <w:spacing w:line="240" w:lineRule="auto"/>
-              <w:ind w:left="0" w:leftChars="0" w:right="0" w:rightChars="0" w:firstLine="0" w:firstLineChars="0"/>
-              <w:jc w:val="left"/>
-              <w:rPr>
-                <w:rFonts w:hint="default" w:ascii="Segoe UI" w:hAnsi="Segoe UI" w:eastAsia="Segoe UI" w:cs="Segoe UI"/>
-                <w:i w:val="0"/>
-                <w:iCs w:val="0"/>
-                <w:caps w:val="0"/>
-                <w:color w:val="0F1115"/>
-                <w:spacing w:val="0"/>
-                <w:sz w:val="18"/>
-                <w:szCs w:val="18"/>
-              </w:rPr>
-            </w:pPr>
-            <w:r>
-              <w:rPr>
-                <w:rFonts w:hint="default" w:ascii="Segoe UI" w:hAnsi="Segoe UI" w:eastAsia="Segoe UI" w:cs="Segoe UI"/>
-                <w:i w:val="0"/>
-                <w:iCs w:val="0"/>
-                <w:caps w:val="0"/>
-                <w:snapToGrid w:val="0"/>
-                <w:color w:val="000000"/>
-                <w:spacing w:val="0"/>
-                <w:kern w:val="0"/>
-                <w:sz w:val="18"/>
-                <w:szCs w:val="18"/>
-                <w:lang w:val="en-US" w:eastAsia="zh-CN" w:bidi="ar"/>
-              </w:rPr>
-              <w:t>内部培训、推广材料制作</w:t>
-            </w:r>
-          </w:p>
-        </w:tc>
-      </w:tr>
-      <w:tr>
-        <w:tblPrEx>
-          <w:tblBorders>
-            <w:top w:val="none" w:color="auto" w:sz="0" w:space="0"/>
-            <w:left w:val="none" w:color="auto" w:sz="0" w:space="0"/>
-            <w:bottom w:val="none" w:color="auto" w:sz="0" w:space="0"/>
-            <w:right w:val="none" w:color="auto" w:sz="0" w:space="0"/>
-            <w:insideH w:val="none" w:color="auto" w:sz="0" w:space="0"/>
-            <w:insideV w:val="none" w:color="auto" w:sz="0" w:space="0"/>
-          </w:tblBorders>
-          <w:tblCellMar>
-            <w:top w:w="15" w:type="dxa"/>
-            <w:left w:w="15" w:type="dxa"/>
-            <w:bottom w:w="15" w:type="dxa"/>
-            <w:right w:w="15" w:type="dxa"/>
-          </w:tblCellMar>
-        </w:tblPrEx>
-        <w:trPr>
-          <w:trHeight w:val="0" w:hRule="atLeast"/>
-          <w:jc w:val="center"/>
-        </w:trPr>
-        <w:tc>
-          <w:tcPr>
-            <w:tcW w:w="1810" w:type="dxa"/>
-            <w:tcBorders>
-              <w:top w:val="single" w:color="auto" w:sz="4" w:space="0"/>
-              <w:left w:val="single" w:color="auto" w:sz="12" w:space="0"/>
-              <w:bottom w:val="single" w:color="auto" w:sz="4" w:space="0"/>
-              <w:right w:val="single" w:color="auto" w:sz="4" w:space="0"/>
-            </w:tcBorders>
-            <w:shd w:val="clear" w:color="auto" w:fill="FFFFFF"/>
-            <w:tcMar>
-              <w:top w:w="120" w:type="dxa"/>
-              <w:left w:w="0" w:type="dxa"/>
-              <w:bottom w:w="120" w:type="dxa"/>
-              <w:right w:w="192" w:type="dxa"/>
-            </w:tcMar>
-            <w:vAlign w:val="center"/>
-          </w:tcPr>
-          <w:p>
-            <w:pPr>
-              <w:keepNext w:val="0"/>
-              <w:keepLines w:val="0"/>
-              <w:widowControl/>
-              <w:suppressLineNumbers w:val="0"/>
-              <w:snapToGrid w:val="0"/>
-              <w:spacing w:line="240" w:lineRule="auto"/>
-              <w:ind w:left="0" w:leftChars="0" w:right="0" w:rightChars="0" w:firstLine="0" w:firstLineChars="0"/>
-              <w:jc w:val="left"/>
-              <w:rPr>
-                <w:rFonts w:hint="default" w:ascii="Segoe UI" w:hAnsi="Segoe UI" w:eastAsia="Segoe UI" w:cs="Segoe UI"/>
-                <w:i w:val="0"/>
-                <w:iCs w:val="0"/>
-                <w:caps w:val="0"/>
-                <w:color w:val="0F1115"/>
-                <w:spacing w:val="0"/>
-                <w:sz w:val="18"/>
-                <w:szCs w:val="18"/>
-              </w:rPr>
-            </w:pPr>
-            <w:r>
-              <w:rPr>
-                <w:rStyle w:val="23"/>
-                <w:rFonts w:hint="default" w:ascii="Segoe UI" w:hAnsi="Segoe UI" w:eastAsia="Segoe UI" w:cs="Segoe UI"/>
-                <w:b/>
-                <w:bCs/>
-                <w:i w:val="0"/>
-                <w:iCs w:val="0"/>
-                <w:caps w:val="0"/>
-                <w:snapToGrid w:val="0"/>
-                <w:color w:val="000000"/>
-                <w:spacing w:val="0"/>
-                <w:kern w:val="0"/>
-                <w:sz w:val="18"/>
-                <w:szCs w:val="18"/>
-                <w:lang w:val="en-US" w:eastAsia="zh-CN" w:bidi="ar"/>
-              </w:rPr>
-              <w:t>应急储备</w:t>
-            </w:r>
-          </w:p>
-        </w:tc>
-        <w:tc>
-          <w:tcPr>
-            <w:tcW w:w="2077" w:type="dxa"/>
-            <w:tcBorders>
-              <w:top w:val="single" w:color="auto" w:sz="4" w:space="0"/>
-              <w:left w:val="single" w:color="auto" w:sz="4" w:space="0"/>
-              <w:bottom w:val="single" w:color="auto" w:sz="4" w:space="0"/>
-              <w:right w:val="single" w:color="auto" w:sz="4" w:space="0"/>
-            </w:tcBorders>
-            <w:shd w:val="clear" w:color="auto" w:fill="FFFFFF"/>
-            <w:tcMar>
-              <w:top w:w="120" w:type="dxa"/>
-              <w:left w:w="192" w:type="dxa"/>
-              <w:bottom w:w="120" w:type="dxa"/>
-              <w:right w:w="192" w:type="dxa"/>
-            </w:tcMar>
-            <w:vAlign w:val="center"/>
-          </w:tcPr>
-          <w:p>
-            <w:pPr>
-              <w:keepNext w:val="0"/>
-              <w:keepLines w:val="0"/>
-              <w:widowControl/>
-              <w:suppressLineNumbers w:val="0"/>
-              <w:snapToGrid w:val="0"/>
-              <w:spacing w:line="240" w:lineRule="auto"/>
-              <w:ind w:left="0" w:leftChars="0" w:right="0" w:rightChars="0" w:firstLine="0" w:firstLineChars="0"/>
-              <w:jc w:val="right"/>
-              <w:rPr>
-                <w:rFonts w:hint="default" w:ascii="Segoe UI" w:hAnsi="Segoe UI" w:eastAsia="Segoe UI" w:cs="Segoe UI"/>
-                <w:i w:val="0"/>
-                <w:iCs w:val="0"/>
-                <w:caps w:val="0"/>
-                <w:color w:val="0F1115"/>
-                <w:spacing w:val="0"/>
-                <w:sz w:val="18"/>
-                <w:szCs w:val="18"/>
-              </w:rPr>
-            </w:pPr>
-            <w:r>
-              <w:rPr>
-                <w:rStyle w:val="23"/>
-                <w:rFonts w:hint="default" w:ascii="Segoe UI" w:hAnsi="Segoe UI" w:eastAsia="Segoe UI" w:cs="Segoe UI"/>
-                <w:b/>
-                <w:bCs/>
-                <w:i w:val="0"/>
-                <w:iCs w:val="0"/>
-                <w:caps w:val="0"/>
-                <w:snapToGrid w:val="0"/>
-                <w:color w:val="000000"/>
-                <w:spacing w:val="0"/>
-                <w:kern w:val="0"/>
-                <w:sz w:val="18"/>
-                <w:szCs w:val="18"/>
-                <w:lang w:val="en-US" w:eastAsia="zh-CN" w:bidi="ar"/>
-              </w:rPr>
-              <w:t>7</w:t>
-            </w:r>
-          </w:p>
-        </w:tc>
-        <w:tc>
-          <w:tcPr>
-            <w:tcW w:w="5085" w:type="dxa"/>
-            <w:tcBorders>
-              <w:top w:val="single" w:color="auto" w:sz="4" w:space="0"/>
-              <w:left w:val="single" w:color="auto" w:sz="4" w:space="0"/>
-              <w:bottom w:val="single" w:color="auto" w:sz="4" w:space="0"/>
-              <w:right w:val="single" w:color="auto" w:sz="12" w:space="0"/>
-            </w:tcBorders>
-            <w:shd w:val="clear" w:color="auto" w:fill="FFFFFF"/>
-            <w:tcMar>
-              <w:top w:w="120" w:type="dxa"/>
-              <w:left w:w="192" w:type="dxa"/>
-              <w:bottom w:w="120" w:type="dxa"/>
-              <w:right w:w="0" w:type="dxa"/>
-            </w:tcMar>
-            <w:vAlign w:val="center"/>
-          </w:tcPr>
-          <w:p>
-            <w:pPr>
-              <w:keepNext w:val="0"/>
-              <w:keepLines w:val="0"/>
-              <w:widowControl/>
-              <w:suppressLineNumbers w:val="0"/>
-              <w:snapToGrid w:val="0"/>
-              <w:spacing w:line="240" w:lineRule="auto"/>
-              <w:ind w:left="0" w:leftChars="0" w:right="0" w:rightChars="0" w:firstLine="0" w:firstLineChars="0"/>
-              <w:jc w:val="left"/>
-              <w:rPr>
-                <w:rFonts w:hint="default" w:ascii="Segoe UI" w:hAnsi="Segoe UI" w:eastAsia="Segoe UI" w:cs="Segoe UI"/>
-                <w:i w:val="0"/>
-                <w:iCs w:val="0"/>
-                <w:caps w:val="0"/>
-                <w:color w:val="0F1115"/>
-                <w:spacing w:val="0"/>
-                <w:sz w:val="18"/>
-                <w:szCs w:val="18"/>
-              </w:rPr>
-            </w:pPr>
-            <w:r>
-              <w:rPr>
-                <w:rFonts w:hint="default" w:ascii="Segoe UI" w:hAnsi="Segoe UI" w:eastAsia="Segoe UI" w:cs="Segoe UI"/>
-                <w:i w:val="0"/>
-                <w:iCs w:val="0"/>
-                <w:caps w:val="0"/>
-                <w:snapToGrid w:val="0"/>
-                <w:color w:val="000000"/>
-                <w:spacing w:val="0"/>
-                <w:kern w:val="0"/>
-                <w:sz w:val="18"/>
-                <w:szCs w:val="18"/>
-                <w:lang w:val="en-US" w:eastAsia="zh-CN" w:bidi="ar"/>
-              </w:rPr>
-              <w:t>项目风险应急资金</w:t>
-            </w:r>
-          </w:p>
-        </w:tc>
-      </w:tr>
-      <w:tr>
-        <w:tblPrEx>
-          <w:tblBorders>
-            <w:top w:val="none" w:color="auto" w:sz="0" w:space="0"/>
-            <w:left w:val="none" w:color="auto" w:sz="0" w:space="0"/>
-            <w:bottom w:val="none" w:color="auto" w:sz="0" w:space="0"/>
-            <w:right w:val="none" w:color="auto" w:sz="0" w:space="0"/>
-            <w:insideH w:val="none" w:color="auto" w:sz="0" w:space="0"/>
-            <w:insideV w:val="none" w:color="auto" w:sz="0" w:space="0"/>
-          </w:tblBorders>
-          <w:tblCellMar>
-            <w:top w:w="15" w:type="dxa"/>
-            <w:left w:w="15" w:type="dxa"/>
-            <w:bottom w:w="15" w:type="dxa"/>
-            <w:right w:w="15" w:type="dxa"/>
-          </w:tblCellMar>
-        </w:tblPrEx>
-        <w:trPr>
-          <w:trHeight w:val="0" w:hRule="atLeast"/>
-          <w:jc w:val="center"/>
-        </w:trPr>
-        <w:tc>
-          <w:tcPr>
-            <w:tcW w:w="1810" w:type="dxa"/>
-            <w:tcBorders>
-              <w:top w:val="single" w:color="auto" w:sz="4" w:space="0"/>
-              <w:left w:val="single" w:color="auto" w:sz="12" w:space="0"/>
-              <w:bottom w:val="single" w:color="auto" w:sz="4" w:space="0"/>
-              <w:right w:val="single" w:color="auto" w:sz="4" w:space="0"/>
-            </w:tcBorders>
-            <w:shd w:val="clear" w:color="auto" w:fill="FFFFFF"/>
-            <w:tcMar>
-              <w:top w:w="120" w:type="dxa"/>
-              <w:left w:w="0" w:type="dxa"/>
-              <w:bottom w:w="120" w:type="dxa"/>
-              <w:right w:w="192" w:type="dxa"/>
-            </w:tcMar>
-            <w:vAlign w:val="center"/>
-          </w:tcPr>
-          <w:p>
-            <w:pPr>
-              <w:keepNext w:val="0"/>
-              <w:keepLines w:val="0"/>
-              <w:widowControl/>
-              <w:suppressLineNumbers w:val="0"/>
-              <w:snapToGrid w:val="0"/>
-              <w:spacing w:line="240" w:lineRule="auto"/>
-              <w:ind w:left="0" w:leftChars="0" w:right="0" w:rightChars="0" w:firstLine="0" w:firstLineChars="0"/>
-              <w:jc w:val="left"/>
-              <w:rPr>
-                <w:rStyle w:val="23"/>
-                <w:rFonts w:hint="default" w:ascii="Segoe UI" w:hAnsi="Segoe UI" w:eastAsia="Segoe UI" w:cs="Segoe UI"/>
-                <w:b/>
-                <w:bCs/>
-                <w:i w:val="0"/>
-                <w:iCs w:val="0"/>
-                <w:caps w:val="0"/>
-                <w:snapToGrid w:val="0"/>
-                <w:color w:val="000000"/>
-                <w:spacing w:val="0"/>
-                <w:kern w:val="0"/>
-                <w:sz w:val="18"/>
-                <w:szCs w:val="18"/>
-                <w:lang w:val="en-US" w:eastAsia="zh-CN" w:bidi="ar"/>
-              </w:rPr>
-            </w:pPr>
-            <w:r>
-              <w:rPr>
-                <w:rStyle w:val="23"/>
-                <w:rFonts w:hint="eastAsia" w:ascii="Segoe UI" w:hAnsi="Segoe UI" w:eastAsia="Segoe UI" w:cs="Segoe UI"/>
-                <w:b/>
-                <w:bCs/>
-                <w:i w:val="0"/>
-                <w:iCs w:val="0"/>
-                <w:caps w:val="0"/>
-                <w:snapToGrid w:val="0"/>
-                <w:color w:val="000000"/>
-                <w:spacing w:val="0"/>
-                <w:kern w:val="0"/>
-                <w:sz w:val="18"/>
-                <w:szCs w:val="18"/>
-                <w:lang w:val="en-US" w:eastAsia="zh-CN" w:bidi="ar"/>
-              </w:rPr>
-              <w:t>手册研发</w:t>
-            </w:r>
-          </w:p>
-        </w:tc>
-        <w:tc>
-          <w:tcPr>
-            <w:tcW w:w="2077" w:type="dxa"/>
-            <w:tcBorders>
-              <w:top w:val="single" w:color="auto" w:sz="4" w:space="0"/>
-              <w:left w:val="single" w:color="auto" w:sz="4" w:space="0"/>
-              <w:bottom w:val="single" w:color="auto" w:sz="4" w:space="0"/>
-              <w:right w:val="single" w:color="auto" w:sz="4" w:space="0"/>
-            </w:tcBorders>
-            <w:shd w:val="clear" w:color="auto" w:fill="FFFFFF"/>
-            <w:tcMar>
-              <w:top w:w="120" w:type="dxa"/>
-              <w:left w:w="192" w:type="dxa"/>
-              <w:bottom w:w="120" w:type="dxa"/>
-              <w:right w:w="192" w:type="dxa"/>
-            </w:tcMar>
-            <w:vAlign w:val="center"/>
-          </w:tcPr>
-          <w:p>
-            <w:pPr>
-              <w:keepNext w:val="0"/>
-              <w:keepLines w:val="0"/>
-              <w:widowControl/>
-              <w:suppressLineNumbers w:val="0"/>
-              <w:snapToGrid w:val="0"/>
-              <w:spacing w:line="240" w:lineRule="auto"/>
-              <w:ind w:left="0" w:leftChars="0" w:right="0" w:rightChars="0" w:firstLine="0" w:firstLineChars="0"/>
-              <w:jc w:val="right"/>
-              <w:rPr>
-                <w:rStyle w:val="23"/>
-                <w:rFonts w:hint="default" w:ascii="Segoe UI" w:hAnsi="Segoe UI" w:eastAsia="Segoe UI" w:cs="Segoe UI"/>
-                <w:b/>
-                <w:bCs/>
-                <w:i w:val="0"/>
-                <w:iCs w:val="0"/>
-                <w:caps w:val="0"/>
-                <w:snapToGrid w:val="0"/>
-                <w:color w:val="000000"/>
-                <w:spacing w:val="0"/>
-                <w:kern w:val="0"/>
-                <w:sz w:val="18"/>
-                <w:szCs w:val="18"/>
-                <w:lang w:val="en-US" w:eastAsia="zh-CN" w:bidi="ar"/>
-              </w:rPr>
-            </w:pPr>
-            <w:r>
-              <w:rPr>
-                <w:rStyle w:val="23"/>
-                <w:rFonts w:hint="eastAsia" w:ascii="Segoe UI" w:hAnsi="Segoe UI" w:eastAsia="Segoe UI" w:cs="Segoe UI"/>
-                <w:b/>
-                <w:bCs/>
-                <w:i w:val="0"/>
-                <w:iCs w:val="0"/>
-                <w:caps w:val="0"/>
-                <w:snapToGrid w:val="0"/>
-                <w:color w:val="000000"/>
-                <w:spacing w:val="0"/>
-                <w:kern w:val="0"/>
-                <w:sz w:val="18"/>
-                <w:szCs w:val="18"/>
-                <w:lang w:val="en-US" w:eastAsia="zh-CN" w:bidi="ar"/>
-              </w:rPr>
-              <w:t>10</w:t>
-            </w:r>
-          </w:p>
-        </w:tc>
-        <w:tc>
-          <w:tcPr>
-            <w:tcW w:w="5085" w:type="dxa"/>
-            <w:tcBorders>
-              <w:top w:val="single" w:color="auto" w:sz="4" w:space="0"/>
-              <w:left w:val="single" w:color="auto" w:sz="4" w:space="0"/>
-              <w:bottom w:val="single" w:color="auto" w:sz="4" w:space="0"/>
-              <w:right w:val="single" w:color="auto" w:sz="12" w:space="0"/>
-            </w:tcBorders>
-            <w:shd w:val="clear" w:color="auto" w:fill="FFFFFF"/>
-            <w:tcMar>
-              <w:top w:w="120" w:type="dxa"/>
-              <w:left w:w="192" w:type="dxa"/>
-              <w:bottom w:w="120" w:type="dxa"/>
-              <w:right w:w="0" w:type="dxa"/>
-            </w:tcMar>
-            <w:vAlign w:val="center"/>
-          </w:tcPr>
-          <w:p>
-            <w:pPr>
-              <w:keepNext w:val="0"/>
-              <w:keepLines w:val="0"/>
-              <w:widowControl/>
-              <w:suppressLineNumbers w:val="0"/>
-              <w:snapToGrid w:val="0"/>
-              <w:spacing w:line="240" w:lineRule="auto"/>
-              <w:ind w:left="0" w:leftChars="0" w:right="0" w:rightChars="0" w:firstLine="0" w:firstLineChars="0"/>
-              <w:jc w:val="left"/>
-              <w:rPr>
-                <w:rFonts w:hint="default" w:ascii="Segoe UI" w:hAnsi="Segoe UI" w:eastAsia="Segoe UI" w:cs="Segoe UI"/>
-                <w:i w:val="0"/>
-                <w:iCs w:val="0"/>
-                <w:caps w:val="0"/>
-                <w:snapToGrid w:val="0"/>
-                <w:color w:val="000000"/>
-                <w:spacing w:val="0"/>
-                <w:kern w:val="0"/>
-                <w:sz w:val="18"/>
-                <w:szCs w:val="18"/>
-                <w:lang w:val="en-US" w:eastAsia="zh-CN" w:bidi="ar"/>
-              </w:rPr>
-            </w:pPr>
-            <w:r>
-              <w:rPr>
-                <w:rFonts w:hint="eastAsia" w:ascii="Segoe UI" w:hAnsi="Segoe UI" w:eastAsia="Segoe UI" w:cs="Segoe UI"/>
-                <w:i w:val="0"/>
-                <w:iCs w:val="0"/>
-                <w:caps w:val="0"/>
-                <w:snapToGrid w:val="0"/>
-                <w:color w:val="000000"/>
-                <w:spacing w:val="0"/>
-                <w:kern w:val="0"/>
-                <w:sz w:val="18"/>
-                <w:szCs w:val="18"/>
-                <w:lang w:val="en-US" w:eastAsia="zh-CN" w:bidi="ar"/>
-              </w:rPr>
-              <w:t>用于日常项目运维指导</w:t>
-            </w:r>
-          </w:p>
-        </w:tc>
-      </w:tr>
-      <w:tr>
-        <w:tblPrEx>
-          <w:tblBorders>
-            <w:top w:val="none" w:color="auto" w:sz="0" w:space="0"/>
-            <w:left w:val="none" w:color="auto" w:sz="0" w:space="0"/>
-            <w:bottom w:val="none" w:color="auto" w:sz="0" w:space="0"/>
-            <w:right w:val="none" w:color="auto" w:sz="0" w:space="0"/>
-            <w:insideH w:val="none" w:color="auto" w:sz="0" w:space="0"/>
-            <w:insideV w:val="none" w:color="auto" w:sz="0" w:space="0"/>
-          </w:tblBorders>
+          <w:shd w:val="clear" w:color="auto" w:fill="FFFFFF"/>
           <w:tblCellMar>
             <w:top w:w="15" w:type="dxa"/>
             <w:left w:w="15" w:type="dxa"/>
@@ -20618,7 +20631,7 @@
           <w:lang w:val="en-US" w:eastAsia="zh-CN"/>
         </w:rPr>
       </w:pPr>
-      <w:bookmarkStart w:id="52" w:name="_Toc21842"/>
+      <w:bookmarkStart w:id="52" w:name="_Toc21403"/>
       <w:r>
         <w:rPr>
           <w:rFonts w:hint="default"/>
@@ -20637,7 +20650,7 @@
           <w:lang w:val="en-US" w:eastAsia="zh-CN"/>
         </w:rPr>
       </w:pPr>
-      <w:bookmarkStart w:id="53" w:name="_Toc21816"/>
+      <w:bookmarkStart w:id="53" w:name="_Toc30270"/>
       <w:r>
         <w:rPr>
           <w:rFonts w:hint="default"/>
@@ -20736,7 +20749,7 @@
           <w:lang w:val="en-US" w:eastAsia="zh-CN"/>
         </w:rPr>
       </w:pPr>
-      <w:bookmarkStart w:id="54" w:name="_Toc21060"/>
+      <w:bookmarkStart w:id="54" w:name="_Toc7731"/>
       <w:r>
         <w:rPr>
           <w:rFonts w:hint="default"/>
@@ -20819,7 +20832,7 @@
           <w:lang w:val="en-US" w:eastAsia="zh-CN"/>
         </w:rPr>
       </w:pPr>
-      <w:bookmarkStart w:id="55" w:name="_Toc17753"/>
+      <w:bookmarkStart w:id="55" w:name="_Toc19629"/>
       <w:r>
         <w:rPr>
           <w:rFonts w:hint="default"/>
